--- a/reports/docx/ЛР6_вариант_20.docx
+++ b/reports/docx/ЛР6_вариант_20.docx
@@ -994,7 +994,7 @@
           <w:i/>
           <w:sz w:val="24"/>
         </w:rPr>
-        <w:t>Листинг 4 – проверка сервера на базе NEW1</w:t>
+        <w:t>Листинг 4 – проверка сервера на базе NEW1: ./h lr6 setup</w:t>
       </w:r>
     </w:p>
     <w:tbl>
@@ -3238,7 +3238,7 @@
           <w:i/>
           <w:sz w:val="24"/>
         </w:rPr>
-        <w:t>Листинг 12 – сформированный cr_ТОВАР.txt</w:t>
+        <w:t>Листинг 12 – сформированный cr_ТОВАР.txt (./h lr6 copy)</w:t>
       </w:r>
     </w:p>
     <w:tbl>
@@ -3456,7 +3456,7 @@
           <w:i/>
           <w:sz w:val="24"/>
         </w:rPr>
-        <w:t>Листинг 13 – сформированный cr_ПРОДАЖА.txt</w:t>
+        <w:t>Листинг 13 – сформированный cr_ПРОДАЖА.txt (./h lr6 copy)</w:t>
       </w:r>
     </w:p>
     <w:tbl>
@@ -3626,7 +3626,7 @@
           <w:i/>
           <w:sz w:val="24"/>
         </w:rPr>
-        <w:t>Листинг 14 – первые строки d_ПРОДАЖА.txt</w:t>
+        <w:t>Листинг 14 – первые строки d_ПРОДАЖА.txt (./h lr6 copy)</w:t>
       </w:r>
     </w:p>
     <w:tbl>
@@ -3723,7 +3723,7 @@
         <w:rPr>
           <w:b w:val="0"/>
         </w:rPr>
-        <w:t>Последовательность действий: 1) make_sel2.bat; 2) s_TCP.bat COPY\create_DB; 3) COPY\copy_to_MS_SQL.bat; 4) COPY\disp.bat для проверки.</w:t>
+        <w:t>Последовательность действий: 1) ./h lr6 sel2 (make_sel2.bat); 2) ./h lr6 createdb (s_TCP.bat COPY\create_DB); 3) ./h lr6 copy (COPY\copy_to_MS_SQL.bat); 4) ./h lr6 disp (COPY\disp.bat) для проверки.</w:t>
       </w:r>
     </w:p>
     <w:p>
@@ -4235,7 +4235,7 @@
           <w:i/>
           <w:sz w:val="24"/>
         </w:rPr>
-        <w:t>Листинг 16 – начало вывода disp.bat</w:t>
+        <w:t>Листинг 16 – начало вывода disp.bat: ./h lr6 disp</w:t>
       </w:r>
     </w:p>
     <w:tbl>
@@ -5325,7 +5325,7 @@
           <w:i/>
           <w:sz w:val="24"/>
         </w:rPr>
-        <w:t>Листинг 19 – результат: &gt;lab6\s.bat lab6\tasks\v20_task1.sql</w:t>
+        <w:t>Листинг 19 – результат: ./h lr6 v20 1 (аналог в cmd: &gt;lab6\s.bat lab6\tasks\v20_task1.sql)</w:t>
       </w:r>
     </w:p>
     <w:tbl>
@@ -5531,7 +5531,7 @@
           <w:i/>
           <w:sz w:val="24"/>
         </w:rPr>
-        <w:t>Листинг 20 – результат с параметрами 01.01.2021 31.12.2022 мебель</w:t>
+        <w:t>Листинг 20 – результат с параметрами 01.01.2021 31.12.2022 мебель: ./h lr6 v20 1 01.01.2021 31.12.2022 мебель</w:t>
       </w:r>
     </w:p>
     <w:tbl>
@@ -6239,7 +6239,7 @@
           <w:i/>
           <w:sz w:val="24"/>
         </w:rPr>
-        <w:t>Листинг 22 – результат: &gt;lab6\s.bat lab6\tasks\v20_task2.sql</w:t>
+        <w:t>Листинг 22 – результат: ./h lr6 v20 2 (аналог в cmd: &gt;lab6\s.bat lab6\tasks\v20_task2.sql)</w:t>
       </w:r>
     </w:p>
     <w:tbl>
@@ -6608,7 +6608,921 @@
         <w:pStyle w:val="Heading1"/>
       </w:pPr>
       <w:r>
-        <w:t>4. Выводы</w:t>
+        <w:t>4. Защита работы: запуск через ./h</w:t>
+      </w:r>
+    </w:p>
+    <w:p>
+      <w:pPr>
+        <w:ind w:firstLine="709"/>
+        <w:jc w:val="both"/>
+      </w:pPr>
+      <w:r>
+        <w:rPr>
+          <w:b w:val="0"/>
+        </w:rPr>
+        <w:t xml:space="preserve">Все действия работы выполняются из корня проекта в Git Bash единым сценарием </w:t>
+      </w:r>
+      <w:r>
+        <w:rPr>
+          <w:b/>
+        </w:rPr>
+        <w:t>h</w:t>
+      </w:r>
+      <w:r>
+        <w:rPr>
+          <w:b w:val="0"/>
+        </w:rPr>
+        <w:t xml:space="preserve"> (листинг полностью - в приложении А). Сценарий задаёт параметры подключения к PostgreSQL (PGHOST, PGPORT, PGUSER, PGDATABASE, клиентская кодировка UTF8), передаёт параметры сценариям psql через стандартный ввод командами \set (кириллица в аргументах командной строки Windows не искажается), вызывает командные файлы .bat и приводит вывод к UTF-8 фильтром helper/fixenc.pl. Все результаты, приведённые в отчёте, получены этими командами; в подписи каждого листинга результата указана команда ./h.</w:t>
+      </w:r>
+    </w:p>
+    <w:p>
+      <w:pPr>
+        <w:ind w:firstLine="709"/>
+        <w:jc w:val="both"/>
+      </w:pPr>
+      <w:r>
+        <w:rPr>
+          <w:b w:val="0"/>
+        </w:rPr>
+        <w:t>Порядок демонстрации работы на защите:</w:t>
+      </w:r>
+    </w:p>
+    <w:p>
+      <w:pPr>
+        <w:keepNext/>
+        <w:spacing w:before="120"/>
+      </w:pPr>
+      <w:r>
+        <w:rPr>
+          <w:sz w:val="24"/>
+        </w:rPr>
+        <w:t>Таблица 2 – Команды ./h для защиты ЛР6, вариант 20</w:t>
+      </w:r>
+    </w:p>
+    <w:tbl>
+      <w:tblPr>
+        <w:tblStyle w:val="TableGrid"/>
+        <w:tblW w:type="auto" w:w="0"/>
+        <w:jc w:val="center"/>
+        <w:tblLook w:firstColumn="1" w:firstRow="1" w:lastColumn="0" w:lastRow="0" w:noHBand="0" w:noVBand="1" w:val="04A0"/>
+      </w:tblPr>
+      <w:tblGrid>
+        <w:gridCol w:w="3118"/>
+        <w:gridCol w:w="3118"/>
+        <w:gridCol w:w="3118"/>
+      </w:tblGrid>
+      <w:tr>
+        <w:tc>
+          <w:tcPr>
+            <w:tcW w:type="dxa" w:w="567"/>
+            <w:shd w:val="clear" w:color="auto" w:fill="E7E6E6"/>
+          </w:tcPr>
+          <w:p>
+            <w:r>
+              <w:rPr>
+                <w:b/>
+                <w:sz w:val="22"/>
+              </w:rPr>
+              <w:t>№</w:t>
+            </w:r>
+          </w:p>
+        </w:tc>
+        <w:tc>
+          <w:tcPr>
+            <w:tcW w:type="dxa" w:w="4252"/>
+            <w:shd w:val="clear" w:color="auto" w:fill="E7E6E6"/>
+          </w:tcPr>
+          <w:p>
+            <w:r>
+              <w:rPr>
+                <w:b/>
+                <w:sz w:val="22"/>
+              </w:rPr>
+              <w:t>Команда</w:t>
+            </w:r>
+          </w:p>
+        </w:tc>
+        <w:tc>
+          <w:tcPr>
+            <w:tcW w:type="dxa" w:w="4535"/>
+            <w:shd w:val="clear" w:color="auto" w:fill="E7E6E6"/>
+          </w:tcPr>
+          <w:p>
+            <w:r>
+              <w:rPr>
+                <w:b/>
+                <w:sz w:val="22"/>
+              </w:rPr>
+              <w:t>Что выполняется</w:t>
+            </w:r>
+          </w:p>
+        </w:tc>
+      </w:tr>
+      <w:tr>
+        <w:tc>
+          <w:tcPr>
+            <w:tcW w:type="dxa" w:w="567"/>
+          </w:tcPr>
+          <w:p>
+            <w:r>
+              <w:rPr>
+                <w:sz w:val="22"/>
+              </w:rPr>
+              <w:t>1</w:t>
+            </w:r>
+          </w:p>
+        </w:tc>
+        <w:tc>
+          <w:tcPr>
+            <w:tcW w:type="dxa" w:w="4252"/>
+          </w:tcPr>
+          <w:p>
+            <w:r>
+              <w:rPr>
+                <w:sz w:val="22"/>
+              </w:rPr>
+              <w:t>./h lr6 setup</w:t>
+            </w:r>
+          </w:p>
+        </w:tc>
+        <w:tc>
+          <w:tcPr>
+            <w:tcW w:type="dxa" w:w="4535"/>
+          </w:tcPr>
+          <w:p>
+            <w:r>
+              <w:rPr>
+                <w:sz w:val="22"/>
+              </w:rPr>
+              <w:t>lab6/s_TCP.bat с SETUP/create_DB … select_from_temp1</w:t>
+            </w:r>
+          </w:p>
+        </w:tc>
+      </w:tr>
+      <w:tr>
+        <w:tc>
+          <w:tcPr>
+            <w:tcW w:type="dxa" w:w="567"/>
+          </w:tcPr>
+          <w:p>
+            <w:r>
+              <w:rPr>
+                <w:sz w:val="22"/>
+              </w:rPr>
+              <w:t>2</w:t>
+            </w:r>
+          </w:p>
+        </w:tc>
+        <w:tc>
+          <w:tcPr>
+            <w:tcW w:type="dxa" w:w="4252"/>
+          </w:tcPr>
+          <w:p>
+            <w:r>
+              <w:rPr>
+                <w:sz w:val="22"/>
+              </w:rPr>
+              <w:t>./h lr6 sel2</w:t>
+            </w:r>
+          </w:p>
+        </w:tc>
+        <w:tc>
+          <w:tcPr>
+            <w:tcW w:type="dxa" w:w="4535"/>
+          </w:tcPr>
+          <w:p>
+            <w:r>
+              <w:rPr>
+                <w:sz w:val="22"/>
+              </w:rPr>
+              <w:t>lab6/COPY/make_sel2.bat - сборка фильтра sel2.exe</w:t>
+            </w:r>
+          </w:p>
+        </w:tc>
+      </w:tr>
+      <w:tr>
+        <w:tc>
+          <w:tcPr>
+            <w:tcW w:type="dxa" w:w="567"/>
+          </w:tcPr>
+          <w:p>
+            <w:r>
+              <w:rPr>
+                <w:sz w:val="22"/>
+              </w:rPr>
+              <w:t>3</w:t>
+            </w:r>
+          </w:p>
+        </w:tc>
+        <w:tc>
+          <w:tcPr>
+            <w:tcW w:type="dxa" w:w="4252"/>
+          </w:tcPr>
+          <w:p>
+            <w:r>
+              <w:rPr>
+                <w:sz w:val="22"/>
+              </w:rPr>
+              <w:t>./h lr6 createdb</w:t>
+            </w:r>
+          </w:p>
+        </w:tc>
+        <w:tc>
+          <w:tcPr>
+            <w:tcW w:type="dxa" w:w="4535"/>
+          </w:tcPr>
+          <w:p>
+            <w:r>
+              <w:rPr>
+                <w:sz w:val="22"/>
+              </w:rPr>
+              <w:t>lab6/s_TCP.bat COPY\create_DB - база SALES</w:t>
+            </w:r>
+          </w:p>
+        </w:tc>
+      </w:tr>
+      <w:tr>
+        <w:tc>
+          <w:tcPr>
+            <w:tcW w:type="dxa" w:w="567"/>
+          </w:tcPr>
+          <w:p>
+            <w:r>
+              <w:rPr>
+                <w:sz w:val="22"/>
+              </w:rPr>
+              <w:t>4</w:t>
+            </w:r>
+          </w:p>
+        </w:tc>
+        <w:tc>
+          <w:tcPr>
+            <w:tcW w:type="dxa" w:w="4252"/>
+          </w:tcPr>
+          <w:p>
+            <w:r>
+              <w:rPr>
+                <w:sz w:val="22"/>
+              </w:rPr>
+              <w:t>./h lr6 copy</w:t>
+            </w:r>
+          </w:p>
+        </w:tc>
+        <w:tc>
+          <w:tcPr>
+            <w:tcW w:type="dxa" w:w="4535"/>
+          </w:tcPr>
+          <w:p>
+            <w:r>
+              <w:rPr>
+                <w:sz w:val="22"/>
+              </w:rPr>
+              <w:t>lab6/COPY/copy_to_MS_SQL.bat - копирование всех таблиц</w:t>
+            </w:r>
+          </w:p>
+        </w:tc>
+      </w:tr>
+      <w:tr>
+        <w:tc>
+          <w:tcPr>
+            <w:tcW w:type="dxa" w:w="567"/>
+          </w:tcPr>
+          <w:p>
+            <w:r>
+              <w:rPr>
+                <w:sz w:val="22"/>
+              </w:rPr>
+              <w:t>5</w:t>
+            </w:r>
+          </w:p>
+        </w:tc>
+        <w:tc>
+          <w:tcPr>
+            <w:tcW w:type="dxa" w:w="4252"/>
+          </w:tcPr>
+          <w:p>
+            <w:r>
+              <w:rPr>
+                <w:sz w:val="22"/>
+              </w:rPr>
+              <w:t>./h lr6 disp</w:t>
+            </w:r>
+          </w:p>
+        </w:tc>
+        <w:tc>
+          <w:tcPr>
+            <w:tcW w:type="dxa" w:w="4535"/>
+          </w:tcPr>
+          <w:p>
+            <w:r>
+              <w:rPr>
+                <w:sz w:val="22"/>
+              </w:rPr>
+              <w:t>lab6/COPY/disp.bat - проверка скопированных таблиц</w:t>
+            </w:r>
+          </w:p>
+        </w:tc>
+      </w:tr>
+      <w:tr>
+        <w:tc>
+          <w:tcPr>
+            <w:tcW w:type="dxa" w:w="567"/>
+          </w:tcPr>
+          <w:p>
+            <w:r>
+              <w:rPr>
+                <w:sz w:val="22"/>
+              </w:rPr>
+              <w:t>6</w:t>
+            </w:r>
+          </w:p>
+        </w:tc>
+        <w:tc>
+          <w:tcPr>
+            <w:tcW w:type="dxa" w:w="4252"/>
+          </w:tcPr>
+          <w:p>
+            <w:r>
+              <w:rPr>
+                <w:sz w:val="22"/>
+              </w:rPr>
+              <w:t>./h lr6 v20 1</w:t>
+            </w:r>
+          </w:p>
+        </w:tc>
+        <w:tc>
+          <w:tcPr>
+            <w:tcW w:type="dxa" w:w="4535"/>
+          </w:tcPr>
+          <w:p>
+            <w:r>
+              <w:rPr>
+                <w:sz w:val="22"/>
+              </w:rPr>
+              <w:t>lab6/s.bat lab6\tasks\v20_task1.sql</w:t>
+            </w:r>
+          </w:p>
+        </w:tc>
+      </w:tr>
+      <w:tr>
+        <w:tc>
+          <w:tcPr>
+            <w:tcW w:type="dxa" w:w="567"/>
+          </w:tcPr>
+          <w:p>
+            <w:r>
+              <w:rPr>
+                <w:sz w:val="22"/>
+              </w:rPr>
+              <w:t>7</w:t>
+            </w:r>
+          </w:p>
+        </w:tc>
+        <w:tc>
+          <w:tcPr>
+            <w:tcW w:type="dxa" w:w="4252"/>
+          </w:tcPr>
+          <w:p>
+            <w:r>
+              <w:rPr>
+                <w:sz w:val="22"/>
+              </w:rPr>
+              <w:t>./h lr6 v20 1 01.01.2021 31.12.2022 мебель</w:t>
+            </w:r>
+          </w:p>
+        </w:tc>
+        <w:tc>
+          <w:tcPr>
+            <w:tcW w:type="dxa" w:w="4535"/>
+          </w:tcPr>
+          <w:p>
+            <w:r>
+              <w:rPr>
+                <w:sz w:val="22"/>
+              </w:rPr>
+              <w:t>задание 1 с параметрами</w:t>
+            </w:r>
+          </w:p>
+        </w:tc>
+      </w:tr>
+      <w:tr>
+        <w:tc>
+          <w:tcPr>
+            <w:tcW w:type="dxa" w:w="567"/>
+          </w:tcPr>
+          <w:p>
+            <w:r>
+              <w:rPr>
+                <w:sz w:val="22"/>
+              </w:rPr>
+              <w:t>8</w:t>
+            </w:r>
+          </w:p>
+        </w:tc>
+        <w:tc>
+          <w:tcPr>
+            <w:tcW w:type="dxa" w:w="4252"/>
+          </w:tcPr>
+          <w:p>
+            <w:r>
+              <w:rPr>
+                <w:sz w:val="22"/>
+              </w:rPr>
+              <w:t>./h lr6 v20 2</w:t>
+            </w:r>
+          </w:p>
+        </w:tc>
+        <w:tc>
+          <w:tcPr>
+            <w:tcW w:type="dxa" w:w="4535"/>
+          </w:tcPr>
+          <w:p>
+            <w:r>
+              <w:rPr>
+                <w:sz w:val="22"/>
+              </w:rPr>
+              <w:t>lab6/s.bat lab6\tasks\v20_task2.sql</w:t>
+            </w:r>
+          </w:p>
+        </w:tc>
+      </w:tr>
+      <w:tr>
+        <w:tc>
+          <w:tcPr>
+            <w:tcW w:type="dxa" w:w="567"/>
+          </w:tcPr>
+          <w:p>
+            <w:r>
+              <w:rPr>
+                <w:sz w:val="22"/>
+              </w:rPr>
+              <w:t>9</w:t>
+            </w:r>
+          </w:p>
+        </w:tc>
+        <w:tc>
+          <w:tcPr>
+            <w:tcW w:type="dxa" w:w="4252"/>
+          </w:tcPr>
+          <w:p>
+            <w:r>
+              <w:rPr>
+                <w:sz w:val="22"/>
+              </w:rPr>
+              <w:t>./h lr6 console</w:t>
+            </w:r>
+          </w:p>
+        </w:tc>
+        <w:tc>
+          <w:tcPr>
+            <w:tcW w:type="dxa" w:w="4535"/>
+          </w:tcPr>
+          <w:p>
+            <w:r>
+              <w:rPr>
+                <w:sz w:val="22"/>
+              </w:rPr>
+              <w:t>lab6/s0.bat - консоль sqlcmd</w:t>
+            </w:r>
+          </w:p>
+        </w:tc>
+      </w:tr>
+    </w:tbl>
+    <w:p>
+      <w:pPr>
+        <w:spacing w:after="40"/>
+      </w:pPr>
+    </w:p>
+    <w:p>
+      <w:pPr>
+        <w:ind w:firstLine="709"/>
+        <w:jc w:val="both"/>
+      </w:pPr>
+      <w:r>
+        <w:rPr>
+          <w:b w:val="0"/>
+        </w:rPr>
+        <w:t>Перед копированием собирается фильтр sel2.exe (./h lr6 sel2); параметры подключения к MS SQL Server заданы в lab6/config.bat.</w:t>
+      </w:r>
+    </w:p>
+    <w:p>
+      <w:pPr>
+        <w:keepNext/>
+        <w:spacing w:before="120"/>
+      </w:pPr>
+      <w:r>
+        <w:rPr>
+          <w:i/>
+          <w:sz w:val="24"/>
+        </w:rPr>
+        <w:t>Листинг 23 – справка по командам ЛР6: ./h (без параметров)</w:t>
+      </w:r>
+    </w:p>
+    <w:tbl>
+      <w:tblPr>
+        <w:tblStyle w:val="TableGrid"/>
+        <w:tblW w:type="auto" w:w="0"/>
+        <w:jc w:val="center"/>
+        <w:tblLook w:firstColumn="1" w:firstRow="1" w:lastColumn="0" w:lastRow="0" w:noHBand="0" w:noVBand="1" w:val="04A0"/>
+      </w:tblPr>
+      <w:tblGrid>
+        <w:gridCol w:w="9355"/>
+      </w:tblGrid>
+      <w:tr>
+        <w:tc>
+          <w:tcPr>
+            <w:tcW w:type="dxa" w:w="9355"/>
+            <w:shd w:val="clear" w:color="auto" w:fill="F5F5F5"/>
+          </w:tcPr>
+          <w:p>
+            <w:pPr>
+              <w:spacing w:line="240" w:lineRule="auto"/>
+            </w:pPr>
+            <w:r/>
+            <w:r>
+              <w:rPr>
+                <w:rFonts w:ascii="Courier New" w:hAnsi="Courier New" w:eastAsia="Courier New"/>
+                <w:sz w:val="16"/>
+              </w:rPr>
+              <w:t>================== ЛР6: КОПИРОВАНИЕ В MS SQL SERVER ==================</w:t>
+            </w:r>
+          </w:p>
+          <w:p>
+            <w:pPr>
+              <w:spacing w:line="240" w:lineRule="auto"/>
+            </w:pPr>
+            <w:r>
+              <w:rPr>
+                <w:rFonts w:ascii="Courier New" w:hAnsi="Courier New" w:eastAsia="Courier New"/>
+                <w:sz w:val="16"/>
+              </w:rPr>
+              <w:t xml:space="preserve">  ./h lr6 setup             - проверка сервера (база NEW1, таблица temp1)</w:t>
+            </w:r>
+          </w:p>
+          <w:p>
+            <w:pPr>
+              <w:spacing w:line="240" w:lineRule="auto"/>
+            </w:pPr>
+            <w:r>
+              <w:rPr>
+                <w:rFonts w:ascii="Courier New" w:hAnsi="Courier New" w:eastAsia="Courier New"/>
+                <w:sz w:val="16"/>
+              </w:rPr>
+              <w:t xml:space="preserve">  ./h lr6 sel2              - собрать фильтр sel2.exe</w:t>
+            </w:r>
+          </w:p>
+          <w:p>
+            <w:pPr>
+              <w:spacing w:line="240" w:lineRule="auto"/>
+            </w:pPr>
+            <w:r>
+              <w:rPr>
+                <w:rFonts w:ascii="Courier New" w:hAnsi="Courier New" w:eastAsia="Courier New"/>
+                <w:sz w:val="16"/>
+              </w:rPr>
+              <w:t xml:space="preserve">  ./h lr6 createdb          - создать базу SALES в MS SQL Server</w:t>
+            </w:r>
+          </w:p>
+          <w:p>
+            <w:pPr>
+              <w:spacing w:line="240" w:lineRule="auto"/>
+            </w:pPr>
+            <w:r>
+              <w:rPr>
+                <w:rFonts w:ascii="Courier New" w:hAnsi="Courier New" w:eastAsia="Courier New"/>
+                <w:sz w:val="16"/>
+              </w:rPr>
+              <w:t xml:space="preserve">  ./h lr6 copy              - скопировать все таблицы sales из PostgreSQL</w:t>
+            </w:r>
+          </w:p>
+          <w:p>
+            <w:pPr>
+              <w:spacing w:line="240" w:lineRule="auto"/>
+            </w:pPr>
+            <w:r>
+              <w:rPr>
+                <w:rFonts w:ascii="Courier New" w:hAnsi="Courier New" w:eastAsia="Courier New"/>
+                <w:sz w:val="16"/>
+              </w:rPr>
+              <w:t xml:space="preserve">  ./h lr6 disp              - проверить скопированные таблицы</w:t>
+            </w:r>
+          </w:p>
+          <w:p>
+            <w:pPr>
+              <w:spacing w:line="240" w:lineRule="auto"/>
+            </w:pPr>
+            <w:r>
+              <w:rPr>
+                <w:rFonts w:ascii="Courier New" w:hAnsi="Courier New" w:eastAsia="Courier New"/>
+                <w:sz w:val="16"/>
+              </w:rPr>
+              <w:t xml:space="preserve">  ./h lr6 v20|v22 1|2 [параметры] - задания варианта в MS SQL Server</w:t>
+            </w:r>
+          </w:p>
+          <w:p>
+            <w:pPr>
+              <w:spacing w:line="240" w:lineRule="auto"/>
+            </w:pPr>
+            <w:r>
+              <w:rPr>
+                <w:rFonts w:ascii="Courier New" w:hAnsi="Courier New" w:eastAsia="Courier New"/>
+                <w:sz w:val="16"/>
+              </w:rPr>
+              <w:t xml:space="preserve">  ./h lr6 console           - консоль sqlcmd</w:t>
+            </w:r>
+          </w:p>
+        </w:tc>
+      </w:tr>
+    </w:tbl>
+    <w:p>
+      <w:pPr>
+        <w:spacing w:after="40"/>
+      </w:pPr>
+    </w:p>
+    <w:p>
+      <w:pPr>
+        <w:keepNext/>
+        <w:spacing w:before="120"/>
+      </w:pPr>
+      <w:r>
+        <w:rPr>
+          <w:i/>
+          <w:sz w:val="24"/>
+        </w:rPr>
+        <w:t>Листинг 24 – обработка команд ЛР6 в сценарии h (фрагмент)</w:t>
+      </w:r>
+    </w:p>
+    <w:tbl>
+      <w:tblPr>
+        <w:tblStyle w:val="TableGrid"/>
+        <w:tblW w:type="auto" w:w="0"/>
+        <w:jc w:val="center"/>
+        <w:tblLook w:firstColumn="1" w:firstRow="1" w:lastColumn="0" w:lastRow="0" w:noHBand="0" w:noVBand="1" w:val="04A0"/>
+      </w:tblPr>
+      <w:tblGrid>
+        <w:gridCol w:w="9355"/>
+      </w:tblGrid>
+      <w:tr>
+        <w:tc>
+          <w:tcPr>
+            <w:tcW w:type="dxa" w:w="9355"/>
+            <w:shd w:val="clear" w:color="auto" w:fill="F5F5F5"/>
+          </w:tcPr>
+          <w:p>
+            <w:pPr>
+              <w:spacing w:line="240" w:lineRule="auto"/>
+            </w:pPr>
+            <w:r/>
+            <w:r>
+              <w:rPr>
+                <w:rFonts w:ascii="Courier New" w:hAnsi="Courier New" w:eastAsia="Courier New"/>
+                <w:sz w:val="16"/>
+              </w:rPr>
+              <w:t xml:space="preserve">    # ------------------------------ ЛР6 ------------------------------</w:t>
+            </w:r>
+          </w:p>
+          <w:p>
+            <w:pPr>
+              <w:spacing w:line="240" w:lineRule="auto"/>
+            </w:pPr>
+            <w:r>
+              <w:rPr>
+                <w:rFonts w:ascii="Courier New" w:hAnsi="Courier New" w:eastAsia="Courier New"/>
+                <w:sz w:val="16"/>
+              </w:rPr>
+              <w:t xml:space="preserve">    lr6)</w:t>
+            </w:r>
+          </w:p>
+          <w:p>
+            <w:pPr>
+              <w:spacing w:line="240" w:lineRule="auto"/>
+            </w:pPr>
+            <w:r>
+              <w:rPr>
+                <w:rFonts w:ascii="Courier New" w:hAnsi="Courier New" w:eastAsia="Courier New"/>
+                <w:sz w:val="16"/>
+              </w:rPr>
+              <w:t xml:space="preserve">        case "$2" in</w:t>
+            </w:r>
+          </w:p>
+          <w:p>
+            <w:pPr>
+              <w:spacing w:line="240" w:lineRule="auto"/>
+            </w:pPr>
+            <w:r>
+              <w:rPr>
+                <w:rFonts w:ascii="Courier New" w:hAnsi="Courier New" w:eastAsia="Courier New"/>
+                <w:sz w:val="16"/>
+              </w:rPr>
+              <w:t xml:space="preserve">            setup)</w:t>
+            </w:r>
+          </w:p>
+          <w:p>
+            <w:pPr>
+              <w:spacing w:line="240" w:lineRule="auto"/>
+            </w:pPr>
+            <w:r>
+              <w:rPr>
+                <w:rFonts w:ascii="Courier New" w:hAnsi="Courier New" w:eastAsia="Courier New"/>
+                <w:sz w:val="16"/>
+              </w:rPr>
+              <w:t xml:space="preserve">                for f in create_DB create_temp1 insert_temp1 select_from_temp1; do</w:t>
+            </w:r>
+          </w:p>
+          <w:p>
+            <w:pPr>
+              <w:spacing w:line="240" w:lineRule="auto"/>
+            </w:pPr>
+            <w:r>
+              <w:rPr>
+                <w:rFonts w:ascii="Courier New" w:hAnsi="Courier New" w:eastAsia="Courier New"/>
+                <w:sz w:val="16"/>
+              </w:rPr>
+              <w:t xml:space="preserve">                    bat lab6/s_TCP.bat "lab6\\SETUP\\$f"</w:t>
+            </w:r>
+          </w:p>
+          <w:p>
+            <w:pPr>
+              <w:spacing w:line="240" w:lineRule="auto"/>
+            </w:pPr>
+            <w:r>
+              <w:rPr>
+                <w:rFonts w:ascii="Courier New" w:hAnsi="Courier New" w:eastAsia="Courier New"/>
+                <w:sz w:val="16"/>
+              </w:rPr>
+              <w:t xml:space="preserve">                done</w:t>
+            </w:r>
+          </w:p>
+          <w:p>
+            <w:pPr>
+              <w:spacing w:line="240" w:lineRule="auto"/>
+            </w:pPr>
+            <w:r>
+              <w:rPr>
+                <w:rFonts w:ascii="Courier New" w:hAnsi="Courier New" w:eastAsia="Courier New"/>
+                <w:sz w:val="16"/>
+              </w:rPr>
+              <w:t xml:space="preserve">                ;;</w:t>
+            </w:r>
+          </w:p>
+          <w:p>
+            <w:pPr>
+              <w:spacing w:line="240" w:lineRule="auto"/>
+            </w:pPr>
+            <w:r>
+              <w:rPr>
+                <w:rFonts w:ascii="Courier New" w:hAnsi="Courier New" w:eastAsia="Courier New"/>
+                <w:sz w:val="16"/>
+              </w:rPr>
+              <w:t xml:space="preserve">            sel2)     bat lab6/COPY/make_sel2.bat ;;</w:t>
+            </w:r>
+          </w:p>
+          <w:p>
+            <w:pPr>
+              <w:spacing w:line="240" w:lineRule="auto"/>
+            </w:pPr>
+            <w:r>
+              <w:rPr>
+                <w:rFonts w:ascii="Courier New" w:hAnsi="Courier New" w:eastAsia="Courier New"/>
+                <w:sz w:val="16"/>
+              </w:rPr>
+              <w:t xml:space="preserve">            createdb) bat lab6/s_TCP.bat 'lab6\COPY\create_DB' ;;</w:t>
+            </w:r>
+          </w:p>
+          <w:p>
+            <w:pPr>
+              <w:spacing w:line="240" w:lineRule="auto"/>
+            </w:pPr>
+            <w:r>
+              <w:rPr>
+                <w:rFonts w:ascii="Courier New" w:hAnsi="Courier New" w:eastAsia="Courier New"/>
+                <w:sz w:val="16"/>
+              </w:rPr>
+              <w:t xml:space="preserve">            copy)     bat lab6/COPY/copy_to_MS_SQL.bat 2&gt;&amp;1 | perl helper/fixenc.pl ;;</w:t>
+            </w:r>
+          </w:p>
+          <w:p>
+            <w:pPr>
+              <w:spacing w:line="240" w:lineRule="auto"/>
+            </w:pPr>
+            <w:r>
+              <w:rPr>
+                <w:rFonts w:ascii="Courier New" w:hAnsi="Courier New" w:eastAsia="Courier New"/>
+                <w:sz w:val="16"/>
+              </w:rPr>
+              <w:t xml:space="preserve">            disp)     bat lab6/COPY/disp.bat ;;</w:t>
+            </w:r>
+          </w:p>
+          <w:p>
+            <w:pPr>
+              <w:spacing w:line="240" w:lineRule="auto"/>
+            </w:pPr>
+            <w:r>
+              <w:rPr>
+                <w:rFonts w:ascii="Courier New" w:hAnsi="Courier New" w:eastAsia="Courier New"/>
+                <w:sz w:val="16"/>
+              </w:rPr>
+              <w:t xml:space="preserve">            v20|v22)</w:t>
+            </w:r>
+          </w:p>
+          <w:p>
+            <w:pPr>
+              <w:spacing w:line="240" w:lineRule="auto"/>
+            </w:pPr>
+            <w:r>
+              <w:rPr>
+                <w:rFonts w:ascii="Courier New" w:hAnsi="Courier New" w:eastAsia="Courier New"/>
+                <w:sz w:val="16"/>
+              </w:rPr>
+              <w:t xml:space="preserve">                need_task "$3"</w:t>
+            </w:r>
+          </w:p>
+          <w:p>
+            <w:pPr>
+              <w:spacing w:line="240" w:lineRule="auto"/>
+            </w:pPr>
+            <w:r>
+              <w:rPr>
+                <w:rFonts w:ascii="Courier New" w:hAnsi="Courier New" w:eastAsia="Courier New"/>
+                <w:sz w:val="16"/>
+              </w:rPr>
+              <w:t xml:space="preserve">                bat lab6/s.bat "lab6\\tasks\\$2_task$3.sql" "$4" "$5" "$6"</w:t>
+            </w:r>
+          </w:p>
+          <w:p>
+            <w:pPr>
+              <w:spacing w:line="240" w:lineRule="auto"/>
+            </w:pPr>
+            <w:r>
+              <w:rPr>
+                <w:rFonts w:ascii="Courier New" w:hAnsi="Courier New" w:eastAsia="Courier New"/>
+                <w:sz w:val="16"/>
+              </w:rPr>
+              <w:t xml:space="preserve">                ;;</w:t>
+            </w:r>
+          </w:p>
+          <w:p>
+            <w:pPr>
+              <w:spacing w:line="240" w:lineRule="auto"/>
+            </w:pPr>
+            <w:r>
+              <w:rPr>
+                <w:rFonts w:ascii="Courier New" w:hAnsi="Courier New" w:eastAsia="Courier New"/>
+                <w:sz w:val="16"/>
+              </w:rPr>
+              <w:t xml:space="preserve">            console)  bat lab6/s0.bat ;;</w:t>
+            </w:r>
+          </w:p>
+          <w:p>
+            <w:pPr>
+              <w:spacing w:line="240" w:lineRule="auto"/>
+            </w:pPr>
+            <w:r>
+              <w:rPr>
+                <w:rFonts w:ascii="Courier New" w:hAnsi="Courier New" w:eastAsia="Courier New"/>
+                <w:sz w:val="16"/>
+              </w:rPr>
+              <w:t xml:space="preserve">            *) echo "ОШИБКА: ./h lr6 setup|sel2|createdb|copy|disp|v20|v22|console" ;;</w:t>
+            </w:r>
+          </w:p>
+          <w:p>
+            <w:pPr>
+              <w:spacing w:line="240" w:lineRule="auto"/>
+            </w:pPr>
+            <w:r>
+              <w:rPr>
+                <w:rFonts w:ascii="Courier New" w:hAnsi="Courier New" w:eastAsia="Courier New"/>
+                <w:sz w:val="16"/>
+              </w:rPr>
+              <w:t xml:space="preserve">        esac</w:t>
+            </w:r>
+          </w:p>
+          <w:p>
+            <w:pPr>
+              <w:spacing w:line="240" w:lineRule="auto"/>
+            </w:pPr>
+            <w:r>
+              <w:rPr>
+                <w:rFonts w:ascii="Courier New" w:hAnsi="Courier New" w:eastAsia="Courier New"/>
+                <w:sz w:val="16"/>
+              </w:rPr>
+              <w:t xml:space="preserve">        ;;</w:t>
+            </w:r>
+          </w:p>
+        </w:tc>
+      </w:tr>
+    </w:tbl>
+    <w:p>
+      <w:pPr>
+        <w:spacing w:after="40"/>
+      </w:pPr>
+    </w:p>
+    <w:p>
+      <w:pPr>
+        <w:pStyle w:val="Heading1"/>
+      </w:pPr>
+      <w:r>
+        <w:t>5. Выводы</w:t>
       </w:r>
     </w:p>
     <w:p>
@@ -6622,6 +7536,3369 @@
         </w:rPr>
         <w:t>База данных SALES скопирована из PostgreSQL в MS SQL Server: структура таблиц переведена в T-SQL фильтром sel2, данные загружены командой BULK INSERT. Решены задачи варианта 20 на T-SQL с параметрами командной строки; результаты совпали с PostgreSQL.</w:t>
       </w:r>
+    </w:p>
+    <w:p>
+      <w:r>
+        <w:br w:type="page"/>
+      </w:r>
+    </w:p>
+    <w:p>
+      <w:pPr>
+        <w:pStyle w:val="Heading1"/>
+      </w:pPr>
+      <w:r>
+        <w:t>Приложение А. Листинг сценария h</w:t>
+      </w:r>
+    </w:p>
+    <w:p>
+      <w:pPr>
+        <w:ind w:firstLine="709"/>
+        <w:jc w:val="both"/>
+      </w:pPr>
+      <w:r>
+        <w:rPr>
+          <w:b w:val="0"/>
+        </w:rPr>
+        <w:t>Сценарий h - единая точка запуска всех лабораторных работ из Git Bash: ./h &lt;команда&gt; [параметры]; ./h без параметров выводит список команд.</w:t>
+      </w:r>
+    </w:p>
+    <w:p>
+      <w:pPr>
+        <w:keepNext/>
+        <w:spacing w:before="120"/>
+      </w:pPr>
+      <w:r>
+        <w:rPr>
+          <w:i/>
+          <w:sz w:val="24"/>
+        </w:rPr>
+        <w:t>Листинг 25 – сценарий h</w:t>
+      </w:r>
+    </w:p>
+    <w:tbl>
+      <w:tblPr>
+        <w:tblStyle w:val="TableGrid"/>
+        <w:tblW w:type="auto" w:w="0"/>
+        <w:jc w:val="center"/>
+        <w:tblLook w:firstColumn="1" w:firstRow="1" w:lastColumn="0" w:lastRow="0" w:noHBand="0" w:noVBand="1" w:val="04A0"/>
+      </w:tblPr>
+      <w:tblGrid>
+        <w:gridCol w:w="9355"/>
+      </w:tblGrid>
+      <w:tr>
+        <w:tc>
+          <w:tcPr>
+            <w:tcW w:type="dxa" w:w="9355"/>
+            <w:shd w:val="clear" w:color="auto" w:fill="F5F5F5"/>
+          </w:tcPr>
+          <w:p>
+            <w:pPr>
+              <w:spacing w:line="240" w:lineRule="auto"/>
+            </w:pPr>
+            <w:r/>
+            <w:r>
+              <w:rPr>
+                <w:rFonts w:ascii="Courier New" w:hAnsi="Courier New" w:eastAsia="Courier New"/>
+                <w:sz w:val="15"/>
+              </w:rPr>
+              <w:t>#!/bin/bash</w:t>
+            </w:r>
+          </w:p>
+          <w:p>
+            <w:pPr>
+              <w:spacing w:line="240" w:lineRule="auto"/>
+            </w:pPr>
+            <w:r>
+              <w:rPr>
+                <w:rFonts w:ascii="Courier New" w:hAnsi="Courier New" w:eastAsia="Courier New"/>
+                <w:sz w:val="15"/>
+              </w:rPr>
+              <w:t># =====================================================================</w:t>
+            </w:r>
+          </w:p>
+          <w:p>
+            <w:pPr>
+              <w:spacing w:line="240" w:lineRule="auto"/>
+            </w:pPr>
+            <w:r>
+              <w:rPr>
+                <w:rFonts w:ascii="Courier New" w:hAnsi="Courier New" w:eastAsia="Courier New"/>
+                <w:sz w:val="15"/>
+              </w:rPr>
+              <w:t>#  h - запуск задач и лабораторных работ ПАБД (база SALES), варианты 20 и 22</w:t>
+            </w:r>
+          </w:p>
+          <w:p>
+            <w:pPr>
+              <w:spacing w:line="240" w:lineRule="auto"/>
+            </w:pPr>
+            <w:r>
+              <w:rPr>
+                <w:rFonts w:ascii="Courier New" w:hAnsi="Courier New" w:eastAsia="Courier New"/>
+                <w:sz w:val="15"/>
+              </w:rPr>
+              <w:t>#  Работает в Git Bash под Windows из корня проекта: ./h &lt;команда&gt; [параметры]</w:t>
+            </w:r>
+          </w:p>
+          <w:p>
+            <w:pPr>
+              <w:spacing w:line="240" w:lineRule="auto"/>
+            </w:pPr>
+            <w:r>
+              <w:rPr>
+                <w:rFonts w:ascii="Courier New" w:hAnsi="Courier New" w:eastAsia="Courier New"/>
+                <w:sz w:val="15"/>
+              </w:rPr>
+              <w:t>#  PostgreSQL - через psql, MS SQL Server (ЛР6, ЛР7) и сборка на C (ЛР5) - через .bat</w:t>
+            </w:r>
+          </w:p>
+          <w:p>
+            <w:pPr>
+              <w:spacing w:line="240" w:lineRule="auto"/>
+            </w:pPr>
+            <w:r>
+              <w:rPr>
+                <w:rFonts w:ascii="Courier New" w:hAnsi="Courier New" w:eastAsia="Courier New"/>
+                <w:sz w:val="15"/>
+              </w:rPr>
+              <w:t># =====================================================================</w:t>
+            </w:r>
+          </w:p>
+          <w:p>
+            <w:pPr>
+              <w:spacing w:line="240" w:lineRule="auto"/>
+            </w:pPr>
+            <w:r>
+              <w:rPr>
+                <w:rFonts w:ascii="Courier New" w:hAnsi="Courier New" w:eastAsia="Courier New"/>
+                <w:sz w:val="15"/>
+              </w:rPr>
+              <w:t>cd "$(dirname "$0")" || exit 1</w:t>
+            </w:r>
+          </w:p>
+          <w:p>
+            <w:pPr>
+              <w:spacing w:line="240" w:lineRule="auto"/>
+            </w:pPr>
+            <w:r>
+              <w:rPr>
+                <w:rFonts w:ascii="Courier New" w:hAnsi="Courier New" w:eastAsia="Courier New"/>
+                <w:sz w:val="15"/>
+              </w:rPr>
+              <w:t xml:space="preserve"> </w:t>
+            </w:r>
+          </w:p>
+          <w:p>
+            <w:pPr>
+              <w:spacing w:line="240" w:lineRule="auto"/>
+            </w:pPr>
+            <w:r>
+              <w:rPr>
+                <w:rFonts w:ascii="Courier New" w:hAnsi="Courier New" w:eastAsia="Courier New"/>
+                <w:sz w:val="15"/>
+              </w:rPr>
+              <w:t>export PGHOST=${PGHOST:-localhost}</w:t>
+            </w:r>
+          </w:p>
+          <w:p>
+            <w:pPr>
+              <w:spacing w:line="240" w:lineRule="auto"/>
+            </w:pPr>
+            <w:r>
+              <w:rPr>
+                <w:rFonts w:ascii="Courier New" w:hAnsi="Courier New" w:eastAsia="Courier New"/>
+                <w:sz w:val="15"/>
+              </w:rPr>
+              <w:t>export PGPORT=${PGPORT:-5432}</w:t>
+            </w:r>
+          </w:p>
+          <w:p>
+            <w:pPr>
+              <w:spacing w:line="240" w:lineRule="auto"/>
+            </w:pPr>
+            <w:r>
+              <w:rPr>
+                <w:rFonts w:ascii="Courier New" w:hAnsi="Courier New" w:eastAsia="Courier New"/>
+                <w:sz w:val="15"/>
+              </w:rPr>
+              <w:t>export PGUSER=${PGUSER:-postgres}</w:t>
+            </w:r>
+          </w:p>
+          <w:p>
+            <w:pPr>
+              <w:spacing w:line="240" w:lineRule="auto"/>
+            </w:pPr>
+            <w:r>
+              <w:rPr>
+                <w:rFonts w:ascii="Courier New" w:hAnsi="Courier New" w:eastAsia="Courier New"/>
+                <w:sz w:val="15"/>
+              </w:rPr>
+              <w:t>export PGDATABASE=${PGDATABASE:-sales}</w:t>
+            </w:r>
+          </w:p>
+          <w:p>
+            <w:pPr>
+              <w:spacing w:line="240" w:lineRule="auto"/>
+            </w:pPr>
+            <w:r>
+              <w:rPr>
+                <w:rFonts w:ascii="Courier New" w:hAnsi="Courier New" w:eastAsia="Courier New"/>
+                <w:sz w:val="15"/>
+              </w:rPr>
+              <w:t>export PGCLIENTENCODING=UTF8</w:t>
+            </w:r>
+          </w:p>
+          <w:p>
+            <w:pPr>
+              <w:spacing w:line="240" w:lineRule="auto"/>
+            </w:pPr>
+            <w:r>
+              <w:rPr>
+                <w:rFonts w:ascii="Courier New" w:hAnsi="Courier New" w:eastAsia="Courier New"/>
+                <w:sz w:val="15"/>
+              </w:rPr>
+              <w:t>export MSYS_NO_PATHCONV=1</w:t>
+            </w:r>
+          </w:p>
+          <w:p>
+            <w:pPr>
+              <w:spacing w:line="240" w:lineRule="auto"/>
+            </w:pPr>
+            <w:r>
+              <w:rPr>
+                <w:rFonts w:ascii="Courier New" w:hAnsi="Courier New" w:eastAsia="Courier New"/>
+                <w:sz w:val="15"/>
+              </w:rPr>
+              <w:t xml:space="preserve"> </w:t>
+            </w:r>
+          </w:p>
+          <w:p>
+            <w:pPr>
+              <w:spacing w:line="240" w:lineRule="auto"/>
+            </w:pPr>
+            <w:r>
+              <w:rPr>
+                <w:rFonts w:ascii="Courier New" w:hAnsi="Courier New" w:eastAsia="Courier New"/>
+                <w:sz w:val="15"/>
+              </w:rPr>
+              <w:t># psql-сценарий с параметрами arg1..arg3 (как s.bat): параметры передаются через stdin</w:t>
+            </w:r>
+          </w:p>
+          <w:p>
+            <w:pPr>
+              <w:spacing w:line="240" w:lineRule="auto"/>
+            </w:pPr>
+            <w:r>
+              <w:rPr>
+                <w:rFonts w:ascii="Courier New" w:hAnsi="Courier New" w:eastAsia="Courier New"/>
+                <w:sz w:val="15"/>
+              </w:rPr>
+              <w:t># командами \set, т.к. psql под Windows получает argv в CP1251 и кириллица в -v ломается.</w:t>
+            </w:r>
+          </w:p>
+          <w:p>
+            <w:pPr>
+              <w:spacing w:line="240" w:lineRule="auto"/>
+            </w:pPr>
+            <w:r>
+              <w:rPr>
+                <w:rFonts w:ascii="Courier New" w:hAnsi="Courier New" w:eastAsia="Courier New"/>
+                <w:sz w:val="15"/>
+              </w:rPr>
+              <w:t># Вывод проходит через helper/fixenc.pl (служебные сообщения psql приходят в CP1251).</w:t>
+            </w:r>
+          </w:p>
+          <w:p>
+            <w:pPr>
+              <w:spacing w:line="240" w:lineRule="auto"/>
+            </w:pPr>
+            <w:r>
+              <w:rPr>
+                <w:rFonts w:ascii="Courier New" w:hAnsi="Courier New" w:eastAsia="Courier New"/>
+                <w:sz w:val="15"/>
+              </w:rPr>
+              <w:t>run() {</w:t>
+            </w:r>
+          </w:p>
+          <w:p>
+            <w:pPr>
+              <w:spacing w:line="240" w:lineRule="auto"/>
+            </w:pPr>
+            <w:r>
+              <w:rPr>
+                <w:rFonts w:ascii="Courier New" w:hAnsi="Courier New" w:eastAsia="Courier New"/>
+                <w:sz w:val="15"/>
+              </w:rPr>
+              <w:t xml:space="preserve">    local file="$1"; shift</w:t>
+            </w:r>
+          </w:p>
+          <w:p>
+            <w:pPr>
+              <w:spacing w:line="240" w:lineRule="auto"/>
+            </w:pPr>
+            <w:r>
+              <w:rPr>
+                <w:rFonts w:ascii="Courier New" w:hAnsi="Courier New" w:eastAsia="Courier New"/>
+                <w:sz w:val="15"/>
+              </w:rPr>
+              <w:t xml:space="preserve">    if [ ! -f "$file" ]; then</w:t>
+            </w:r>
+          </w:p>
+          <w:p>
+            <w:pPr>
+              <w:spacing w:line="240" w:lineRule="auto"/>
+            </w:pPr>
+            <w:r>
+              <w:rPr>
+                <w:rFonts w:ascii="Courier New" w:hAnsi="Courier New" w:eastAsia="Courier New"/>
+                <w:sz w:val="15"/>
+              </w:rPr>
+              <w:t xml:space="preserve">        echo "ОШИБКА: Файл $file не найден"</w:t>
+            </w:r>
+          </w:p>
+          <w:p>
+            <w:pPr>
+              <w:spacing w:line="240" w:lineRule="auto"/>
+            </w:pPr>
+            <w:r>
+              <w:rPr>
+                <w:rFonts w:ascii="Courier New" w:hAnsi="Courier New" w:eastAsia="Courier New"/>
+                <w:sz w:val="15"/>
+              </w:rPr>
+              <w:t xml:space="preserve">        exit 1</w:t>
+            </w:r>
+          </w:p>
+          <w:p>
+            <w:pPr>
+              <w:spacing w:line="240" w:lineRule="auto"/>
+            </w:pPr>
+            <w:r>
+              <w:rPr>
+                <w:rFonts w:ascii="Courier New" w:hAnsi="Courier New" w:eastAsia="Courier New"/>
+                <w:sz w:val="15"/>
+              </w:rPr>
+              <w:t xml:space="preserve">    fi</w:t>
+            </w:r>
+          </w:p>
+          <w:p>
+            <w:pPr>
+              <w:spacing w:line="240" w:lineRule="auto"/>
+            </w:pPr>
+            <w:r>
+              <w:rPr>
+                <w:rFonts w:ascii="Courier New" w:hAnsi="Courier New" w:eastAsia="Courier New"/>
+                <w:sz w:val="15"/>
+              </w:rPr>
+              <w:t xml:space="preserve">    {</w:t>
+            </w:r>
+          </w:p>
+          <w:p>
+            <w:pPr>
+              <w:spacing w:line="240" w:lineRule="auto"/>
+            </w:pPr>
+            <w:r>
+              <w:rPr>
+                <w:rFonts w:ascii="Courier New" w:hAnsi="Courier New" w:eastAsia="Courier New"/>
+                <w:sz w:val="15"/>
+              </w:rPr>
+              <w:t xml:space="preserve">        local i=1</w:t>
+            </w:r>
+          </w:p>
+          <w:p>
+            <w:pPr>
+              <w:spacing w:line="240" w:lineRule="auto"/>
+            </w:pPr>
+            <w:r>
+              <w:rPr>
+                <w:rFonts w:ascii="Courier New" w:hAnsi="Courier New" w:eastAsia="Courier New"/>
+                <w:sz w:val="15"/>
+              </w:rPr>
+              <w:t xml:space="preserve">        for a in "$1" "$2" "$3"; do</w:t>
+            </w:r>
+          </w:p>
+          <w:p>
+            <w:pPr>
+              <w:spacing w:line="240" w:lineRule="auto"/>
+            </w:pPr>
+            <w:r>
+              <w:rPr>
+                <w:rFonts w:ascii="Courier New" w:hAnsi="Courier New" w:eastAsia="Courier New"/>
+                <w:sz w:val="15"/>
+              </w:rPr>
+              <w:t xml:space="preserve">            printf "\\\\set arg%d '%s'\n" "$i" "${a//\'/\'\'}"</w:t>
+            </w:r>
+          </w:p>
+          <w:p>
+            <w:pPr>
+              <w:spacing w:line="240" w:lineRule="auto"/>
+            </w:pPr>
+            <w:r>
+              <w:rPr>
+                <w:rFonts w:ascii="Courier New" w:hAnsi="Courier New" w:eastAsia="Courier New"/>
+                <w:sz w:val="15"/>
+              </w:rPr>
+              <w:t xml:space="preserve">            i=$((i + 1))</w:t>
+            </w:r>
+          </w:p>
+          <w:p>
+            <w:pPr>
+              <w:spacing w:line="240" w:lineRule="auto"/>
+            </w:pPr>
+            <w:r>
+              <w:rPr>
+                <w:rFonts w:ascii="Courier New" w:hAnsi="Courier New" w:eastAsia="Courier New"/>
+                <w:sz w:val="15"/>
+              </w:rPr>
+              <w:t xml:space="preserve">        done</w:t>
+            </w:r>
+          </w:p>
+          <w:p>
+            <w:pPr>
+              <w:spacing w:line="240" w:lineRule="auto"/>
+            </w:pPr>
+            <w:r>
+              <w:rPr>
+                <w:rFonts w:ascii="Courier New" w:hAnsi="Courier New" w:eastAsia="Courier New"/>
+                <w:sz w:val="15"/>
+              </w:rPr>
+              <w:t xml:space="preserve">        printf "\\\\i '%s'\n" "$file"</w:t>
+            </w:r>
+          </w:p>
+          <w:p>
+            <w:pPr>
+              <w:spacing w:line="240" w:lineRule="auto"/>
+            </w:pPr>
+            <w:r>
+              <w:rPr>
+                <w:rFonts w:ascii="Courier New" w:hAnsi="Courier New" w:eastAsia="Courier New"/>
+                <w:sz w:val="15"/>
+              </w:rPr>
+              <w:t xml:space="preserve">    } | psql -q -X -P pager=off -P "null=&lt;null&gt;" -f - 2&gt;&amp;1 | perl helper/fixenc.pl</w:t>
+            </w:r>
+          </w:p>
+          <w:p>
+            <w:pPr>
+              <w:spacing w:line="240" w:lineRule="auto"/>
+            </w:pPr>
+            <w:r>
+              <w:rPr>
+                <w:rFonts w:ascii="Courier New" w:hAnsi="Courier New" w:eastAsia="Courier New"/>
+                <w:sz w:val="15"/>
+              </w:rPr>
+              <w:t>}</w:t>
+            </w:r>
+          </w:p>
+          <w:p>
+            <w:pPr>
+              <w:spacing w:line="240" w:lineRule="auto"/>
+            </w:pPr>
+            <w:r>
+              <w:rPr>
+                <w:rFonts w:ascii="Courier New" w:hAnsi="Courier New" w:eastAsia="Courier New"/>
+                <w:sz w:val="15"/>
+              </w:rPr>
+              <w:t xml:space="preserve"> </w:t>
+            </w:r>
+          </w:p>
+          <w:p>
+            <w:pPr>
+              <w:spacing w:line="240" w:lineRule="auto"/>
+            </w:pPr>
+            <w:r>
+              <w:rPr>
+                <w:rFonts w:ascii="Courier New" w:hAnsi="Courier New" w:eastAsia="Courier New"/>
+                <w:sz w:val="15"/>
+              </w:rPr>
+              <w:t># psql-сценарий в системной базе postgres (как s1.bat)</w:t>
+            </w:r>
+          </w:p>
+          <w:p>
+            <w:pPr>
+              <w:spacing w:line="240" w:lineRule="auto"/>
+            </w:pPr>
+            <w:r>
+              <w:rPr>
+                <w:rFonts w:ascii="Courier New" w:hAnsi="Courier New" w:eastAsia="Courier New"/>
+                <w:sz w:val="15"/>
+              </w:rPr>
+              <w:t>run_pg() {</w:t>
+            </w:r>
+          </w:p>
+          <w:p>
+            <w:pPr>
+              <w:spacing w:line="240" w:lineRule="auto"/>
+            </w:pPr>
+            <w:r>
+              <w:rPr>
+                <w:rFonts w:ascii="Courier New" w:hAnsi="Courier New" w:eastAsia="Courier New"/>
+                <w:sz w:val="15"/>
+              </w:rPr>
+              <w:t xml:space="preserve">    PGDATABASE=postgres psql -q -X -P pager=off -f "$1" 2&gt;&amp;1 | perl helper/fixenc.pl</w:t>
+            </w:r>
+          </w:p>
+          <w:p>
+            <w:pPr>
+              <w:spacing w:line="240" w:lineRule="auto"/>
+            </w:pPr>
+            <w:r>
+              <w:rPr>
+                <w:rFonts w:ascii="Courier New" w:hAnsi="Courier New" w:eastAsia="Courier New"/>
+                <w:sz w:val="15"/>
+              </w:rPr>
+              <w:t>}</w:t>
+            </w:r>
+          </w:p>
+          <w:p>
+            <w:pPr>
+              <w:spacing w:line="240" w:lineRule="auto"/>
+            </w:pPr>
+            <w:r>
+              <w:rPr>
+                <w:rFonts w:ascii="Courier New" w:hAnsi="Courier New" w:eastAsia="Courier New"/>
+                <w:sz w:val="15"/>
+              </w:rPr>
+              <w:t xml:space="preserve"> </w:t>
+            </w:r>
+          </w:p>
+          <w:p>
+            <w:pPr>
+              <w:spacing w:line="240" w:lineRule="auto"/>
+            </w:pPr>
+            <w:r>
+              <w:rPr>
+                <w:rFonts w:ascii="Courier New" w:hAnsi="Courier New" w:eastAsia="Courier New"/>
+                <w:sz w:val="15"/>
+              </w:rPr>
+              <w:t># командный файл Windows: путь в формате Windows, параметры как есть</w:t>
+            </w:r>
+          </w:p>
+          <w:p>
+            <w:pPr>
+              <w:spacing w:line="240" w:lineRule="auto"/>
+            </w:pPr>
+            <w:r>
+              <w:rPr>
+                <w:rFonts w:ascii="Courier New" w:hAnsi="Courier New" w:eastAsia="Courier New"/>
+                <w:sz w:val="15"/>
+              </w:rPr>
+              <w:t>bat() {</w:t>
+            </w:r>
+          </w:p>
+          <w:p>
+            <w:pPr>
+              <w:spacing w:line="240" w:lineRule="auto"/>
+            </w:pPr>
+            <w:r>
+              <w:rPr>
+                <w:rFonts w:ascii="Courier New" w:hAnsi="Courier New" w:eastAsia="Courier New"/>
+                <w:sz w:val="15"/>
+              </w:rPr>
+              <w:t xml:space="preserve">    local file; file=$(cygpath -w "$1"); shift</w:t>
+            </w:r>
+          </w:p>
+          <w:p>
+            <w:pPr>
+              <w:spacing w:line="240" w:lineRule="auto"/>
+            </w:pPr>
+            <w:r>
+              <w:rPr>
+                <w:rFonts w:ascii="Courier New" w:hAnsi="Courier New" w:eastAsia="Courier New"/>
+                <w:sz w:val="15"/>
+              </w:rPr>
+              <w:t xml:space="preserve">    cmd.exe /c "$file" "$@"</w:t>
+            </w:r>
+          </w:p>
+          <w:p>
+            <w:pPr>
+              <w:spacing w:line="240" w:lineRule="auto"/>
+            </w:pPr>
+            <w:r>
+              <w:rPr>
+                <w:rFonts w:ascii="Courier New" w:hAnsi="Courier New" w:eastAsia="Courier New"/>
+                <w:sz w:val="15"/>
+              </w:rPr>
+              <w:t>}</w:t>
+            </w:r>
+          </w:p>
+          <w:p>
+            <w:pPr>
+              <w:spacing w:line="240" w:lineRule="auto"/>
+            </w:pPr>
+            <w:r>
+              <w:rPr>
+                <w:rFonts w:ascii="Courier New" w:hAnsi="Courier New" w:eastAsia="Courier New"/>
+                <w:sz w:val="15"/>
+              </w:rPr>
+              <w:t xml:space="preserve"> </w:t>
+            </w:r>
+          </w:p>
+          <w:p>
+            <w:pPr>
+              <w:spacing w:line="240" w:lineRule="auto"/>
+            </w:pPr>
+            <w:r>
+              <w:rPr>
+                <w:rFonts w:ascii="Courier New" w:hAnsi="Courier New" w:eastAsia="Courier New"/>
+                <w:sz w:val="15"/>
+              </w:rPr>
+              <w:t>need_variant() {</w:t>
+            </w:r>
+          </w:p>
+          <w:p>
+            <w:pPr>
+              <w:spacing w:line="240" w:lineRule="auto"/>
+            </w:pPr>
+            <w:r>
+              <w:rPr>
+                <w:rFonts w:ascii="Courier New" w:hAnsi="Courier New" w:eastAsia="Courier New"/>
+                <w:sz w:val="15"/>
+              </w:rPr>
+              <w:t xml:space="preserve">    if [ "$1" != "20" ] &amp;&amp; [ "$1" != "22" ]; then</w:t>
+            </w:r>
+          </w:p>
+          <w:p>
+            <w:pPr>
+              <w:spacing w:line="240" w:lineRule="auto"/>
+            </w:pPr>
+            <w:r>
+              <w:rPr>
+                <w:rFonts w:ascii="Courier New" w:hAnsi="Courier New" w:eastAsia="Courier New"/>
+                <w:sz w:val="15"/>
+              </w:rPr>
+              <w:t xml:space="preserve">        echo "ОШИБКА: Укажите вариант 20 или 22"</w:t>
+            </w:r>
+          </w:p>
+          <w:p>
+            <w:pPr>
+              <w:spacing w:line="240" w:lineRule="auto"/>
+            </w:pPr>
+            <w:r>
+              <w:rPr>
+                <w:rFonts w:ascii="Courier New" w:hAnsi="Courier New" w:eastAsia="Courier New"/>
+                <w:sz w:val="15"/>
+              </w:rPr>
+              <w:t xml:space="preserve">        exit 1</w:t>
+            </w:r>
+          </w:p>
+          <w:p>
+            <w:pPr>
+              <w:spacing w:line="240" w:lineRule="auto"/>
+            </w:pPr>
+            <w:r>
+              <w:rPr>
+                <w:rFonts w:ascii="Courier New" w:hAnsi="Courier New" w:eastAsia="Courier New"/>
+                <w:sz w:val="15"/>
+              </w:rPr>
+              <w:t xml:space="preserve">    fi</w:t>
+            </w:r>
+          </w:p>
+          <w:p>
+            <w:pPr>
+              <w:spacing w:line="240" w:lineRule="auto"/>
+            </w:pPr>
+            <w:r>
+              <w:rPr>
+                <w:rFonts w:ascii="Courier New" w:hAnsi="Courier New" w:eastAsia="Courier New"/>
+                <w:sz w:val="15"/>
+              </w:rPr>
+              <w:t>}</w:t>
+            </w:r>
+          </w:p>
+          <w:p>
+            <w:pPr>
+              <w:spacing w:line="240" w:lineRule="auto"/>
+            </w:pPr>
+            <w:r>
+              <w:rPr>
+                <w:rFonts w:ascii="Courier New" w:hAnsi="Courier New" w:eastAsia="Courier New"/>
+                <w:sz w:val="15"/>
+              </w:rPr>
+              <w:t xml:space="preserve"> </w:t>
+            </w:r>
+          </w:p>
+          <w:p>
+            <w:pPr>
+              <w:spacing w:line="240" w:lineRule="auto"/>
+            </w:pPr>
+            <w:r>
+              <w:rPr>
+                <w:rFonts w:ascii="Courier New" w:hAnsi="Courier New" w:eastAsia="Courier New"/>
+                <w:sz w:val="15"/>
+              </w:rPr>
+              <w:t>need_task() {</w:t>
+            </w:r>
+          </w:p>
+          <w:p>
+            <w:pPr>
+              <w:spacing w:line="240" w:lineRule="auto"/>
+            </w:pPr>
+            <w:r>
+              <w:rPr>
+                <w:rFonts w:ascii="Courier New" w:hAnsi="Courier New" w:eastAsia="Courier New"/>
+                <w:sz w:val="15"/>
+              </w:rPr>
+              <w:t xml:space="preserve">    if [ "$1" != "1" ] &amp;&amp; [ "$1" != "2" ]; then</w:t>
+            </w:r>
+          </w:p>
+          <w:p>
+            <w:pPr>
+              <w:spacing w:line="240" w:lineRule="auto"/>
+            </w:pPr>
+            <w:r>
+              <w:rPr>
+                <w:rFonts w:ascii="Courier New" w:hAnsi="Courier New" w:eastAsia="Courier New"/>
+                <w:sz w:val="15"/>
+              </w:rPr>
+              <w:t xml:space="preserve">        echo "ОШИБКА: Укажите номер задания 1 или 2"</w:t>
+            </w:r>
+          </w:p>
+          <w:p>
+            <w:pPr>
+              <w:spacing w:line="240" w:lineRule="auto"/>
+            </w:pPr>
+            <w:r>
+              <w:rPr>
+                <w:rFonts w:ascii="Courier New" w:hAnsi="Courier New" w:eastAsia="Courier New"/>
+                <w:sz w:val="15"/>
+              </w:rPr>
+              <w:t xml:space="preserve">        exit 1</w:t>
+            </w:r>
+          </w:p>
+          <w:p>
+            <w:pPr>
+              <w:spacing w:line="240" w:lineRule="auto"/>
+            </w:pPr>
+            <w:r>
+              <w:rPr>
+                <w:rFonts w:ascii="Courier New" w:hAnsi="Courier New" w:eastAsia="Courier New"/>
+                <w:sz w:val="15"/>
+              </w:rPr>
+              <w:t xml:space="preserve">    fi</w:t>
+            </w:r>
+          </w:p>
+          <w:p>
+            <w:pPr>
+              <w:spacing w:line="240" w:lineRule="auto"/>
+            </w:pPr>
+            <w:r>
+              <w:rPr>
+                <w:rFonts w:ascii="Courier New" w:hAnsi="Courier New" w:eastAsia="Courier New"/>
+                <w:sz w:val="15"/>
+              </w:rPr>
+              <w:t>}</w:t>
+            </w:r>
+          </w:p>
+          <w:p>
+            <w:pPr>
+              <w:spacing w:line="240" w:lineRule="auto"/>
+            </w:pPr>
+            <w:r>
+              <w:rPr>
+                <w:rFonts w:ascii="Courier New" w:hAnsi="Courier New" w:eastAsia="Courier New"/>
+                <w:sz w:val="15"/>
+              </w:rPr>
+              <w:t xml:space="preserve"> </w:t>
+            </w:r>
+          </w:p>
+          <w:p>
+            <w:pPr>
+              <w:spacing w:line="240" w:lineRule="auto"/>
+            </w:pPr>
+            <w:r>
+              <w:rPr>
+                <w:rFonts w:ascii="Courier New" w:hAnsi="Courier New" w:eastAsia="Courier New"/>
+                <w:sz w:val="15"/>
+              </w:rPr>
+              <w:t>if [ -z "$1" ]; then</w:t>
+            </w:r>
+          </w:p>
+          <w:p>
+            <w:pPr>
+              <w:spacing w:line="240" w:lineRule="auto"/>
+            </w:pPr>
+            <w:r>
+              <w:rPr>
+                <w:rFonts w:ascii="Courier New" w:hAnsi="Courier New" w:eastAsia="Courier New"/>
+                <w:sz w:val="15"/>
+              </w:rPr>
+              <w:t xml:space="preserve">    echo "============================================="</w:t>
+            </w:r>
+          </w:p>
+          <w:p>
+            <w:pPr>
+              <w:spacing w:line="240" w:lineRule="auto"/>
+            </w:pPr>
+            <w:r>
+              <w:rPr>
+                <w:rFonts w:ascii="Courier New" w:hAnsi="Courier New" w:eastAsia="Courier New"/>
+                <w:sz w:val="15"/>
+              </w:rPr>
+              <w:t xml:space="preserve">    echo "  ПАБД: БАЗА ДАННЫХ SALES, ВАРИАНТЫ 20 И 22"</w:t>
+            </w:r>
+          </w:p>
+          <w:p>
+            <w:pPr>
+              <w:spacing w:line="240" w:lineRule="auto"/>
+            </w:pPr>
+            <w:r>
+              <w:rPr>
+                <w:rFonts w:ascii="Courier New" w:hAnsi="Courier New" w:eastAsia="Courier New"/>
+                <w:sz w:val="15"/>
+              </w:rPr>
+              <w:t xml:space="preserve">    echo "============================================="</w:t>
+            </w:r>
+          </w:p>
+          <w:p>
+            <w:pPr>
+              <w:spacing w:line="240" w:lineRule="auto"/>
+            </w:pPr>
+            <w:r>
+              <w:rPr>
+                <w:rFonts w:ascii="Courier New" w:hAnsi="Courier New" w:eastAsia="Courier New"/>
+                <w:sz w:val="15"/>
+              </w:rPr>
+              <w:t xml:space="preserve">    echo ""</w:t>
+            </w:r>
+          </w:p>
+          <w:p>
+            <w:pPr>
+              <w:spacing w:line="240" w:lineRule="auto"/>
+            </w:pPr>
+            <w:r>
+              <w:rPr>
+                <w:rFonts w:ascii="Courier New" w:hAnsi="Courier New" w:eastAsia="Courier New"/>
+                <w:sz w:val="15"/>
+              </w:rPr>
+              <w:t xml:space="preserve">    echo "================== ЛР1: БАЗА И ЗАДАНИЯ =================="</w:t>
+            </w:r>
+          </w:p>
+          <w:p>
+            <w:pPr>
+              <w:spacing w:line="240" w:lineRule="auto"/>
+            </w:pPr>
+            <w:r>
+              <w:rPr>
+                <w:rFonts w:ascii="Courier New" w:hAnsi="Courier New" w:eastAsia="Courier New"/>
+                <w:sz w:val="15"/>
+              </w:rPr>
+              <w:t xml:space="preserve">    echo "  ./h db              - создать БД sales, таблицы и загрузить данные"</w:t>
+            </w:r>
+          </w:p>
+          <w:p>
+            <w:pPr>
+              <w:spacing w:line="240" w:lineRule="auto"/>
+            </w:pPr>
+            <w:r>
+              <w:rPr>
+                <w:rFonts w:ascii="Courier New" w:hAnsi="Courier New" w:eastAsia="Courier New"/>
+                <w:sz w:val="15"/>
+              </w:rPr>
+              <w:t xml:space="preserve">    echo "  ./h counts          - количество строк в таблицах"</w:t>
+            </w:r>
+          </w:p>
+          <w:p>
+            <w:pPr>
+              <w:spacing w:line="240" w:lineRule="auto"/>
+            </w:pPr>
+            <w:r>
+              <w:rPr>
+                <w:rFonts w:ascii="Courier New" w:hAnsi="Courier New" w:eastAsia="Courier New"/>
+                <w:sz w:val="15"/>
+              </w:rPr>
+              <w:t xml:space="preserve">    echo "  ./h v20 1 [дата1 дата2 [категория]]  - в.20: объём поставок по категории и кварталу"</w:t>
+            </w:r>
+          </w:p>
+          <w:p>
+            <w:pPr>
+              <w:spacing w:line="240" w:lineRule="auto"/>
+            </w:pPr>
+            <w:r>
+              <w:rPr>
+                <w:rFonts w:ascii="Courier New" w:hAnsi="Courier New" w:eastAsia="Courier New"/>
+                <w:sz w:val="15"/>
+              </w:rPr>
+              <w:t xml:space="preserve">    echo "  ./h v20 2 [год1 год2 [день недели]]  - в.20: продажи (шт) по дню недели и району"</w:t>
+            </w:r>
+          </w:p>
+          <w:p>
+            <w:pPr>
+              <w:spacing w:line="240" w:lineRule="auto"/>
+            </w:pPr>
+            <w:r>
+              <w:rPr>
+                <w:rFonts w:ascii="Courier New" w:hAnsi="Courier New" w:eastAsia="Courier New"/>
+                <w:sz w:val="15"/>
+              </w:rPr>
+              <w:t xml:space="preserve">    echo "  ./h v22 1 [дата1 дата2 [поставщик]]  - в.22: выручка по поставщику и декаде"</w:t>
+            </w:r>
+          </w:p>
+          <w:p>
+            <w:pPr>
+              <w:spacing w:line="240" w:lineRule="auto"/>
+            </w:pPr>
+            <w:r>
+              <w:rPr>
+                <w:rFonts w:ascii="Courier New" w:hAnsi="Courier New" w:eastAsia="Courier New"/>
+                <w:sz w:val="15"/>
+              </w:rPr>
+              <w:t xml:space="preserve">    echo "  ./h v22 2 [год1 год2 [время года]]   - в.22: затраты клиентов по сезону и полу"</w:t>
+            </w:r>
+          </w:p>
+          <w:p>
+            <w:pPr>
+              <w:spacing w:line="240" w:lineRule="auto"/>
+            </w:pPr>
+            <w:r>
+              <w:rPr>
+                <w:rFonts w:ascii="Courier New" w:hAnsi="Courier New" w:eastAsia="Courier New"/>
+                <w:sz w:val="15"/>
+              </w:rPr>
+              <w:t xml:space="preserve">    echo "  ./h all             - все 4 задания с параметрами по умолчанию"</w:t>
+            </w:r>
+          </w:p>
+          <w:p>
+            <w:pPr>
+              <w:spacing w:line="240" w:lineRule="auto"/>
+            </w:pPr>
+            <w:r>
+              <w:rPr>
+                <w:rFonts w:ascii="Courier New" w:hAnsi="Courier New" w:eastAsia="Courier New"/>
+                <w:sz w:val="15"/>
+              </w:rPr>
+              <w:t xml:space="preserve">    echo "  ./h lr1 lan         - настроить pg_hba.conf и брандмауэр для сети (от администратора)"</w:t>
+            </w:r>
+          </w:p>
+          <w:p>
+            <w:pPr>
+              <w:spacing w:line="240" w:lineRule="auto"/>
+            </w:pPr>
+            <w:r>
+              <w:rPr>
+                <w:rFonts w:ascii="Courier New" w:hAnsi="Courier New" w:eastAsia="Courier New"/>
+                <w:sz w:val="15"/>
+              </w:rPr>
+              <w:t xml:space="preserve">    echo "  ./h lr1 client сценарий [a1 a2 a3] - выполнить сценарий через s_lan.bat (сервер по IP)"</w:t>
+            </w:r>
+          </w:p>
+          <w:p>
+            <w:pPr>
+              <w:spacing w:line="240" w:lineRule="auto"/>
+            </w:pPr>
+            <w:r>
+              <w:rPr>
+                <w:rFonts w:ascii="Courier New" w:hAnsi="Courier New" w:eastAsia="Courier New"/>
+                <w:sz w:val="15"/>
+              </w:rPr>
+              <w:t xml:space="preserve">    echo "  Пример: ./h v20 1 01.01.2021 31.12.2022 мебель"</w:t>
+            </w:r>
+          </w:p>
+          <w:p>
+            <w:pPr>
+              <w:spacing w:line="240" w:lineRule="auto"/>
+            </w:pPr>
+            <w:r>
+              <w:rPr>
+                <w:rFonts w:ascii="Courier New" w:hAnsi="Courier New" w:eastAsia="Courier New"/>
+                <w:sz w:val="15"/>
+              </w:rPr>
+              <w:t xml:space="preserve">    echo ""</w:t>
+            </w:r>
+          </w:p>
+          <w:p>
+            <w:pPr>
+              <w:spacing w:line="240" w:lineRule="auto"/>
+            </w:pPr>
+            <w:r>
+              <w:rPr>
+                <w:rFonts w:ascii="Courier New" w:hAnsi="Courier New" w:eastAsia="Courier New"/>
+                <w:sz w:val="15"/>
+              </w:rPr>
+              <w:t xml:space="preserve">    echo "================== ЛР2: ОБЪЁМНАЯ БД, ИНДЕКСЫ, EXPLAIN =================="</w:t>
+            </w:r>
+          </w:p>
+          <w:p>
+            <w:pPr>
+              <w:spacing w:line="240" w:lineRule="auto"/>
+            </w:pPr>
+            <w:r>
+              <w:rPr>
+                <w:rFonts w:ascii="Courier New" w:hAnsi="Courier New" w:eastAsia="Courier New"/>
+                <w:sz w:val="15"/>
+              </w:rPr>
+              <w:t xml:space="preserve">    echo "  ./h lr2 gen [N]           - ПРОДАЖА: N псевдослучайных записей (по умолч. 2 000 000)"</w:t>
+            </w:r>
+          </w:p>
+          <w:p>
+            <w:pPr>
+              <w:spacing w:line="240" w:lineRule="auto"/>
+            </w:pPr>
+            <w:r>
+              <w:rPr>
+                <w:rFonts w:ascii="Courier New" w:hAnsi="Courier New" w:eastAsia="Courier New"/>
+                <w:sz w:val="15"/>
+              </w:rPr>
+              <w:t xml:space="preserve">    echo "  ./h lr2 restore           - вернуть 1000 записей ПРОДАЖА из ЛР1"</w:t>
+            </w:r>
+          </w:p>
+          <w:p>
+            <w:pPr>
+              <w:spacing w:line="240" w:lineRule="auto"/>
+            </w:pPr>
+            <w:r>
+              <w:rPr>
+                <w:rFonts w:ascii="Courier New" w:hAnsi="Courier New" w:eastAsia="Courier New"/>
+                <w:sz w:val="15"/>
+              </w:rPr>
+              <w:t xml:space="preserve">    echo "  ./h lr2 tbs [каталог]     - вынести ПРОДАЖА в табличное пространство (D:/PG_TBS)"</w:t>
+            </w:r>
+          </w:p>
+          <w:p>
+            <w:pPr>
+              <w:spacing w:line="240" w:lineRule="auto"/>
+            </w:pPr>
+            <w:r>
+              <w:rPr>
+                <w:rFonts w:ascii="Courier New" w:hAnsi="Courier New" w:eastAsia="Courier New"/>
+                <w:sz w:val="15"/>
+              </w:rPr>
+              <w:t xml:space="preserve">    echo "  ./h lr2 time 20|22        - время запроса (*) по CURRENT_TIME, 5 замеров"</w:t>
+            </w:r>
+          </w:p>
+          <w:p>
+            <w:pPr>
+              <w:spacing w:line="240" w:lineRule="auto"/>
+            </w:pPr>
+            <w:r>
+              <w:rPr>
+                <w:rFonts w:ascii="Courier New" w:hAnsi="Courier New" w:eastAsia="Courier New"/>
+                <w:sz w:val="15"/>
+              </w:rPr>
+              <w:t xml:space="preserve">    echo "  ./h lr2 timing 20|22      - время запроса (*) по \\timing on, 5 замеров"</w:t>
+            </w:r>
+          </w:p>
+          <w:p>
+            <w:pPr>
+              <w:spacing w:line="240" w:lineRule="auto"/>
+            </w:pPr>
+            <w:r>
+              <w:rPr>
+                <w:rFonts w:ascii="Courier New" w:hAnsi="Courier New" w:eastAsia="Courier New"/>
+                <w:sz w:val="15"/>
+              </w:rPr>
+              <w:t xml:space="preserve">    echo "  ./h lr2 idx 20|22         - индексы ПРОДАЖА и таблицы-справочника"</w:t>
+            </w:r>
+          </w:p>
+          <w:p>
+            <w:pPr>
+              <w:spacing w:line="240" w:lineRule="auto"/>
+            </w:pPr>
+            <w:r>
+              <w:rPr>
+                <w:rFonts w:ascii="Courier New" w:hAnsi="Courier New" w:eastAsia="Courier New"/>
+                <w:sz w:val="15"/>
+              </w:rPr>
+              <w:t xml:space="preserve">    echo "  ./h lr2 idx1 20|22 [btree|hash] - создать индекс ПРОДАЖА по полю-ссылке"</w:t>
+            </w:r>
+          </w:p>
+          <w:p>
+            <w:pPr>
+              <w:spacing w:line="240" w:lineRule="auto"/>
+            </w:pPr>
+            <w:r>
+              <w:rPr>
+                <w:rFonts w:ascii="Courier New" w:hAnsi="Courier New" w:eastAsia="Courier New"/>
+                <w:sz w:val="15"/>
+              </w:rPr>
+              <w:t xml:space="preserve">    echo "  ./h lr2 idx0 20|22        - удалить индекс ПРОДАЖА по полю-ссылке"</w:t>
+            </w:r>
+          </w:p>
+          <w:p>
+            <w:pPr>
+              <w:spacing w:line="240" w:lineRule="auto"/>
+            </w:pPr>
+            <w:r>
+              <w:rPr>
+                <w:rFonts w:ascii="Courier New" w:hAnsi="Courier New" w:eastAsia="Courier New"/>
+                <w:sz w:val="15"/>
+              </w:rPr>
+              <w:t xml:space="preserve">    echo "  ./h lr2 pk1 20|22         - справочник с PRIMARY KEY (create_ref0)"</w:t>
+            </w:r>
+          </w:p>
+          <w:p>
+            <w:pPr>
+              <w:spacing w:line="240" w:lineRule="auto"/>
+            </w:pPr>
+            <w:r>
+              <w:rPr>
+                <w:rFonts w:ascii="Courier New" w:hAnsi="Courier New" w:eastAsia="Courier New"/>
+                <w:sz w:val="15"/>
+              </w:rPr>
+              <w:t xml:space="preserve">    echo "  ./h lr2 pk0 20|22         - справочник без PRIMARY KEY (create_ref1)"</w:t>
+            </w:r>
+          </w:p>
+          <w:p>
+            <w:pPr>
+              <w:spacing w:line="240" w:lineRule="auto"/>
+            </w:pPr>
+            <w:r>
+              <w:rPr>
+                <w:rFonts w:ascii="Courier New" w:hAnsi="Courier New" w:eastAsia="Courier New"/>
+                <w:sz w:val="15"/>
+              </w:rPr>
+              <w:t xml:space="preserve">    echo "  ./h lr2 copy 20|22        - перезагрузить справочник из DATA/SOURCE"</w:t>
+            </w:r>
+          </w:p>
+          <w:p>
+            <w:pPr>
+              <w:spacing w:line="240" w:lineRule="auto"/>
+            </w:pPr>
+            <w:r>
+              <w:rPr>
+                <w:rFonts w:ascii="Courier New" w:hAnsi="Courier New" w:eastAsia="Courier New"/>
+                <w:sz w:val="15"/>
+              </w:rPr>
+              <w:t xml:space="preserve">    echo "  ./h lr2 explain 20|22 [1] - EXPLAIN / EXPLAIN ANALYZE (1 - с WHERE)"</w:t>
+            </w:r>
+          </w:p>
+          <w:p>
+            <w:pPr>
+              <w:spacing w:line="240" w:lineRule="auto"/>
+            </w:pPr>
+            <w:r>
+              <w:rPr>
+                <w:rFonts w:ascii="Courier New" w:hAnsi="Courier New" w:eastAsia="Courier New"/>
+                <w:sz w:val="15"/>
+              </w:rPr>
+              <w:t xml:space="preserve">    echo "  ./h lr2 measure 20|22 [прогонов] - протокол замеров -&gt; results/lr2_vNN_results.txt"</w:t>
+            </w:r>
+          </w:p>
+          <w:p>
+            <w:pPr>
+              <w:spacing w:line="240" w:lineRule="auto"/>
+            </w:pPr>
+            <w:r>
+              <w:rPr>
+                <w:rFonts w:ascii="Courier New" w:hAnsi="Courier New" w:eastAsia="Courier New"/>
+                <w:sz w:val="15"/>
+              </w:rPr>
+              <w:t xml:space="preserve">    echo "  ./h lr2 results 20|22     - показать протокол замеров"</w:t>
+            </w:r>
+          </w:p>
+          <w:p>
+            <w:pPr>
+              <w:spacing w:line="240" w:lineRule="auto"/>
+            </w:pPr>
+            <w:r>
+              <w:rPr>
+                <w:rFonts w:ascii="Courier New" w:hAnsi="Courier New" w:eastAsia="Courier New"/>
+                <w:sz w:val="15"/>
+              </w:rPr>
+              <w:t xml:space="preserve">    echo ""</w:t>
+            </w:r>
+          </w:p>
+          <w:p>
+            <w:pPr>
+              <w:spacing w:line="240" w:lineRule="auto"/>
+            </w:pPr>
+            <w:r>
+              <w:rPr>
+                <w:rFonts w:ascii="Courier New" w:hAnsi="Courier New" w:eastAsia="Courier New"/>
+                <w:sz w:val="15"/>
+              </w:rPr>
+              <w:t xml:space="preserve">    echo "================== ЛР3: ПОЛЬЗОВАТЕЛЬСКИЕ ТИПЫ =================="</w:t>
+            </w:r>
+          </w:p>
+          <w:p>
+            <w:pPr>
+              <w:spacing w:line="240" w:lineRule="auto"/>
+            </w:pPr>
+            <w:r>
+              <w:rPr>
+                <w:rFonts w:ascii="Courier New" w:hAnsi="Courier New" w:eastAsia="Courier New"/>
+                <w:sz w:val="15"/>
+              </w:rPr>
+              <w:t xml:space="preserve">    echo "  ./h lr3 cmplx             - пример преподавателя (complex)"</w:t>
+            </w:r>
+          </w:p>
+          <w:p>
+            <w:pPr>
+              <w:spacing w:line="240" w:lineRule="auto"/>
+            </w:pPr>
+            <w:r>
+              <w:rPr>
+                <w:rFonts w:ascii="Courier New" w:hAnsi="Courier New" w:eastAsia="Courier New"/>
+                <w:sz w:val="15"/>
+              </w:rPr>
+              <w:t xml:space="preserve">    echo "  ./h lr3 20                - в.20: трёхмерный вектор (vector3)"</w:t>
+            </w:r>
+          </w:p>
+          <w:p>
+            <w:pPr>
+              <w:spacing w:line="240" w:lineRule="auto"/>
+            </w:pPr>
+            <w:r>
+              <w:rPr>
+                <w:rFonts w:ascii="Courier New" w:hAnsi="Courier New" w:eastAsia="Courier New"/>
+                <w:sz w:val="15"/>
+              </w:rPr>
+              <w:t xml:space="preserve">    echo "  ./h lr3 22                - в.22: рациональное число (rational)"</w:t>
+            </w:r>
+          </w:p>
+          <w:p>
+            <w:pPr>
+              <w:spacing w:line="240" w:lineRule="auto"/>
+            </w:pPr>
+            <w:r>
+              <w:rPr>
+                <w:rFonts w:ascii="Courier New" w:hAnsi="Courier New" w:eastAsia="Courier New"/>
+                <w:sz w:val="15"/>
+              </w:rPr>
+              <w:t xml:space="preserve">    echo ""</w:t>
+            </w:r>
+          </w:p>
+          <w:p>
+            <w:pPr>
+              <w:spacing w:line="240" w:lineRule="auto"/>
+            </w:pPr>
+            <w:r>
+              <w:rPr>
+                <w:rFonts w:ascii="Courier New" w:hAnsi="Courier New" w:eastAsia="Courier New"/>
+                <w:sz w:val="15"/>
+              </w:rPr>
+              <w:t xml:space="preserve">    echo "================== ЛР4: РЕЗЕРВНОЕ КОПИРОВАНИЕ =================="</w:t>
+            </w:r>
+          </w:p>
+          <w:p>
+            <w:pPr>
+              <w:spacing w:line="240" w:lineRule="auto"/>
+            </w:pPr>
+            <w:r>
+              <w:rPr>
+                <w:rFonts w:ascii="Courier New" w:hAnsi="Courier New" w:eastAsia="Courier New"/>
+                <w:sz w:val="15"/>
+              </w:rPr>
+              <w:t xml:space="preserve">    echo "  ./h lr4 all [20|22]       - пп. 1-10 целиком -&gt; results/lr4_vNN_protocol.txt"</w:t>
+            </w:r>
+          </w:p>
+          <w:p>
+            <w:pPr>
+              <w:spacing w:line="240" w:lineRule="auto"/>
+            </w:pPr>
+            <w:r>
+              <w:rPr>
+                <w:rFonts w:ascii="Courier New" w:hAnsi="Courier New" w:eastAsia="Courier New"/>
+                <w:sz w:val="15"/>
+              </w:rPr>
+              <w:t xml:space="preserve">    echo "  ./h lr4 base              - создать базу BASE из данных ЛР1"</w:t>
+            </w:r>
+          </w:p>
+          <w:p>
+            <w:pPr>
+              <w:spacing w:line="240" w:lineRule="auto"/>
+            </w:pPr>
+            <w:r>
+              <w:rPr>
+                <w:rFonts w:ascii="Courier New" w:hAnsi="Courier New" w:eastAsia="Courier New"/>
+                <w:sz w:val="15"/>
+              </w:rPr>
+              <w:t xml:space="preserve">    echo "  ./h lr4 tasks N [база]    - контрольные задачи -&gt; taskN-01..03"</w:t>
+            </w:r>
+          </w:p>
+          <w:p>
+            <w:pPr>
+              <w:spacing w:line="240" w:lineRule="auto"/>
+            </w:pPr>
+            <w:r>
+              <w:rPr>
+                <w:rFonts w:ascii="Courier New" w:hAnsi="Courier New" w:eastAsia="Courier New"/>
+                <w:sz w:val="15"/>
+              </w:rPr>
+              <w:t xml:space="preserve">    echo "  ./h lr4 dump1|dump2|dump3 - pg_dump в файл / rar / многотомный rar"</w:t>
+            </w:r>
+          </w:p>
+          <w:p>
+            <w:pPr>
+              <w:spacing w:line="240" w:lineRule="auto"/>
+            </w:pPr>
+            <w:r>
+              <w:rPr>
+                <w:rFonts w:ascii="Courier New" w:hAnsi="Courier New" w:eastAsia="Courier New"/>
+                <w:sz w:val="15"/>
+              </w:rPr>
+              <w:t xml:space="preserve">    echo "  (каталог копий: lab4/work или LR4_WORK=D:/LR4_WORK ./h lr4 all)"</w:t>
+            </w:r>
+          </w:p>
+          <w:p>
+            <w:pPr>
+              <w:spacing w:line="240" w:lineRule="auto"/>
+            </w:pPr>
+            <w:r>
+              <w:rPr>
+                <w:rFonts w:ascii="Courier New" w:hAnsi="Courier New" w:eastAsia="Courier New"/>
+                <w:sz w:val="15"/>
+              </w:rPr>
+              <w:t xml:space="preserve">    echo ""</w:t>
+            </w:r>
+          </w:p>
+          <w:p>
+            <w:pPr>
+              <w:spacing w:line="240" w:lineRule="auto"/>
+            </w:pPr>
+            <w:r>
+              <w:rPr>
+                <w:rFonts w:ascii="Courier New" w:hAnsi="Courier New" w:eastAsia="Courier New"/>
+                <w:sz w:val="15"/>
+              </w:rPr>
+              <w:t xml:space="preserve">    echo "================== ЛР5: ФУНКЦИИ НА C =================="</w:t>
+            </w:r>
+          </w:p>
+          <w:p>
+            <w:pPr>
+              <w:spacing w:line="240" w:lineRule="auto"/>
+            </w:pPr>
+            <w:r>
+              <w:rPr>
+                <w:rFonts w:ascii="Courier New" w:hAnsi="Courier New" w:eastAsia="Courier New"/>
+                <w:sz w:val="15"/>
+              </w:rPr>
+              <w:t xml:space="preserve">    echo "  ./h lr5 build 20|22       - компиляция и сборка vNN.dll (-&gt; D:\\PG_DLL)"</w:t>
+            </w:r>
+          </w:p>
+          <w:p>
+            <w:pPr>
+              <w:spacing w:line="240" w:lineRule="auto"/>
+            </w:pPr>
+            <w:r>
+              <w:rPr>
+                <w:rFonts w:ascii="Courier New" w:hAnsi="Courier New" w:eastAsia="Courier New"/>
+                <w:sz w:val="15"/>
+              </w:rPr>
+              <w:t xml:space="preserve">    echo "  ./h lr5 20|22 [каталог]   - регистрация функций и демонстрация на таблице T"</w:t>
+            </w:r>
+          </w:p>
+          <w:p>
+            <w:pPr>
+              <w:spacing w:line="240" w:lineRule="auto"/>
+            </w:pPr>
+            <w:r>
+              <w:rPr>
+                <w:rFonts w:ascii="Courier New" w:hAnsi="Courier New" w:eastAsia="Courier New"/>
+                <w:sz w:val="15"/>
+              </w:rPr>
+              <w:t xml:space="preserve">    echo ""</w:t>
+            </w:r>
+          </w:p>
+          <w:p>
+            <w:pPr>
+              <w:spacing w:line="240" w:lineRule="auto"/>
+            </w:pPr>
+            <w:r>
+              <w:rPr>
+                <w:rFonts w:ascii="Courier New" w:hAnsi="Courier New" w:eastAsia="Courier New"/>
+                <w:sz w:val="15"/>
+              </w:rPr>
+              <w:t xml:space="preserve">    echo "================== ЛР6: КОПИРОВАНИЕ В MS SQL SERVER =================="</w:t>
+            </w:r>
+          </w:p>
+          <w:p>
+            <w:pPr>
+              <w:spacing w:line="240" w:lineRule="auto"/>
+            </w:pPr>
+            <w:r>
+              <w:rPr>
+                <w:rFonts w:ascii="Courier New" w:hAnsi="Courier New" w:eastAsia="Courier New"/>
+                <w:sz w:val="15"/>
+              </w:rPr>
+              <w:t xml:space="preserve">    echo "  ./h lr6 setup             - проверка сервера (база NEW1, таблица temp1)"</w:t>
+            </w:r>
+          </w:p>
+          <w:p>
+            <w:pPr>
+              <w:spacing w:line="240" w:lineRule="auto"/>
+            </w:pPr>
+            <w:r>
+              <w:rPr>
+                <w:rFonts w:ascii="Courier New" w:hAnsi="Courier New" w:eastAsia="Courier New"/>
+                <w:sz w:val="15"/>
+              </w:rPr>
+              <w:t xml:space="preserve">    echo "  ./h lr6 sel2              - собрать фильтр sel2.exe"</w:t>
+            </w:r>
+          </w:p>
+          <w:p>
+            <w:pPr>
+              <w:spacing w:line="240" w:lineRule="auto"/>
+            </w:pPr>
+            <w:r>
+              <w:rPr>
+                <w:rFonts w:ascii="Courier New" w:hAnsi="Courier New" w:eastAsia="Courier New"/>
+                <w:sz w:val="15"/>
+              </w:rPr>
+              <w:t xml:space="preserve">    echo "  ./h lr6 createdb          - создать базу SALES в MS SQL Server"</w:t>
+            </w:r>
+          </w:p>
+          <w:p>
+            <w:pPr>
+              <w:spacing w:line="240" w:lineRule="auto"/>
+            </w:pPr>
+            <w:r>
+              <w:rPr>
+                <w:rFonts w:ascii="Courier New" w:hAnsi="Courier New" w:eastAsia="Courier New"/>
+                <w:sz w:val="15"/>
+              </w:rPr>
+              <w:t xml:space="preserve">    echo "  ./h lr6 copy              - скопировать все таблицы sales из PostgreSQL"</w:t>
+            </w:r>
+          </w:p>
+          <w:p>
+            <w:pPr>
+              <w:spacing w:line="240" w:lineRule="auto"/>
+            </w:pPr>
+            <w:r>
+              <w:rPr>
+                <w:rFonts w:ascii="Courier New" w:hAnsi="Courier New" w:eastAsia="Courier New"/>
+                <w:sz w:val="15"/>
+              </w:rPr>
+              <w:t xml:space="preserve">    echo "  ./h lr6 disp              - проверить скопированные таблицы"</w:t>
+            </w:r>
+          </w:p>
+          <w:p>
+            <w:pPr>
+              <w:spacing w:line="240" w:lineRule="auto"/>
+            </w:pPr>
+            <w:r>
+              <w:rPr>
+                <w:rFonts w:ascii="Courier New" w:hAnsi="Courier New" w:eastAsia="Courier New"/>
+                <w:sz w:val="15"/>
+              </w:rPr>
+              <w:t xml:space="preserve">    echo "  ./h lr6 v20|v22 1|2 [параметры] - задания варианта в MS SQL Server"</w:t>
+            </w:r>
+          </w:p>
+          <w:p>
+            <w:pPr>
+              <w:spacing w:line="240" w:lineRule="auto"/>
+            </w:pPr>
+            <w:r>
+              <w:rPr>
+                <w:rFonts w:ascii="Courier New" w:hAnsi="Courier New" w:eastAsia="Courier New"/>
+                <w:sz w:val="15"/>
+              </w:rPr>
+              <w:t xml:space="preserve">    echo "  ./h lr6 console           - консоль sqlcmd"</w:t>
+            </w:r>
+          </w:p>
+          <w:p>
+            <w:pPr>
+              <w:spacing w:line="240" w:lineRule="auto"/>
+            </w:pPr>
+            <w:r>
+              <w:rPr>
+                <w:rFonts w:ascii="Courier New" w:hAnsi="Courier New" w:eastAsia="Courier New"/>
+                <w:sz w:val="15"/>
+              </w:rPr>
+              <w:t xml:space="preserve">    echo ""</w:t>
+            </w:r>
+          </w:p>
+          <w:p>
+            <w:pPr>
+              <w:spacing w:line="240" w:lineRule="auto"/>
+            </w:pPr>
+            <w:r>
+              <w:rPr>
+                <w:rFonts w:ascii="Courier New" w:hAnsi="Courier New" w:eastAsia="Courier New"/>
+                <w:sz w:val="15"/>
+              </w:rPr>
+              <w:t xml:space="preserve">    echo "================== ЛР7: ПРЕДСТАВЛЕНИЯ И ФУНКЦИИ MS SQL SERVER =================="</w:t>
+            </w:r>
+          </w:p>
+          <w:p>
+            <w:pPr>
+              <w:spacing w:line="240" w:lineRule="auto"/>
+            </w:pPr>
+            <w:r>
+              <w:rPr>
+                <w:rFonts w:ascii="Courier New" w:hAnsi="Courier New" w:eastAsia="Courier New"/>
+                <w:sz w:val="15"/>
+              </w:rPr>
+              <w:t xml:space="preserve">    echo "  ./h lr7 create            - создать представления и функции"</w:t>
+            </w:r>
+          </w:p>
+          <w:p>
+            <w:pPr>
+              <w:spacing w:line="240" w:lineRule="auto"/>
+            </w:pPr>
+            <w:r>
+              <w:rPr>
+                <w:rFonts w:ascii="Courier New" w:hAnsi="Courier New" w:eastAsia="Courier New"/>
+                <w:sz w:val="15"/>
+              </w:rPr>
+              <w:t xml:space="preserve">    echo "  ./h lr7 1 [D1 D2 P M [N]] - премия сотрудников (N - имя сотрудника)"</w:t>
+            </w:r>
+          </w:p>
+          <w:p>
+            <w:pPr>
+              <w:spacing w:line="240" w:lineRule="auto"/>
+            </w:pPr>
+            <w:r>
+              <w:rPr>
+                <w:rFonts w:ascii="Courier New" w:hAnsi="Courier New" w:eastAsia="Courier New"/>
+                <w:sz w:val="15"/>
+              </w:rPr>
+              <w:t xml:space="preserve">    echo "  ./h lr7 2 [D1 D2 alpha [G]] - затраты на хранение (G - товар)"</w:t>
+            </w:r>
+          </w:p>
+          <w:p>
+            <w:pPr>
+              <w:spacing w:line="240" w:lineRule="auto"/>
+            </w:pPr>
+            <w:r>
+              <w:rPr>
+                <w:rFonts w:ascii="Courier New" w:hAnsi="Courier New" w:eastAsia="Courier New"/>
+                <w:sz w:val="15"/>
+              </w:rPr>
+              <w:t xml:space="preserve">    echo "  Пример: ./h lr7 1 01.01.2021 30.06.2021 8.5 10.5 Иван"</w:t>
+            </w:r>
+          </w:p>
+          <w:p>
+            <w:pPr>
+              <w:spacing w:line="240" w:lineRule="auto"/>
+            </w:pPr>
+            <w:r>
+              <w:rPr>
+                <w:rFonts w:ascii="Courier New" w:hAnsi="Courier New" w:eastAsia="Courier New"/>
+                <w:sz w:val="15"/>
+              </w:rPr>
+              <w:t xml:space="preserve">    echo ""</w:t>
+            </w:r>
+          </w:p>
+          <w:p>
+            <w:pPr>
+              <w:spacing w:line="240" w:lineRule="auto"/>
+            </w:pPr>
+            <w:r>
+              <w:rPr>
+                <w:rFonts w:ascii="Courier New" w:hAnsi="Courier New" w:eastAsia="Courier New"/>
+                <w:sz w:val="15"/>
+              </w:rPr>
+              <w:t xml:space="preserve">    echo "================== ЛР8: ПРОГРАММЫ С ДАННЫМИ MS SQL SERVER =================="</w:t>
+            </w:r>
+          </w:p>
+          <w:p>
+            <w:pPr>
+              <w:spacing w:line="240" w:lineRule="auto"/>
+            </w:pPr>
+            <w:r>
+              <w:rPr>
+                <w:rFonts w:ascii="Courier New" w:hAnsi="Courier New" w:eastAsia="Courier New"/>
+                <w:sz w:val="15"/>
+              </w:rPr>
+              <w:t xml:space="preserve">    echo "  ./h lr8 build             - компиляция программы C# варианта 20"</w:t>
+            </w:r>
+          </w:p>
+          <w:p>
+            <w:pPr>
+              <w:spacing w:line="240" w:lineRule="auto"/>
+            </w:pPr>
+            <w:r>
+              <w:rPr>
+                <w:rFonts w:ascii="Courier New" w:hAnsi="Courier New" w:eastAsia="Courier New"/>
+                <w:sz w:val="15"/>
+              </w:rPr>
+              <w:t xml:space="preserve">    echo "  ./h lr8 20 [D1 D2 [категория]] - в.20 (C#): продажи (шт) по категории и кварталу"</w:t>
+            </w:r>
+          </w:p>
+          <w:p>
+            <w:pPr>
+              <w:spacing w:line="240" w:lineRule="auto"/>
+            </w:pPr>
+            <w:r>
+              <w:rPr>
+                <w:rFonts w:ascii="Courier New" w:hAnsi="Courier New" w:eastAsia="Courier New"/>
+                <w:sz w:val="15"/>
+              </w:rPr>
+              <w:t xml:space="preserve">    echo "  ./h lr8 22 [D1 D2 [поставщик]] - в.22 (Python): затраты клиентов по поставщику и декаде"</w:t>
+            </w:r>
+          </w:p>
+          <w:p>
+            <w:pPr>
+              <w:spacing w:line="240" w:lineRule="auto"/>
+            </w:pPr>
+            <w:r>
+              <w:rPr>
+                <w:rFonts w:ascii="Courier New" w:hAnsi="Courier New" w:eastAsia="Courier New"/>
+                <w:sz w:val="15"/>
+              </w:rPr>
+              <w:t xml:space="preserve">    echo ""</w:t>
+            </w:r>
+          </w:p>
+          <w:p>
+            <w:pPr>
+              <w:spacing w:line="240" w:lineRule="auto"/>
+            </w:pPr>
+            <w:r>
+              <w:rPr>
+                <w:rFonts w:ascii="Courier New" w:hAnsi="Courier New" w:eastAsia="Courier New"/>
+                <w:sz w:val="15"/>
+              </w:rPr>
+              <w:t xml:space="preserve">    echo "================== ПРОЧЕЕ =================="</w:t>
+            </w:r>
+          </w:p>
+          <w:p>
+            <w:pPr>
+              <w:spacing w:line="240" w:lineRule="auto"/>
+            </w:pPr>
+            <w:r>
+              <w:rPr>
+                <w:rFonts w:ascii="Courier New" w:hAnsi="Courier New" w:eastAsia="Courier New"/>
+                <w:sz w:val="15"/>
+              </w:rPr>
+              <w:t xml:space="preserve">    echo "  ./h reports [N ...]       - пересобрать отчёты .docx (reports/docx)"</w:t>
+            </w:r>
+          </w:p>
+          <w:p>
+            <w:pPr>
+              <w:spacing w:line="240" w:lineRule="auto"/>
+            </w:pPr>
+            <w:r>
+              <w:rPr>
+                <w:rFonts w:ascii="Courier New" w:hAnsi="Courier New" w:eastAsia="Courier New"/>
+                <w:sz w:val="15"/>
+              </w:rPr>
+              <w:t xml:space="preserve">    echo "  ./h psql                  - консоль psql (база sales)"</w:t>
+            </w:r>
+          </w:p>
+          <w:p>
+            <w:pPr>
+              <w:spacing w:line="240" w:lineRule="auto"/>
+            </w:pPr>
+            <w:r>
+              <w:rPr>
+                <w:rFonts w:ascii="Courier New" w:hAnsi="Courier New" w:eastAsia="Courier New"/>
+                <w:sz w:val="15"/>
+              </w:rPr>
+              <w:t xml:space="preserve">    echo "  ./h файл.sql [a1 [a2 [a3]]] - выполнить любой psql-сценарий с параметрами"</w:t>
+            </w:r>
+          </w:p>
+          <w:p>
+            <w:pPr>
+              <w:spacing w:line="240" w:lineRule="auto"/>
+            </w:pPr>
+            <w:r>
+              <w:rPr>
+                <w:rFonts w:ascii="Courier New" w:hAnsi="Courier New" w:eastAsia="Courier New"/>
+                <w:sz w:val="15"/>
+              </w:rPr>
+              <w:t xml:space="preserve">    exit 1</w:t>
+            </w:r>
+          </w:p>
+          <w:p>
+            <w:pPr>
+              <w:spacing w:line="240" w:lineRule="auto"/>
+            </w:pPr>
+            <w:r>
+              <w:rPr>
+                <w:rFonts w:ascii="Courier New" w:hAnsi="Courier New" w:eastAsia="Courier New"/>
+                <w:sz w:val="15"/>
+              </w:rPr>
+              <w:t>fi</w:t>
+            </w:r>
+          </w:p>
+          <w:p>
+            <w:pPr>
+              <w:spacing w:line="240" w:lineRule="auto"/>
+            </w:pPr>
+            <w:r>
+              <w:rPr>
+                <w:rFonts w:ascii="Courier New" w:hAnsi="Courier New" w:eastAsia="Courier New"/>
+                <w:sz w:val="15"/>
+              </w:rPr>
+              <w:t xml:space="preserve"> </w:t>
+            </w:r>
+          </w:p>
+          <w:p>
+            <w:pPr>
+              <w:spacing w:line="240" w:lineRule="auto"/>
+            </w:pPr>
+            <w:r>
+              <w:rPr>
+                <w:rFonts w:ascii="Courier New" w:hAnsi="Courier New" w:eastAsia="Courier New"/>
+                <w:sz w:val="15"/>
+              </w:rPr>
+              <w:t>if [[ "$1" == *.sql ]]; then</w:t>
+            </w:r>
+          </w:p>
+          <w:p>
+            <w:pPr>
+              <w:spacing w:line="240" w:lineRule="auto"/>
+            </w:pPr>
+            <w:r>
+              <w:rPr>
+                <w:rFonts w:ascii="Courier New" w:hAnsi="Courier New" w:eastAsia="Courier New"/>
+                <w:sz w:val="15"/>
+              </w:rPr>
+              <w:t xml:space="preserve">    f="$1"; shift</w:t>
+            </w:r>
+          </w:p>
+          <w:p>
+            <w:pPr>
+              <w:spacing w:line="240" w:lineRule="auto"/>
+            </w:pPr>
+            <w:r>
+              <w:rPr>
+                <w:rFonts w:ascii="Courier New" w:hAnsi="Courier New" w:eastAsia="Courier New"/>
+                <w:sz w:val="15"/>
+              </w:rPr>
+              <w:t xml:space="preserve">    run "$f" "$@"</w:t>
+            </w:r>
+          </w:p>
+          <w:p>
+            <w:pPr>
+              <w:spacing w:line="240" w:lineRule="auto"/>
+            </w:pPr>
+            <w:r>
+              <w:rPr>
+                <w:rFonts w:ascii="Courier New" w:hAnsi="Courier New" w:eastAsia="Courier New"/>
+                <w:sz w:val="15"/>
+              </w:rPr>
+              <w:t xml:space="preserve">    exit 0</w:t>
+            </w:r>
+          </w:p>
+          <w:p>
+            <w:pPr>
+              <w:spacing w:line="240" w:lineRule="auto"/>
+            </w:pPr>
+            <w:r>
+              <w:rPr>
+                <w:rFonts w:ascii="Courier New" w:hAnsi="Courier New" w:eastAsia="Courier New"/>
+                <w:sz w:val="15"/>
+              </w:rPr>
+              <w:t>fi</w:t>
+            </w:r>
+          </w:p>
+          <w:p>
+            <w:pPr>
+              <w:spacing w:line="240" w:lineRule="auto"/>
+            </w:pPr>
+            <w:r>
+              <w:rPr>
+                <w:rFonts w:ascii="Courier New" w:hAnsi="Courier New" w:eastAsia="Courier New"/>
+                <w:sz w:val="15"/>
+              </w:rPr>
+              <w:t xml:space="preserve"> </w:t>
+            </w:r>
+          </w:p>
+          <w:p>
+            <w:pPr>
+              <w:spacing w:line="240" w:lineRule="auto"/>
+            </w:pPr>
+            <w:r>
+              <w:rPr>
+                <w:rFonts w:ascii="Courier New" w:hAnsi="Courier New" w:eastAsia="Courier New"/>
+                <w:sz w:val="15"/>
+              </w:rPr>
+              <w:t>case "$1" in</w:t>
+            </w:r>
+          </w:p>
+          <w:p>
+            <w:pPr>
+              <w:spacing w:line="240" w:lineRule="auto"/>
+            </w:pPr>
+            <w:r>
+              <w:rPr>
+                <w:rFonts w:ascii="Courier New" w:hAnsi="Courier New" w:eastAsia="Courier New"/>
+                <w:sz w:val="15"/>
+              </w:rPr>
+              <w:t xml:space="preserve">    # ------------------------------ ЛР1 ------------------------------</w:t>
+            </w:r>
+          </w:p>
+          <w:p>
+            <w:pPr>
+              <w:spacing w:line="240" w:lineRule="auto"/>
+            </w:pPr>
+            <w:r>
+              <w:rPr>
+                <w:rFonts w:ascii="Courier New" w:hAnsi="Courier New" w:eastAsia="Courier New"/>
+                <w:sz w:val="15"/>
+              </w:rPr>
+              <w:t xml:space="preserve">    db)</w:t>
+            </w:r>
+          </w:p>
+          <w:p>
+            <w:pPr>
+              <w:spacing w:line="240" w:lineRule="auto"/>
+            </w:pPr>
+            <w:r>
+              <w:rPr>
+                <w:rFonts w:ascii="Courier New" w:hAnsi="Courier New" w:eastAsia="Courier New"/>
+                <w:sz w:val="15"/>
+              </w:rPr>
+              <w:t xml:space="preserve">        run_pg DATA/create_DB</w:t>
+            </w:r>
+          </w:p>
+          <w:p>
+            <w:pPr>
+              <w:spacing w:line="240" w:lineRule="auto"/>
+            </w:pPr>
+            <w:r>
+              <w:rPr>
+                <w:rFonts w:ascii="Courier New" w:hAnsi="Courier New" w:eastAsia="Courier New"/>
+                <w:sz w:val="15"/>
+              </w:rPr>
+              <w:t xml:space="preserve">        run DATA/create_tables &gt;/dev/null</w:t>
+            </w:r>
+          </w:p>
+          <w:p>
+            <w:pPr>
+              <w:spacing w:line="240" w:lineRule="auto"/>
+            </w:pPr>
+            <w:r>
+              <w:rPr>
+                <w:rFonts w:ascii="Courier New" w:hAnsi="Courier New" w:eastAsia="Courier New"/>
+                <w:sz w:val="15"/>
+              </w:rPr>
+              <w:t xml:space="preserve">        run DATA/load_data</w:t>
+            </w:r>
+          </w:p>
+          <w:p>
+            <w:pPr>
+              <w:spacing w:line="240" w:lineRule="auto"/>
+            </w:pPr>
+            <w:r>
+              <w:rPr>
+                <w:rFonts w:ascii="Courier New" w:hAnsi="Courier New" w:eastAsia="Courier New"/>
+                <w:sz w:val="15"/>
+              </w:rPr>
+              <w:t xml:space="preserve">        ;;</w:t>
+            </w:r>
+          </w:p>
+          <w:p>
+            <w:pPr>
+              <w:spacing w:line="240" w:lineRule="auto"/>
+            </w:pPr>
+            <w:r>
+              <w:rPr>
+                <w:rFonts w:ascii="Courier New" w:hAnsi="Courier New" w:eastAsia="Courier New"/>
+                <w:sz w:val="15"/>
+              </w:rPr>
+              <w:t xml:space="preserve">    counts) run helper/counts.sql ;;</w:t>
+            </w:r>
+          </w:p>
+          <w:p>
+            <w:pPr>
+              <w:spacing w:line="240" w:lineRule="auto"/>
+            </w:pPr>
+            <w:r>
+              <w:rPr>
+                <w:rFonts w:ascii="Courier New" w:hAnsi="Courier New" w:eastAsia="Courier New"/>
+                <w:sz w:val="15"/>
+              </w:rPr>
+              <w:t xml:space="preserve">    v20|v22)</w:t>
+            </w:r>
+          </w:p>
+          <w:p>
+            <w:pPr>
+              <w:spacing w:line="240" w:lineRule="auto"/>
+            </w:pPr>
+            <w:r>
+              <w:rPr>
+                <w:rFonts w:ascii="Courier New" w:hAnsi="Courier New" w:eastAsia="Courier New"/>
+                <w:sz w:val="15"/>
+              </w:rPr>
+              <w:t xml:space="preserve">        need_task "$2"</w:t>
+            </w:r>
+          </w:p>
+          <w:p>
+            <w:pPr>
+              <w:spacing w:line="240" w:lineRule="auto"/>
+            </w:pPr>
+            <w:r>
+              <w:rPr>
+                <w:rFonts w:ascii="Courier New" w:hAnsi="Courier New" w:eastAsia="Courier New"/>
+                <w:sz w:val="15"/>
+              </w:rPr>
+              <w:t xml:space="preserve">        run "tasks/$1_task$2.sql" "$3" "$4" "$5"</w:t>
+            </w:r>
+          </w:p>
+          <w:p>
+            <w:pPr>
+              <w:spacing w:line="240" w:lineRule="auto"/>
+            </w:pPr>
+            <w:r>
+              <w:rPr>
+                <w:rFonts w:ascii="Courier New" w:hAnsi="Courier New" w:eastAsia="Courier New"/>
+                <w:sz w:val="15"/>
+              </w:rPr>
+              <w:t xml:space="preserve">        ;;</w:t>
+            </w:r>
+          </w:p>
+          <w:p>
+            <w:pPr>
+              <w:spacing w:line="240" w:lineRule="auto"/>
+            </w:pPr>
+            <w:r>
+              <w:rPr>
+                <w:rFonts w:ascii="Courier New" w:hAnsi="Courier New" w:eastAsia="Courier New"/>
+                <w:sz w:val="15"/>
+              </w:rPr>
+              <w:t xml:space="preserve">    all)</w:t>
+            </w:r>
+          </w:p>
+          <w:p>
+            <w:pPr>
+              <w:spacing w:line="240" w:lineRule="auto"/>
+            </w:pPr>
+            <w:r>
+              <w:rPr>
+                <w:rFonts w:ascii="Courier New" w:hAnsi="Courier New" w:eastAsia="Courier New"/>
+                <w:sz w:val="15"/>
+              </w:rPr>
+              <w:t xml:space="preserve">        for t in v20_task1 v20_task2 v22_task1 v22_task2; do</w:t>
+            </w:r>
+          </w:p>
+          <w:p>
+            <w:pPr>
+              <w:spacing w:line="240" w:lineRule="auto"/>
+            </w:pPr>
+            <w:r>
+              <w:rPr>
+                <w:rFonts w:ascii="Courier New" w:hAnsi="Courier New" w:eastAsia="Courier New"/>
+                <w:sz w:val="15"/>
+              </w:rPr>
+              <w:t xml:space="preserve">            run "tasks/$t.sql"</w:t>
+            </w:r>
+          </w:p>
+          <w:p>
+            <w:pPr>
+              <w:spacing w:line="240" w:lineRule="auto"/>
+            </w:pPr>
+            <w:r>
+              <w:rPr>
+                <w:rFonts w:ascii="Courier New" w:hAnsi="Courier New" w:eastAsia="Courier New"/>
+                <w:sz w:val="15"/>
+              </w:rPr>
+              <w:t xml:space="preserve">        done</w:t>
+            </w:r>
+          </w:p>
+          <w:p>
+            <w:pPr>
+              <w:spacing w:line="240" w:lineRule="auto"/>
+            </w:pPr>
+            <w:r>
+              <w:rPr>
+                <w:rFonts w:ascii="Courier New" w:hAnsi="Courier New" w:eastAsia="Courier New"/>
+                <w:sz w:val="15"/>
+              </w:rPr>
+              <w:t xml:space="preserve">        ;;</w:t>
+            </w:r>
+          </w:p>
+          <w:p>
+            <w:pPr>
+              <w:spacing w:line="240" w:lineRule="auto"/>
+            </w:pPr>
+            <w:r>
+              <w:rPr>
+                <w:rFonts w:ascii="Courier New" w:hAnsi="Courier New" w:eastAsia="Courier New"/>
+                <w:sz w:val="15"/>
+              </w:rPr>
+              <w:t xml:space="preserve"> </w:t>
+            </w:r>
+          </w:p>
+          <w:p>
+            <w:pPr>
+              <w:spacing w:line="240" w:lineRule="auto"/>
+            </w:pPr>
+            <w:r>
+              <w:rPr>
+                <w:rFonts w:ascii="Courier New" w:hAnsi="Courier New" w:eastAsia="Courier New"/>
+                <w:sz w:val="15"/>
+              </w:rPr>
+              <w:t xml:space="preserve">    lr1)</w:t>
+            </w:r>
+          </w:p>
+          <w:p>
+            <w:pPr>
+              <w:spacing w:line="240" w:lineRule="auto"/>
+            </w:pPr>
+            <w:r>
+              <w:rPr>
+                <w:rFonts w:ascii="Courier New" w:hAnsi="Courier New" w:eastAsia="Courier New"/>
+                <w:sz w:val="15"/>
+              </w:rPr>
+              <w:t xml:space="preserve">        case "$2" in</w:t>
+            </w:r>
+          </w:p>
+          <w:p>
+            <w:pPr>
+              <w:spacing w:line="240" w:lineRule="auto"/>
+            </w:pPr>
+            <w:r>
+              <w:rPr>
+                <w:rFonts w:ascii="Courier New" w:hAnsi="Courier New" w:eastAsia="Courier New"/>
+                <w:sz w:val="15"/>
+              </w:rPr>
+              <w:t xml:space="preserve">            lan)    powershell -ExecutionPolicy Bypass -File lab1/setup_lan.ps1 ;;</w:t>
+            </w:r>
+          </w:p>
+          <w:p>
+            <w:pPr>
+              <w:spacing w:line="240" w:lineRule="auto"/>
+            </w:pPr>
+            <w:r>
+              <w:rPr>
+                <w:rFonts w:ascii="Courier New" w:hAnsi="Courier New" w:eastAsia="Courier New"/>
+                <w:sz w:val="15"/>
+              </w:rPr>
+              <w:t xml:space="preserve">            client)</w:t>
+            </w:r>
+          </w:p>
+          <w:p>
+            <w:pPr>
+              <w:spacing w:line="240" w:lineRule="auto"/>
+            </w:pPr>
+            <w:r>
+              <w:rPr>
+                <w:rFonts w:ascii="Courier New" w:hAnsi="Courier New" w:eastAsia="Courier New"/>
+                <w:sz w:val="15"/>
+              </w:rPr>
+              <w:t xml:space="preserve">                if [ -z "$3" ]; then echo "Использование: ./h lr1 client сценарий [a1 a2 a3]"; exit 1; fi</w:t>
+            </w:r>
+          </w:p>
+          <w:p>
+            <w:pPr>
+              <w:spacing w:line="240" w:lineRule="auto"/>
+            </w:pPr>
+            <w:r>
+              <w:rPr>
+                <w:rFonts w:ascii="Courier New" w:hAnsi="Courier New" w:eastAsia="Courier New"/>
+                <w:sz w:val="15"/>
+              </w:rPr>
+              <w:t xml:space="preserve">                bat lab1/s_lan.bat "$(cygpath -w "$3")" "$4" "$5" "$6"</w:t>
+            </w:r>
+          </w:p>
+          <w:p>
+            <w:pPr>
+              <w:spacing w:line="240" w:lineRule="auto"/>
+            </w:pPr>
+            <w:r>
+              <w:rPr>
+                <w:rFonts w:ascii="Courier New" w:hAnsi="Courier New" w:eastAsia="Courier New"/>
+                <w:sz w:val="15"/>
+              </w:rPr>
+              <w:t xml:space="preserve">                ;;</w:t>
+            </w:r>
+          </w:p>
+          <w:p>
+            <w:pPr>
+              <w:spacing w:line="240" w:lineRule="auto"/>
+            </w:pPr>
+            <w:r>
+              <w:rPr>
+                <w:rFonts w:ascii="Courier New" w:hAnsi="Courier New" w:eastAsia="Courier New"/>
+                <w:sz w:val="15"/>
+              </w:rPr>
+              <w:t xml:space="preserve">            *) echo "ОШИБКА: ./h lr1 lan|client" ;;</w:t>
+            </w:r>
+          </w:p>
+          <w:p>
+            <w:pPr>
+              <w:spacing w:line="240" w:lineRule="auto"/>
+            </w:pPr>
+            <w:r>
+              <w:rPr>
+                <w:rFonts w:ascii="Courier New" w:hAnsi="Courier New" w:eastAsia="Courier New"/>
+                <w:sz w:val="15"/>
+              </w:rPr>
+              <w:t xml:space="preserve">        esac</w:t>
+            </w:r>
+          </w:p>
+          <w:p>
+            <w:pPr>
+              <w:spacing w:line="240" w:lineRule="auto"/>
+            </w:pPr>
+            <w:r>
+              <w:rPr>
+                <w:rFonts w:ascii="Courier New" w:hAnsi="Courier New" w:eastAsia="Courier New"/>
+                <w:sz w:val="15"/>
+              </w:rPr>
+              <w:t xml:space="preserve">        ;;</w:t>
+            </w:r>
+          </w:p>
+          <w:p>
+            <w:pPr>
+              <w:spacing w:line="240" w:lineRule="auto"/>
+            </w:pPr>
+            <w:r>
+              <w:rPr>
+                <w:rFonts w:ascii="Courier New" w:hAnsi="Courier New" w:eastAsia="Courier New"/>
+                <w:sz w:val="15"/>
+              </w:rPr>
+              <w:t xml:space="preserve"> </w:t>
+            </w:r>
+          </w:p>
+          <w:p>
+            <w:pPr>
+              <w:spacing w:line="240" w:lineRule="auto"/>
+            </w:pPr>
+            <w:r>
+              <w:rPr>
+                <w:rFonts w:ascii="Courier New" w:hAnsi="Courier New" w:eastAsia="Courier New"/>
+                <w:sz w:val="15"/>
+              </w:rPr>
+              <w:t xml:space="preserve">    # ------------------------------ ЛР2 ------------------------------</w:t>
+            </w:r>
+          </w:p>
+          <w:p>
+            <w:pPr>
+              <w:spacing w:line="240" w:lineRule="auto"/>
+            </w:pPr>
+            <w:r>
+              <w:rPr>
+                <w:rFonts w:ascii="Courier New" w:hAnsi="Courier New" w:eastAsia="Courier New"/>
+                <w:sz w:val="15"/>
+              </w:rPr>
+              <w:t xml:space="preserve">    lr2)</w:t>
+            </w:r>
+          </w:p>
+          <w:p>
+            <w:pPr>
+              <w:spacing w:line="240" w:lineRule="auto"/>
+            </w:pPr>
+            <w:r>
+              <w:rPr>
+                <w:rFonts w:ascii="Courier New" w:hAnsi="Courier New" w:eastAsia="Courier New"/>
+                <w:sz w:val="15"/>
+              </w:rPr>
+              <w:t xml:space="preserve">        case "$2" in</w:t>
+            </w:r>
+          </w:p>
+          <w:p>
+            <w:pPr>
+              <w:spacing w:line="240" w:lineRule="auto"/>
+            </w:pPr>
+            <w:r>
+              <w:rPr>
+                <w:rFonts w:ascii="Courier New" w:hAnsi="Courier New" w:eastAsia="Courier New"/>
+                <w:sz w:val="15"/>
+              </w:rPr>
+              <w:t xml:space="preserve">            gen)      run lab2/add_data.sql "$3" ;;</w:t>
+            </w:r>
+          </w:p>
+          <w:p>
+            <w:pPr>
+              <w:spacing w:line="240" w:lineRule="auto"/>
+            </w:pPr>
+            <w:r>
+              <w:rPr>
+                <w:rFonts w:ascii="Courier New" w:hAnsi="Courier New" w:eastAsia="Courier New"/>
+                <w:sz w:val="15"/>
+              </w:rPr>
+              <w:t xml:space="preserve">            restore)  run lab2/restore_lr1.sql ;;</w:t>
+            </w:r>
+          </w:p>
+          <w:p>
+            <w:pPr>
+              <w:spacing w:line="240" w:lineRule="auto"/>
+            </w:pPr>
+            <w:r>
+              <w:rPr>
+                <w:rFonts w:ascii="Courier New" w:hAnsi="Courier New" w:eastAsia="Courier New"/>
+                <w:sz w:val="15"/>
+              </w:rPr>
+              <w:t xml:space="preserve">            tbs)      run lab2/tablespace.sql "$3" ;;</w:t>
+            </w:r>
+          </w:p>
+          <w:p>
+            <w:pPr>
+              <w:spacing w:line="240" w:lineRule="auto"/>
+            </w:pPr>
+            <w:r>
+              <w:rPr>
+                <w:rFonts w:ascii="Courier New" w:hAnsi="Courier New" w:eastAsia="Courier New"/>
+                <w:sz w:val="15"/>
+              </w:rPr>
+              <w:t xml:space="preserve">            time)     need_variant "$3"; run lab2/time_current.sql "$3" ;;</w:t>
+            </w:r>
+          </w:p>
+          <w:p>
+            <w:pPr>
+              <w:spacing w:line="240" w:lineRule="auto"/>
+            </w:pPr>
+            <w:r>
+              <w:rPr>
+                <w:rFonts w:ascii="Courier New" w:hAnsi="Courier New" w:eastAsia="Courier New"/>
+                <w:sz w:val="15"/>
+              </w:rPr>
+              <w:t xml:space="preserve">            timing)   need_variant "$3"; run lab2/time_timing.sql "$3" ;;</w:t>
+            </w:r>
+          </w:p>
+          <w:p>
+            <w:pPr>
+              <w:spacing w:line="240" w:lineRule="auto"/>
+            </w:pPr>
+            <w:r>
+              <w:rPr>
+                <w:rFonts w:ascii="Courier New" w:hAnsi="Courier New" w:eastAsia="Courier New"/>
+                <w:sz w:val="15"/>
+              </w:rPr>
+              <w:t xml:space="preserve">            idx)      need_variant "$3"; run lab2/idx_names.sql "$3" ;;</w:t>
+            </w:r>
+          </w:p>
+          <w:p>
+            <w:pPr>
+              <w:spacing w:line="240" w:lineRule="auto"/>
+            </w:pPr>
+            <w:r>
+              <w:rPr>
+                <w:rFonts w:ascii="Courier New" w:hAnsi="Courier New" w:eastAsia="Courier New"/>
+                <w:sz w:val="15"/>
+              </w:rPr>
+              <w:t xml:space="preserve">            idx1)     need_variant "$3"; run lab2/idx_1.sql "$3" "$4" ;;</w:t>
+            </w:r>
+          </w:p>
+          <w:p>
+            <w:pPr>
+              <w:spacing w:line="240" w:lineRule="auto"/>
+            </w:pPr>
+            <w:r>
+              <w:rPr>
+                <w:rFonts w:ascii="Courier New" w:hAnsi="Courier New" w:eastAsia="Courier New"/>
+                <w:sz w:val="15"/>
+              </w:rPr>
+              <w:t xml:space="preserve">            idx0)     need_variant "$3"; run lab2/idx_0.sql "$3" ;;</w:t>
+            </w:r>
+          </w:p>
+          <w:p>
+            <w:pPr>
+              <w:spacing w:line="240" w:lineRule="auto"/>
+            </w:pPr>
+            <w:r>
+              <w:rPr>
+                <w:rFonts w:ascii="Courier New" w:hAnsi="Courier New" w:eastAsia="Courier New"/>
+                <w:sz w:val="15"/>
+              </w:rPr>
+              <w:t xml:space="preserve">            pk1)      need_variant "$3"; run lab2/create_ref0.sql "$3" ;;</w:t>
+            </w:r>
+          </w:p>
+          <w:p>
+            <w:pPr>
+              <w:spacing w:line="240" w:lineRule="auto"/>
+            </w:pPr>
+            <w:r>
+              <w:rPr>
+                <w:rFonts w:ascii="Courier New" w:hAnsi="Courier New" w:eastAsia="Courier New"/>
+                <w:sz w:val="15"/>
+              </w:rPr>
+              <w:t xml:space="preserve">            pk0)      need_variant "$3"; run lab2/create_ref1.sql "$3" ;;</w:t>
+            </w:r>
+          </w:p>
+          <w:p>
+            <w:pPr>
+              <w:spacing w:line="240" w:lineRule="auto"/>
+            </w:pPr>
+            <w:r>
+              <w:rPr>
+                <w:rFonts w:ascii="Courier New" w:hAnsi="Courier New" w:eastAsia="Courier New"/>
+                <w:sz w:val="15"/>
+              </w:rPr>
+              <w:t xml:space="preserve">            copy)     need_variant "$3"; run lab2/copy_ref.sql "$3" ;;</w:t>
+            </w:r>
+          </w:p>
+          <w:p>
+            <w:pPr>
+              <w:spacing w:line="240" w:lineRule="auto"/>
+            </w:pPr>
+            <w:r>
+              <w:rPr>
+                <w:rFonts w:ascii="Courier New" w:hAnsi="Courier New" w:eastAsia="Courier New"/>
+                <w:sz w:val="15"/>
+              </w:rPr>
+              <w:t xml:space="preserve">            explain)  need_variant "$3"; run lab2/explain.sql "$3" "$4" ;;</w:t>
+            </w:r>
+          </w:p>
+          <w:p>
+            <w:pPr>
+              <w:spacing w:line="240" w:lineRule="auto"/>
+            </w:pPr>
+            <w:r>
+              <w:rPr>
+                <w:rFonts w:ascii="Courier New" w:hAnsi="Courier New" w:eastAsia="Courier New"/>
+                <w:sz w:val="15"/>
+              </w:rPr>
+              <w:t xml:space="preserve">            measure)  need_variant "$3"; run lab2/measure.sql "$3" "$4"</w:t>
+            </w:r>
+          </w:p>
+          <w:p>
+            <w:pPr>
+              <w:spacing w:line="240" w:lineRule="auto"/>
+            </w:pPr>
+            <w:r>
+              <w:rPr>
+                <w:rFonts w:ascii="Courier New" w:hAnsi="Courier New" w:eastAsia="Courier New"/>
+                <w:sz w:val="15"/>
+              </w:rPr>
+              <w:t xml:space="preserve">                      cat "results/lr2_v$3_results.txt" ;;</w:t>
+            </w:r>
+          </w:p>
+          <w:p>
+            <w:pPr>
+              <w:spacing w:line="240" w:lineRule="auto"/>
+            </w:pPr>
+            <w:r>
+              <w:rPr>
+                <w:rFonts w:ascii="Courier New" w:hAnsi="Courier New" w:eastAsia="Courier New"/>
+                <w:sz w:val="15"/>
+              </w:rPr>
+              <w:t xml:space="preserve">            results)  need_variant "$3"; cat "results/lr2_v$3_results.txt" ;;</w:t>
+            </w:r>
+          </w:p>
+          <w:p>
+            <w:pPr>
+              <w:spacing w:line="240" w:lineRule="auto"/>
+            </w:pPr>
+            <w:r>
+              <w:rPr>
+                <w:rFonts w:ascii="Courier New" w:hAnsi="Courier New" w:eastAsia="Courier New"/>
+                <w:sz w:val="15"/>
+              </w:rPr>
+              <w:t xml:space="preserve">            *) echo "ОШИБКА: ./h lr2 gen|restore|tbs|time|timing|idx|idx1|idx0|pk1|pk0|copy|explain|measure|results" ;;</w:t>
+            </w:r>
+          </w:p>
+          <w:p>
+            <w:pPr>
+              <w:spacing w:line="240" w:lineRule="auto"/>
+            </w:pPr>
+            <w:r>
+              <w:rPr>
+                <w:rFonts w:ascii="Courier New" w:hAnsi="Courier New" w:eastAsia="Courier New"/>
+                <w:sz w:val="15"/>
+              </w:rPr>
+              <w:t xml:space="preserve">        esac</w:t>
+            </w:r>
+          </w:p>
+          <w:p>
+            <w:pPr>
+              <w:spacing w:line="240" w:lineRule="auto"/>
+            </w:pPr>
+            <w:r>
+              <w:rPr>
+                <w:rFonts w:ascii="Courier New" w:hAnsi="Courier New" w:eastAsia="Courier New"/>
+                <w:sz w:val="15"/>
+              </w:rPr>
+              <w:t xml:space="preserve">        ;;</w:t>
+            </w:r>
+          </w:p>
+          <w:p>
+            <w:pPr>
+              <w:spacing w:line="240" w:lineRule="auto"/>
+            </w:pPr>
+            <w:r>
+              <w:rPr>
+                <w:rFonts w:ascii="Courier New" w:hAnsi="Courier New" w:eastAsia="Courier New"/>
+                <w:sz w:val="15"/>
+              </w:rPr>
+              <w:t xml:space="preserve"> </w:t>
+            </w:r>
+          </w:p>
+          <w:p>
+            <w:pPr>
+              <w:spacing w:line="240" w:lineRule="auto"/>
+            </w:pPr>
+            <w:r>
+              <w:rPr>
+                <w:rFonts w:ascii="Courier New" w:hAnsi="Courier New" w:eastAsia="Courier New"/>
+                <w:sz w:val="15"/>
+              </w:rPr>
+              <w:t xml:space="preserve">    # ------------------------------ ЛР3 ------------------------------</w:t>
+            </w:r>
+          </w:p>
+          <w:p>
+            <w:pPr>
+              <w:spacing w:line="240" w:lineRule="auto"/>
+            </w:pPr>
+            <w:r>
+              <w:rPr>
+                <w:rFonts w:ascii="Courier New" w:hAnsi="Courier New" w:eastAsia="Courier New"/>
+                <w:sz w:val="15"/>
+              </w:rPr>
+              <w:t xml:space="preserve">    lr3)</w:t>
+            </w:r>
+          </w:p>
+          <w:p>
+            <w:pPr>
+              <w:spacing w:line="240" w:lineRule="auto"/>
+            </w:pPr>
+            <w:r>
+              <w:rPr>
+                <w:rFonts w:ascii="Courier New" w:hAnsi="Courier New" w:eastAsia="Courier New"/>
+                <w:sz w:val="15"/>
+              </w:rPr>
+              <w:t xml:space="preserve">        case "$2" in</w:t>
+            </w:r>
+          </w:p>
+          <w:p>
+            <w:pPr>
+              <w:spacing w:line="240" w:lineRule="auto"/>
+            </w:pPr>
+            <w:r>
+              <w:rPr>
+                <w:rFonts w:ascii="Courier New" w:hAnsi="Courier New" w:eastAsia="Courier New"/>
+                <w:sz w:val="15"/>
+              </w:rPr>
+              <w:t xml:space="preserve">            cmplx) run lab3/cmplx.sql ;;</w:t>
+            </w:r>
+          </w:p>
+          <w:p>
+            <w:pPr>
+              <w:spacing w:line="240" w:lineRule="auto"/>
+            </w:pPr>
+            <w:r>
+              <w:rPr>
+                <w:rFonts w:ascii="Courier New" w:hAnsi="Courier New" w:eastAsia="Courier New"/>
+                <w:sz w:val="15"/>
+              </w:rPr>
+              <w:t xml:space="preserve">            20)    run lab3/v20_vector3.sql ;;</w:t>
+            </w:r>
+          </w:p>
+          <w:p>
+            <w:pPr>
+              <w:spacing w:line="240" w:lineRule="auto"/>
+            </w:pPr>
+            <w:r>
+              <w:rPr>
+                <w:rFonts w:ascii="Courier New" w:hAnsi="Courier New" w:eastAsia="Courier New"/>
+                <w:sz w:val="15"/>
+              </w:rPr>
+              <w:t xml:space="preserve">            22)    run lab3/v22_rational.sql ;;</w:t>
+            </w:r>
+          </w:p>
+          <w:p>
+            <w:pPr>
+              <w:spacing w:line="240" w:lineRule="auto"/>
+            </w:pPr>
+            <w:r>
+              <w:rPr>
+                <w:rFonts w:ascii="Courier New" w:hAnsi="Courier New" w:eastAsia="Courier New"/>
+                <w:sz w:val="15"/>
+              </w:rPr>
+              <w:t xml:space="preserve">            *) echo "ОШИБКА: ./h lr3 cmplx|20|22" ;;</w:t>
+            </w:r>
+          </w:p>
+          <w:p>
+            <w:pPr>
+              <w:spacing w:line="240" w:lineRule="auto"/>
+            </w:pPr>
+            <w:r>
+              <w:rPr>
+                <w:rFonts w:ascii="Courier New" w:hAnsi="Courier New" w:eastAsia="Courier New"/>
+                <w:sz w:val="15"/>
+              </w:rPr>
+              <w:t xml:space="preserve">        esac</w:t>
+            </w:r>
+          </w:p>
+          <w:p>
+            <w:pPr>
+              <w:spacing w:line="240" w:lineRule="auto"/>
+            </w:pPr>
+            <w:r>
+              <w:rPr>
+                <w:rFonts w:ascii="Courier New" w:hAnsi="Courier New" w:eastAsia="Courier New"/>
+                <w:sz w:val="15"/>
+              </w:rPr>
+              <w:t xml:space="preserve">        ;;</w:t>
+            </w:r>
+          </w:p>
+          <w:p>
+            <w:pPr>
+              <w:spacing w:line="240" w:lineRule="auto"/>
+            </w:pPr>
+            <w:r>
+              <w:rPr>
+                <w:rFonts w:ascii="Courier New" w:hAnsi="Courier New" w:eastAsia="Courier New"/>
+                <w:sz w:val="15"/>
+              </w:rPr>
+              <w:t xml:space="preserve"> </w:t>
+            </w:r>
+          </w:p>
+          <w:p>
+            <w:pPr>
+              <w:spacing w:line="240" w:lineRule="auto"/>
+            </w:pPr>
+            <w:r>
+              <w:rPr>
+                <w:rFonts w:ascii="Courier New" w:hAnsi="Courier New" w:eastAsia="Courier New"/>
+                <w:sz w:val="15"/>
+              </w:rPr>
+              <w:t xml:space="preserve">    # ------------------------------ ЛР4 ------------------------------</w:t>
+            </w:r>
+          </w:p>
+          <w:p>
+            <w:pPr>
+              <w:spacing w:line="240" w:lineRule="auto"/>
+            </w:pPr>
+            <w:r>
+              <w:rPr>
+                <w:rFonts w:ascii="Courier New" w:hAnsi="Courier New" w:eastAsia="Courier New"/>
+                <w:sz w:val="15"/>
+              </w:rPr>
+              <w:t xml:space="preserve">    lr4)</w:t>
+            </w:r>
+          </w:p>
+          <w:p>
+            <w:pPr>
+              <w:spacing w:line="240" w:lineRule="auto"/>
+            </w:pPr>
+            <w:r>
+              <w:rPr>
+                <w:rFonts w:ascii="Courier New" w:hAnsi="Courier New" w:eastAsia="Courier New"/>
+                <w:sz w:val="15"/>
+              </w:rPr>
+              <w:t xml:space="preserve">        case "$2" in</w:t>
+            </w:r>
+          </w:p>
+          <w:p>
+            <w:pPr>
+              <w:spacing w:line="240" w:lineRule="auto"/>
+            </w:pPr>
+            <w:r>
+              <w:rPr>
+                <w:rFonts w:ascii="Courier New" w:hAnsi="Courier New" w:eastAsia="Courier New"/>
+                <w:sz w:val="15"/>
+              </w:rPr>
+              <w:t xml:space="preserve">            all)</w:t>
+            </w:r>
+          </w:p>
+          <w:p>
+            <w:pPr>
+              <w:spacing w:line="240" w:lineRule="auto"/>
+            </w:pPr>
+            <w:r>
+              <w:rPr>
+                <w:rFonts w:ascii="Courier New" w:hAnsi="Courier New" w:eastAsia="Courier New"/>
+                <w:sz w:val="15"/>
+              </w:rPr>
+              <w:t xml:space="preserve">                v=${3:-20}; need_variant "$v"</w:t>
+            </w:r>
+          </w:p>
+          <w:p>
+            <w:pPr>
+              <w:spacing w:line="240" w:lineRule="auto"/>
+            </w:pPr>
+            <w:r>
+              <w:rPr>
+                <w:rFonts w:ascii="Courier New" w:hAnsi="Courier New" w:eastAsia="Courier New"/>
+                <w:sz w:val="15"/>
+              </w:rPr>
+              <w:t xml:space="preserve">                bat lab4/run_all.bat "$v" 2&gt;&amp;1 | perl helper/fixenc.pl | tee "results/lr4_v${v}_protocol.txt"</w:t>
+            </w:r>
+          </w:p>
+          <w:p>
+            <w:pPr>
+              <w:spacing w:line="240" w:lineRule="auto"/>
+            </w:pPr>
+            <w:r>
+              <w:rPr>
+                <w:rFonts w:ascii="Courier New" w:hAnsi="Courier New" w:eastAsia="Courier New"/>
+                <w:sz w:val="15"/>
+              </w:rPr>
+              <w:t xml:space="preserve">                ;;</w:t>
+            </w:r>
+          </w:p>
+          <w:p>
+            <w:pPr>
+              <w:spacing w:line="240" w:lineRule="auto"/>
+            </w:pPr>
+            <w:r>
+              <w:rPr>
+                <w:rFonts w:ascii="Courier New" w:hAnsi="Courier New" w:eastAsia="Courier New"/>
+                <w:sz w:val="15"/>
+              </w:rPr>
+              <w:t xml:space="preserve">            base)  bat lab4/create_base.bat 2&gt;&amp;1 | perl helper/fixenc.pl ;;</w:t>
+            </w:r>
+          </w:p>
+          <w:p>
+            <w:pPr>
+              <w:spacing w:line="240" w:lineRule="auto"/>
+            </w:pPr>
+            <w:r>
+              <w:rPr>
+                <w:rFonts w:ascii="Courier New" w:hAnsi="Courier New" w:eastAsia="Courier New"/>
+                <w:sz w:val="15"/>
+              </w:rPr>
+              <w:t xml:space="preserve">            tasks)</w:t>
+            </w:r>
+          </w:p>
+          <w:p>
+            <w:pPr>
+              <w:spacing w:line="240" w:lineRule="auto"/>
+            </w:pPr>
+            <w:r>
+              <w:rPr>
+                <w:rFonts w:ascii="Courier New" w:hAnsi="Courier New" w:eastAsia="Courier New"/>
+                <w:sz w:val="15"/>
+              </w:rPr>
+              <w:t xml:space="preserve">                if [ -z "$3" ]; then echo "Использование: ./h lr4 tasks N [база]"; exit 1; fi</w:t>
+            </w:r>
+          </w:p>
+          <w:p>
+            <w:pPr>
+              <w:spacing w:line="240" w:lineRule="auto"/>
+            </w:pPr>
+            <w:r>
+              <w:rPr>
+                <w:rFonts w:ascii="Courier New" w:hAnsi="Courier New" w:eastAsia="Courier New"/>
+                <w:sz w:val="15"/>
+              </w:rPr>
+              <w:t xml:space="preserve">                bat lab4/tasks.bat "$3" "$4"</w:t>
+            </w:r>
+          </w:p>
+          <w:p>
+            <w:pPr>
+              <w:spacing w:line="240" w:lineRule="auto"/>
+            </w:pPr>
+            <w:r>
+              <w:rPr>
+                <w:rFonts w:ascii="Courier New" w:hAnsi="Courier New" w:eastAsia="Courier New"/>
+                <w:sz w:val="15"/>
+              </w:rPr>
+              <w:t xml:space="preserve">                ;;</w:t>
+            </w:r>
+          </w:p>
+          <w:p>
+            <w:pPr>
+              <w:spacing w:line="240" w:lineRule="auto"/>
+            </w:pPr>
+            <w:r>
+              <w:rPr>
+                <w:rFonts w:ascii="Courier New" w:hAnsi="Courier New" w:eastAsia="Courier New"/>
+                <w:sz w:val="15"/>
+              </w:rPr>
+              <w:t xml:space="preserve">            dump1) bat lab4/dump-1.bat ;;</w:t>
+            </w:r>
+          </w:p>
+          <w:p>
+            <w:pPr>
+              <w:spacing w:line="240" w:lineRule="auto"/>
+            </w:pPr>
+            <w:r>
+              <w:rPr>
+                <w:rFonts w:ascii="Courier New" w:hAnsi="Courier New" w:eastAsia="Courier New"/>
+                <w:sz w:val="15"/>
+              </w:rPr>
+              <w:t xml:space="preserve">            dump2) bat lab4/dump-2.bat ;;</w:t>
+            </w:r>
+          </w:p>
+          <w:p>
+            <w:pPr>
+              <w:spacing w:line="240" w:lineRule="auto"/>
+            </w:pPr>
+            <w:r>
+              <w:rPr>
+                <w:rFonts w:ascii="Courier New" w:hAnsi="Courier New" w:eastAsia="Courier New"/>
+                <w:sz w:val="15"/>
+              </w:rPr>
+              <w:t xml:space="preserve">            dump3) bat lab4/dump-3.bat "$3" ;;</w:t>
+            </w:r>
+          </w:p>
+          <w:p>
+            <w:pPr>
+              <w:spacing w:line="240" w:lineRule="auto"/>
+            </w:pPr>
+            <w:r>
+              <w:rPr>
+                <w:rFonts w:ascii="Courier New" w:hAnsi="Courier New" w:eastAsia="Courier New"/>
+                <w:sz w:val="15"/>
+              </w:rPr>
+              <w:t xml:space="preserve">            *) echo "ОШИБКА: ./h lr4 all|base|tasks|dump1|dump2|dump3" ;;</w:t>
+            </w:r>
+          </w:p>
+          <w:p>
+            <w:pPr>
+              <w:spacing w:line="240" w:lineRule="auto"/>
+            </w:pPr>
+            <w:r>
+              <w:rPr>
+                <w:rFonts w:ascii="Courier New" w:hAnsi="Courier New" w:eastAsia="Courier New"/>
+                <w:sz w:val="15"/>
+              </w:rPr>
+              <w:t xml:space="preserve">        esac</w:t>
+            </w:r>
+          </w:p>
+          <w:p>
+            <w:pPr>
+              <w:spacing w:line="240" w:lineRule="auto"/>
+            </w:pPr>
+            <w:r>
+              <w:rPr>
+                <w:rFonts w:ascii="Courier New" w:hAnsi="Courier New" w:eastAsia="Courier New"/>
+                <w:sz w:val="15"/>
+              </w:rPr>
+              <w:t xml:space="preserve">        ;;</w:t>
+            </w:r>
+          </w:p>
+          <w:p>
+            <w:pPr>
+              <w:spacing w:line="240" w:lineRule="auto"/>
+            </w:pPr>
+            <w:r>
+              <w:rPr>
+                <w:rFonts w:ascii="Courier New" w:hAnsi="Courier New" w:eastAsia="Courier New"/>
+                <w:sz w:val="15"/>
+              </w:rPr>
+              <w:t xml:space="preserve"> </w:t>
+            </w:r>
+          </w:p>
+          <w:p>
+            <w:pPr>
+              <w:spacing w:line="240" w:lineRule="auto"/>
+            </w:pPr>
+            <w:r>
+              <w:rPr>
+                <w:rFonts w:ascii="Courier New" w:hAnsi="Courier New" w:eastAsia="Courier New"/>
+                <w:sz w:val="15"/>
+              </w:rPr>
+              <w:t xml:space="preserve">    # ------------------------------ ЛР5 ------------------------------</w:t>
+            </w:r>
+          </w:p>
+          <w:p>
+            <w:pPr>
+              <w:spacing w:line="240" w:lineRule="auto"/>
+            </w:pPr>
+            <w:r>
+              <w:rPr>
+                <w:rFonts w:ascii="Courier New" w:hAnsi="Courier New" w:eastAsia="Courier New"/>
+                <w:sz w:val="15"/>
+              </w:rPr>
+              <w:t xml:space="preserve">    lr5)</w:t>
+            </w:r>
+          </w:p>
+          <w:p>
+            <w:pPr>
+              <w:spacing w:line="240" w:lineRule="auto"/>
+            </w:pPr>
+            <w:r>
+              <w:rPr>
+                <w:rFonts w:ascii="Courier New" w:hAnsi="Courier New" w:eastAsia="Courier New"/>
+                <w:sz w:val="15"/>
+              </w:rPr>
+              <w:t xml:space="preserve">        case "$2" in</w:t>
+            </w:r>
+          </w:p>
+          <w:p>
+            <w:pPr>
+              <w:spacing w:line="240" w:lineRule="auto"/>
+            </w:pPr>
+            <w:r>
+              <w:rPr>
+                <w:rFonts w:ascii="Courier New" w:hAnsi="Courier New" w:eastAsia="Courier New"/>
+                <w:sz w:val="15"/>
+              </w:rPr>
+              <w:t xml:space="preserve">            build) need_variant "$3"; bat lab5/build.bat "$3" "$4" 2&gt;&amp;1 | FIXENC_CP=cp866 perl helper/fixenc.pl ;;</w:t>
+            </w:r>
+          </w:p>
+          <w:p>
+            <w:pPr>
+              <w:spacing w:line="240" w:lineRule="auto"/>
+            </w:pPr>
+            <w:r>
+              <w:rPr>
+                <w:rFonts w:ascii="Courier New" w:hAnsi="Courier New" w:eastAsia="Courier New"/>
+                <w:sz w:val="15"/>
+              </w:rPr>
+              <w:t xml:space="preserve">            20|22) run "lab5/v$2_test.sql" "$3" ;;</w:t>
+            </w:r>
+          </w:p>
+          <w:p>
+            <w:pPr>
+              <w:spacing w:line="240" w:lineRule="auto"/>
+            </w:pPr>
+            <w:r>
+              <w:rPr>
+                <w:rFonts w:ascii="Courier New" w:hAnsi="Courier New" w:eastAsia="Courier New"/>
+                <w:sz w:val="15"/>
+              </w:rPr>
+              <w:t xml:space="preserve">            *) echo "ОШИБКА: ./h lr5 build 20|22  или  ./h lr5 20|22" ;;</w:t>
+            </w:r>
+          </w:p>
+          <w:p>
+            <w:pPr>
+              <w:spacing w:line="240" w:lineRule="auto"/>
+            </w:pPr>
+            <w:r>
+              <w:rPr>
+                <w:rFonts w:ascii="Courier New" w:hAnsi="Courier New" w:eastAsia="Courier New"/>
+                <w:sz w:val="15"/>
+              </w:rPr>
+              <w:t xml:space="preserve">        esac</w:t>
+            </w:r>
+          </w:p>
+          <w:p>
+            <w:pPr>
+              <w:spacing w:line="240" w:lineRule="auto"/>
+            </w:pPr>
+            <w:r>
+              <w:rPr>
+                <w:rFonts w:ascii="Courier New" w:hAnsi="Courier New" w:eastAsia="Courier New"/>
+                <w:sz w:val="15"/>
+              </w:rPr>
+              <w:t xml:space="preserve">        ;;</w:t>
+            </w:r>
+          </w:p>
+          <w:p>
+            <w:pPr>
+              <w:spacing w:line="240" w:lineRule="auto"/>
+            </w:pPr>
+            <w:r>
+              <w:rPr>
+                <w:rFonts w:ascii="Courier New" w:hAnsi="Courier New" w:eastAsia="Courier New"/>
+                <w:sz w:val="15"/>
+              </w:rPr>
+              <w:t xml:space="preserve"> </w:t>
+            </w:r>
+          </w:p>
+          <w:p>
+            <w:pPr>
+              <w:spacing w:line="240" w:lineRule="auto"/>
+            </w:pPr>
+            <w:r>
+              <w:rPr>
+                <w:rFonts w:ascii="Courier New" w:hAnsi="Courier New" w:eastAsia="Courier New"/>
+                <w:sz w:val="15"/>
+              </w:rPr>
+              <w:t xml:space="preserve">    # ------------------------------ ЛР6 ------------------------------</w:t>
+            </w:r>
+          </w:p>
+          <w:p>
+            <w:pPr>
+              <w:spacing w:line="240" w:lineRule="auto"/>
+            </w:pPr>
+            <w:r>
+              <w:rPr>
+                <w:rFonts w:ascii="Courier New" w:hAnsi="Courier New" w:eastAsia="Courier New"/>
+                <w:sz w:val="15"/>
+              </w:rPr>
+              <w:t xml:space="preserve">    lr6)</w:t>
+            </w:r>
+          </w:p>
+          <w:p>
+            <w:pPr>
+              <w:spacing w:line="240" w:lineRule="auto"/>
+            </w:pPr>
+            <w:r>
+              <w:rPr>
+                <w:rFonts w:ascii="Courier New" w:hAnsi="Courier New" w:eastAsia="Courier New"/>
+                <w:sz w:val="15"/>
+              </w:rPr>
+              <w:t xml:space="preserve">        case "$2" in</w:t>
+            </w:r>
+          </w:p>
+          <w:p>
+            <w:pPr>
+              <w:spacing w:line="240" w:lineRule="auto"/>
+            </w:pPr>
+            <w:r>
+              <w:rPr>
+                <w:rFonts w:ascii="Courier New" w:hAnsi="Courier New" w:eastAsia="Courier New"/>
+                <w:sz w:val="15"/>
+              </w:rPr>
+              <w:t xml:space="preserve">            setup)</w:t>
+            </w:r>
+          </w:p>
+          <w:p>
+            <w:pPr>
+              <w:spacing w:line="240" w:lineRule="auto"/>
+            </w:pPr>
+            <w:r>
+              <w:rPr>
+                <w:rFonts w:ascii="Courier New" w:hAnsi="Courier New" w:eastAsia="Courier New"/>
+                <w:sz w:val="15"/>
+              </w:rPr>
+              <w:t xml:space="preserve">                for f in create_DB create_temp1 insert_temp1 select_from_temp1; do</w:t>
+            </w:r>
+          </w:p>
+          <w:p>
+            <w:pPr>
+              <w:spacing w:line="240" w:lineRule="auto"/>
+            </w:pPr>
+            <w:r>
+              <w:rPr>
+                <w:rFonts w:ascii="Courier New" w:hAnsi="Courier New" w:eastAsia="Courier New"/>
+                <w:sz w:val="15"/>
+              </w:rPr>
+              <w:t xml:space="preserve">                    bat lab6/s_TCP.bat "lab6\\SETUP\\$f"</w:t>
+            </w:r>
+          </w:p>
+          <w:p>
+            <w:pPr>
+              <w:spacing w:line="240" w:lineRule="auto"/>
+            </w:pPr>
+            <w:r>
+              <w:rPr>
+                <w:rFonts w:ascii="Courier New" w:hAnsi="Courier New" w:eastAsia="Courier New"/>
+                <w:sz w:val="15"/>
+              </w:rPr>
+              <w:t xml:space="preserve">                done</w:t>
+            </w:r>
+          </w:p>
+          <w:p>
+            <w:pPr>
+              <w:spacing w:line="240" w:lineRule="auto"/>
+            </w:pPr>
+            <w:r>
+              <w:rPr>
+                <w:rFonts w:ascii="Courier New" w:hAnsi="Courier New" w:eastAsia="Courier New"/>
+                <w:sz w:val="15"/>
+              </w:rPr>
+              <w:t xml:space="preserve">                ;;</w:t>
+            </w:r>
+          </w:p>
+          <w:p>
+            <w:pPr>
+              <w:spacing w:line="240" w:lineRule="auto"/>
+            </w:pPr>
+            <w:r>
+              <w:rPr>
+                <w:rFonts w:ascii="Courier New" w:hAnsi="Courier New" w:eastAsia="Courier New"/>
+                <w:sz w:val="15"/>
+              </w:rPr>
+              <w:t xml:space="preserve">            sel2)     bat lab6/COPY/make_sel2.bat ;;</w:t>
+            </w:r>
+          </w:p>
+          <w:p>
+            <w:pPr>
+              <w:spacing w:line="240" w:lineRule="auto"/>
+            </w:pPr>
+            <w:r>
+              <w:rPr>
+                <w:rFonts w:ascii="Courier New" w:hAnsi="Courier New" w:eastAsia="Courier New"/>
+                <w:sz w:val="15"/>
+              </w:rPr>
+              <w:t xml:space="preserve">            createdb) bat lab6/s_TCP.bat 'lab6\COPY\create_DB' ;;</w:t>
+            </w:r>
+          </w:p>
+          <w:p>
+            <w:pPr>
+              <w:spacing w:line="240" w:lineRule="auto"/>
+            </w:pPr>
+            <w:r>
+              <w:rPr>
+                <w:rFonts w:ascii="Courier New" w:hAnsi="Courier New" w:eastAsia="Courier New"/>
+                <w:sz w:val="15"/>
+              </w:rPr>
+              <w:t xml:space="preserve">            copy)     bat lab6/COPY/copy_to_MS_SQL.bat 2&gt;&amp;1 | perl helper/fixenc.pl ;;</w:t>
+            </w:r>
+          </w:p>
+          <w:p>
+            <w:pPr>
+              <w:spacing w:line="240" w:lineRule="auto"/>
+            </w:pPr>
+            <w:r>
+              <w:rPr>
+                <w:rFonts w:ascii="Courier New" w:hAnsi="Courier New" w:eastAsia="Courier New"/>
+                <w:sz w:val="15"/>
+              </w:rPr>
+              <w:t xml:space="preserve">            disp)     bat lab6/COPY/disp.bat ;;</w:t>
+            </w:r>
+          </w:p>
+          <w:p>
+            <w:pPr>
+              <w:spacing w:line="240" w:lineRule="auto"/>
+            </w:pPr>
+            <w:r>
+              <w:rPr>
+                <w:rFonts w:ascii="Courier New" w:hAnsi="Courier New" w:eastAsia="Courier New"/>
+                <w:sz w:val="15"/>
+              </w:rPr>
+              <w:t xml:space="preserve">            v20|v22)</w:t>
+            </w:r>
+          </w:p>
+          <w:p>
+            <w:pPr>
+              <w:spacing w:line="240" w:lineRule="auto"/>
+            </w:pPr>
+            <w:r>
+              <w:rPr>
+                <w:rFonts w:ascii="Courier New" w:hAnsi="Courier New" w:eastAsia="Courier New"/>
+                <w:sz w:val="15"/>
+              </w:rPr>
+              <w:t xml:space="preserve">                need_task "$3"</w:t>
+            </w:r>
+          </w:p>
+          <w:p>
+            <w:pPr>
+              <w:spacing w:line="240" w:lineRule="auto"/>
+            </w:pPr>
+            <w:r>
+              <w:rPr>
+                <w:rFonts w:ascii="Courier New" w:hAnsi="Courier New" w:eastAsia="Courier New"/>
+                <w:sz w:val="15"/>
+              </w:rPr>
+              <w:t xml:space="preserve">                bat lab6/s.bat "lab6\\tasks\\$2_task$3.sql" "$4" "$5" "$6"</w:t>
+            </w:r>
+          </w:p>
+          <w:p>
+            <w:pPr>
+              <w:spacing w:line="240" w:lineRule="auto"/>
+            </w:pPr>
+            <w:r>
+              <w:rPr>
+                <w:rFonts w:ascii="Courier New" w:hAnsi="Courier New" w:eastAsia="Courier New"/>
+                <w:sz w:val="15"/>
+              </w:rPr>
+              <w:t xml:space="preserve">                ;;</w:t>
+            </w:r>
+          </w:p>
+          <w:p>
+            <w:pPr>
+              <w:spacing w:line="240" w:lineRule="auto"/>
+            </w:pPr>
+            <w:r>
+              <w:rPr>
+                <w:rFonts w:ascii="Courier New" w:hAnsi="Courier New" w:eastAsia="Courier New"/>
+                <w:sz w:val="15"/>
+              </w:rPr>
+              <w:t xml:space="preserve">            console)  bat lab6/s0.bat ;;</w:t>
+            </w:r>
+          </w:p>
+          <w:p>
+            <w:pPr>
+              <w:spacing w:line="240" w:lineRule="auto"/>
+            </w:pPr>
+            <w:r>
+              <w:rPr>
+                <w:rFonts w:ascii="Courier New" w:hAnsi="Courier New" w:eastAsia="Courier New"/>
+                <w:sz w:val="15"/>
+              </w:rPr>
+              <w:t xml:space="preserve">            *) echo "ОШИБКА: ./h lr6 setup|sel2|createdb|copy|disp|v20|v22|console" ;;</w:t>
+            </w:r>
+          </w:p>
+          <w:p>
+            <w:pPr>
+              <w:spacing w:line="240" w:lineRule="auto"/>
+            </w:pPr>
+            <w:r>
+              <w:rPr>
+                <w:rFonts w:ascii="Courier New" w:hAnsi="Courier New" w:eastAsia="Courier New"/>
+                <w:sz w:val="15"/>
+              </w:rPr>
+              <w:t xml:space="preserve">        esac</w:t>
+            </w:r>
+          </w:p>
+          <w:p>
+            <w:pPr>
+              <w:spacing w:line="240" w:lineRule="auto"/>
+            </w:pPr>
+            <w:r>
+              <w:rPr>
+                <w:rFonts w:ascii="Courier New" w:hAnsi="Courier New" w:eastAsia="Courier New"/>
+                <w:sz w:val="15"/>
+              </w:rPr>
+              <w:t xml:space="preserve">        ;;</w:t>
+            </w:r>
+          </w:p>
+          <w:p>
+            <w:pPr>
+              <w:spacing w:line="240" w:lineRule="auto"/>
+            </w:pPr>
+            <w:r>
+              <w:rPr>
+                <w:rFonts w:ascii="Courier New" w:hAnsi="Courier New" w:eastAsia="Courier New"/>
+                <w:sz w:val="15"/>
+              </w:rPr>
+              <w:t xml:space="preserve"> </w:t>
+            </w:r>
+          </w:p>
+          <w:p>
+            <w:pPr>
+              <w:spacing w:line="240" w:lineRule="auto"/>
+            </w:pPr>
+            <w:r>
+              <w:rPr>
+                <w:rFonts w:ascii="Courier New" w:hAnsi="Courier New" w:eastAsia="Courier New"/>
+                <w:sz w:val="15"/>
+              </w:rPr>
+              <w:t xml:space="preserve">    # ------------------------------ ЛР7 ------------------------------</w:t>
+            </w:r>
+          </w:p>
+          <w:p>
+            <w:pPr>
+              <w:spacing w:line="240" w:lineRule="auto"/>
+            </w:pPr>
+            <w:r>
+              <w:rPr>
+                <w:rFonts w:ascii="Courier New" w:hAnsi="Courier New" w:eastAsia="Courier New"/>
+                <w:sz w:val="15"/>
+              </w:rPr>
+              <w:t xml:space="preserve">    lr7)</w:t>
+            </w:r>
+          </w:p>
+          <w:p>
+            <w:pPr>
+              <w:spacing w:line="240" w:lineRule="auto"/>
+            </w:pPr>
+            <w:r>
+              <w:rPr>
+                <w:rFonts w:ascii="Courier New" w:hAnsi="Courier New" w:eastAsia="Courier New"/>
+                <w:sz w:val="15"/>
+              </w:rPr>
+              <w:t xml:space="preserve">        case "$2" in</w:t>
+            </w:r>
+          </w:p>
+          <w:p>
+            <w:pPr>
+              <w:spacing w:line="240" w:lineRule="auto"/>
+            </w:pPr>
+            <w:r>
+              <w:rPr>
+                <w:rFonts w:ascii="Courier New" w:hAnsi="Courier New" w:eastAsia="Courier New"/>
+                <w:sz w:val="15"/>
+              </w:rPr>
+              <w:t xml:space="preserve">            create) bat lab7/s.bat 'lab7\create_objects.sql' ;;</w:t>
+            </w:r>
+          </w:p>
+          <w:p>
+            <w:pPr>
+              <w:spacing w:line="240" w:lineRule="auto"/>
+            </w:pPr>
+            <w:r>
+              <w:rPr>
+                <w:rFonts w:ascii="Courier New" w:hAnsi="Courier New" w:eastAsia="Courier New"/>
+                <w:sz w:val="15"/>
+              </w:rPr>
+              <w:t xml:space="preserve">            1)      bat lab7/s.bat 'lab7\calculate1.sql' "$3" "$4" "$5" "$6" "$7" ;;</w:t>
+            </w:r>
+          </w:p>
+          <w:p>
+            <w:pPr>
+              <w:spacing w:line="240" w:lineRule="auto"/>
+            </w:pPr>
+            <w:r>
+              <w:rPr>
+                <w:rFonts w:ascii="Courier New" w:hAnsi="Courier New" w:eastAsia="Courier New"/>
+                <w:sz w:val="15"/>
+              </w:rPr>
+              <w:t xml:space="preserve">            2)      bat lab7/s.bat 'lab7\calculate2.sql' "$3" "$4" "$5" "$6" ;;</w:t>
+            </w:r>
+          </w:p>
+          <w:p>
+            <w:pPr>
+              <w:spacing w:line="240" w:lineRule="auto"/>
+            </w:pPr>
+            <w:r>
+              <w:rPr>
+                <w:rFonts w:ascii="Courier New" w:hAnsi="Courier New" w:eastAsia="Courier New"/>
+                <w:sz w:val="15"/>
+              </w:rPr>
+              <w:t xml:space="preserve">            *) echo "ОШИБКА: ./h lr7 create|1|2" ;;</w:t>
+            </w:r>
+          </w:p>
+          <w:p>
+            <w:pPr>
+              <w:spacing w:line="240" w:lineRule="auto"/>
+            </w:pPr>
+            <w:r>
+              <w:rPr>
+                <w:rFonts w:ascii="Courier New" w:hAnsi="Courier New" w:eastAsia="Courier New"/>
+                <w:sz w:val="15"/>
+              </w:rPr>
+              <w:t xml:space="preserve">        esac</w:t>
+            </w:r>
+          </w:p>
+          <w:p>
+            <w:pPr>
+              <w:spacing w:line="240" w:lineRule="auto"/>
+            </w:pPr>
+            <w:r>
+              <w:rPr>
+                <w:rFonts w:ascii="Courier New" w:hAnsi="Courier New" w:eastAsia="Courier New"/>
+                <w:sz w:val="15"/>
+              </w:rPr>
+              <w:t xml:space="preserve">        ;;</w:t>
+            </w:r>
+          </w:p>
+          <w:p>
+            <w:pPr>
+              <w:spacing w:line="240" w:lineRule="auto"/>
+            </w:pPr>
+            <w:r>
+              <w:rPr>
+                <w:rFonts w:ascii="Courier New" w:hAnsi="Courier New" w:eastAsia="Courier New"/>
+                <w:sz w:val="15"/>
+              </w:rPr>
+              <w:t xml:space="preserve"> </w:t>
+            </w:r>
+          </w:p>
+          <w:p>
+            <w:pPr>
+              <w:spacing w:line="240" w:lineRule="auto"/>
+            </w:pPr>
+            <w:r>
+              <w:rPr>
+                <w:rFonts w:ascii="Courier New" w:hAnsi="Courier New" w:eastAsia="Courier New"/>
+                <w:sz w:val="15"/>
+              </w:rPr>
+              <w:t xml:space="preserve">    # ------------------------------ ЛР8 ------------------------------</w:t>
+            </w:r>
+          </w:p>
+          <w:p>
+            <w:pPr>
+              <w:spacing w:line="240" w:lineRule="auto"/>
+            </w:pPr>
+            <w:r>
+              <w:rPr>
+                <w:rFonts w:ascii="Courier New" w:hAnsi="Courier New" w:eastAsia="Courier New"/>
+                <w:sz w:val="15"/>
+              </w:rPr>
+              <w:t xml:space="preserve">    lr8)</w:t>
+            </w:r>
+          </w:p>
+          <w:p>
+            <w:pPr>
+              <w:spacing w:line="240" w:lineRule="auto"/>
+            </w:pPr>
+            <w:r>
+              <w:rPr>
+                <w:rFonts w:ascii="Courier New" w:hAnsi="Courier New" w:eastAsia="Courier New"/>
+                <w:sz w:val="15"/>
+              </w:rPr>
+              <w:t xml:space="preserve">        case "$2" in</w:t>
+            </w:r>
+          </w:p>
+          <w:p>
+            <w:pPr>
+              <w:spacing w:line="240" w:lineRule="auto"/>
+            </w:pPr>
+            <w:r>
+              <w:rPr>
+                <w:rFonts w:ascii="Courier New" w:hAnsi="Courier New" w:eastAsia="Courier New"/>
+                <w:sz w:val="15"/>
+              </w:rPr>
+              <w:t xml:space="preserve">            build) bat lab8/v20/cs.bat 2&gt;&amp;1 | FIXENC_CP=cp866 perl helper/fixenc.pl ;;</w:t>
+            </w:r>
+          </w:p>
+          <w:p>
+            <w:pPr>
+              <w:spacing w:line="240" w:lineRule="auto"/>
+            </w:pPr>
+            <w:r>
+              <w:rPr>
+                <w:rFonts w:ascii="Courier New" w:hAnsi="Courier New" w:eastAsia="Courier New"/>
+                <w:sz w:val="15"/>
+              </w:rPr>
+              <w:t xml:space="preserve">            20)    shift 2; bat lab8/v20/run.bat "$@" ;;</w:t>
+            </w:r>
+          </w:p>
+          <w:p>
+            <w:pPr>
+              <w:spacing w:line="240" w:lineRule="auto"/>
+            </w:pPr>
+            <w:r>
+              <w:rPr>
+                <w:rFonts w:ascii="Courier New" w:hAnsi="Courier New" w:eastAsia="Courier New"/>
+                <w:sz w:val="15"/>
+              </w:rPr>
+              <w:t xml:space="preserve">            22)    shift 2; bat lab8/v22/run.bat "$@" ;;</w:t>
+            </w:r>
+          </w:p>
+          <w:p>
+            <w:pPr>
+              <w:spacing w:line="240" w:lineRule="auto"/>
+            </w:pPr>
+            <w:r>
+              <w:rPr>
+                <w:rFonts w:ascii="Courier New" w:hAnsi="Courier New" w:eastAsia="Courier New"/>
+                <w:sz w:val="15"/>
+              </w:rPr>
+              <w:t xml:space="preserve">            *) echo "ОШИБКА: ./h lr8 build|20|22" ;;</w:t>
+            </w:r>
+          </w:p>
+          <w:p>
+            <w:pPr>
+              <w:spacing w:line="240" w:lineRule="auto"/>
+            </w:pPr>
+            <w:r>
+              <w:rPr>
+                <w:rFonts w:ascii="Courier New" w:hAnsi="Courier New" w:eastAsia="Courier New"/>
+                <w:sz w:val="15"/>
+              </w:rPr>
+              <w:t xml:space="preserve">        esac</w:t>
+            </w:r>
+          </w:p>
+          <w:p>
+            <w:pPr>
+              <w:spacing w:line="240" w:lineRule="auto"/>
+            </w:pPr>
+            <w:r>
+              <w:rPr>
+                <w:rFonts w:ascii="Courier New" w:hAnsi="Courier New" w:eastAsia="Courier New"/>
+                <w:sz w:val="15"/>
+              </w:rPr>
+              <w:t xml:space="preserve">        ;;</w:t>
+            </w:r>
+          </w:p>
+          <w:p>
+            <w:pPr>
+              <w:spacing w:line="240" w:lineRule="auto"/>
+            </w:pPr>
+            <w:r>
+              <w:rPr>
+                <w:rFonts w:ascii="Courier New" w:hAnsi="Courier New" w:eastAsia="Courier New"/>
+                <w:sz w:val="15"/>
+              </w:rPr>
+              <w:t xml:space="preserve"> </w:t>
+            </w:r>
+          </w:p>
+          <w:p>
+            <w:pPr>
+              <w:spacing w:line="240" w:lineRule="auto"/>
+            </w:pPr>
+            <w:r>
+              <w:rPr>
+                <w:rFonts w:ascii="Courier New" w:hAnsi="Courier New" w:eastAsia="Courier New"/>
+                <w:sz w:val="15"/>
+              </w:rPr>
+              <w:t xml:space="preserve">    reports) shift; (cd reports &amp;&amp; python make_reports.py "$@") ;;</w:t>
+            </w:r>
+          </w:p>
+          <w:p>
+            <w:pPr>
+              <w:spacing w:line="240" w:lineRule="auto"/>
+            </w:pPr>
+            <w:r>
+              <w:rPr>
+                <w:rFonts w:ascii="Courier New" w:hAnsi="Courier New" w:eastAsia="Courier New"/>
+                <w:sz w:val="15"/>
+              </w:rPr>
+              <w:t xml:space="preserve">    psql) psql -X ;;</w:t>
+            </w:r>
+          </w:p>
+          <w:p>
+            <w:pPr>
+              <w:spacing w:line="240" w:lineRule="auto"/>
+            </w:pPr>
+            <w:r>
+              <w:rPr>
+                <w:rFonts w:ascii="Courier New" w:hAnsi="Courier New" w:eastAsia="Courier New"/>
+                <w:sz w:val="15"/>
+              </w:rPr>
+              <w:t xml:space="preserve">    *) echo "ОШИБКА: Неизвестная команда $1 (./h - список команд)" ;;</w:t>
+            </w:r>
+          </w:p>
+          <w:p>
+            <w:pPr>
+              <w:spacing w:line="240" w:lineRule="auto"/>
+            </w:pPr>
+            <w:r>
+              <w:rPr>
+                <w:rFonts w:ascii="Courier New" w:hAnsi="Courier New" w:eastAsia="Courier New"/>
+                <w:sz w:val="15"/>
+              </w:rPr>
+              <w:t>esac</w:t>
+            </w:r>
+          </w:p>
+        </w:tc>
+      </w:tr>
+    </w:tbl>
+    <w:p>
+      <w:pPr>
+        <w:spacing w:after="40"/>
+      </w:pPr>
     </w:p>
     <w:sectPr>
       <w:pgSz w:w="11906" w:h="16838"/>

--- a/reports/docx/ЛР6_вариант_20.docx
+++ b/reports/docx/ЛР6_вариант_20.docx
@@ -994,7 +994,7 @@
           <w:i/>
           <w:sz w:val="24"/>
         </w:rPr>
-        <w:t>Листинг 4 – проверка сервера на базе NEW1: ./h lr6 setup</w:t>
+        <w:t>Листинг 4 – проверка сервера на базе NEW1: ./help lr6 setup</w:t>
       </w:r>
     </w:p>
     <w:tbl>
@@ -1167,7 +1167,7 @@
                 <w:rFonts w:ascii="Courier New" w:hAnsi="Courier New" w:eastAsia="Courier New"/>
                 <w:sz w:val="16"/>
               </w:rPr>
-              <w:t xml:space="preserve">WIN-6D7132JNGA1\LOCALDB#CF0609A0 Microsoft SQL Server 2019 (RTM-CU12) (KB5004524) - 15.0.4153.1 (X64) </w:t>
+              <w:t xml:space="preserve">WIN-6D7132JNGA1\LOCALDB#0B12FE37 Microsoft SQL Server 2019 (RTM-CU12) (KB5004524) - 15.0.4153.1 (X64) </w:t>
             </w:r>
           </w:p>
           <w:p>
@@ -1275,7 +1275,7 @@
                 <w:rFonts w:ascii="Courier New" w:hAnsi="Courier New" w:eastAsia="Courier New"/>
                 <w:sz w:val="16"/>
               </w:rPr>
-              <w:t>2026-10-01 01:27:16.137 третья           4 NULL</w:t>
+              <w:t>2026-10-01 12:38:07.607 третья           4 NULL</w:t>
             </w:r>
           </w:p>
           <w:p>
@@ -1287,7 +1287,7 @@
                 <w:rFonts w:ascii="Courier New" w:hAnsi="Courier New" w:eastAsia="Courier New"/>
                 <w:sz w:val="16"/>
               </w:rPr>
-              <w:t>2026-10-01 01:27:16.137 вторая           3 NULL</w:t>
+              <w:t>2026-10-01 12:38:07.607 вторая           3 NULL</w:t>
             </w:r>
           </w:p>
           <w:p>
@@ -1299,7 +1299,7 @@
                 <w:rFonts w:ascii="Courier New" w:hAnsi="Courier New" w:eastAsia="Courier New"/>
                 <w:sz w:val="16"/>
               </w:rPr>
-              <w:t>2026-10-01 01:27:16.137 первая           2 NULL</w:t>
+              <w:t>2026-10-01 12:38:07.603 первая           2 NULL</w:t>
             </w:r>
           </w:p>
           <w:p>
@@ -3238,7 +3238,7 @@
           <w:i/>
           <w:sz w:val="24"/>
         </w:rPr>
-        <w:t>Листинг 12 – сформированный cr_ТОВАР.txt (./h lr6 copy)</w:t>
+        <w:t>Листинг 12 – сформированный cr_ТОВАР.txt (./help lr6 copy)</w:t>
       </w:r>
     </w:p>
     <w:tbl>
@@ -3456,7 +3456,7 @@
           <w:i/>
           <w:sz w:val="24"/>
         </w:rPr>
-        <w:t>Листинг 13 – сформированный cr_ПРОДАЖА.txt (./h lr6 copy)</w:t>
+        <w:t>Листинг 13 – сформированный cr_ПРОДАЖА.txt (./help lr6 copy)</w:t>
       </w:r>
     </w:p>
     <w:tbl>
@@ -3626,7 +3626,7 @@
           <w:i/>
           <w:sz w:val="24"/>
         </w:rPr>
-        <w:t>Листинг 14 – первые строки d_ПРОДАЖА.txt (./h lr6 copy)</w:t>
+        <w:t>Листинг 14 – первые строки d_ПРОДАЖА.txt (./help lr6 copy)</w:t>
       </w:r>
     </w:p>
     <w:tbl>
@@ -3723,7 +3723,7 @@
         <w:rPr>
           <w:b w:val="0"/>
         </w:rPr>
-        <w:t>Последовательность действий: 1) ./h lr6 sel2 (make_sel2.bat); 2) ./h lr6 createdb (s_TCP.bat COPY\create_DB); 3) ./h lr6 copy (COPY\copy_to_MS_SQL.bat); 4) ./h lr6 disp (COPY\disp.bat) для проверки.</w:t>
+        <w:t>Последовательность действий: 1) ./help lr6 sel2 (make_sel2.bat); 2) ./help lr6 createdb (s_TCP.bat COPY\create_DB); 3) ./help lr6 copy (COPY\copy_to_MS_SQL.bat); 4) ./help lr6 disp (COPY\disp.bat) для проверки.</w:t>
       </w:r>
     </w:p>
     <w:p>
@@ -4235,7 +4235,7 @@
           <w:i/>
           <w:sz w:val="24"/>
         </w:rPr>
-        <w:t>Листинг 16 – начало вывода disp.bat: ./h lr6 disp</w:t>
+        <w:t>Листинг 16 – начало вывода disp.bat: ./help lr6 disp</w:t>
       </w:r>
     </w:p>
     <w:tbl>
@@ -5016,7 +5016,7 @@
                 <w:rFonts w:ascii="Courier New" w:hAnsi="Courier New" w:eastAsia="Courier New"/>
                 <w:sz w:val="17"/>
               </w:rPr>
-              <w:t>--            ./h lr6 v20 1 [дата1 дата2 [категория]]</w:t>
+              <w:t>--            ./help lr6 v20 1 [дата1 дата2 [категория]]</w:t>
             </w:r>
           </w:p>
           <w:p>
@@ -5325,7 +5325,7 @@
           <w:i/>
           <w:sz w:val="24"/>
         </w:rPr>
-        <w:t>Листинг 19 – результат: ./h lr6 v20 1 (аналог в cmd: &gt;lab6\s.bat lab6\tasks\v20_task1.sql)</w:t>
+        <w:t>Листинг 19 – результат: ./help lr6 v20 1 (аналог в cmd: &gt;lab6\s.bat lab6\tasks\v20_task1.sql)</w:t>
       </w:r>
     </w:p>
     <w:tbl>
@@ -5531,7 +5531,7 @@
           <w:i/>
           <w:sz w:val="24"/>
         </w:rPr>
-        <w:t>Листинг 20 – результат с параметрами 01.01.2021 31.12.2022 мебель: ./h lr6 v20 1 01.01.2021 31.12.2022 мебель</w:t>
+        <w:t>Листинг 20 – результат с параметрами 01.01.2021 31.12.2022 мебель: ./help lr6 v20 1 01.01.2021 31.12.2022 мебель</w:t>
       </w:r>
     </w:p>
     <w:tbl>
@@ -5810,7 +5810,7 @@
                 <w:rFonts w:ascii="Courier New" w:hAnsi="Courier New" w:eastAsia="Courier New"/>
                 <w:sz w:val="17"/>
               </w:rPr>
-              <w:t>--            ./h lr6 v20 2 [год1 год2 [день недели]]</w:t>
+              <w:t>--            ./help lr6 v20 2 [год1 год2 [день недели]]</w:t>
             </w:r>
           </w:p>
           <w:p>
@@ -6239,7 +6239,7 @@
           <w:i/>
           <w:sz w:val="24"/>
         </w:rPr>
-        <w:t>Листинг 22 – результат: ./h lr6 v20 2 (аналог в cmd: &gt;lab6\s.bat lab6\tasks\v20_task2.sql)</w:t>
+        <w:t>Листинг 22 – результат: ./help lr6 v20 2 (аналог в cmd: &gt;lab6\s.bat lab6\tasks\v20_task2.sql)</w:t>
       </w:r>
     </w:p>
     <w:tbl>
@@ -6608,7 +6608,7 @@
         <w:pStyle w:val="Heading1"/>
       </w:pPr>
       <w:r>
-        <w:t>4. Защита работы: запуск через ./h</w:t>
+        <w:t>4. Защита работы: запуск через ./help</w:t>
       </w:r>
     </w:p>
     <w:p>
@@ -6620,19 +6620,19 @@
         <w:rPr>
           <w:b w:val="0"/>
         </w:rPr>
-        <w:t xml:space="preserve">Все действия работы выполняются из корня проекта в Git Bash единым сценарием </w:t>
+        <w:t xml:space="preserve">Все действия работы выполняются из корня проекта в PowerShell (или cmd) единым сценарием </w:t>
       </w:r>
       <w:r>
         <w:rPr>
           <w:b/>
         </w:rPr>
-        <w:t>h</w:t>
+        <w:t>help</w:t>
       </w:r>
       <w:r>
         <w:rPr>
           <w:b w:val="0"/>
         </w:rPr>
-        <w:t xml:space="preserve"> (листинг полностью - в приложении А). Сценарий задаёт параметры подключения к PostgreSQL (PGHOST, PGPORT, PGUSER, PGDATABASE, клиентская кодировка UTF8), передаёт параметры сценариям psql через стандартный ввод командами \set (кириллица в аргументах командной строки Windows не искажается), вызывает командные файлы .bat и приводит вывод к UTF-8 фильтром helper/fixenc.pl. Все результаты, приведённые в отчёте, получены этими командами; в подписи каждого листинга результата указана команда ./h.</w:t>
+        <w:t>: командный файл help.cmd вызывает helper/help.ps1 с ключом -ExecutionPolicy Bypass, поэтому запуск не зависит от политики выполнения сценариев PowerShell (листинги - в приложении А). Сценарий задаёт параметры подключения к PostgreSQL (PGHOST, PGPORT, PGUSER, PGDATABASE, клиентская кодировка UTF8), передаёт параметры сценариям psql через стандартный ввод командами \set (кириллица в аргументах командной строки Windows не искажается), вызывает командные файлы .bat и приводит служебные сообщения psql из CP1251 к UTF-8 (функция Fix-Line). Git Bash для работы не требуется. Все результаты, приведённые в отчёте, получены этими командами; в подписи каждого листинга результата указана команда ./help.</w:t>
       </w:r>
     </w:p>
     <w:p>
@@ -6656,7 +6656,7 @@
         <w:rPr>
           <w:sz w:val="24"/>
         </w:rPr>
-        <w:t>Таблица 2 – Команды ./h для защиты ЛР6, вариант 20</w:t>
+        <w:t>Таблица 2 – Команды ./help для защиты ЛР6, вариант 20</w:t>
       </w:r>
     </w:p>
     <w:tbl>
@@ -6741,7 +6741,7 @@
               <w:rPr>
                 <w:sz w:val="22"/>
               </w:rPr>
-              <w:t>./h lr6 setup</w:t>
+              <w:t>./help lr6 setup</w:t>
             </w:r>
           </w:p>
         </w:tc>
@@ -6782,7 +6782,7 @@
               <w:rPr>
                 <w:sz w:val="22"/>
               </w:rPr>
-              <w:t>./h lr6 sel2</w:t>
+              <w:t>./help lr6 sel2</w:t>
             </w:r>
           </w:p>
         </w:tc>
@@ -6823,7 +6823,7 @@
               <w:rPr>
                 <w:sz w:val="22"/>
               </w:rPr>
-              <w:t>./h lr6 createdb</w:t>
+              <w:t>./help lr6 createdb</w:t>
             </w:r>
           </w:p>
         </w:tc>
@@ -6864,7 +6864,7 @@
               <w:rPr>
                 <w:sz w:val="22"/>
               </w:rPr>
-              <w:t>./h lr6 copy</w:t>
+              <w:t>./help lr6 copy</w:t>
             </w:r>
           </w:p>
         </w:tc>
@@ -6905,7 +6905,7 @@
               <w:rPr>
                 <w:sz w:val="22"/>
               </w:rPr>
-              <w:t>./h lr6 disp</w:t>
+              <w:t>./help lr6 disp</w:t>
             </w:r>
           </w:p>
         </w:tc>
@@ -6946,7 +6946,7 @@
               <w:rPr>
                 <w:sz w:val="22"/>
               </w:rPr>
-              <w:t>./h lr6 v20 1</w:t>
+              <w:t>./help lr6 v20 1</w:t>
             </w:r>
           </w:p>
         </w:tc>
@@ -6987,7 +6987,7 @@
               <w:rPr>
                 <w:sz w:val="22"/>
               </w:rPr>
-              <w:t>./h lr6 v20 1 01.01.2021 31.12.2022 мебель</w:t>
+              <w:t>./help lr6 v20 1 01.01.2021 31.12.2022 мебель</w:t>
             </w:r>
           </w:p>
         </w:tc>
@@ -7028,7 +7028,7 @@
               <w:rPr>
                 <w:sz w:val="22"/>
               </w:rPr>
-              <w:t>./h lr6 v20 2</w:t>
+              <w:t>./help lr6 v20 2</w:t>
             </w:r>
           </w:p>
         </w:tc>
@@ -7069,7 +7069,7 @@
               <w:rPr>
                 <w:sz w:val="22"/>
               </w:rPr>
-              <w:t>./h lr6 console</w:t>
+              <w:t>./help lr6 console</w:t>
             </w:r>
           </w:p>
         </w:tc>
@@ -7102,7 +7102,7 @@
         <w:rPr>
           <w:b w:val="0"/>
         </w:rPr>
-        <w:t>Перед копированием собирается фильтр sel2.exe (./h lr6 sel2); параметры подключения к MS SQL Server заданы в lab6/config.bat.</w:t>
+        <w:t>Перед копированием собирается фильтр sel2.exe (./help lr6 sel2); параметры подключения к MS SQL Server заданы в lab6/config.bat.</w:t>
       </w:r>
     </w:p>
     <w:p>
@@ -7115,7 +7115,7 @@
           <w:i/>
           <w:sz w:val="24"/>
         </w:rPr>
-        <w:t>Листинг 23 – справка по командам ЛР6: ./h (без параметров)</w:t>
+        <w:t>Листинг 23 – справка по командам ЛР6: ./help (без параметров)</w:t>
       </w:r>
     </w:p>
     <w:tbl>
@@ -7156,7 +7156,7 @@
                 <w:rFonts w:ascii="Courier New" w:hAnsi="Courier New" w:eastAsia="Courier New"/>
                 <w:sz w:val="16"/>
               </w:rPr>
-              <w:t xml:space="preserve">  ./h lr6 setup             - проверка сервера (база NEW1, таблица temp1)</w:t>
+              <w:t xml:space="preserve">  ./help lr6 setup             - проверка сервера (база NEW1, таблица temp1)</w:t>
             </w:r>
           </w:p>
           <w:p>
@@ -7168,7 +7168,7 @@
                 <w:rFonts w:ascii="Courier New" w:hAnsi="Courier New" w:eastAsia="Courier New"/>
                 <w:sz w:val="16"/>
               </w:rPr>
-              <w:t xml:space="preserve">  ./h lr6 sel2              - собрать фильтр sel2.exe</w:t>
+              <w:t xml:space="preserve">  ./help lr6 sel2              - собрать фильтр sel2.exe</w:t>
             </w:r>
           </w:p>
           <w:p>
@@ -7180,7 +7180,7 @@
                 <w:rFonts w:ascii="Courier New" w:hAnsi="Courier New" w:eastAsia="Courier New"/>
                 <w:sz w:val="16"/>
               </w:rPr>
-              <w:t xml:space="preserve">  ./h lr6 createdb          - создать базу SALES в MS SQL Server</w:t>
+              <w:t xml:space="preserve">  ./help lr6 createdb          - создать базу SALES в MS SQL Server</w:t>
             </w:r>
           </w:p>
           <w:p>
@@ -7192,7 +7192,7 @@
                 <w:rFonts w:ascii="Courier New" w:hAnsi="Courier New" w:eastAsia="Courier New"/>
                 <w:sz w:val="16"/>
               </w:rPr>
-              <w:t xml:space="preserve">  ./h lr6 copy              - скопировать все таблицы sales из PostgreSQL</w:t>
+              <w:t xml:space="preserve">  ./help lr6 copy              - скопировать все таблицы sales из PostgreSQL</w:t>
             </w:r>
           </w:p>
           <w:p>
@@ -7204,7 +7204,7 @@
                 <w:rFonts w:ascii="Courier New" w:hAnsi="Courier New" w:eastAsia="Courier New"/>
                 <w:sz w:val="16"/>
               </w:rPr>
-              <w:t xml:space="preserve">  ./h lr6 disp              - проверить скопированные таблицы</w:t>
+              <w:t xml:space="preserve">  ./help lr6 disp              - проверить скопированные таблицы</w:t>
             </w:r>
           </w:p>
           <w:p>
@@ -7216,7 +7216,7 @@
                 <w:rFonts w:ascii="Courier New" w:hAnsi="Courier New" w:eastAsia="Courier New"/>
                 <w:sz w:val="16"/>
               </w:rPr>
-              <w:t xml:space="preserve">  ./h lr6 v20|v22 1|2 [параметры] - задания варианта в MS SQL Server</w:t>
+              <w:t xml:space="preserve">  ./help lr6 v20|v22 1|2 [параметры] - задания варианта в MS SQL Server</w:t>
             </w:r>
           </w:p>
           <w:p>
@@ -7228,7 +7228,7 @@
                 <w:rFonts w:ascii="Courier New" w:hAnsi="Courier New" w:eastAsia="Courier New"/>
                 <w:sz w:val="16"/>
               </w:rPr>
-              <w:t xml:space="preserve">  ./h lr6 console           - консоль sqlcmd</w:t>
+              <w:t xml:space="preserve">  ./help lr6 console           - консоль sqlcmd</w:t>
             </w:r>
           </w:p>
         </w:tc>
@@ -7249,7 +7249,7 @@
           <w:i/>
           <w:sz w:val="24"/>
         </w:rPr>
-        <w:t>Листинг 24 – обработка команд ЛР6 в сценарии h (фрагмент)</w:t>
+        <w:t>Листинг 24 – обработка команд ЛР6 в сценарии helper/help.ps1 (фрагмент)</w:t>
       </w:r>
     </w:p>
     <w:tbl>
@@ -7290,7 +7290,7 @@
                 <w:rFonts w:ascii="Courier New" w:hAnsi="Courier New" w:eastAsia="Courier New"/>
                 <w:sz w:val="16"/>
               </w:rPr>
-              <w:t xml:space="preserve">    lr6)</w:t>
+              <w:t xml:space="preserve">    'lr6' {</w:t>
             </w:r>
           </w:p>
           <w:p>
@@ -7302,7 +7302,7 @@
                 <w:rFonts w:ascii="Courier New" w:hAnsi="Courier New" w:eastAsia="Courier New"/>
                 <w:sz w:val="16"/>
               </w:rPr>
-              <w:t xml:space="preserve">        case "$2" in</w:t>
+              <w:t xml:space="preserve">        switch ($A[1]) {</w:t>
             </w:r>
           </w:p>
           <w:p>
@@ -7314,7 +7314,7 @@
                 <w:rFonts w:ascii="Courier New" w:hAnsi="Courier New" w:eastAsia="Courier New"/>
                 <w:sz w:val="16"/>
               </w:rPr>
-              <w:t xml:space="preserve">            setup)</w:t>
+              <w:t xml:space="preserve">            'setup' {</w:t>
             </w:r>
           </w:p>
           <w:p>
@@ -7326,7 +7326,7 @@
                 <w:rFonts w:ascii="Courier New" w:hAnsi="Courier New" w:eastAsia="Courier New"/>
                 <w:sz w:val="16"/>
               </w:rPr>
-              <w:t xml:space="preserve">                for f in create_DB create_temp1 insert_temp1 select_from_temp1; do</w:t>
+              <w:t xml:space="preserve">                foreach ($f in 'create_DB', 'create_temp1', 'insert_temp1', 'select_from_temp1') {</w:t>
             </w:r>
           </w:p>
           <w:p>
@@ -7338,7 +7338,7 @@
                 <w:rFonts w:ascii="Courier New" w:hAnsi="Courier New" w:eastAsia="Courier New"/>
                 <w:sz w:val="16"/>
               </w:rPr>
-              <w:t xml:space="preserve">                    bat lab6/s_TCP.bat "lab6\\SETUP\\$f"</w:t>
+              <w:t xml:space="preserve">                    Bat 'lab6/s_TCP.bat' @("lab6\SETUP\$f")</w:t>
             </w:r>
           </w:p>
           <w:p>
@@ -7350,7 +7350,7 @@
                 <w:rFonts w:ascii="Courier New" w:hAnsi="Courier New" w:eastAsia="Courier New"/>
                 <w:sz w:val="16"/>
               </w:rPr>
-              <w:t xml:space="preserve">                done</w:t>
+              <w:t xml:space="preserve">                }</w:t>
             </w:r>
           </w:p>
           <w:p>
@@ -7362,7 +7362,7 @@
                 <w:rFonts w:ascii="Courier New" w:hAnsi="Courier New" w:eastAsia="Courier New"/>
                 <w:sz w:val="16"/>
               </w:rPr>
-              <w:t xml:space="preserve">                ;;</w:t>
+              <w:t xml:space="preserve">            }</w:t>
             </w:r>
           </w:p>
           <w:p>
@@ -7374,7 +7374,7 @@
                 <w:rFonts w:ascii="Courier New" w:hAnsi="Courier New" w:eastAsia="Courier New"/>
                 <w:sz w:val="16"/>
               </w:rPr>
-              <w:t xml:space="preserve">            sel2)     bat lab6/COPY/make_sel2.bat ;;</w:t>
+              <w:t xml:space="preserve">            'sel2'     { Bat 'lab6/COPY/make_sel2.bat' }</w:t>
             </w:r>
           </w:p>
           <w:p>
@@ -7386,7 +7386,7 @@
                 <w:rFonts w:ascii="Courier New" w:hAnsi="Courier New" w:eastAsia="Courier New"/>
                 <w:sz w:val="16"/>
               </w:rPr>
-              <w:t xml:space="preserve">            createdb) bat lab6/s_TCP.bat 'lab6\COPY\create_DB' ;;</w:t>
+              <w:t xml:space="preserve">            'createdb' { Bat 'lab6/s_TCP.bat' @('lab6\COPY\create_DB') }</w:t>
             </w:r>
           </w:p>
           <w:p>
@@ -7398,7 +7398,7 @@
                 <w:rFonts w:ascii="Courier New" w:hAnsi="Courier New" w:eastAsia="Courier New"/>
                 <w:sz w:val="16"/>
               </w:rPr>
-              <w:t xml:space="preserve">            copy)     bat lab6/COPY/copy_to_MS_SQL.bat 2&gt;&amp;1 | perl helper/fixenc.pl ;;</w:t>
+              <w:t xml:space="preserve">            'copy'     { Bat 'lab6/COPY/copy_to_MS_SQL.bat' @() 'cp1251' }</w:t>
             </w:r>
           </w:p>
           <w:p>
@@ -7410,7 +7410,7 @@
                 <w:rFonts w:ascii="Courier New" w:hAnsi="Courier New" w:eastAsia="Courier New"/>
                 <w:sz w:val="16"/>
               </w:rPr>
-              <w:t xml:space="preserve">            disp)     bat lab6/COPY/disp.bat ;;</w:t>
+              <w:t xml:space="preserve">            'disp'     { Bat 'lab6/COPY/disp.bat' }</w:t>
             </w:r>
           </w:p>
           <w:p>
@@ -7422,7 +7422,7 @@
                 <w:rFonts w:ascii="Courier New" w:hAnsi="Courier New" w:eastAsia="Courier New"/>
                 <w:sz w:val="16"/>
               </w:rPr>
-              <w:t xml:space="preserve">            v20|v22)</w:t>
+              <w:t xml:space="preserve">            { $_ -in 'v20', 'v22' } {</w:t>
             </w:r>
           </w:p>
           <w:p>
@@ -7434,7 +7434,7 @@
                 <w:rFonts w:ascii="Courier New" w:hAnsi="Courier New" w:eastAsia="Courier New"/>
                 <w:sz w:val="16"/>
               </w:rPr>
-              <w:t xml:space="preserve">                need_task "$3"</w:t>
+              <w:t xml:space="preserve">                Need-Task $A[2]</w:t>
             </w:r>
           </w:p>
           <w:p>
@@ -7446,7 +7446,7 @@
                 <w:rFonts w:ascii="Courier New" w:hAnsi="Courier New" w:eastAsia="Courier New"/>
                 <w:sz w:val="16"/>
               </w:rPr>
-              <w:t xml:space="preserve">                bat lab6/s.bat "lab6\\tasks\\$2_task$3.sql" "$4" "$5" "$6"</w:t>
+              <w:t xml:space="preserve">                Bat 'lab6/s.bat' @("lab6\tasks\$($A[1])_task$($A[2]).sql", $A[3], $A[4], $A[5])</w:t>
             </w:r>
           </w:p>
           <w:p>
@@ -7458,7 +7458,7 @@
                 <w:rFonts w:ascii="Courier New" w:hAnsi="Courier New" w:eastAsia="Courier New"/>
                 <w:sz w:val="16"/>
               </w:rPr>
-              <w:t xml:space="preserve">                ;;</w:t>
+              <w:t xml:space="preserve">            }</w:t>
             </w:r>
           </w:p>
           <w:p>
@@ -7470,7 +7470,7 @@
                 <w:rFonts w:ascii="Courier New" w:hAnsi="Courier New" w:eastAsia="Courier New"/>
                 <w:sz w:val="16"/>
               </w:rPr>
-              <w:t xml:space="preserve">            console)  bat lab6/s0.bat ;;</w:t>
+              <w:t xml:space="preserve">            'console'  { &amp; .\lab6\s0.bat }</w:t>
             </w:r>
           </w:p>
           <w:p>
@@ -7482,7 +7482,7 @@
                 <w:rFonts w:ascii="Courier New" w:hAnsi="Courier New" w:eastAsia="Courier New"/>
                 <w:sz w:val="16"/>
               </w:rPr>
-              <w:t xml:space="preserve">            *) echo "ОШИБКА: ./h lr6 setup|sel2|createdb|copy|disp|v20|v22|console" ;;</w:t>
+              <w:t xml:space="preserve">            default    { Say 'ОШИБКА: ./help lr6 setup|sel2|createdb|copy|disp|v20|v22|console' }</w:t>
             </w:r>
           </w:p>
           <w:p>
@@ -7494,7 +7494,7 @@
                 <w:rFonts w:ascii="Courier New" w:hAnsi="Courier New" w:eastAsia="Courier New"/>
                 <w:sz w:val="16"/>
               </w:rPr>
-              <w:t xml:space="preserve">        esac</w:t>
+              <w:t xml:space="preserve">        }</w:t>
             </w:r>
           </w:p>
           <w:p>
@@ -7506,7 +7506,7 @@
                 <w:rFonts w:ascii="Courier New" w:hAnsi="Courier New" w:eastAsia="Courier New"/>
                 <w:sz w:val="16"/>
               </w:rPr>
-              <w:t xml:space="preserve">        ;;</w:t>
+              <w:t xml:space="preserve">    }</w:t>
             </w:r>
           </w:p>
         </w:tc>
@@ -7547,7 +7547,7 @@
         <w:pStyle w:val="Heading1"/>
       </w:pPr>
       <w:r>
-        <w:t>Приложение А. Листинг сценария h</w:t>
+        <w:t>Приложение А. Листинг сценария help</w:t>
       </w:r>
     </w:p>
     <w:p>
@@ -7559,7 +7559,7 @@
         <w:rPr>
           <w:b w:val="0"/>
         </w:rPr>
-        <w:t>Сценарий h - единая точка запуска всех лабораторных работ из Git Bash: ./h &lt;команда&gt; [параметры]; ./h без параметров выводит список команд.</w:t>
+        <w:t>Сценарий help - единая точка запуска всех лабораторных работ из PowerShell или cmd: ./help &lt;команда&gt; [параметры]; ./help без параметров выводит список команд. Командный файл help.cmd запускает helper/help.ps1.</w:t>
       </w:r>
     </w:p>
     <w:p>
@@ -7572,7 +7572,7 @@
           <w:i/>
           <w:sz w:val="24"/>
         </w:rPr>
-        <w:t>Листинг 25 – сценарий h</w:t>
+        <w:t>Листинг 25 – командный файл help.cmd</w:t>
       </w:r>
     </w:p>
     <w:tbl>
@@ -7601,13 +7601,87 @@
                 <w:rFonts w:ascii="Courier New" w:hAnsi="Courier New" w:eastAsia="Courier New"/>
                 <w:sz w:val="15"/>
               </w:rPr>
-              <w:t>#!/bin/bash</w:t>
-            </w:r>
-          </w:p>
-          <w:p>
-            <w:pPr>
-              <w:spacing w:line="240" w:lineRule="auto"/>
-            </w:pPr>
+              <w:t>@ECHO OFF</w:t>
+            </w:r>
+          </w:p>
+          <w:p>
+            <w:pPr>
+              <w:spacing w:line="240" w:lineRule="auto"/>
+            </w:pPr>
+            <w:r>
+              <w:rPr>
+                <w:rFonts w:ascii="Courier New" w:hAnsi="Courier New" w:eastAsia="Courier New"/>
+                <w:sz w:val="15"/>
+              </w:rPr>
+              <w:t>REM help.cmd - запуск задач ПАБД из PowerShell или cmd: ./help &lt;команда&gt; [параметры]</w:t>
+            </w:r>
+          </w:p>
+          <w:p>
+            <w:pPr>
+              <w:spacing w:line="240" w:lineRule="auto"/>
+            </w:pPr>
+            <w:r>
+              <w:rPr>
+                <w:rFonts w:ascii="Courier New" w:hAnsi="Courier New" w:eastAsia="Courier New"/>
+                <w:sz w:val="15"/>
+              </w:rPr>
+              <w:t>REM Логика - в helper\help.ps1 (PowerShell-версия сценария h для Git Bash)</w:t>
+            </w:r>
+          </w:p>
+          <w:p>
+            <w:pPr>
+              <w:spacing w:line="240" w:lineRule="auto"/>
+            </w:pPr>
+            <w:r>
+              <w:rPr>
+                <w:rFonts w:ascii="Courier New" w:hAnsi="Courier New" w:eastAsia="Courier New"/>
+                <w:sz w:val="15"/>
+              </w:rPr>
+              <w:t>powershell.exe -NoProfile -ExecutionPolicy Bypass -File "%~dp0helper\help.ps1" %*</w:t>
+            </w:r>
+          </w:p>
+        </w:tc>
+      </w:tr>
+    </w:tbl>
+    <w:p>
+      <w:pPr>
+        <w:spacing w:after="40"/>
+      </w:pPr>
+    </w:p>
+    <w:p>
+      <w:pPr>
+        <w:keepNext/>
+        <w:spacing w:before="120"/>
+      </w:pPr>
+      <w:r>
+        <w:rPr>
+          <w:i/>
+          <w:sz w:val="24"/>
+        </w:rPr>
+        <w:t>Листинг 26 – сценарий helper/help.ps1</w:t>
+      </w:r>
+    </w:p>
+    <w:tbl>
+      <w:tblPr>
+        <w:tblStyle w:val="TableGrid"/>
+        <w:tblW w:type="auto" w:w="0"/>
+        <w:jc w:val="center"/>
+        <w:tblLook w:firstColumn="1" w:firstRow="1" w:lastColumn="0" w:lastRow="0" w:noHBand="0" w:noVBand="1" w:val="04A0"/>
+      </w:tblPr>
+      <w:tblGrid>
+        <w:gridCol w:w="9355"/>
+      </w:tblGrid>
+      <w:tr>
+        <w:tc>
+          <w:tcPr>
+            <w:tcW w:type="dxa" w:w="9355"/>
+            <w:shd w:val="clear" w:color="auto" w:fill="F5F5F5"/>
+          </w:tcPr>
+          <w:p>
+            <w:pPr>
+              <w:spacing w:line="240" w:lineRule="auto"/>
+            </w:pPr>
+            <w:r/>
             <w:r>
               <w:rPr>
                 <w:rFonts w:ascii="Courier New" w:hAnsi="Courier New" w:eastAsia="Courier New"/>
@@ -7625,19 +7699,43 @@
                 <w:rFonts w:ascii="Courier New" w:hAnsi="Courier New" w:eastAsia="Courier New"/>
                 <w:sz w:val="15"/>
               </w:rPr>
-              <w:t>#  h - запуск задач и лабораторных работ ПАБД (база SALES), варианты 20 и 22</w:t>
-            </w:r>
-          </w:p>
-          <w:p>
-            <w:pPr>
-              <w:spacing w:line="240" w:lineRule="auto"/>
-            </w:pPr>
-            <w:r>
-              <w:rPr>
-                <w:rFonts w:ascii="Courier New" w:hAnsi="Courier New" w:eastAsia="Courier New"/>
-                <w:sz w:val="15"/>
-              </w:rPr>
-              <w:t>#  Работает в Git Bash под Windows из корня проекта: ./h &lt;команда&gt; [параметры]</w:t>
+              <w:t>#  help.ps1 - запуск задач и лабораторных работ ПАБД (база SALES), варианты 20 и 22</w:t>
+            </w:r>
+          </w:p>
+          <w:p>
+            <w:pPr>
+              <w:spacing w:line="240" w:lineRule="auto"/>
+            </w:pPr>
+            <w:r>
+              <w:rPr>
+                <w:rFonts w:ascii="Courier New" w:hAnsi="Courier New" w:eastAsia="Courier New"/>
+                <w:sz w:val="15"/>
+              </w:rPr>
+              <w:t>#  PowerShell-версия сценария h (та же логика, без Git Bash и perl).</w:t>
+            </w:r>
+          </w:p>
+          <w:p>
+            <w:pPr>
+              <w:spacing w:line="240" w:lineRule="auto"/>
+            </w:pPr>
+            <w:r>
+              <w:rPr>
+                <w:rFonts w:ascii="Courier New" w:hAnsi="Courier New" w:eastAsia="Courier New"/>
+                <w:sz w:val="15"/>
+              </w:rPr>
+              <w:t>#  Запуск из PowerShell или cmd в корне проекта: ./help &lt;команда&gt; [параметры]</w:t>
+            </w:r>
+          </w:p>
+          <w:p>
+            <w:pPr>
+              <w:spacing w:line="240" w:lineRule="auto"/>
+            </w:pPr>
+            <w:r>
+              <w:rPr>
+                <w:rFonts w:ascii="Courier New" w:hAnsi="Courier New" w:eastAsia="Courier New"/>
+                <w:sz w:val="15"/>
+              </w:rPr>
+              <w:t>#  (./help - это help.cmd, он вызывает этот файл с -ExecutionPolicy Bypass)</w:t>
             </w:r>
           </w:p>
           <w:p>
@@ -7673,7 +7771,19 @@
                 <w:rFonts w:ascii="Courier New" w:hAnsi="Courier New" w:eastAsia="Courier New"/>
                 <w:sz w:val="15"/>
               </w:rPr>
-              <w:t>cd "$(dirname "$0")" || exit 1</w:t>
+              <w:t>$Root = Split-Path -Parent $PSScriptRoot</w:t>
+            </w:r>
+          </w:p>
+          <w:p>
+            <w:pPr>
+              <w:spacing w:line="240" w:lineRule="auto"/>
+            </w:pPr>
+            <w:r>
+              <w:rPr>
+                <w:rFonts w:ascii="Courier New" w:hAnsi="Courier New" w:eastAsia="Courier New"/>
+                <w:sz w:val="15"/>
+              </w:rPr>
+              <w:t>Set-Location $Root</w:t>
             </w:r>
           </w:p>
           <w:p>
@@ -7697,67 +7807,55 @@
                 <w:rFonts w:ascii="Courier New" w:hAnsi="Courier New" w:eastAsia="Courier New"/>
                 <w:sz w:val="15"/>
               </w:rPr>
-              <w:t>export PGHOST=${PGHOST:-localhost}</w:t>
-            </w:r>
-          </w:p>
-          <w:p>
-            <w:pPr>
-              <w:spacing w:line="240" w:lineRule="auto"/>
-            </w:pPr>
-            <w:r>
-              <w:rPr>
-                <w:rFonts w:ascii="Courier New" w:hAnsi="Courier New" w:eastAsia="Courier New"/>
-                <w:sz w:val="15"/>
-              </w:rPr>
-              <w:t>export PGPORT=${PGPORT:-5432}</w:t>
-            </w:r>
-          </w:p>
-          <w:p>
-            <w:pPr>
-              <w:spacing w:line="240" w:lineRule="auto"/>
-            </w:pPr>
-            <w:r>
-              <w:rPr>
-                <w:rFonts w:ascii="Courier New" w:hAnsi="Courier New" w:eastAsia="Courier New"/>
-                <w:sz w:val="15"/>
-              </w:rPr>
-              <w:t>export PGUSER=${PGUSER:-postgres}</w:t>
-            </w:r>
-          </w:p>
-          <w:p>
-            <w:pPr>
-              <w:spacing w:line="240" w:lineRule="auto"/>
-            </w:pPr>
-            <w:r>
-              <w:rPr>
-                <w:rFonts w:ascii="Courier New" w:hAnsi="Courier New" w:eastAsia="Courier New"/>
-                <w:sz w:val="15"/>
-              </w:rPr>
-              <w:t>export PGDATABASE=${PGDATABASE:-sales}</w:t>
-            </w:r>
-          </w:p>
-          <w:p>
-            <w:pPr>
-              <w:spacing w:line="240" w:lineRule="auto"/>
-            </w:pPr>
-            <w:r>
-              <w:rPr>
-                <w:rFonts w:ascii="Courier New" w:hAnsi="Courier New" w:eastAsia="Courier New"/>
-                <w:sz w:val="15"/>
-              </w:rPr>
-              <w:t>export PGCLIENTENCODING=UTF8</w:t>
-            </w:r>
-          </w:p>
-          <w:p>
-            <w:pPr>
-              <w:spacing w:line="240" w:lineRule="auto"/>
-            </w:pPr>
-            <w:r>
-              <w:rPr>
-                <w:rFonts w:ascii="Courier New" w:hAnsi="Courier New" w:eastAsia="Courier New"/>
-                <w:sz w:val="15"/>
-              </w:rPr>
-              <w:t>export MSYS_NO_PATHCONV=1</w:t>
+              <w:t>if (-not $env:PGHOST)     { $env:PGHOST = 'localhost' }</w:t>
+            </w:r>
+          </w:p>
+          <w:p>
+            <w:pPr>
+              <w:spacing w:line="240" w:lineRule="auto"/>
+            </w:pPr>
+            <w:r>
+              <w:rPr>
+                <w:rFonts w:ascii="Courier New" w:hAnsi="Courier New" w:eastAsia="Courier New"/>
+                <w:sz w:val="15"/>
+              </w:rPr>
+              <w:t>if (-not $env:PGPORT)     { $env:PGPORT = '5432' }</w:t>
+            </w:r>
+          </w:p>
+          <w:p>
+            <w:pPr>
+              <w:spacing w:line="240" w:lineRule="auto"/>
+            </w:pPr>
+            <w:r>
+              <w:rPr>
+                <w:rFonts w:ascii="Courier New" w:hAnsi="Courier New" w:eastAsia="Courier New"/>
+                <w:sz w:val="15"/>
+              </w:rPr>
+              <w:t>if (-not $env:PGUSER)     { $env:PGUSER = 'postgres' }</w:t>
+            </w:r>
+          </w:p>
+          <w:p>
+            <w:pPr>
+              <w:spacing w:line="240" w:lineRule="auto"/>
+            </w:pPr>
+            <w:r>
+              <w:rPr>
+                <w:rFonts w:ascii="Courier New" w:hAnsi="Courier New" w:eastAsia="Courier New"/>
+                <w:sz w:val="15"/>
+              </w:rPr>
+              <w:t>if (-not $env:PGDATABASE) { $env:PGDATABASE = 'sales' }</w:t>
+            </w:r>
+          </w:p>
+          <w:p>
+            <w:pPr>
+              <w:spacing w:line="240" w:lineRule="auto"/>
+            </w:pPr>
+            <w:r>
+              <w:rPr>
+                <w:rFonts w:ascii="Courier New" w:hAnsi="Courier New" w:eastAsia="Courier New"/>
+                <w:sz w:val="15"/>
+              </w:rPr>
+              <w:t>$env:PGCLIENTENCODING = 'UTF8'</w:t>
             </w:r>
           </w:p>
           <w:p>
@@ -7781,6 +7879,906 @@
                 <w:rFonts w:ascii="Courier New" w:hAnsi="Courier New" w:eastAsia="Courier New"/>
                 <w:sz w:val="15"/>
               </w:rPr>
+              <w:t>try { [Console]::OutputEncoding = [Text.Encoding]::UTF8 } catch {}</w:t>
+            </w:r>
+          </w:p>
+          <w:p>
+            <w:pPr>
+              <w:spacing w:line="240" w:lineRule="auto"/>
+            </w:pPr>
+            <w:r>
+              <w:rPr>
+                <w:rFonts w:ascii="Courier New" w:hAnsi="Courier New" w:eastAsia="Courier New"/>
+                <w:sz w:val="15"/>
+              </w:rPr>
+              <w:t>$Utf8 = New-Object System.Text.UTF8Encoding($false)</w:t>
+            </w:r>
+          </w:p>
+          <w:p>
+            <w:pPr>
+              <w:spacing w:line="240" w:lineRule="auto"/>
+            </w:pPr>
+            <w:r>
+              <w:rPr>
+                <w:rFonts w:ascii="Courier New" w:hAnsi="Courier New" w:eastAsia="Courier New"/>
+                <w:sz w:val="15"/>
+              </w:rPr>
+              <w:t>$Utf8Strict = New-Object System.Text.UTF8Encoding($false, $true)</w:t>
+            </w:r>
+          </w:p>
+          <w:p>
+            <w:pPr>
+              <w:spacing w:line="240" w:lineRule="auto"/>
+            </w:pPr>
+            <w:r>
+              <w:rPr>
+                <w:rFonts w:ascii="Courier New" w:hAnsi="Courier New" w:eastAsia="Courier New"/>
+                <w:sz w:val="15"/>
+              </w:rPr>
+              <w:t>$StdOut = [Console]::OpenStandardOutput()</w:t>
+            </w:r>
+          </w:p>
+          <w:p>
+            <w:pPr>
+              <w:spacing w:line="240" w:lineRule="auto"/>
+            </w:pPr>
+            <w:r>
+              <w:rPr>
+                <w:rFonts w:ascii="Courier New" w:hAnsi="Courier New" w:eastAsia="Courier New"/>
+                <w:sz w:val="15"/>
+              </w:rPr>
+              <w:t xml:space="preserve"> </w:t>
+            </w:r>
+          </w:p>
+          <w:p>
+            <w:pPr>
+              <w:spacing w:line="240" w:lineRule="auto"/>
+            </w:pPr>
+            <w:r>
+              <w:rPr>
+                <w:rFonts w:ascii="Courier New" w:hAnsi="Courier New" w:eastAsia="Courier New"/>
+                <w:sz w:val="15"/>
+              </w:rPr>
+              <w:t># вывод строки в UTF-8 (байты напрямую в stdout, без перекодировки PowerShell)</w:t>
+            </w:r>
+          </w:p>
+          <w:p>
+            <w:pPr>
+              <w:spacing w:line="240" w:lineRule="auto"/>
+            </w:pPr>
+            <w:r>
+              <w:rPr>
+                <w:rFonts w:ascii="Courier New" w:hAnsi="Courier New" w:eastAsia="Courier New"/>
+                <w:sz w:val="15"/>
+              </w:rPr>
+              <w:t>function Say([string]$text) {</w:t>
+            </w:r>
+          </w:p>
+          <w:p>
+            <w:pPr>
+              <w:spacing w:line="240" w:lineRule="auto"/>
+            </w:pPr>
+            <w:r>
+              <w:rPr>
+                <w:rFonts w:ascii="Courier New" w:hAnsi="Courier New" w:eastAsia="Courier New"/>
+                <w:sz w:val="15"/>
+              </w:rPr>
+              <w:t xml:space="preserve">    $b = $Utf8.GetBytes($text + "`r`n")</w:t>
+            </w:r>
+          </w:p>
+          <w:p>
+            <w:pPr>
+              <w:spacing w:line="240" w:lineRule="auto"/>
+            </w:pPr>
+            <w:r>
+              <w:rPr>
+                <w:rFonts w:ascii="Courier New" w:hAnsi="Courier New" w:eastAsia="Courier New"/>
+                <w:sz w:val="15"/>
+              </w:rPr>
+              <w:t xml:space="preserve">    $StdOut.Write($b, 0, $b.Length)</w:t>
+            </w:r>
+          </w:p>
+          <w:p>
+            <w:pPr>
+              <w:spacing w:line="240" w:lineRule="auto"/>
+            </w:pPr>
+            <w:r>
+              <w:rPr>
+                <w:rFonts w:ascii="Courier New" w:hAnsi="Courier New" w:eastAsia="Courier New"/>
+                <w:sz w:val="15"/>
+              </w:rPr>
+              <w:t>}</w:t>
+            </w:r>
+          </w:p>
+          <w:p>
+            <w:pPr>
+              <w:spacing w:line="240" w:lineRule="auto"/>
+            </w:pPr>
+            <w:r>
+              <w:rPr>
+                <w:rFonts w:ascii="Courier New" w:hAnsi="Courier New" w:eastAsia="Courier New"/>
+                <w:sz w:val="15"/>
+              </w:rPr>
+              <w:t xml:space="preserve"> </w:t>
+            </w:r>
+          </w:p>
+          <w:p>
+            <w:pPr>
+              <w:spacing w:line="240" w:lineRule="auto"/>
+            </w:pPr>
+            <w:r>
+              <w:rPr>
+                <w:rFonts w:ascii="Courier New" w:hAnsi="Courier New" w:eastAsia="Courier New"/>
+                <w:sz w:val="15"/>
+              </w:rPr>
+              <w:t># аналог helper/fixenc.pl: строка в UTF-8 остаётся как есть; иначе корректные двухбайтовые</w:t>
+            </w:r>
+          </w:p>
+          <w:p>
+            <w:pPr>
+              <w:spacing w:line="240" w:lineRule="auto"/>
+            </w:pPr>
+            <w:r>
+              <w:rPr>
+                <w:rFonts w:ascii="Courier New" w:hAnsi="Courier New" w:eastAsia="Courier New"/>
+                <w:sz w:val="15"/>
+              </w:rPr>
+              <w:t># последовательности UTF-8 сохраняются, остальные байты - в кодировке $cp (CP1251 / CP866)</w:t>
+            </w:r>
+          </w:p>
+          <w:p>
+            <w:pPr>
+              <w:spacing w:line="240" w:lineRule="auto"/>
+            </w:pPr>
+            <w:r>
+              <w:rPr>
+                <w:rFonts w:ascii="Courier New" w:hAnsi="Courier New" w:eastAsia="Courier New"/>
+                <w:sz w:val="15"/>
+              </w:rPr>
+              <w:t>function Fix-Line([byte[]]$b, $cp) {</w:t>
+            </w:r>
+          </w:p>
+          <w:p>
+            <w:pPr>
+              <w:spacing w:line="240" w:lineRule="auto"/>
+            </w:pPr>
+            <w:r>
+              <w:rPr>
+                <w:rFonts w:ascii="Courier New" w:hAnsi="Courier New" w:eastAsia="Courier New"/>
+                <w:sz w:val="15"/>
+              </w:rPr>
+              <w:t xml:space="preserve">    try { return $Utf8Strict.GetString($b) } catch {}</w:t>
+            </w:r>
+          </w:p>
+          <w:p>
+            <w:pPr>
+              <w:spacing w:line="240" w:lineRule="auto"/>
+            </w:pPr>
+            <w:r>
+              <w:rPr>
+                <w:rFonts w:ascii="Courier New" w:hAnsi="Courier New" w:eastAsia="Courier New"/>
+                <w:sz w:val="15"/>
+              </w:rPr>
+              <w:t xml:space="preserve">    $sb = New-Object System.Text.StringBuilder</w:t>
+            </w:r>
+          </w:p>
+          <w:p>
+            <w:pPr>
+              <w:spacing w:line="240" w:lineRule="auto"/>
+            </w:pPr>
+            <w:r>
+              <w:rPr>
+                <w:rFonts w:ascii="Courier New" w:hAnsi="Courier New" w:eastAsia="Courier New"/>
+                <w:sz w:val="15"/>
+              </w:rPr>
+              <w:t xml:space="preserve">    $i = 0</w:t>
+            </w:r>
+          </w:p>
+          <w:p>
+            <w:pPr>
+              <w:spacing w:line="240" w:lineRule="auto"/>
+            </w:pPr>
+            <w:r>
+              <w:rPr>
+                <w:rFonts w:ascii="Courier New" w:hAnsi="Courier New" w:eastAsia="Courier New"/>
+                <w:sz w:val="15"/>
+              </w:rPr>
+              <w:t xml:space="preserve">    while ($i -lt $b.Length) {</w:t>
+            </w:r>
+          </w:p>
+          <w:p>
+            <w:pPr>
+              <w:spacing w:line="240" w:lineRule="auto"/>
+            </w:pPr>
+            <w:r>
+              <w:rPr>
+                <w:rFonts w:ascii="Courier New" w:hAnsi="Courier New" w:eastAsia="Courier New"/>
+                <w:sz w:val="15"/>
+              </w:rPr>
+              <w:t xml:space="preserve">        $x = $b[$i]</w:t>
+            </w:r>
+          </w:p>
+          <w:p>
+            <w:pPr>
+              <w:spacing w:line="240" w:lineRule="auto"/>
+            </w:pPr>
+            <w:r>
+              <w:rPr>
+                <w:rFonts w:ascii="Courier New" w:hAnsi="Courier New" w:eastAsia="Courier New"/>
+                <w:sz w:val="15"/>
+              </w:rPr>
+              <w:t xml:space="preserve">        if ($x -lt 0x80) { [void]$sb.Append([char]$x); $i++ }</w:t>
+            </w:r>
+          </w:p>
+          <w:p>
+            <w:pPr>
+              <w:spacing w:line="240" w:lineRule="auto"/>
+            </w:pPr>
+            <w:r>
+              <w:rPr>
+                <w:rFonts w:ascii="Courier New" w:hAnsi="Courier New" w:eastAsia="Courier New"/>
+                <w:sz w:val="15"/>
+              </w:rPr>
+              <w:t xml:space="preserve">        elseif ($x -ge 0xC2 -and $x -le 0xDF -and $i + 1 -lt $b.Length -and</w:t>
+            </w:r>
+          </w:p>
+          <w:p>
+            <w:pPr>
+              <w:spacing w:line="240" w:lineRule="auto"/>
+            </w:pPr>
+            <w:r>
+              <w:rPr>
+                <w:rFonts w:ascii="Courier New" w:hAnsi="Courier New" w:eastAsia="Courier New"/>
+                <w:sz w:val="15"/>
+              </w:rPr>
+              <w:t xml:space="preserve">                $b[$i + 1] -ge 0x80 -and $b[$i + 1] -le 0xBF) {</w:t>
+            </w:r>
+          </w:p>
+          <w:p>
+            <w:pPr>
+              <w:spacing w:line="240" w:lineRule="auto"/>
+            </w:pPr>
+            <w:r>
+              <w:rPr>
+                <w:rFonts w:ascii="Courier New" w:hAnsi="Courier New" w:eastAsia="Courier New"/>
+                <w:sz w:val="15"/>
+              </w:rPr>
+              <w:t xml:space="preserve">            [void]$sb.Append($Utf8.GetString($b, $i, 2)); $i += 2</w:t>
+            </w:r>
+          </w:p>
+          <w:p>
+            <w:pPr>
+              <w:spacing w:line="240" w:lineRule="auto"/>
+            </w:pPr>
+            <w:r>
+              <w:rPr>
+                <w:rFonts w:ascii="Courier New" w:hAnsi="Courier New" w:eastAsia="Courier New"/>
+                <w:sz w:val="15"/>
+              </w:rPr>
+              <w:t xml:space="preserve">        }</w:t>
+            </w:r>
+          </w:p>
+          <w:p>
+            <w:pPr>
+              <w:spacing w:line="240" w:lineRule="auto"/>
+            </w:pPr>
+            <w:r>
+              <w:rPr>
+                <w:rFonts w:ascii="Courier New" w:hAnsi="Courier New" w:eastAsia="Courier New"/>
+                <w:sz w:val="15"/>
+              </w:rPr>
+              <w:t xml:space="preserve">        else { [void]$sb.Append($cp.GetString($b, $i, 1)); $i++ }</w:t>
+            </w:r>
+          </w:p>
+          <w:p>
+            <w:pPr>
+              <w:spacing w:line="240" w:lineRule="auto"/>
+            </w:pPr>
+            <w:r>
+              <w:rPr>
+                <w:rFonts w:ascii="Courier New" w:hAnsi="Courier New" w:eastAsia="Courier New"/>
+                <w:sz w:val="15"/>
+              </w:rPr>
+              <w:t xml:space="preserve">    }</w:t>
+            </w:r>
+          </w:p>
+          <w:p>
+            <w:pPr>
+              <w:spacing w:line="240" w:lineRule="auto"/>
+            </w:pPr>
+            <w:r>
+              <w:rPr>
+                <w:rFonts w:ascii="Courier New" w:hAnsi="Courier New" w:eastAsia="Courier New"/>
+                <w:sz w:val="15"/>
+              </w:rPr>
+              <w:t xml:space="preserve">    $sb.ToString()</w:t>
+            </w:r>
+          </w:p>
+          <w:p>
+            <w:pPr>
+              <w:spacing w:line="240" w:lineRule="auto"/>
+            </w:pPr>
+            <w:r>
+              <w:rPr>
+                <w:rFonts w:ascii="Courier New" w:hAnsi="Courier New" w:eastAsia="Courier New"/>
+                <w:sz w:val="15"/>
+              </w:rPr>
+              <w:t>}</w:t>
+            </w:r>
+          </w:p>
+          <w:p>
+            <w:pPr>
+              <w:spacing w:line="240" w:lineRule="auto"/>
+            </w:pPr>
+            <w:r>
+              <w:rPr>
+                <w:rFonts w:ascii="Courier New" w:hAnsi="Courier New" w:eastAsia="Courier New"/>
+                <w:sz w:val="15"/>
+              </w:rPr>
+              <w:t xml:space="preserve"> </w:t>
+            </w:r>
+          </w:p>
+          <w:p>
+            <w:pPr>
+              <w:spacing w:line="240" w:lineRule="auto"/>
+            </w:pPr>
+            <w:r>
+              <w:rPr>
+                <w:rFonts w:ascii="Courier New" w:hAnsi="Courier New" w:eastAsia="Courier New"/>
+                <w:sz w:val="15"/>
+              </w:rPr>
+              <w:t># выполнить командную строку через cmd.exe (stderr вместе с stdout), передать $InputText</w:t>
+            </w:r>
+          </w:p>
+          <w:p>
+            <w:pPr>
+              <w:spacing w:line="240" w:lineRule="auto"/>
+            </w:pPr>
+            <w:r>
+              <w:rPr>
+                <w:rFonts w:ascii="Courier New" w:hAnsi="Courier New" w:eastAsia="Courier New"/>
+                <w:sz w:val="15"/>
+              </w:rPr>
+              <w:t># на стандартный ввод; вывод - построчно: с исправлением кодировки ($Cp) или как есть</w:t>
+            </w:r>
+          </w:p>
+          <w:p>
+            <w:pPr>
+              <w:spacing w:line="240" w:lineRule="auto"/>
+            </w:pPr>
+            <w:r>
+              <w:rPr>
+                <w:rFonts w:ascii="Courier New" w:hAnsi="Courier New" w:eastAsia="Courier New"/>
+                <w:sz w:val="15"/>
+              </w:rPr>
+              <w:t>function Invoke-Raw {</w:t>
+            </w:r>
+          </w:p>
+          <w:p>
+            <w:pPr>
+              <w:spacing w:line="240" w:lineRule="auto"/>
+            </w:pPr>
+            <w:r>
+              <w:rPr>
+                <w:rFonts w:ascii="Courier New" w:hAnsi="Courier New" w:eastAsia="Courier New"/>
+                <w:sz w:val="15"/>
+              </w:rPr>
+              <w:t xml:space="preserve">    param([string]$CmdLine, [string]$InputText, [string]$Cp, [string]$Tee, [switch]$Quiet)</w:t>
+            </w:r>
+          </w:p>
+          <w:p>
+            <w:pPr>
+              <w:spacing w:line="240" w:lineRule="auto"/>
+            </w:pPr>
+            <w:r>
+              <w:rPr>
+                <w:rFonts w:ascii="Courier New" w:hAnsi="Courier New" w:eastAsia="Courier New"/>
+                <w:sz w:val="15"/>
+              </w:rPr>
+              <w:t xml:space="preserve">    $psi = New-Object System.Diagnostics.ProcessStartInfo</w:t>
+            </w:r>
+          </w:p>
+          <w:p>
+            <w:pPr>
+              <w:spacing w:line="240" w:lineRule="auto"/>
+            </w:pPr>
+            <w:r>
+              <w:rPr>
+                <w:rFonts w:ascii="Courier New" w:hAnsi="Courier New" w:eastAsia="Courier New"/>
+                <w:sz w:val="15"/>
+              </w:rPr>
+              <w:t xml:space="preserve">    $psi.FileName = $env:ComSpec</w:t>
+            </w:r>
+          </w:p>
+          <w:p>
+            <w:pPr>
+              <w:spacing w:line="240" w:lineRule="auto"/>
+            </w:pPr>
+            <w:r>
+              <w:rPr>
+                <w:rFonts w:ascii="Courier New" w:hAnsi="Courier New" w:eastAsia="Courier New"/>
+                <w:sz w:val="15"/>
+              </w:rPr>
+              <w:t xml:space="preserve">    $psi.Arguments = '/d /s /c "' + $CmdLine + ' 2&gt;&amp;1"'</w:t>
+            </w:r>
+          </w:p>
+          <w:p>
+            <w:pPr>
+              <w:spacing w:line="240" w:lineRule="auto"/>
+            </w:pPr>
+            <w:r>
+              <w:rPr>
+                <w:rFonts w:ascii="Courier New" w:hAnsi="Courier New" w:eastAsia="Courier New"/>
+                <w:sz w:val="15"/>
+              </w:rPr>
+              <w:t xml:space="preserve">    $psi.UseShellExecute = $false</w:t>
+            </w:r>
+          </w:p>
+          <w:p>
+            <w:pPr>
+              <w:spacing w:line="240" w:lineRule="auto"/>
+            </w:pPr>
+            <w:r>
+              <w:rPr>
+                <w:rFonts w:ascii="Courier New" w:hAnsi="Courier New" w:eastAsia="Courier New"/>
+                <w:sz w:val="15"/>
+              </w:rPr>
+              <w:t xml:space="preserve">    $psi.RedirectStandardOutput = $true</w:t>
+            </w:r>
+          </w:p>
+          <w:p>
+            <w:pPr>
+              <w:spacing w:line="240" w:lineRule="auto"/>
+            </w:pPr>
+            <w:r>
+              <w:rPr>
+                <w:rFonts w:ascii="Courier New" w:hAnsi="Courier New" w:eastAsia="Courier New"/>
+                <w:sz w:val="15"/>
+              </w:rPr>
+              <w:t xml:space="preserve">    $psi.RedirectStandardInput = [bool]$InputText</w:t>
+            </w:r>
+          </w:p>
+          <w:p>
+            <w:pPr>
+              <w:spacing w:line="240" w:lineRule="auto"/>
+            </w:pPr>
+            <w:r>
+              <w:rPr>
+                <w:rFonts w:ascii="Courier New" w:hAnsi="Courier New" w:eastAsia="Courier New"/>
+                <w:sz w:val="15"/>
+              </w:rPr>
+              <w:t xml:space="preserve">    $p = [System.Diagnostics.Process]::Start($psi)</w:t>
+            </w:r>
+          </w:p>
+          <w:p>
+            <w:pPr>
+              <w:spacing w:line="240" w:lineRule="auto"/>
+            </w:pPr>
+            <w:r>
+              <w:rPr>
+                <w:rFonts w:ascii="Courier New" w:hAnsi="Courier New" w:eastAsia="Courier New"/>
+                <w:sz w:val="15"/>
+              </w:rPr>
+              <w:t xml:space="preserve">    if ($InputText) {</w:t>
+            </w:r>
+          </w:p>
+          <w:p>
+            <w:pPr>
+              <w:spacing w:line="240" w:lineRule="auto"/>
+            </w:pPr>
+            <w:r>
+              <w:rPr>
+                <w:rFonts w:ascii="Courier New" w:hAnsi="Courier New" w:eastAsia="Courier New"/>
+                <w:sz w:val="15"/>
+              </w:rPr>
+              <w:t xml:space="preserve">        $in = $Utf8.GetBytes($InputText)</w:t>
+            </w:r>
+          </w:p>
+          <w:p>
+            <w:pPr>
+              <w:spacing w:line="240" w:lineRule="auto"/>
+            </w:pPr>
+            <w:r>
+              <w:rPr>
+                <w:rFonts w:ascii="Courier New" w:hAnsi="Courier New" w:eastAsia="Courier New"/>
+                <w:sz w:val="15"/>
+              </w:rPr>
+              <w:t xml:space="preserve">        $p.StandardInput.BaseStream.Write($in, 0, $in.Length)</w:t>
+            </w:r>
+          </w:p>
+          <w:p>
+            <w:pPr>
+              <w:spacing w:line="240" w:lineRule="auto"/>
+            </w:pPr>
+            <w:r>
+              <w:rPr>
+                <w:rFonts w:ascii="Courier New" w:hAnsi="Courier New" w:eastAsia="Courier New"/>
+                <w:sz w:val="15"/>
+              </w:rPr>
+              <w:t xml:space="preserve">        $p.StandardInput.Close()</w:t>
+            </w:r>
+          </w:p>
+          <w:p>
+            <w:pPr>
+              <w:spacing w:line="240" w:lineRule="auto"/>
+            </w:pPr>
+            <w:r>
+              <w:rPr>
+                <w:rFonts w:ascii="Courier New" w:hAnsi="Courier New" w:eastAsia="Courier New"/>
+                <w:sz w:val="15"/>
+              </w:rPr>
+              <w:t xml:space="preserve">    }</w:t>
+            </w:r>
+          </w:p>
+          <w:p>
+            <w:pPr>
+              <w:spacing w:line="240" w:lineRule="auto"/>
+            </w:pPr>
+            <w:r>
+              <w:rPr>
+                <w:rFonts w:ascii="Courier New" w:hAnsi="Courier New" w:eastAsia="Courier New"/>
+                <w:sz w:val="15"/>
+              </w:rPr>
+              <w:t xml:space="preserve">    $enc = if ($Cp) { [Text.Encoding]::GetEncoding([int]($Cp -replace '\D')) } else { $null }</w:t>
+            </w:r>
+          </w:p>
+          <w:p>
+            <w:pPr>
+              <w:spacing w:line="240" w:lineRule="auto"/>
+            </w:pPr>
+            <w:r>
+              <w:rPr>
+                <w:rFonts w:ascii="Courier New" w:hAnsi="Courier New" w:eastAsia="Courier New"/>
+                <w:sz w:val="15"/>
+              </w:rPr>
+              <w:t xml:space="preserve">    $teeFile = if ($Tee) { [IO.File]::Create((Join-Path $Root $Tee)) } else { $null }</w:t>
+            </w:r>
+          </w:p>
+          <w:p>
+            <w:pPr>
+              <w:spacing w:line="240" w:lineRule="auto"/>
+            </w:pPr>
+            <w:r>
+              <w:rPr>
+                <w:rFonts w:ascii="Courier New" w:hAnsi="Courier New" w:eastAsia="Courier New"/>
+                <w:sz w:val="15"/>
+              </w:rPr>
+              <w:t xml:space="preserve">    $emit = {</w:t>
+            </w:r>
+          </w:p>
+          <w:p>
+            <w:pPr>
+              <w:spacing w:line="240" w:lineRule="auto"/>
+            </w:pPr>
+            <w:r>
+              <w:rPr>
+                <w:rFonts w:ascii="Courier New" w:hAnsi="Courier New" w:eastAsia="Courier New"/>
+                <w:sz w:val="15"/>
+              </w:rPr>
+              <w:t xml:space="preserve">        param([byte[]]$bytes)</w:t>
+            </w:r>
+          </w:p>
+          <w:p>
+            <w:pPr>
+              <w:spacing w:line="240" w:lineRule="auto"/>
+            </w:pPr>
+            <w:r>
+              <w:rPr>
+                <w:rFonts w:ascii="Courier New" w:hAnsi="Courier New" w:eastAsia="Courier New"/>
+                <w:sz w:val="15"/>
+              </w:rPr>
+              <w:t xml:space="preserve">        if ($enc) { $bytes = $Utf8.GetBytes((Fix-Line $bytes $enc)) }</w:t>
+            </w:r>
+          </w:p>
+          <w:p>
+            <w:pPr>
+              <w:spacing w:line="240" w:lineRule="auto"/>
+            </w:pPr>
+            <w:r>
+              <w:rPr>
+                <w:rFonts w:ascii="Courier New" w:hAnsi="Courier New" w:eastAsia="Courier New"/>
+                <w:sz w:val="15"/>
+              </w:rPr>
+              <w:t xml:space="preserve">        if (-not $Quiet) { $StdOut.Write($bytes, 0, $bytes.Length); $StdOut.Flush() }</w:t>
+            </w:r>
+          </w:p>
+          <w:p>
+            <w:pPr>
+              <w:spacing w:line="240" w:lineRule="auto"/>
+            </w:pPr>
+            <w:r>
+              <w:rPr>
+                <w:rFonts w:ascii="Courier New" w:hAnsi="Courier New" w:eastAsia="Courier New"/>
+                <w:sz w:val="15"/>
+              </w:rPr>
+              <w:t xml:space="preserve">        if ($teeFile) { $teeFile.Write($bytes, 0, $bytes.Length) }</w:t>
+            </w:r>
+          </w:p>
+          <w:p>
+            <w:pPr>
+              <w:spacing w:line="240" w:lineRule="auto"/>
+            </w:pPr>
+            <w:r>
+              <w:rPr>
+                <w:rFonts w:ascii="Courier New" w:hAnsi="Courier New" w:eastAsia="Courier New"/>
+                <w:sz w:val="15"/>
+              </w:rPr>
+              <w:t xml:space="preserve">    }</w:t>
+            </w:r>
+          </w:p>
+          <w:p>
+            <w:pPr>
+              <w:spacing w:line="240" w:lineRule="auto"/>
+            </w:pPr>
+            <w:r>
+              <w:rPr>
+                <w:rFonts w:ascii="Courier New" w:hAnsi="Courier New" w:eastAsia="Courier New"/>
+                <w:sz w:val="15"/>
+              </w:rPr>
+              <w:t xml:space="preserve">    $src = $p.StandardOutput.BaseStream</w:t>
+            </w:r>
+          </w:p>
+          <w:p>
+            <w:pPr>
+              <w:spacing w:line="240" w:lineRule="auto"/>
+            </w:pPr>
+            <w:r>
+              <w:rPr>
+                <w:rFonts w:ascii="Courier New" w:hAnsi="Courier New" w:eastAsia="Courier New"/>
+                <w:sz w:val="15"/>
+              </w:rPr>
+              <w:t xml:space="preserve">    $buf = New-Object byte[] 65536</w:t>
+            </w:r>
+          </w:p>
+          <w:p>
+            <w:pPr>
+              <w:spacing w:line="240" w:lineRule="auto"/>
+            </w:pPr>
+            <w:r>
+              <w:rPr>
+                <w:rFonts w:ascii="Courier New" w:hAnsi="Courier New" w:eastAsia="Courier New"/>
+                <w:sz w:val="15"/>
+              </w:rPr>
+              <w:t xml:space="preserve">    $line = New-Object System.IO.MemoryStream</w:t>
+            </w:r>
+          </w:p>
+          <w:p>
+            <w:pPr>
+              <w:spacing w:line="240" w:lineRule="auto"/>
+            </w:pPr>
+            <w:r>
+              <w:rPr>
+                <w:rFonts w:ascii="Courier New" w:hAnsi="Courier New" w:eastAsia="Courier New"/>
+                <w:sz w:val="15"/>
+              </w:rPr>
+              <w:t xml:space="preserve">    while (($n = $src.Read($buf, 0, $buf.Length)) -gt 0) {</w:t>
+            </w:r>
+          </w:p>
+          <w:p>
+            <w:pPr>
+              <w:spacing w:line="240" w:lineRule="auto"/>
+            </w:pPr>
+            <w:r>
+              <w:rPr>
+                <w:rFonts w:ascii="Courier New" w:hAnsi="Courier New" w:eastAsia="Courier New"/>
+                <w:sz w:val="15"/>
+              </w:rPr>
+              <w:t xml:space="preserve">        $start = 0</w:t>
+            </w:r>
+          </w:p>
+          <w:p>
+            <w:pPr>
+              <w:spacing w:line="240" w:lineRule="auto"/>
+            </w:pPr>
+            <w:r>
+              <w:rPr>
+                <w:rFonts w:ascii="Courier New" w:hAnsi="Courier New" w:eastAsia="Courier New"/>
+                <w:sz w:val="15"/>
+              </w:rPr>
+              <w:t xml:space="preserve">        while ($start -lt $n) {</w:t>
+            </w:r>
+          </w:p>
+          <w:p>
+            <w:pPr>
+              <w:spacing w:line="240" w:lineRule="auto"/>
+            </w:pPr>
+            <w:r>
+              <w:rPr>
+                <w:rFonts w:ascii="Courier New" w:hAnsi="Courier New" w:eastAsia="Courier New"/>
+                <w:sz w:val="15"/>
+              </w:rPr>
+              <w:t xml:space="preserve">            $nl = [Array]::IndexOf($buf, [byte]10, $start, $n - $start)</w:t>
+            </w:r>
+          </w:p>
+          <w:p>
+            <w:pPr>
+              <w:spacing w:line="240" w:lineRule="auto"/>
+            </w:pPr>
+            <w:r>
+              <w:rPr>
+                <w:rFonts w:ascii="Courier New" w:hAnsi="Courier New" w:eastAsia="Courier New"/>
+                <w:sz w:val="15"/>
+              </w:rPr>
+              <w:t xml:space="preserve">            if ($nl -lt 0) { $line.Write($buf, $start, $n - $start); break }</w:t>
+            </w:r>
+          </w:p>
+          <w:p>
+            <w:pPr>
+              <w:spacing w:line="240" w:lineRule="auto"/>
+            </w:pPr>
+            <w:r>
+              <w:rPr>
+                <w:rFonts w:ascii="Courier New" w:hAnsi="Courier New" w:eastAsia="Courier New"/>
+                <w:sz w:val="15"/>
+              </w:rPr>
+              <w:t xml:space="preserve">            $line.Write($buf, $start, $nl - $start + 1)</w:t>
+            </w:r>
+          </w:p>
+          <w:p>
+            <w:pPr>
+              <w:spacing w:line="240" w:lineRule="auto"/>
+            </w:pPr>
+            <w:r>
+              <w:rPr>
+                <w:rFonts w:ascii="Courier New" w:hAnsi="Courier New" w:eastAsia="Courier New"/>
+                <w:sz w:val="15"/>
+              </w:rPr>
+              <w:t xml:space="preserve">            &amp; $emit $line.ToArray()</w:t>
+            </w:r>
+          </w:p>
+          <w:p>
+            <w:pPr>
+              <w:spacing w:line="240" w:lineRule="auto"/>
+            </w:pPr>
+            <w:r>
+              <w:rPr>
+                <w:rFonts w:ascii="Courier New" w:hAnsi="Courier New" w:eastAsia="Courier New"/>
+                <w:sz w:val="15"/>
+              </w:rPr>
+              <w:t xml:space="preserve">            $line.SetLength(0)</w:t>
+            </w:r>
+          </w:p>
+          <w:p>
+            <w:pPr>
+              <w:spacing w:line="240" w:lineRule="auto"/>
+            </w:pPr>
+            <w:r>
+              <w:rPr>
+                <w:rFonts w:ascii="Courier New" w:hAnsi="Courier New" w:eastAsia="Courier New"/>
+                <w:sz w:val="15"/>
+              </w:rPr>
+              <w:t xml:space="preserve">            $start = $nl + 1</w:t>
+            </w:r>
+          </w:p>
+          <w:p>
+            <w:pPr>
+              <w:spacing w:line="240" w:lineRule="auto"/>
+            </w:pPr>
+            <w:r>
+              <w:rPr>
+                <w:rFonts w:ascii="Courier New" w:hAnsi="Courier New" w:eastAsia="Courier New"/>
+                <w:sz w:val="15"/>
+              </w:rPr>
+              <w:t xml:space="preserve">        }</w:t>
+            </w:r>
+          </w:p>
+          <w:p>
+            <w:pPr>
+              <w:spacing w:line="240" w:lineRule="auto"/>
+            </w:pPr>
+            <w:r>
+              <w:rPr>
+                <w:rFonts w:ascii="Courier New" w:hAnsi="Courier New" w:eastAsia="Courier New"/>
+                <w:sz w:val="15"/>
+              </w:rPr>
+              <w:t xml:space="preserve">    }</w:t>
+            </w:r>
+          </w:p>
+          <w:p>
+            <w:pPr>
+              <w:spacing w:line="240" w:lineRule="auto"/>
+            </w:pPr>
+            <w:r>
+              <w:rPr>
+                <w:rFonts w:ascii="Courier New" w:hAnsi="Courier New" w:eastAsia="Courier New"/>
+                <w:sz w:val="15"/>
+              </w:rPr>
+              <w:t xml:space="preserve">    if ($line.Length) { &amp; $emit $line.ToArray() }</w:t>
+            </w:r>
+          </w:p>
+          <w:p>
+            <w:pPr>
+              <w:spacing w:line="240" w:lineRule="auto"/>
+            </w:pPr>
+            <w:r>
+              <w:rPr>
+                <w:rFonts w:ascii="Courier New" w:hAnsi="Courier New" w:eastAsia="Courier New"/>
+                <w:sz w:val="15"/>
+              </w:rPr>
+              <w:t xml:space="preserve">    $p.WaitForExit()</w:t>
+            </w:r>
+          </w:p>
+          <w:p>
+            <w:pPr>
+              <w:spacing w:line="240" w:lineRule="auto"/>
+            </w:pPr>
+            <w:r>
+              <w:rPr>
+                <w:rFonts w:ascii="Courier New" w:hAnsi="Courier New" w:eastAsia="Courier New"/>
+                <w:sz w:val="15"/>
+              </w:rPr>
+              <w:t xml:space="preserve">    if ($teeFile) { $teeFile.Close() }</w:t>
+            </w:r>
+          </w:p>
+          <w:p>
+            <w:pPr>
+              <w:spacing w:line="240" w:lineRule="auto"/>
+            </w:pPr>
+            <w:r>
+              <w:rPr>
+                <w:rFonts w:ascii="Courier New" w:hAnsi="Courier New" w:eastAsia="Courier New"/>
+                <w:sz w:val="15"/>
+              </w:rPr>
+              <w:t>}</w:t>
+            </w:r>
+          </w:p>
+          <w:p>
+            <w:pPr>
+              <w:spacing w:line="240" w:lineRule="auto"/>
+            </w:pPr>
+            <w:r>
+              <w:rPr>
+                <w:rFonts w:ascii="Courier New" w:hAnsi="Courier New" w:eastAsia="Courier New"/>
+                <w:sz w:val="15"/>
+              </w:rPr>
+              <w:t xml:space="preserve"> </w:t>
+            </w:r>
+          </w:p>
+          <w:p>
+            <w:pPr>
+              <w:spacing w:line="240" w:lineRule="auto"/>
+            </w:pPr>
+            <w:r>
+              <w:rPr>
+                <w:rFonts w:ascii="Courier New" w:hAnsi="Courier New" w:eastAsia="Courier New"/>
+                <w:sz w:val="15"/>
+              </w:rPr>
+              <w:t># аргумент для командной строки cmd: всегда в кавычках (пустой аргумент сохраняется)</w:t>
+            </w:r>
+          </w:p>
+          <w:p>
+            <w:pPr>
+              <w:spacing w:line="240" w:lineRule="auto"/>
+            </w:pPr>
+            <w:r>
+              <w:rPr>
+                <w:rFonts w:ascii="Courier New" w:hAnsi="Courier New" w:eastAsia="Courier New"/>
+                <w:sz w:val="15"/>
+              </w:rPr>
+              <w:t>function Q([string]$a) { '"' + $a + '"' }</w:t>
+            </w:r>
+          </w:p>
+          <w:p>
+            <w:pPr>
+              <w:spacing w:line="240" w:lineRule="auto"/>
+            </w:pPr>
+            <w:r>
+              <w:rPr>
+                <w:rFonts w:ascii="Courier New" w:hAnsi="Courier New" w:eastAsia="Courier New"/>
+                <w:sz w:val="15"/>
+              </w:rPr>
+              <w:t xml:space="preserve"> </w:t>
+            </w:r>
+          </w:p>
+          <w:p>
+            <w:pPr>
+              <w:spacing w:line="240" w:lineRule="auto"/>
+            </w:pPr>
+            <w:r>
+              <w:rPr>
+                <w:rFonts w:ascii="Courier New" w:hAnsi="Courier New" w:eastAsia="Courier New"/>
+                <w:sz w:val="15"/>
+              </w:rPr>
               <w:t># psql-сценарий с параметрами arg1..arg3 (как s.bat): параметры передаются через stdin</w:t>
             </w:r>
           </w:p>
@@ -7805,55 +8803,43 @@
                 <w:rFonts w:ascii="Courier New" w:hAnsi="Courier New" w:eastAsia="Courier New"/>
                 <w:sz w:val="15"/>
               </w:rPr>
-              <w:t># Вывод проходит через helper/fixenc.pl (служебные сообщения psql приходят в CP1251).</w:t>
-            </w:r>
-          </w:p>
-          <w:p>
-            <w:pPr>
-              <w:spacing w:line="240" w:lineRule="auto"/>
-            </w:pPr>
-            <w:r>
-              <w:rPr>
-                <w:rFonts w:ascii="Courier New" w:hAnsi="Courier New" w:eastAsia="Courier New"/>
-                <w:sz w:val="15"/>
-              </w:rPr>
-              <w:t>run() {</w:t>
-            </w:r>
-          </w:p>
-          <w:p>
-            <w:pPr>
-              <w:spacing w:line="240" w:lineRule="auto"/>
-            </w:pPr>
-            <w:r>
-              <w:rPr>
-                <w:rFonts w:ascii="Courier New" w:hAnsi="Courier New" w:eastAsia="Courier New"/>
-                <w:sz w:val="15"/>
-              </w:rPr>
-              <w:t xml:space="preserve">    local file="$1"; shift</w:t>
-            </w:r>
-          </w:p>
-          <w:p>
-            <w:pPr>
-              <w:spacing w:line="240" w:lineRule="auto"/>
-            </w:pPr>
-            <w:r>
-              <w:rPr>
-                <w:rFonts w:ascii="Courier New" w:hAnsi="Courier New" w:eastAsia="Courier New"/>
-                <w:sz w:val="15"/>
-              </w:rPr>
-              <w:t xml:space="preserve">    if [ ! -f "$file" ]; then</w:t>
-            </w:r>
-          </w:p>
-          <w:p>
-            <w:pPr>
-              <w:spacing w:line="240" w:lineRule="auto"/>
-            </w:pPr>
-            <w:r>
-              <w:rPr>
-                <w:rFonts w:ascii="Courier New" w:hAnsi="Courier New" w:eastAsia="Courier New"/>
-                <w:sz w:val="15"/>
-              </w:rPr>
-              <w:t xml:space="preserve">        echo "ОШИБКА: Файл $file не найден"</w:t>
+              <w:t># Служебные сообщения psql приходят в CP1251 и приводятся к UTF-8 (Fix-Line).</w:t>
+            </w:r>
+          </w:p>
+          <w:p>
+            <w:pPr>
+              <w:spacing w:line="240" w:lineRule="auto"/>
+            </w:pPr>
+            <w:r>
+              <w:rPr>
+                <w:rFonts w:ascii="Courier New" w:hAnsi="Courier New" w:eastAsia="Courier New"/>
+                <w:sz w:val="15"/>
+              </w:rPr>
+              <w:t>function Run([string]$file, [string]$a1, [string]$a2, [string]$a3, [switch]$Quiet) {</w:t>
+            </w:r>
+          </w:p>
+          <w:p>
+            <w:pPr>
+              <w:spacing w:line="240" w:lineRule="auto"/>
+            </w:pPr>
+            <w:r>
+              <w:rPr>
+                <w:rFonts w:ascii="Courier New" w:hAnsi="Courier New" w:eastAsia="Courier New"/>
+                <w:sz w:val="15"/>
+              </w:rPr>
+              <w:t xml:space="preserve">    if (-not (Test-Path -LiteralPath $file -PathType Leaf)) {</w:t>
+            </w:r>
+          </w:p>
+          <w:p>
+            <w:pPr>
+              <w:spacing w:line="240" w:lineRule="auto"/>
+            </w:pPr>
+            <w:r>
+              <w:rPr>
+                <w:rFonts w:ascii="Courier New" w:hAnsi="Courier New" w:eastAsia="Courier New"/>
+                <w:sz w:val="15"/>
+              </w:rPr>
+              <w:t xml:space="preserve">        Say "ОШИБКА: Файл $file не найден"</w:t>
             </w:r>
           </w:p>
           <w:p>
@@ -7877,103 +8863,103 @@
                 <w:rFonts w:ascii="Courier New" w:hAnsi="Courier New" w:eastAsia="Courier New"/>
                 <w:sz w:val="15"/>
               </w:rPr>
-              <w:t xml:space="preserve">    fi</w:t>
-            </w:r>
-          </w:p>
-          <w:p>
-            <w:pPr>
-              <w:spacing w:line="240" w:lineRule="auto"/>
-            </w:pPr>
-            <w:r>
-              <w:rPr>
-                <w:rFonts w:ascii="Courier New" w:hAnsi="Courier New" w:eastAsia="Courier New"/>
-                <w:sz w:val="15"/>
-              </w:rPr>
-              <w:t xml:space="preserve">    {</w:t>
-            </w:r>
-          </w:p>
-          <w:p>
-            <w:pPr>
-              <w:spacing w:line="240" w:lineRule="auto"/>
-            </w:pPr>
-            <w:r>
-              <w:rPr>
-                <w:rFonts w:ascii="Courier New" w:hAnsi="Courier New" w:eastAsia="Courier New"/>
-                <w:sz w:val="15"/>
-              </w:rPr>
-              <w:t xml:space="preserve">        local i=1</w:t>
-            </w:r>
-          </w:p>
-          <w:p>
-            <w:pPr>
-              <w:spacing w:line="240" w:lineRule="auto"/>
-            </w:pPr>
-            <w:r>
-              <w:rPr>
-                <w:rFonts w:ascii="Courier New" w:hAnsi="Courier New" w:eastAsia="Courier New"/>
-                <w:sz w:val="15"/>
-              </w:rPr>
-              <w:t xml:space="preserve">        for a in "$1" "$2" "$3"; do</w:t>
-            </w:r>
-          </w:p>
-          <w:p>
-            <w:pPr>
-              <w:spacing w:line="240" w:lineRule="auto"/>
-            </w:pPr>
-            <w:r>
-              <w:rPr>
-                <w:rFonts w:ascii="Courier New" w:hAnsi="Courier New" w:eastAsia="Courier New"/>
-                <w:sz w:val="15"/>
-              </w:rPr>
-              <w:t xml:space="preserve">            printf "\\\\set arg%d '%s'\n" "$i" "${a//\'/\'\'}"</w:t>
-            </w:r>
-          </w:p>
-          <w:p>
-            <w:pPr>
-              <w:spacing w:line="240" w:lineRule="auto"/>
-            </w:pPr>
-            <w:r>
-              <w:rPr>
-                <w:rFonts w:ascii="Courier New" w:hAnsi="Courier New" w:eastAsia="Courier New"/>
-                <w:sz w:val="15"/>
-              </w:rPr>
-              <w:t xml:space="preserve">            i=$((i + 1))</w:t>
-            </w:r>
-          </w:p>
-          <w:p>
-            <w:pPr>
-              <w:spacing w:line="240" w:lineRule="auto"/>
-            </w:pPr>
-            <w:r>
-              <w:rPr>
-                <w:rFonts w:ascii="Courier New" w:hAnsi="Courier New" w:eastAsia="Courier New"/>
-                <w:sz w:val="15"/>
-              </w:rPr>
-              <w:t xml:space="preserve">        done</w:t>
-            </w:r>
-          </w:p>
-          <w:p>
-            <w:pPr>
-              <w:spacing w:line="240" w:lineRule="auto"/>
-            </w:pPr>
-            <w:r>
-              <w:rPr>
-                <w:rFonts w:ascii="Courier New" w:hAnsi="Courier New" w:eastAsia="Courier New"/>
-                <w:sz w:val="15"/>
-              </w:rPr>
-              <w:t xml:space="preserve">        printf "\\\\i '%s'\n" "$file"</w:t>
-            </w:r>
-          </w:p>
-          <w:p>
-            <w:pPr>
-              <w:spacing w:line="240" w:lineRule="auto"/>
-            </w:pPr>
-            <w:r>
-              <w:rPr>
-                <w:rFonts w:ascii="Courier New" w:hAnsi="Courier New" w:eastAsia="Courier New"/>
-                <w:sz w:val="15"/>
-              </w:rPr>
-              <w:t xml:space="preserve">    } | psql -q -X -P pager=off -P "null=&lt;null&gt;" -f - 2&gt;&amp;1 | perl helper/fixenc.pl</w:t>
+              <w:t xml:space="preserve">    }</w:t>
+            </w:r>
+          </w:p>
+          <w:p>
+            <w:pPr>
+              <w:spacing w:line="240" w:lineRule="auto"/>
+            </w:pPr>
+            <w:r>
+              <w:rPr>
+                <w:rFonts w:ascii="Courier New" w:hAnsi="Courier New" w:eastAsia="Courier New"/>
+                <w:sz w:val="15"/>
+              </w:rPr>
+              <w:t xml:space="preserve">    $text = ''</w:t>
+            </w:r>
+          </w:p>
+          <w:p>
+            <w:pPr>
+              <w:spacing w:line="240" w:lineRule="auto"/>
+            </w:pPr>
+            <w:r>
+              <w:rPr>
+                <w:rFonts w:ascii="Courier New" w:hAnsi="Courier New" w:eastAsia="Courier New"/>
+                <w:sz w:val="15"/>
+              </w:rPr>
+              <w:t xml:space="preserve">    $i = 1</w:t>
+            </w:r>
+          </w:p>
+          <w:p>
+            <w:pPr>
+              <w:spacing w:line="240" w:lineRule="auto"/>
+            </w:pPr>
+            <w:r>
+              <w:rPr>
+                <w:rFonts w:ascii="Courier New" w:hAnsi="Courier New" w:eastAsia="Courier New"/>
+                <w:sz w:val="15"/>
+              </w:rPr>
+              <w:t xml:space="preserve">    foreach ($a in @($a1, $a2, $a3)) {</w:t>
+            </w:r>
+          </w:p>
+          <w:p>
+            <w:pPr>
+              <w:spacing w:line="240" w:lineRule="auto"/>
+            </w:pPr>
+            <w:r>
+              <w:rPr>
+                <w:rFonts w:ascii="Courier New" w:hAnsi="Courier New" w:eastAsia="Courier New"/>
+                <w:sz w:val="15"/>
+              </w:rPr>
+              <w:t xml:space="preserve">        $text += "\set arg$i '" + ($a -replace "'", "''") + "'`n"</w:t>
+            </w:r>
+          </w:p>
+          <w:p>
+            <w:pPr>
+              <w:spacing w:line="240" w:lineRule="auto"/>
+            </w:pPr>
+            <w:r>
+              <w:rPr>
+                <w:rFonts w:ascii="Courier New" w:hAnsi="Courier New" w:eastAsia="Courier New"/>
+                <w:sz w:val="15"/>
+              </w:rPr>
+              <w:t xml:space="preserve">        $i++</w:t>
+            </w:r>
+          </w:p>
+          <w:p>
+            <w:pPr>
+              <w:spacing w:line="240" w:lineRule="auto"/>
+            </w:pPr>
+            <w:r>
+              <w:rPr>
+                <w:rFonts w:ascii="Courier New" w:hAnsi="Courier New" w:eastAsia="Courier New"/>
+                <w:sz w:val="15"/>
+              </w:rPr>
+              <w:t xml:space="preserve">    }</w:t>
+            </w:r>
+          </w:p>
+          <w:p>
+            <w:pPr>
+              <w:spacing w:line="240" w:lineRule="auto"/>
+            </w:pPr>
+            <w:r>
+              <w:rPr>
+                <w:rFonts w:ascii="Courier New" w:hAnsi="Courier New" w:eastAsia="Courier New"/>
+                <w:sz w:val="15"/>
+              </w:rPr>
+              <w:t xml:space="preserve">    $text += "\i '" + ($file -replace '\\', '/') + "'`n"</w:t>
+            </w:r>
+          </w:p>
+          <w:p>
+            <w:pPr>
+              <w:spacing w:line="240" w:lineRule="auto"/>
+            </w:pPr>
+            <w:r>
+              <w:rPr>
+                <w:rFonts w:ascii="Courier New" w:hAnsi="Courier New" w:eastAsia="Courier New"/>
+                <w:sz w:val="15"/>
+              </w:rPr>
+              <w:t xml:space="preserve">    Invoke-Raw 'psql.exe -q -X -P pager=off -P "null=&lt;null&gt;" -f -' $text 'cp1251' -Quiet:$Quiet</w:t>
             </w:r>
           </w:p>
           <w:p>
@@ -8021,19 +9007,55 @@
                 <w:rFonts w:ascii="Courier New" w:hAnsi="Courier New" w:eastAsia="Courier New"/>
                 <w:sz w:val="15"/>
               </w:rPr>
-              <w:t>run_pg() {</w:t>
-            </w:r>
-          </w:p>
-          <w:p>
-            <w:pPr>
-              <w:spacing w:line="240" w:lineRule="auto"/>
-            </w:pPr>
-            <w:r>
-              <w:rPr>
-                <w:rFonts w:ascii="Courier New" w:hAnsi="Courier New" w:eastAsia="Courier New"/>
-                <w:sz w:val="15"/>
-              </w:rPr>
-              <w:t xml:space="preserve">    PGDATABASE=postgres psql -q -X -P pager=off -f "$1" 2&gt;&amp;1 | perl helper/fixenc.pl</w:t>
+              <w:t>function Run-Pg([string]$file) {</w:t>
+            </w:r>
+          </w:p>
+          <w:p>
+            <w:pPr>
+              <w:spacing w:line="240" w:lineRule="auto"/>
+            </w:pPr>
+            <w:r>
+              <w:rPr>
+                <w:rFonts w:ascii="Courier New" w:hAnsi="Courier New" w:eastAsia="Courier New"/>
+                <w:sz w:val="15"/>
+              </w:rPr>
+              <w:t xml:space="preserve">    $db = $env:PGDATABASE</w:t>
+            </w:r>
+          </w:p>
+          <w:p>
+            <w:pPr>
+              <w:spacing w:line="240" w:lineRule="auto"/>
+            </w:pPr>
+            <w:r>
+              <w:rPr>
+                <w:rFonts w:ascii="Courier New" w:hAnsi="Courier New" w:eastAsia="Courier New"/>
+                <w:sz w:val="15"/>
+              </w:rPr>
+              <w:t xml:space="preserve">    $env:PGDATABASE = 'postgres'</w:t>
+            </w:r>
+          </w:p>
+          <w:p>
+            <w:pPr>
+              <w:spacing w:line="240" w:lineRule="auto"/>
+            </w:pPr>
+            <w:r>
+              <w:rPr>
+                <w:rFonts w:ascii="Courier New" w:hAnsi="Courier New" w:eastAsia="Courier New"/>
+                <w:sz w:val="15"/>
+              </w:rPr>
+              <w:t xml:space="preserve">    Invoke-Raw ('psql.exe -q -X -P pager=off -f ' + (Q $file)) $null 'cp1251'</w:t>
+            </w:r>
+          </w:p>
+          <w:p>
+            <w:pPr>
+              <w:spacing w:line="240" w:lineRule="auto"/>
+            </w:pPr>
+            <w:r>
+              <w:rPr>
+                <w:rFonts w:ascii="Courier New" w:hAnsi="Courier New" w:eastAsia="Courier New"/>
+                <w:sz w:val="15"/>
+              </w:rPr>
+              <w:t xml:space="preserve">    $env:PGDATABASE = $db</w:t>
             </w:r>
           </w:p>
           <w:p>
@@ -8069,43 +9091,67 @@
                 <w:rFonts w:ascii="Courier New" w:hAnsi="Courier New" w:eastAsia="Courier New"/>
                 <w:sz w:val="15"/>
               </w:rPr>
-              <w:t># командный файл Windows: путь в формате Windows, параметры как есть</w:t>
-            </w:r>
-          </w:p>
-          <w:p>
-            <w:pPr>
-              <w:spacing w:line="240" w:lineRule="auto"/>
-            </w:pPr>
-            <w:r>
-              <w:rPr>
-                <w:rFonts w:ascii="Courier New" w:hAnsi="Courier New" w:eastAsia="Courier New"/>
-                <w:sz w:val="15"/>
-              </w:rPr>
-              <w:t>bat() {</w:t>
-            </w:r>
-          </w:p>
-          <w:p>
-            <w:pPr>
-              <w:spacing w:line="240" w:lineRule="auto"/>
-            </w:pPr>
-            <w:r>
-              <w:rPr>
-                <w:rFonts w:ascii="Courier New" w:hAnsi="Courier New" w:eastAsia="Courier New"/>
-                <w:sz w:val="15"/>
-              </w:rPr>
-              <w:t xml:space="preserve">    local file; file=$(cygpath -w "$1"); shift</w:t>
-            </w:r>
-          </w:p>
-          <w:p>
-            <w:pPr>
-              <w:spacing w:line="240" w:lineRule="auto"/>
-            </w:pPr>
-            <w:r>
-              <w:rPr>
-                <w:rFonts w:ascii="Courier New" w:hAnsi="Courier New" w:eastAsia="Courier New"/>
-                <w:sz w:val="15"/>
-              </w:rPr>
-              <w:t xml:space="preserve">    cmd.exe /c "$file" "$@"</w:t>
+              <w:t># командный файл Windows: полный путь в формате Windows (с относительным путём в кавычках</w:t>
+            </w:r>
+          </w:p>
+          <w:p>
+            <w:pPr>
+              <w:spacing w:line="240" w:lineRule="auto"/>
+            </w:pPr>
+            <w:r>
+              <w:rPr>
+                <w:rFonts w:ascii="Courier New" w:hAnsi="Courier New" w:eastAsia="Courier New"/>
+                <w:sz w:val="15"/>
+              </w:rPr>
+              <w:t># cmd неверно вычисляет %~dp0 после cd внутри .bat), параметры как есть</w:t>
+            </w:r>
+          </w:p>
+          <w:p>
+            <w:pPr>
+              <w:spacing w:line="240" w:lineRule="auto"/>
+            </w:pPr>
+            <w:r>
+              <w:rPr>
+                <w:rFonts w:ascii="Courier New" w:hAnsi="Courier New" w:eastAsia="Courier New"/>
+                <w:sz w:val="15"/>
+              </w:rPr>
+              <w:t>function Bat([string]$file, [string[]]$params, [string]$Cp, [string]$Tee) {</w:t>
+            </w:r>
+          </w:p>
+          <w:p>
+            <w:pPr>
+              <w:spacing w:line="240" w:lineRule="auto"/>
+            </w:pPr>
+            <w:r>
+              <w:rPr>
+                <w:rFonts w:ascii="Courier New" w:hAnsi="Courier New" w:eastAsia="Courier New"/>
+                <w:sz w:val="15"/>
+              </w:rPr>
+              <w:t xml:space="preserve">    $line = Q (Join-Path $Root ($file -replace '/', '\'))</w:t>
+            </w:r>
+          </w:p>
+          <w:p>
+            <w:pPr>
+              <w:spacing w:line="240" w:lineRule="auto"/>
+            </w:pPr>
+            <w:r>
+              <w:rPr>
+                <w:rFonts w:ascii="Courier New" w:hAnsi="Courier New" w:eastAsia="Courier New"/>
+                <w:sz w:val="15"/>
+              </w:rPr>
+              <w:t xml:space="preserve">    foreach ($a in $params) { $line += ' ' + (Q $a) }</w:t>
+            </w:r>
+          </w:p>
+          <w:p>
+            <w:pPr>
+              <w:spacing w:line="240" w:lineRule="auto"/>
+            </w:pPr>
+            <w:r>
+              <w:rPr>
+                <w:rFonts w:ascii="Courier New" w:hAnsi="Courier New" w:eastAsia="Courier New"/>
+                <w:sz w:val="15"/>
+              </w:rPr>
+              <w:t xml:space="preserve">    Invoke-Raw $line $null $Cp $Tee</w:t>
             </w:r>
           </w:p>
           <w:p>
@@ -8141,31 +9187,31 @@
                 <w:rFonts w:ascii="Courier New" w:hAnsi="Courier New" w:eastAsia="Courier New"/>
                 <w:sz w:val="15"/>
               </w:rPr>
-              <w:t>need_variant() {</w:t>
-            </w:r>
-          </w:p>
-          <w:p>
-            <w:pPr>
-              <w:spacing w:line="240" w:lineRule="auto"/>
-            </w:pPr>
-            <w:r>
-              <w:rPr>
-                <w:rFonts w:ascii="Courier New" w:hAnsi="Courier New" w:eastAsia="Courier New"/>
-                <w:sz w:val="15"/>
-              </w:rPr>
-              <w:t xml:space="preserve">    if [ "$1" != "20" ] &amp;&amp; [ "$1" != "22" ]; then</w:t>
-            </w:r>
-          </w:p>
-          <w:p>
-            <w:pPr>
-              <w:spacing w:line="240" w:lineRule="auto"/>
-            </w:pPr>
-            <w:r>
-              <w:rPr>
-                <w:rFonts w:ascii="Courier New" w:hAnsi="Courier New" w:eastAsia="Courier New"/>
-                <w:sz w:val="15"/>
-              </w:rPr>
-              <w:t xml:space="preserve">        echo "ОШИБКА: Укажите вариант 20 или 22"</w:t>
+              <w:t>function Need-Variant([string]$v) {</w:t>
+            </w:r>
+          </w:p>
+          <w:p>
+            <w:pPr>
+              <w:spacing w:line="240" w:lineRule="auto"/>
+            </w:pPr>
+            <w:r>
+              <w:rPr>
+                <w:rFonts w:ascii="Courier New" w:hAnsi="Courier New" w:eastAsia="Courier New"/>
+                <w:sz w:val="15"/>
+              </w:rPr>
+              <w:t xml:space="preserve">    if ($v -ne '20' -and $v -ne '22') {</w:t>
+            </w:r>
+          </w:p>
+          <w:p>
+            <w:pPr>
+              <w:spacing w:line="240" w:lineRule="auto"/>
+            </w:pPr>
+            <w:r>
+              <w:rPr>
+                <w:rFonts w:ascii="Courier New" w:hAnsi="Courier New" w:eastAsia="Courier New"/>
+                <w:sz w:val="15"/>
+              </w:rPr>
+              <w:t xml:space="preserve">        Say 'ОШИБКА: Укажите вариант 20 или 22'</w:t>
             </w:r>
           </w:p>
           <w:p>
@@ -8189,7 +9235,7 @@
                 <w:rFonts w:ascii="Courier New" w:hAnsi="Courier New" w:eastAsia="Courier New"/>
                 <w:sz w:val="15"/>
               </w:rPr>
-              <w:t xml:space="preserve">    fi</w:t>
+              <w:t xml:space="preserve">    }</w:t>
             </w:r>
           </w:p>
           <w:p>
@@ -8225,31 +9271,31 @@
                 <w:rFonts w:ascii="Courier New" w:hAnsi="Courier New" w:eastAsia="Courier New"/>
                 <w:sz w:val="15"/>
               </w:rPr>
-              <w:t>need_task() {</w:t>
-            </w:r>
-          </w:p>
-          <w:p>
-            <w:pPr>
-              <w:spacing w:line="240" w:lineRule="auto"/>
-            </w:pPr>
-            <w:r>
-              <w:rPr>
-                <w:rFonts w:ascii="Courier New" w:hAnsi="Courier New" w:eastAsia="Courier New"/>
-                <w:sz w:val="15"/>
-              </w:rPr>
-              <w:t xml:space="preserve">    if [ "$1" != "1" ] &amp;&amp; [ "$1" != "2" ]; then</w:t>
-            </w:r>
-          </w:p>
-          <w:p>
-            <w:pPr>
-              <w:spacing w:line="240" w:lineRule="auto"/>
-            </w:pPr>
-            <w:r>
-              <w:rPr>
-                <w:rFonts w:ascii="Courier New" w:hAnsi="Courier New" w:eastAsia="Courier New"/>
-                <w:sz w:val="15"/>
-              </w:rPr>
-              <w:t xml:space="preserve">        echo "ОШИБКА: Укажите номер задания 1 или 2"</w:t>
+              <w:t>function Need-Task([string]$t) {</w:t>
+            </w:r>
+          </w:p>
+          <w:p>
+            <w:pPr>
+              <w:spacing w:line="240" w:lineRule="auto"/>
+            </w:pPr>
+            <w:r>
+              <w:rPr>
+                <w:rFonts w:ascii="Courier New" w:hAnsi="Courier New" w:eastAsia="Courier New"/>
+                <w:sz w:val="15"/>
+              </w:rPr>
+              <w:t xml:space="preserve">    if ($t -ne '1' -and $t -ne '2') {</w:t>
+            </w:r>
+          </w:p>
+          <w:p>
+            <w:pPr>
+              <w:spacing w:line="240" w:lineRule="auto"/>
+            </w:pPr>
+            <w:r>
+              <w:rPr>
+                <w:rFonts w:ascii="Courier New" w:hAnsi="Courier New" w:eastAsia="Courier New"/>
+                <w:sz w:val="15"/>
+              </w:rPr>
+              <w:t xml:space="preserve">        Say 'ОШИБКА: Укажите номер задания 1 или 2'</w:t>
             </w:r>
           </w:p>
           <w:p>
@@ -8273,7 +9319,7 @@
                 <w:rFonts w:ascii="Courier New" w:hAnsi="Courier New" w:eastAsia="Courier New"/>
                 <w:sz w:val="15"/>
               </w:rPr>
-              <w:t xml:space="preserve">    fi</w:t>
+              <w:t xml:space="preserve">    }</w:t>
             </w:r>
           </w:p>
           <w:p>
@@ -8309,871 +9355,991 @@
                 <w:rFonts w:ascii="Courier New" w:hAnsi="Courier New" w:eastAsia="Courier New"/>
                 <w:sz w:val="15"/>
               </w:rPr>
-              <w:t>if [ -z "$1" ]; then</w:t>
-            </w:r>
-          </w:p>
-          <w:p>
-            <w:pPr>
-              <w:spacing w:line="240" w:lineRule="auto"/>
-            </w:pPr>
-            <w:r>
-              <w:rPr>
-                <w:rFonts w:ascii="Courier New" w:hAnsi="Courier New" w:eastAsia="Courier New"/>
-                <w:sz w:val="15"/>
-              </w:rPr>
-              <w:t xml:space="preserve">    echo "============================================="</w:t>
-            </w:r>
-          </w:p>
-          <w:p>
-            <w:pPr>
-              <w:spacing w:line="240" w:lineRule="auto"/>
-            </w:pPr>
-            <w:r>
-              <w:rPr>
-                <w:rFonts w:ascii="Courier New" w:hAnsi="Courier New" w:eastAsia="Courier New"/>
-                <w:sz w:val="15"/>
-              </w:rPr>
-              <w:t xml:space="preserve">    echo "  ПАБД: БАЗА ДАННЫХ SALES, ВАРИАНТЫ 20 И 22"</w:t>
-            </w:r>
-          </w:p>
-          <w:p>
-            <w:pPr>
-              <w:spacing w:line="240" w:lineRule="auto"/>
-            </w:pPr>
-            <w:r>
-              <w:rPr>
-                <w:rFonts w:ascii="Courier New" w:hAnsi="Courier New" w:eastAsia="Courier New"/>
-                <w:sz w:val="15"/>
-              </w:rPr>
-              <w:t xml:space="preserve">    echo "============================================="</w:t>
-            </w:r>
-          </w:p>
-          <w:p>
-            <w:pPr>
-              <w:spacing w:line="240" w:lineRule="auto"/>
-            </w:pPr>
-            <w:r>
-              <w:rPr>
-                <w:rFonts w:ascii="Courier New" w:hAnsi="Courier New" w:eastAsia="Courier New"/>
-                <w:sz w:val="15"/>
-              </w:rPr>
-              <w:t xml:space="preserve">    echo ""</w:t>
-            </w:r>
-          </w:p>
-          <w:p>
-            <w:pPr>
-              <w:spacing w:line="240" w:lineRule="auto"/>
-            </w:pPr>
-            <w:r>
-              <w:rPr>
-                <w:rFonts w:ascii="Courier New" w:hAnsi="Courier New" w:eastAsia="Courier New"/>
-                <w:sz w:val="15"/>
-              </w:rPr>
-              <w:t xml:space="preserve">    echo "================== ЛР1: БАЗА И ЗАДАНИЯ =================="</w:t>
-            </w:r>
-          </w:p>
-          <w:p>
-            <w:pPr>
-              <w:spacing w:line="240" w:lineRule="auto"/>
-            </w:pPr>
-            <w:r>
-              <w:rPr>
-                <w:rFonts w:ascii="Courier New" w:hAnsi="Courier New" w:eastAsia="Courier New"/>
-                <w:sz w:val="15"/>
-              </w:rPr>
-              <w:t xml:space="preserve">    echo "  ./h db              - создать БД sales, таблицы и загрузить данные"</w:t>
-            </w:r>
-          </w:p>
-          <w:p>
-            <w:pPr>
-              <w:spacing w:line="240" w:lineRule="auto"/>
-            </w:pPr>
-            <w:r>
-              <w:rPr>
-                <w:rFonts w:ascii="Courier New" w:hAnsi="Courier New" w:eastAsia="Courier New"/>
-                <w:sz w:val="15"/>
-              </w:rPr>
-              <w:t xml:space="preserve">    echo "  ./h counts          - количество строк в таблицах"</w:t>
-            </w:r>
-          </w:p>
-          <w:p>
-            <w:pPr>
-              <w:spacing w:line="240" w:lineRule="auto"/>
-            </w:pPr>
-            <w:r>
-              <w:rPr>
-                <w:rFonts w:ascii="Courier New" w:hAnsi="Courier New" w:eastAsia="Courier New"/>
-                <w:sz w:val="15"/>
-              </w:rPr>
-              <w:t xml:space="preserve">    echo "  ./h v20 1 [дата1 дата2 [категория]]  - в.20: объём поставок по категории и кварталу"</w:t>
-            </w:r>
-          </w:p>
-          <w:p>
-            <w:pPr>
-              <w:spacing w:line="240" w:lineRule="auto"/>
-            </w:pPr>
-            <w:r>
-              <w:rPr>
-                <w:rFonts w:ascii="Courier New" w:hAnsi="Courier New" w:eastAsia="Courier New"/>
-                <w:sz w:val="15"/>
-              </w:rPr>
-              <w:t xml:space="preserve">    echo "  ./h v20 2 [год1 год2 [день недели]]  - в.20: продажи (шт) по дню недели и району"</w:t>
-            </w:r>
-          </w:p>
-          <w:p>
-            <w:pPr>
-              <w:spacing w:line="240" w:lineRule="auto"/>
-            </w:pPr>
-            <w:r>
-              <w:rPr>
-                <w:rFonts w:ascii="Courier New" w:hAnsi="Courier New" w:eastAsia="Courier New"/>
-                <w:sz w:val="15"/>
-              </w:rPr>
-              <w:t xml:space="preserve">    echo "  ./h v22 1 [дата1 дата2 [поставщик]]  - в.22: выручка по поставщику и декаде"</w:t>
-            </w:r>
-          </w:p>
-          <w:p>
-            <w:pPr>
-              <w:spacing w:line="240" w:lineRule="auto"/>
-            </w:pPr>
-            <w:r>
-              <w:rPr>
-                <w:rFonts w:ascii="Courier New" w:hAnsi="Courier New" w:eastAsia="Courier New"/>
-                <w:sz w:val="15"/>
-              </w:rPr>
-              <w:t xml:space="preserve">    echo "  ./h v22 2 [год1 год2 [время года]]   - в.22: затраты клиентов по сезону и полу"</w:t>
-            </w:r>
-          </w:p>
-          <w:p>
-            <w:pPr>
-              <w:spacing w:line="240" w:lineRule="auto"/>
-            </w:pPr>
-            <w:r>
-              <w:rPr>
-                <w:rFonts w:ascii="Courier New" w:hAnsi="Courier New" w:eastAsia="Courier New"/>
-                <w:sz w:val="15"/>
-              </w:rPr>
-              <w:t xml:space="preserve">    echo "  ./h all             - все 4 задания с параметрами по умолчанию"</w:t>
-            </w:r>
-          </w:p>
-          <w:p>
-            <w:pPr>
-              <w:spacing w:line="240" w:lineRule="auto"/>
-            </w:pPr>
-            <w:r>
-              <w:rPr>
-                <w:rFonts w:ascii="Courier New" w:hAnsi="Courier New" w:eastAsia="Courier New"/>
-                <w:sz w:val="15"/>
-              </w:rPr>
-              <w:t xml:space="preserve">    echo "  ./h lr1 lan         - настроить pg_hba.conf и брандмауэр для сети (от администратора)"</w:t>
-            </w:r>
-          </w:p>
-          <w:p>
-            <w:pPr>
-              <w:spacing w:line="240" w:lineRule="auto"/>
-            </w:pPr>
-            <w:r>
-              <w:rPr>
-                <w:rFonts w:ascii="Courier New" w:hAnsi="Courier New" w:eastAsia="Courier New"/>
-                <w:sz w:val="15"/>
-              </w:rPr>
-              <w:t xml:space="preserve">    echo "  ./h lr1 client сценарий [a1 a2 a3] - выполнить сценарий через s_lan.bat (сервер по IP)"</w:t>
-            </w:r>
-          </w:p>
-          <w:p>
-            <w:pPr>
-              <w:spacing w:line="240" w:lineRule="auto"/>
-            </w:pPr>
-            <w:r>
-              <w:rPr>
-                <w:rFonts w:ascii="Courier New" w:hAnsi="Courier New" w:eastAsia="Courier New"/>
-                <w:sz w:val="15"/>
-              </w:rPr>
-              <w:t xml:space="preserve">    echo "  Пример: ./h v20 1 01.01.2021 31.12.2022 мебель"</w:t>
-            </w:r>
-          </w:p>
-          <w:p>
-            <w:pPr>
-              <w:spacing w:line="240" w:lineRule="auto"/>
-            </w:pPr>
-            <w:r>
-              <w:rPr>
-                <w:rFonts w:ascii="Courier New" w:hAnsi="Courier New" w:eastAsia="Courier New"/>
-                <w:sz w:val="15"/>
-              </w:rPr>
-              <w:t xml:space="preserve">    echo ""</w:t>
-            </w:r>
-          </w:p>
-          <w:p>
-            <w:pPr>
-              <w:spacing w:line="240" w:lineRule="auto"/>
-            </w:pPr>
-            <w:r>
-              <w:rPr>
-                <w:rFonts w:ascii="Courier New" w:hAnsi="Courier New" w:eastAsia="Courier New"/>
-                <w:sz w:val="15"/>
-              </w:rPr>
-              <w:t xml:space="preserve">    echo "================== ЛР2: ОБЪЁМНАЯ БД, ИНДЕКСЫ, EXPLAIN =================="</w:t>
-            </w:r>
-          </w:p>
-          <w:p>
-            <w:pPr>
-              <w:spacing w:line="240" w:lineRule="auto"/>
-            </w:pPr>
-            <w:r>
-              <w:rPr>
-                <w:rFonts w:ascii="Courier New" w:hAnsi="Courier New" w:eastAsia="Courier New"/>
-                <w:sz w:val="15"/>
-              </w:rPr>
-              <w:t xml:space="preserve">    echo "  ./h lr2 gen [N]           - ПРОДАЖА: N псевдослучайных записей (по умолч. 2 000 000)"</w:t>
-            </w:r>
-          </w:p>
-          <w:p>
-            <w:pPr>
-              <w:spacing w:line="240" w:lineRule="auto"/>
-            </w:pPr>
-            <w:r>
-              <w:rPr>
-                <w:rFonts w:ascii="Courier New" w:hAnsi="Courier New" w:eastAsia="Courier New"/>
-                <w:sz w:val="15"/>
-              </w:rPr>
-              <w:t xml:space="preserve">    echo "  ./h lr2 restore           - вернуть 1000 записей ПРОДАЖА из ЛР1"</w:t>
-            </w:r>
-          </w:p>
-          <w:p>
-            <w:pPr>
-              <w:spacing w:line="240" w:lineRule="auto"/>
-            </w:pPr>
-            <w:r>
-              <w:rPr>
-                <w:rFonts w:ascii="Courier New" w:hAnsi="Courier New" w:eastAsia="Courier New"/>
-                <w:sz w:val="15"/>
-              </w:rPr>
-              <w:t xml:space="preserve">    echo "  ./h lr2 tbs [каталог]     - вынести ПРОДАЖА в табличное пространство (D:/PG_TBS)"</w:t>
-            </w:r>
-          </w:p>
-          <w:p>
-            <w:pPr>
-              <w:spacing w:line="240" w:lineRule="auto"/>
-            </w:pPr>
-            <w:r>
-              <w:rPr>
-                <w:rFonts w:ascii="Courier New" w:hAnsi="Courier New" w:eastAsia="Courier New"/>
-                <w:sz w:val="15"/>
-              </w:rPr>
-              <w:t xml:space="preserve">    echo "  ./h lr2 time 20|22        - время запроса (*) по CURRENT_TIME, 5 замеров"</w:t>
-            </w:r>
-          </w:p>
-          <w:p>
-            <w:pPr>
-              <w:spacing w:line="240" w:lineRule="auto"/>
-            </w:pPr>
-            <w:r>
-              <w:rPr>
-                <w:rFonts w:ascii="Courier New" w:hAnsi="Courier New" w:eastAsia="Courier New"/>
-                <w:sz w:val="15"/>
-              </w:rPr>
-              <w:t xml:space="preserve">    echo "  ./h lr2 timing 20|22      - время запроса (*) по \\timing on, 5 замеров"</w:t>
-            </w:r>
-          </w:p>
-          <w:p>
-            <w:pPr>
-              <w:spacing w:line="240" w:lineRule="auto"/>
-            </w:pPr>
-            <w:r>
-              <w:rPr>
-                <w:rFonts w:ascii="Courier New" w:hAnsi="Courier New" w:eastAsia="Courier New"/>
-                <w:sz w:val="15"/>
-              </w:rPr>
-              <w:t xml:space="preserve">    echo "  ./h lr2 idx 20|22         - индексы ПРОДАЖА и таблицы-справочника"</w:t>
-            </w:r>
-          </w:p>
-          <w:p>
-            <w:pPr>
-              <w:spacing w:line="240" w:lineRule="auto"/>
-            </w:pPr>
-            <w:r>
-              <w:rPr>
-                <w:rFonts w:ascii="Courier New" w:hAnsi="Courier New" w:eastAsia="Courier New"/>
-                <w:sz w:val="15"/>
-              </w:rPr>
-              <w:t xml:space="preserve">    echo "  ./h lr2 idx1 20|22 [btree|hash] - создать индекс ПРОДАЖА по полю-ссылке"</w:t>
-            </w:r>
-          </w:p>
-          <w:p>
-            <w:pPr>
-              <w:spacing w:line="240" w:lineRule="auto"/>
-            </w:pPr>
-            <w:r>
-              <w:rPr>
-                <w:rFonts w:ascii="Courier New" w:hAnsi="Courier New" w:eastAsia="Courier New"/>
-                <w:sz w:val="15"/>
-              </w:rPr>
-              <w:t xml:space="preserve">    echo "  ./h lr2 idx0 20|22        - удалить индекс ПРОДАЖА по полю-ссылке"</w:t>
-            </w:r>
-          </w:p>
-          <w:p>
-            <w:pPr>
-              <w:spacing w:line="240" w:lineRule="auto"/>
-            </w:pPr>
-            <w:r>
-              <w:rPr>
-                <w:rFonts w:ascii="Courier New" w:hAnsi="Courier New" w:eastAsia="Courier New"/>
-                <w:sz w:val="15"/>
-              </w:rPr>
-              <w:t xml:space="preserve">    echo "  ./h lr2 pk1 20|22         - справочник с PRIMARY KEY (create_ref0)"</w:t>
-            </w:r>
-          </w:p>
-          <w:p>
-            <w:pPr>
-              <w:spacing w:line="240" w:lineRule="auto"/>
-            </w:pPr>
-            <w:r>
-              <w:rPr>
-                <w:rFonts w:ascii="Courier New" w:hAnsi="Courier New" w:eastAsia="Courier New"/>
-                <w:sz w:val="15"/>
-              </w:rPr>
-              <w:t xml:space="preserve">    echo "  ./h lr2 pk0 20|22         - справочник без PRIMARY KEY (create_ref1)"</w:t>
-            </w:r>
-          </w:p>
-          <w:p>
-            <w:pPr>
-              <w:spacing w:line="240" w:lineRule="auto"/>
-            </w:pPr>
-            <w:r>
-              <w:rPr>
-                <w:rFonts w:ascii="Courier New" w:hAnsi="Courier New" w:eastAsia="Courier New"/>
-                <w:sz w:val="15"/>
-              </w:rPr>
-              <w:t xml:space="preserve">    echo "  ./h lr2 copy 20|22        - перезагрузить справочник из DATA/SOURCE"</w:t>
-            </w:r>
-          </w:p>
-          <w:p>
-            <w:pPr>
-              <w:spacing w:line="240" w:lineRule="auto"/>
-            </w:pPr>
-            <w:r>
-              <w:rPr>
-                <w:rFonts w:ascii="Courier New" w:hAnsi="Courier New" w:eastAsia="Courier New"/>
-                <w:sz w:val="15"/>
-              </w:rPr>
-              <w:t xml:space="preserve">    echo "  ./h lr2 explain 20|22 [1] - EXPLAIN / EXPLAIN ANALYZE (1 - с WHERE)"</w:t>
-            </w:r>
-          </w:p>
-          <w:p>
-            <w:pPr>
-              <w:spacing w:line="240" w:lineRule="auto"/>
-            </w:pPr>
-            <w:r>
-              <w:rPr>
-                <w:rFonts w:ascii="Courier New" w:hAnsi="Courier New" w:eastAsia="Courier New"/>
-                <w:sz w:val="15"/>
-              </w:rPr>
-              <w:t xml:space="preserve">    echo "  ./h lr2 measure 20|22 [прогонов] - протокол замеров -&gt; results/lr2_vNN_results.txt"</w:t>
-            </w:r>
-          </w:p>
-          <w:p>
-            <w:pPr>
-              <w:spacing w:line="240" w:lineRule="auto"/>
-            </w:pPr>
-            <w:r>
-              <w:rPr>
-                <w:rFonts w:ascii="Courier New" w:hAnsi="Courier New" w:eastAsia="Courier New"/>
-                <w:sz w:val="15"/>
-              </w:rPr>
-              <w:t xml:space="preserve">    echo "  ./h lr2 results 20|22     - показать протокол замеров"</w:t>
-            </w:r>
-          </w:p>
-          <w:p>
-            <w:pPr>
-              <w:spacing w:line="240" w:lineRule="auto"/>
-            </w:pPr>
-            <w:r>
-              <w:rPr>
-                <w:rFonts w:ascii="Courier New" w:hAnsi="Courier New" w:eastAsia="Courier New"/>
-                <w:sz w:val="15"/>
-              </w:rPr>
-              <w:t xml:space="preserve">    echo ""</w:t>
-            </w:r>
-          </w:p>
-          <w:p>
-            <w:pPr>
-              <w:spacing w:line="240" w:lineRule="auto"/>
-            </w:pPr>
-            <w:r>
-              <w:rPr>
-                <w:rFonts w:ascii="Courier New" w:hAnsi="Courier New" w:eastAsia="Courier New"/>
-                <w:sz w:val="15"/>
-              </w:rPr>
-              <w:t xml:space="preserve">    echo "================== ЛР3: ПОЛЬЗОВАТЕЛЬСКИЕ ТИПЫ =================="</w:t>
-            </w:r>
-          </w:p>
-          <w:p>
-            <w:pPr>
-              <w:spacing w:line="240" w:lineRule="auto"/>
-            </w:pPr>
-            <w:r>
-              <w:rPr>
-                <w:rFonts w:ascii="Courier New" w:hAnsi="Courier New" w:eastAsia="Courier New"/>
-                <w:sz w:val="15"/>
-              </w:rPr>
-              <w:t xml:space="preserve">    echo "  ./h lr3 cmplx             - пример преподавателя (complex)"</w:t>
-            </w:r>
-          </w:p>
-          <w:p>
-            <w:pPr>
-              <w:spacing w:line="240" w:lineRule="auto"/>
-            </w:pPr>
-            <w:r>
-              <w:rPr>
-                <w:rFonts w:ascii="Courier New" w:hAnsi="Courier New" w:eastAsia="Courier New"/>
-                <w:sz w:val="15"/>
-              </w:rPr>
-              <w:t xml:space="preserve">    echo "  ./h lr3 20                - в.20: трёхмерный вектор (vector3)"</w:t>
-            </w:r>
-          </w:p>
-          <w:p>
-            <w:pPr>
-              <w:spacing w:line="240" w:lineRule="auto"/>
-            </w:pPr>
-            <w:r>
-              <w:rPr>
-                <w:rFonts w:ascii="Courier New" w:hAnsi="Courier New" w:eastAsia="Courier New"/>
-                <w:sz w:val="15"/>
-              </w:rPr>
-              <w:t xml:space="preserve">    echo "  ./h lr3 22                - в.22: рациональное число (rational)"</w:t>
-            </w:r>
-          </w:p>
-          <w:p>
-            <w:pPr>
-              <w:spacing w:line="240" w:lineRule="auto"/>
-            </w:pPr>
-            <w:r>
-              <w:rPr>
-                <w:rFonts w:ascii="Courier New" w:hAnsi="Courier New" w:eastAsia="Courier New"/>
-                <w:sz w:val="15"/>
-              </w:rPr>
-              <w:t xml:space="preserve">    echo ""</w:t>
-            </w:r>
-          </w:p>
-          <w:p>
-            <w:pPr>
-              <w:spacing w:line="240" w:lineRule="auto"/>
-            </w:pPr>
-            <w:r>
-              <w:rPr>
-                <w:rFonts w:ascii="Courier New" w:hAnsi="Courier New" w:eastAsia="Courier New"/>
-                <w:sz w:val="15"/>
-              </w:rPr>
-              <w:t xml:space="preserve">    echo "================== ЛР4: РЕЗЕРВНОЕ КОПИРОВАНИЕ =================="</w:t>
-            </w:r>
-          </w:p>
-          <w:p>
-            <w:pPr>
-              <w:spacing w:line="240" w:lineRule="auto"/>
-            </w:pPr>
-            <w:r>
-              <w:rPr>
-                <w:rFonts w:ascii="Courier New" w:hAnsi="Courier New" w:eastAsia="Courier New"/>
-                <w:sz w:val="15"/>
-              </w:rPr>
-              <w:t xml:space="preserve">    echo "  ./h lr4 all [20|22]       - пп. 1-10 целиком -&gt; results/lr4_vNN_protocol.txt"</w:t>
-            </w:r>
-          </w:p>
-          <w:p>
-            <w:pPr>
-              <w:spacing w:line="240" w:lineRule="auto"/>
-            </w:pPr>
-            <w:r>
-              <w:rPr>
-                <w:rFonts w:ascii="Courier New" w:hAnsi="Courier New" w:eastAsia="Courier New"/>
-                <w:sz w:val="15"/>
-              </w:rPr>
-              <w:t xml:space="preserve">    echo "  ./h lr4 base              - создать базу BASE из данных ЛР1"</w:t>
-            </w:r>
-          </w:p>
-          <w:p>
-            <w:pPr>
-              <w:spacing w:line="240" w:lineRule="auto"/>
-            </w:pPr>
-            <w:r>
-              <w:rPr>
-                <w:rFonts w:ascii="Courier New" w:hAnsi="Courier New" w:eastAsia="Courier New"/>
-                <w:sz w:val="15"/>
-              </w:rPr>
-              <w:t xml:space="preserve">    echo "  ./h lr4 tasks N [база]    - контрольные задачи -&gt; taskN-01..03"</w:t>
-            </w:r>
-          </w:p>
-          <w:p>
-            <w:pPr>
-              <w:spacing w:line="240" w:lineRule="auto"/>
-            </w:pPr>
-            <w:r>
-              <w:rPr>
-                <w:rFonts w:ascii="Courier New" w:hAnsi="Courier New" w:eastAsia="Courier New"/>
-                <w:sz w:val="15"/>
-              </w:rPr>
-              <w:t xml:space="preserve">    echo "  ./h lr4 dump1|dump2|dump3 - pg_dump в файл / rar / многотомный rar"</w:t>
-            </w:r>
-          </w:p>
-          <w:p>
-            <w:pPr>
-              <w:spacing w:line="240" w:lineRule="auto"/>
-            </w:pPr>
-            <w:r>
-              <w:rPr>
-                <w:rFonts w:ascii="Courier New" w:hAnsi="Courier New" w:eastAsia="Courier New"/>
-                <w:sz w:val="15"/>
-              </w:rPr>
-              <w:t xml:space="preserve">    echo "  (каталог копий: lab4/work или LR4_WORK=D:/LR4_WORK ./h lr4 all)"</w:t>
-            </w:r>
-          </w:p>
-          <w:p>
-            <w:pPr>
-              <w:spacing w:line="240" w:lineRule="auto"/>
-            </w:pPr>
-            <w:r>
-              <w:rPr>
-                <w:rFonts w:ascii="Courier New" w:hAnsi="Courier New" w:eastAsia="Courier New"/>
-                <w:sz w:val="15"/>
-              </w:rPr>
-              <w:t xml:space="preserve">    echo ""</w:t>
-            </w:r>
-          </w:p>
-          <w:p>
-            <w:pPr>
-              <w:spacing w:line="240" w:lineRule="auto"/>
-            </w:pPr>
-            <w:r>
-              <w:rPr>
-                <w:rFonts w:ascii="Courier New" w:hAnsi="Courier New" w:eastAsia="Courier New"/>
-                <w:sz w:val="15"/>
-              </w:rPr>
-              <w:t xml:space="preserve">    echo "================== ЛР5: ФУНКЦИИ НА C =================="</w:t>
-            </w:r>
-          </w:p>
-          <w:p>
-            <w:pPr>
-              <w:spacing w:line="240" w:lineRule="auto"/>
-            </w:pPr>
-            <w:r>
-              <w:rPr>
-                <w:rFonts w:ascii="Courier New" w:hAnsi="Courier New" w:eastAsia="Courier New"/>
-                <w:sz w:val="15"/>
-              </w:rPr>
-              <w:t xml:space="preserve">    echo "  ./h lr5 build 20|22       - компиляция и сборка vNN.dll (-&gt; D:\\PG_DLL)"</w:t>
-            </w:r>
-          </w:p>
-          <w:p>
-            <w:pPr>
-              <w:spacing w:line="240" w:lineRule="auto"/>
-            </w:pPr>
-            <w:r>
-              <w:rPr>
-                <w:rFonts w:ascii="Courier New" w:hAnsi="Courier New" w:eastAsia="Courier New"/>
-                <w:sz w:val="15"/>
-              </w:rPr>
-              <w:t xml:space="preserve">    echo "  ./h lr5 20|22 [каталог]   - регистрация функций и демонстрация на таблице T"</w:t>
-            </w:r>
-          </w:p>
-          <w:p>
-            <w:pPr>
-              <w:spacing w:line="240" w:lineRule="auto"/>
-            </w:pPr>
-            <w:r>
-              <w:rPr>
-                <w:rFonts w:ascii="Courier New" w:hAnsi="Courier New" w:eastAsia="Courier New"/>
-                <w:sz w:val="15"/>
-              </w:rPr>
-              <w:t xml:space="preserve">    echo ""</w:t>
-            </w:r>
-          </w:p>
-          <w:p>
-            <w:pPr>
-              <w:spacing w:line="240" w:lineRule="auto"/>
-            </w:pPr>
-            <w:r>
-              <w:rPr>
-                <w:rFonts w:ascii="Courier New" w:hAnsi="Courier New" w:eastAsia="Courier New"/>
-                <w:sz w:val="15"/>
-              </w:rPr>
-              <w:t xml:space="preserve">    echo "================== ЛР6: КОПИРОВАНИЕ В MS SQL SERVER =================="</w:t>
-            </w:r>
-          </w:p>
-          <w:p>
-            <w:pPr>
-              <w:spacing w:line="240" w:lineRule="auto"/>
-            </w:pPr>
-            <w:r>
-              <w:rPr>
-                <w:rFonts w:ascii="Courier New" w:hAnsi="Courier New" w:eastAsia="Courier New"/>
-                <w:sz w:val="15"/>
-              </w:rPr>
-              <w:t xml:space="preserve">    echo "  ./h lr6 setup             - проверка сервера (база NEW1, таблица temp1)"</w:t>
-            </w:r>
-          </w:p>
-          <w:p>
-            <w:pPr>
-              <w:spacing w:line="240" w:lineRule="auto"/>
-            </w:pPr>
-            <w:r>
-              <w:rPr>
-                <w:rFonts w:ascii="Courier New" w:hAnsi="Courier New" w:eastAsia="Courier New"/>
-                <w:sz w:val="15"/>
-              </w:rPr>
-              <w:t xml:space="preserve">    echo "  ./h lr6 sel2              - собрать фильтр sel2.exe"</w:t>
-            </w:r>
-          </w:p>
-          <w:p>
-            <w:pPr>
-              <w:spacing w:line="240" w:lineRule="auto"/>
-            </w:pPr>
-            <w:r>
-              <w:rPr>
-                <w:rFonts w:ascii="Courier New" w:hAnsi="Courier New" w:eastAsia="Courier New"/>
-                <w:sz w:val="15"/>
-              </w:rPr>
-              <w:t xml:space="preserve">    echo "  ./h lr6 createdb          - создать базу SALES в MS SQL Server"</w:t>
-            </w:r>
-          </w:p>
-          <w:p>
-            <w:pPr>
-              <w:spacing w:line="240" w:lineRule="auto"/>
-            </w:pPr>
-            <w:r>
-              <w:rPr>
-                <w:rFonts w:ascii="Courier New" w:hAnsi="Courier New" w:eastAsia="Courier New"/>
-                <w:sz w:val="15"/>
-              </w:rPr>
-              <w:t xml:space="preserve">    echo "  ./h lr6 copy              - скопировать все таблицы sales из PostgreSQL"</w:t>
-            </w:r>
-          </w:p>
-          <w:p>
-            <w:pPr>
-              <w:spacing w:line="240" w:lineRule="auto"/>
-            </w:pPr>
-            <w:r>
-              <w:rPr>
-                <w:rFonts w:ascii="Courier New" w:hAnsi="Courier New" w:eastAsia="Courier New"/>
-                <w:sz w:val="15"/>
-              </w:rPr>
-              <w:t xml:space="preserve">    echo "  ./h lr6 disp              - проверить скопированные таблицы"</w:t>
-            </w:r>
-          </w:p>
-          <w:p>
-            <w:pPr>
-              <w:spacing w:line="240" w:lineRule="auto"/>
-            </w:pPr>
-            <w:r>
-              <w:rPr>
-                <w:rFonts w:ascii="Courier New" w:hAnsi="Courier New" w:eastAsia="Courier New"/>
-                <w:sz w:val="15"/>
-              </w:rPr>
-              <w:t xml:space="preserve">    echo "  ./h lr6 v20|v22 1|2 [параметры] - задания варианта в MS SQL Server"</w:t>
-            </w:r>
-          </w:p>
-          <w:p>
-            <w:pPr>
-              <w:spacing w:line="240" w:lineRule="auto"/>
-            </w:pPr>
-            <w:r>
-              <w:rPr>
-                <w:rFonts w:ascii="Courier New" w:hAnsi="Courier New" w:eastAsia="Courier New"/>
-                <w:sz w:val="15"/>
-              </w:rPr>
-              <w:t xml:space="preserve">    echo "  ./h lr6 console           - консоль sqlcmd"</w:t>
-            </w:r>
-          </w:p>
-          <w:p>
-            <w:pPr>
-              <w:spacing w:line="240" w:lineRule="auto"/>
-            </w:pPr>
-            <w:r>
-              <w:rPr>
-                <w:rFonts w:ascii="Courier New" w:hAnsi="Courier New" w:eastAsia="Courier New"/>
-                <w:sz w:val="15"/>
-              </w:rPr>
-              <w:t xml:space="preserve">    echo ""</w:t>
-            </w:r>
-          </w:p>
-          <w:p>
-            <w:pPr>
-              <w:spacing w:line="240" w:lineRule="auto"/>
-            </w:pPr>
-            <w:r>
-              <w:rPr>
-                <w:rFonts w:ascii="Courier New" w:hAnsi="Courier New" w:eastAsia="Courier New"/>
-                <w:sz w:val="15"/>
-              </w:rPr>
-              <w:t xml:space="preserve">    echo "================== ЛР7: ПРЕДСТАВЛЕНИЯ И ФУНКЦИИ MS SQL SERVER =================="</w:t>
-            </w:r>
-          </w:p>
-          <w:p>
-            <w:pPr>
-              <w:spacing w:line="240" w:lineRule="auto"/>
-            </w:pPr>
-            <w:r>
-              <w:rPr>
-                <w:rFonts w:ascii="Courier New" w:hAnsi="Courier New" w:eastAsia="Courier New"/>
-                <w:sz w:val="15"/>
-              </w:rPr>
-              <w:t xml:space="preserve">    echo "  ./h lr7 create            - создать представления и функции"</w:t>
-            </w:r>
-          </w:p>
-          <w:p>
-            <w:pPr>
-              <w:spacing w:line="240" w:lineRule="auto"/>
-            </w:pPr>
-            <w:r>
-              <w:rPr>
-                <w:rFonts w:ascii="Courier New" w:hAnsi="Courier New" w:eastAsia="Courier New"/>
-                <w:sz w:val="15"/>
-              </w:rPr>
-              <w:t xml:space="preserve">    echo "  ./h lr7 1 [D1 D2 P M [N]] - премия сотрудников (N - имя сотрудника)"</w:t>
-            </w:r>
-          </w:p>
-          <w:p>
-            <w:pPr>
-              <w:spacing w:line="240" w:lineRule="auto"/>
-            </w:pPr>
-            <w:r>
-              <w:rPr>
-                <w:rFonts w:ascii="Courier New" w:hAnsi="Courier New" w:eastAsia="Courier New"/>
-                <w:sz w:val="15"/>
-              </w:rPr>
-              <w:t xml:space="preserve">    echo "  ./h lr7 2 [D1 D2 alpha [G]] - затраты на хранение (G - товар)"</w:t>
-            </w:r>
-          </w:p>
-          <w:p>
-            <w:pPr>
-              <w:spacing w:line="240" w:lineRule="auto"/>
-            </w:pPr>
-            <w:r>
-              <w:rPr>
-                <w:rFonts w:ascii="Courier New" w:hAnsi="Courier New" w:eastAsia="Courier New"/>
-                <w:sz w:val="15"/>
-              </w:rPr>
-              <w:t xml:space="preserve">    echo "  Пример: ./h lr7 1 01.01.2021 30.06.2021 8.5 10.5 Иван"</w:t>
-            </w:r>
-          </w:p>
-          <w:p>
-            <w:pPr>
-              <w:spacing w:line="240" w:lineRule="auto"/>
-            </w:pPr>
-            <w:r>
-              <w:rPr>
-                <w:rFonts w:ascii="Courier New" w:hAnsi="Courier New" w:eastAsia="Courier New"/>
-                <w:sz w:val="15"/>
-              </w:rPr>
-              <w:t xml:space="preserve">    echo ""</w:t>
-            </w:r>
-          </w:p>
-          <w:p>
-            <w:pPr>
-              <w:spacing w:line="240" w:lineRule="auto"/>
-            </w:pPr>
-            <w:r>
-              <w:rPr>
-                <w:rFonts w:ascii="Courier New" w:hAnsi="Courier New" w:eastAsia="Courier New"/>
-                <w:sz w:val="15"/>
-              </w:rPr>
-              <w:t xml:space="preserve">    echo "================== ЛР8: ПРОГРАММЫ С ДАННЫМИ MS SQL SERVER =================="</w:t>
-            </w:r>
-          </w:p>
-          <w:p>
-            <w:pPr>
-              <w:spacing w:line="240" w:lineRule="auto"/>
-            </w:pPr>
-            <w:r>
-              <w:rPr>
-                <w:rFonts w:ascii="Courier New" w:hAnsi="Courier New" w:eastAsia="Courier New"/>
-                <w:sz w:val="15"/>
-              </w:rPr>
-              <w:t xml:space="preserve">    echo "  ./h lr8 build             - компиляция программы C# варианта 20"</w:t>
-            </w:r>
-          </w:p>
-          <w:p>
-            <w:pPr>
-              <w:spacing w:line="240" w:lineRule="auto"/>
-            </w:pPr>
-            <w:r>
-              <w:rPr>
-                <w:rFonts w:ascii="Courier New" w:hAnsi="Courier New" w:eastAsia="Courier New"/>
-                <w:sz w:val="15"/>
-              </w:rPr>
-              <w:t xml:space="preserve">    echo "  ./h lr8 20 [D1 D2 [категория]] - в.20 (C#): продажи (шт) по категории и кварталу"</w:t>
-            </w:r>
-          </w:p>
-          <w:p>
-            <w:pPr>
-              <w:spacing w:line="240" w:lineRule="auto"/>
-            </w:pPr>
-            <w:r>
-              <w:rPr>
-                <w:rFonts w:ascii="Courier New" w:hAnsi="Courier New" w:eastAsia="Courier New"/>
-                <w:sz w:val="15"/>
-              </w:rPr>
-              <w:t xml:space="preserve">    echo "  ./h lr8 22 [D1 D2 [поставщик]] - в.22 (Python): затраты клиентов по поставщику и декаде"</w:t>
-            </w:r>
-          </w:p>
-          <w:p>
-            <w:pPr>
-              <w:spacing w:line="240" w:lineRule="auto"/>
-            </w:pPr>
-            <w:r>
-              <w:rPr>
-                <w:rFonts w:ascii="Courier New" w:hAnsi="Courier New" w:eastAsia="Courier New"/>
-                <w:sz w:val="15"/>
-              </w:rPr>
-              <w:t xml:space="preserve">    echo ""</w:t>
-            </w:r>
-          </w:p>
-          <w:p>
-            <w:pPr>
-              <w:spacing w:line="240" w:lineRule="auto"/>
-            </w:pPr>
-            <w:r>
-              <w:rPr>
-                <w:rFonts w:ascii="Courier New" w:hAnsi="Courier New" w:eastAsia="Courier New"/>
-                <w:sz w:val="15"/>
-              </w:rPr>
-              <w:t xml:space="preserve">    echo "================== ПРОЧЕЕ =================="</w:t>
-            </w:r>
-          </w:p>
-          <w:p>
-            <w:pPr>
-              <w:spacing w:line="240" w:lineRule="auto"/>
-            </w:pPr>
-            <w:r>
-              <w:rPr>
-                <w:rFonts w:ascii="Courier New" w:hAnsi="Courier New" w:eastAsia="Courier New"/>
-                <w:sz w:val="15"/>
-              </w:rPr>
-              <w:t xml:space="preserve">    echo "  ./h reports [N ...]       - пересобрать отчёты .docx (reports/docx)"</w:t>
-            </w:r>
-          </w:p>
-          <w:p>
-            <w:pPr>
-              <w:spacing w:line="240" w:lineRule="auto"/>
-            </w:pPr>
-            <w:r>
-              <w:rPr>
-                <w:rFonts w:ascii="Courier New" w:hAnsi="Courier New" w:eastAsia="Courier New"/>
-                <w:sz w:val="15"/>
-              </w:rPr>
-              <w:t xml:space="preserve">    echo "  ./h psql                  - консоль psql (база sales)"</w:t>
-            </w:r>
-          </w:p>
-          <w:p>
-            <w:pPr>
-              <w:spacing w:line="240" w:lineRule="auto"/>
-            </w:pPr>
-            <w:r>
-              <w:rPr>
-                <w:rFonts w:ascii="Courier New" w:hAnsi="Courier New" w:eastAsia="Courier New"/>
-                <w:sz w:val="15"/>
-              </w:rPr>
-              <w:t xml:space="preserve">    echo "  ./h файл.sql [a1 [a2 [a3]]] - выполнить любой psql-сценарий с параметрами"</w:t>
+              <w:t>function Show-Text([string]$file) {</w:t>
+            </w:r>
+          </w:p>
+          <w:p>
+            <w:pPr>
+              <w:spacing w:line="240" w:lineRule="auto"/>
+            </w:pPr>
+            <w:r>
+              <w:rPr>
+                <w:rFonts w:ascii="Courier New" w:hAnsi="Courier New" w:eastAsia="Courier New"/>
+                <w:sz w:val="15"/>
+              </w:rPr>
+              <w:t xml:space="preserve">    $b = [IO.File]::ReadAllBytes((Join-Path $Root $file))</w:t>
+            </w:r>
+          </w:p>
+          <w:p>
+            <w:pPr>
+              <w:spacing w:line="240" w:lineRule="auto"/>
+            </w:pPr>
+            <w:r>
+              <w:rPr>
+                <w:rFonts w:ascii="Courier New" w:hAnsi="Courier New" w:eastAsia="Courier New"/>
+                <w:sz w:val="15"/>
+              </w:rPr>
+              <w:t xml:space="preserve">    $StdOut.Write($b, 0, $b.Length)</w:t>
+            </w:r>
+          </w:p>
+          <w:p>
+            <w:pPr>
+              <w:spacing w:line="240" w:lineRule="auto"/>
+            </w:pPr>
+            <w:r>
+              <w:rPr>
+                <w:rFonts w:ascii="Courier New" w:hAnsi="Courier New" w:eastAsia="Courier New"/>
+                <w:sz w:val="15"/>
+              </w:rPr>
+              <w:t>}</w:t>
+            </w:r>
+          </w:p>
+          <w:p>
+            <w:pPr>
+              <w:spacing w:line="240" w:lineRule="auto"/>
+            </w:pPr>
+            <w:r>
+              <w:rPr>
+                <w:rFonts w:ascii="Courier New" w:hAnsi="Courier New" w:eastAsia="Courier New"/>
+                <w:sz w:val="15"/>
+              </w:rPr>
+              <w:t xml:space="preserve"> </w:t>
+            </w:r>
+          </w:p>
+          <w:p>
+            <w:pPr>
+              <w:spacing w:line="240" w:lineRule="auto"/>
+            </w:pPr>
+            <w:r>
+              <w:rPr>
+                <w:rFonts w:ascii="Courier New" w:hAnsi="Courier New" w:eastAsia="Courier New"/>
+                <w:sz w:val="15"/>
+              </w:rPr>
+              <w:t>$Argv = @($args)</w:t>
+            </w:r>
+          </w:p>
+          <w:p>
+            <w:pPr>
+              <w:spacing w:line="240" w:lineRule="auto"/>
+            </w:pPr>
+            <w:r>
+              <w:rPr>
+                <w:rFonts w:ascii="Courier New" w:hAnsi="Courier New" w:eastAsia="Courier New"/>
+                <w:sz w:val="15"/>
+              </w:rPr>
+              <w:t>$A = $Argv + @('', '', '', '', '', '', '', '') | ForEach-Object { [string]$_ }</w:t>
+            </w:r>
+          </w:p>
+          <w:p>
+            <w:pPr>
+              <w:spacing w:line="240" w:lineRule="auto"/>
+            </w:pPr>
+            <w:r>
+              <w:rPr>
+                <w:rFonts w:ascii="Courier New" w:hAnsi="Courier New" w:eastAsia="Courier New"/>
+                <w:sz w:val="15"/>
+              </w:rPr>
+              <w:t xml:space="preserve"> </w:t>
+            </w:r>
+          </w:p>
+          <w:p>
+            <w:pPr>
+              <w:spacing w:line="240" w:lineRule="auto"/>
+            </w:pPr>
+            <w:r>
+              <w:rPr>
+                <w:rFonts w:ascii="Courier New" w:hAnsi="Courier New" w:eastAsia="Courier New"/>
+                <w:sz w:val="15"/>
+              </w:rPr>
+              <w:t>if (-not $A[0]) {</w:t>
+            </w:r>
+          </w:p>
+          <w:p>
+            <w:pPr>
+              <w:spacing w:line="240" w:lineRule="auto"/>
+            </w:pPr>
+            <w:r>
+              <w:rPr>
+                <w:rFonts w:ascii="Courier New" w:hAnsi="Courier New" w:eastAsia="Courier New"/>
+                <w:sz w:val="15"/>
+              </w:rPr>
+              <w:t xml:space="preserve">    Say @'</w:t>
+            </w:r>
+          </w:p>
+          <w:p>
+            <w:pPr>
+              <w:spacing w:line="240" w:lineRule="auto"/>
+            </w:pPr>
+            <w:r>
+              <w:rPr>
+                <w:rFonts w:ascii="Courier New" w:hAnsi="Courier New" w:eastAsia="Courier New"/>
+                <w:sz w:val="15"/>
+              </w:rPr>
+              <w:t>=============================================</w:t>
+            </w:r>
+          </w:p>
+          <w:p>
+            <w:pPr>
+              <w:spacing w:line="240" w:lineRule="auto"/>
+            </w:pPr>
+            <w:r>
+              <w:rPr>
+                <w:rFonts w:ascii="Courier New" w:hAnsi="Courier New" w:eastAsia="Courier New"/>
+                <w:sz w:val="15"/>
+              </w:rPr>
+              <w:t xml:space="preserve">  ПАБД: БАЗА ДАННЫХ SALES, ВАРИАНТЫ 20 И 22</w:t>
+            </w:r>
+          </w:p>
+          <w:p>
+            <w:pPr>
+              <w:spacing w:line="240" w:lineRule="auto"/>
+            </w:pPr>
+            <w:r>
+              <w:rPr>
+                <w:rFonts w:ascii="Courier New" w:hAnsi="Courier New" w:eastAsia="Courier New"/>
+                <w:sz w:val="15"/>
+              </w:rPr>
+              <w:t>=============================================</w:t>
+            </w:r>
+          </w:p>
+          <w:p>
+            <w:pPr>
+              <w:spacing w:line="240" w:lineRule="auto"/>
+            </w:pPr>
+            <w:r>
+              <w:rPr>
+                <w:rFonts w:ascii="Courier New" w:hAnsi="Courier New" w:eastAsia="Courier New"/>
+                <w:sz w:val="15"/>
+              </w:rPr>
+              <w:t xml:space="preserve"> </w:t>
+            </w:r>
+          </w:p>
+          <w:p>
+            <w:pPr>
+              <w:spacing w:line="240" w:lineRule="auto"/>
+            </w:pPr>
+            <w:r>
+              <w:rPr>
+                <w:rFonts w:ascii="Courier New" w:hAnsi="Courier New" w:eastAsia="Courier New"/>
+                <w:sz w:val="15"/>
+              </w:rPr>
+              <w:t>================== ЛР1: БАЗА И ЗАДАНИЯ ==================</w:t>
+            </w:r>
+          </w:p>
+          <w:p>
+            <w:pPr>
+              <w:spacing w:line="240" w:lineRule="auto"/>
+            </w:pPr>
+            <w:r>
+              <w:rPr>
+                <w:rFonts w:ascii="Courier New" w:hAnsi="Courier New" w:eastAsia="Courier New"/>
+                <w:sz w:val="15"/>
+              </w:rPr>
+              <w:t xml:space="preserve">  ./help db              - создать БД sales, таблицы и загрузить данные</w:t>
+            </w:r>
+          </w:p>
+          <w:p>
+            <w:pPr>
+              <w:spacing w:line="240" w:lineRule="auto"/>
+            </w:pPr>
+            <w:r>
+              <w:rPr>
+                <w:rFonts w:ascii="Courier New" w:hAnsi="Courier New" w:eastAsia="Courier New"/>
+                <w:sz w:val="15"/>
+              </w:rPr>
+              <w:t xml:space="preserve">  ./help counts          - количество строк в таблицах</w:t>
+            </w:r>
+          </w:p>
+          <w:p>
+            <w:pPr>
+              <w:spacing w:line="240" w:lineRule="auto"/>
+            </w:pPr>
+            <w:r>
+              <w:rPr>
+                <w:rFonts w:ascii="Courier New" w:hAnsi="Courier New" w:eastAsia="Courier New"/>
+                <w:sz w:val="15"/>
+              </w:rPr>
+              <w:t xml:space="preserve">  ./help v20 1 [дата1 дата2 [категория]]  - в.20: объём поставок по категории и кварталу</w:t>
+            </w:r>
+          </w:p>
+          <w:p>
+            <w:pPr>
+              <w:spacing w:line="240" w:lineRule="auto"/>
+            </w:pPr>
+            <w:r>
+              <w:rPr>
+                <w:rFonts w:ascii="Courier New" w:hAnsi="Courier New" w:eastAsia="Courier New"/>
+                <w:sz w:val="15"/>
+              </w:rPr>
+              <w:t xml:space="preserve">  ./help v20 2 [год1 год2 [день недели]]  - в.20: продажи (шт) по дню недели и району</w:t>
+            </w:r>
+          </w:p>
+          <w:p>
+            <w:pPr>
+              <w:spacing w:line="240" w:lineRule="auto"/>
+            </w:pPr>
+            <w:r>
+              <w:rPr>
+                <w:rFonts w:ascii="Courier New" w:hAnsi="Courier New" w:eastAsia="Courier New"/>
+                <w:sz w:val="15"/>
+              </w:rPr>
+              <w:t xml:space="preserve">  ./help v22 1 [дата1 дата2 [поставщик]]  - в.22: выручка по поставщику и декаде</w:t>
+            </w:r>
+          </w:p>
+          <w:p>
+            <w:pPr>
+              <w:spacing w:line="240" w:lineRule="auto"/>
+            </w:pPr>
+            <w:r>
+              <w:rPr>
+                <w:rFonts w:ascii="Courier New" w:hAnsi="Courier New" w:eastAsia="Courier New"/>
+                <w:sz w:val="15"/>
+              </w:rPr>
+              <w:t xml:space="preserve">  ./help v22 2 [год1 год2 [время года]]   - в.22: затраты клиентов по сезону и полу</w:t>
+            </w:r>
+          </w:p>
+          <w:p>
+            <w:pPr>
+              <w:spacing w:line="240" w:lineRule="auto"/>
+            </w:pPr>
+            <w:r>
+              <w:rPr>
+                <w:rFonts w:ascii="Courier New" w:hAnsi="Courier New" w:eastAsia="Courier New"/>
+                <w:sz w:val="15"/>
+              </w:rPr>
+              <w:t xml:space="preserve">  ./help all             - все 4 задания с параметрами по умолчанию</w:t>
+            </w:r>
+          </w:p>
+          <w:p>
+            <w:pPr>
+              <w:spacing w:line="240" w:lineRule="auto"/>
+            </w:pPr>
+            <w:r>
+              <w:rPr>
+                <w:rFonts w:ascii="Courier New" w:hAnsi="Courier New" w:eastAsia="Courier New"/>
+                <w:sz w:val="15"/>
+              </w:rPr>
+              <w:t xml:space="preserve">  ./help lr1 lan         - настроить pg_hba.conf и брандмауэр для сети (от администратора)</w:t>
+            </w:r>
+          </w:p>
+          <w:p>
+            <w:pPr>
+              <w:spacing w:line="240" w:lineRule="auto"/>
+            </w:pPr>
+            <w:r>
+              <w:rPr>
+                <w:rFonts w:ascii="Courier New" w:hAnsi="Courier New" w:eastAsia="Courier New"/>
+                <w:sz w:val="15"/>
+              </w:rPr>
+              <w:t xml:space="preserve">  ./help lr1 client сценарий [a1 a2 a3] - выполнить сценарий через s_lan.bat (сервер по IP)</w:t>
+            </w:r>
+          </w:p>
+          <w:p>
+            <w:pPr>
+              <w:spacing w:line="240" w:lineRule="auto"/>
+            </w:pPr>
+            <w:r>
+              <w:rPr>
+                <w:rFonts w:ascii="Courier New" w:hAnsi="Courier New" w:eastAsia="Courier New"/>
+                <w:sz w:val="15"/>
+              </w:rPr>
+              <w:t xml:space="preserve">  Пример: ./help v20 1 01.01.2021 31.12.2022 мебель</w:t>
+            </w:r>
+          </w:p>
+          <w:p>
+            <w:pPr>
+              <w:spacing w:line="240" w:lineRule="auto"/>
+            </w:pPr>
+            <w:r>
+              <w:rPr>
+                <w:rFonts w:ascii="Courier New" w:hAnsi="Courier New" w:eastAsia="Courier New"/>
+                <w:sz w:val="15"/>
+              </w:rPr>
+              <w:t xml:space="preserve"> </w:t>
+            </w:r>
+          </w:p>
+          <w:p>
+            <w:pPr>
+              <w:spacing w:line="240" w:lineRule="auto"/>
+            </w:pPr>
+            <w:r>
+              <w:rPr>
+                <w:rFonts w:ascii="Courier New" w:hAnsi="Courier New" w:eastAsia="Courier New"/>
+                <w:sz w:val="15"/>
+              </w:rPr>
+              <w:t>================== ЛР2: ОБЪЁМНАЯ БД, ИНДЕКСЫ, EXPLAIN ==================</w:t>
+            </w:r>
+          </w:p>
+          <w:p>
+            <w:pPr>
+              <w:spacing w:line="240" w:lineRule="auto"/>
+            </w:pPr>
+            <w:r>
+              <w:rPr>
+                <w:rFonts w:ascii="Courier New" w:hAnsi="Courier New" w:eastAsia="Courier New"/>
+                <w:sz w:val="15"/>
+              </w:rPr>
+              <w:t xml:space="preserve">  ./help lr2 gen [N]           - ПРОДАЖА: N псевдослучайных записей (по умолч. 2 000 000)</w:t>
+            </w:r>
+          </w:p>
+          <w:p>
+            <w:pPr>
+              <w:spacing w:line="240" w:lineRule="auto"/>
+            </w:pPr>
+            <w:r>
+              <w:rPr>
+                <w:rFonts w:ascii="Courier New" w:hAnsi="Courier New" w:eastAsia="Courier New"/>
+                <w:sz w:val="15"/>
+              </w:rPr>
+              <w:t xml:space="preserve">  ./help lr2 restore           - вернуть 1000 записей ПРОДАЖА из ЛР1</w:t>
+            </w:r>
+          </w:p>
+          <w:p>
+            <w:pPr>
+              <w:spacing w:line="240" w:lineRule="auto"/>
+            </w:pPr>
+            <w:r>
+              <w:rPr>
+                <w:rFonts w:ascii="Courier New" w:hAnsi="Courier New" w:eastAsia="Courier New"/>
+                <w:sz w:val="15"/>
+              </w:rPr>
+              <w:t xml:space="preserve">  ./help lr2 tbs [каталог]     - вынести ПРОДАЖА в табличное пространство (D:/PG_TBS)</w:t>
+            </w:r>
+          </w:p>
+          <w:p>
+            <w:pPr>
+              <w:spacing w:line="240" w:lineRule="auto"/>
+            </w:pPr>
+            <w:r>
+              <w:rPr>
+                <w:rFonts w:ascii="Courier New" w:hAnsi="Courier New" w:eastAsia="Courier New"/>
+                <w:sz w:val="15"/>
+              </w:rPr>
+              <w:t xml:space="preserve">  ./help lr2 time 20|22        - время запроса (*) по CURRENT_TIME, 5 замеров</w:t>
+            </w:r>
+          </w:p>
+          <w:p>
+            <w:pPr>
+              <w:spacing w:line="240" w:lineRule="auto"/>
+            </w:pPr>
+            <w:r>
+              <w:rPr>
+                <w:rFonts w:ascii="Courier New" w:hAnsi="Courier New" w:eastAsia="Courier New"/>
+                <w:sz w:val="15"/>
+              </w:rPr>
+              <w:t xml:space="preserve">  ./help lr2 timing 20|22      - время запроса (*) по \timing on, 5 замеров</w:t>
+            </w:r>
+          </w:p>
+          <w:p>
+            <w:pPr>
+              <w:spacing w:line="240" w:lineRule="auto"/>
+            </w:pPr>
+            <w:r>
+              <w:rPr>
+                <w:rFonts w:ascii="Courier New" w:hAnsi="Courier New" w:eastAsia="Courier New"/>
+                <w:sz w:val="15"/>
+              </w:rPr>
+              <w:t xml:space="preserve">  ./help lr2 idx 20|22         - индексы ПРОДАЖА и таблицы-справочника</w:t>
+            </w:r>
+          </w:p>
+          <w:p>
+            <w:pPr>
+              <w:spacing w:line="240" w:lineRule="auto"/>
+            </w:pPr>
+            <w:r>
+              <w:rPr>
+                <w:rFonts w:ascii="Courier New" w:hAnsi="Courier New" w:eastAsia="Courier New"/>
+                <w:sz w:val="15"/>
+              </w:rPr>
+              <w:t xml:space="preserve">  ./help lr2 idx1 20|22 [btree|hash] - создать индекс ПРОДАЖА по полю-ссылке</w:t>
+            </w:r>
+          </w:p>
+          <w:p>
+            <w:pPr>
+              <w:spacing w:line="240" w:lineRule="auto"/>
+            </w:pPr>
+            <w:r>
+              <w:rPr>
+                <w:rFonts w:ascii="Courier New" w:hAnsi="Courier New" w:eastAsia="Courier New"/>
+                <w:sz w:val="15"/>
+              </w:rPr>
+              <w:t xml:space="preserve">  ./help lr2 idx0 20|22        - удалить индекс ПРОДАЖА по полю-ссылке</w:t>
+            </w:r>
+          </w:p>
+          <w:p>
+            <w:pPr>
+              <w:spacing w:line="240" w:lineRule="auto"/>
+            </w:pPr>
+            <w:r>
+              <w:rPr>
+                <w:rFonts w:ascii="Courier New" w:hAnsi="Courier New" w:eastAsia="Courier New"/>
+                <w:sz w:val="15"/>
+              </w:rPr>
+              <w:t xml:space="preserve">  ./help lr2 pk1 20|22         - справочник с PRIMARY KEY (create_ref0)</w:t>
+            </w:r>
+          </w:p>
+          <w:p>
+            <w:pPr>
+              <w:spacing w:line="240" w:lineRule="auto"/>
+            </w:pPr>
+            <w:r>
+              <w:rPr>
+                <w:rFonts w:ascii="Courier New" w:hAnsi="Courier New" w:eastAsia="Courier New"/>
+                <w:sz w:val="15"/>
+              </w:rPr>
+              <w:t xml:space="preserve">  ./help lr2 pk0 20|22         - справочник без PRIMARY KEY (create_ref1)</w:t>
+            </w:r>
+          </w:p>
+          <w:p>
+            <w:pPr>
+              <w:spacing w:line="240" w:lineRule="auto"/>
+            </w:pPr>
+            <w:r>
+              <w:rPr>
+                <w:rFonts w:ascii="Courier New" w:hAnsi="Courier New" w:eastAsia="Courier New"/>
+                <w:sz w:val="15"/>
+              </w:rPr>
+              <w:t xml:space="preserve">  ./help lr2 copy 20|22        - перезагрузить справочник из DATA/SOURCE</w:t>
+            </w:r>
+          </w:p>
+          <w:p>
+            <w:pPr>
+              <w:spacing w:line="240" w:lineRule="auto"/>
+            </w:pPr>
+            <w:r>
+              <w:rPr>
+                <w:rFonts w:ascii="Courier New" w:hAnsi="Courier New" w:eastAsia="Courier New"/>
+                <w:sz w:val="15"/>
+              </w:rPr>
+              <w:t xml:space="preserve">  ./help lr2 explain 20|22 [1] - EXPLAIN / EXPLAIN ANALYZE (1 - с WHERE)</w:t>
+            </w:r>
+          </w:p>
+          <w:p>
+            <w:pPr>
+              <w:spacing w:line="240" w:lineRule="auto"/>
+            </w:pPr>
+            <w:r>
+              <w:rPr>
+                <w:rFonts w:ascii="Courier New" w:hAnsi="Courier New" w:eastAsia="Courier New"/>
+                <w:sz w:val="15"/>
+              </w:rPr>
+              <w:t xml:space="preserve">  ./help lr2 measure 20|22 [прогонов] - протокол замеров -&gt; results/lr2_vNN_results.txt</w:t>
+            </w:r>
+          </w:p>
+          <w:p>
+            <w:pPr>
+              <w:spacing w:line="240" w:lineRule="auto"/>
+            </w:pPr>
+            <w:r>
+              <w:rPr>
+                <w:rFonts w:ascii="Courier New" w:hAnsi="Courier New" w:eastAsia="Courier New"/>
+                <w:sz w:val="15"/>
+              </w:rPr>
+              <w:t xml:space="preserve">  ./help lr2 results 20|22     - показать протокол замеров</w:t>
+            </w:r>
+          </w:p>
+          <w:p>
+            <w:pPr>
+              <w:spacing w:line="240" w:lineRule="auto"/>
+            </w:pPr>
+            <w:r>
+              <w:rPr>
+                <w:rFonts w:ascii="Courier New" w:hAnsi="Courier New" w:eastAsia="Courier New"/>
+                <w:sz w:val="15"/>
+              </w:rPr>
+              <w:t xml:space="preserve"> </w:t>
+            </w:r>
+          </w:p>
+          <w:p>
+            <w:pPr>
+              <w:spacing w:line="240" w:lineRule="auto"/>
+            </w:pPr>
+            <w:r>
+              <w:rPr>
+                <w:rFonts w:ascii="Courier New" w:hAnsi="Courier New" w:eastAsia="Courier New"/>
+                <w:sz w:val="15"/>
+              </w:rPr>
+              <w:t>================== ЛР3: ПОЛЬЗОВАТЕЛЬСКИЕ ТИПЫ ==================</w:t>
+            </w:r>
+          </w:p>
+          <w:p>
+            <w:pPr>
+              <w:spacing w:line="240" w:lineRule="auto"/>
+            </w:pPr>
+            <w:r>
+              <w:rPr>
+                <w:rFonts w:ascii="Courier New" w:hAnsi="Courier New" w:eastAsia="Courier New"/>
+                <w:sz w:val="15"/>
+              </w:rPr>
+              <w:t xml:space="preserve">  ./help lr3 cmplx             - пример преподавателя (complex)</w:t>
+            </w:r>
+          </w:p>
+          <w:p>
+            <w:pPr>
+              <w:spacing w:line="240" w:lineRule="auto"/>
+            </w:pPr>
+            <w:r>
+              <w:rPr>
+                <w:rFonts w:ascii="Courier New" w:hAnsi="Courier New" w:eastAsia="Courier New"/>
+                <w:sz w:val="15"/>
+              </w:rPr>
+              <w:t xml:space="preserve">  ./help lr3 20                - в.20: трёхмерный вектор (vector3)</w:t>
+            </w:r>
+          </w:p>
+          <w:p>
+            <w:pPr>
+              <w:spacing w:line="240" w:lineRule="auto"/>
+            </w:pPr>
+            <w:r>
+              <w:rPr>
+                <w:rFonts w:ascii="Courier New" w:hAnsi="Courier New" w:eastAsia="Courier New"/>
+                <w:sz w:val="15"/>
+              </w:rPr>
+              <w:t xml:space="preserve">  ./help lr3 22                - в.22: рациональное число (rational)</w:t>
+            </w:r>
+          </w:p>
+          <w:p>
+            <w:pPr>
+              <w:spacing w:line="240" w:lineRule="auto"/>
+            </w:pPr>
+            <w:r>
+              <w:rPr>
+                <w:rFonts w:ascii="Courier New" w:hAnsi="Courier New" w:eastAsia="Courier New"/>
+                <w:sz w:val="15"/>
+              </w:rPr>
+              <w:t xml:space="preserve"> </w:t>
+            </w:r>
+          </w:p>
+          <w:p>
+            <w:pPr>
+              <w:spacing w:line="240" w:lineRule="auto"/>
+            </w:pPr>
+            <w:r>
+              <w:rPr>
+                <w:rFonts w:ascii="Courier New" w:hAnsi="Courier New" w:eastAsia="Courier New"/>
+                <w:sz w:val="15"/>
+              </w:rPr>
+              <w:t>================== ЛР4: РЕЗЕРВНОЕ КОПИРОВАНИЕ ==================</w:t>
+            </w:r>
+          </w:p>
+          <w:p>
+            <w:pPr>
+              <w:spacing w:line="240" w:lineRule="auto"/>
+            </w:pPr>
+            <w:r>
+              <w:rPr>
+                <w:rFonts w:ascii="Courier New" w:hAnsi="Courier New" w:eastAsia="Courier New"/>
+                <w:sz w:val="15"/>
+              </w:rPr>
+              <w:t xml:space="preserve">  ./help lr4 all [20|22]       - пп. 1-10 целиком -&gt; results/lr4_vNN_protocol.txt</w:t>
+            </w:r>
+          </w:p>
+          <w:p>
+            <w:pPr>
+              <w:spacing w:line="240" w:lineRule="auto"/>
+            </w:pPr>
+            <w:r>
+              <w:rPr>
+                <w:rFonts w:ascii="Courier New" w:hAnsi="Courier New" w:eastAsia="Courier New"/>
+                <w:sz w:val="15"/>
+              </w:rPr>
+              <w:t xml:space="preserve">  ./help lr4 base              - создать базу BASE из данных ЛР1</w:t>
+            </w:r>
+          </w:p>
+          <w:p>
+            <w:pPr>
+              <w:spacing w:line="240" w:lineRule="auto"/>
+            </w:pPr>
+            <w:r>
+              <w:rPr>
+                <w:rFonts w:ascii="Courier New" w:hAnsi="Courier New" w:eastAsia="Courier New"/>
+                <w:sz w:val="15"/>
+              </w:rPr>
+              <w:t xml:space="preserve">  ./help lr4 tasks N [база]    - контрольные задачи -&gt; taskN-01..03</w:t>
+            </w:r>
+          </w:p>
+          <w:p>
+            <w:pPr>
+              <w:spacing w:line="240" w:lineRule="auto"/>
+            </w:pPr>
+            <w:r>
+              <w:rPr>
+                <w:rFonts w:ascii="Courier New" w:hAnsi="Courier New" w:eastAsia="Courier New"/>
+                <w:sz w:val="15"/>
+              </w:rPr>
+              <w:t xml:space="preserve">  ./help lr4 dump1|dump2|dump3 - pg_dump в файл / rar / многотомный rar</w:t>
+            </w:r>
+          </w:p>
+          <w:p>
+            <w:pPr>
+              <w:spacing w:line="240" w:lineRule="auto"/>
+            </w:pPr>
+            <w:r>
+              <w:rPr>
+                <w:rFonts w:ascii="Courier New" w:hAnsi="Courier New" w:eastAsia="Courier New"/>
+                <w:sz w:val="15"/>
+              </w:rPr>
+              <w:t xml:space="preserve">  (каталог копий: lab4/work или $env:LR4_WORK='D:/LR4_WORK'; ./help lr4 all)</w:t>
+            </w:r>
+          </w:p>
+          <w:p>
+            <w:pPr>
+              <w:spacing w:line="240" w:lineRule="auto"/>
+            </w:pPr>
+            <w:r>
+              <w:rPr>
+                <w:rFonts w:ascii="Courier New" w:hAnsi="Courier New" w:eastAsia="Courier New"/>
+                <w:sz w:val="15"/>
+              </w:rPr>
+              <w:t xml:space="preserve"> </w:t>
+            </w:r>
+          </w:p>
+          <w:p>
+            <w:pPr>
+              <w:spacing w:line="240" w:lineRule="auto"/>
+            </w:pPr>
+            <w:r>
+              <w:rPr>
+                <w:rFonts w:ascii="Courier New" w:hAnsi="Courier New" w:eastAsia="Courier New"/>
+                <w:sz w:val="15"/>
+              </w:rPr>
+              <w:t>================== ЛР5: ФУНКЦИИ НА C ==================</w:t>
+            </w:r>
+          </w:p>
+          <w:p>
+            <w:pPr>
+              <w:spacing w:line="240" w:lineRule="auto"/>
+            </w:pPr>
+            <w:r>
+              <w:rPr>
+                <w:rFonts w:ascii="Courier New" w:hAnsi="Courier New" w:eastAsia="Courier New"/>
+                <w:sz w:val="15"/>
+              </w:rPr>
+              <w:t xml:space="preserve">  ./help lr5 build 20|22       - компиляция и сборка vNN.dll (-&gt; D:\PG_DLL)</w:t>
+            </w:r>
+          </w:p>
+          <w:p>
+            <w:pPr>
+              <w:spacing w:line="240" w:lineRule="auto"/>
+            </w:pPr>
+            <w:r>
+              <w:rPr>
+                <w:rFonts w:ascii="Courier New" w:hAnsi="Courier New" w:eastAsia="Courier New"/>
+                <w:sz w:val="15"/>
+              </w:rPr>
+              <w:t xml:space="preserve">  ./help lr5 20|22 [каталог]   - регистрация функций и демонстрация на таблице T</w:t>
+            </w:r>
+          </w:p>
+          <w:p>
+            <w:pPr>
+              <w:spacing w:line="240" w:lineRule="auto"/>
+            </w:pPr>
+            <w:r>
+              <w:rPr>
+                <w:rFonts w:ascii="Courier New" w:hAnsi="Courier New" w:eastAsia="Courier New"/>
+                <w:sz w:val="15"/>
+              </w:rPr>
+              <w:t xml:space="preserve"> </w:t>
+            </w:r>
+          </w:p>
+          <w:p>
+            <w:pPr>
+              <w:spacing w:line="240" w:lineRule="auto"/>
+            </w:pPr>
+            <w:r>
+              <w:rPr>
+                <w:rFonts w:ascii="Courier New" w:hAnsi="Courier New" w:eastAsia="Courier New"/>
+                <w:sz w:val="15"/>
+              </w:rPr>
+              <w:t>================== ЛР6: КОПИРОВАНИЕ В MS SQL SERVER ==================</w:t>
+            </w:r>
+          </w:p>
+          <w:p>
+            <w:pPr>
+              <w:spacing w:line="240" w:lineRule="auto"/>
+            </w:pPr>
+            <w:r>
+              <w:rPr>
+                <w:rFonts w:ascii="Courier New" w:hAnsi="Courier New" w:eastAsia="Courier New"/>
+                <w:sz w:val="15"/>
+              </w:rPr>
+              <w:t xml:space="preserve">  ./help lr6 setup             - проверка сервера (база NEW1, таблица temp1)</w:t>
+            </w:r>
+          </w:p>
+          <w:p>
+            <w:pPr>
+              <w:spacing w:line="240" w:lineRule="auto"/>
+            </w:pPr>
+            <w:r>
+              <w:rPr>
+                <w:rFonts w:ascii="Courier New" w:hAnsi="Courier New" w:eastAsia="Courier New"/>
+                <w:sz w:val="15"/>
+              </w:rPr>
+              <w:t xml:space="preserve">  ./help lr6 sel2              - собрать фильтр sel2.exe</w:t>
+            </w:r>
+          </w:p>
+          <w:p>
+            <w:pPr>
+              <w:spacing w:line="240" w:lineRule="auto"/>
+            </w:pPr>
+            <w:r>
+              <w:rPr>
+                <w:rFonts w:ascii="Courier New" w:hAnsi="Courier New" w:eastAsia="Courier New"/>
+                <w:sz w:val="15"/>
+              </w:rPr>
+              <w:t xml:space="preserve">  ./help lr6 createdb          - создать базу SALES в MS SQL Server</w:t>
+            </w:r>
+          </w:p>
+          <w:p>
+            <w:pPr>
+              <w:spacing w:line="240" w:lineRule="auto"/>
+            </w:pPr>
+            <w:r>
+              <w:rPr>
+                <w:rFonts w:ascii="Courier New" w:hAnsi="Courier New" w:eastAsia="Courier New"/>
+                <w:sz w:val="15"/>
+              </w:rPr>
+              <w:t xml:space="preserve">  ./help lr6 copy              - скопировать все таблицы sales из PostgreSQL</w:t>
+            </w:r>
+          </w:p>
+          <w:p>
+            <w:pPr>
+              <w:spacing w:line="240" w:lineRule="auto"/>
+            </w:pPr>
+            <w:r>
+              <w:rPr>
+                <w:rFonts w:ascii="Courier New" w:hAnsi="Courier New" w:eastAsia="Courier New"/>
+                <w:sz w:val="15"/>
+              </w:rPr>
+              <w:t xml:space="preserve">  ./help lr6 disp              - проверить скопированные таблицы</w:t>
+            </w:r>
+          </w:p>
+          <w:p>
+            <w:pPr>
+              <w:spacing w:line="240" w:lineRule="auto"/>
+            </w:pPr>
+            <w:r>
+              <w:rPr>
+                <w:rFonts w:ascii="Courier New" w:hAnsi="Courier New" w:eastAsia="Courier New"/>
+                <w:sz w:val="15"/>
+              </w:rPr>
+              <w:t xml:space="preserve">  ./help lr6 v20|v22 1|2 [параметры] - задания варианта в MS SQL Server</w:t>
+            </w:r>
+          </w:p>
+          <w:p>
+            <w:pPr>
+              <w:spacing w:line="240" w:lineRule="auto"/>
+            </w:pPr>
+            <w:r>
+              <w:rPr>
+                <w:rFonts w:ascii="Courier New" w:hAnsi="Courier New" w:eastAsia="Courier New"/>
+                <w:sz w:val="15"/>
+              </w:rPr>
+              <w:t xml:space="preserve">  ./help lr6 console           - консоль sqlcmd</w:t>
+            </w:r>
+          </w:p>
+          <w:p>
+            <w:pPr>
+              <w:spacing w:line="240" w:lineRule="auto"/>
+            </w:pPr>
+            <w:r>
+              <w:rPr>
+                <w:rFonts w:ascii="Courier New" w:hAnsi="Courier New" w:eastAsia="Courier New"/>
+                <w:sz w:val="15"/>
+              </w:rPr>
+              <w:t xml:space="preserve"> </w:t>
+            </w:r>
+          </w:p>
+          <w:p>
+            <w:pPr>
+              <w:spacing w:line="240" w:lineRule="auto"/>
+            </w:pPr>
+            <w:r>
+              <w:rPr>
+                <w:rFonts w:ascii="Courier New" w:hAnsi="Courier New" w:eastAsia="Courier New"/>
+                <w:sz w:val="15"/>
+              </w:rPr>
+              <w:t>================== ЛР7: ПРЕДСТАВЛЕНИЯ И ФУНКЦИИ MS SQL SERVER ==================</w:t>
+            </w:r>
+          </w:p>
+          <w:p>
+            <w:pPr>
+              <w:spacing w:line="240" w:lineRule="auto"/>
+            </w:pPr>
+            <w:r>
+              <w:rPr>
+                <w:rFonts w:ascii="Courier New" w:hAnsi="Courier New" w:eastAsia="Courier New"/>
+                <w:sz w:val="15"/>
+              </w:rPr>
+              <w:t xml:space="preserve">  ./help lr7 create            - создать представления и функции</w:t>
+            </w:r>
+          </w:p>
+          <w:p>
+            <w:pPr>
+              <w:spacing w:line="240" w:lineRule="auto"/>
+            </w:pPr>
+            <w:r>
+              <w:rPr>
+                <w:rFonts w:ascii="Courier New" w:hAnsi="Courier New" w:eastAsia="Courier New"/>
+                <w:sz w:val="15"/>
+              </w:rPr>
+              <w:t xml:space="preserve">  ./help lr7 1 [D1 D2 P M [N]] - премия сотрудников (N - имя сотрудника)</w:t>
+            </w:r>
+          </w:p>
+          <w:p>
+            <w:pPr>
+              <w:spacing w:line="240" w:lineRule="auto"/>
+            </w:pPr>
+            <w:r>
+              <w:rPr>
+                <w:rFonts w:ascii="Courier New" w:hAnsi="Courier New" w:eastAsia="Courier New"/>
+                <w:sz w:val="15"/>
+              </w:rPr>
+              <w:t xml:space="preserve">  ./help lr7 2 [D1 D2 alpha [G]] - затраты на хранение (G - товар)</w:t>
+            </w:r>
+          </w:p>
+          <w:p>
+            <w:pPr>
+              <w:spacing w:line="240" w:lineRule="auto"/>
+            </w:pPr>
+            <w:r>
+              <w:rPr>
+                <w:rFonts w:ascii="Courier New" w:hAnsi="Courier New" w:eastAsia="Courier New"/>
+                <w:sz w:val="15"/>
+              </w:rPr>
+              <w:t xml:space="preserve">  Пример: ./help lr7 1 01.01.2021 30.06.2021 8.5 10.5 Иван</w:t>
+            </w:r>
+          </w:p>
+          <w:p>
+            <w:pPr>
+              <w:spacing w:line="240" w:lineRule="auto"/>
+            </w:pPr>
+            <w:r>
+              <w:rPr>
+                <w:rFonts w:ascii="Courier New" w:hAnsi="Courier New" w:eastAsia="Courier New"/>
+                <w:sz w:val="15"/>
+              </w:rPr>
+              <w:t xml:space="preserve"> </w:t>
+            </w:r>
+          </w:p>
+          <w:p>
+            <w:pPr>
+              <w:spacing w:line="240" w:lineRule="auto"/>
+            </w:pPr>
+            <w:r>
+              <w:rPr>
+                <w:rFonts w:ascii="Courier New" w:hAnsi="Courier New" w:eastAsia="Courier New"/>
+                <w:sz w:val="15"/>
+              </w:rPr>
+              <w:t>================== ЛР8: ПРОГРАММЫ С ДАННЫМИ MS SQL SERVER ==================</w:t>
+            </w:r>
+          </w:p>
+          <w:p>
+            <w:pPr>
+              <w:spacing w:line="240" w:lineRule="auto"/>
+            </w:pPr>
+            <w:r>
+              <w:rPr>
+                <w:rFonts w:ascii="Courier New" w:hAnsi="Courier New" w:eastAsia="Courier New"/>
+                <w:sz w:val="15"/>
+              </w:rPr>
+              <w:t xml:space="preserve">  ./help lr8 build             - компиляция программы C# варианта 20</w:t>
+            </w:r>
+          </w:p>
+          <w:p>
+            <w:pPr>
+              <w:spacing w:line="240" w:lineRule="auto"/>
+            </w:pPr>
+            <w:r>
+              <w:rPr>
+                <w:rFonts w:ascii="Courier New" w:hAnsi="Courier New" w:eastAsia="Courier New"/>
+                <w:sz w:val="15"/>
+              </w:rPr>
+              <w:t xml:space="preserve">  ./help lr8 20 [D1 D2 [категория]] - в.20 (C#): продажи (шт) по категории и кварталу</w:t>
+            </w:r>
+          </w:p>
+          <w:p>
+            <w:pPr>
+              <w:spacing w:line="240" w:lineRule="auto"/>
+            </w:pPr>
+            <w:r>
+              <w:rPr>
+                <w:rFonts w:ascii="Courier New" w:hAnsi="Courier New" w:eastAsia="Courier New"/>
+                <w:sz w:val="15"/>
+              </w:rPr>
+              <w:t xml:space="preserve">  ./help lr8 22 [D1 D2 [поставщик]] - в.22 (Python): затраты клиентов по поставщику и декаде</w:t>
+            </w:r>
+          </w:p>
+          <w:p>
+            <w:pPr>
+              <w:spacing w:line="240" w:lineRule="auto"/>
+            </w:pPr>
+            <w:r>
+              <w:rPr>
+                <w:rFonts w:ascii="Courier New" w:hAnsi="Courier New" w:eastAsia="Courier New"/>
+                <w:sz w:val="15"/>
+              </w:rPr>
+              <w:t xml:space="preserve"> </w:t>
+            </w:r>
+          </w:p>
+          <w:p>
+            <w:pPr>
+              <w:spacing w:line="240" w:lineRule="auto"/>
+            </w:pPr>
+            <w:r>
+              <w:rPr>
+                <w:rFonts w:ascii="Courier New" w:hAnsi="Courier New" w:eastAsia="Courier New"/>
+                <w:sz w:val="15"/>
+              </w:rPr>
+              <w:t>================== ПРОЧЕЕ ==================</w:t>
+            </w:r>
+          </w:p>
+          <w:p>
+            <w:pPr>
+              <w:spacing w:line="240" w:lineRule="auto"/>
+            </w:pPr>
+            <w:r>
+              <w:rPr>
+                <w:rFonts w:ascii="Courier New" w:hAnsi="Courier New" w:eastAsia="Courier New"/>
+                <w:sz w:val="15"/>
+              </w:rPr>
+              <w:t xml:space="preserve">  ./help reports [N ...]       - пересобрать отчёты .docx (reports/docx)</w:t>
+            </w:r>
+          </w:p>
+          <w:p>
+            <w:pPr>
+              <w:spacing w:line="240" w:lineRule="auto"/>
+            </w:pPr>
+            <w:r>
+              <w:rPr>
+                <w:rFonts w:ascii="Courier New" w:hAnsi="Courier New" w:eastAsia="Courier New"/>
+                <w:sz w:val="15"/>
+              </w:rPr>
+              <w:t xml:space="preserve">  ./help psql                  - консоль psql (база sales)</w:t>
+            </w:r>
+          </w:p>
+          <w:p>
+            <w:pPr>
+              <w:spacing w:line="240" w:lineRule="auto"/>
+            </w:pPr>
+            <w:r>
+              <w:rPr>
+                <w:rFonts w:ascii="Courier New" w:hAnsi="Courier New" w:eastAsia="Courier New"/>
+                <w:sz w:val="15"/>
+              </w:rPr>
+              <w:t xml:space="preserve">  ./help файл.sql [a1 [a2 [a3]]] - выполнить любой psql-сценарий с параметрами</w:t>
+            </w:r>
+          </w:p>
+          <w:p>
+            <w:pPr>
+              <w:spacing w:line="240" w:lineRule="auto"/>
+            </w:pPr>
+            <w:r>
+              <w:rPr>
+                <w:rFonts w:ascii="Courier New" w:hAnsi="Courier New" w:eastAsia="Courier New"/>
+                <w:sz w:val="15"/>
+              </w:rPr>
+              <w:t>'@</w:t>
             </w:r>
           </w:p>
           <w:p>
@@ -9197,7 +10363,7 @@
                 <w:rFonts w:ascii="Courier New" w:hAnsi="Courier New" w:eastAsia="Courier New"/>
                 <w:sz w:val="15"/>
               </w:rPr>
-              <w:t>fi</w:t>
+              <w:t>}</w:t>
             </w:r>
           </w:p>
           <w:p>
@@ -9221,31 +10387,19 @@
                 <w:rFonts w:ascii="Courier New" w:hAnsi="Courier New" w:eastAsia="Courier New"/>
                 <w:sz w:val="15"/>
               </w:rPr>
-              <w:t>if [[ "$1" == *.sql ]]; then</w:t>
-            </w:r>
-          </w:p>
-          <w:p>
-            <w:pPr>
-              <w:spacing w:line="240" w:lineRule="auto"/>
-            </w:pPr>
-            <w:r>
-              <w:rPr>
-                <w:rFonts w:ascii="Courier New" w:hAnsi="Courier New" w:eastAsia="Courier New"/>
-                <w:sz w:val="15"/>
-              </w:rPr>
-              <w:t xml:space="preserve">    f="$1"; shift</w:t>
-            </w:r>
-          </w:p>
-          <w:p>
-            <w:pPr>
-              <w:spacing w:line="240" w:lineRule="auto"/>
-            </w:pPr>
-            <w:r>
-              <w:rPr>
-                <w:rFonts w:ascii="Courier New" w:hAnsi="Courier New" w:eastAsia="Courier New"/>
-                <w:sz w:val="15"/>
-              </w:rPr>
-              <w:t xml:space="preserve">    run "$f" "$@"</w:t>
+              <w:t>if ($A[0] -like '*.sql') {</w:t>
+            </w:r>
+          </w:p>
+          <w:p>
+            <w:pPr>
+              <w:spacing w:line="240" w:lineRule="auto"/>
+            </w:pPr>
+            <w:r>
+              <w:rPr>
+                <w:rFonts w:ascii="Courier New" w:hAnsi="Courier New" w:eastAsia="Courier New"/>
+                <w:sz w:val="15"/>
+              </w:rPr>
+              <w:t xml:space="preserve">    Run $A[0] $A[1] $A[2] $A[3]</w:t>
             </w:r>
           </w:p>
           <w:p>
@@ -9269,7 +10423,7 @@
                 <w:rFonts w:ascii="Courier New" w:hAnsi="Courier New" w:eastAsia="Courier New"/>
                 <w:sz w:val="15"/>
               </w:rPr>
-              <w:t>fi</w:t>
+              <w:t>}</w:t>
             </w:r>
           </w:p>
           <w:p>
@@ -9293,7 +10447,7 @@
                 <w:rFonts w:ascii="Courier New" w:hAnsi="Courier New" w:eastAsia="Courier New"/>
                 <w:sz w:val="15"/>
               </w:rPr>
-              <w:t>case "$1" in</w:t>
+              <w:t>switch ($A[0]) {</w:t>
             </w:r>
           </w:p>
           <w:p>
@@ -9317,175 +10471,175 @@
                 <w:rFonts w:ascii="Courier New" w:hAnsi="Courier New" w:eastAsia="Courier New"/>
                 <w:sz w:val="15"/>
               </w:rPr>
-              <w:t xml:space="preserve">    db)</w:t>
-            </w:r>
-          </w:p>
-          <w:p>
-            <w:pPr>
-              <w:spacing w:line="240" w:lineRule="auto"/>
-            </w:pPr>
-            <w:r>
-              <w:rPr>
-                <w:rFonts w:ascii="Courier New" w:hAnsi="Courier New" w:eastAsia="Courier New"/>
-                <w:sz w:val="15"/>
-              </w:rPr>
-              <w:t xml:space="preserve">        run_pg DATA/create_DB</w:t>
-            </w:r>
-          </w:p>
-          <w:p>
-            <w:pPr>
-              <w:spacing w:line="240" w:lineRule="auto"/>
-            </w:pPr>
-            <w:r>
-              <w:rPr>
-                <w:rFonts w:ascii="Courier New" w:hAnsi="Courier New" w:eastAsia="Courier New"/>
-                <w:sz w:val="15"/>
-              </w:rPr>
-              <w:t xml:space="preserve">        run DATA/create_tables &gt;/dev/null</w:t>
-            </w:r>
-          </w:p>
-          <w:p>
-            <w:pPr>
-              <w:spacing w:line="240" w:lineRule="auto"/>
-            </w:pPr>
-            <w:r>
-              <w:rPr>
-                <w:rFonts w:ascii="Courier New" w:hAnsi="Courier New" w:eastAsia="Courier New"/>
-                <w:sz w:val="15"/>
-              </w:rPr>
-              <w:t xml:space="preserve">        run DATA/load_data</w:t>
-            </w:r>
-          </w:p>
-          <w:p>
-            <w:pPr>
-              <w:spacing w:line="240" w:lineRule="auto"/>
-            </w:pPr>
-            <w:r>
-              <w:rPr>
-                <w:rFonts w:ascii="Courier New" w:hAnsi="Courier New" w:eastAsia="Courier New"/>
-                <w:sz w:val="15"/>
-              </w:rPr>
-              <w:t xml:space="preserve">        ;;</w:t>
-            </w:r>
-          </w:p>
-          <w:p>
-            <w:pPr>
-              <w:spacing w:line="240" w:lineRule="auto"/>
-            </w:pPr>
-            <w:r>
-              <w:rPr>
-                <w:rFonts w:ascii="Courier New" w:hAnsi="Courier New" w:eastAsia="Courier New"/>
-                <w:sz w:val="15"/>
-              </w:rPr>
-              <w:t xml:space="preserve">    counts) run helper/counts.sql ;;</w:t>
-            </w:r>
-          </w:p>
-          <w:p>
-            <w:pPr>
-              <w:spacing w:line="240" w:lineRule="auto"/>
-            </w:pPr>
-            <w:r>
-              <w:rPr>
-                <w:rFonts w:ascii="Courier New" w:hAnsi="Courier New" w:eastAsia="Courier New"/>
-                <w:sz w:val="15"/>
-              </w:rPr>
-              <w:t xml:space="preserve">    v20|v22)</w:t>
-            </w:r>
-          </w:p>
-          <w:p>
-            <w:pPr>
-              <w:spacing w:line="240" w:lineRule="auto"/>
-            </w:pPr>
-            <w:r>
-              <w:rPr>
-                <w:rFonts w:ascii="Courier New" w:hAnsi="Courier New" w:eastAsia="Courier New"/>
-                <w:sz w:val="15"/>
-              </w:rPr>
-              <w:t xml:space="preserve">        need_task "$2"</w:t>
-            </w:r>
-          </w:p>
-          <w:p>
-            <w:pPr>
-              <w:spacing w:line="240" w:lineRule="auto"/>
-            </w:pPr>
-            <w:r>
-              <w:rPr>
-                <w:rFonts w:ascii="Courier New" w:hAnsi="Courier New" w:eastAsia="Courier New"/>
-                <w:sz w:val="15"/>
-              </w:rPr>
-              <w:t xml:space="preserve">        run "tasks/$1_task$2.sql" "$3" "$4" "$5"</w:t>
-            </w:r>
-          </w:p>
-          <w:p>
-            <w:pPr>
-              <w:spacing w:line="240" w:lineRule="auto"/>
-            </w:pPr>
-            <w:r>
-              <w:rPr>
-                <w:rFonts w:ascii="Courier New" w:hAnsi="Courier New" w:eastAsia="Courier New"/>
-                <w:sz w:val="15"/>
-              </w:rPr>
-              <w:t xml:space="preserve">        ;;</w:t>
-            </w:r>
-          </w:p>
-          <w:p>
-            <w:pPr>
-              <w:spacing w:line="240" w:lineRule="auto"/>
-            </w:pPr>
-            <w:r>
-              <w:rPr>
-                <w:rFonts w:ascii="Courier New" w:hAnsi="Courier New" w:eastAsia="Courier New"/>
-                <w:sz w:val="15"/>
-              </w:rPr>
-              <w:t xml:space="preserve">    all)</w:t>
-            </w:r>
-          </w:p>
-          <w:p>
-            <w:pPr>
-              <w:spacing w:line="240" w:lineRule="auto"/>
-            </w:pPr>
-            <w:r>
-              <w:rPr>
-                <w:rFonts w:ascii="Courier New" w:hAnsi="Courier New" w:eastAsia="Courier New"/>
-                <w:sz w:val="15"/>
-              </w:rPr>
-              <w:t xml:space="preserve">        for t in v20_task1 v20_task2 v22_task1 v22_task2; do</w:t>
-            </w:r>
-          </w:p>
-          <w:p>
-            <w:pPr>
-              <w:spacing w:line="240" w:lineRule="auto"/>
-            </w:pPr>
-            <w:r>
-              <w:rPr>
-                <w:rFonts w:ascii="Courier New" w:hAnsi="Courier New" w:eastAsia="Courier New"/>
-                <w:sz w:val="15"/>
-              </w:rPr>
-              <w:t xml:space="preserve">            run "tasks/$t.sql"</w:t>
-            </w:r>
-          </w:p>
-          <w:p>
-            <w:pPr>
-              <w:spacing w:line="240" w:lineRule="auto"/>
-            </w:pPr>
-            <w:r>
-              <w:rPr>
-                <w:rFonts w:ascii="Courier New" w:hAnsi="Courier New" w:eastAsia="Courier New"/>
-                <w:sz w:val="15"/>
-              </w:rPr>
-              <w:t xml:space="preserve">        done</w:t>
-            </w:r>
-          </w:p>
-          <w:p>
-            <w:pPr>
-              <w:spacing w:line="240" w:lineRule="auto"/>
-            </w:pPr>
-            <w:r>
-              <w:rPr>
-                <w:rFonts w:ascii="Courier New" w:hAnsi="Courier New" w:eastAsia="Courier New"/>
-                <w:sz w:val="15"/>
-              </w:rPr>
-              <w:t xml:space="preserve">        ;;</w:t>
+              <w:t xml:space="preserve">    'db' {</w:t>
+            </w:r>
+          </w:p>
+          <w:p>
+            <w:pPr>
+              <w:spacing w:line="240" w:lineRule="auto"/>
+            </w:pPr>
+            <w:r>
+              <w:rPr>
+                <w:rFonts w:ascii="Courier New" w:hAnsi="Courier New" w:eastAsia="Courier New"/>
+                <w:sz w:val="15"/>
+              </w:rPr>
+              <w:t xml:space="preserve">        Run-Pg 'DATA/create_DB'</w:t>
+            </w:r>
+          </w:p>
+          <w:p>
+            <w:pPr>
+              <w:spacing w:line="240" w:lineRule="auto"/>
+            </w:pPr>
+            <w:r>
+              <w:rPr>
+                <w:rFonts w:ascii="Courier New" w:hAnsi="Courier New" w:eastAsia="Courier New"/>
+                <w:sz w:val="15"/>
+              </w:rPr>
+              <w:t xml:space="preserve">        Run 'DATA/create_tables' -Quiet</w:t>
+            </w:r>
+          </w:p>
+          <w:p>
+            <w:pPr>
+              <w:spacing w:line="240" w:lineRule="auto"/>
+            </w:pPr>
+            <w:r>
+              <w:rPr>
+                <w:rFonts w:ascii="Courier New" w:hAnsi="Courier New" w:eastAsia="Courier New"/>
+                <w:sz w:val="15"/>
+              </w:rPr>
+              <w:t xml:space="preserve">        Run 'DATA/load_data'</w:t>
+            </w:r>
+          </w:p>
+          <w:p>
+            <w:pPr>
+              <w:spacing w:line="240" w:lineRule="auto"/>
+            </w:pPr>
+            <w:r>
+              <w:rPr>
+                <w:rFonts w:ascii="Courier New" w:hAnsi="Courier New" w:eastAsia="Courier New"/>
+                <w:sz w:val="15"/>
+              </w:rPr>
+              <w:t xml:space="preserve">    }</w:t>
+            </w:r>
+          </w:p>
+          <w:p>
+            <w:pPr>
+              <w:spacing w:line="240" w:lineRule="auto"/>
+            </w:pPr>
+            <w:r>
+              <w:rPr>
+                <w:rFonts w:ascii="Courier New" w:hAnsi="Courier New" w:eastAsia="Courier New"/>
+                <w:sz w:val="15"/>
+              </w:rPr>
+              <w:t xml:space="preserve">    'counts' { Run 'helper/counts.sql' }</w:t>
+            </w:r>
+          </w:p>
+          <w:p>
+            <w:pPr>
+              <w:spacing w:line="240" w:lineRule="auto"/>
+            </w:pPr>
+            <w:r>
+              <w:rPr>
+                <w:rFonts w:ascii="Courier New" w:hAnsi="Courier New" w:eastAsia="Courier New"/>
+                <w:sz w:val="15"/>
+              </w:rPr>
+              <w:t xml:space="preserve">    { $_ -in 'v20', 'v22' } {</w:t>
+            </w:r>
+          </w:p>
+          <w:p>
+            <w:pPr>
+              <w:spacing w:line="240" w:lineRule="auto"/>
+            </w:pPr>
+            <w:r>
+              <w:rPr>
+                <w:rFonts w:ascii="Courier New" w:hAnsi="Courier New" w:eastAsia="Courier New"/>
+                <w:sz w:val="15"/>
+              </w:rPr>
+              <w:t xml:space="preserve">        Need-Task $A[1]</w:t>
+            </w:r>
+          </w:p>
+          <w:p>
+            <w:pPr>
+              <w:spacing w:line="240" w:lineRule="auto"/>
+            </w:pPr>
+            <w:r>
+              <w:rPr>
+                <w:rFonts w:ascii="Courier New" w:hAnsi="Courier New" w:eastAsia="Courier New"/>
+                <w:sz w:val="15"/>
+              </w:rPr>
+              <w:t xml:space="preserve">        Run "tasks/$($A[0])_task$($A[1]).sql" $A[2] $A[3] $A[4]</w:t>
+            </w:r>
+          </w:p>
+          <w:p>
+            <w:pPr>
+              <w:spacing w:line="240" w:lineRule="auto"/>
+            </w:pPr>
+            <w:r>
+              <w:rPr>
+                <w:rFonts w:ascii="Courier New" w:hAnsi="Courier New" w:eastAsia="Courier New"/>
+                <w:sz w:val="15"/>
+              </w:rPr>
+              <w:t xml:space="preserve">    }</w:t>
+            </w:r>
+          </w:p>
+          <w:p>
+            <w:pPr>
+              <w:spacing w:line="240" w:lineRule="auto"/>
+            </w:pPr>
+            <w:r>
+              <w:rPr>
+                <w:rFonts w:ascii="Courier New" w:hAnsi="Courier New" w:eastAsia="Courier New"/>
+                <w:sz w:val="15"/>
+              </w:rPr>
+              <w:t xml:space="preserve">    'all' {</w:t>
+            </w:r>
+          </w:p>
+          <w:p>
+            <w:pPr>
+              <w:spacing w:line="240" w:lineRule="auto"/>
+            </w:pPr>
+            <w:r>
+              <w:rPr>
+                <w:rFonts w:ascii="Courier New" w:hAnsi="Courier New" w:eastAsia="Courier New"/>
+                <w:sz w:val="15"/>
+              </w:rPr>
+              <w:t xml:space="preserve">        foreach ($t in 'v20_task1', 'v20_task2', 'v22_task1', 'v22_task2') {</w:t>
+            </w:r>
+          </w:p>
+          <w:p>
+            <w:pPr>
+              <w:spacing w:line="240" w:lineRule="auto"/>
+            </w:pPr>
+            <w:r>
+              <w:rPr>
+                <w:rFonts w:ascii="Courier New" w:hAnsi="Courier New" w:eastAsia="Courier New"/>
+                <w:sz w:val="15"/>
+              </w:rPr>
+              <w:t xml:space="preserve">            Run "tasks/$t.sql"</w:t>
+            </w:r>
+          </w:p>
+          <w:p>
+            <w:pPr>
+              <w:spacing w:line="240" w:lineRule="auto"/>
+            </w:pPr>
+            <w:r>
+              <w:rPr>
+                <w:rFonts w:ascii="Courier New" w:hAnsi="Courier New" w:eastAsia="Courier New"/>
+                <w:sz w:val="15"/>
+              </w:rPr>
+              <w:t xml:space="preserve">        }</w:t>
+            </w:r>
+          </w:p>
+          <w:p>
+            <w:pPr>
+              <w:spacing w:line="240" w:lineRule="auto"/>
+            </w:pPr>
+            <w:r>
+              <w:rPr>
+                <w:rFonts w:ascii="Courier New" w:hAnsi="Courier New" w:eastAsia="Courier New"/>
+                <w:sz w:val="15"/>
+              </w:rPr>
+              <w:t xml:space="preserve">    }</w:t>
             </w:r>
           </w:p>
           <w:p>
@@ -9509,115 +10663,115 @@
                 <w:rFonts w:ascii="Courier New" w:hAnsi="Courier New" w:eastAsia="Courier New"/>
                 <w:sz w:val="15"/>
               </w:rPr>
-              <w:t xml:space="preserve">    lr1)</w:t>
-            </w:r>
-          </w:p>
-          <w:p>
-            <w:pPr>
-              <w:spacing w:line="240" w:lineRule="auto"/>
-            </w:pPr>
-            <w:r>
-              <w:rPr>
-                <w:rFonts w:ascii="Courier New" w:hAnsi="Courier New" w:eastAsia="Courier New"/>
-                <w:sz w:val="15"/>
-              </w:rPr>
-              <w:t xml:space="preserve">        case "$2" in</w:t>
-            </w:r>
-          </w:p>
-          <w:p>
-            <w:pPr>
-              <w:spacing w:line="240" w:lineRule="auto"/>
-            </w:pPr>
-            <w:r>
-              <w:rPr>
-                <w:rFonts w:ascii="Courier New" w:hAnsi="Courier New" w:eastAsia="Courier New"/>
-                <w:sz w:val="15"/>
-              </w:rPr>
-              <w:t xml:space="preserve">            lan)    powershell -ExecutionPolicy Bypass -File lab1/setup_lan.ps1 ;;</w:t>
-            </w:r>
-          </w:p>
-          <w:p>
-            <w:pPr>
-              <w:spacing w:line="240" w:lineRule="auto"/>
-            </w:pPr>
-            <w:r>
-              <w:rPr>
-                <w:rFonts w:ascii="Courier New" w:hAnsi="Courier New" w:eastAsia="Courier New"/>
-                <w:sz w:val="15"/>
-              </w:rPr>
-              <w:t xml:space="preserve">            client)</w:t>
-            </w:r>
-          </w:p>
-          <w:p>
-            <w:pPr>
-              <w:spacing w:line="240" w:lineRule="auto"/>
-            </w:pPr>
-            <w:r>
-              <w:rPr>
-                <w:rFonts w:ascii="Courier New" w:hAnsi="Courier New" w:eastAsia="Courier New"/>
-                <w:sz w:val="15"/>
-              </w:rPr>
-              <w:t xml:space="preserve">                if [ -z "$3" ]; then echo "Использование: ./h lr1 client сценарий [a1 a2 a3]"; exit 1; fi</w:t>
-            </w:r>
-          </w:p>
-          <w:p>
-            <w:pPr>
-              <w:spacing w:line="240" w:lineRule="auto"/>
-            </w:pPr>
-            <w:r>
-              <w:rPr>
-                <w:rFonts w:ascii="Courier New" w:hAnsi="Courier New" w:eastAsia="Courier New"/>
-                <w:sz w:val="15"/>
-              </w:rPr>
-              <w:t xml:space="preserve">                bat lab1/s_lan.bat "$(cygpath -w "$3")" "$4" "$5" "$6"</w:t>
-            </w:r>
-          </w:p>
-          <w:p>
-            <w:pPr>
-              <w:spacing w:line="240" w:lineRule="auto"/>
-            </w:pPr>
-            <w:r>
-              <w:rPr>
-                <w:rFonts w:ascii="Courier New" w:hAnsi="Courier New" w:eastAsia="Courier New"/>
-                <w:sz w:val="15"/>
-              </w:rPr>
-              <w:t xml:space="preserve">                ;;</w:t>
-            </w:r>
-          </w:p>
-          <w:p>
-            <w:pPr>
-              <w:spacing w:line="240" w:lineRule="auto"/>
-            </w:pPr>
-            <w:r>
-              <w:rPr>
-                <w:rFonts w:ascii="Courier New" w:hAnsi="Courier New" w:eastAsia="Courier New"/>
-                <w:sz w:val="15"/>
-              </w:rPr>
-              <w:t xml:space="preserve">            *) echo "ОШИБКА: ./h lr1 lan|client" ;;</w:t>
-            </w:r>
-          </w:p>
-          <w:p>
-            <w:pPr>
-              <w:spacing w:line="240" w:lineRule="auto"/>
-            </w:pPr>
-            <w:r>
-              <w:rPr>
-                <w:rFonts w:ascii="Courier New" w:hAnsi="Courier New" w:eastAsia="Courier New"/>
-                <w:sz w:val="15"/>
-              </w:rPr>
-              <w:t xml:space="preserve">        esac</w:t>
-            </w:r>
-          </w:p>
-          <w:p>
-            <w:pPr>
-              <w:spacing w:line="240" w:lineRule="auto"/>
-            </w:pPr>
-            <w:r>
-              <w:rPr>
-                <w:rFonts w:ascii="Courier New" w:hAnsi="Courier New" w:eastAsia="Courier New"/>
-                <w:sz w:val="15"/>
-              </w:rPr>
-              <w:t xml:space="preserve">        ;;</w:t>
+              <w:t xml:space="preserve">    'lr1' {</w:t>
+            </w:r>
+          </w:p>
+          <w:p>
+            <w:pPr>
+              <w:spacing w:line="240" w:lineRule="auto"/>
+            </w:pPr>
+            <w:r>
+              <w:rPr>
+                <w:rFonts w:ascii="Courier New" w:hAnsi="Courier New" w:eastAsia="Courier New"/>
+                <w:sz w:val="15"/>
+              </w:rPr>
+              <w:t xml:space="preserve">        switch ($A[1]) {</w:t>
+            </w:r>
+          </w:p>
+          <w:p>
+            <w:pPr>
+              <w:spacing w:line="240" w:lineRule="auto"/>
+            </w:pPr>
+            <w:r>
+              <w:rPr>
+                <w:rFonts w:ascii="Courier New" w:hAnsi="Courier New" w:eastAsia="Courier New"/>
+                <w:sz w:val="15"/>
+              </w:rPr>
+              <w:t xml:space="preserve">            'lan'    { &amp; powershell.exe -NoProfile -ExecutionPolicy Bypass -File lab1/setup_lan.ps1 }</w:t>
+            </w:r>
+          </w:p>
+          <w:p>
+            <w:pPr>
+              <w:spacing w:line="240" w:lineRule="auto"/>
+            </w:pPr>
+            <w:r>
+              <w:rPr>
+                <w:rFonts w:ascii="Courier New" w:hAnsi="Courier New" w:eastAsia="Courier New"/>
+                <w:sz w:val="15"/>
+              </w:rPr>
+              <w:t xml:space="preserve">            'client' {</w:t>
+            </w:r>
+          </w:p>
+          <w:p>
+            <w:pPr>
+              <w:spacing w:line="240" w:lineRule="auto"/>
+            </w:pPr>
+            <w:r>
+              <w:rPr>
+                <w:rFonts w:ascii="Courier New" w:hAnsi="Courier New" w:eastAsia="Courier New"/>
+                <w:sz w:val="15"/>
+              </w:rPr>
+              <w:t xml:space="preserve">                if (-not $A[2]) { Say 'Использование: ./help lr1 client сценарий [a1 a2 a3]'; exit 1 }</w:t>
+            </w:r>
+          </w:p>
+          <w:p>
+            <w:pPr>
+              <w:spacing w:line="240" w:lineRule="auto"/>
+            </w:pPr>
+            <w:r>
+              <w:rPr>
+                <w:rFonts w:ascii="Courier New" w:hAnsi="Courier New" w:eastAsia="Courier New"/>
+                <w:sz w:val="15"/>
+              </w:rPr>
+              <w:t xml:space="preserve">                Bat 'lab1/s_lan.bat' @(($A[2] -replace '/', '\'), $A[3], $A[4], $A[5])</w:t>
+            </w:r>
+          </w:p>
+          <w:p>
+            <w:pPr>
+              <w:spacing w:line="240" w:lineRule="auto"/>
+            </w:pPr>
+            <w:r>
+              <w:rPr>
+                <w:rFonts w:ascii="Courier New" w:hAnsi="Courier New" w:eastAsia="Courier New"/>
+                <w:sz w:val="15"/>
+              </w:rPr>
+              <w:t xml:space="preserve">            }</w:t>
+            </w:r>
+          </w:p>
+          <w:p>
+            <w:pPr>
+              <w:spacing w:line="240" w:lineRule="auto"/>
+            </w:pPr>
+            <w:r>
+              <w:rPr>
+                <w:rFonts w:ascii="Courier New" w:hAnsi="Courier New" w:eastAsia="Courier New"/>
+                <w:sz w:val="15"/>
+              </w:rPr>
+              <w:t xml:space="preserve">            default  { Say 'ОШИБКА: ./help lr1 lan|client' }</w:t>
+            </w:r>
+          </w:p>
+          <w:p>
+            <w:pPr>
+              <w:spacing w:line="240" w:lineRule="auto"/>
+            </w:pPr>
+            <w:r>
+              <w:rPr>
+                <w:rFonts w:ascii="Courier New" w:hAnsi="Courier New" w:eastAsia="Courier New"/>
+                <w:sz w:val="15"/>
+              </w:rPr>
+              <w:t xml:space="preserve">        }</w:t>
+            </w:r>
+          </w:p>
+          <w:p>
+            <w:pPr>
+              <w:spacing w:line="240" w:lineRule="auto"/>
+            </w:pPr>
+            <w:r>
+              <w:rPr>
+                <w:rFonts w:ascii="Courier New" w:hAnsi="Courier New" w:eastAsia="Courier New"/>
+                <w:sz w:val="15"/>
+              </w:rPr>
+              <w:t xml:space="preserve">    }</w:t>
             </w:r>
           </w:p>
           <w:p>
@@ -9653,235 +10807,247 @@
                 <w:rFonts w:ascii="Courier New" w:hAnsi="Courier New" w:eastAsia="Courier New"/>
                 <w:sz w:val="15"/>
               </w:rPr>
-              <w:t xml:space="preserve">    lr2)</w:t>
-            </w:r>
-          </w:p>
-          <w:p>
-            <w:pPr>
-              <w:spacing w:line="240" w:lineRule="auto"/>
-            </w:pPr>
-            <w:r>
-              <w:rPr>
-                <w:rFonts w:ascii="Courier New" w:hAnsi="Courier New" w:eastAsia="Courier New"/>
-                <w:sz w:val="15"/>
-              </w:rPr>
-              <w:t xml:space="preserve">        case "$2" in</w:t>
-            </w:r>
-          </w:p>
-          <w:p>
-            <w:pPr>
-              <w:spacing w:line="240" w:lineRule="auto"/>
-            </w:pPr>
-            <w:r>
-              <w:rPr>
-                <w:rFonts w:ascii="Courier New" w:hAnsi="Courier New" w:eastAsia="Courier New"/>
-                <w:sz w:val="15"/>
-              </w:rPr>
-              <w:t xml:space="preserve">            gen)      run lab2/add_data.sql "$3" ;;</w:t>
-            </w:r>
-          </w:p>
-          <w:p>
-            <w:pPr>
-              <w:spacing w:line="240" w:lineRule="auto"/>
-            </w:pPr>
-            <w:r>
-              <w:rPr>
-                <w:rFonts w:ascii="Courier New" w:hAnsi="Courier New" w:eastAsia="Courier New"/>
-                <w:sz w:val="15"/>
-              </w:rPr>
-              <w:t xml:space="preserve">            restore)  run lab2/restore_lr1.sql ;;</w:t>
-            </w:r>
-          </w:p>
-          <w:p>
-            <w:pPr>
-              <w:spacing w:line="240" w:lineRule="auto"/>
-            </w:pPr>
-            <w:r>
-              <w:rPr>
-                <w:rFonts w:ascii="Courier New" w:hAnsi="Courier New" w:eastAsia="Courier New"/>
-                <w:sz w:val="15"/>
-              </w:rPr>
-              <w:t xml:space="preserve">            tbs)      run lab2/tablespace.sql "$3" ;;</w:t>
-            </w:r>
-          </w:p>
-          <w:p>
-            <w:pPr>
-              <w:spacing w:line="240" w:lineRule="auto"/>
-            </w:pPr>
-            <w:r>
-              <w:rPr>
-                <w:rFonts w:ascii="Courier New" w:hAnsi="Courier New" w:eastAsia="Courier New"/>
-                <w:sz w:val="15"/>
-              </w:rPr>
-              <w:t xml:space="preserve">            time)     need_variant "$3"; run lab2/time_current.sql "$3" ;;</w:t>
-            </w:r>
-          </w:p>
-          <w:p>
-            <w:pPr>
-              <w:spacing w:line="240" w:lineRule="auto"/>
-            </w:pPr>
-            <w:r>
-              <w:rPr>
-                <w:rFonts w:ascii="Courier New" w:hAnsi="Courier New" w:eastAsia="Courier New"/>
-                <w:sz w:val="15"/>
-              </w:rPr>
-              <w:t xml:space="preserve">            timing)   need_variant "$3"; run lab2/time_timing.sql "$3" ;;</w:t>
-            </w:r>
-          </w:p>
-          <w:p>
-            <w:pPr>
-              <w:spacing w:line="240" w:lineRule="auto"/>
-            </w:pPr>
-            <w:r>
-              <w:rPr>
-                <w:rFonts w:ascii="Courier New" w:hAnsi="Courier New" w:eastAsia="Courier New"/>
-                <w:sz w:val="15"/>
-              </w:rPr>
-              <w:t xml:space="preserve">            idx)      need_variant "$3"; run lab2/idx_names.sql "$3" ;;</w:t>
-            </w:r>
-          </w:p>
-          <w:p>
-            <w:pPr>
-              <w:spacing w:line="240" w:lineRule="auto"/>
-            </w:pPr>
-            <w:r>
-              <w:rPr>
-                <w:rFonts w:ascii="Courier New" w:hAnsi="Courier New" w:eastAsia="Courier New"/>
-                <w:sz w:val="15"/>
-              </w:rPr>
-              <w:t xml:space="preserve">            idx1)     need_variant "$3"; run lab2/idx_1.sql "$3" "$4" ;;</w:t>
-            </w:r>
-          </w:p>
-          <w:p>
-            <w:pPr>
-              <w:spacing w:line="240" w:lineRule="auto"/>
-            </w:pPr>
-            <w:r>
-              <w:rPr>
-                <w:rFonts w:ascii="Courier New" w:hAnsi="Courier New" w:eastAsia="Courier New"/>
-                <w:sz w:val="15"/>
-              </w:rPr>
-              <w:t xml:space="preserve">            idx0)     need_variant "$3"; run lab2/idx_0.sql "$3" ;;</w:t>
-            </w:r>
-          </w:p>
-          <w:p>
-            <w:pPr>
-              <w:spacing w:line="240" w:lineRule="auto"/>
-            </w:pPr>
-            <w:r>
-              <w:rPr>
-                <w:rFonts w:ascii="Courier New" w:hAnsi="Courier New" w:eastAsia="Courier New"/>
-                <w:sz w:val="15"/>
-              </w:rPr>
-              <w:t xml:space="preserve">            pk1)      need_variant "$3"; run lab2/create_ref0.sql "$3" ;;</w:t>
-            </w:r>
-          </w:p>
-          <w:p>
-            <w:pPr>
-              <w:spacing w:line="240" w:lineRule="auto"/>
-            </w:pPr>
-            <w:r>
-              <w:rPr>
-                <w:rFonts w:ascii="Courier New" w:hAnsi="Courier New" w:eastAsia="Courier New"/>
-                <w:sz w:val="15"/>
-              </w:rPr>
-              <w:t xml:space="preserve">            pk0)      need_variant "$3"; run lab2/create_ref1.sql "$3" ;;</w:t>
-            </w:r>
-          </w:p>
-          <w:p>
-            <w:pPr>
-              <w:spacing w:line="240" w:lineRule="auto"/>
-            </w:pPr>
-            <w:r>
-              <w:rPr>
-                <w:rFonts w:ascii="Courier New" w:hAnsi="Courier New" w:eastAsia="Courier New"/>
-                <w:sz w:val="15"/>
-              </w:rPr>
-              <w:t xml:space="preserve">            copy)     need_variant "$3"; run lab2/copy_ref.sql "$3" ;;</w:t>
-            </w:r>
-          </w:p>
-          <w:p>
-            <w:pPr>
-              <w:spacing w:line="240" w:lineRule="auto"/>
-            </w:pPr>
-            <w:r>
-              <w:rPr>
-                <w:rFonts w:ascii="Courier New" w:hAnsi="Courier New" w:eastAsia="Courier New"/>
-                <w:sz w:val="15"/>
-              </w:rPr>
-              <w:t xml:space="preserve">            explain)  need_variant "$3"; run lab2/explain.sql "$3" "$4" ;;</w:t>
-            </w:r>
-          </w:p>
-          <w:p>
-            <w:pPr>
-              <w:spacing w:line="240" w:lineRule="auto"/>
-            </w:pPr>
-            <w:r>
-              <w:rPr>
-                <w:rFonts w:ascii="Courier New" w:hAnsi="Courier New" w:eastAsia="Courier New"/>
-                <w:sz w:val="15"/>
-              </w:rPr>
-              <w:t xml:space="preserve">            measure)  need_variant "$3"; run lab2/measure.sql "$3" "$4"</w:t>
-            </w:r>
-          </w:p>
-          <w:p>
-            <w:pPr>
-              <w:spacing w:line="240" w:lineRule="auto"/>
-            </w:pPr>
-            <w:r>
-              <w:rPr>
-                <w:rFonts w:ascii="Courier New" w:hAnsi="Courier New" w:eastAsia="Courier New"/>
-                <w:sz w:val="15"/>
-              </w:rPr>
-              <w:t xml:space="preserve">                      cat "results/lr2_v$3_results.txt" ;;</w:t>
-            </w:r>
-          </w:p>
-          <w:p>
-            <w:pPr>
-              <w:spacing w:line="240" w:lineRule="auto"/>
-            </w:pPr>
-            <w:r>
-              <w:rPr>
-                <w:rFonts w:ascii="Courier New" w:hAnsi="Courier New" w:eastAsia="Courier New"/>
-                <w:sz w:val="15"/>
-              </w:rPr>
-              <w:t xml:space="preserve">            results)  need_variant "$3"; cat "results/lr2_v$3_results.txt" ;;</w:t>
-            </w:r>
-          </w:p>
-          <w:p>
-            <w:pPr>
-              <w:spacing w:line="240" w:lineRule="auto"/>
-            </w:pPr>
-            <w:r>
-              <w:rPr>
-                <w:rFonts w:ascii="Courier New" w:hAnsi="Courier New" w:eastAsia="Courier New"/>
-                <w:sz w:val="15"/>
-              </w:rPr>
-              <w:t xml:space="preserve">            *) echo "ОШИБКА: ./h lr2 gen|restore|tbs|time|timing|idx|idx1|idx0|pk1|pk0|copy|explain|measure|results" ;;</w:t>
-            </w:r>
-          </w:p>
-          <w:p>
-            <w:pPr>
-              <w:spacing w:line="240" w:lineRule="auto"/>
-            </w:pPr>
-            <w:r>
-              <w:rPr>
-                <w:rFonts w:ascii="Courier New" w:hAnsi="Courier New" w:eastAsia="Courier New"/>
-                <w:sz w:val="15"/>
-              </w:rPr>
-              <w:t xml:space="preserve">        esac</w:t>
-            </w:r>
-          </w:p>
-          <w:p>
-            <w:pPr>
-              <w:spacing w:line="240" w:lineRule="auto"/>
-            </w:pPr>
-            <w:r>
-              <w:rPr>
-                <w:rFonts w:ascii="Courier New" w:hAnsi="Courier New" w:eastAsia="Courier New"/>
-                <w:sz w:val="15"/>
-              </w:rPr>
-              <w:t xml:space="preserve">        ;;</w:t>
+              <w:t xml:space="preserve">    'lr2' {</w:t>
+            </w:r>
+          </w:p>
+          <w:p>
+            <w:pPr>
+              <w:spacing w:line="240" w:lineRule="auto"/>
+            </w:pPr>
+            <w:r>
+              <w:rPr>
+                <w:rFonts w:ascii="Courier New" w:hAnsi="Courier New" w:eastAsia="Courier New"/>
+                <w:sz w:val="15"/>
+              </w:rPr>
+              <w:t xml:space="preserve">        $v = $A[2]</w:t>
+            </w:r>
+          </w:p>
+          <w:p>
+            <w:pPr>
+              <w:spacing w:line="240" w:lineRule="auto"/>
+            </w:pPr>
+            <w:r>
+              <w:rPr>
+                <w:rFonts w:ascii="Courier New" w:hAnsi="Courier New" w:eastAsia="Courier New"/>
+                <w:sz w:val="15"/>
+              </w:rPr>
+              <w:t xml:space="preserve">        switch ($A[1]) {</w:t>
+            </w:r>
+          </w:p>
+          <w:p>
+            <w:pPr>
+              <w:spacing w:line="240" w:lineRule="auto"/>
+            </w:pPr>
+            <w:r>
+              <w:rPr>
+                <w:rFonts w:ascii="Courier New" w:hAnsi="Courier New" w:eastAsia="Courier New"/>
+                <w:sz w:val="15"/>
+              </w:rPr>
+              <w:t xml:space="preserve">            'gen'     { Run 'lab2/add_data.sql' $A[2] }</w:t>
+            </w:r>
+          </w:p>
+          <w:p>
+            <w:pPr>
+              <w:spacing w:line="240" w:lineRule="auto"/>
+            </w:pPr>
+            <w:r>
+              <w:rPr>
+                <w:rFonts w:ascii="Courier New" w:hAnsi="Courier New" w:eastAsia="Courier New"/>
+                <w:sz w:val="15"/>
+              </w:rPr>
+              <w:t xml:space="preserve">            'restore' { Run 'lab2/restore_lr1.sql' }</w:t>
+            </w:r>
+          </w:p>
+          <w:p>
+            <w:pPr>
+              <w:spacing w:line="240" w:lineRule="auto"/>
+            </w:pPr>
+            <w:r>
+              <w:rPr>
+                <w:rFonts w:ascii="Courier New" w:hAnsi="Courier New" w:eastAsia="Courier New"/>
+                <w:sz w:val="15"/>
+              </w:rPr>
+              <w:t xml:space="preserve">            'tbs'     { Run 'lab2/tablespace.sql' $A[2] }</w:t>
+            </w:r>
+          </w:p>
+          <w:p>
+            <w:pPr>
+              <w:spacing w:line="240" w:lineRule="auto"/>
+            </w:pPr>
+            <w:r>
+              <w:rPr>
+                <w:rFonts w:ascii="Courier New" w:hAnsi="Courier New" w:eastAsia="Courier New"/>
+                <w:sz w:val="15"/>
+              </w:rPr>
+              <w:t xml:space="preserve">            'time'    { Need-Variant $v; Run 'lab2/time_current.sql' $v }</w:t>
+            </w:r>
+          </w:p>
+          <w:p>
+            <w:pPr>
+              <w:spacing w:line="240" w:lineRule="auto"/>
+            </w:pPr>
+            <w:r>
+              <w:rPr>
+                <w:rFonts w:ascii="Courier New" w:hAnsi="Courier New" w:eastAsia="Courier New"/>
+                <w:sz w:val="15"/>
+              </w:rPr>
+              <w:t xml:space="preserve">            'timing'  { Need-Variant $v; Run 'lab2/time_timing.sql' $v }</w:t>
+            </w:r>
+          </w:p>
+          <w:p>
+            <w:pPr>
+              <w:spacing w:line="240" w:lineRule="auto"/>
+            </w:pPr>
+            <w:r>
+              <w:rPr>
+                <w:rFonts w:ascii="Courier New" w:hAnsi="Courier New" w:eastAsia="Courier New"/>
+                <w:sz w:val="15"/>
+              </w:rPr>
+              <w:t xml:space="preserve">            'idx'     { Need-Variant $v; Run 'lab2/idx_names.sql' $v }</w:t>
+            </w:r>
+          </w:p>
+          <w:p>
+            <w:pPr>
+              <w:spacing w:line="240" w:lineRule="auto"/>
+            </w:pPr>
+            <w:r>
+              <w:rPr>
+                <w:rFonts w:ascii="Courier New" w:hAnsi="Courier New" w:eastAsia="Courier New"/>
+                <w:sz w:val="15"/>
+              </w:rPr>
+              <w:t xml:space="preserve">            'idx1'    { Need-Variant $v; Run 'lab2/idx_1.sql' $v $A[3] }</w:t>
+            </w:r>
+          </w:p>
+          <w:p>
+            <w:pPr>
+              <w:spacing w:line="240" w:lineRule="auto"/>
+            </w:pPr>
+            <w:r>
+              <w:rPr>
+                <w:rFonts w:ascii="Courier New" w:hAnsi="Courier New" w:eastAsia="Courier New"/>
+                <w:sz w:val="15"/>
+              </w:rPr>
+              <w:t xml:space="preserve">            'idx0'    { Need-Variant $v; Run 'lab2/idx_0.sql' $v }</w:t>
+            </w:r>
+          </w:p>
+          <w:p>
+            <w:pPr>
+              <w:spacing w:line="240" w:lineRule="auto"/>
+            </w:pPr>
+            <w:r>
+              <w:rPr>
+                <w:rFonts w:ascii="Courier New" w:hAnsi="Courier New" w:eastAsia="Courier New"/>
+                <w:sz w:val="15"/>
+              </w:rPr>
+              <w:t xml:space="preserve">            'pk1'     { Need-Variant $v; Run 'lab2/create_ref0.sql' $v }</w:t>
+            </w:r>
+          </w:p>
+          <w:p>
+            <w:pPr>
+              <w:spacing w:line="240" w:lineRule="auto"/>
+            </w:pPr>
+            <w:r>
+              <w:rPr>
+                <w:rFonts w:ascii="Courier New" w:hAnsi="Courier New" w:eastAsia="Courier New"/>
+                <w:sz w:val="15"/>
+              </w:rPr>
+              <w:t xml:space="preserve">            'pk0'     { Need-Variant $v; Run 'lab2/create_ref1.sql' $v }</w:t>
+            </w:r>
+          </w:p>
+          <w:p>
+            <w:pPr>
+              <w:spacing w:line="240" w:lineRule="auto"/>
+            </w:pPr>
+            <w:r>
+              <w:rPr>
+                <w:rFonts w:ascii="Courier New" w:hAnsi="Courier New" w:eastAsia="Courier New"/>
+                <w:sz w:val="15"/>
+              </w:rPr>
+              <w:t xml:space="preserve">            'copy'    { Need-Variant $v; Run 'lab2/copy_ref.sql' $v }</w:t>
+            </w:r>
+          </w:p>
+          <w:p>
+            <w:pPr>
+              <w:spacing w:line="240" w:lineRule="auto"/>
+            </w:pPr>
+            <w:r>
+              <w:rPr>
+                <w:rFonts w:ascii="Courier New" w:hAnsi="Courier New" w:eastAsia="Courier New"/>
+                <w:sz w:val="15"/>
+              </w:rPr>
+              <w:t xml:space="preserve">            'explain' { Need-Variant $v; Run 'lab2/explain.sql' $v $A[3] }</w:t>
+            </w:r>
+          </w:p>
+          <w:p>
+            <w:pPr>
+              <w:spacing w:line="240" w:lineRule="auto"/>
+            </w:pPr>
+            <w:r>
+              <w:rPr>
+                <w:rFonts w:ascii="Courier New" w:hAnsi="Courier New" w:eastAsia="Courier New"/>
+                <w:sz w:val="15"/>
+              </w:rPr>
+              <w:t xml:space="preserve">            'measure' { Need-Variant $v; Run 'lab2/measure.sql' $v $A[3]</w:t>
+            </w:r>
+          </w:p>
+          <w:p>
+            <w:pPr>
+              <w:spacing w:line="240" w:lineRule="auto"/>
+            </w:pPr>
+            <w:r>
+              <w:rPr>
+                <w:rFonts w:ascii="Courier New" w:hAnsi="Courier New" w:eastAsia="Courier New"/>
+                <w:sz w:val="15"/>
+              </w:rPr>
+              <w:t xml:space="preserve">                        Show-Text "results/lr2_v$($v)_results.txt" }</w:t>
+            </w:r>
+          </w:p>
+          <w:p>
+            <w:pPr>
+              <w:spacing w:line="240" w:lineRule="auto"/>
+            </w:pPr>
+            <w:r>
+              <w:rPr>
+                <w:rFonts w:ascii="Courier New" w:hAnsi="Courier New" w:eastAsia="Courier New"/>
+                <w:sz w:val="15"/>
+              </w:rPr>
+              <w:t xml:space="preserve">            'results' { Need-Variant $v; Show-Text "results/lr2_v$($v)_results.txt" }</w:t>
+            </w:r>
+          </w:p>
+          <w:p>
+            <w:pPr>
+              <w:spacing w:line="240" w:lineRule="auto"/>
+            </w:pPr>
+            <w:r>
+              <w:rPr>
+                <w:rFonts w:ascii="Courier New" w:hAnsi="Courier New" w:eastAsia="Courier New"/>
+                <w:sz w:val="15"/>
+              </w:rPr>
+              <w:t xml:space="preserve">            default   { Say 'ОШИБКА: ./help lr2 gen|restore|tbs|time|timing|idx|idx1|idx0|pk1|pk0|copy|explain|measure|results' }</w:t>
+            </w:r>
+          </w:p>
+          <w:p>
+            <w:pPr>
+              <w:spacing w:line="240" w:lineRule="auto"/>
+            </w:pPr>
+            <w:r>
+              <w:rPr>
+                <w:rFonts w:ascii="Courier New" w:hAnsi="Courier New" w:eastAsia="Courier New"/>
+                <w:sz w:val="15"/>
+              </w:rPr>
+              <w:t xml:space="preserve">        }</w:t>
+            </w:r>
+          </w:p>
+          <w:p>
+            <w:pPr>
+              <w:spacing w:line="240" w:lineRule="auto"/>
+            </w:pPr>
+            <w:r>
+              <w:rPr>
+                <w:rFonts w:ascii="Courier New" w:hAnsi="Courier New" w:eastAsia="Courier New"/>
+                <w:sz w:val="15"/>
+              </w:rPr>
+              <w:t xml:space="preserve">    }</w:t>
             </w:r>
           </w:p>
           <w:p>
@@ -9917,91 +11083,91 @@
                 <w:rFonts w:ascii="Courier New" w:hAnsi="Courier New" w:eastAsia="Courier New"/>
                 <w:sz w:val="15"/>
               </w:rPr>
-              <w:t xml:space="preserve">    lr3)</w:t>
-            </w:r>
-          </w:p>
-          <w:p>
-            <w:pPr>
-              <w:spacing w:line="240" w:lineRule="auto"/>
-            </w:pPr>
-            <w:r>
-              <w:rPr>
-                <w:rFonts w:ascii="Courier New" w:hAnsi="Courier New" w:eastAsia="Courier New"/>
-                <w:sz w:val="15"/>
-              </w:rPr>
-              <w:t xml:space="preserve">        case "$2" in</w:t>
-            </w:r>
-          </w:p>
-          <w:p>
-            <w:pPr>
-              <w:spacing w:line="240" w:lineRule="auto"/>
-            </w:pPr>
-            <w:r>
-              <w:rPr>
-                <w:rFonts w:ascii="Courier New" w:hAnsi="Courier New" w:eastAsia="Courier New"/>
-                <w:sz w:val="15"/>
-              </w:rPr>
-              <w:t xml:space="preserve">            cmplx) run lab3/cmplx.sql ;;</w:t>
-            </w:r>
-          </w:p>
-          <w:p>
-            <w:pPr>
-              <w:spacing w:line="240" w:lineRule="auto"/>
-            </w:pPr>
-            <w:r>
-              <w:rPr>
-                <w:rFonts w:ascii="Courier New" w:hAnsi="Courier New" w:eastAsia="Courier New"/>
-                <w:sz w:val="15"/>
-              </w:rPr>
-              <w:t xml:space="preserve">            20)    run lab3/v20_vector3.sql ;;</w:t>
-            </w:r>
-          </w:p>
-          <w:p>
-            <w:pPr>
-              <w:spacing w:line="240" w:lineRule="auto"/>
-            </w:pPr>
-            <w:r>
-              <w:rPr>
-                <w:rFonts w:ascii="Courier New" w:hAnsi="Courier New" w:eastAsia="Courier New"/>
-                <w:sz w:val="15"/>
-              </w:rPr>
-              <w:t xml:space="preserve">            22)    run lab3/v22_rational.sql ;;</w:t>
-            </w:r>
-          </w:p>
-          <w:p>
-            <w:pPr>
-              <w:spacing w:line="240" w:lineRule="auto"/>
-            </w:pPr>
-            <w:r>
-              <w:rPr>
-                <w:rFonts w:ascii="Courier New" w:hAnsi="Courier New" w:eastAsia="Courier New"/>
-                <w:sz w:val="15"/>
-              </w:rPr>
-              <w:t xml:space="preserve">            *) echo "ОШИБКА: ./h lr3 cmplx|20|22" ;;</w:t>
-            </w:r>
-          </w:p>
-          <w:p>
-            <w:pPr>
-              <w:spacing w:line="240" w:lineRule="auto"/>
-            </w:pPr>
-            <w:r>
-              <w:rPr>
-                <w:rFonts w:ascii="Courier New" w:hAnsi="Courier New" w:eastAsia="Courier New"/>
-                <w:sz w:val="15"/>
-              </w:rPr>
-              <w:t xml:space="preserve">        esac</w:t>
-            </w:r>
-          </w:p>
-          <w:p>
-            <w:pPr>
-              <w:spacing w:line="240" w:lineRule="auto"/>
-            </w:pPr>
-            <w:r>
-              <w:rPr>
-                <w:rFonts w:ascii="Courier New" w:hAnsi="Courier New" w:eastAsia="Courier New"/>
-                <w:sz w:val="15"/>
-              </w:rPr>
-              <w:t xml:space="preserve">        ;;</w:t>
+              <w:t xml:space="preserve">    'lr3' {</w:t>
+            </w:r>
+          </w:p>
+          <w:p>
+            <w:pPr>
+              <w:spacing w:line="240" w:lineRule="auto"/>
+            </w:pPr>
+            <w:r>
+              <w:rPr>
+                <w:rFonts w:ascii="Courier New" w:hAnsi="Courier New" w:eastAsia="Courier New"/>
+                <w:sz w:val="15"/>
+              </w:rPr>
+              <w:t xml:space="preserve">        switch ($A[1]) {</w:t>
+            </w:r>
+          </w:p>
+          <w:p>
+            <w:pPr>
+              <w:spacing w:line="240" w:lineRule="auto"/>
+            </w:pPr>
+            <w:r>
+              <w:rPr>
+                <w:rFonts w:ascii="Courier New" w:hAnsi="Courier New" w:eastAsia="Courier New"/>
+                <w:sz w:val="15"/>
+              </w:rPr>
+              <w:t xml:space="preserve">            'cmplx' { Run 'lab3/cmplx.sql' }</w:t>
+            </w:r>
+          </w:p>
+          <w:p>
+            <w:pPr>
+              <w:spacing w:line="240" w:lineRule="auto"/>
+            </w:pPr>
+            <w:r>
+              <w:rPr>
+                <w:rFonts w:ascii="Courier New" w:hAnsi="Courier New" w:eastAsia="Courier New"/>
+                <w:sz w:val="15"/>
+              </w:rPr>
+              <w:t xml:space="preserve">            '20'    { Run 'lab3/v20_vector3.sql' }</w:t>
+            </w:r>
+          </w:p>
+          <w:p>
+            <w:pPr>
+              <w:spacing w:line="240" w:lineRule="auto"/>
+            </w:pPr>
+            <w:r>
+              <w:rPr>
+                <w:rFonts w:ascii="Courier New" w:hAnsi="Courier New" w:eastAsia="Courier New"/>
+                <w:sz w:val="15"/>
+              </w:rPr>
+              <w:t xml:space="preserve">            '22'    { Run 'lab3/v22_rational.sql' }</w:t>
+            </w:r>
+          </w:p>
+          <w:p>
+            <w:pPr>
+              <w:spacing w:line="240" w:lineRule="auto"/>
+            </w:pPr>
+            <w:r>
+              <w:rPr>
+                <w:rFonts w:ascii="Courier New" w:hAnsi="Courier New" w:eastAsia="Courier New"/>
+                <w:sz w:val="15"/>
+              </w:rPr>
+              <w:t xml:space="preserve">            default { Say 'ОШИБКА: ./help lr3 cmplx|20|22' }</w:t>
+            </w:r>
+          </w:p>
+          <w:p>
+            <w:pPr>
+              <w:spacing w:line="240" w:lineRule="auto"/>
+            </w:pPr>
+            <w:r>
+              <w:rPr>
+                <w:rFonts w:ascii="Courier New" w:hAnsi="Courier New" w:eastAsia="Courier New"/>
+                <w:sz w:val="15"/>
+              </w:rPr>
+              <w:t xml:space="preserve">        }</w:t>
+            </w:r>
+          </w:p>
+          <w:p>
+            <w:pPr>
+              <w:spacing w:line="240" w:lineRule="auto"/>
+            </w:pPr>
+            <w:r>
+              <w:rPr>
+                <w:rFonts w:ascii="Courier New" w:hAnsi="Courier New" w:eastAsia="Courier New"/>
+                <w:sz w:val="15"/>
+              </w:rPr>
+              <w:t xml:space="preserve">    }</w:t>
             </w:r>
           </w:p>
           <w:p>
@@ -10037,199 +11203,211 @@
                 <w:rFonts w:ascii="Courier New" w:hAnsi="Courier New" w:eastAsia="Courier New"/>
                 <w:sz w:val="15"/>
               </w:rPr>
-              <w:t xml:space="preserve">    lr4)</w:t>
-            </w:r>
-          </w:p>
-          <w:p>
-            <w:pPr>
-              <w:spacing w:line="240" w:lineRule="auto"/>
-            </w:pPr>
-            <w:r>
-              <w:rPr>
-                <w:rFonts w:ascii="Courier New" w:hAnsi="Courier New" w:eastAsia="Courier New"/>
-                <w:sz w:val="15"/>
-              </w:rPr>
-              <w:t xml:space="preserve">        case "$2" in</w:t>
-            </w:r>
-          </w:p>
-          <w:p>
-            <w:pPr>
-              <w:spacing w:line="240" w:lineRule="auto"/>
-            </w:pPr>
-            <w:r>
-              <w:rPr>
-                <w:rFonts w:ascii="Courier New" w:hAnsi="Courier New" w:eastAsia="Courier New"/>
-                <w:sz w:val="15"/>
-              </w:rPr>
-              <w:t xml:space="preserve">            all)</w:t>
-            </w:r>
-          </w:p>
-          <w:p>
-            <w:pPr>
-              <w:spacing w:line="240" w:lineRule="auto"/>
-            </w:pPr>
-            <w:r>
-              <w:rPr>
-                <w:rFonts w:ascii="Courier New" w:hAnsi="Courier New" w:eastAsia="Courier New"/>
-                <w:sz w:val="15"/>
-              </w:rPr>
-              <w:t xml:space="preserve">                v=${3:-20}; need_variant "$v"</w:t>
-            </w:r>
-          </w:p>
-          <w:p>
-            <w:pPr>
-              <w:spacing w:line="240" w:lineRule="auto"/>
-            </w:pPr>
-            <w:r>
-              <w:rPr>
-                <w:rFonts w:ascii="Courier New" w:hAnsi="Courier New" w:eastAsia="Courier New"/>
-                <w:sz w:val="15"/>
-              </w:rPr>
-              <w:t xml:space="preserve">                bat lab4/run_all.bat "$v" 2&gt;&amp;1 | perl helper/fixenc.pl | tee "results/lr4_v${v}_protocol.txt"</w:t>
-            </w:r>
-          </w:p>
-          <w:p>
-            <w:pPr>
-              <w:spacing w:line="240" w:lineRule="auto"/>
-            </w:pPr>
-            <w:r>
-              <w:rPr>
-                <w:rFonts w:ascii="Courier New" w:hAnsi="Courier New" w:eastAsia="Courier New"/>
-                <w:sz w:val="15"/>
-              </w:rPr>
-              <w:t xml:space="preserve">                ;;</w:t>
-            </w:r>
-          </w:p>
-          <w:p>
-            <w:pPr>
-              <w:spacing w:line="240" w:lineRule="auto"/>
-            </w:pPr>
-            <w:r>
-              <w:rPr>
-                <w:rFonts w:ascii="Courier New" w:hAnsi="Courier New" w:eastAsia="Courier New"/>
-                <w:sz w:val="15"/>
-              </w:rPr>
-              <w:t xml:space="preserve">            base)  bat lab4/create_base.bat 2&gt;&amp;1 | perl helper/fixenc.pl ;;</w:t>
-            </w:r>
-          </w:p>
-          <w:p>
-            <w:pPr>
-              <w:spacing w:line="240" w:lineRule="auto"/>
-            </w:pPr>
-            <w:r>
-              <w:rPr>
-                <w:rFonts w:ascii="Courier New" w:hAnsi="Courier New" w:eastAsia="Courier New"/>
-                <w:sz w:val="15"/>
-              </w:rPr>
-              <w:t xml:space="preserve">            tasks)</w:t>
-            </w:r>
-          </w:p>
-          <w:p>
-            <w:pPr>
-              <w:spacing w:line="240" w:lineRule="auto"/>
-            </w:pPr>
-            <w:r>
-              <w:rPr>
-                <w:rFonts w:ascii="Courier New" w:hAnsi="Courier New" w:eastAsia="Courier New"/>
-                <w:sz w:val="15"/>
-              </w:rPr>
-              <w:t xml:space="preserve">                if [ -z "$3" ]; then echo "Использование: ./h lr4 tasks N [база]"; exit 1; fi</w:t>
-            </w:r>
-          </w:p>
-          <w:p>
-            <w:pPr>
-              <w:spacing w:line="240" w:lineRule="auto"/>
-            </w:pPr>
-            <w:r>
-              <w:rPr>
-                <w:rFonts w:ascii="Courier New" w:hAnsi="Courier New" w:eastAsia="Courier New"/>
-                <w:sz w:val="15"/>
-              </w:rPr>
-              <w:t xml:space="preserve">                bat lab4/tasks.bat "$3" "$4"</w:t>
-            </w:r>
-          </w:p>
-          <w:p>
-            <w:pPr>
-              <w:spacing w:line="240" w:lineRule="auto"/>
-            </w:pPr>
-            <w:r>
-              <w:rPr>
-                <w:rFonts w:ascii="Courier New" w:hAnsi="Courier New" w:eastAsia="Courier New"/>
-                <w:sz w:val="15"/>
-              </w:rPr>
-              <w:t xml:space="preserve">                ;;</w:t>
-            </w:r>
-          </w:p>
-          <w:p>
-            <w:pPr>
-              <w:spacing w:line="240" w:lineRule="auto"/>
-            </w:pPr>
-            <w:r>
-              <w:rPr>
-                <w:rFonts w:ascii="Courier New" w:hAnsi="Courier New" w:eastAsia="Courier New"/>
-                <w:sz w:val="15"/>
-              </w:rPr>
-              <w:t xml:space="preserve">            dump1) bat lab4/dump-1.bat ;;</w:t>
-            </w:r>
-          </w:p>
-          <w:p>
-            <w:pPr>
-              <w:spacing w:line="240" w:lineRule="auto"/>
-            </w:pPr>
-            <w:r>
-              <w:rPr>
-                <w:rFonts w:ascii="Courier New" w:hAnsi="Courier New" w:eastAsia="Courier New"/>
-                <w:sz w:val="15"/>
-              </w:rPr>
-              <w:t xml:space="preserve">            dump2) bat lab4/dump-2.bat ;;</w:t>
-            </w:r>
-          </w:p>
-          <w:p>
-            <w:pPr>
-              <w:spacing w:line="240" w:lineRule="auto"/>
-            </w:pPr>
-            <w:r>
-              <w:rPr>
-                <w:rFonts w:ascii="Courier New" w:hAnsi="Courier New" w:eastAsia="Courier New"/>
-                <w:sz w:val="15"/>
-              </w:rPr>
-              <w:t xml:space="preserve">            dump3) bat lab4/dump-3.bat "$3" ;;</w:t>
-            </w:r>
-          </w:p>
-          <w:p>
-            <w:pPr>
-              <w:spacing w:line="240" w:lineRule="auto"/>
-            </w:pPr>
-            <w:r>
-              <w:rPr>
-                <w:rFonts w:ascii="Courier New" w:hAnsi="Courier New" w:eastAsia="Courier New"/>
-                <w:sz w:val="15"/>
-              </w:rPr>
-              <w:t xml:space="preserve">            *) echo "ОШИБКА: ./h lr4 all|base|tasks|dump1|dump2|dump3" ;;</w:t>
-            </w:r>
-          </w:p>
-          <w:p>
-            <w:pPr>
-              <w:spacing w:line="240" w:lineRule="auto"/>
-            </w:pPr>
-            <w:r>
-              <w:rPr>
-                <w:rFonts w:ascii="Courier New" w:hAnsi="Courier New" w:eastAsia="Courier New"/>
-                <w:sz w:val="15"/>
-              </w:rPr>
-              <w:t xml:space="preserve">        esac</w:t>
-            </w:r>
-          </w:p>
-          <w:p>
-            <w:pPr>
-              <w:spacing w:line="240" w:lineRule="auto"/>
-            </w:pPr>
-            <w:r>
-              <w:rPr>
-                <w:rFonts w:ascii="Courier New" w:hAnsi="Courier New" w:eastAsia="Courier New"/>
-                <w:sz w:val="15"/>
-              </w:rPr>
-              <w:t xml:space="preserve">        ;;</w:t>
+              <w:t xml:space="preserve">    'lr4' {</w:t>
+            </w:r>
+          </w:p>
+          <w:p>
+            <w:pPr>
+              <w:spacing w:line="240" w:lineRule="auto"/>
+            </w:pPr>
+            <w:r>
+              <w:rPr>
+                <w:rFonts w:ascii="Courier New" w:hAnsi="Courier New" w:eastAsia="Courier New"/>
+                <w:sz w:val="15"/>
+              </w:rPr>
+              <w:t xml:space="preserve">        switch ($A[1]) {</w:t>
+            </w:r>
+          </w:p>
+          <w:p>
+            <w:pPr>
+              <w:spacing w:line="240" w:lineRule="auto"/>
+            </w:pPr>
+            <w:r>
+              <w:rPr>
+                <w:rFonts w:ascii="Courier New" w:hAnsi="Courier New" w:eastAsia="Courier New"/>
+                <w:sz w:val="15"/>
+              </w:rPr>
+              <w:t xml:space="preserve">            'all' {</w:t>
+            </w:r>
+          </w:p>
+          <w:p>
+            <w:pPr>
+              <w:spacing w:line="240" w:lineRule="auto"/>
+            </w:pPr>
+            <w:r>
+              <w:rPr>
+                <w:rFonts w:ascii="Courier New" w:hAnsi="Courier New" w:eastAsia="Courier New"/>
+                <w:sz w:val="15"/>
+              </w:rPr>
+              <w:t xml:space="preserve">                $v = if ($A[2]) { $A[2] } else { '20' }</w:t>
+            </w:r>
+          </w:p>
+          <w:p>
+            <w:pPr>
+              <w:spacing w:line="240" w:lineRule="auto"/>
+            </w:pPr>
+            <w:r>
+              <w:rPr>
+                <w:rFonts w:ascii="Courier New" w:hAnsi="Courier New" w:eastAsia="Courier New"/>
+                <w:sz w:val="15"/>
+              </w:rPr>
+              <w:t xml:space="preserve">                Need-Variant $v</w:t>
+            </w:r>
+          </w:p>
+          <w:p>
+            <w:pPr>
+              <w:spacing w:line="240" w:lineRule="auto"/>
+            </w:pPr>
+            <w:r>
+              <w:rPr>
+                <w:rFonts w:ascii="Courier New" w:hAnsi="Courier New" w:eastAsia="Courier New"/>
+                <w:sz w:val="15"/>
+              </w:rPr>
+              <w:t xml:space="preserve">                Bat 'lab4/run_all.bat' @($v) 'cp1251' "results/lr4_v$($v)_protocol.txt"</w:t>
+            </w:r>
+          </w:p>
+          <w:p>
+            <w:pPr>
+              <w:spacing w:line="240" w:lineRule="auto"/>
+            </w:pPr>
+            <w:r>
+              <w:rPr>
+                <w:rFonts w:ascii="Courier New" w:hAnsi="Courier New" w:eastAsia="Courier New"/>
+                <w:sz w:val="15"/>
+              </w:rPr>
+              <w:t xml:space="preserve">            }</w:t>
+            </w:r>
+          </w:p>
+          <w:p>
+            <w:pPr>
+              <w:spacing w:line="240" w:lineRule="auto"/>
+            </w:pPr>
+            <w:r>
+              <w:rPr>
+                <w:rFonts w:ascii="Courier New" w:hAnsi="Courier New" w:eastAsia="Courier New"/>
+                <w:sz w:val="15"/>
+              </w:rPr>
+              <w:t xml:space="preserve">            'base'  { Bat 'lab4/create_base.bat' @() 'cp1251' }</w:t>
+            </w:r>
+          </w:p>
+          <w:p>
+            <w:pPr>
+              <w:spacing w:line="240" w:lineRule="auto"/>
+            </w:pPr>
+            <w:r>
+              <w:rPr>
+                <w:rFonts w:ascii="Courier New" w:hAnsi="Courier New" w:eastAsia="Courier New"/>
+                <w:sz w:val="15"/>
+              </w:rPr>
+              <w:t xml:space="preserve">            'tasks' {</w:t>
+            </w:r>
+          </w:p>
+          <w:p>
+            <w:pPr>
+              <w:spacing w:line="240" w:lineRule="auto"/>
+            </w:pPr>
+            <w:r>
+              <w:rPr>
+                <w:rFonts w:ascii="Courier New" w:hAnsi="Courier New" w:eastAsia="Courier New"/>
+                <w:sz w:val="15"/>
+              </w:rPr>
+              <w:t xml:space="preserve">                if (-not $A[2]) { Say 'Использование: ./help lr4 tasks N [база]'; exit 1 }</w:t>
+            </w:r>
+          </w:p>
+          <w:p>
+            <w:pPr>
+              <w:spacing w:line="240" w:lineRule="auto"/>
+            </w:pPr>
+            <w:r>
+              <w:rPr>
+                <w:rFonts w:ascii="Courier New" w:hAnsi="Courier New" w:eastAsia="Courier New"/>
+                <w:sz w:val="15"/>
+              </w:rPr>
+              <w:t xml:space="preserve">                Bat 'lab4/tasks.bat' @($A[2], $A[3])</w:t>
+            </w:r>
+          </w:p>
+          <w:p>
+            <w:pPr>
+              <w:spacing w:line="240" w:lineRule="auto"/>
+            </w:pPr>
+            <w:r>
+              <w:rPr>
+                <w:rFonts w:ascii="Courier New" w:hAnsi="Courier New" w:eastAsia="Courier New"/>
+                <w:sz w:val="15"/>
+              </w:rPr>
+              <w:t xml:space="preserve">            }</w:t>
+            </w:r>
+          </w:p>
+          <w:p>
+            <w:pPr>
+              <w:spacing w:line="240" w:lineRule="auto"/>
+            </w:pPr>
+            <w:r>
+              <w:rPr>
+                <w:rFonts w:ascii="Courier New" w:hAnsi="Courier New" w:eastAsia="Courier New"/>
+                <w:sz w:val="15"/>
+              </w:rPr>
+              <w:t xml:space="preserve">            'dump1' { Bat 'lab4/dump-1.bat' }</w:t>
+            </w:r>
+          </w:p>
+          <w:p>
+            <w:pPr>
+              <w:spacing w:line="240" w:lineRule="auto"/>
+            </w:pPr>
+            <w:r>
+              <w:rPr>
+                <w:rFonts w:ascii="Courier New" w:hAnsi="Courier New" w:eastAsia="Courier New"/>
+                <w:sz w:val="15"/>
+              </w:rPr>
+              <w:t xml:space="preserve">            'dump2' { Bat 'lab4/dump-2.bat' }</w:t>
+            </w:r>
+          </w:p>
+          <w:p>
+            <w:pPr>
+              <w:spacing w:line="240" w:lineRule="auto"/>
+            </w:pPr>
+            <w:r>
+              <w:rPr>
+                <w:rFonts w:ascii="Courier New" w:hAnsi="Courier New" w:eastAsia="Courier New"/>
+                <w:sz w:val="15"/>
+              </w:rPr>
+              <w:t xml:space="preserve">            'dump3' { Bat 'lab4/dump-3.bat' @($A[2]) }</w:t>
+            </w:r>
+          </w:p>
+          <w:p>
+            <w:pPr>
+              <w:spacing w:line="240" w:lineRule="auto"/>
+            </w:pPr>
+            <w:r>
+              <w:rPr>
+                <w:rFonts w:ascii="Courier New" w:hAnsi="Courier New" w:eastAsia="Courier New"/>
+                <w:sz w:val="15"/>
+              </w:rPr>
+              <w:t xml:space="preserve">            default { Say 'ОШИБКА: ./help lr4 all|base|tasks|dump1|dump2|dump3' }</w:t>
+            </w:r>
+          </w:p>
+          <w:p>
+            <w:pPr>
+              <w:spacing w:line="240" w:lineRule="auto"/>
+            </w:pPr>
+            <w:r>
+              <w:rPr>
+                <w:rFonts w:ascii="Courier New" w:hAnsi="Courier New" w:eastAsia="Courier New"/>
+                <w:sz w:val="15"/>
+              </w:rPr>
+              <w:t xml:space="preserve">        }</w:t>
+            </w:r>
+          </w:p>
+          <w:p>
+            <w:pPr>
+              <w:spacing w:line="240" w:lineRule="auto"/>
+            </w:pPr>
+            <w:r>
+              <w:rPr>
+                <w:rFonts w:ascii="Courier New" w:hAnsi="Courier New" w:eastAsia="Courier New"/>
+                <w:sz w:val="15"/>
+              </w:rPr>
+              <w:t xml:space="preserve">    }</w:t>
             </w:r>
           </w:p>
           <w:p>
@@ -10265,79 +11443,79 @@
                 <w:rFonts w:ascii="Courier New" w:hAnsi="Courier New" w:eastAsia="Courier New"/>
                 <w:sz w:val="15"/>
               </w:rPr>
-              <w:t xml:space="preserve">    lr5)</w:t>
-            </w:r>
-          </w:p>
-          <w:p>
-            <w:pPr>
-              <w:spacing w:line="240" w:lineRule="auto"/>
-            </w:pPr>
-            <w:r>
-              <w:rPr>
-                <w:rFonts w:ascii="Courier New" w:hAnsi="Courier New" w:eastAsia="Courier New"/>
-                <w:sz w:val="15"/>
-              </w:rPr>
-              <w:t xml:space="preserve">        case "$2" in</w:t>
-            </w:r>
-          </w:p>
-          <w:p>
-            <w:pPr>
-              <w:spacing w:line="240" w:lineRule="auto"/>
-            </w:pPr>
-            <w:r>
-              <w:rPr>
-                <w:rFonts w:ascii="Courier New" w:hAnsi="Courier New" w:eastAsia="Courier New"/>
-                <w:sz w:val="15"/>
-              </w:rPr>
-              <w:t xml:space="preserve">            build) need_variant "$3"; bat lab5/build.bat "$3" "$4" 2&gt;&amp;1 | FIXENC_CP=cp866 perl helper/fixenc.pl ;;</w:t>
-            </w:r>
-          </w:p>
-          <w:p>
-            <w:pPr>
-              <w:spacing w:line="240" w:lineRule="auto"/>
-            </w:pPr>
-            <w:r>
-              <w:rPr>
-                <w:rFonts w:ascii="Courier New" w:hAnsi="Courier New" w:eastAsia="Courier New"/>
-                <w:sz w:val="15"/>
-              </w:rPr>
-              <w:t xml:space="preserve">            20|22) run "lab5/v$2_test.sql" "$3" ;;</w:t>
-            </w:r>
-          </w:p>
-          <w:p>
-            <w:pPr>
-              <w:spacing w:line="240" w:lineRule="auto"/>
-            </w:pPr>
-            <w:r>
-              <w:rPr>
-                <w:rFonts w:ascii="Courier New" w:hAnsi="Courier New" w:eastAsia="Courier New"/>
-                <w:sz w:val="15"/>
-              </w:rPr>
-              <w:t xml:space="preserve">            *) echo "ОШИБКА: ./h lr5 build 20|22  или  ./h lr5 20|22" ;;</w:t>
-            </w:r>
-          </w:p>
-          <w:p>
-            <w:pPr>
-              <w:spacing w:line="240" w:lineRule="auto"/>
-            </w:pPr>
-            <w:r>
-              <w:rPr>
-                <w:rFonts w:ascii="Courier New" w:hAnsi="Courier New" w:eastAsia="Courier New"/>
-                <w:sz w:val="15"/>
-              </w:rPr>
-              <w:t xml:space="preserve">        esac</w:t>
-            </w:r>
-          </w:p>
-          <w:p>
-            <w:pPr>
-              <w:spacing w:line="240" w:lineRule="auto"/>
-            </w:pPr>
-            <w:r>
-              <w:rPr>
-                <w:rFonts w:ascii="Courier New" w:hAnsi="Courier New" w:eastAsia="Courier New"/>
-                <w:sz w:val="15"/>
-              </w:rPr>
-              <w:t xml:space="preserve">        ;;</w:t>
+              <w:t xml:space="preserve">    'lr5' {</w:t>
+            </w:r>
+          </w:p>
+          <w:p>
+            <w:pPr>
+              <w:spacing w:line="240" w:lineRule="auto"/>
+            </w:pPr>
+            <w:r>
+              <w:rPr>
+                <w:rFonts w:ascii="Courier New" w:hAnsi="Courier New" w:eastAsia="Courier New"/>
+                <w:sz w:val="15"/>
+              </w:rPr>
+              <w:t xml:space="preserve">        switch ($A[1]) {</w:t>
+            </w:r>
+          </w:p>
+          <w:p>
+            <w:pPr>
+              <w:spacing w:line="240" w:lineRule="auto"/>
+            </w:pPr>
+            <w:r>
+              <w:rPr>
+                <w:rFonts w:ascii="Courier New" w:hAnsi="Courier New" w:eastAsia="Courier New"/>
+                <w:sz w:val="15"/>
+              </w:rPr>
+              <w:t xml:space="preserve">            'build' { Need-Variant $A[2]; Bat 'lab5/build.bat' @($A[2], $A[3]) 'cp866' }</w:t>
+            </w:r>
+          </w:p>
+          <w:p>
+            <w:pPr>
+              <w:spacing w:line="240" w:lineRule="auto"/>
+            </w:pPr>
+            <w:r>
+              <w:rPr>
+                <w:rFonts w:ascii="Courier New" w:hAnsi="Courier New" w:eastAsia="Courier New"/>
+                <w:sz w:val="15"/>
+              </w:rPr>
+              <w:t xml:space="preserve">            { $_ -in '20', '22' } { Run "lab5/v$($A[1])_test.sql" $A[2] }</w:t>
+            </w:r>
+          </w:p>
+          <w:p>
+            <w:pPr>
+              <w:spacing w:line="240" w:lineRule="auto"/>
+            </w:pPr>
+            <w:r>
+              <w:rPr>
+                <w:rFonts w:ascii="Courier New" w:hAnsi="Courier New" w:eastAsia="Courier New"/>
+                <w:sz w:val="15"/>
+              </w:rPr>
+              <w:t xml:space="preserve">            default { Say 'ОШИБКА: ./help lr5 build 20|22  или  ./help lr5 20|22' }</w:t>
+            </w:r>
+          </w:p>
+          <w:p>
+            <w:pPr>
+              <w:spacing w:line="240" w:lineRule="auto"/>
+            </w:pPr>
+            <w:r>
+              <w:rPr>
+                <w:rFonts w:ascii="Courier New" w:hAnsi="Courier New" w:eastAsia="Courier New"/>
+                <w:sz w:val="15"/>
+              </w:rPr>
+              <w:t xml:space="preserve">        }</w:t>
+            </w:r>
+          </w:p>
+          <w:p>
+            <w:pPr>
+              <w:spacing w:line="240" w:lineRule="auto"/>
+            </w:pPr>
+            <w:r>
+              <w:rPr>
+                <w:rFonts w:ascii="Courier New" w:hAnsi="Courier New" w:eastAsia="Courier New"/>
+                <w:sz w:val="15"/>
+              </w:rPr>
+              <w:t xml:space="preserve">    }</w:t>
             </w:r>
           </w:p>
           <w:p>
@@ -10373,223 +11551,223 @@
                 <w:rFonts w:ascii="Courier New" w:hAnsi="Courier New" w:eastAsia="Courier New"/>
                 <w:sz w:val="15"/>
               </w:rPr>
-              <w:t xml:space="preserve">    lr6)</w:t>
-            </w:r>
-          </w:p>
-          <w:p>
-            <w:pPr>
-              <w:spacing w:line="240" w:lineRule="auto"/>
-            </w:pPr>
-            <w:r>
-              <w:rPr>
-                <w:rFonts w:ascii="Courier New" w:hAnsi="Courier New" w:eastAsia="Courier New"/>
-                <w:sz w:val="15"/>
-              </w:rPr>
-              <w:t xml:space="preserve">        case "$2" in</w:t>
-            </w:r>
-          </w:p>
-          <w:p>
-            <w:pPr>
-              <w:spacing w:line="240" w:lineRule="auto"/>
-            </w:pPr>
-            <w:r>
-              <w:rPr>
-                <w:rFonts w:ascii="Courier New" w:hAnsi="Courier New" w:eastAsia="Courier New"/>
-                <w:sz w:val="15"/>
-              </w:rPr>
-              <w:t xml:space="preserve">            setup)</w:t>
-            </w:r>
-          </w:p>
-          <w:p>
-            <w:pPr>
-              <w:spacing w:line="240" w:lineRule="auto"/>
-            </w:pPr>
-            <w:r>
-              <w:rPr>
-                <w:rFonts w:ascii="Courier New" w:hAnsi="Courier New" w:eastAsia="Courier New"/>
-                <w:sz w:val="15"/>
-              </w:rPr>
-              <w:t xml:space="preserve">                for f in create_DB create_temp1 insert_temp1 select_from_temp1; do</w:t>
-            </w:r>
-          </w:p>
-          <w:p>
-            <w:pPr>
-              <w:spacing w:line="240" w:lineRule="auto"/>
-            </w:pPr>
-            <w:r>
-              <w:rPr>
-                <w:rFonts w:ascii="Courier New" w:hAnsi="Courier New" w:eastAsia="Courier New"/>
-                <w:sz w:val="15"/>
-              </w:rPr>
-              <w:t xml:space="preserve">                    bat lab6/s_TCP.bat "lab6\\SETUP\\$f"</w:t>
-            </w:r>
-          </w:p>
-          <w:p>
-            <w:pPr>
-              <w:spacing w:line="240" w:lineRule="auto"/>
-            </w:pPr>
-            <w:r>
-              <w:rPr>
-                <w:rFonts w:ascii="Courier New" w:hAnsi="Courier New" w:eastAsia="Courier New"/>
-                <w:sz w:val="15"/>
-              </w:rPr>
-              <w:t xml:space="preserve">                done</w:t>
-            </w:r>
-          </w:p>
-          <w:p>
-            <w:pPr>
-              <w:spacing w:line="240" w:lineRule="auto"/>
-            </w:pPr>
-            <w:r>
-              <w:rPr>
-                <w:rFonts w:ascii="Courier New" w:hAnsi="Courier New" w:eastAsia="Courier New"/>
-                <w:sz w:val="15"/>
-              </w:rPr>
-              <w:t xml:space="preserve">                ;;</w:t>
-            </w:r>
-          </w:p>
-          <w:p>
-            <w:pPr>
-              <w:spacing w:line="240" w:lineRule="auto"/>
-            </w:pPr>
-            <w:r>
-              <w:rPr>
-                <w:rFonts w:ascii="Courier New" w:hAnsi="Courier New" w:eastAsia="Courier New"/>
-                <w:sz w:val="15"/>
-              </w:rPr>
-              <w:t xml:space="preserve">            sel2)     bat lab6/COPY/make_sel2.bat ;;</w:t>
-            </w:r>
-          </w:p>
-          <w:p>
-            <w:pPr>
-              <w:spacing w:line="240" w:lineRule="auto"/>
-            </w:pPr>
-            <w:r>
-              <w:rPr>
-                <w:rFonts w:ascii="Courier New" w:hAnsi="Courier New" w:eastAsia="Courier New"/>
-                <w:sz w:val="15"/>
-              </w:rPr>
-              <w:t xml:space="preserve">            createdb) bat lab6/s_TCP.bat 'lab6\COPY\create_DB' ;;</w:t>
-            </w:r>
-          </w:p>
-          <w:p>
-            <w:pPr>
-              <w:spacing w:line="240" w:lineRule="auto"/>
-            </w:pPr>
-            <w:r>
-              <w:rPr>
-                <w:rFonts w:ascii="Courier New" w:hAnsi="Courier New" w:eastAsia="Courier New"/>
-                <w:sz w:val="15"/>
-              </w:rPr>
-              <w:t xml:space="preserve">            copy)     bat lab6/COPY/copy_to_MS_SQL.bat 2&gt;&amp;1 | perl helper/fixenc.pl ;;</w:t>
-            </w:r>
-          </w:p>
-          <w:p>
-            <w:pPr>
-              <w:spacing w:line="240" w:lineRule="auto"/>
-            </w:pPr>
-            <w:r>
-              <w:rPr>
-                <w:rFonts w:ascii="Courier New" w:hAnsi="Courier New" w:eastAsia="Courier New"/>
-                <w:sz w:val="15"/>
-              </w:rPr>
-              <w:t xml:space="preserve">            disp)     bat lab6/COPY/disp.bat ;;</w:t>
-            </w:r>
-          </w:p>
-          <w:p>
-            <w:pPr>
-              <w:spacing w:line="240" w:lineRule="auto"/>
-            </w:pPr>
-            <w:r>
-              <w:rPr>
-                <w:rFonts w:ascii="Courier New" w:hAnsi="Courier New" w:eastAsia="Courier New"/>
-                <w:sz w:val="15"/>
-              </w:rPr>
-              <w:t xml:space="preserve">            v20|v22)</w:t>
-            </w:r>
-          </w:p>
-          <w:p>
-            <w:pPr>
-              <w:spacing w:line="240" w:lineRule="auto"/>
-            </w:pPr>
-            <w:r>
-              <w:rPr>
-                <w:rFonts w:ascii="Courier New" w:hAnsi="Courier New" w:eastAsia="Courier New"/>
-                <w:sz w:val="15"/>
-              </w:rPr>
-              <w:t xml:space="preserve">                need_task "$3"</w:t>
-            </w:r>
-          </w:p>
-          <w:p>
-            <w:pPr>
-              <w:spacing w:line="240" w:lineRule="auto"/>
-            </w:pPr>
-            <w:r>
-              <w:rPr>
-                <w:rFonts w:ascii="Courier New" w:hAnsi="Courier New" w:eastAsia="Courier New"/>
-                <w:sz w:val="15"/>
-              </w:rPr>
-              <w:t xml:space="preserve">                bat lab6/s.bat "lab6\\tasks\\$2_task$3.sql" "$4" "$5" "$6"</w:t>
-            </w:r>
-          </w:p>
-          <w:p>
-            <w:pPr>
-              <w:spacing w:line="240" w:lineRule="auto"/>
-            </w:pPr>
-            <w:r>
-              <w:rPr>
-                <w:rFonts w:ascii="Courier New" w:hAnsi="Courier New" w:eastAsia="Courier New"/>
-                <w:sz w:val="15"/>
-              </w:rPr>
-              <w:t xml:space="preserve">                ;;</w:t>
-            </w:r>
-          </w:p>
-          <w:p>
-            <w:pPr>
-              <w:spacing w:line="240" w:lineRule="auto"/>
-            </w:pPr>
-            <w:r>
-              <w:rPr>
-                <w:rFonts w:ascii="Courier New" w:hAnsi="Courier New" w:eastAsia="Courier New"/>
-                <w:sz w:val="15"/>
-              </w:rPr>
-              <w:t xml:space="preserve">            console)  bat lab6/s0.bat ;;</w:t>
-            </w:r>
-          </w:p>
-          <w:p>
-            <w:pPr>
-              <w:spacing w:line="240" w:lineRule="auto"/>
-            </w:pPr>
-            <w:r>
-              <w:rPr>
-                <w:rFonts w:ascii="Courier New" w:hAnsi="Courier New" w:eastAsia="Courier New"/>
-                <w:sz w:val="15"/>
-              </w:rPr>
-              <w:t xml:space="preserve">            *) echo "ОШИБКА: ./h lr6 setup|sel2|createdb|copy|disp|v20|v22|console" ;;</w:t>
-            </w:r>
-          </w:p>
-          <w:p>
-            <w:pPr>
-              <w:spacing w:line="240" w:lineRule="auto"/>
-            </w:pPr>
-            <w:r>
-              <w:rPr>
-                <w:rFonts w:ascii="Courier New" w:hAnsi="Courier New" w:eastAsia="Courier New"/>
-                <w:sz w:val="15"/>
-              </w:rPr>
-              <w:t xml:space="preserve">        esac</w:t>
-            </w:r>
-          </w:p>
-          <w:p>
-            <w:pPr>
-              <w:spacing w:line="240" w:lineRule="auto"/>
-            </w:pPr>
-            <w:r>
-              <w:rPr>
-                <w:rFonts w:ascii="Courier New" w:hAnsi="Courier New" w:eastAsia="Courier New"/>
-                <w:sz w:val="15"/>
-              </w:rPr>
-              <w:t xml:space="preserve">        ;;</w:t>
+              <w:t xml:space="preserve">    'lr6' {</w:t>
+            </w:r>
+          </w:p>
+          <w:p>
+            <w:pPr>
+              <w:spacing w:line="240" w:lineRule="auto"/>
+            </w:pPr>
+            <w:r>
+              <w:rPr>
+                <w:rFonts w:ascii="Courier New" w:hAnsi="Courier New" w:eastAsia="Courier New"/>
+                <w:sz w:val="15"/>
+              </w:rPr>
+              <w:t xml:space="preserve">        switch ($A[1]) {</w:t>
+            </w:r>
+          </w:p>
+          <w:p>
+            <w:pPr>
+              <w:spacing w:line="240" w:lineRule="auto"/>
+            </w:pPr>
+            <w:r>
+              <w:rPr>
+                <w:rFonts w:ascii="Courier New" w:hAnsi="Courier New" w:eastAsia="Courier New"/>
+                <w:sz w:val="15"/>
+              </w:rPr>
+              <w:t xml:space="preserve">            'setup' {</w:t>
+            </w:r>
+          </w:p>
+          <w:p>
+            <w:pPr>
+              <w:spacing w:line="240" w:lineRule="auto"/>
+            </w:pPr>
+            <w:r>
+              <w:rPr>
+                <w:rFonts w:ascii="Courier New" w:hAnsi="Courier New" w:eastAsia="Courier New"/>
+                <w:sz w:val="15"/>
+              </w:rPr>
+              <w:t xml:space="preserve">                foreach ($f in 'create_DB', 'create_temp1', 'insert_temp1', 'select_from_temp1') {</w:t>
+            </w:r>
+          </w:p>
+          <w:p>
+            <w:pPr>
+              <w:spacing w:line="240" w:lineRule="auto"/>
+            </w:pPr>
+            <w:r>
+              <w:rPr>
+                <w:rFonts w:ascii="Courier New" w:hAnsi="Courier New" w:eastAsia="Courier New"/>
+                <w:sz w:val="15"/>
+              </w:rPr>
+              <w:t xml:space="preserve">                    Bat 'lab6/s_TCP.bat' @("lab6\SETUP\$f")</w:t>
+            </w:r>
+          </w:p>
+          <w:p>
+            <w:pPr>
+              <w:spacing w:line="240" w:lineRule="auto"/>
+            </w:pPr>
+            <w:r>
+              <w:rPr>
+                <w:rFonts w:ascii="Courier New" w:hAnsi="Courier New" w:eastAsia="Courier New"/>
+                <w:sz w:val="15"/>
+              </w:rPr>
+              <w:t xml:space="preserve">                }</w:t>
+            </w:r>
+          </w:p>
+          <w:p>
+            <w:pPr>
+              <w:spacing w:line="240" w:lineRule="auto"/>
+            </w:pPr>
+            <w:r>
+              <w:rPr>
+                <w:rFonts w:ascii="Courier New" w:hAnsi="Courier New" w:eastAsia="Courier New"/>
+                <w:sz w:val="15"/>
+              </w:rPr>
+              <w:t xml:space="preserve">            }</w:t>
+            </w:r>
+          </w:p>
+          <w:p>
+            <w:pPr>
+              <w:spacing w:line="240" w:lineRule="auto"/>
+            </w:pPr>
+            <w:r>
+              <w:rPr>
+                <w:rFonts w:ascii="Courier New" w:hAnsi="Courier New" w:eastAsia="Courier New"/>
+                <w:sz w:val="15"/>
+              </w:rPr>
+              <w:t xml:space="preserve">            'sel2'     { Bat 'lab6/COPY/make_sel2.bat' }</w:t>
+            </w:r>
+          </w:p>
+          <w:p>
+            <w:pPr>
+              <w:spacing w:line="240" w:lineRule="auto"/>
+            </w:pPr>
+            <w:r>
+              <w:rPr>
+                <w:rFonts w:ascii="Courier New" w:hAnsi="Courier New" w:eastAsia="Courier New"/>
+                <w:sz w:val="15"/>
+              </w:rPr>
+              <w:t xml:space="preserve">            'createdb' { Bat 'lab6/s_TCP.bat' @('lab6\COPY\create_DB') }</w:t>
+            </w:r>
+          </w:p>
+          <w:p>
+            <w:pPr>
+              <w:spacing w:line="240" w:lineRule="auto"/>
+            </w:pPr>
+            <w:r>
+              <w:rPr>
+                <w:rFonts w:ascii="Courier New" w:hAnsi="Courier New" w:eastAsia="Courier New"/>
+                <w:sz w:val="15"/>
+              </w:rPr>
+              <w:t xml:space="preserve">            'copy'     { Bat 'lab6/COPY/copy_to_MS_SQL.bat' @() 'cp1251' }</w:t>
+            </w:r>
+          </w:p>
+          <w:p>
+            <w:pPr>
+              <w:spacing w:line="240" w:lineRule="auto"/>
+            </w:pPr>
+            <w:r>
+              <w:rPr>
+                <w:rFonts w:ascii="Courier New" w:hAnsi="Courier New" w:eastAsia="Courier New"/>
+                <w:sz w:val="15"/>
+              </w:rPr>
+              <w:t xml:space="preserve">            'disp'     { Bat 'lab6/COPY/disp.bat' }</w:t>
+            </w:r>
+          </w:p>
+          <w:p>
+            <w:pPr>
+              <w:spacing w:line="240" w:lineRule="auto"/>
+            </w:pPr>
+            <w:r>
+              <w:rPr>
+                <w:rFonts w:ascii="Courier New" w:hAnsi="Courier New" w:eastAsia="Courier New"/>
+                <w:sz w:val="15"/>
+              </w:rPr>
+              <w:t xml:space="preserve">            { $_ -in 'v20', 'v22' } {</w:t>
+            </w:r>
+          </w:p>
+          <w:p>
+            <w:pPr>
+              <w:spacing w:line="240" w:lineRule="auto"/>
+            </w:pPr>
+            <w:r>
+              <w:rPr>
+                <w:rFonts w:ascii="Courier New" w:hAnsi="Courier New" w:eastAsia="Courier New"/>
+                <w:sz w:val="15"/>
+              </w:rPr>
+              <w:t xml:space="preserve">                Need-Task $A[2]</w:t>
+            </w:r>
+          </w:p>
+          <w:p>
+            <w:pPr>
+              <w:spacing w:line="240" w:lineRule="auto"/>
+            </w:pPr>
+            <w:r>
+              <w:rPr>
+                <w:rFonts w:ascii="Courier New" w:hAnsi="Courier New" w:eastAsia="Courier New"/>
+                <w:sz w:val="15"/>
+              </w:rPr>
+              <w:t xml:space="preserve">                Bat 'lab6/s.bat' @("lab6\tasks\$($A[1])_task$($A[2]).sql", $A[3], $A[4], $A[5])</w:t>
+            </w:r>
+          </w:p>
+          <w:p>
+            <w:pPr>
+              <w:spacing w:line="240" w:lineRule="auto"/>
+            </w:pPr>
+            <w:r>
+              <w:rPr>
+                <w:rFonts w:ascii="Courier New" w:hAnsi="Courier New" w:eastAsia="Courier New"/>
+                <w:sz w:val="15"/>
+              </w:rPr>
+              <w:t xml:space="preserve">            }</w:t>
+            </w:r>
+          </w:p>
+          <w:p>
+            <w:pPr>
+              <w:spacing w:line="240" w:lineRule="auto"/>
+            </w:pPr>
+            <w:r>
+              <w:rPr>
+                <w:rFonts w:ascii="Courier New" w:hAnsi="Courier New" w:eastAsia="Courier New"/>
+                <w:sz w:val="15"/>
+              </w:rPr>
+              <w:t xml:space="preserve">            'console'  { &amp; .\lab6\s0.bat }</w:t>
+            </w:r>
+          </w:p>
+          <w:p>
+            <w:pPr>
+              <w:spacing w:line="240" w:lineRule="auto"/>
+            </w:pPr>
+            <w:r>
+              <w:rPr>
+                <w:rFonts w:ascii="Courier New" w:hAnsi="Courier New" w:eastAsia="Courier New"/>
+                <w:sz w:val="15"/>
+              </w:rPr>
+              <w:t xml:space="preserve">            default    { Say 'ОШИБКА: ./help lr6 setup|sel2|createdb|copy|disp|v20|v22|console' }</w:t>
+            </w:r>
+          </w:p>
+          <w:p>
+            <w:pPr>
+              <w:spacing w:line="240" w:lineRule="auto"/>
+            </w:pPr>
+            <w:r>
+              <w:rPr>
+                <w:rFonts w:ascii="Courier New" w:hAnsi="Courier New" w:eastAsia="Courier New"/>
+                <w:sz w:val="15"/>
+              </w:rPr>
+              <w:t xml:space="preserve">        }</w:t>
+            </w:r>
+          </w:p>
+          <w:p>
+            <w:pPr>
+              <w:spacing w:line="240" w:lineRule="auto"/>
+            </w:pPr>
+            <w:r>
+              <w:rPr>
+                <w:rFonts w:ascii="Courier New" w:hAnsi="Courier New" w:eastAsia="Courier New"/>
+                <w:sz w:val="15"/>
+              </w:rPr>
+              <w:t xml:space="preserve">    }</w:t>
             </w:r>
           </w:p>
           <w:p>
@@ -10625,91 +11803,91 @@
                 <w:rFonts w:ascii="Courier New" w:hAnsi="Courier New" w:eastAsia="Courier New"/>
                 <w:sz w:val="15"/>
               </w:rPr>
-              <w:t xml:space="preserve">    lr7)</w:t>
-            </w:r>
-          </w:p>
-          <w:p>
-            <w:pPr>
-              <w:spacing w:line="240" w:lineRule="auto"/>
-            </w:pPr>
-            <w:r>
-              <w:rPr>
-                <w:rFonts w:ascii="Courier New" w:hAnsi="Courier New" w:eastAsia="Courier New"/>
-                <w:sz w:val="15"/>
-              </w:rPr>
-              <w:t xml:space="preserve">        case "$2" in</w:t>
-            </w:r>
-          </w:p>
-          <w:p>
-            <w:pPr>
-              <w:spacing w:line="240" w:lineRule="auto"/>
-            </w:pPr>
-            <w:r>
-              <w:rPr>
-                <w:rFonts w:ascii="Courier New" w:hAnsi="Courier New" w:eastAsia="Courier New"/>
-                <w:sz w:val="15"/>
-              </w:rPr>
-              <w:t xml:space="preserve">            create) bat lab7/s.bat 'lab7\create_objects.sql' ;;</w:t>
-            </w:r>
-          </w:p>
-          <w:p>
-            <w:pPr>
-              <w:spacing w:line="240" w:lineRule="auto"/>
-            </w:pPr>
-            <w:r>
-              <w:rPr>
-                <w:rFonts w:ascii="Courier New" w:hAnsi="Courier New" w:eastAsia="Courier New"/>
-                <w:sz w:val="15"/>
-              </w:rPr>
-              <w:t xml:space="preserve">            1)      bat lab7/s.bat 'lab7\calculate1.sql' "$3" "$4" "$5" "$6" "$7" ;;</w:t>
-            </w:r>
-          </w:p>
-          <w:p>
-            <w:pPr>
-              <w:spacing w:line="240" w:lineRule="auto"/>
-            </w:pPr>
-            <w:r>
-              <w:rPr>
-                <w:rFonts w:ascii="Courier New" w:hAnsi="Courier New" w:eastAsia="Courier New"/>
-                <w:sz w:val="15"/>
-              </w:rPr>
-              <w:t xml:space="preserve">            2)      bat lab7/s.bat 'lab7\calculate2.sql' "$3" "$4" "$5" "$6" ;;</w:t>
-            </w:r>
-          </w:p>
-          <w:p>
-            <w:pPr>
-              <w:spacing w:line="240" w:lineRule="auto"/>
-            </w:pPr>
-            <w:r>
-              <w:rPr>
-                <w:rFonts w:ascii="Courier New" w:hAnsi="Courier New" w:eastAsia="Courier New"/>
-                <w:sz w:val="15"/>
-              </w:rPr>
-              <w:t xml:space="preserve">            *) echo "ОШИБКА: ./h lr7 create|1|2" ;;</w:t>
-            </w:r>
-          </w:p>
-          <w:p>
-            <w:pPr>
-              <w:spacing w:line="240" w:lineRule="auto"/>
-            </w:pPr>
-            <w:r>
-              <w:rPr>
-                <w:rFonts w:ascii="Courier New" w:hAnsi="Courier New" w:eastAsia="Courier New"/>
-                <w:sz w:val="15"/>
-              </w:rPr>
-              <w:t xml:space="preserve">        esac</w:t>
-            </w:r>
-          </w:p>
-          <w:p>
-            <w:pPr>
-              <w:spacing w:line="240" w:lineRule="auto"/>
-            </w:pPr>
-            <w:r>
-              <w:rPr>
-                <w:rFonts w:ascii="Courier New" w:hAnsi="Courier New" w:eastAsia="Courier New"/>
-                <w:sz w:val="15"/>
-              </w:rPr>
-              <w:t xml:space="preserve">        ;;</w:t>
+              <w:t xml:space="preserve">    'lr7' {</w:t>
+            </w:r>
+          </w:p>
+          <w:p>
+            <w:pPr>
+              <w:spacing w:line="240" w:lineRule="auto"/>
+            </w:pPr>
+            <w:r>
+              <w:rPr>
+                <w:rFonts w:ascii="Courier New" w:hAnsi="Courier New" w:eastAsia="Courier New"/>
+                <w:sz w:val="15"/>
+              </w:rPr>
+              <w:t xml:space="preserve">        switch ($A[1]) {</w:t>
+            </w:r>
+          </w:p>
+          <w:p>
+            <w:pPr>
+              <w:spacing w:line="240" w:lineRule="auto"/>
+            </w:pPr>
+            <w:r>
+              <w:rPr>
+                <w:rFonts w:ascii="Courier New" w:hAnsi="Courier New" w:eastAsia="Courier New"/>
+                <w:sz w:val="15"/>
+              </w:rPr>
+              <w:t xml:space="preserve">            'create' { Bat 'lab7/s.bat' @('lab7\create_objects.sql') }</w:t>
+            </w:r>
+          </w:p>
+          <w:p>
+            <w:pPr>
+              <w:spacing w:line="240" w:lineRule="auto"/>
+            </w:pPr>
+            <w:r>
+              <w:rPr>
+                <w:rFonts w:ascii="Courier New" w:hAnsi="Courier New" w:eastAsia="Courier New"/>
+                <w:sz w:val="15"/>
+              </w:rPr>
+              <w:t xml:space="preserve">            '1'      { Bat 'lab7/s.bat' @('lab7\calculate1.sql', $A[2], $A[3], $A[4], $A[5], $A[6]) }</w:t>
+            </w:r>
+          </w:p>
+          <w:p>
+            <w:pPr>
+              <w:spacing w:line="240" w:lineRule="auto"/>
+            </w:pPr>
+            <w:r>
+              <w:rPr>
+                <w:rFonts w:ascii="Courier New" w:hAnsi="Courier New" w:eastAsia="Courier New"/>
+                <w:sz w:val="15"/>
+              </w:rPr>
+              <w:t xml:space="preserve">            '2'      { Bat 'lab7/s.bat' @('lab7\calculate2.sql', $A[2], $A[3], $A[4], $A[5]) }</w:t>
+            </w:r>
+          </w:p>
+          <w:p>
+            <w:pPr>
+              <w:spacing w:line="240" w:lineRule="auto"/>
+            </w:pPr>
+            <w:r>
+              <w:rPr>
+                <w:rFonts w:ascii="Courier New" w:hAnsi="Courier New" w:eastAsia="Courier New"/>
+                <w:sz w:val="15"/>
+              </w:rPr>
+              <w:t xml:space="preserve">            default  { Say 'ОШИБКА: ./help lr7 create|1|2' }</w:t>
+            </w:r>
+          </w:p>
+          <w:p>
+            <w:pPr>
+              <w:spacing w:line="240" w:lineRule="auto"/>
+            </w:pPr>
+            <w:r>
+              <w:rPr>
+                <w:rFonts w:ascii="Courier New" w:hAnsi="Courier New" w:eastAsia="Courier New"/>
+                <w:sz w:val="15"/>
+              </w:rPr>
+              <w:t xml:space="preserve">        }</w:t>
+            </w:r>
+          </w:p>
+          <w:p>
+            <w:pPr>
+              <w:spacing w:line="240" w:lineRule="auto"/>
+            </w:pPr>
+            <w:r>
+              <w:rPr>
+                <w:rFonts w:ascii="Courier New" w:hAnsi="Courier New" w:eastAsia="Courier New"/>
+                <w:sz w:val="15"/>
+              </w:rPr>
+              <w:t xml:space="preserve">    }</w:t>
             </w:r>
           </w:p>
           <w:p>
@@ -10745,91 +11923,91 @@
                 <w:rFonts w:ascii="Courier New" w:hAnsi="Courier New" w:eastAsia="Courier New"/>
                 <w:sz w:val="15"/>
               </w:rPr>
-              <w:t xml:space="preserve">    lr8)</w:t>
-            </w:r>
-          </w:p>
-          <w:p>
-            <w:pPr>
-              <w:spacing w:line="240" w:lineRule="auto"/>
-            </w:pPr>
-            <w:r>
-              <w:rPr>
-                <w:rFonts w:ascii="Courier New" w:hAnsi="Courier New" w:eastAsia="Courier New"/>
-                <w:sz w:val="15"/>
-              </w:rPr>
-              <w:t xml:space="preserve">        case "$2" in</w:t>
-            </w:r>
-          </w:p>
-          <w:p>
-            <w:pPr>
-              <w:spacing w:line="240" w:lineRule="auto"/>
-            </w:pPr>
-            <w:r>
-              <w:rPr>
-                <w:rFonts w:ascii="Courier New" w:hAnsi="Courier New" w:eastAsia="Courier New"/>
-                <w:sz w:val="15"/>
-              </w:rPr>
-              <w:t xml:space="preserve">            build) bat lab8/v20/cs.bat 2&gt;&amp;1 | FIXENC_CP=cp866 perl helper/fixenc.pl ;;</w:t>
-            </w:r>
-          </w:p>
-          <w:p>
-            <w:pPr>
-              <w:spacing w:line="240" w:lineRule="auto"/>
-            </w:pPr>
-            <w:r>
-              <w:rPr>
-                <w:rFonts w:ascii="Courier New" w:hAnsi="Courier New" w:eastAsia="Courier New"/>
-                <w:sz w:val="15"/>
-              </w:rPr>
-              <w:t xml:space="preserve">            20)    shift 2; bat lab8/v20/run.bat "$@" ;;</w:t>
-            </w:r>
-          </w:p>
-          <w:p>
-            <w:pPr>
-              <w:spacing w:line="240" w:lineRule="auto"/>
-            </w:pPr>
-            <w:r>
-              <w:rPr>
-                <w:rFonts w:ascii="Courier New" w:hAnsi="Courier New" w:eastAsia="Courier New"/>
-                <w:sz w:val="15"/>
-              </w:rPr>
-              <w:t xml:space="preserve">            22)    shift 2; bat lab8/v22/run.bat "$@" ;;</w:t>
-            </w:r>
-          </w:p>
-          <w:p>
-            <w:pPr>
-              <w:spacing w:line="240" w:lineRule="auto"/>
-            </w:pPr>
-            <w:r>
-              <w:rPr>
-                <w:rFonts w:ascii="Courier New" w:hAnsi="Courier New" w:eastAsia="Courier New"/>
-                <w:sz w:val="15"/>
-              </w:rPr>
-              <w:t xml:space="preserve">            *) echo "ОШИБКА: ./h lr8 build|20|22" ;;</w:t>
-            </w:r>
-          </w:p>
-          <w:p>
-            <w:pPr>
-              <w:spacing w:line="240" w:lineRule="auto"/>
-            </w:pPr>
-            <w:r>
-              <w:rPr>
-                <w:rFonts w:ascii="Courier New" w:hAnsi="Courier New" w:eastAsia="Courier New"/>
-                <w:sz w:val="15"/>
-              </w:rPr>
-              <w:t xml:space="preserve">        esac</w:t>
-            </w:r>
-          </w:p>
-          <w:p>
-            <w:pPr>
-              <w:spacing w:line="240" w:lineRule="auto"/>
-            </w:pPr>
-            <w:r>
-              <w:rPr>
-                <w:rFonts w:ascii="Courier New" w:hAnsi="Courier New" w:eastAsia="Courier New"/>
-                <w:sz w:val="15"/>
-              </w:rPr>
-              <w:t xml:space="preserve">        ;;</w:t>
+              <w:t xml:space="preserve">    'lr8' {</w:t>
+            </w:r>
+          </w:p>
+          <w:p>
+            <w:pPr>
+              <w:spacing w:line="240" w:lineRule="auto"/>
+            </w:pPr>
+            <w:r>
+              <w:rPr>
+                <w:rFonts w:ascii="Courier New" w:hAnsi="Courier New" w:eastAsia="Courier New"/>
+                <w:sz w:val="15"/>
+              </w:rPr>
+              <w:t xml:space="preserve">        switch ($A[1]) {</w:t>
+            </w:r>
+          </w:p>
+          <w:p>
+            <w:pPr>
+              <w:spacing w:line="240" w:lineRule="auto"/>
+            </w:pPr>
+            <w:r>
+              <w:rPr>
+                <w:rFonts w:ascii="Courier New" w:hAnsi="Courier New" w:eastAsia="Courier New"/>
+                <w:sz w:val="15"/>
+              </w:rPr>
+              <w:t xml:space="preserve">            'build' { Bat 'lab8/v20/cs.bat' @() 'cp866' }</w:t>
+            </w:r>
+          </w:p>
+          <w:p>
+            <w:pPr>
+              <w:spacing w:line="240" w:lineRule="auto"/>
+            </w:pPr>
+            <w:r>
+              <w:rPr>
+                <w:rFonts w:ascii="Courier New" w:hAnsi="Courier New" w:eastAsia="Courier New"/>
+                <w:sz w:val="15"/>
+              </w:rPr>
+              <w:t xml:space="preserve">            '20'    { Bat 'lab8/v20/run.bat' @($Argv | Select-Object -Skip 2) }</w:t>
+            </w:r>
+          </w:p>
+          <w:p>
+            <w:pPr>
+              <w:spacing w:line="240" w:lineRule="auto"/>
+            </w:pPr>
+            <w:r>
+              <w:rPr>
+                <w:rFonts w:ascii="Courier New" w:hAnsi="Courier New" w:eastAsia="Courier New"/>
+                <w:sz w:val="15"/>
+              </w:rPr>
+              <w:t xml:space="preserve">            '22'    { Bat 'lab8/v22/run.bat' @($Argv | Select-Object -Skip 2) }</w:t>
+            </w:r>
+          </w:p>
+          <w:p>
+            <w:pPr>
+              <w:spacing w:line="240" w:lineRule="auto"/>
+            </w:pPr>
+            <w:r>
+              <w:rPr>
+                <w:rFonts w:ascii="Courier New" w:hAnsi="Courier New" w:eastAsia="Courier New"/>
+                <w:sz w:val="15"/>
+              </w:rPr>
+              <w:t xml:space="preserve">            default { Say 'ОШИБКА: ./help lr8 build|20|22' }</w:t>
+            </w:r>
+          </w:p>
+          <w:p>
+            <w:pPr>
+              <w:spacing w:line="240" w:lineRule="auto"/>
+            </w:pPr>
+            <w:r>
+              <w:rPr>
+                <w:rFonts w:ascii="Courier New" w:hAnsi="Courier New" w:eastAsia="Courier New"/>
+                <w:sz w:val="15"/>
+              </w:rPr>
+              <w:t xml:space="preserve">        }</w:t>
+            </w:r>
+          </w:p>
+          <w:p>
+            <w:pPr>
+              <w:spacing w:line="240" w:lineRule="auto"/>
+            </w:pPr>
+            <w:r>
+              <w:rPr>
+                <w:rFonts w:ascii="Courier New" w:hAnsi="Courier New" w:eastAsia="Courier New"/>
+                <w:sz w:val="15"/>
+              </w:rPr>
+              <w:t xml:space="preserve">    }</w:t>
             </w:r>
           </w:p>
           <w:p>
@@ -10853,43 +12031,103 @@
                 <w:rFonts w:ascii="Courier New" w:hAnsi="Courier New" w:eastAsia="Courier New"/>
                 <w:sz w:val="15"/>
               </w:rPr>
-              <w:t xml:space="preserve">    reports) shift; (cd reports &amp;&amp; python make_reports.py "$@") ;;</w:t>
-            </w:r>
-          </w:p>
-          <w:p>
-            <w:pPr>
-              <w:spacing w:line="240" w:lineRule="auto"/>
-            </w:pPr>
-            <w:r>
-              <w:rPr>
-                <w:rFonts w:ascii="Courier New" w:hAnsi="Courier New" w:eastAsia="Courier New"/>
-                <w:sz w:val="15"/>
-              </w:rPr>
-              <w:t xml:space="preserve">    psql) psql -X ;;</w:t>
-            </w:r>
-          </w:p>
-          <w:p>
-            <w:pPr>
-              <w:spacing w:line="240" w:lineRule="auto"/>
-            </w:pPr>
-            <w:r>
-              <w:rPr>
-                <w:rFonts w:ascii="Courier New" w:hAnsi="Courier New" w:eastAsia="Courier New"/>
-                <w:sz w:val="15"/>
-              </w:rPr>
-              <w:t xml:space="preserve">    *) echo "ОШИБКА: Неизвестная команда $1 (./h - список команд)" ;;</w:t>
-            </w:r>
-          </w:p>
-          <w:p>
-            <w:pPr>
-              <w:spacing w:line="240" w:lineRule="auto"/>
-            </w:pPr>
-            <w:r>
-              <w:rPr>
-                <w:rFonts w:ascii="Courier New" w:hAnsi="Courier New" w:eastAsia="Courier New"/>
-                <w:sz w:val="15"/>
-              </w:rPr>
-              <w:t>esac</w:t>
+              <w:t xml:space="preserve">    'reports' {</w:t>
+            </w:r>
+          </w:p>
+          <w:p>
+            <w:pPr>
+              <w:spacing w:line="240" w:lineRule="auto"/>
+            </w:pPr>
+            <w:r>
+              <w:rPr>
+                <w:rFonts w:ascii="Courier New" w:hAnsi="Courier New" w:eastAsia="Courier New"/>
+                <w:sz w:val="15"/>
+              </w:rPr>
+              <w:t xml:space="preserve">        Push-Location reports</w:t>
+            </w:r>
+          </w:p>
+          <w:p>
+            <w:pPr>
+              <w:spacing w:line="240" w:lineRule="auto"/>
+            </w:pPr>
+            <w:r>
+              <w:rPr>
+                <w:rFonts w:ascii="Courier New" w:hAnsi="Courier New" w:eastAsia="Courier New"/>
+                <w:sz w:val="15"/>
+              </w:rPr>
+              <w:t xml:space="preserve">        &amp; python make_reports.py @($Argv | Select-Object -Skip 1)</w:t>
+            </w:r>
+          </w:p>
+          <w:p>
+            <w:pPr>
+              <w:spacing w:line="240" w:lineRule="auto"/>
+            </w:pPr>
+            <w:r>
+              <w:rPr>
+                <w:rFonts w:ascii="Courier New" w:hAnsi="Courier New" w:eastAsia="Courier New"/>
+                <w:sz w:val="15"/>
+              </w:rPr>
+              <w:t xml:space="preserve">        Pop-Location</w:t>
+            </w:r>
+          </w:p>
+          <w:p>
+            <w:pPr>
+              <w:spacing w:line="240" w:lineRule="auto"/>
+            </w:pPr>
+            <w:r>
+              <w:rPr>
+                <w:rFonts w:ascii="Courier New" w:hAnsi="Courier New" w:eastAsia="Courier New"/>
+                <w:sz w:val="15"/>
+              </w:rPr>
+              <w:t xml:space="preserve">    }</w:t>
+            </w:r>
+          </w:p>
+          <w:p>
+            <w:pPr>
+              <w:spacing w:line="240" w:lineRule="auto"/>
+            </w:pPr>
+            <w:r>
+              <w:rPr>
+                <w:rFonts w:ascii="Courier New" w:hAnsi="Courier New" w:eastAsia="Courier New"/>
+                <w:sz w:val="15"/>
+              </w:rPr>
+              <w:t xml:space="preserve">    'psql'  { &amp; psql.exe -X }</w:t>
+            </w:r>
+          </w:p>
+          <w:p>
+            <w:pPr>
+              <w:spacing w:line="240" w:lineRule="auto"/>
+            </w:pPr>
+            <w:r>
+              <w:rPr>
+                <w:rFonts w:ascii="Courier New" w:hAnsi="Courier New" w:eastAsia="Courier New"/>
+                <w:sz w:val="15"/>
+              </w:rPr>
+              <w:t xml:space="preserve">    default { Say "ОШИБКА: Неизвестная команда $($A[0]) (./help - список команд)" }</w:t>
+            </w:r>
+          </w:p>
+          <w:p>
+            <w:pPr>
+              <w:spacing w:line="240" w:lineRule="auto"/>
+            </w:pPr>
+            <w:r>
+              <w:rPr>
+                <w:rFonts w:ascii="Courier New" w:hAnsi="Courier New" w:eastAsia="Courier New"/>
+                <w:sz w:val="15"/>
+              </w:rPr>
+              <w:t>}</w:t>
+            </w:r>
+          </w:p>
+          <w:p>
+            <w:pPr>
+              <w:spacing w:line="240" w:lineRule="auto"/>
+            </w:pPr>
+            <w:r>
+              <w:rPr>
+                <w:rFonts w:ascii="Courier New" w:hAnsi="Courier New" w:eastAsia="Courier New"/>
+                <w:sz w:val="15"/>
+              </w:rPr>
+              <w:t>exit 0</w:t>
             </w:r>
           </w:p>
         </w:tc>

--- a/reports/docx/ЛР6_вариант_20.docx
+++ b/reports/docx/ЛР6_вариант_20.docx
@@ -7115,7 +7115,7 @@
           <w:i/>
           <w:sz w:val="24"/>
         </w:rPr>
-        <w:t>Листинг 23 – справка по командам ЛР6: ./help (без параметров)</w:t>
+        <w:t>Листинг 23 – справка по командам ЛР6: ./help short 6</w:t>
       </w:r>
     </w:p>
     <w:tbl>
@@ -7156,7 +7156,7 @@
                 <w:rFonts w:ascii="Courier New" w:hAnsi="Courier New" w:eastAsia="Courier New"/>
                 <w:sz w:val="16"/>
               </w:rPr>
-              <w:t xml:space="preserve">  ./help lr6 setup             - проверка сервера (база NEW1, таблица temp1)</w:t>
+              <w:t xml:space="preserve">  ./help lr6 setup             - проверка сервера (база NEW1, таблица temp1)  [lab6/s_TCP.bat + lab6/SETUP/*]</w:t>
             </w:r>
           </w:p>
           <w:p>
@@ -7168,7 +7168,7 @@
                 <w:rFonts w:ascii="Courier New" w:hAnsi="Courier New" w:eastAsia="Courier New"/>
                 <w:sz w:val="16"/>
               </w:rPr>
-              <w:t xml:space="preserve">  ./help lr6 sel2              - собрать фильтр sel2.exe</w:t>
+              <w:t xml:space="preserve">  ./help lr6 sel2              - собрать фильтр sel2.exe  [lab6/COPY/make_sel2.bat]</w:t>
             </w:r>
           </w:p>
           <w:p>
@@ -7180,7 +7180,7 @@
                 <w:rFonts w:ascii="Courier New" w:hAnsi="Courier New" w:eastAsia="Courier New"/>
                 <w:sz w:val="16"/>
               </w:rPr>
-              <w:t xml:space="preserve">  ./help lr6 createdb          - создать базу SALES в MS SQL Server</w:t>
+              <w:t xml:space="preserve">  ./help lr6 createdb          - создать базу SALES в MS SQL Server  [lab6/COPY/create_DB]</w:t>
             </w:r>
           </w:p>
           <w:p>
@@ -7192,7 +7192,7 @@
                 <w:rFonts w:ascii="Courier New" w:hAnsi="Courier New" w:eastAsia="Courier New"/>
                 <w:sz w:val="16"/>
               </w:rPr>
-              <w:t xml:space="preserve">  ./help lr6 copy              - скопировать все таблицы sales из PostgreSQL</w:t>
+              <w:t xml:space="preserve">  ./help lr6 copy              - скопировать все таблицы sales из PostgreSQL  [lab6/COPY/copy_to_MS_SQL.bat]</w:t>
             </w:r>
           </w:p>
           <w:p>
@@ -7204,7 +7204,7 @@
                 <w:rFonts w:ascii="Courier New" w:hAnsi="Courier New" w:eastAsia="Courier New"/>
                 <w:sz w:val="16"/>
               </w:rPr>
-              <w:t xml:space="preserve">  ./help lr6 disp              - проверить скопированные таблицы</w:t>
+              <w:t xml:space="preserve">  ./help lr6 disp              - проверить скопированные таблицы  [lab6/COPY/disp.bat]</w:t>
             </w:r>
           </w:p>
           <w:p>
@@ -7216,7 +7216,7 @@
                 <w:rFonts w:ascii="Courier New" w:hAnsi="Courier New" w:eastAsia="Courier New"/>
                 <w:sz w:val="16"/>
               </w:rPr>
-              <w:t xml:space="preserve">  ./help lr6 v20|v22 1|2 [параметры] - задания варианта в MS SQL Server</w:t>
+              <w:t xml:space="preserve">  ./help lr6 v20|v22 1|2 [параметры] - задания варианта в MS SQL Server (параметры - как ./help v20|v22)  [lab6/tasks/vNN_taskN.sql]</w:t>
             </w:r>
           </w:p>
           <w:p>
@@ -7228,7 +7228,31 @@
                 <w:rFonts w:ascii="Courier New" w:hAnsi="Courier New" w:eastAsia="Courier New"/>
                 <w:sz w:val="16"/>
               </w:rPr>
-              <w:t xml:space="preserve">  ./help lr6 console           - консоль sqlcmd</w:t>
+              <w:t xml:space="preserve">                                         пример: ./help lr6 v20 1 21.08.2020 20.08.2023 мебель      ./help lr6 v20 2 2019 2023 пн</w:t>
+            </w:r>
+          </w:p>
+          <w:p>
+            <w:pPr>
+              <w:spacing w:line="240" w:lineRule="auto"/>
+            </w:pPr>
+            <w:r>
+              <w:rPr>
+                <w:rFonts w:ascii="Courier New" w:hAnsi="Courier New" w:eastAsia="Courier New"/>
+                <w:sz w:val="16"/>
+              </w:rPr>
+              <w:t xml:space="preserve">                                                 ./help lr6 v22 1 01.07.2019 30.06.2023 "ООО Турман"      ./help lr6 v22 2 2018 2022 зима</w:t>
+            </w:r>
+          </w:p>
+          <w:p>
+            <w:pPr>
+              <w:spacing w:line="240" w:lineRule="auto"/>
+            </w:pPr>
+            <w:r>
+              <w:rPr>
+                <w:rFonts w:ascii="Courier New" w:hAnsi="Courier New" w:eastAsia="Courier New"/>
+                <w:sz w:val="16"/>
+              </w:rPr>
+              <w:t xml:space="preserve">  ./help lr6 console           - консоль sqlcmd  [lab6/s0.bat]</w:t>
             </w:r>
           </w:p>
         </w:tc>
@@ -7482,7 +7506,7 @@
                 <w:rFonts w:ascii="Courier New" w:hAnsi="Courier New" w:eastAsia="Courier New"/>
                 <w:sz w:val="16"/>
               </w:rPr>
-              <w:t xml:space="preserve">            default    { Say 'ОШИБКА: ./help lr6 setup|sel2|createdb|copy|disp|v20|v22|console' }</w:t>
+              <w:t xml:space="preserve">            default    { Say 'ОШИБКА: ./help lr6 setup|sel2|createdb|copy|disp|v20|v22|console'; exit 1 }</w:t>
             </w:r>
           </w:p>
           <w:p>
@@ -8707,6 +8731,18 @@
                 <w:rFonts w:ascii="Courier New" w:hAnsi="Courier New" w:eastAsia="Courier New"/>
                 <w:sz w:val="15"/>
               </w:rPr>
+              <w:t xml:space="preserve">    $script:ExitCode = $p.ExitCode</w:t>
+            </w:r>
+          </w:p>
+          <w:p>
+            <w:pPr>
+              <w:spacing w:line="240" w:lineRule="auto"/>
+            </w:pPr>
+            <w:r>
+              <w:rPr>
+                <w:rFonts w:ascii="Courier New" w:hAnsi="Courier New" w:eastAsia="Courier New"/>
+                <w:sz w:val="15"/>
+              </w:rPr>
               <w:t xml:space="preserve">    if ($teeFile) { $teeFile.Close() }</w:t>
             </w:r>
           </w:p>
@@ -8815,7 +8851,31 @@
                 <w:rFonts w:ascii="Courier New" w:hAnsi="Courier New" w:eastAsia="Courier New"/>
                 <w:sz w:val="15"/>
               </w:rPr>
-              <w:t>function Run([string]$file, [string]$a1, [string]$a2, [string]$a3, [switch]$Quiet) {</w:t>
+              <w:t># -Stop - с ON_ERROR_STOP: при ошибке psql останавливается, код - в $script:ExitCode</w:t>
+            </w:r>
+          </w:p>
+          <w:p>
+            <w:pPr>
+              <w:spacing w:line="240" w:lineRule="auto"/>
+            </w:pPr>
+            <w:r>
+              <w:rPr>
+                <w:rFonts w:ascii="Courier New" w:hAnsi="Courier New" w:eastAsia="Courier New"/>
+                <w:sz w:val="15"/>
+              </w:rPr>
+              <w:t>function Run([string]$file, [string]$a1, [string]$a2, [string]$a3, [string]$a4, [string]$a5,</w:t>
+            </w:r>
+          </w:p>
+          <w:p>
+            <w:pPr>
+              <w:spacing w:line="240" w:lineRule="auto"/>
+            </w:pPr>
+            <w:r>
+              <w:rPr>
+                <w:rFonts w:ascii="Courier New" w:hAnsi="Courier New" w:eastAsia="Courier New"/>
+                <w:sz w:val="15"/>
+              </w:rPr>
+              <w:t xml:space="preserve">             [switch]$Quiet, [switch]$Stop) {</w:t>
             </w:r>
           </w:p>
           <w:p>
@@ -8875,7 +8935,19 @@
                 <w:rFonts w:ascii="Courier New" w:hAnsi="Courier New" w:eastAsia="Courier New"/>
                 <w:sz w:val="15"/>
               </w:rPr>
-              <w:t xml:space="preserve">    $text = ''</w:t>
+              <w:t xml:space="preserve">    if (-not $Quiet) { Say "&gt;&gt;&gt; Файл: $file" }</w:t>
+            </w:r>
+          </w:p>
+          <w:p>
+            <w:pPr>
+              <w:spacing w:line="240" w:lineRule="auto"/>
+            </w:pPr>
+            <w:r>
+              <w:rPr>
+                <w:rFonts w:ascii="Courier New" w:hAnsi="Courier New" w:eastAsia="Courier New"/>
+                <w:sz w:val="15"/>
+              </w:rPr>
+              <w:t xml:space="preserve">    $text = if ($Stop) { "\set ON_ERROR_STOP on`n" } else { '' }</w:t>
             </w:r>
           </w:p>
           <w:p>
@@ -8899,7 +8971,7 @@
                 <w:rFonts w:ascii="Courier New" w:hAnsi="Courier New" w:eastAsia="Courier New"/>
                 <w:sz w:val="15"/>
               </w:rPr>
-              <w:t xml:space="preserve">    foreach ($a in @($a1, $a2, $a3)) {</w:t>
+              <w:t xml:space="preserve">    foreach ($a in @($a1, $a2, $a3, $a4, $a5)) {</w:t>
             </w:r>
           </w:p>
           <w:p>
@@ -9019,6 +9091,18 @@
                 <w:rFonts w:ascii="Courier New" w:hAnsi="Courier New" w:eastAsia="Courier New"/>
                 <w:sz w:val="15"/>
               </w:rPr>
+              <w:t xml:space="preserve">    Say "&gt;&gt;&gt; Файл: $file (база postgres)"</w:t>
+            </w:r>
+          </w:p>
+          <w:p>
+            <w:pPr>
+              <w:spacing w:line="240" w:lineRule="auto"/>
+            </w:pPr>
+            <w:r>
+              <w:rPr>
+                <w:rFonts w:ascii="Courier New" w:hAnsi="Courier New" w:eastAsia="Courier New"/>
+                <w:sz w:val="15"/>
+              </w:rPr>
               <w:t xml:space="preserve">    $db = $env:PGDATABASE</w:t>
             </w:r>
           </w:p>
@@ -9127,6 +9211,18 @@
                 <w:rFonts w:ascii="Courier New" w:hAnsi="Courier New" w:eastAsia="Courier New"/>
                 <w:sz w:val="15"/>
               </w:rPr>
+              <w:t xml:space="preserve">    Say "&gt;&gt;&gt; Файл: $file"</w:t>
+            </w:r>
+          </w:p>
+          <w:p>
+            <w:pPr>
+              <w:spacing w:line="240" w:lineRule="auto"/>
+            </w:pPr>
+            <w:r>
+              <w:rPr>
+                <w:rFonts w:ascii="Courier New" w:hAnsi="Courier New" w:eastAsia="Courier New"/>
+                <w:sz w:val="15"/>
+              </w:rPr>
               <w:t xml:space="preserve">    $line = Q (Join-Path $Root ($file -replace '/', '\'))</w:t>
             </w:r>
           </w:p>
@@ -9187,6 +9283,90 @@
                 <w:rFonts w:ascii="Courier New" w:hAnsi="Courier New" w:eastAsia="Courier New"/>
                 <w:sz w:val="15"/>
               </w:rPr>
+              <w:t># адрес сервера [пользователь@]хост[:порт] -&gt; переменные окружения ${prefix}HOST, PORT, USER</w:t>
+            </w:r>
+          </w:p>
+          <w:p>
+            <w:pPr>
+              <w:spacing w:line="240" w:lineRule="auto"/>
+            </w:pPr>
+            <w:r>
+              <w:rPr>
+                <w:rFonts w:ascii="Courier New" w:hAnsi="Courier New" w:eastAsia="Courier New"/>
+                <w:sz w:val="15"/>
+              </w:rPr>
+              <w:t>function Set-Addr([string]$prefix, [string]$addr) {</w:t>
+            </w:r>
+          </w:p>
+          <w:p>
+            <w:pPr>
+              <w:spacing w:line="240" w:lineRule="auto"/>
+            </w:pPr>
+            <w:r>
+              <w:rPr>
+                <w:rFonts w:ascii="Courier New" w:hAnsi="Courier New" w:eastAsia="Courier New"/>
+                <w:sz w:val="15"/>
+              </w:rPr>
+              <w:t xml:space="preserve">    if ($addr -match '^(.+?)@(.+)$') { Set-Item "env:$($prefix)USER" $Matches[1]; $addr = $Matches[2] }</w:t>
+            </w:r>
+          </w:p>
+          <w:p>
+            <w:pPr>
+              <w:spacing w:line="240" w:lineRule="auto"/>
+            </w:pPr>
+            <w:r>
+              <w:rPr>
+                <w:rFonts w:ascii="Courier New" w:hAnsi="Courier New" w:eastAsia="Courier New"/>
+                <w:sz w:val="15"/>
+              </w:rPr>
+              <w:t xml:space="preserve">    if ($addr -match '^(.+):(\d+)$') { Set-Item "env:$($prefix)PORT" $Matches[2]; $addr = $Matches[1] }</w:t>
+            </w:r>
+          </w:p>
+          <w:p>
+            <w:pPr>
+              <w:spacing w:line="240" w:lineRule="auto"/>
+            </w:pPr>
+            <w:r>
+              <w:rPr>
+                <w:rFonts w:ascii="Courier New" w:hAnsi="Courier New" w:eastAsia="Courier New"/>
+                <w:sz w:val="15"/>
+              </w:rPr>
+              <w:t xml:space="preserve">    Set-Item "env:$($prefix)HOST" $addr</w:t>
+            </w:r>
+          </w:p>
+          <w:p>
+            <w:pPr>
+              <w:spacing w:line="240" w:lineRule="auto"/>
+            </w:pPr>
+            <w:r>
+              <w:rPr>
+                <w:rFonts w:ascii="Courier New" w:hAnsi="Courier New" w:eastAsia="Courier New"/>
+                <w:sz w:val="15"/>
+              </w:rPr>
+              <w:t>}</w:t>
+            </w:r>
+          </w:p>
+          <w:p>
+            <w:pPr>
+              <w:spacing w:line="240" w:lineRule="auto"/>
+            </w:pPr>
+            <w:r>
+              <w:rPr>
+                <w:rFonts w:ascii="Courier New" w:hAnsi="Courier New" w:eastAsia="Courier New"/>
+                <w:sz w:val="15"/>
+              </w:rPr>
+              <w:t xml:space="preserve"> </w:t>
+            </w:r>
+          </w:p>
+          <w:p>
+            <w:pPr>
+              <w:spacing w:line="240" w:lineRule="auto"/>
+            </w:pPr>
+            <w:r>
+              <w:rPr>
+                <w:rFonts w:ascii="Courier New" w:hAnsi="Courier New" w:eastAsia="Courier New"/>
+                <w:sz w:val="15"/>
+              </w:rPr>
               <w:t>function Need-Variant([string]$v) {</w:t>
             </w:r>
           </w:p>
@@ -9355,6 +9535,1350 @@
                 <w:rFonts w:ascii="Courier New" w:hAnsi="Courier New" w:eastAsia="Courier New"/>
                 <w:sz w:val="15"/>
               </w:rPr>
+              <w:t># ---------------- проверка параметров (helper/args.txt, helper/menu.txt) ----------------</w:t>
+            </w:r>
+          </w:p>
+          <w:p>
+            <w:pPr>
+              <w:spacing w:line="240" w:lineRule="auto"/>
+            </w:pPr>
+            <w:r>
+              <w:rPr>
+                <w:rFonts w:ascii="Courier New" w:hAnsi="Courier New" w:eastAsia="Courier New"/>
+                <w:sz w:val="15"/>
+              </w:rPr>
+              <w:t># Param-Error тип значение - текст ошибки формата (пусто - значение подходит); типы - helper/args.txt</w:t>
+            </w:r>
+          </w:p>
+          <w:p>
+            <w:pPr>
+              <w:spacing w:line="240" w:lineRule="auto"/>
+            </w:pPr>
+            <w:r>
+              <w:rPr>
+                <w:rFonts w:ascii="Courier New" w:hAnsi="Courier New" w:eastAsia="Courier New"/>
+                <w:sz w:val="15"/>
+              </w:rPr>
+              <w:t>function Param-Error([string]$type, [string]$v) {</w:t>
+            </w:r>
+          </w:p>
+          <w:p>
+            <w:pPr>
+              <w:spacing w:line="240" w:lineRule="auto"/>
+            </w:pPr>
+            <w:r>
+              <w:rPr>
+                <w:rFonts w:ascii="Courier New" w:hAnsi="Courier New" w:eastAsia="Courier New"/>
+                <w:sz w:val="15"/>
+              </w:rPr>
+              <w:t xml:space="preserve">    $d = [datetime]::MinValue</w:t>
+            </w:r>
+          </w:p>
+          <w:p>
+            <w:pPr>
+              <w:spacing w:line="240" w:lineRule="auto"/>
+            </w:pPr>
+            <w:r>
+              <w:rPr>
+                <w:rFonts w:ascii="Courier New" w:hAnsi="Courier New" w:eastAsia="Courier New"/>
+                <w:sz w:val="15"/>
+              </w:rPr>
+              <w:t xml:space="preserve">    if ($type -eq 'variant') { if ($v -cnotin '20', '22') { return 'нужен вариант 20 или 22' } }</w:t>
+            </w:r>
+          </w:p>
+          <w:p>
+            <w:pPr>
+              <w:spacing w:line="240" w:lineRule="auto"/>
+            </w:pPr>
+            <w:r>
+              <w:rPr>
+                <w:rFonts w:ascii="Courier New" w:hAnsi="Courier New" w:eastAsia="Courier New"/>
+                <w:sz w:val="15"/>
+              </w:rPr>
+              <w:t xml:space="preserve">    elseif ($type -eq 'int') { if ($v -cnotmatch '^[1-9][0-9]*$') { return 'нужно целое число больше 0' } }</w:t>
+            </w:r>
+          </w:p>
+          <w:p>
+            <w:pPr>
+              <w:spacing w:line="240" w:lineRule="auto"/>
+            </w:pPr>
+            <w:r>
+              <w:rPr>
+                <w:rFonts w:ascii="Courier New" w:hAnsi="Courier New" w:eastAsia="Courier New"/>
+                <w:sz w:val="15"/>
+              </w:rPr>
+              <w:t xml:space="preserve">    elseif ($type -eq 'n')   { if ($v -cnotmatch '^[0-9]+$') { return 'нужно целое число (0 и больше)' } }</w:t>
+            </w:r>
+          </w:p>
+          <w:p>
+            <w:pPr>
+              <w:spacing w:line="240" w:lineRule="auto"/>
+            </w:pPr>
+            <w:r>
+              <w:rPr>
+                <w:rFonts w:ascii="Courier New" w:hAnsi="Courier New" w:eastAsia="Courier New"/>
+                <w:sz w:val="15"/>
+              </w:rPr>
+              <w:t xml:space="preserve">    elseif ($type.EndsWith('#')) { if ($v -cnotmatch '^[0-9]+$') { return 'нужен код - целое число' } }</w:t>
+            </w:r>
+          </w:p>
+          <w:p>
+            <w:pPr>
+              <w:spacing w:line="240" w:lineRule="auto"/>
+            </w:pPr>
+            <w:r>
+              <w:rPr>
+                <w:rFonts w:ascii="Courier New" w:hAnsi="Courier New" w:eastAsia="Courier New"/>
+                <w:sz w:val="15"/>
+              </w:rPr>
+              <w:t xml:space="preserve">    elseif ($type -eq 'num') {</w:t>
+            </w:r>
+          </w:p>
+          <w:p>
+            <w:pPr>
+              <w:spacing w:line="240" w:lineRule="auto"/>
+            </w:pPr>
+            <w:r>
+              <w:rPr>
+                <w:rFonts w:ascii="Courier New" w:hAnsi="Courier New" w:eastAsia="Courier New"/>
+                <w:sz w:val="15"/>
+              </w:rPr>
+              <w:t xml:space="preserve">        if ($v -cnotmatch '^[0-9]+(\.[0-9]+)?$') { return 'нужно число, дробная часть через точку (например 8.5)' }</w:t>
+            </w:r>
+          </w:p>
+          <w:p>
+            <w:pPr>
+              <w:spacing w:line="240" w:lineRule="auto"/>
+            </w:pPr>
+            <w:r>
+              <w:rPr>
+                <w:rFonts w:ascii="Courier New" w:hAnsi="Courier New" w:eastAsia="Courier New"/>
+                <w:sz w:val="15"/>
+              </w:rPr>
+              <w:t xml:space="preserve">    }</w:t>
+            </w:r>
+          </w:p>
+          <w:p>
+            <w:pPr>
+              <w:spacing w:line="240" w:lineRule="auto"/>
+            </w:pPr>
+            <w:r>
+              <w:rPr>
+                <w:rFonts w:ascii="Courier New" w:hAnsi="Courier New" w:eastAsia="Courier New"/>
+                <w:sz w:val="15"/>
+              </w:rPr>
+              <w:t xml:space="preserve">    elseif ($type -eq 'year') { if ($v -cnotmatch '^(19|20)[0-9]{2}$') { return 'нужен год ГГГГ (например 2019)' } }</w:t>
+            </w:r>
+          </w:p>
+          <w:p>
+            <w:pPr>
+              <w:spacing w:line="240" w:lineRule="auto"/>
+            </w:pPr>
+            <w:r>
+              <w:rPr>
+                <w:rFonts w:ascii="Courier New" w:hAnsi="Courier New" w:eastAsia="Courier New"/>
+                <w:sz w:val="15"/>
+              </w:rPr>
+              <w:t xml:space="preserve">    elseif ($type -eq 'date') {</w:t>
+            </w:r>
+          </w:p>
+          <w:p>
+            <w:pPr>
+              <w:spacing w:line="240" w:lineRule="auto"/>
+            </w:pPr>
+            <w:r>
+              <w:rPr>
+                <w:rFonts w:ascii="Courier New" w:hAnsi="Courier New" w:eastAsia="Courier New"/>
+                <w:sz w:val="15"/>
+              </w:rPr>
+              <w:t xml:space="preserve">        if (-not [datetime]::TryParseExact($v, 'dd.MM.yyyy', [Globalization.CultureInfo]::InvariantCulture,</w:t>
+            </w:r>
+          </w:p>
+          <w:p>
+            <w:pPr>
+              <w:spacing w:line="240" w:lineRule="auto"/>
+            </w:pPr>
+            <w:r>
+              <w:rPr>
+                <w:rFonts w:ascii="Courier New" w:hAnsi="Courier New" w:eastAsia="Courier New"/>
+                <w:sz w:val="15"/>
+              </w:rPr>
+              <w:t xml:space="preserve">                                           [Globalization.DateTimeStyles]::None, [ref]$d)) {</w:t>
+            </w:r>
+          </w:p>
+          <w:p>
+            <w:pPr>
+              <w:spacing w:line="240" w:lineRule="auto"/>
+            </w:pPr>
+            <w:r>
+              <w:rPr>
+                <w:rFonts w:ascii="Courier New" w:hAnsi="Courier New" w:eastAsia="Courier New"/>
+                <w:sz w:val="15"/>
+              </w:rPr>
+              <w:t xml:space="preserve">            return 'нужна дата ДД.ММ.ГГГГ (например 01.07.2019)'</w:t>
+            </w:r>
+          </w:p>
+          <w:p>
+            <w:pPr>
+              <w:spacing w:line="240" w:lineRule="auto"/>
+            </w:pPr>
+            <w:r>
+              <w:rPr>
+                <w:rFonts w:ascii="Courier New" w:hAnsi="Courier New" w:eastAsia="Courier New"/>
+                <w:sz w:val="15"/>
+              </w:rPr>
+              <w:t xml:space="preserve">        }</w:t>
+            </w:r>
+          </w:p>
+          <w:p>
+            <w:pPr>
+              <w:spacing w:line="240" w:lineRule="auto"/>
+            </w:pPr>
+            <w:r>
+              <w:rPr>
+                <w:rFonts w:ascii="Courier New" w:hAnsi="Courier New" w:eastAsia="Courier New"/>
+                <w:sz w:val="15"/>
+              </w:rPr>
+              <w:t xml:space="preserve">    }</w:t>
+            </w:r>
+          </w:p>
+          <w:p>
+            <w:pPr>
+              <w:spacing w:line="240" w:lineRule="auto"/>
+            </w:pPr>
+            <w:r>
+              <w:rPr>
+                <w:rFonts w:ascii="Courier New" w:hAnsi="Courier New" w:eastAsia="Courier New"/>
+                <w:sz w:val="15"/>
+              </w:rPr>
+              <w:t xml:space="preserve">    elseif ($type -eq 'dow') {</w:t>
+            </w:r>
+          </w:p>
+          <w:p>
+            <w:pPr>
+              <w:spacing w:line="240" w:lineRule="auto"/>
+            </w:pPr>
+            <w:r>
+              <w:rPr>
+                <w:rFonts w:ascii="Courier New" w:hAnsi="Courier New" w:eastAsia="Courier New"/>
+                <w:sz w:val="15"/>
+              </w:rPr>
+              <w:t xml:space="preserve">        if ($v -cnotin 'пн', 'вт', 'ср', 'чт', 'пт', 'сб', 'вс') { return 'нужен день недели: пн вт ср чт пт сб вс' }</w:t>
+            </w:r>
+          </w:p>
+          <w:p>
+            <w:pPr>
+              <w:spacing w:line="240" w:lineRule="auto"/>
+            </w:pPr>
+            <w:r>
+              <w:rPr>
+                <w:rFonts w:ascii="Courier New" w:hAnsi="Courier New" w:eastAsia="Courier New"/>
+                <w:sz w:val="15"/>
+              </w:rPr>
+              <w:t xml:space="preserve">    }</w:t>
+            </w:r>
+          </w:p>
+          <w:p>
+            <w:pPr>
+              <w:spacing w:line="240" w:lineRule="auto"/>
+            </w:pPr>
+            <w:r>
+              <w:rPr>
+                <w:rFonts w:ascii="Courier New" w:hAnsi="Courier New" w:eastAsia="Courier New"/>
+                <w:sz w:val="15"/>
+              </w:rPr>
+              <w:t xml:space="preserve">    elseif ($type -eq 'season') {</w:t>
+            </w:r>
+          </w:p>
+          <w:p>
+            <w:pPr>
+              <w:spacing w:line="240" w:lineRule="auto"/>
+            </w:pPr>
+            <w:r>
+              <w:rPr>
+                <w:rFonts w:ascii="Courier New" w:hAnsi="Courier New" w:eastAsia="Courier New"/>
+                <w:sz w:val="15"/>
+              </w:rPr>
+              <w:t xml:space="preserve">        if ($v -cnotin 'зима', 'весна', 'лето', 'осень') { return 'нужно время года: зима весна лето осень' }</w:t>
+            </w:r>
+          </w:p>
+          <w:p>
+            <w:pPr>
+              <w:spacing w:line="240" w:lineRule="auto"/>
+            </w:pPr>
+            <w:r>
+              <w:rPr>
+                <w:rFonts w:ascii="Courier New" w:hAnsi="Courier New" w:eastAsia="Courier New"/>
+                <w:sz w:val="15"/>
+              </w:rPr>
+              <w:t xml:space="preserve">    }</w:t>
+            </w:r>
+          </w:p>
+          <w:p>
+            <w:pPr>
+              <w:spacing w:line="240" w:lineRule="auto"/>
+            </w:pPr>
+            <w:r>
+              <w:rPr>
+                <w:rFonts w:ascii="Courier New" w:hAnsi="Courier New" w:eastAsia="Courier New"/>
+                <w:sz w:val="15"/>
+              </w:rPr>
+              <w:t xml:space="preserve">    elseif ($type -eq 'idx')  { if ($v -cnotin 'btree', 'hash') { return 'нужен тип индекса btree или hash' } }</w:t>
+            </w:r>
+          </w:p>
+          <w:p>
+            <w:pPr>
+              <w:spacing w:line="240" w:lineRule="auto"/>
+            </w:pPr>
+            <w:r>
+              <w:rPr>
+                <w:rFonts w:ascii="Courier New" w:hAnsi="Courier New" w:eastAsia="Courier New"/>
+                <w:sz w:val="15"/>
+              </w:rPr>
+              <w:t xml:space="preserve">    elseif ($type -eq 'one')  { if ($v -cne '1') { return 'допустимо только 1 (с условием WHERE)' } }</w:t>
+            </w:r>
+          </w:p>
+          <w:p>
+            <w:pPr>
+              <w:spacing w:line="240" w:lineRule="auto"/>
+            </w:pPr>
+            <w:r>
+              <w:rPr>
+                <w:rFonts w:ascii="Courier New" w:hAnsi="Courier New" w:eastAsia="Courier New"/>
+                <w:sz w:val="15"/>
+              </w:rPr>
+              <w:t xml:space="preserve">    elseif ($type -eq 'size') {</w:t>
+            </w:r>
+          </w:p>
+          <w:p>
+            <w:pPr>
+              <w:spacing w:line="240" w:lineRule="auto"/>
+            </w:pPr>
+            <w:r>
+              <w:rPr>
+                <w:rFonts w:ascii="Courier New" w:hAnsi="Courier New" w:eastAsia="Courier New"/>
+                <w:sz w:val="15"/>
+              </w:rPr>
+              <w:t xml:space="preserve">        if ($v -cnotmatch '^[1-9][0-9]*[kKmMgG]?$') { return 'нужен размер тома: число с k, m или g (например 8k)' }</w:t>
+            </w:r>
+          </w:p>
+          <w:p>
+            <w:pPr>
+              <w:spacing w:line="240" w:lineRule="auto"/>
+            </w:pPr>
+            <w:r>
+              <w:rPr>
+                <w:rFonts w:ascii="Courier New" w:hAnsi="Courier New" w:eastAsia="Courier New"/>
+                <w:sz w:val="15"/>
+              </w:rPr>
+              <w:t xml:space="preserve">    }</w:t>
+            </w:r>
+          </w:p>
+          <w:p>
+            <w:pPr>
+              <w:spacing w:line="240" w:lineRule="auto"/>
+            </w:pPr>
+            <w:r>
+              <w:rPr>
+                <w:rFonts w:ascii="Courier New" w:hAnsi="Courier New" w:eastAsia="Courier New"/>
+                <w:sz w:val="15"/>
+              </w:rPr>
+              <w:t xml:space="preserve">    elseif ($type -eq 'cs') {</w:t>
+            </w:r>
+          </w:p>
+          <w:p>
+            <w:pPr>
+              <w:spacing w:line="240" w:lineRule="auto"/>
+            </w:pPr>
+            <w:r>
+              <w:rPr>
+                <w:rFonts w:ascii="Courier New" w:hAnsi="Courier New" w:eastAsia="Courier New"/>
+                <w:sz w:val="15"/>
+              </w:rPr>
+              <w:t xml:space="preserve">        if (-not ($v.EndsWith('.cs') -and ((Test-Path -LiteralPath "lab8/v20/$v" -PathType Leaf) -or</w:t>
+            </w:r>
+          </w:p>
+          <w:p>
+            <w:pPr>
+              <w:spacing w:line="240" w:lineRule="auto"/>
+            </w:pPr>
+            <w:r>
+              <w:rPr>
+                <w:rFonts w:ascii="Courier New" w:hAnsi="Courier New" w:eastAsia="Courier New"/>
+                <w:sz w:val="15"/>
+              </w:rPr>
+              <w:t xml:space="preserve">                                           (Test-Path -LiteralPath $v -PathType Leaf)))) {</w:t>
+            </w:r>
+          </w:p>
+          <w:p>
+            <w:pPr>
+              <w:spacing w:line="240" w:lineRule="auto"/>
+            </w:pPr>
+            <w:r>
+              <w:rPr>
+                <w:rFonts w:ascii="Courier New" w:hAnsi="Courier New" w:eastAsia="Courier New"/>
+                <w:sz w:val="15"/>
+              </w:rPr>
+              <w:t xml:space="preserve">            return 'нужен существующий файл .cs (в lab8/v20)'</w:t>
+            </w:r>
+          </w:p>
+          <w:p>
+            <w:pPr>
+              <w:spacing w:line="240" w:lineRule="auto"/>
+            </w:pPr>
+            <w:r>
+              <w:rPr>
+                <w:rFonts w:ascii="Courier New" w:hAnsi="Courier New" w:eastAsia="Courier New"/>
+                <w:sz w:val="15"/>
+              </w:rPr>
+              <w:t xml:space="preserve">        }</w:t>
+            </w:r>
+          </w:p>
+          <w:p>
+            <w:pPr>
+              <w:spacing w:line="240" w:lineRule="auto"/>
+            </w:pPr>
+            <w:r>
+              <w:rPr>
+                <w:rFonts w:ascii="Courier New" w:hAnsi="Courier New" w:eastAsia="Courier New"/>
+                <w:sz w:val="15"/>
+              </w:rPr>
+              <w:t xml:space="preserve">    }</w:t>
+            </w:r>
+          </w:p>
+          <w:p>
+            <w:pPr>
+              <w:spacing w:line="240" w:lineRule="auto"/>
+            </w:pPr>
+            <w:r>
+              <w:rPr>
+                <w:rFonts w:ascii="Courier New" w:hAnsi="Courier New" w:eastAsia="Courier New"/>
+                <w:sz w:val="15"/>
+              </w:rPr>
+              <w:t xml:space="preserve">    ''</w:t>
+            </w:r>
+          </w:p>
+          <w:p>
+            <w:pPr>
+              <w:spacing w:line="240" w:lineRule="auto"/>
+            </w:pPr>
+            <w:r>
+              <w:rPr>
+                <w:rFonts w:ascii="Courier New" w:hAnsi="Courier New" w:eastAsia="Courier New"/>
+                <w:sz w:val="15"/>
+              </w:rPr>
+              <w:t>}</w:t>
+            </w:r>
+          </w:p>
+          <w:p>
+            <w:pPr>
+              <w:spacing w:line="240" w:lineRule="auto"/>
+            </w:pPr>
+            <w:r>
+              <w:rPr>
+                <w:rFonts w:ascii="Courier New" w:hAnsi="Courier New" w:eastAsia="Courier New"/>
+                <w:sz w:val="15"/>
+              </w:rPr>
+              <w:t xml:space="preserve"> </w:t>
+            </w:r>
+          </w:p>
+          <w:p>
+            <w:pPr>
+              <w:spacing w:line="240" w:lineRule="auto"/>
+            </w:pPr>
+            <w:r>
+              <w:rPr>
+                <w:rFonts w:ascii="Courier New" w:hAnsi="Courier New" w:eastAsia="Courier New"/>
+                <w:sz w:val="15"/>
+              </w:rPr>
+              <w:t># ключ сравнения начала и конца периода: дата ДД.ММ.ГГГГ -&gt; ГГГГММДД, год - как есть</w:t>
+            </w:r>
+          </w:p>
+          <w:p>
+            <w:pPr>
+              <w:spacing w:line="240" w:lineRule="auto"/>
+            </w:pPr>
+            <w:r>
+              <w:rPr>
+                <w:rFonts w:ascii="Courier New" w:hAnsi="Courier New" w:eastAsia="Courier New"/>
+                <w:sz w:val="15"/>
+              </w:rPr>
+              <w:t>function Period-Key([string]$type, [string]$v) {</w:t>
+            </w:r>
+          </w:p>
+          <w:p>
+            <w:pPr>
+              <w:spacing w:line="240" w:lineRule="auto"/>
+            </w:pPr>
+            <w:r>
+              <w:rPr>
+                <w:rFonts w:ascii="Courier New" w:hAnsi="Courier New" w:eastAsia="Courier New"/>
+                <w:sz w:val="15"/>
+              </w:rPr>
+              <w:t xml:space="preserve">    if ($type -eq 'date') { $v.Substring(6, 4) + $v.Substring(3, 2) + $v.Substring(0, 2) } else { $v }</w:t>
+            </w:r>
+          </w:p>
+          <w:p>
+            <w:pPr>
+              <w:spacing w:line="240" w:lineRule="auto"/>
+            </w:pPr>
+            <w:r>
+              <w:rPr>
+                <w:rFonts w:ascii="Courier New" w:hAnsi="Courier New" w:eastAsia="Courier New"/>
+                <w:sz w:val="15"/>
+              </w:rPr>
+              <w:t>}</w:t>
+            </w:r>
+          </w:p>
+          <w:p>
+            <w:pPr>
+              <w:spacing w:line="240" w:lineRule="auto"/>
+            </w:pPr>
+            <w:r>
+              <w:rPr>
+                <w:rFonts w:ascii="Courier New" w:hAnsi="Courier New" w:eastAsia="Courier New"/>
+                <w:sz w:val="15"/>
+              </w:rPr>
+              <w:t xml:space="preserve"> </w:t>
+            </w:r>
+          </w:p>
+          <w:p>
+            <w:pPr>
+              <w:spacing w:line="240" w:lineRule="auto"/>
+            </w:pPr>
+            <w:r>
+              <w:rPr>
+                <w:rFonts w:ascii="Courier New" w:hAnsi="Courier New" w:eastAsia="Courier New"/>
+                <w:sz w:val="15"/>
+              </w:rPr>
+              <w:t># Check-Params команда обязательных "типы" "использование" "пример" параметры</w:t>
+            </w:r>
+          </w:p>
+          <w:p>
+            <w:pPr>
+              <w:spacing w:line="240" w:lineRule="auto"/>
+            </w:pPr>
+            <w:r>
+              <w:rPr>
+                <w:rFonts w:ascii="Courier New" w:hAnsi="Courier New" w:eastAsia="Courier New"/>
+                <w:sz w:val="15"/>
+              </w:rPr>
+              <w:t># Число и формат параметров, порядок дат/годов; значения из базы - helper/check_db.sql</w:t>
+            </w:r>
+          </w:p>
+          <w:p>
+            <w:pPr>
+              <w:spacing w:line="240" w:lineRule="auto"/>
+            </w:pPr>
+            <w:r>
+              <w:rPr>
+                <w:rFonts w:ascii="Courier New" w:hAnsi="Courier New" w:eastAsia="Courier New"/>
+                <w:sz w:val="15"/>
+              </w:rPr>
+              <w:t># (PostgreSQL) или lab6/check_db.sql (MS SQL Server, команды lr6, lr7, lr8).</w:t>
+            </w:r>
+          </w:p>
+          <w:p>
+            <w:pPr>
+              <w:spacing w:line="240" w:lineRule="auto"/>
+            </w:pPr>
+            <w:r>
+              <w:rPr>
+                <w:rFonts w:ascii="Courier New" w:hAnsi="Courier New" w:eastAsia="Courier New"/>
+                <w:sz w:val="15"/>
+              </w:rPr>
+              <w:t># При ошибке - сообщение, использование и выход с кодом 1</w:t>
+            </w:r>
+          </w:p>
+          <w:p>
+            <w:pPr>
+              <w:spacing w:line="240" w:lineRule="auto"/>
+            </w:pPr>
+            <w:r>
+              <w:rPr>
+                <w:rFonts w:ascii="Courier New" w:hAnsi="Courier New" w:eastAsia="Courier New"/>
+                <w:sz w:val="15"/>
+              </w:rPr>
+              <w:t>function Check-Params([string]$cmd, [int]$req, [string]$types, [string]$usage, [string]$ex, [string[]]$params) {</w:t>
+            </w:r>
+          </w:p>
+          <w:p>
+            <w:pPr>
+              <w:spacing w:line="240" w:lineRule="auto"/>
+            </w:pPr>
+            <w:r>
+              <w:rPr>
+                <w:rFonts w:ascii="Courier New" w:hAnsi="Courier New" w:eastAsia="Courier New"/>
+                <w:sz w:val="15"/>
+              </w:rPr>
+              <w:t xml:space="preserve">    $t = @($types -split ' ' | Where-Object { $_ })</w:t>
+            </w:r>
+          </w:p>
+          <w:p>
+            <w:pPr>
+              <w:spacing w:line="240" w:lineRule="auto"/>
+            </w:pPr>
+            <w:r>
+              <w:rPr>
+                <w:rFonts w:ascii="Courier New" w:hAnsi="Courier New" w:eastAsia="Courier New"/>
+                <w:sz w:val="15"/>
+              </w:rPr>
+              <w:t xml:space="preserve">    $params = if ($null -eq $params) { @() } else { @($params | ForEach-Object { [string]$_ }) }</w:t>
+            </w:r>
+          </w:p>
+          <w:p>
+            <w:pPr>
+              <w:spacing w:line="240" w:lineRule="auto"/>
+            </w:pPr>
+            <w:r>
+              <w:rPr>
+                <w:rFonts w:ascii="Courier New" w:hAnsi="Courier New" w:eastAsia="Courier New"/>
+                <w:sz w:val="15"/>
+              </w:rPr>
+              <w:t xml:space="preserve">    $given = @($params | Where-Object { $_ }).Count</w:t>
+            </w:r>
+          </w:p>
+          <w:p>
+            <w:pPr>
+              <w:spacing w:line="240" w:lineRule="auto"/>
+            </w:pPr>
+            <w:r>
+              <w:rPr>
+                <w:rFonts w:ascii="Courier New" w:hAnsi="Courier New" w:eastAsia="Courier New"/>
+                <w:sz w:val="15"/>
+              </w:rPr>
+              <w:t xml:space="preserve">    $err = ''</w:t>
+            </w:r>
+          </w:p>
+          <w:p>
+            <w:pPr>
+              <w:spacing w:line="240" w:lineRule="auto"/>
+            </w:pPr>
+            <w:r>
+              <w:rPr>
+                <w:rFonts w:ascii="Courier New" w:hAnsi="Courier New" w:eastAsia="Courier New"/>
+                <w:sz w:val="15"/>
+              </w:rPr>
+              <w:t xml:space="preserve">    $db = @()</w:t>
+            </w:r>
+          </w:p>
+          <w:p>
+            <w:pPr>
+              <w:spacing w:line="240" w:lineRule="auto"/>
+            </w:pPr>
+            <w:r>
+              <w:rPr>
+                <w:rFonts w:ascii="Courier New" w:hAnsi="Courier New" w:eastAsia="Courier New"/>
+                <w:sz w:val="15"/>
+              </w:rPr>
+              <w:t xml:space="preserve">    if ($params.Count -gt $t.Count) {</w:t>
+            </w:r>
+          </w:p>
+          <w:p>
+            <w:pPr>
+              <w:spacing w:line="240" w:lineRule="auto"/>
+            </w:pPr>
+            <w:r>
+              <w:rPr>
+                <w:rFonts w:ascii="Courier New" w:hAnsi="Courier New" w:eastAsia="Courier New"/>
+                <w:sz w:val="15"/>
+              </w:rPr>
+              <w:t xml:space="preserve">        $err = 'лишние параметры: ' + ($params[$t.Count..($params.Count - 1)] -join ' ')</w:t>
+            </w:r>
+          </w:p>
+          <w:p>
+            <w:pPr>
+              <w:spacing w:line="240" w:lineRule="auto"/>
+            </w:pPr>
+            <w:r>
+              <w:rPr>
+                <w:rFonts w:ascii="Courier New" w:hAnsi="Courier New" w:eastAsia="Courier New"/>
+                <w:sz w:val="15"/>
+              </w:rPr>
+              <w:t xml:space="preserve">    }</w:t>
+            </w:r>
+          </w:p>
+          <w:p>
+            <w:pPr>
+              <w:spacing w:line="240" w:lineRule="auto"/>
+            </w:pPr>
+            <w:r>
+              <w:rPr>
+                <w:rFonts w:ascii="Courier New" w:hAnsi="Courier New" w:eastAsia="Courier New"/>
+                <w:sz w:val="15"/>
+              </w:rPr>
+              <w:t xml:space="preserve">    elseif ($given -lt $req) { $err = "не хватает параметров (обязательных: $req)" }</w:t>
+            </w:r>
+          </w:p>
+          <w:p>
+            <w:pPr>
+              <w:spacing w:line="240" w:lineRule="auto"/>
+            </w:pPr>
+            <w:r>
+              <w:rPr>
+                <w:rFonts w:ascii="Courier New" w:hAnsi="Courier New" w:eastAsia="Courier New"/>
+                <w:sz w:val="15"/>
+              </w:rPr>
+              <w:t xml:space="preserve">    $prev = ''; $pv = ''</w:t>
+            </w:r>
+          </w:p>
+          <w:p>
+            <w:pPr>
+              <w:spacing w:line="240" w:lineRule="auto"/>
+            </w:pPr>
+            <w:r>
+              <w:rPr>
+                <w:rFonts w:ascii="Courier New" w:hAnsi="Courier New" w:eastAsia="Courier New"/>
+                <w:sz w:val="15"/>
+              </w:rPr>
+              <w:t xml:space="preserve">    for ($i = 0; -not $err -and $i -lt $params.Count; $i++) {</w:t>
+            </w:r>
+          </w:p>
+          <w:p>
+            <w:pPr>
+              <w:spacing w:line="240" w:lineRule="auto"/>
+            </w:pPr>
+            <w:r>
+              <w:rPr>
+                <w:rFonts w:ascii="Courier New" w:hAnsi="Courier New" w:eastAsia="Courier New"/>
+                <w:sz w:val="15"/>
+              </w:rPr>
+              <w:t xml:space="preserve">        $v = $params[$i]</w:t>
+            </w:r>
+          </w:p>
+          <w:p>
+            <w:pPr>
+              <w:spacing w:line="240" w:lineRule="auto"/>
+            </w:pPr>
+            <w:r>
+              <w:rPr>
+                <w:rFonts w:ascii="Courier New" w:hAnsi="Courier New" w:eastAsia="Courier New"/>
+                <w:sz w:val="15"/>
+              </w:rPr>
+              <w:t xml:space="preserve">        if ($v) {</w:t>
+            </w:r>
+          </w:p>
+          <w:p>
+            <w:pPr>
+              <w:spacing w:line="240" w:lineRule="auto"/>
+            </w:pPr>
+            <w:r>
+              <w:rPr>
+                <w:rFonts w:ascii="Courier New" w:hAnsi="Courier New" w:eastAsia="Courier New"/>
+                <w:sz w:val="15"/>
+              </w:rPr>
+              <w:t xml:space="preserve">            $e = Param-Error $t[$i] $v</w:t>
+            </w:r>
+          </w:p>
+          <w:p>
+            <w:pPr>
+              <w:spacing w:line="240" w:lineRule="auto"/>
+            </w:pPr>
+            <w:r>
+              <w:rPr>
+                <w:rFonts w:ascii="Courier New" w:hAnsi="Courier New" w:eastAsia="Courier New"/>
+                <w:sz w:val="15"/>
+              </w:rPr>
+              <w:t xml:space="preserve">            if ($e) { $err = "параметр $($i + 1) «$v»: $e"; break }</w:t>
+            </w:r>
+          </w:p>
+          <w:p>
+            <w:pPr>
+              <w:spacing w:line="240" w:lineRule="auto"/>
+            </w:pPr>
+            <w:r>
+              <w:rPr>
+                <w:rFonts w:ascii="Courier New" w:hAnsi="Courier New" w:eastAsia="Courier New"/>
+                <w:sz w:val="15"/>
+              </w:rPr>
+              <w:t xml:space="preserve">            # две даты или два года подряд: первый не позже второго</w:t>
+            </w:r>
+          </w:p>
+          <w:p>
+            <w:pPr>
+              <w:spacing w:line="240" w:lineRule="auto"/>
+            </w:pPr>
+            <w:r>
+              <w:rPr>
+                <w:rFonts w:ascii="Courier New" w:hAnsi="Courier New" w:eastAsia="Courier New"/>
+                <w:sz w:val="15"/>
+              </w:rPr>
+              <w:t xml:space="preserve">            if ($t[$i] -eq $prev -and $pv -and $prev -in 'date', 'year' -and</w:t>
+            </w:r>
+          </w:p>
+          <w:p>
+            <w:pPr>
+              <w:spacing w:line="240" w:lineRule="auto"/>
+            </w:pPr>
+            <w:r>
+              <w:rPr>
+                <w:rFonts w:ascii="Courier New" w:hAnsi="Courier New" w:eastAsia="Courier New"/>
+                <w:sz w:val="15"/>
+              </w:rPr>
+              <w:t xml:space="preserve">                [string]::CompareOrdinal((Period-Key $prev $pv), (Period-Key $prev $v)) -gt 0) {</w:t>
+            </w:r>
+          </w:p>
+          <w:p>
+            <w:pPr>
+              <w:spacing w:line="240" w:lineRule="auto"/>
+            </w:pPr>
+            <w:r>
+              <w:rPr>
+                <w:rFonts w:ascii="Courier New" w:hAnsi="Courier New" w:eastAsia="Courier New"/>
+                <w:sz w:val="15"/>
+              </w:rPr>
+              <w:t xml:space="preserve">                $err = "начало периода $pv позже конца $v"; break</w:t>
+            </w:r>
+          </w:p>
+          <w:p>
+            <w:pPr>
+              <w:spacing w:line="240" w:lineRule="auto"/>
+            </w:pPr>
+            <w:r>
+              <w:rPr>
+                <w:rFonts w:ascii="Courier New" w:hAnsi="Courier New" w:eastAsia="Courier New"/>
+                <w:sz w:val="15"/>
+              </w:rPr>
+              <w:t xml:space="preserve">            }</w:t>
+            </w:r>
+          </w:p>
+          <w:p>
+            <w:pPr>
+              <w:spacing w:line="240" w:lineRule="auto"/>
+            </w:pPr>
+            <w:r>
+              <w:rPr>
+                <w:rFonts w:ascii="Courier New" w:hAnsi="Courier New" w:eastAsia="Courier New"/>
+                <w:sz w:val="15"/>
+              </w:rPr>
+              <w:t xml:space="preserve">            if ($t[$i] -in 'cat', 'cat~', 'prov', 'prov#', 'goods', 'goods#', 'client#', 'surname', 'emp', 'emp#', 'district#') {</w:t>
+            </w:r>
+          </w:p>
+          <w:p>
+            <w:pPr>
+              <w:spacing w:line="240" w:lineRule="auto"/>
+            </w:pPr>
+            <w:r>
+              <w:rPr>
+                <w:rFonts w:ascii="Courier New" w:hAnsi="Courier New" w:eastAsia="Courier New"/>
+                <w:sz w:val="15"/>
+              </w:rPr>
+              <w:t xml:space="preserve">                $db += $t[$i], $v</w:t>
+            </w:r>
+          </w:p>
+          <w:p>
+            <w:pPr>
+              <w:spacing w:line="240" w:lineRule="auto"/>
+            </w:pPr>
+            <w:r>
+              <w:rPr>
+                <w:rFonts w:ascii="Courier New" w:hAnsi="Courier New" w:eastAsia="Courier New"/>
+                <w:sz w:val="15"/>
+              </w:rPr>
+              <w:t xml:space="preserve">            }</w:t>
+            </w:r>
+          </w:p>
+          <w:p>
+            <w:pPr>
+              <w:spacing w:line="240" w:lineRule="auto"/>
+            </w:pPr>
+            <w:r>
+              <w:rPr>
+                <w:rFonts w:ascii="Courier New" w:hAnsi="Courier New" w:eastAsia="Courier New"/>
+                <w:sz w:val="15"/>
+              </w:rPr>
+              <w:t xml:space="preserve">        }</w:t>
+            </w:r>
+          </w:p>
+          <w:p>
+            <w:pPr>
+              <w:spacing w:line="240" w:lineRule="auto"/>
+            </w:pPr>
+            <w:r>
+              <w:rPr>
+                <w:rFonts w:ascii="Courier New" w:hAnsi="Courier New" w:eastAsia="Courier New"/>
+                <w:sz w:val="15"/>
+              </w:rPr>
+              <w:t xml:space="preserve">        $prev = $t[$i]; $pv = $v</w:t>
+            </w:r>
+          </w:p>
+          <w:p>
+            <w:pPr>
+              <w:spacing w:line="240" w:lineRule="auto"/>
+            </w:pPr>
+            <w:r>
+              <w:rPr>
+                <w:rFonts w:ascii="Courier New" w:hAnsi="Courier New" w:eastAsia="Courier New"/>
+                <w:sz w:val="15"/>
+              </w:rPr>
+              <w:t xml:space="preserve">    }</w:t>
+            </w:r>
+          </w:p>
+          <w:p>
+            <w:pPr>
+              <w:spacing w:line="240" w:lineRule="auto"/>
+            </w:pPr>
+            <w:r>
+              <w:rPr>
+                <w:rFonts w:ascii="Courier New" w:hAnsi="Courier New" w:eastAsia="Courier New"/>
+                <w:sz w:val="15"/>
+              </w:rPr>
+              <w:t xml:space="preserve">    if ($err) {</w:t>
+            </w:r>
+          </w:p>
+          <w:p>
+            <w:pPr>
+              <w:spacing w:line="240" w:lineRule="auto"/>
+            </w:pPr>
+            <w:r>
+              <w:rPr>
+                <w:rFonts w:ascii="Courier New" w:hAnsi="Courier New" w:eastAsia="Courier New"/>
+                <w:sz w:val="15"/>
+              </w:rPr>
+              <w:t xml:space="preserve">        Say "ОШИБКА: $err"</w:t>
+            </w:r>
+          </w:p>
+          <w:p>
+            <w:pPr>
+              <w:spacing w:line="240" w:lineRule="auto"/>
+            </w:pPr>
+            <w:r>
+              <w:rPr>
+                <w:rFonts w:ascii="Courier New" w:hAnsi="Courier New" w:eastAsia="Courier New"/>
+                <w:sz w:val="15"/>
+              </w:rPr>
+              <w:t xml:space="preserve">        if ($usage) { Say "Использование: $cmd $usage" } else { Say "Использование: $cmd" }</w:t>
+            </w:r>
+          </w:p>
+          <w:p>
+            <w:pPr>
+              <w:spacing w:line="240" w:lineRule="auto"/>
+            </w:pPr>
+            <w:r>
+              <w:rPr>
+                <w:rFonts w:ascii="Courier New" w:hAnsi="Courier New" w:eastAsia="Courier New"/>
+                <w:sz w:val="15"/>
+              </w:rPr>
+              <w:t xml:space="preserve">        if ($ex) { Say "Пример:        $cmd $ex" }</w:t>
+            </w:r>
+          </w:p>
+          <w:p>
+            <w:pPr>
+              <w:spacing w:line="240" w:lineRule="auto"/>
+            </w:pPr>
+            <w:r>
+              <w:rPr>
+                <w:rFonts w:ascii="Courier New" w:hAnsi="Courier New" w:eastAsia="Courier New"/>
+                <w:sz w:val="15"/>
+              </w:rPr>
+              <w:t xml:space="preserve">        exit 1</w:t>
+            </w:r>
+          </w:p>
+          <w:p>
+            <w:pPr>
+              <w:spacing w:line="240" w:lineRule="auto"/>
+            </w:pPr>
+            <w:r>
+              <w:rPr>
+                <w:rFonts w:ascii="Courier New" w:hAnsi="Courier New" w:eastAsia="Courier New"/>
+                <w:sz w:val="15"/>
+              </w:rPr>
+              <w:t xml:space="preserve">    }</w:t>
+            </w:r>
+          </w:p>
+          <w:p>
+            <w:pPr>
+              <w:spacing w:line="240" w:lineRule="auto"/>
+            </w:pPr>
+            <w:r>
+              <w:rPr>
+                <w:rFonts w:ascii="Courier New" w:hAnsi="Courier New" w:eastAsia="Courier New"/>
+                <w:sz w:val="15"/>
+              </w:rPr>
+              <w:t xml:space="preserve">    if ($db.Count -eq 0) { return }</w:t>
+            </w:r>
+          </w:p>
+          <w:p>
+            <w:pPr>
+              <w:spacing w:line="240" w:lineRule="auto"/>
+            </w:pPr>
+            <w:r>
+              <w:rPr>
+                <w:rFonts w:ascii="Courier New" w:hAnsi="Courier New" w:eastAsia="Courier New"/>
+                <w:sz w:val="15"/>
+              </w:rPr>
+              <w:t xml:space="preserve">    $db += @('', '', '', '')</w:t>
+            </w:r>
+          </w:p>
+          <w:p>
+            <w:pPr>
+              <w:spacing w:line="240" w:lineRule="auto"/>
+            </w:pPr>
+            <w:r>
+              <w:rPr>
+                <w:rFonts w:ascii="Courier New" w:hAnsi="Courier New" w:eastAsia="Courier New"/>
+                <w:sz w:val="15"/>
+              </w:rPr>
+              <w:t xml:space="preserve">    # ЛР6-ЛР8 работают с MS SQL Server - значения проверяются там (данные могут отличаться)</w:t>
+            </w:r>
+          </w:p>
+          <w:p>
+            <w:pPr>
+              <w:spacing w:line="240" w:lineRule="auto"/>
+            </w:pPr>
+            <w:r>
+              <w:rPr>
+                <w:rFonts w:ascii="Courier New" w:hAnsi="Courier New" w:eastAsia="Courier New"/>
+                <w:sz w:val="15"/>
+              </w:rPr>
+              <w:t xml:space="preserve">    if ($cmd -match ' lr[678] ') {</w:t>
+            </w:r>
+          </w:p>
+          <w:p>
+            <w:pPr>
+              <w:spacing w:line="240" w:lineRule="auto"/>
+            </w:pPr>
+            <w:r>
+              <w:rPr>
+                <w:rFonts w:ascii="Courier New" w:hAnsi="Courier New" w:eastAsia="Courier New"/>
+                <w:sz w:val="15"/>
+              </w:rPr>
+              <w:t xml:space="preserve">        Say '&gt;&gt;&gt; Файл: lab6/check_db.sql (MS SQL Server)'</w:t>
+            </w:r>
+          </w:p>
+          <w:p>
+            <w:pPr>
+              <w:spacing w:line="240" w:lineRule="auto"/>
+            </w:pPr>
+            <w:r>
+              <w:rPr>
+                <w:rFonts w:ascii="Courier New" w:hAnsi="Courier New" w:eastAsia="Courier New"/>
+                <w:sz w:val="15"/>
+              </w:rPr>
+              <w:t xml:space="preserve">        $line = (Q (Join-Path $Root 'lab6\s.bat')) + ' ' + (Q (Join-Path $Root 'lab6\check_db.sql'))</w:t>
+            </w:r>
+          </w:p>
+          <w:p>
+            <w:pPr>
+              <w:spacing w:line="240" w:lineRule="auto"/>
+            </w:pPr>
+            <w:r>
+              <w:rPr>
+                <w:rFonts w:ascii="Courier New" w:hAnsi="Courier New" w:eastAsia="Courier New"/>
+                <w:sz w:val="15"/>
+              </w:rPr>
+              <w:t xml:space="preserve">        foreach ($a in $db[0..3]) { $line += ' ' + (Q $a) }</w:t>
+            </w:r>
+          </w:p>
+          <w:p>
+            <w:pPr>
+              <w:spacing w:line="240" w:lineRule="auto"/>
+            </w:pPr>
+            <w:r>
+              <w:rPr>
+                <w:rFonts w:ascii="Courier New" w:hAnsi="Courier New" w:eastAsia="Courier New"/>
+                <w:sz w:val="15"/>
+              </w:rPr>
+              <w:t xml:space="preserve">        Invoke-Raw $line $null</w:t>
+            </w:r>
+          </w:p>
+          <w:p>
+            <w:pPr>
+              <w:spacing w:line="240" w:lineRule="auto"/>
+            </w:pPr>
+            <w:r>
+              <w:rPr>
+                <w:rFonts w:ascii="Courier New" w:hAnsi="Courier New" w:eastAsia="Courier New"/>
+                <w:sz w:val="15"/>
+              </w:rPr>
+              <w:t xml:space="preserve">    }</w:t>
+            </w:r>
+          </w:p>
+          <w:p>
+            <w:pPr>
+              <w:spacing w:line="240" w:lineRule="auto"/>
+            </w:pPr>
+            <w:r>
+              <w:rPr>
+                <w:rFonts w:ascii="Courier New" w:hAnsi="Courier New" w:eastAsia="Courier New"/>
+                <w:sz w:val="15"/>
+              </w:rPr>
+              <w:t xml:space="preserve">    else { Run 'helper/check_db.sql' $db[0] $db[1] $db[2] $db[3] -Stop }</w:t>
+            </w:r>
+          </w:p>
+          <w:p>
+            <w:pPr>
+              <w:spacing w:line="240" w:lineRule="auto"/>
+            </w:pPr>
+            <w:r>
+              <w:rPr>
+                <w:rFonts w:ascii="Courier New" w:hAnsi="Courier New" w:eastAsia="Courier New"/>
+                <w:sz w:val="15"/>
+              </w:rPr>
+              <w:t xml:space="preserve">    if ($script:ExitCode -eq 3) { exit 1 }</w:t>
+            </w:r>
+          </w:p>
+          <w:p>
+            <w:pPr>
+              <w:spacing w:line="240" w:lineRule="auto"/>
+            </w:pPr>
+            <w:r>
+              <w:rPr>
+                <w:rFonts w:ascii="Courier New" w:hAnsi="Courier New" w:eastAsia="Courier New"/>
+                <w:sz w:val="15"/>
+              </w:rPr>
+              <w:t xml:space="preserve">    if ($script:ExitCode -ne 0) { Say 'ВНИМАНИЕ: значения параметров не проверены по базе (нет подключения)' }</w:t>
+            </w:r>
+          </w:p>
+          <w:p>
+            <w:pPr>
+              <w:spacing w:line="240" w:lineRule="auto"/>
+            </w:pPr>
+            <w:r>
+              <w:rPr>
+                <w:rFonts w:ascii="Courier New" w:hAnsi="Courier New" w:eastAsia="Courier New"/>
+                <w:sz w:val="15"/>
+              </w:rPr>
+              <w:t>}</w:t>
+            </w:r>
+          </w:p>
+          <w:p>
+            <w:pPr>
+              <w:spacing w:line="240" w:lineRule="auto"/>
+            </w:pPr>
+            <w:r>
+              <w:rPr>
+                <w:rFonts w:ascii="Courier New" w:hAnsi="Courier New" w:eastAsia="Courier New"/>
+                <w:sz w:val="15"/>
+              </w:rPr>
+              <w:t xml:space="preserve"> </w:t>
+            </w:r>
+          </w:p>
+          <w:p>
+            <w:pPr>
+              <w:spacing w:line="240" w:lineRule="auto"/>
+            </w:pPr>
+            <w:r>
+              <w:rPr>
+                <w:rFonts w:ascii="Courier New" w:hAnsi="Courier New" w:eastAsia="Courier New"/>
+                <w:sz w:val="15"/>
+              </w:rPr>
+              <w:t># Check-Cmd префикс слова: строка helper/args.txt по первым 3, 2 или 1 словам</w:t>
+            </w:r>
+          </w:p>
+          <w:p>
+            <w:pPr>
+              <w:spacing w:line="240" w:lineRule="auto"/>
+            </w:pPr>
+            <w:r>
+              <w:rPr>
+                <w:rFonts w:ascii="Courier New" w:hAnsi="Courier New" w:eastAsia="Courier New"/>
+                <w:sz w:val="15"/>
+              </w:rPr>
+              <w:t># (префикс - для подсказки: "./help" или "./help srv"); команда без строки не проверяется</w:t>
+            </w:r>
+          </w:p>
+          <w:p>
+            <w:pPr>
+              <w:spacing w:line="240" w:lineRule="auto"/>
+            </w:pPr>
+            <w:r>
+              <w:rPr>
+                <w:rFonts w:ascii="Courier New" w:hAnsi="Courier New" w:eastAsia="Courier New"/>
+                <w:sz w:val="15"/>
+              </w:rPr>
+              <w:t>function Check-Cmd([string]$pre, [string[]]$words) {</w:t>
+            </w:r>
+          </w:p>
+          <w:p>
+            <w:pPr>
+              <w:spacing w:line="240" w:lineRule="auto"/>
+            </w:pPr>
+            <w:r>
+              <w:rPr>
+                <w:rFonts w:ascii="Courier New" w:hAnsi="Courier New" w:eastAsia="Courier New"/>
+                <w:sz w:val="15"/>
+              </w:rPr>
+              <w:t xml:space="preserve">    $words = @($words | ForEach-Object { [string]$_ })</w:t>
+            </w:r>
+          </w:p>
+          <w:p>
+            <w:pPr>
+              <w:spacing w:line="240" w:lineRule="auto"/>
+            </w:pPr>
+            <w:r>
+              <w:rPr>
+                <w:rFonts w:ascii="Courier New" w:hAnsi="Courier New" w:eastAsia="Courier New"/>
+                <w:sz w:val="15"/>
+              </w:rPr>
+              <w:t xml:space="preserve">    $lines = @([IO.File]::ReadAllLines((Join-Path $Root 'helper/args.txt'), $Utf8) |</w:t>
+            </w:r>
+          </w:p>
+          <w:p>
+            <w:pPr>
+              <w:spacing w:line="240" w:lineRule="auto"/>
+            </w:pPr>
+            <w:r>
+              <w:rPr>
+                <w:rFonts w:ascii="Courier New" w:hAnsi="Courier New" w:eastAsia="Courier New"/>
+                <w:sz w:val="15"/>
+              </w:rPr>
+              <w:t xml:space="preserve">               Where-Object { $_ -and -not $_.StartsWith('#') })</w:t>
+            </w:r>
+          </w:p>
+          <w:p>
+            <w:pPr>
+              <w:spacing w:line="240" w:lineRule="auto"/>
+            </w:pPr>
+            <w:r>
+              <w:rPr>
+                <w:rFonts w:ascii="Courier New" w:hAnsi="Courier New" w:eastAsia="Courier New"/>
+                <w:sz w:val="15"/>
+              </w:rPr>
+              <w:t xml:space="preserve">    foreach ($n in 3, 2, 1) {</w:t>
+            </w:r>
+          </w:p>
+          <w:p>
+            <w:pPr>
+              <w:spacing w:line="240" w:lineRule="auto"/>
+            </w:pPr>
+            <w:r>
+              <w:rPr>
+                <w:rFonts w:ascii="Courier New" w:hAnsi="Courier New" w:eastAsia="Courier New"/>
+                <w:sz w:val="15"/>
+              </w:rPr>
+              <w:t xml:space="preserve">        if ($words.Count -lt $n) { continue }</w:t>
+            </w:r>
+          </w:p>
+          <w:p>
+            <w:pPr>
+              <w:spacing w:line="240" w:lineRule="auto"/>
+            </w:pPr>
+            <w:r>
+              <w:rPr>
+                <w:rFonts w:ascii="Courier New" w:hAnsi="Courier New" w:eastAsia="Courier New"/>
+                <w:sz w:val="15"/>
+              </w:rPr>
+              <w:t xml:space="preserve">        $key = $words[0..($n - 1)] -join ' '</w:t>
+            </w:r>
+          </w:p>
+          <w:p>
+            <w:pPr>
+              <w:spacing w:line="240" w:lineRule="auto"/>
+            </w:pPr>
+            <w:r>
+              <w:rPr>
+                <w:rFonts w:ascii="Courier New" w:hAnsi="Courier New" w:eastAsia="Courier New"/>
+                <w:sz w:val="15"/>
+              </w:rPr>
+              <w:t xml:space="preserve">        foreach ($l in $lines) {</w:t>
+            </w:r>
+          </w:p>
+          <w:p>
+            <w:pPr>
+              <w:spacing w:line="240" w:lineRule="auto"/>
+            </w:pPr>
+            <w:r>
+              <w:rPr>
+                <w:rFonts w:ascii="Courier New" w:hAnsi="Courier New" w:eastAsia="Courier New"/>
+                <w:sz w:val="15"/>
+              </w:rPr>
+              <w:t xml:space="preserve">            $f = $l.Split([char[]]'|', 4) + @('', '', '')</w:t>
+            </w:r>
+          </w:p>
+          <w:p>
+            <w:pPr>
+              <w:spacing w:line="240" w:lineRule="auto"/>
+            </w:pPr>
+            <w:r>
+              <w:rPr>
+                <w:rFonts w:ascii="Courier New" w:hAnsi="Courier New" w:eastAsia="Courier New"/>
+                <w:sz w:val="15"/>
+              </w:rPr>
+              <w:t xml:space="preserve">            if ($f[0] -cne $key) { continue }</w:t>
+            </w:r>
+          </w:p>
+          <w:p>
+            <w:pPr>
+              <w:spacing w:line="240" w:lineRule="auto"/>
+            </w:pPr>
+            <w:r>
+              <w:rPr>
+                <w:rFonts w:ascii="Courier New" w:hAnsi="Courier New" w:eastAsia="Courier New"/>
+                <w:sz w:val="15"/>
+              </w:rPr>
+              <w:t xml:space="preserve">            Check-Params "$pre $key" ([int]$f[1]) $f[2] $f[3] '' @($words | Select-Object -Skip $n)</w:t>
+            </w:r>
+          </w:p>
+          <w:p>
+            <w:pPr>
+              <w:spacing w:line="240" w:lineRule="auto"/>
+            </w:pPr>
+            <w:r>
+              <w:rPr>
+                <w:rFonts w:ascii="Courier New" w:hAnsi="Courier New" w:eastAsia="Courier New"/>
+                <w:sz w:val="15"/>
+              </w:rPr>
+              <w:t xml:space="preserve">            return</w:t>
+            </w:r>
+          </w:p>
+          <w:p>
+            <w:pPr>
+              <w:spacing w:line="240" w:lineRule="auto"/>
+            </w:pPr>
+            <w:r>
+              <w:rPr>
+                <w:rFonts w:ascii="Courier New" w:hAnsi="Courier New" w:eastAsia="Courier New"/>
+                <w:sz w:val="15"/>
+              </w:rPr>
+              <w:t xml:space="preserve">        }</w:t>
+            </w:r>
+          </w:p>
+          <w:p>
+            <w:pPr>
+              <w:spacing w:line="240" w:lineRule="auto"/>
+            </w:pPr>
+            <w:r>
+              <w:rPr>
+                <w:rFonts w:ascii="Courier New" w:hAnsi="Courier New" w:eastAsia="Courier New"/>
+                <w:sz w:val="15"/>
+              </w:rPr>
+              <w:t xml:space="preserve">    }</w:t>
+            </w:r>
+          </w:p>
+          <w:p>
+            <w:pPr>
+              <w:spacing w:line="240" w:lineRule="auto"/>
+            </w:pPr>
+            <w:r>
+              <w:rPr>
+                <w:rFonts w:ascii="Courier New" w:hAnsi="Courier New" w:eastAsia="Courier New"/>
+                <w:sz w:val="15"/>
+              </w:rPr>
+              <w:t>}</w:t>
+            </w:r>
+          </w:p>
+          <w:p>
+            <w:pPr>
+              <w:spacing w:line="240" w:lineRule="auto"/>
+            </w:pPr>
+            <w:r>
+              <w:rPr>
+                <w:rFonts w:ascii="Courier New" w:hAnsi="Courier New" w:eastAsia="Courier New"/>
+                <w:sz w:val="15"/>
+              </w:rPr>
+              <w:t xml:space="preserve"> </w:t>
+            </w:r>
+          </w:p>
+          <w:p>
+            <w:pPr>
+              <w:spacing w:line="240" w:lineRule="auto"/>
+            </w:pPr>
+            <w:r>
+              <w:rPr>
+                <w:rFonts w:ascii="Courier New" w:hAnsi="Courier New" w:eastAsia="Courier New"/>
+                <w:sz w:val="15"/>
+              </w:rPr>
               <w:t>function Show-Text([string]$file) {</w:t>
             </w:r>
           </w:p>
@@ -9415,6 +10939,270 @@
                 <w:rFonts w:ascii="Courier New" w:hAnsi="Courier New" w:eastAsia="Courier New"/>
                 <w:sz w:val="15"/>
               </w:rPr>
+              <w:t># команды-аналоги TAXI-db: таблица helper/menu.txt (код|файл|параметры|обязательных|описание|пример|типы)</w:t>
+            </w:r>
+          </w:p>
+          <w:p>
+            <w:pPr>
+              <w:spacing w:line="240" w:lineRule="auto"/>
+            </w:pPr>
+            <w:r>
+              <w:rPr>
+                <w:rFonts w:ascii="Courier New" w:hAnsi="Courier New" w:eastAsia="Courier New"/>
+                <w:sz w:val="15"/>
+              </w:rPr>
+              <w:t>$MenuFile = 'helper/menu.txt'</w:t>
+            </w:r>
+          </w:p>
+          <w:p>
+            <w:pPr>
+              <w:spacing w:line="240" w:lineRule="auto"/>
+            </w:pPr>
+            <w:r>
+              <w:rPr>
+                <w:rFonts w:ascii="Courier New" w:hAnsi="Courier New" w:eastAsia="Courier New"/>
+                <w:sz w:val="15"/>
+              </w:rPr>
+              <w:t>function Read-Menu {</w:t>
+            </w:r>
+          </w:p>
+          <w:p>
+            <w:pPr>
+              <w:spacing w:line="240" w:lineRule="auto"/>
+            </w:pPr>
+            <w:r>
+              <w:rPr>
+                <w:rFonts w:ascii="Courier New" w:hAnsi="Courier New" w:eastAsia="Courier New"/>
+                <w:sz w:val="15"/>
+              </w:rPr>
+              <w:t xml:space="preserve">    [IO.File]::ReadAllLines((Join-Path $Root $MenuFile), $Utf8) |</w:t>
+            </w:r>
+          </w:p>
+          <w:p>
+            <w:pPr>
+              <w:spacing w:line="240" w:lineRule="auto"/>
+            </w:pPr>
+            <w:r>
+              <w:rPr>
+                <w:rFonts w:ascii="Courier New" w:hAnsi="Courier New" w:eastAsia="Courier New"/>
+                <w:sz w:val="15"/>
+              </w:rPr>
+              <w:t xml:space="preserve">        Where-Object { $_ -and -not $_.StartsWith('#') }</w:t>
+            </w:r>
+          </w:p>
+          <w:p>
+            <w:pPr>
+              <w:spacing w:line="240" w:lineRule="auto"/>
+            </w:pPr>
+            <w:r>
+              <w:rPr>
+                <w:rFonts w:ascii="Courier New" w:hAnsi="Courier New" w:eastAsia="Courier New"/>
+                <w:sz w:val="15"/>
+              </w:rPr>
+              <w:t>}</w:t>
+            </w:r>
+          </w:p>
+          <w:p>
+            <w:pPr>
+              <w:spacing w:line="240" w:lineRule="auto"/>
+            </w:pPr>
+            <w:r>
+              <w:rPr>
+                <w:rFonts w:ascii="Courier New" w:hAnsi="Courier New" w:eastAsia="Courier New"/>
+                <w:sz w:val="15"/>
+              </w:rPr>
+              <w:t xml:space="preserve"> </w:t>
+            </w:r>
+          </w:p>
+          <w:p>
+            <w:pPr>
+              <w:spacing w:line="240" w:lineRule="auto"/>
+            </w:pPr>
+            <w:r>
+              <w:rPr>
+                <w:rFonts w:ascii="Courier New" w:hAnsi="Courier New" w:eastAsia="Courier New"/>
+                <w:sz w:val="15"/>
+              </w:rPr>
+              <w:t>function Show-Menu([switch]$NoExample) {</w:t>
+            </w:r>
+          </w:p>
+          <w:p>
+            <w:pPr>
+              <w:spacing w:line="240" w:lineRule="auto"/>
+            </w:pPr>
+            <w:r>
+              <w:rPr>
+                <w:rFonts w:ascii="Courier New" w:hAnsi="Courier New" w:eastAsia="Courier New"/>
+                <w:sz w:val="15"/>
+              </w:rPr>
+              <w:t xml:space="preserve">    foreach ($l in Read-Menu) {</w:t>
+            </w:r>
+          </w:p>
+          <w:p>
+            <w:pPr>
+              <w:spacing w:line="240" w:lineRule="auto"/>
+            </w:pPr>
+            <w:r>
+              <w:rPr>
+                <w:rFonts w:ascii="Courier New" w:hAnsi="Courier New" w:eastAsia="Courier New"/>
+                <w:sz w:val="15"/>
+              </w:rPr>
+              <w:t xml:space="preserve">        if ($l.StartsWith('== ')) {</w:t>
+            </w:r>
+          </w:p>
+          <w:p>
+            <w:pPr>
+              <w:spacing w:line="240" w:lineRule="auto"/>
+            </w:pPr>
+            <w:r>
+              <w:rPr>
+                <w:rFonts w:ascii="Courier New" w:hAnsi="Courier New" w:eastAsia="Courier New"/>
+                <w:sz w:val="15"/>
+              </w:rPr>
+              <w:t xml:space="preserve">            Say ''</w:t>
+            </w:r>
+          </w:p>
+          <w:p>
+            <w:pPr>
+              <w:spacing w:line="240" w:lineRule="auto"/>
+            </w:pPr>
+            <w:r>
+              <w:rPr>
+                <w:rFonts w:ascii="Courier New" w:hAnsi="Courier New" w:eastAsia="Courier New"/>
+                <w:sz w:val="15"/>
+              </w:rPr>
+              <w:t xml:space="preserve">            Say ('================== БАЗА SALES: ' + $l.Substring(3) + ' ==================')</w:t>
+            </w:r>
+          </w:p>
+          <w:p>
+            <w:pPr>
+              <w:spacing w:line="240" w:lineRule="auto"/>
+            </w:pPr>
+            <w:r>
+              <w:rPr>
+                <w:rFonts w:ascii="Courier New" w:hAnsi="Courier New" w:eastAsia="Courier New"/>
+                <w:sz w:val="15"/>
+              </w:rPr>
+              <w:t xml:space="preserve">            continue</w:t>
+            </w:r>
+          </w:p>
+          <w:p>
+            <w:pPr>
+              <w:spacing w:line="240" w:lineRule="auto"/>
+            </w:pPr>
+            <w:r>
+              <w:rPr>
+                <w:rFonts w:ascii="Courier New" w:hAnsi="Courier New" w:eastAsia="Courier New"/>
+                <w:sz w:val="15"/>
+              </w:rPr>
+              <w:t xml:space="preserve">        }</w:t>
+            </w:r>
+          </w:p>
+          <w:p>
+            <w:pPr>
+              <w:spacing w:line="240" w:lineRule="auto"/>
+            </w:pPr>
+            <w:r>
+              <w:rPr>
+                <w:rFonts w:ascii="Courier New" w:hAnsi="Courier New" w:eastAsia="Courier New"/>
+                <w:sz w:val="15"/>
+              </w:rPr>
+              <w:t xml:space="preserve">        $f = $l.Split('|')</w:t>
+            </w:r>
+          </w:p>
+          <w:p>
+            <w:pPr>
+              <w:spacing w:line="240" w:lineRule="auto"/>
+            </w:pPr>
+            <w:r>
+              <w:rPr>
+                <w:rFonts w:ascii="Courier New" w:hAnsi="Courier New" w:eastAsia="Courier New"/>
+                <w:sz w:val="15"/>
+              </w:rPr>
+              <w:t xml:space="preserve">        $cmd = "./help $($f[0])"</w:t>
+            </w:r>
+          </w:p>
+          <w:p>
+            <w:pPr>
+              <w:spacing w:line="240" w:lineRule="auto"/>
+            </w:pPr>
+            <w:r>
+              <w:rPr>
+                <w:rFonts w:ascii="Courier New" w:hAnsi="Courier New" w:eastAsia="Courier New"/>
+                <w:sz w:val="15"/>
+              </w:rPr>
+              <w:t xml:space="preserve">        if ($f[2]) { $cmd += " $($f[2])" }</w:t>
+            </w:r>
+          </w:p>
+          <w:p>
+            <w:pPr>
+              <w:spacing w:line="240" w:lineRule="auto"/>
+            </w:pPr>
+            <w:r>
+              <w:rPr>
+                <w:rFonts w:ascii="Courier New" w:hAnsi="Courier New" w:eastAsia="Courier New"/>
+                <w:sz w:val="15"/>
+              </w:rPr>
+              <w:t xml:space="preserve">        Say ('  {0,-36} - {1}  [{2}]' -f $cmd, $f[4], $f[1])</w:t>
+            </w:r>
+          </w:p>
+          <w:p>
+            <w:pPr>
+              <w:spacing w:line="240" w:lineRule="auto"/>
+            </w:pPr>
+            <w:r>
+              <w:rPr>
+                <w:rFonts w:ascii="Courier New" w:hAnsi="Courier New" w:eastAsia="Courier New"/>
+                <w:sz w:val="15"/>
+              </w:rPr>
+              <w:t xml:space="preserve">        if (-not $NoExample -and $f.Count -gt 5 -and $f[5]) { Say ('  {0,-36}   пример: ./help {1} {2}' -f '', $f[0], $f[5]) }</w:t>
+            </w:r>
+          </w:p>
+          <w:p>
+            <w:pPr>
+              <w:spacing w:line="240" w:lineRule="auto"/>
+            </w:pPr>
+            <w:r>
+              <w:rPr>
+                <w:rFonts w:ascii="Courier New" w:hAnsi="Courier New" w:eastAsia="Courier New"/>
+                <w:sz w:val="15"/>
+              </w:rPr>
+              <w:t xml:space="preserve">    }</w:t>
+            </w:r>
+          </w:p>
+          <w:p>
+            <w:pPr>
+              <w:spacing w:line="240" w:lineRule="auto"/>
+            </w:pPr>
+            <w:r>
+              <w:rPr>
+                <w:rFonts w:ascii="Courier New" w:hAnsi="Courier New" w:eastAsia="Courier New"/>
+                <w:sz w:val="15"/>
+              </w:rPr>
+              <w:t>}</w:t>
+            </w:r>
+          </w:p>
+          <w:p>
+            <w:pPr>
+              <w:spacing w:line="240" w:lineRule="auto"/>
+            </w:pPr>
+            <w:r>
+              <w:rPr>
+                <w:rFonts w:ascii="Courier New" w:hAnsi="Courier New" w:eastAsia="Courier New"/>
+                <w:sz w:val="15"/>
+              </w:rPr>
+              <w:t xml:space="preserve"> </w:t>
+            </w:r>
+          </w:p>
+          <w:p>
+            <w:pPr>
+              <w:spacing w:line="240" w:lineRule="auto"/>
+            </w:pPr>
+            <w:r>
+              <w:rPr>
+                <w:rFonts w:ascii="Courier New" w:hAnsi="Courier New" w:eastAsia="Courier New"/>
+                <w:sz w:val="15"/>
+              </w:rPr>
               <w:t>$Argv = @($args)</w:t>
             </w:r>
           </w:p>
@@ -9451,7 +11239,1723 @@
                 <w:rFonts w:ascii="Courier New" w:hAnsi="Courier New" w:eastAsia="Courier New"/>
                 <w:sz w:val="15"/>
               </w:rPr>
-              <w:t>if (-not $A[0]) {</w:t>
+              <w:t># справка по блокам: $Help.&lt;блок&gt; - один раздел (./help short &lt;блок&gt;), ./help - все разделы;</w:t>
+            </w:r>
+          </w:p>
+          <w:p>
+            <w:pPr>
+              <w:spacing w:line="240" w:lineRule="auto"/>
+            </w:pPr>
+            <w:r>
+              <w:rPr>
+                <w:rFonts w:ascii="Courier New" w:hAnsi="Courier New" w:eastAsia="Courier New"/>
+                <w:sz w:val="15"/>
+              </w:rPr>
+              <w:t># блок taxi - таблица helper/menu.txt (Show-Menu)</w:t>
+            </w:r>
+          </w:p>
+          <w:p>
+            <w:pPr>
+              <w:spacing w:line="240" w:lineRule="auto"/>
+            </w:pPr>
+            <w:r>
+              <w:rPr>
+                <w:rFonts w:ascii="Courier New" w:hAnsi="Courier New" w:eastAsia="Courier New"/>
+                <w:sz w:val="15"/>
+              </w:rPr>
+              <w:t>$Help = [ordered]@{}</w:t>
+            </w:r>
+          </w:p>
+          <w:p>
+            <w:pPr>
+              <w:spacing w:line="240" w:lineRule="auto"/>
+            </w:pPr>
+            <w:r>
+              <w:rPr>
+                <w:rFonts w:ascii="Courier New" w:hAnsi="Courier New" w:eastAsia="Courier New"/>
+                <w:sz w:val="15"/>
+              </w:rPr>
+              <w:t>$Help.lr1 = @'</w:t>
+            </w:r>
+          </w:p>
+          <w:p>
+            <w:pPr>
+              <w:spacing w:line="240" w:lineRule="auto"/>
+            </w:pPr>
+            <w:r>
+              <w:rPr>
+                <w:rFonts w:ascii="Courier New" w:hAnsi="Courier New" w:eastAsia="Courier New"/>
+                <w:sz w:val="15"/>
+              </w:rPr>
+              <w:t>================== ЛР1: БАЗА И ЗАДАНИЯ ==================</w:t>
+            </w:r>
+          </w:p>
+          <w:p>
+            <w:pPr>
+              <w:spacing w:line="240" w:lineRule="auto"/>
+            </w:pPr>
+            <w:r>
+              <w:rPr>
+                <w:rFonts w:ascii="Courier New" w:hAnsi="Courier New" w:eastAsia="Courier New"/>
+                <w:sz w:val="15"/>
+              </w:rPr>
+              <w:t xml:space="preserve">  ./help db              - создать БД sales, таблицы и загрузить данные  [DATA/create_DB, DATA/create_tables, DATA/load_data]</w:t>
+            </w:r>
+          </w:p>
+          <w:p>
+            <w:pPr>
+              <w:spacing w:line="240" w:lineRule="auto"/>
+            </w:pPr>
+            <w:r>
+              <w:rPr>
+                <w:rFonts w:ascii="Courier New" w:hAnsi="Courier New" w:eastAsia="Courier New"/>
+                <w:sz w:val="15"/>
+              </w:rPr>
+              <w:t xml:space="preserve">  ./help counts          - количество строк в таблицах  [helper/counts.sql]</w:t>
+            </w:r>
+          </w:p>
+          <w:p>
+            <w:pPr>
+              <w:spacing w:line="240" w:lineRule="auto"/>
+            </w:pPr>
+            <w:r>
+              <w:rPr>
+                <w:rFonts w:ascii="Courier New" w:hAnsi="Courier New" w:eastAsia="Courier New"/>
+                <w:sz w:val="15"/>
+              </w:rPr>
+              <w:t xml:space="preserve">  ./help v20 1 [дата1 дата2 [категория]]  - в.20: объём поставок по категории и кварталу  [tasks/v20_task1.sql]</w:t>
+            </w:r>
+          </w:p>
+          <w:p>
+            <w:pPr>
+              <w:spacing w:line="240" w:lineRule="auto"/>
+            </w:pPr>
+            <w:r>
+              <w:rPr>
+                <w:rFonts w:ascii="Courier New" w:hAnsi="Courier New" w:eastAsia="Courier New"/>
+                <w:sz w:val="15"/>
+              </w:rPr>
+              <w:t xml:space="preserve">                                         пример: ./help v20 1 01.01.2021 31.12.2022 мебель</w:t>
+            </w:r>
+          </w:p>
+          <w:p>
+            <w:pPr>
+              <w:spacing w:line="240" w:lineRule="auto"/>
+            </w:pPr>
+            <w:r>
+              <w:rPr>
+                <w:rFonts w:ascii="Courier New" w:hAnsi="Courier New" w:eastAsia="Courier New"/>
+                <w:sz w:val="15"/>
+              </w:rPr>
+              <w:t xml:space="preserve">  ./help v20 2 [год1 год2 [день недели]]  - в.20: продажи (шт) по дню недели и району  [tasks/v20_task2.sql]</w:t>
+            </w:r>
+          </w:p>
+          <w:p>
+            <w:pPr>
+              <w:spacing w:line="240" w:lineRule="auto"/>
+            </w:pPr>
+            <w:r>
+              <w:rPr>
+                <w:rFonts w:ascii="Courier New" w:hAnsi="Courier New" w:eastAsia="Courier New"/>
+                <w:sz w:val="15"/>
+              </w:rPr>
+              <w:t xml:space="preserve">                                         пример: ./help v20 2 2019 2023 пн</w:t>
+            </w:r>
+          </w:p>
+          <w:p>
+            <w:pPr>
+              <w:spacing w:line="240" w:lineRule="auto"/>
+            </w:pPr>
+            <w:r>
+              <w:rPr>
+                <w:rFonts w:ascii="Courier New" w:hAnsi="Courier New" w:eastAsia="Courier New"/>
+                <w:sz w:val="15"/>
+              </w:rPr>
+              <w:t xml:space="preserve">  ./help v22 1 [дата1 дата2 [поставщик]]  - в.22: выручка по поставщику и декаде  [tasks/v22_task1.sql]</w:t>
+            </w:r>
+          </w:p>
+          <w:p>
+            <w:pPr>
+              <w:spacing w:line="240" w:lineRule="auto"/>
+            </w:pPr>
+            <w:r>
+              <w:rPr>
+                <w:rFonts w:ascii="Courier New" w:hAnsi="Courier New" w:eastAsia="Courier New"/>
+                <w:sz w:val="15"/>
+              </w:rPr>
+              <w:t xml:space="preserve">                                         пример: ./help v22 1 01.07.2019 30.06.2023 "ООО Турман"</w:t>
+            </w:r>
+          </w:p>
+          <w:p>
+            <w:pPr>
+              <w:spacing w:line="240" w:lineRule="auto"/>
+            </w:pPr>
+            <w:r>
+              <w:rPr>
+                <w:rFonts w:ascii="Courier New" w:hAnsi="Courier New" w:eastAsia="Courier New"/>
+                <w:sz w:val="15"/>
+              </w:rPr>
+              <w:t xml:space="preserve">  ./help v22 2 [год1 год2 [время года]]   - в.22: затраты клиентов по сезону и полу  [tasks/v22_task2.sql]</w:t>
+            </w:r>
+          </w:p>
+          <w:p>
+            <w:pPr>
+              <w:spacing w:line="240" w:lineRule="auto"/>
+            </w:pPr>
+            <w:r>
+              <w:rPr>
+                <w:rFonts w:ascii="Courier New" w:hAnsi="Courier New" w:eastAsia="Courier New"/>
+                <w:sz w:val="15"/>
+              </w:rPr>
+              <w:t xml:space="preserve">                                         пример: ./help v22 2 2018 2022 зима</w:t>
+            </w:r>
+          </w:p>
+          <w:p>
+            <w:pPr>
+              <w:spacing w:line="240" w:lineRule="auto"/>
+            </w:pPr>
+            <w:r>
+              <w:rPr>
+                <w:rFonts w:ascii="Courier New" w:hAnsi="Courier New" w:eastAsia="Courier New"/>
+                <w:sz w:val="15"/>
+              </w:rPr>
+              <w:t xml:space="preserve">  ./help all             - все 4 задания с параметрами по умолчанию  [tasks/*.sql]</w:t>
+            </w:r>
+          </w:p>
+          <w:p>
+            <w:pPr>
+              <w:spacing w:line="240" w:lineRule="auto"/>
+            </w:pPr>
+            <w:r>
+              <w:rPr>
+                <w:rFonts w:ascii="Courier New" w:hAnsi="Courier New" w:eastAsia="Courier New"/>
+                <w:sz w:val="15"/>
+              </w:rPr>
+              <w:t xml:space="preserve">  ./help lr1 lan         - настроить pg_hba.conf и брандмауэр для сети (от администратора)  [lab1/setup_lan.ps1]</w:t>
+            </w:r>
+          </w:p>
+          <w:p>
+            <w:pPr>
+              <w:spacing w:line="240" w:lineRule="auto"/>
+            </w:pPr>
+            <w:r>
+              <w:rPr>
+                <w:rFonts w:ascii="Courier New" w:hAnsi="Courier New" w:eastAsia="Courier New"/>
+                <w:sz w:val="15"/>
+              </w:rPr>
+              <w:t xml:space="preserve">  ./help lr1 client [адрес] сценарий [a1 a2 a3] - сценарий через s_lan.bat на сервере в сети (по умолч. postgres@192.168.0.102:5432)  [lab1/s_lan.bat]</w:t>
+            </w:r>
+          </w:p>
+          <w:p>
+            <w:pPr>
+              <w:spacing w:line="240" w:lineRule="auto"/>
+            </w:pPr>
+            <w:r>
+              <w:rPr>
+                <w:rFonts w:ascii="Courier New" w:hAnsi="Courier New" w:eastAsia="Courier New"/>
+                <w:sz w:val="15"/>
+              </w:rPr>
+              <w:t xml:space="preserve">                                         пример: ./help lr1 client 192.168.0.102 tasks/v20_task1.sql 01.01.2021 31.12.2022 мебель</w:t>
+            </w:r>
+          </w:p>
+          <w:p>
+            <w:pPr>
+              <w:spacing w:line="240" w:lineRule="auto"/>
+            </w:pPr>
+            <w:r>
+              <w:rPr>
+                <w:rFonts w:ascii="Courier New" w:hAnsi="Courier New" w:eastAsia="Courier New"/>
+                <w:sz w:val="15"/>
+              </w:rPr>
+              <w:t xml:space="preserve">                                                 ./help lr1 client postgres@192.168.0.102:5432 tasks/v22_task1.sql 01.07.2019 30.06.2023 "ООО Турман"</w:t>
+            </w:r>
+          </w:p>
+          <w:p>
+            <w:pPr>
+              <w:spacing w:line="240" w:lineRule="auto"/>
+            </w:pPr>
+            <w:r>
+              <w:rPr>
+                <w:rFonts w:ascii="Courier New" w:hAnsi="Courier New" w:eastAsia="Courier New"/>
+                <w:sz w:val="15"/>
+              </w:rPr>
+              <w:t xml:space="preserve">  ./help srv [адрес] [check]   - сервер в сети PMII (по умолч. stud@192.168.1.50:5432): подключение и таблицы  [lab1/check_server.sql]</w:t>
+            </w:r>
+          </w:p>
+          <w:p>
+            <w:pPr>
+              <w:spacing w:line="240" w:lineRule="auto"/>
+            </w:pPr>
+            <w:r>
+              <w:rPr>
+                <w:rFonts w:ascii="Courier New" w:hAnsi="Courier New" w:eastAsia="Courier New"/>
+                <w:sz w:val="15"/>
+              </w:rPr>
+              <w:t xml:space="preserve">                                         пример: ./help srv 192.168.1.50 check</w:t>
+            </w:r>
+          </w:p>
+          <w:p>
+            <w:pPr>
+              <w:spacing w:line="240" w:lineRule="auto"/>
+            </w:pPr>
+            <w:r>
+              <w:rPr>
+                <w:rFonts w:ascii="Courier New" w:hAnsi="Courier New" w:eastAsia="Courier New"/>
+                <w:sz w:val="15"/>
+              </w:rPr>
+              <w:t xml:space="preserve">  ./help srv [адрес] v20|v22 1|2 [параметры] - задание варианта на сервере в сети  [tasks/vNN_taskN.sql]</w:t>
+            </w:r>
+          </w:p>
+          <w:p>
+            <w:pPr>
+              <w:spacing w:line="240" w:lineRule="auto"/>
+            </w:pPr>
+            <w:r>
+              <w:rPr>
+                <w:rFonts w:ascii="Courier New" w:hAnsi="Courier New" w:eastAsia="Courier New"/>
+                <w:sz w:val="15"/>
+              </w:rPr>
+              <w:t xml:space="preserve">                                         пример: ./help srv 192.168.1.50 v20 1 01.01.2021 31.12.2022 мебель</w:t>
+            </w:r>
+          </w:p>
+          <w:p>
+            <w:pPr>
+              <w:spacing w:line="240" w:lineRule="auto"/>
+            </w:pPr>
+            <w:r>
+              <w:rPr>
+                <w:rFonts w:ascii="Courier New" w:hAnsi="Courier New" w:eastAsia="Courier New"/>
+                <w:sz w:val="15"/>
+              </w:rPr>
+              <w:t xml:space="preserve">                                                 ./help srv stud@192.168.1.50:5432 v22 2 2018 2022 зима</w:t>
+            </w:r>
+          </w:p>
+          <w:p>
+            <w:pPr>
+              <w:spacing w:line="240" w:lineRule="auto"/>
+            </w:pPr>
+            <w:r>
+              <w:rPr>
+                <w:rFonts w:ascii="Courier New" w:hAnsi="Courier New" w:eastAsia="Courier New"/>
+                <w:sz w:val="15"/>
+              </w:rPr>
+              <w:t xml:space="preserve">  ./help srv [адрес] all       - проверка и все 4 задания на сервере; ./help srv [адрес] psql - консоль</w:t>
+            </w:r>
+          </w:p>
+          <w:p>
+            <w:pPr>
+              <w:spacing w:line="240" w:lineRule="auto"/>
+            </w:pPr>
+            <w:r>
+              <w:rPr>
+                <w:rFonts w:ascii="Courier New" w:hAnsi="Courier New" w:eastAsia="Courier New"/>
+                <w:sz w:val="15"/>
+              </w:rPr>
+              <w:t xml:space="preserve">  (адрес - [пользователь@]хост[:порт]; пароль - $env:SRV_PASS или pgpass.conf)</w:t>
+            </w:r>
+          </w:p>
+          <w:p>
+            <w:pPr>
+              <w:spacing w:line="240" w:lineRule="auto"/>
+            </w:pPr>
+            <w:r>
+              <w:rPr>
+                <w:rFonts w:ascii="Courier New" w:hAnsi="Courier New" w:eastAsia="Courier New"/>
+                <w:sz w:val="15"/>
+              </w:rPr>
+              <w:t>'@</w:t>
+            </w:r>
+          </w:p>
+          <w:p>
+            <w:pPr>
+              <w:spacing w:line="240" w:lineRule="auto"/>
+            </w:pPr>
+            <w:r>
+              <w:rPr>
+                <w:rFonts w:ascii="Courier New" w:hAnsi="Courier New" w:eastAsia="Courier New"/>
+                <w:sz w:val="15"/>
+              </w:rPr>
+              <w:t>$Help.lr2 = @'</w:t>
+            </w:r>
+          </w:p>
+          <w:p>
+            <w:pPr>
+              <w:spacing w:line="240" w:lineRule="auto"/>
+            </w:pPr>
+            <w:r>
+              <w:rPr>
+                <w:rFonts w:ascii="Courier New" w:hAnsi="Courier New" w:eastAsia="Courier New"/>
+                <w:sz w:val="15"/>
+              </w:rPr>
+              <w:t>================== ЛР2: ОБЪЁМНАЯ БД, ИНДЕКСЫ, EXPLAIN, ЗАЩИТА ЛР2 ==================</w:t>
+            </w:r>
+          </w:p>
+          <w:p>
+            <w:pPr>
+              <w:spacing w:line="240" w:lineRule="auto"/>
+            </w:pPr>
+            <w:r>
+              <w:rPr>
+                <w:rFonts w:ascii="Courier New" w:hAnsi="Courier New" w:eastAsia="Courier New"/>
+                <w:sz w:val="15"/>
+              </w:rPr>
+              <w:t xml:space="preserve">  ./help lr2 gen [N]           - ПРОДАЖА: N псевдослучайных записей (по умолч. 2 000 000)  [lab2/add_data.sql]</w:t>
+            </w:r>
+          </w:p>
+          <w:p>
+            <w:pPr>
+              <w:spacing w:line="240" w:lineRule="auto"/>
+            </w:pPr>
+            <w:r>
+              <w:rPr>
+                <w:rFonts w:ascii="Courier New" w:hAnsi="Courier New" w:eastAsia="Courier New"/>
+                <w:sz w:val="15"/>
+              </w:rPr>
+              <w:t xml:space="preserve">                                         пример: ./help lr2 gen 2000000</w:t>
+            </w:r>
+          </w:p>
+          <w:p>
+            <w:pPr>
+              <w:spacing w:line="240" w:lineRule="auto"/>
+            </w:pPr>
+            <w:r>
+              <w:rPr>
+                <w:rFonts w:ascii="Courier New" w:hAnsi="Courier New" w:eastAsia="Courier New"/>
+                <w:sz w:val="15"/>
+              </w:rPr>
+              <w:t xml:space="preserve">  ./help lr2 restore           - вернуть 1000 записей ПРОДАЖА из ЛР1  [lab2/restore_lr1.sql]</w:t>
+            </w:r>
+          </w:p>
+          <w:p>
+            <w:pPr>
+              <w:spacing w:line="240" w:lineRule="auto"/>
+            </w:pPr>
+            <w:r>
+              <w:rPr>
+                <w:rFonts w:ascii="Courier New" w:hAnsi="Courier New" w:eastAsia="Courier New"/>
+                <w:sz w:val="15"/>
+              </w:rPr>
+              <w:t xml:space="preserve">  ./help lr2 tbs [каталог]     - вынести ПРОДАЖА в табличное пространство (D:/PG_TBS)  [lab2/tablespace.sql]</w:t>
+            </w:r>
+          </w:p>
+          <w:p>
+            <w:pPr>
+              <w:spacing w:line="240" w:lineRule="auto"/>
+            </w:pPr>
+            <w:r>
+              <w:rPr>
+                <w:rFonts w:ascii="Courier New" w:hAnsi="Courier New" w:eastAsia="Courier New"/>
+                <w:sz w:val="15"/>
+              </w:rPr>
+              <w:t xml:space="preserve">                                         пример: ./help lr2 tbs D:/PG_TBS</w:t>
+            </w:r>
+          </w:p>
+          <w:p>
+            <w:pPr>
+              <w:spacing w:line="240" w:lineRule="auto"/>
+            </w:pPr>
+            <w:r>
+              <w:rPr>
+                <w:rFonts w:ascii="Courier New" w:hAnsi="Courier New" w:eastAsia="Courier New"/>
+                <w:sz w:val="15"/>
+              </w:rPr>
+              <w:t xml:space="preserve">  ./help lr2 time 20|22 [замеров]   - время запроса (*) по CURRENT_TIME (по умолч. 5 замеров)  [lab2/time_current.sql, запрос lab2/vNN_query.sql]</w:t>
+            </w:r>
+          </w:p>
+          <w:p>
+            <w:pPr>
+              <w:spacing w:line="240" w:lineRule="auto"/>
+            </w:pPr>
+            <w:r>
+              <w:rPr>
+                <w:rFonts w:ascii="Courier New" w:hAnsi="Courier New" w:eastAsia="Courier New"/>
+                <w:sz w:val="15"/>
+              </w:rPr>
+              <w:t xml:space="preserve">                                         пример: ./help lr2 time 20 5      ./help lr2 time 22 10</w:t>
+            </w:r>
+          </w:p>
+          <w:p>
+            <w:pPr>
+              <w:spacing w:line="240" w:lineRule="auto"/>
+            </w:pPr>
+            <w:r>
+              <w:rPr>
+                <w:rFonts w:ascii="Courier New" w:hAnsi="Courier New" w:eastAsia="Courier New"/>
+                <w:sz w:val="15"/>
+              </w:rPr>
+              <w:t xml:space="preserve">  ./help lr2 timing 20|22 [замеров] - время запроса (*) по \timing on (по умолч. 5 замеров)  [lab2/time_timing.sql, запрос lab2/vNN_query.sql]</w:t>
+            </w:r>
+          </w:p>
+          <w:p>
+            <w:pPr>
+              <w:spacing w:line="240" w:lineRule="auto"/>
+            </w:pPr>
+            <w:r>
+              <w:rPr>
+                <w:rFonts w:ascii="Courier New" w:hAnsi="Courier New" w:eastAsia="Courier New"/>
+                <w:sz w:val="15"/>
+              </w:rPr>
+              <w:t xml:space="preserve">                                         пример: ./help lr2 timing 20 5    ./help lr2 timing 22 10</w:t>
+            </w:r>
+          </w:p>
+          <w:p>
+            <w:pPr>
+              <w:spacing w:line="240" w:lineRule="auto"/>
+            </w:pPr>
+            <w:r>
+              <w:rPr>
+                <w:rFonts w:ascii="Courier New" w:hAnsi="Courier New" w:eastAsia="Courier New"/>
+                <w:sz w:val="15"/>
+              </w:rPr>
+              <w:t xml:space="preserve">  ./help lr2 idx 20|22         - индексы ПРОДАЖА и таблицы-справочника  [lab2/idx_names.sql]</w:t>
+            </w:r>
+          </w:p>
+          <w:p>
+            <w:pPr>
+              <w:spacing w:line="240" w:lineRule="auto"/>
+            </w:pPr>
+            <w:r>
+              <w:rPr>
+                <w:rFonts w:ascii="Courier New" w:hAnsi="Courier New" w:eastAsia="Courier New"/>
+                <w:sz w:val="15"/>
+              </w:rPr>
+              <w:t xml:space="preserve">                                         пример: ./help lr2 idx 20      ./help lr2 idx 22</w:t>
+            </w:r>
+          </w:p>
+          <w:p>
+            <w:pPr>
+              <w:spacing w:line="240" w:lineRule="auto"/>
+            </w:pPr>
+            <w:r>
+              <w:rPr>
+                <w:rFonts w:ascii="Courier New" w:hAnsi="Courier New" w:eastAsia="Courier New"/>
+                <w:sz w:val="15"/>
+              </w:rPr>
+              <w:t xml:space="preserve">  ./help lr2 idx1 20|22 [btree|hash] - создать индекс ПРОДАЖА по полю-ссылке (по умолч. btree)  [lab2/idx_1.sql]</w:t>
+            </w:r>
+          </w:p>
+          <w:p>
+            <w:pPr>
+              <w:spacing w:line="240" w:lineRule="auto"/>
+            </w:pPr>
+            <w:r>
+              <w:rPr>
+                <w:rFonts w:ascii="Courier New" w:hAnsi="Courier New" w:eastAsia="Courier New"/>
+                <w:sz w:val="15"/>
+              </w:rPr>
+              <w:t xml:space="preserve">                                         пример: ./help lr2 idx1 20 btree      ./help lr2 idx1 22 hash</w:t>
+            </w:r>
+          </w:p>
+          <w:p>
+            <w:pPr>
+              <w:spacing w:line="240" w:lineRule="auto"/>
+            </w:pPr>
+            <w:r>
+              <w:rPr>
+                <w:rFonts w:ascii="Courier New" w:hAnsi="Courier New" w:eastAsia="Courier New"/>
+                <w:sz w:val="15"/>
+              </w:rPr>
+              <w:t xml:space="preserve">  ./help lr2 idx0 20|22        - удалить индекс ПРОДАЖА по полю-ссылке  [lab2/idx_0.sql]</w:t>
+            </w:r>
+          </w:p>
+          <w:p>
+            <w:pPr>
+              <w:spacing w:line="240" w:lineRule="auto"/>
+            </w:pPr>
+            <w:r>
+              <w:rPr>
+                <w:rFonts w:ascii="Courier New" w:hAnsi="Courier New" w:eastAsia="Courier New"/>
+                <w:sz w:val="15"/>
+              </w:rPr>
+              <w:t xml:space="preserve">                                         пример: ./help lr2 idx0 20      ./help lr2 idx0 22</w:t>
+            </w:r>
+          </w:p>
+          <w:p>
+            <w:pPr>
+              <w:spacing w:line="240" w:lineRule="auto"/>
+            </w:pPr>
+            <w:r>
+              <w:rPr>
+                <w:rFonts w:ascii="Courier New" w:hAnsi="Courier New" w:eastAsia="Courier New"/>
+                <w:sz w:val="15"/>
+              </w:rPr>
+              <w:t xml:space="preserve">  ./help lr2 pk1 20|22         - справочник с PRIMARY KEY  [lab2/create_ref0.sql]</w:t>
+            </w:r>
+          </w:p>
+          <w:p>
+            <w:pPr>
+              <w:spacing w:line="240" w:lineRule="auto"/>
+            </w:pPr>
+            <w:r>
+              <w:rPr>
+                <w:rFonts w:ascii="Courier New" w:hAnsi="Courier New" w:eastAsia="Courier New"/>
+                <w:sz w:val="15"/>
+              </w:rPr>
+              <w:t xml:space="preserve">                                         пример: ./help lr2 pk1 20      ./help lr2 pk1 22</w:t>
+            </w:r>
+          </w:p>
+          <w:p>
+            <w:pPr>
+              <w:spacing w:line="240" w:lineRule="auto"/>
+            </w:pPr>
+            <w:r>
+              <w:rPr>
+                <w:rFonts w:ascii="Courier New" w:hAnsi="Courier New" w:eastAsia="Courier New"/>
+                <w:sz w:val="15"/>
+              </w:rPr>
+              <w:t xml:space="preserve">  ./help lr2 pk0 20|22         - справочник без PRIMARY KEY  [lab2/create_ref1.sql]</w:t>
+            </w:r>
+          </w:p>
+          <w:p>
+            <w:pPr>
+              <w:spacing w:line="240" w:lineRule="auto"/>
+            </w:pPr>
+            <w:r>
+              <w:rPr>
+                <w:rFonts w:ascii="Courier New" w:hAnsi="Courier New" w:eastAsia="Courier New"/>
+                <w:sz w:val="15"/>
+              </w:rPr>
+              <w:t xml:space="preserve">                                         пример: ./help lr2 pk0 20      ./help lr2 pk0 22</w:t>
+            </w:r>
+          </w:p>
+          <w:p>
+            <w:pPr>
+              <w:spacing w:line="240" w:lineRule="auto"/>
+            </w:pPr>
+            <w:r>
+              <w:rPr>
+                <w:rFonts w:ascii="Courier New" w:hAnsi="Courier New" w:eastAsia="Courier New"/>
+                <w:sz w:val="15"/>
+              </w:rPr>
+              <w:t xml:space="preserve">  ./help lr2 copy 20|22        - перезагрузить справочник из DATA/SOURCE  [lab2/copy_ref.sql]</w:t>
+            </w:r>
+          </w:p>
+          <w:p>
+            <w:pPr>
+              <w:spacing w:line="240" w:lineRule="auto"/>
+            </w:pPr>
+            <w:r>
+              <w:rPr>
+                <w:rFonts w:ascii="Courier New" w:hAnsi="Courier New" w:eastAsia="Courier New"/>
+                <w:sz w:val="15"/>
+              </w:rPr>
+              <w:t xml:space="preserve">                                         пример: ./help lr2 copy 20      ./help lr2 copy 22</w:t>
+            </w:r>
+          </w:p>
+          <w:p>
+            <w:pPr>
+              <w:spacing w:line="240" w:lineRule="auto"/>
+            </w:pPr>
+            <w:r>
+              <w:rPr>
+                <w:rFonts w:ascii="Courier New" w:hAnsi="Courier New" w:eastAsia="Courier New"/>
+                <w:sz w:val="15"/>
+              </w:rPr>
+              <w:t xml:space="preserve">  ./help lr2 explain 20|22 [1] - EXPLAIN / EXPLAIN ANALYZE (1 - с WHERE)  [lab2/explain.sql, запрос lab2/vNN_config.sql]</w:t>
+            </w:r>
+          </w:p>
+          <w:p>
+            <w:pPr>
+              <w:spacing w:line="240" w:lineRule="auto"/>
+            </w:pPr>
+            <w:r>
+              <w:rPr>
+                <w:rFonts w:ascii="Courier New" w:hAnsi="Courier New" w:eastAsia="Courier New"/>
+                <w:sz w:val="15"/>
+              </w:rPr>
+              <w:t xml:space="preserve">                                         пример: ./help lr2 explain 20 1      ./help lr2 explain 22</w:t>
+            </w:r>
+          </w:p>
+          <w:p>
+            <w:pPr>
+              <w:spacing w:line="240" w:lineRule="auto"/>
+            </w:pPr>
+            <w:r>
+              <w:rPr>
+                <w:rFonts w:ascii="Courier New" w:hAnsi="Courier New" w:eastAsia="Courier New"/>
+                <w:sz w:val="15"/>
+              </w:rPr>
+              <w:t xml:space="preserve">  ./help lr2 measure 20|22 [прогонов] - протокол замеров (по умолч. 3 прогона) -&gt; results/lr2_vNN_results.txt  [lab2/measure.sql, запросы lab2/vNN_config.sql]</w:t>
+            </w:r>
+          </w:p>
+          <w:p>
+            <w:pPr>
+              <w:spacing w:line="240" w:lineRule="auto"/>
+            </w:pPr>
+            <w:r>
+              <w:rPr>
+                <w:rFonts w:ascii="Courier New" w:hAnsi="Courier New" w:eastAsia="Courier New"/>
+                <w:sz w:val="15"/>
+              </w:rPr>
+              <w:t xml:space="preserve">                                         пример: ./help lr2 measure 20 3      ./help lr2 measure 22 5</w:t>
+            </w:r>
+          </w:p>
+          <w:p>
+            <w:pPr>
+              <w:spacing w:line="240" w:lineRule="auto"/>
+            </w:pPr>
+            <w:r>
+              <w:rPr>
+                <w:rFonts w:ascii="Courier New" w:hAnsi="Courier New" w:eastAsia="Courier New"/>
+                <w:sz w:val="15"/>
+              </w:rPr>
+              <w:t xml:space="preserve">  ./help lr2 results 20|22     - показать протокол замеров  [results/lr2_vNN_results.txt]</w:t>
+            </w:r>
+          </w:p>
+          <w:p>
+            <w:pPr>
+              <w:spacing w:line="240" w:lineRule="auto"/>
+            </w:pPr>
+            <w:r>
+              <w:rPr>
+                <w:rFonts w:ascii="Courier New" w:hAnsi="Courier New" w:eastAsia="Courier New"/>
+                <w:sz w:val="15"/>
+              </w:rPr>
+              <w:t xml:space="preserve">                                         пример: ./help lr2 results 20      ./help lr2 results 22</w:t>
+            </w:r>
+          </w:p>
+          <w:p>
+            <w:pPr>
+              <w:spacing w:line="240" w:lineRule="auto"/>
+            </w:pPr>
+            <w:r>
+              <w:rPr>
+                <w:rFonts w:ascii="Courier New" w:hAnsi="Courier New" w:eastAsia="Courier New"/>
+                <w:sz w:val="15"/>
+              </w:rPr>
+              <w:t xml:space="preserve">  (запрос (*) и настройки варианта: lab2/vNN_query.sql, lab2/vNN_config.sql, lab2/config.sql)</w:t>
+            </w:r>
+          </w:p>
+          <w:p>
+            <w:pPr>
+              <w:spacing w:line="240" w:lineRule="auto"/>
+            </w:pPr>
+            <w:r>
+              <w:rPr>
+                <w:rFonts w:ascii="Courier New" w:hAnsi="Courier New" w:eastAsia="Courier New"/>
+                <w:sz w:val="15"/>
+              </w:rPr>
+              <w:t xml:space="preserve">  --- защита ЛР2: индексы и время запроса варианта (lab2/zashita) ---</w:t>
+            </w:r>
+          </w:p>
+          <w:p>
+            <w:pPr>
+              <w:spacing w:line="240" w:lineRule="auto"/>
+            </w:pPr>
+            <w:r>
+              <w:rPr>
+                <w:rFonts w:ascii="Courier New" w:hAnsi="Courier New" w:eastAsia="Courier New"/>
+                <w:sz w:val="15"/>
+              </w:rPr>
+              <w:t xml:space="preserve">  ./help zas 20 [all] ["поставщик1" "поставщик2"] - в.20: задания 1-3 подряд  [lab2/zashita/z_all.sql, запрос lab2/zashita/vNN_query.sql]</w:t>
+            </w:r>
+          </w:p>
+          <w:p>
+            <w:pPr>
+              <w:spacing w:line="240" w:lineRule="auto"/>
+            </w:pPr>
+            <w:r>
+              <w:rPr>
+                <w:rFonts w:ascii="Courier New" w:hAnsi="Courier New" w:eastAsia="Courier New"/>
+                <w:sz w:val="15"/>
+              </w:rPr>
+              <w:t xml:space="preserve">                                         пример: ./help zas 20 all "ООО Турман" "ЧП Загорье"</w:t>
+            </w:r>
+          </w:p>
+          <w:p>
+            <w:pPr>
+              <w:spacing w:line="240" w:lineRule="auto"/>
+            </w:pPr>
+            <w:r>
+              <w:rPr>
+                <w:rFonts w:ascii="Courier New" w:hAnsi="Courier New" w:eastAsia="Courier New"/>
+                <w:sz w:val="15"/>
+              </w:rPr>
+              <w:t xml:space="preserve">  ./help zas 22 [all] [категория]  - в.22: задания 1-3 подряд  [lab2/zashita/z_all.sql, запрос lab2/zashita/vNN_query.sql]</w:t>
+            </w:r>
+          </w:p>
+          <w:p>
+            <w:pPr>
+              <w:spacing w:line="240" w:lineRule="auto"/>
+            </w:pPr>
+            <w:r>
+              <w:rPr>
+                <w:rFonts w:ascii="Courier New" w:hAnsi="Courier New" w:eastAsia="Courier New"/>
+                <w:sz w:val="15"/>
+              </w:rPr>
+              <w:t xml:space="preserve">                                         пример: ./help zas 22 all мебель</w:t>
+            </w:r>
+          </w:p>
+          <w:p>
+            <w:pPr>
+              <w:spacing w:line="240" w:lineRule="auto"/>
+            </w:pPr>
+            <w:r>
+              <w:rPr>
+                <w:rFonts w:ascii="Courier New" w:hAnsi="Courier New" w:eastAsia="Courier New"/>
+                <w:sz w:val="15"/>
+              </w:rPr>
+              <w:t xml:space="preserve">  ./help zas 20|22 1 [параметры]   - 1) запрос варианта и результат  [lab2/zashita/z1_query.sql, запрос lab2/zashita/vNN_query.sql]</w:t>
+            </w:r>
+          </w:p>
+          <w:p>
+            <w:pPr>
+              <w:spacing w:line="240" w:lineRule="auto"/>
+            </w:pPr>
+            <w:r>
+              <w:rPr>
+                <w:rFonts w:ascii="Courier New" w:hAnsi="Courier New" w:eastAsia="Courier New"/>
+                <w:sz w:val="15"/>
+              </w:rPr>
+              <w:t xml:space="preserve">                                         пример: ./help zas 20 1 "ООО Турман" "ЧП Загорье"      ./help zas 22 1 мебель</w:t>
+            </w:r>
+          </w:p>
+          <w:p>
+            <w:pPr>
+              <w:spacing w:line="240" w:lineRule="auto"/>
+            </w:pPr>
+            <w:r>
+              <w:rPr>
+                <w:rFonts w:ascii="Courier New" w:hAnsi="Courier New" w:eastAsia="Courier New"/>
+                <w:sz w:val="15"/>
+              </w:rPr>
+              <w:t xml:space="preserve">  ./help zas 20|22 2 [параметры]   - 2) в.20 без индексов, в.22 с индексом ПРОДАЖА(товар) btree: 5 замеров в мс, минимум, EXPLAIN ANALYZE  [lab2/zashita/z2_noidx.sql, запрос lab2/zashita/vNN_query.sql]</w:t>
+            </w:r>
+          </w:p>
+          <w:p>
+            <w:pPr>
+              <w:spacing w:line="240" w:lineRule="auto"/>
+            </w:pPr>
+            <w:r>
+              <w:rPr>
+                <w:rFonts w:ascii="Courier New" w:hAnsi="Courier New" w:eastAsia="Courier New"/>
+                <w:sz w:val="15"/>
+              </w:rPr>
+              <w:t xml:space="preserve">                                         пример: ./help zas 20 2 "ООО Турман" "ЧП Загорье"      ./help zas 22 2 мебель</w:t>
+            </w:r>
+          </w:p>
+          <w:p>
+            <w:pPr>
+              <w:spacing w:line="240" w:lineRule="auto"/>
+            </w:pPr>
+            <w:r>
+              <w:rPr>
+                <w:rFonts w:ascii="Courier New" w:hAnsi="Courier New" w:eastAsia="Courier New"/>
+                <w:sz w:val="15"/>
+              </w:rPr>
+              <w:t xml:space="preserve">  ./help zas 20|22 3 [параметры]   - 3) индексы варианта, 5 замеров в мс, минимум, EXPLAIN ANALYZE  [lab2/zashita/z3_idx.sql, запрос lab2/zashita/vNN_query.sql]</w:t>
+            </w:r>
+          </w:p>
+          <w:p>
+            <w:pPr>
+              <w:spacing w:line="240" w:lineRule="auto"/>
+            </w:pPr>
+            <w:r>
+              <w:rPr>
+                <w:rFonts w:ascii="Courier New" w:hAnsi="Courier New" w:eastAsia="Courier New"/>
+                <w:sz w:val="15"/>
+              </w:rPr>
+              <w:t xml:space="preserve">                                         пример: ./help zas 20 3 "ООО Турман" "ЧП Загорье"      ./help zas 22 3 мебель</w:t>
+            </w:r>
+          </w:p>
+          <w:p>
+            <w:pPr>
+              <w:spacing w:line="240" w:lineRule="auto"/>
+            </w:pPr>
+            <w:r>
+              <w:rPr>
+                <w:rFonts w:ascii="Courier New" w:hAnsi="Courier New" w:eastAsia="Courier New"/>
+                <w:sz w:val="15"/>
+              </w:rPr>
+              <w:t xml:space="preserve">  ./help zas 20|22 idx             - индексы таблиц запроса варианта  [lab2/zashita/show_idx.sql]</w:t>
+            </w:r>
+          </w:p>
+          <w:p>
+            <w:pPr>
+              <w:spacing w:line="240" w:lineRule="auto"/>
+            </w:pPr>
+            <w:r>
+              <w:rPr>
+                <w:rFonts w:ascii="Courier New" w:hAnsi="Courier New" w:eastAsia="Courier New"/>
+                <w:sz w:val="15"/>
+              </w:rPr>
+              <w:t xml:space="preserve">                                         пример: ./help zas 20 idx      ./help zas 22 idx</w:t>
+            </w:r>
+          </w:p>
+          <w:p>
+            <w:pPr>
+              <w:spacing w:line="240" w:lineRule="auto"/>
+            </w:pPr>
+            <w:r>
+              <w:rPr>
+                <w:rFonts w:ascii="Courier New" w:hAnsi="Courier New" w:eastAsia="Courier New"/>
+                <w:sz w:val="15"/>
+              </w:rPr>
+              <w:t xml:space="preserve">  ./help zas 20|22 idx_drop        - удалить индексы задания 3 (zas_*), остальные и PRIMARY KEY не трогаются  [lab2/zashita/idx_drop.sql]</w:t>
+            </w:r>
+          </w:p>
+          <w:p>
+            <w:pPr>
+              <w:spacing w:line="240" w:lineRule="auto"/>
+            </w:pPr>
+            <w:r>
+              <w:rPr>
+                <w:rFonts w:ascii="Courier New" w:hAnsi="Courier New" w:eastAsia="Courier New"/>
+                <w:sz w:val="15"/>
+              </w:rPr>
+              <w:t xml:space="preserve">                                         пример: ./help zas 20 idx_drop      ./help zas 22 idx_drop</w:t>
+            </w:r>
+          </w:p>
+          <w:p>
+            <w:pPr>
+              <w:spacing w:line="240" w:lineRule="auto"/>
+            </w:pPr>
+            <w:r>
+              <w:rPr>
+                <w:rFonts w:ascii="Courier New" w:hAnsi="Courier New" w:eastAsia="Courier New"/>
+                <w:sz w:val="15"/>
+              </w:rPr>
+              <w:t xml:space="preserve">  ./help zas 20|22 idx_add         - создать индексы задания 3 (zas_*) без замеров  [lab2/zashita/idx_add.sql]</w:t>
+            </w:r>
+          </w:p>
+          <w:p>
+            <w:pPr>
+              <w:spacing w:line="240" w:lineRule="auto"/>
+            </w:pPr>
+            <w:r>
+              <w:rPr>
+                <w:rFonts w:ascii="Courier New" w:hAnsi="Courier New" w:eastAsia="Courier New"/>
+                <w:sz w:val="15"/>
+              </w:rPr>
+              <w:t xml:space="preserve">                                         пример: ./help zas 20 idx_add      ./help zas 22 idx_add</w:t>
+            </w:r>
+          </w:p>
+          <w:p>
+            <w:pPr>
+              <w:spacing w:line="240" w:lineRule="auto"/>
+            </w:pPr>
+            <w:r>
+              <w:rPr>
+                <w:rFonts w:ascii="Courier New" w:hAnsi="Courier New" w:eastAsia="Courier New"/>
+                <w:sz w:val="15"/>
+              </w:rPr>
+              <w:t xml:space="preserve">  ./help zas restore               - удалить индексы защиты, вернуть PRIMARY KEY  [lab2/zashita/restore.sql]</w:t>
+            </w:r>
+          </w:p>
+          <w:p>
+            <w:pPr>
+              <w:spacing w:line="240" w:lineRule="auto"/>
+            </w:pPr>
+            <w:r>
+              <w:rPr>
+                <w:rFonts w:ascii="Courier New" w:hAnsi="Courier New" w:eastAsia="Courier New"/>
+                <w:sz w:val="15"/>
+              </w:rPr>
+              <w:t xml:space="preserve">  (нужна объёмная ПРОДАЖА: ./help lr2 gen; в.20 по умолч. "ООО Турман" "ЧП Загорье", в.22 - мебель)</w:t>
+            </w:r>
+          </w:p>
+          <w:p>
+            <w:pPr>
+              <w:spacing w:line="240" w:lineRule="auto"/>
+            </w:pPr>
+            <w:r>
+              <w:rPr>
+                <w:rFonts w:ascii="Courier New" w:hAnsi="Courier New" w:eastAsia="Courier New"/>
+                <w:sz w:val="15"/>
+              </w:rPr>
+              <w:t xml:space="preserve">  (параметры проверяются до запуска: поставщики - из ПОСТАВЩИК и разные, категория - из КАТЕГОРИЯ; при ошибке - список допустимых)</w:t>
+            </w:r>
+          </w:p>
+          <w:p>
+            <w:pPr>
+              <w:spacing w:line="240" w:lineRule="auto"/>
+            </w:pPr>
+            <w:r>
+              <w:rPr>
+                <w:rFonts w:ascii="Courier New" w:hAnsi="Courier New" w:eastAsia="Courier New"/>
+                <w:sz w:val="15"/>
+              </w:rPr>
+              <w:t>'@</w:t>
+            </w:r>
+          </w:p>
+          <w:p>
+            <w:pPr>
+              <w:spacing w:line="240" w:lineRule="auto"/>
+            </w:pPr>
+            <w:r>
+              <w:rPr>
+                <w:rFonts w:ascii="Courier New" w:hAnsi="Courier New" w:eastAsia="Courier New"/>
+                <w:sz w:val="15"/>
+              </w:rPr>
+              <w:t>$Help.lr3 = @'</w:t>
+            </w:r>
+          </w:p>
+          <w:p>
+            <w:pPr>
+              <w:spacing w:line="240" w:lineRule="auto"/>
+            </w:pPr>
+            <w:r>
+              <w:rPr>
+                <w:rFonts w:ascii="Courier New" w:hAnsi="Courier New" w:eastAsia="Courier New"/>
+                <w:sz w:val="15"/>
+              </w:rPr>
+              <w:t>================== ЛР3: ПОЛЬЗОВАТЕЛЬСКИЕ ТИПЫ ==================</w:t>
+            </w:r>
+          </w:p>
+          <w:p>
+            <w:pPr>
+              <w:spacing w:line="240" w:lineRule="auto"/>
+            </w:pPr>
+            <w:r>
+              <w:rPr>
+                <w:rFonts w:ascii="Courier New" w:hAnsi="Courier New" w:eastAsia="Courier New"/>
+                <w:sz w:val="15"/>
+              </w:rPr>
+              <w:t xml:space="preserve">  ./help lr3 cmplx             - пример преподавателя (complex)  [lab3/cmplx.sql]</w:t>
+            </w:r>
+          </w:p>
+          <w:p>
+            <w:pPr>
+              <w:spacing w:line="240" w:lineRule="auto"/>
+            </w:pPr>
+            <w:r>
+              <w:rPr>
+                <w:rFonts w:ascii="Courier New" w:hAnsi="Courier New" w:eastAsia="Courier New"/>
+                <w:sz w:val="15"/>
+              </w:rPr>
+              <w:t xml:space="preserve">  ./help lr3 20                - в.20: трёхмерный вектор (vector3)  [lab3/v20_vector3.sql]</w:t>
+            </w:r>
+          </w:p>
+          <w:p>
+            <w:pPr>
+              <w:spacing w:line="240" w:lineRule="auto"/>
+            </w:pPr>
+            <w:r>
+              <w:rPr>
+                <w:rFonts w:ascii="Courier New" w:hAnsi="Courier New" w:eastAsia="Courier New"/>
+                <w:sz w:val="15"/>
+              </w:rPr>
+              <w:t xml:space="preserve">  ./help lr3 22                - в.22: рациональное число (rational)  [lab3/v22_rational.sql]</w:t>
+            </w:r>
+          </w:p>
+          <w:p>
+            <w:pPr>
+              <w:spacing w:line="240" w:lineRule="auto"/>
+            </w:pPr>
+            <w:r>
+              <w:rPr>
+                <w:rFonts w:ascii="Courier New" w:hAnsi="Courier New" w:eastAsia="Courier New"/>
+                <w:sz w:val="15"/>
+              </w:rPr>
+              <w:t>'@</w:t>
+            </w:r>
+          </w:p>
+          <w:p>
+            <w:pPr>
+              <w:spacing w:line="240" w:lineRule="auto"/>
+            </w:pPr>
+            <w:r>
+              <w:rPr>
+                <w:rFonts w:ascii="Courier New" w:hAnsi="Courier New" w:eastAsia="Courier New"/>
+                <w:sz w:val="15"/>
+              </w:rPr>
+              <w:t>$Help.lr4 = @'</w:t>
+            </w:r>
+          </w:p>
+          <w:p>
+            <w:pPr>
+              <w:spacing w:line="240" w:lineRule="auto"/>
+            </w:pPr>
+            <w:r>
+              <w:rPr>
+                <w:rFonts w:ascii="Courier New" w:hAnsi="Courier New" w:eastAsia="Courier New"/>
+                <w:sz w:val="15"/>
+              </w:rPr>
+              <w:t>================== ЛР4: РЕЗЕРВНОЕ КОПИРОВАНИЕ ==================</w:t>
+            </w:r>
+          </w:p>
+          <w:p>
+            <w:pPr>
+              <w:spacing w:line="240" w:lineRule="auto"/>
+            </w:pPr>
+            <w:r>
+              <w:rPr>
+                <w:rFonts w:ascii="Courier New" w:hAnsi="Courier New" w:eastAsia="Courier New"/>
+                <w:sz w:val="15"/>
+              </w:rPr>
+              <w:t xml:space="preserve">  ./help lr4 all [20|22 [каталог]] - пп. 1-10 целиком -&gt; results/lr4_vNN_protocol.txt  [lab4/run_all.bat]</w:t>
+            </w:r>
+          </w:p>
+          <w:p>
+            <w:pPr>
+              <w:spacing w:line="240" w:lineRule="auto"/>
+            </w:pPr>
+            <w:r>
+              <w:rPr>
+                <w:rFonts w:ascii="Courier New" w:hAnsi="Courier New" w:eastAsia="Courier New"/>
+                <w:sz w:val="15"/>
+              </w:rPr>
+              <w:t xml:space="preserve">                                         пример: ./help lr4 all 20      ./help lr4 all 22 D:/LR4_WORK</w:t>
+            </w:r>
+          </w:p>
+          <w:p>
+            <w:pPr>
+              <w:spacing w:line="240" w:lineRule="auto"/>
+            </w:pPr>
+            <w:r>
+              <w:rPr>
+                <w:rFonts w:ascii="Courier New" w:hAnsi="Courier New" w:eastAsia="Courier New"/>
+                <w:sz w:val="15"/>
+              </w:rPr>
+              <w:t xml:space="preserve">  ./help lr4 base [база]       - создать базу (по умолч. base) из данных ЛР1  [lab4/create_base.bat]</w:t>
+            </w:r>
+          </w:p>
+          <w:p>
+            <w:pPr>
+              <w:spacing w:line="240" w:lineRule="auto"/>
+            </w:pPr>
+            <w:r>
+              <w:rPr>
+                <w:rFonts w:ascii="Courier New" w:hAnsi="Courier New" w:eastAsia="Courier New"/>
+                <w:sz w:val="15"/>
+              </w:rPr>
+              <w:t xml:space="preserve">                                         пример: ./help lr4 base base</w:t>
+            </w:r>
+          </w:p>
+          <w:p>
+            <w:pPr>
+              <w:spacing w:line="240" w:lineRule="auto"/>
+            </w:pPr>
+            <w:r>
+              <w:rPr>
+                <w:rFonts w:ascii="Courier New" w:hAnsi="Courier New" w:eastAsia="Courier New"/>
+                <w:sz w:val="15"/>
+              </w:rPr>
+              <w:t xml:space="preserve">  ./help lr4 tasks N [база] [20|22] - контрольные задачи варианта -&gt; taskN-01..03  [lab4/tasks.bat]</w:t>
+            </w:r>
+          </w:p>
+          <w:p>
+            <w:pPr>
+              <w:spacing w:line="240" w:lineRule="auto"/>
+            </w:pPr>
+            <w:r>
+              <w:rPr>
+                <w:rFonts w:ascii="Courier New" w:hAnsi="Courier New" w:eastAsia="Courier New"/>
+                <w:sz w:val="15"/>
+              </w:rPr>
+              <w:t xml:space="preserve">                                         пример: ./help lr4 tasks 0 base 20      ./help lr4 tasks 0 base 22</w:t>
+            </w:r>
+          </w:p>
+          <w:p>
+            <w:pPr>
+              <w:spacing w:line="240" w:lineRule="auto"/>
+            </w:pPr>
+            <w:r>
+              <w:rPr>
+                <w:rFonts w:ascii="Courier New" w:hAnsi="Courier New" w:eastAsia="Courier New"/>
+                <w:sz w:val="15"/>
+              </w:rPr>
+              <w:t xml:space="preserve">  ./help lr4 dump1|dump2 [база] - pg_dump в файл / rar  [lab4/dump-1.bat, dump-2.bat]</w:t>
+            </w:r>
+          </w:p>
+          <w:p>
+            <w:pPr>
+              <w:spacing w:line="240" w:lineRule="auto"/>
+            </w:pPr>
+            <w:r>
+              <w:rPr>
+                <w:rFonts w:ascii="Courier New" w:hAnsi="Courier New" w:eastAsia="Courier New"/>
+                <w:sz w:val="15"/>
+              </w:rPr>
+              <w:t xml:space="preserve">                                         пример: ./help lr4 dump1 base      ./help lr4 dump2 base</w:t>
+            </w:r>
+          </w:p>
+          <w:p>
+            <w:pPr>
+              <w:spacing w:line="240" w:lineRule="auto"/>
+            </w:pPr>
+            <w:r>
+              <w:rPr>
+                <w:rFonts w:ascii="Courier New" w:hAnsi="Courier New" w:eastAsia="Courier New"/>
+                <w:sz w:val="15"/>
+              </w:rPr>
+              <w:t xml:space="preserve">  ./help lr4 dump3 [том [база]] - pg_dump в многотомный rar (размер тома, по умолч. 8k)  [lab4/dump-3.bat]</w:t>
+            </w:r>
+          </w:p>
+          <w:p>
+            <w:pPr>
+              <w:spacing w:line="240" w:lineRule="auto"/>
+            </w:pPr>
+            <w:r>
+              <w:rPr>
+                <w:rFonts w:ascii="Courier New" w:hAnsi="Courier New" w:eastAsia="Courier New"/>
+                <w:sz w:val="15"/>
+              </w:rPr>
+              <w:t xml:space="preserve">                                         пример: ./help lr4 dump3 10k base</w:t>
+            </w:r>
+          </w:p>
+          <w:p>
+            <w:pPr>
+              <w:spacing w:line="240" w:lineRule="auto"/>
+            </w:pPr>
+            <w:r>
+              <w:rPr>
+                <w:rFonts w:ascii="Courier New" w:hAnsi="Courier New" w:eastAsia="Courier New"/>
+                <w:sz w:val="15"/>
+              </w:rPr>
+              <w:t xml:space="preserve">  (каталог копий по умолч. lab4/work; база по умолч. base, настройки - lab4/config.bat)</w:t>
+            </w:r>
+          </w:p>
+          <w:p>
+            <w:pPr>
+              <w:spacing w:line="240" w:lineRule="auto"/>
+            </w:pPr>
+            <w:r>
+              <w:rPr>
+                <w:rFonts w:ascii="Courier New" w:hAnsi="Courier New" w:eastAsia="Courier New"/>
+                <w:sz w:val="15"/>
+              </w:rPr>
+              <w:t>'@</w:t>
+            </w:r>
+          </w:p>
+          <w:p>
+            <w:pPr>
+              <w:spacing w:line="240" w:lineRule="auto"/>
+            </w:pPr>
+            <w:r>
+              <w:rPr>
+                <w:rFonts w:ascii="Courier New" w:hAnsi="Courier New" w:eastAsia="Courier New"/>
+                <w:sz w:val="15"/>
+              </w:rPr>
+              <w:t>$Help.lr5 = @'</w:t>
+            </w:r>
+          </w:p>
+          <w:p>
+            <w:pPr>
+              <w:spacing w:line="240" w:lineRule="auto"/>
+            </w:pPr>
+            <w:r>
+              <w:rPr>
+                <w:rFonts w:ascii="Courier New" w:hAnsi="Courier New" w:eastAsia="Courier New"/>
+                <w:sz w:val="15"/>
+              </w:rPr>
+              <w:t>================== ЛР5: ФУНКЦИИ НА C ==================</w:t>
+            </w:r>
+          </w:p>
+          <w:p>
+            <w:pPr>
+              <w:spacing w:line="240" w:lineRule="auto"/>
+            </w:pPr>
+            <w:r>
+              <w:rPr>
+                <w:rFonts w:ascii="Courier New" w:hAnsi="Courier New" w:eastAsia="Courier New"/>
+                <w:sz w:val="15"/>
+              </w:rPr>
+              <w:t xml:space="preserve">  ./help lr5 build 20|22 [каталог] - компиляция и сборка vNN.dll в каталог (по умолч. D:\PG_DLL)  [lab5/build.bat]</w:t>
+            </w:r>
+          </w:p>
+          <w:p>
+            <w:pPr>
+              <w:spacing w:line="240" w:lineRule="auto"/>
+            </w:pPr>
+            <w:r>
+              <w:rPr>
+                <w:rFonts w:ascii="Courier New" w:hAnsi="Courier New" w:eastAsia="Courier New"/>
+                <w:sz w:val="15"/>
+              </w:rPr>
+              <w:t xml:space="preserve">                                         пример: ./help lr5 build 20 D:/PG_DLL      ./help lr5 build 22 D:/PG_DLL</w:t>
+            </w:r>
+          </w:p>
+          <w:p>
+            <w:pPr>
+              <w:spacing w:line="240" w:lineRule="auto"/>
+            </w:pPr>
+            <w:r>
+              <w:rPr>
+                <w:rFonts w:ascii="Courier New" w:hAnsi="Courier New" w:eastAsia="Courier New"/>
+                <w:sz w:val="15"/>
+              </w:rPr>
+              <w:t xml:space="preserve">  ./help lr5 20|22 [каталог]   - регистрация функций из каталога (по умолч. D:/PG_DLL) и демонстрация на таблице T  [lab5/vNN_test.sql]</w:t>
+            </w:r>
+          </w:p>
+          <w:p>
+            <w:pPr>
+              <w:spacing w:line="240" w:lineRule="auto"/>
+            </w:pPr>
+            <w:r>
+              <w:rPr>
+                <w:rFonts w:ascii="Courier New" w:hAnsi="Courier New" w:eastAsia="Courier New"/>
+                <w:sz w:val="15"/>
+              </w:rPr>
+              <w:t xml:space="preserve">                                         пример: ./help lr5 20 D:/PG_DLL      ./help lr5 22 D:/PG_DLL</w:t>
+            </w:r>
+          </w:p>
+          <w:p>
+            <w:pPr>
+              <w:spacing w:line="240" w:lineRule="auto"/>
+            </w:pPr>
+            <w:r>
+              <w:rPr>
+                <w:rFonts w:ascii="Courier New" w:hAnsi="Courier New" w:eastAsia="Courier New"/>
+                <w:sz w:val="15"/>
+              </w:rPr>
+              <w:t>'@</w:t>
+            </w:r>
+          </w:p>
+          <w:p>
+            <w:pPr>
+              <w:spacing w:line="240" w:lineRule="auto"/>
+            </w:pPr>
+            <w:r>
+              <w:rPr>
+                <w:rFonts w:ascii="Courier New" w:hAnsi="Courier New" w:eastAsia="Courier New"/>
+                <w:sz w:val="15"/>
+              </w:rPr>
+              <w:t>$Help.lr6 = @'</w:t>
+            </w:r>
+          </w:p>
+          <w:p>
+            <w:pPr>
+              <w:spacing w:line="240" w:lineRule="auto"/>
+            </w:pPr>
+            <w:r>
+              <w:rPr>
+                <w:rFonts w:ascii="Courier New" w:hAnsi="Courier New" w:eastAsia="Courier New"/>
+                <w:sz w:val="15"/>
+              </w:rPr>
+              <w:t>================== ЛР6: КОПИРОВАНИЕ В MS SQL SERVER ==================</w:t>
+            </w:r>
+          </w:p>
+          <w:p>
+            <w:pPr>
+              <w:spacing w:line="240" w:lineRule="auto"/>
+            </w:pPr>
+            <w:r>
+              <w:rPr>
+                <w:rFonts w:ascii="Courier New" w:hAnsi="Courier New" w:eastAsia="Courier New"/>
+                <w:sz w:val="15"/>
+              </w:rPr>
+              <w:t xml:space="preserve">  ./help lr6 setup             - проверка сервера (база NEW1, таблица temp1)  [lab6/s_TCP.bat + lab6/SETUP/*]</w:t>
+            </w:r>
+          </w:p>
+          <w:p>
+            <w:pPr>
+              <w:spacing w:line="240" w:lineRule="auto"/>
+            </w:pPr>
+            <w:r>
+              <w:rPr>
+                <w:rFonts w:ascii="Courier New" w:hAnsi="Courier New" w:eastAsia="Courier New"/>
+                <w:sz w:val="15"/>
+              </w:rPr>
+              <w:t xml:space="preserve">  ./help lr6 sel2              - собрать фильтр sel2.exe  [lab6/COPY/make_sel2.bat]</w:t>
+            </w:r>
+          </w:p>
+          <w:p>
+            <w:pPr>
+              <w:spacing w:line="240" w:lineRule="auto"/>
+            </w:pPr>
+            <w:r>
+              <w:rPr>
+                <w:rFonts w:ascii="Courier New" w:hAnsi="Courier New" w:eastAsia="Courier New"/>
+                <w:sz w:val="15"/>
+              </w:rPr>
+              <w:t xml:space="preserve">  ./help lr6 createdb          - создать базу SALES в MS SQL Server  [lab6/COPY/create_DB]</w:t>
+            </w:r>
+          </w:p>
+          <w:p>
+            <w:pPr>
+              <w:spacing w:line="240" w:lineRule="auto"/>
+            </w:pPr>
+            <w:r>
+              <w:rPr>
+                <w:rFonts w:ascii="Courier New" w:hAnsi="Courier New" w:eastAsia="Courier New"/>
+                <w:sz w:val="15"/>
+              </w:rPr>
+              <w:t xml:space="preserve">  ./help lr6 copy              - скопировать все таблицы sales из PostgreSQL  [lab6/COPY/copy_to_MS_SQL.bat]</w:t>
+            </w:r>
+          </w:p>
+          <w:p>
+            <w:pPr>
+              <w:spacing w:line="240" w:lineRule="auto"/>
+            </w:pPr>
+            <w:r>
+              <w:rPr>
+                <w:rFonts w:ascii="Courier New" w:hAnsi="Courier New" w:eastAsia="Courier New"/>
+                <w:sz w:val="15"/>
+              </w:rPr>
+              <w:t xml:space="preserve">  ./help lr6 disp              - проверить скопированные таблицы  [lab6/COPY/disp.bat]</w:t>
+            </w:r>
+          </w:p>
+          <w:p>
+            <w:pPr>
+              <w:spacing w:line="240" w:lineRule="auto"/>
+            </w:pPr>
+            <w:r>
+              <w:rPr>
+                <w:rFonts w:ascii="Courier New" w:hAnsi="Courier New" w:eastAsia="Courier New"/>
+                <w:sz w:val="15"/>
+              </w:rPr>
+              <w:t xml:space="preserve">  ./help lr6 v20|v22 1|2 [параметры] - задания варианта в MS SQL Server (параметры - как ./help v20|v22)  [lab6/tasks/vNN_taskN.sql]</w:t>
+            </w:r>
+          </w:p>
+          <w:p>
+            <w:pPr>
+              <w:spacing w:line="240" w:lineRule="auto"/>
+            </w:pPr>
+            <w:r>
+              <w:rPr>
+                <w:rFonts w:ascii="Courier New" w:hAnsi="Courier New" w:eastAsia="Courier New"/>
+                <w:sz w:val="15"/>
+              </w:rPr>
+              <w:t xml:space="preserve">                                         пример: ./help lr6 v20 1 21.08.2020 20.08.2023 мебель      ./help lr6 v20 2 2019 2023 пн</w:t>
+            </w:r>
+          </w:p>
+          <w:p>
+            <w:pPr>
+              <w:spacing w:line="240" w:lineRule="auto"/>
+            </w:pPr>
+            <w:r>
+              <w:rPr>
+                <w:rFonts w:ascii="Courier New" w:hAnsi="Courier New" w:eastAsia="Courier New"/>
+                <w:sz w:val="15"/>
+              </w:rPr>
+              <w:t xml:space="preserve">                                                 ./help lr6 v22 1 01.07.2019 30.06.2023 "ООО Турман"      ./help lr6 v22 2 2018 2022 зима</w:t>
+            </w:r>
+          </w:p>
+          <w:p>
+            <w:pPr>
+              <w:spacing w:line="240" w:lineRule="auto"/>
+            </w:pPr>
+            <w:r>
+              <w:rPr>
+                <w:rFonts w:ascii="Courier New" w:hAnsi="Courier New" w:eastAsia="Courier New"/>
+                <w:sz w:val="15"/>
+              </w:rPr>
+              <w:t xml:space="preserve">  ./help lr6 console           - консоль sqlcmd  [lab6/s0.bat]</w:t>
+            </w:r>
+          </w:p>
+          <w:p>
+            <w:pPr>
+              <w:spacing w:line="240" w:lineRule="auto"/>
+            </w:pPr>
+            <w:r>
+              <w:rPr>
+                <w:rFonts w:ascii="Courier New" w:hAnsi="Courier New" w:eastAsia="Courier New"/>
+                <w:sz w:val="15"/>
+              </w:rPr>
+              <w:t>'@</w:t>
+            </w:r>
+          </w:p>
+          <w:p>
+            <w:pPr>
+              <w:spacing w:line="240" w:lineRule="auto"/>
+            </w:pPr>
+            <w:r>
+              <w:rPr>
+                <w:rFonts w:ascii="Courier New" w:hAnsi="Courier New" w:eastAsia="Courier New"/>
+                <w:sz w:val="15"/>
+              </w:rPr>
+              <w:t>$Help.lr7 = @'</w:t>
+            </w:r>
+          </w:p>
+          <w:p>
+            <w:pPr>
+              <w:spacing w:line="240" w:lineRule="auto"/>
+            </w:pPr>
+            <w:r>
+              <w:rPr>
+                <w:rFonts w:ascii="Courier New" w:hAnsi="Courier New" w:eastAsia="Courier New"/>
+                <w:sz w:val="15"/>
+              </w:rPr>
+              <w:t>================== ЛР7: ПРЕДСТАВЛЕНИЯ И ФУНКЦИИ MS SQL SERVER ==================</w:t>
+            </w:r>
+          </w:p>
+          <w:p>
+            <w:pPr>
+              <w:spacing w:line="240" w:lineRule="auto"/>
+            </w:pPr>
+            <w:r>
+              <w:rPr>
+                <w:rFonts w:ascii="Courier New" w:hAnsi="Courier New" w:eastAsia="Courier New"/>
+                <w:sz w:val="15"/>
+              </w:rPr>
+              <w:t xml:space="preserve">  ./help lr7 create            - создать представления и функции  [lab7/create_objects.sql]</w:t>
+            </w:r>
+          </w:p>
+          <w:p>
+            <w:pPr>
+              <w:spacing w:line="240" w:lineRule="auto"/>
+            </w:pPr>
+            <w:r>
+              <w:rPr>
+                <w:rFonts w:ascii="Courier New" w:hAnsi="Courier New" w:eastAsia="Courier New"/>
+                <w:sz w:val="15"/>
+              </w:rPr>
+              <w:t xml:space="preserve">  ./help lr7 1 [D1 D2 P M [N]] - премия сотрудников (N - имя сотрудника)  [lab7/calculate1.sql]</w:t>
+            </w:r>
+          </w:p>
+          <w:p>
+            <w:pPr>
+              <w:spacing w:line="240" w:lineRule="auto"/>
+            </w:pPr>
+            <w:r>
+              <w:rPr>
+                <w:rFonts w:ascii="Courier New" w:hAnsi="Courier New" w:eastAsia="Courier New"/>
+                <w:sz w:val="15"/>
+              </w:rPr>
+              <w:t xml:space="preserve">                                         пример: ./help lr7 1 01.01.2021 30.06.2021 8.5 10.5 Андрей</w:t>
+            </w:r>
+          </w:p>
+          <w:p>
+            <w:pPr>
+              <w:spacing w:line="240" w:lineRule="auto"/>
+            </w:pPr>
+            <w:r>
+              <w:rPr>
+                <w:rFonts w:ascii="Courier New" w:hAnsi="Courier New" w:eastAsia="Courier New"/>
+                <w:sz w:val="15"/>
+              </w:rPr>
+              <w:t xml:space="preserve">  ./help lr7 2 [D1 D2 alpha [G]] - затраты на хранение (G - товар)  [lab7/calculate2.sql]</w:t>
+            </w:r>
+          </w:p>
+          <w:p>
+            <w:pPr>
+              <w:spacing w:line="240" w:lineRule="auto"/>
+            </w:pPr>
+            <w:r>
+              <w:rPr>
+                <w:rFonts w:ascii="Courier New" w:hAnsi="Courier New" w:eastAsia="Courier New"/>
+                <w:sz w:val="15"/>
+              </w:rPr>
+              <w:t xml:space="preserve">                                         пример: ./help lr7 2 01.01.2021 30.06.2021 0.5 плащ</w:t>
+            </w:r>
+          </w:p>
+          <w:p>
+            <w:pPr>
+              <w:spacing w:line="240" w:lineRule="auto"/>
+            </w:pPr>
+            <w:r>
+              <w:rPr>
+                <w:rFonts w:ascii="Courier New" w:hAnsi="Courier New" w:eastAsia="Courier New"/>
+                <w:sz w:val="15"/>
+              </w:rPr>
+              <w:t>'@</w:t>
+            </w:r>
+          </w:p>
+          <w:p>
+            <w:pPr>
+              <w:spacing w:line="240" w:lineRule="auto"/>
+            </w:pPr>
+            <w:r>
+              <w:rPr>
+                <w:rFonts w:ascii="Courier New" w:hAnsi="Courier New" w:eastAsia="Courier New"/>
+                <w:sz w:val="15"/>
+              </w:rPr>
+              <w:t>$Help.lr8 = @'</w:t>
+            </w:r>
+          </w:p>
+          <w:p>
+            <w:pPr>
+              <w:spacing w:line="240" w:lineRule="auto"/>
+            </w:pPr>
+            <w:r>
+              <w:rPr>
+                <w:rFonts w:ascii="Courier New" w:hAnsi="Courier New" w:eastAsia="Courier New"/>
+                <w:sz w:val="15"/>
+              </w:rPr>
+              <w:t>================== ЛР8: ПРОГРАММЫ С ДАННЫМИ MS SQL SERVER ==================</w:t>
+            </w:r>
+          </w:p>
+          <w:p>
+            <w:pPr>
+              <w:spacing w:line="240" w:lineRule="auto"/>
+            </w:pPr>
+            <w:r>
+              <w:rPr>
+                <w:rFonts w:ascii="Courier New" w:hAnsi="Courier New" w:eastAsia="Courier New"/>
+                <w:sz w:val="15"/>
+              </w:rPr>
+              <w:t xml:space="preserve">  ./help lr8 build [файл.cs]   - компиляция программы C# варианта 20 (по умолч. Lab08.cs)  [lab8/v20/cs.bat]</w:t>
+            </w:r>
+          </w:p>
+          <w:p>
+            <w:pPr>
+              <w:spacing w:line="240" w:lineRule="auto"/>
+            </w:pPr>
+            <w:r>
+              <w:rPr>
+                <w:rFonts w:ascii="Courier New" w:hAnsi="Courier New" w:eastAsia="Courier New"/>
+                <w:sz w:val="15"/>
+              </w:rPr>
+              <w:t xml:space="preserve">                                         пример: ./help lr8 build Lab08.cs</w:t>
+            </w:r>
+          </w:p>
+          <w:p>
+            <w:pPr>
+              <w:spacing w:line="240" w:lineRule="auto"/>
+            </w:pPr>
+            <w:r>
+              <w:rPr>
+                <w:rFonts w:ascii="Courier New" w:hAnsi="Courier New" w:eastAsia="Courier New"/>
+                <w:sz w:val="15"/>
+              </w:rPr>
+              <w:t xml:space="preserve">  ./help lr8 20 [D1 D2 [категория]] - в.20 (C#): продажи (шт) по категории и кварталу  [lab8/v20/run.bat]</w:t>
+            </w:r>
+          </w:p>
+          <w:p>
+            <w:pPr>
+              <w:spacing w:line="240" w:lineRule="auto"/>
+            </w:pPr>
+            <w:r>
+              <w:rPr>
+                <w:rFonts w:ascii="Courier New" w:hAnsi="Courier New" w:eastAsia="Courier New"/>
+                <w:sz w:val="15"/>
+              </w:rPr>
+              <w:t xml:space="preserve">                                         пример: ./help lr8 20 01.07.2019 30.06.2023 мебель</w:t>
+            </w:r>
+          </w:p>
+          <w:p>
+            <w:pPr>
+              <w:spacing w:line="240" w:lineRule="auto"/>
+            </w:pPr>
+            <w:r>
+              <w:rPr>
+                <w:rFonts w:ascii="Courier New" w:hAnsi="Courier New" w:eastAsia="Courier New"/>
+                <w:sz w:val="15"/>
+              </w:rPr>
+              <w:t xml:space="preserve">  ./help lr8 22 [D1 D2 [поставщик]] - в.22 (Python): затраты клиентов по поставщику и декаде  [lab8/v22/run.bat]</w:t>
+            </w:r>
+          </w:p>
+          <w:p>
+            <w:pPr>
+              <w:spacing w:line="240" w:lineRule="auto"/>
+            </w:pPr>
+            <w:r>
+              <w:rPr>
+                <w:rFonts w:ascii="Courier New" w:hAnsi="Courier New" w:eastAsia="Courier New"/>
+                <w:sz w:val="15"/>
+              </w:rPr>
+              <w:t xml:space="preserve">                                         пример: ./help lr8 22 01.10.2021 31.01.2024 "ООО Турман"</w:t>
+            </w:r>
+          </w:p>
+          <w:p>
+            <w:pPr>
+              <w:spacing w:line="240" w:lineRule="auto"/>
+            </w:pPr>
+            <w:r>
+              <w:rPr>
+                <w:rFonts w:ascii="Courier New" w:hAnsi="Courier New" w:eastAsia="Courier New"/>
+                <w:sz w:val="15"/>
+              </w:rPr>
+              <w:t>'@</w:t>
+            </w:r>
+          </w:p>
+          <w:p>
+            <w:pPr>
+              <w:spacing w:line="240" w:lineRule="auto"/>
+            </w:pPr>
+            <w:r>
+              <w:rPr>
+                <w:rFonts w:ascii="Courier New" w:hAnsi="Courier New" w:eastAsia="Courier New"/>
+                <w:sz w:val="15"/>
+              </w:rPr>
+              <w:t>$Help.sql = @'</w:t>
+            </w:r>
+          </w:p>
+          <w:p>
+            <w:pPr>
+              <w:spacing w:line="240" w:lineRule="auto"/>
+            </w:pPr>
+            <w:r>
+              <w:rPr>
+                <w:rFonts w:ascii="Courier New" w:hAnsi="Courier New" w:eastAsia="Courier New"/>
+                <w:sz w:val="15"/>
+              </w:rPr>
+              <w:t>================== ЗАПУСК SQL-ФАЙЛОВ ==================</w:t>
+            </w:r>
+          </w:p>
+          <w:p>
+            <w:pPr>
+              <w:spacing w:line="240" w:lineRule="auto"/>
+            </w:pPr>
+            <w:r>
+              <w:rPr>
+                <w:rFonts w:ascii="Courier New" w:hAnsi="Courier New" w:eastAsia="Courier New"/>
+                <w:sz w:val="15"/>
+              </w:rPr>
+              <w:t xml:space="preserve">  ./help файл.sql [a1 .. a5]   - выполнить любой psql-сценарий с параметрами arg1..arg5</w:t>
+            </w:r>
+          </w:p>
+          <w:p>
+            <w:pPr>
+              <w:spacing w:line="240" w:lineRule="auto"/>
+            </w:pPr>
+            <w:r>
+              <w:rPr>
+                <w:rFonts w:ascii="Courier New" w:hAnsi="Courier New" w:eastAsia="Courier New"/>
+                <w:sz w:val="15"/>
+              </w:rPr>
+              <w:t xml:space="preserve">  ./help psql                  - консоль psql (база sales)</w:t>
+            </w:r>
+          </w:p>
+          <w:p>
+            <w:pPr>
+              <w:spacing w:line="240" w:lineRule="auto"/>
+            </w:pPr>
+            <w:r>
+              <w:rPr>
+                <w:rFonts w:ascii="Courier New" w:hAnsi="Courier New" w:eastAsia="Courier New"/>
+                <w:sz w:val="15"/>
+              </w:rPr>
+              <w:t xml:space="preserve">  ./help reports [N ...]       - пересобрать отчёты .docx  [reports/make_reports.py]</w:t>
+            </w:r>
+          </w:p>
+          <w:p>
+            <w:pPr>
+              <w:spacing w:line="240" w:lineRule="auto"/>
+            </w:pPr>
+            <w:r>
+              <w:rPr>
+                <w:rFonts w:ascii="Courier New" w:hAnsi="Courier New" w:eastAsia="Courier New"/>
+                <w:sz w:val="15"/>
+              </w:rPr>
+              <w:t>'@</w:t>
+            </w:r>
+          </w:p>
+          <w:p>
+            <w:pPr>
+              <w:spacing w:line="240" w:lineRule="auto"/>
+            </w:pPr>
+            <w:r>
+              <w:rPr>
+                <w:rFonts w:ascii="Courier New" w:hAnsi="Courier New" w:eastAsia="Courier New"/>
+                <w:sz w:val="15"/>
+              </w:rPr>
+              <w:t xml:space="preserve"> </w:t>
+            </w:r>
+          </w:p>
+          <w:p>
+            <w:pPr>
+              <w:spacing w:line="240" w:lineRule="auto"/>
+            </w:pPr>
+            <w:r>
+              <w:rPr>
+                <w:rFonts w:ascii="Courier New" w:hAnsi="Courier New" w:eastAsia="Courier New"/>
+                <w:sz w:val="15"/>
+              </w:rPr>
+              <w:t># ./help short - список блоков справки и команды для вывода каждого из них</w:t>
+            </w:r>
+          </w:p>
+          <w:p>
+            <w:pPr>
+              <w:spacing w:line="240" w:lineRule="auto"/>
+            </w:pPr>
+            <w:r>
+              <w:rPr>
+                <w:rFonts w:ascii="Courier New" w:hAnsi="Courier New" w:eastAsia="Courier New"/>
+                <w:sz w:val="15"/>
+              </w:rPr>
+              <w:t>function Show-Short {</w:t>
             </w:r>
           </w:p>
           <w:p>
@@ -9487,6 +12991,570 @@
                 <w:rFonts w:ascii="Courier New" w:hAnsi="Courier New" w:eastAsia="Courier New"/>
                 <w:sz w:val="15"/>
               </w:rPr>
+              <w:t xml:space="preserve">  ПАБД: КРАТКАЯ СПРАВКА ПО БЛОКАМ (ВАРИАНТЫ 20 И 22)</w:t>
+            </w:r>
+          </w:p>
+          <w:p>
+            <w:pPr>
+              <w:spacing w:line="240" w:lineRule="auto"/>
+            </w:pPr>
+            <w:r>
+              <w:rPr>
+                <w:rFonts w:ascii="Courier New" w:hAnsi="Courier New" w:eastAsia="Courier New"/>
+                <w:sz w:val="15"/>
+              </w:rPr>
+              <w:t>=============================================</w:t>
+            </w:r>
+          </w:p>
+          <w:p>
+            <w:pPr>
+              <w:spacing w:line="240" w:lineRule="auto"/>
+            </w:pPr>
+            <w:r>
+              <w:rPr>
+                <w:rFonts w:ascii="Courier New" w:hAnsi="Courier New" w:eastAsia="Courier New"/>
+                <w:sz w:val="15"/>
+              </w:rPr>
+              <w:t xml:space="preserve">  Вывести подсказку только по одному блоку (лабораторной):</w:t>
+            </w:r>
+          </w:p>
+          <w:p>
+            <w:pPr>
+              <w:spacing w:line="240" w:lineRule="auto"/>
+            </w:pPr>
+            <w:r>
+              <w:rPr>
+                <w:rFonts w:ascii="Courier New" w:hAnsi="Courier New" w:eastAsia="Courier New"/>
+                <w:sz w:val="15"/>
+              </w:rPr>
+              <w:t xml:space="preserve">  ./help short lr1       - ЛР1: база, задания вариантов, сервер в сети (db, counts, v20, v22, all, lr1, srv)</w:t>
+            </w:r>
+          </w:p>
+          <w:p>
+            <w:pPr>
+              <w:spacing w:line="240" w:lineRule="auto"/>
+            </w:pPr>
+            <w:r>
+              <w:rPr>
+                <w:rFonts w:ascii="Courier New" w:hAnsi="Courier New" w:eastAsia="Courier New"/>
+                <w:sz w:val="15"/>
+              </w:rPr>
+              <w:t xml:space="preserve">  ./help short lr2       - ЛР2: объёмная БД, индексы, EXPLAIN и защита ЛР2 (lr2 ..., zas ...); то же: ./help short zas</w:t>
+            </w:r>
+          </w:p>
+          <w:p>
+            <w:pPr>
+              <w:spacing w:line="240" w:lineRule="auto"/>
+            </w:pPr>
+            <w:r>
+              <w:rPr>
+                <w:rFonts w:ascii="Courier New" w:hAnsi="Courier New" w:eastAsia="Courier New"/>
+                <w:sz w:val="15"/>
+              </w:rPr>
+              <w:t xml:space="preserve">  ./help short lr3       - ЛР3: пользовательские типы (lr3 ...)</w:t>
+            </w:r>
+          </w:p>
+          <w:p>
+            <w:pPr>
+              <w:spacing w:line="240" w:lineRule="auto"/>
+            </w:pPr>
+            <w:r>
+              <w:rPr>
+                <w:rFonts w:ascii="Courier New" w:hAnsi="Courier New" w:eastAsia="Courier New"/>
+                <w:sz w:val="15"/>
+              </w:rPr>
+              <w:t xml:space="preserve">  ./help short lr4       - ЛР4: резервное копирование (lr4 ...)</w:t>
+            </w:r>
+          </w:p>
+          <w:p>
+            <w:pPr>
+              <w:spacing w:line="240" w:lineRule="auto"/>
+            </w:pPr>
+            <w:r>
+              <w:rPr>
+                <w:rFonts w:ascii="Courier New" w:hAnsi="Courier New" w:eastAsia="Courier New"/>
+                <w:sz w:val="15"/>
+              </w:rPr>
+              <w:t xml:space="preserve">  ./help short lr5       - ЛР5: функции на C (lr5 ...)</w:t>
+            </w:r>
+          </w:p>
+          <w:p>
+            <w:pPr>
+              <w:spacing w:line="240" w:lineRule="auto"/>
+            </w:pPr>
+            <w:r>
+              <w:rPr>
+                <w:rFonts w:ascii="Courier New" w:hAnsi="Courier New" w:eastAsia="Courier New"/>
+                <w:sz w:val="15"/>
+              </w:rPr>
+              <w:t xml:space="preserve">  ./help short lr6       - ЛР6: копирование в MS SQL Server (lr6 ...)</w:t>
+            </w:r>
+          </w:p>
+          <w:p>
+            <w:pPr>
+              <w:spacing w:line="240" w:lineRule="auto"/>
+            </w:pPr>
+            <w:r>
+              <w:rPr>
+                <w:rFonts w:ascii="Courier New" w:hAnsi="Courier New" w:eastAsia="Courier New"/>
+                <w:sz w:val="15"/>
+              </w:rPr>
+              <w:t xml:space="preserve">  ./help short lr7       - ЛР7: представления и функции MS SQL Server (lr7 ...)</w:t>
+            </w:r>
+          </w:p>
+          <w:p>
+            <w:pPr>
+              <w:spacing w:line="240" w:lineRule="auto"/>
+            </w:pPr>
+            <w:r>
+              <w:rPr>
+                <w:rFonts w:ascii="Courier New" w:hAnsi="Courier New" w:eastAsia="Courier New"/>
+                <w:sz w:val="15"/>
+              </w:rPr>
+              <w:t xml:space="preserve">  ./help short lr8       - ЛР8: программы с данными MS SQL Server (lr8 ...)</w:t>
+            </w:r>
+          </w:p>
+          <w:p>
+            <w:pPr>
+              <w:spacing w:line="240" w:lineRule="auto"/>
+            </w:pPr>
+            <w:r>
+              <w:rPr>
+                <w:rFonts w:ascii="Courier New" w:hAnsi="Courier New" w:eastAsia="Courier New"/>
+                <w:sz w:val="15"/>
+              </w:rPr>
+              <w:t xml:space="preserve">  ./help short taxi      - база SALES: аналоги команд TAXI-db (01 ... 204)  [helper/menu.txt]</w:t>
+            </w:r>
+          </w:p>
+          <w:p>
+            <w:pPr>
+              <w:spacing w:line="240" w:lineRule="auto"/>
+            </w:pPr>
+            <w:r>
+              <w:rPr>
+                <w:rFonts w:ascii="Courier New" w:hAnsi="Courier New" w:eastAsia="Courier New"/>
+                <w:sz w:val="15"/>
+              </w:rPr>
+              <w:t xml:space="preserve">  ./help short sql       - запуск SQL-файлов, консоль psql, отчёты (файл.sql, psql, reports)</w:t>
+            </w:r>
+          </w:p>
+          <w:p>
+            <w:pPr>
+              <w:spacing w:line="240" w:lineRule="auto"/>
+            </w:pPr>
+            <w:r>
+              <w:rPr>
+                <w:rFonts w:ascii="Courier New" w:hAnsi="Courier New" w:eastAsia="Courier New"/>
+                <w:sz w:val="15"/>
+              </w:rPr>
+              <w:t xml:space="preserve"> </w:t>
+            </w:r>
+          </w:p>
+          <w:p>
+            <w:pPr>
+              <w:spacing w:line="240" w:lineRule="auto"/>
+            </w:pPr>
+            <w:r>
+              <w:rPr>
+                <w:rFonts w:ascii="Courier New" w:hAnsi="Courier New" w:eastAsia="Courier New"/>
+                <w:sz w:val="15"/>
+              </w:rPr>
+              <w:t xml:space="preserve">  пример: ./help short lr2      ./help short 2   (номер лабораторной 1-8 = lr1-lr8)</w:t>
+            </w:r>
+          </w:p>
+          <w:p>
+            <w:pPr>
+              <w:spacing w:line="240" w:lineRule="auto"/>
+            </w:pPr>
+            <w:r>
+              <w:rPr>
+                <w:rFonts w:ascii="Courier New" w:hAnsi="Courier New" w:eastAsia="Courier New"/>
+                <w:sz w:val="15"/>
+              </w:rPr>
+              <w:t xml:space="preserve">  ./help                 - вся справка сразу (без примеров запуска)</w:t>
+            </w:r>
+          </w:p>
+          <w:p>
+            <w:pPr>
+              <w:spacing w:line="240" w:lineRule="auto"/>
+            </w:pPr>
+            <w:r>
+              <w:rPr>
+                <w:rFonts w:ascii="Courier New" w:hAnsi="Courier New" w:eastAsia="Courier New"/>
+                <w:sz w:val="15"/>
+              </w:rPr>
+              <w:t xml:space="preserve">  ./help example         - вся справка сразу с примерами запуска</w:t>
+            </w:r>
+          </w:p>
+          <w:p>
+            <w:pPr>
+              <w:spacing w:line="240" w:lineRule="auto"/>
+            </w:pPr>
+            <w:r>
+              <w:rPr>
+                <w:rFonts w:ascii="Courier New" w:hAnsi="Courier New" w:eastAsia="Courier New"/>
+                <w:sz w:val="15"/>
+              </w:rPr>
+              <w:t>'@</w:t>
+            </w:r>
+          </w:p>
+          <w:p>
+            <w:pPr>
+              <w:spacing w:line="240" w:lineRule="auto"/>
+            </w:pPr>
+            <w:r>
+              <w:rPr>
+                <w:rFonts w:ascii="Courier New" w:hAnsi="Courier New" w:eastAsia="Courier New"/>
+                <w:sz w:val="15"/>
+              </w:rPr>
+              <w:t>}</w:t>
+            </w:r>
+          </w:p>
+          <w:p>
+            <w:pPr>
+              <w:spacing w:line="240" w:lineRule="auto"/>
+            </w:pPr>
+            <w:r>
+              <w:rPr>
+                <w:rFonts w:ascii="Courier New" w:hAnsi="Courier New" w:eastAsia="Courier New"/>
+                <w:sz w:val="15"/>
+              </w:rPr>
+              <w:t xml:space="preserve"> </w:t>
+            </w:r>
+          </w:p>
+          <w:p>
+            <w:pPr>
+              <w:spacing w:line="240" w:lineRule="auto"/>
+            </w:pPr>
+            <w:r>
+              <w:rPr>
+                <w:rFonts w:ascii="Courier New" w:hAnsi="Courier New" w:eastAsia="Courier New"/>
+                <w:sz w:val="15"/>
+              </w:rPr>
+              <w:t>if ($A[0] -eq 'short') {</w:t>
+            </w:r>
+          </w:p>
+          <w:p>
+            <w:pPr>
+              <w:spacing w:line="240" w:lineRule="auto"/>
+            </w:pPr>
+            <w:r>
+              <w:rPr>
+                <w:rFonts w:ascii="Courier New" w:hAnsi="Courier New" w:eastAsia="Courier New"/>
+                <w:sz w:val="15"/>
+              </w:rPr>
+              <w:t xml:space="preserve">    $blk = if ($A[1] -match '^[1-8]$') { 'lr' + $A[1] } else { $A[1] }</w:t>
+            </w:r>
+          </w:p>
+          <w:p>
+            <w:pPr>
+              <w:spacing w:line="240" w:lineRule="auto"/>
+            </w:pPr>
+            <w:r>
+              <w:rPr>
+                <w:rFonts w:ascii="Courier New" w:hAnsi="Courier New" w:eastAsia="Courier New"/>
+                <w:sz w:val="15"/>
+              </w:rPr>
+              <w:t xml:space="preserve">    if ($blk -eq 'zas') { $blk = 'lr2' }   # защита ЛР2 - в блоке ЛР2</w:t>
+            </w:r>
+          </w:p>
+          <w:p>
+            <w:pPr>
+              <w:spacing w:line="240" w:lineRule="auto"/>
+            </w:pPr>
+            <w:r>
+              <w:rPr>
+                <w:rFonts w:ascii="Courier New" w:hAnsi="Courier New" w:eastAsia="Courier New"/>
+                <w:sz w:val="15"/>
+              </w:rPr>
+              <w:t xml:space="preserve">    if (-not $blk) { Show-Short }</w:t>
+            </w:r>
+          </w:p>
+          <w:p>
+            <w:pPr>
+              <w:spacing w:line="240" w:lineRule="auto"/>
+            </w:pPr>
+            <w:r>
+              <w:rPr>
+                <w:rFonts w:ascii="Courier New" w:hAnsi="Courier New" w:eastAsia="Courier New"/>
+                <w:sz w:val="15"/>
+              </w:rPr>
+              <w:t xml:space="preserve">    elseif ($blk -eq 'taxi') { Show-Menu }</w:t>
+            </w:r>
+          </w:p>
+          <w:p>
+            <w:pPr>
+              <w:spacing w:line="240" w:lineRule="auto"/>
+            </w:pPr>
+            <w:r>
+              <w:rPr>
+                <w:rFonts w:ascii="Courier New" w:hAnsi="Courier New" w:eastAsia="Courier New"/>
+                <w:sz w:val="15"/>
+              </w:rPr>
+              <w:t xml:space="preserve">    elseif ($Help.Contains($blk)) { Say $Help[$blk] }</w:t>
+            </w:r>
+          </w:p>
+          <w:p>
+            <w:pPr>
+              <w:spacing w:line="240" w:lineRule="auto"/>
+            </w:pPr>
+            <w:r>
+              <w:rPr>
+                <w:rFonts w:ascii="Courier New" w:hAnsi="Courier New" w:eastAsia="Courier New"/>
+                <w:sz w:val="15"/>
+              </w:rPr>
+              <w:t xml:space="preserve">    else {</w:t>
+            </w:r>
+          </w:p>
+          <w:p>
+            <w:pPr>
+              <w:spacing w:line="240" w:lineRule="auto"/>
+            </w:pPr>
+            <w:r>
+              <w:rPr>
+                <w:rFonts w:ascii="Courier New" w:hAnsi="Courier New" w:eastAsia="Courier New"/>
+                <w:sz w:val="15"/>
+              </w:rPr>
+              <w:t xml:space="preserve">        Say "ОШИБКА: Неизвестный блок справки $blk (./help short - список блоков)"</w:t>
+            </w:r>
+          </w:p>
+          <w:p>
+            <w:pPr>
+              <w:spacing w:line="240" w:lineRule="auto"/>
+            </w:pPr>
+            <w:r>
+              <w:rPr>
+                <w:rFonts w:ascii="Courier New" w:hAnsi="Courier New" w:eastAsia="Courier New"/>
+                <w:sz w:val="15"/>
+              </w:rPr>
+              <w:t xml:space="preserve">        exit 1</w:t>
+            </w:r>
+          </w:p>
+          <w:p>
+            <w:pPr>
+              <w:spacing w:line="240" w:lineRule="auto"/>
+            </w:pPr>
+            <w:r>
+              <w:rPr>
+                <w:rFonts w:ascii="Courier New" w:hAnsi="Courier New" w:eastAsia="Courier New"/>
+                <w:sz w:val="15"/>
+              </w:rPr>
+              <w:t xml:space="preserve">    }</w:t>
+            </w:r>
+          </w:p>
+          <w:p>
+            <w:pPr>
+              <w:spacing w:line="240" w:lineRule="auto"/>
+            </w:pPr>
+            <w:r>
+              <w:rPr>
+                <w:rFonts w:ascii="Courier New" w:hAnsi="Courier New" w:eastAsia="Courier New"/>
+                <w:sz w:val="15"/>
+              </w:rPr>
+              <w:t xml:space="preserve">    exit 0</w:t>
+            </w:r>
+          </w:p>
+          <w:p>
+            <w:pPr>
+              <w:spacing w:line="240" w:lineRule="auto"/>
+            </w:pPr>
+            <w:r>
+              <w:rPr>
+                <w:rFonts w:ascii="Courier New" w:hAnsi="Courier New" w:eastAsia="Courier New"/>
+                <w:sz w:val="15"/>
+              </w:rPr>
+              <w:t>}</w:t>
+            </w:r>
+          </w:p>
+          <w:p>
+            <w:pPr>
+              <w:spacing w:line="240" w:lineRule="auto"/>
+            </w:pPr>
+            <w:r>
+              <w:rPr>
+                <w:rFonts w:ascii="Courier New" w:hAnsi="Courier New" w:eastAsia="Courier New"/>
+                <w:sz w:val="15"/>
+              </w:rPr>
+              <w:t xml:space="preserve"> </w:t>
+            </w:r>
+          </w:p>
+          <w:p>
+            <w:pPr>
+              <w:spacing w:line="240" w:lineRule="auto"/>
+            </w:pPr>
+            <w:r>
+              <w:rPr>
+                <w:rFonts w:ascii="Courier New" w:hAnsi="Courier New" w:eastAsia="Courier New"/>
+                <w:sz w:val="15"/>
+              </w:rPr>
+              <w:t># ./help - вся справка без строк "пример: ...", ./help example - с примерами</w:t>
+            </w:r>
+          </w:p>
+          <w:p>
+            <w:pPr>
+              <w:spacing w:line="240" w:lineRule="auto"/>
+            </w:pPr>
+            <w:r>
+              <w:rPr>
+                <w:rFonts w:ascii="Courier New" w:hAnsi="Courier New" w:eastAsia="Courier New"/>
+                <w:sz w:val="15"/>
+              </w:rPr>
+              <w:t>if (-not $A[0] -or $A[0] -eq 'example') {</w:t>
+            </w:r>
+          </w:p>
+          <w:p>
+            <w:pPr>
+              <w:spacing w:line="240" w:lineRule="auto"/>
+            </w:pPr>
+            <w:r>
+              <w:rPr>
+                <w:rFonts w:ascii="Courier New" w:hAnsi="Courier New" w:eastAsia="Courier New"/>
+                <w:sz w:val="15"/>
+              </w:rPr>
+              <w:t xml:space="preserve">    $Ex = $A[0] -eq 'example'</w:t>
+            </w:r>
+          </w:p>
+          <w:p>
+            <w:pPr>
+              <w:spacing w:line="240" w:lineRule="auto"/>
+            </w:pPr>
+            <w:r>
+              <w:rPr>
+                <w:rFonts w:ascii="Courier New" w:hAnsi="Courier New" w:eastAsia="Courier New"/>
+                <w:sz w:val="15"/>
+              </w:rPr>
+              <w:t xml:space="preserve">    if ($Argv.Count -gt 1) {</w:t>
+            </w:r>
+          </w:p>
+          <w:p>
+            <w:pPr>
+              <w:spacing w:line="240" w:lineRule="auto"/>
+            </w:pPr>
+            <w:r>
+              <w:rPr>
+                <w:rFonts w:ascii="Courier New" w:hAnsi="Courier New" w:eastAsia="Courier New"/>
+                <w:sz w:val="15"/>
+              </w:rPr>
+              <w:t xml:space="preserve">        Say ('ОШИБКА: лишние параметры: ' + ($Argv[1..($Argv.Count - 1)] -join ' '))</w:t>
+            </w:r>
+          </w:p>
+          <w:p>
+            <w:pPr>
+              <w:spacing w:line="240" w:lineRule="auto"/>
+            </w:pPr>
+            <w:r>
+              <w:rPr>
+                <w:rFonts w:ascii="Courier New" w:hAnsi="Courier New" w:eastAsia="Courier New"/>
+                <w:sz w:val="15"/>
+              </w:rPr>
+              <w:t xml:space="preserve">        Say '  ./help  или  ./help example'</w:t>
+            </w:r>
+          </w:p>
+          <w:p>
+            <w:pPr>
+              <w:spacing w:line="240" w:lineRule="auto"/>
+            </w:pPr>
+            <w:r>
+              <w:rPr>
+                <w:rFonts w:ascii="Courier New" w:hAnsi="Courier New" w:eastAsia="Courier New"/>
+                <w:sz w:val="15"/>
+              </w:rPr>
+              <w:t xml:space="preserve">        exit 1</w:t>
+            </w:r>
+          </w:p>
+          <w:p>
+            <w:pPr>
+              <w:spacing w:line="240" w:lineRule="auto"/>
+            </w:pPr>
+            <w:r>
+              <w:rPr>
+                <w:rFonts w:ascii="Courier New" w:hAnsi="Courier New" w:eastAsia="Courier New"/>
+                <w:sz w:val="15"/>
+              </w:rPr>
+              <w:t xml:space="preserve">    }</w:t>
+            </w:r>
+          </w:p>
+          <w:p>
+            <w:pPr>
+              <w:spacing w:line="240" w:lineRule="auto"/>
+            </w:pPr>
+            <w:r>
+              <w:rPr>
+                <w:rFonts w:ascii="Courier New" w:hAnsi="Courier New" w:eastAsia="Courier New"/>
+                <w:sz w:val="15"/>
+              </w:rPr>
+              <w:t xml:space="preserve">    function Say-Help([string]$t) {</w:t>
+            </w:r>
+          </w:p>
+          <w:p>
+            <w:pPr>
+              <w:spacing w:line="240" w:lineRule="auto"/>
+            </w:pPr>
+            <w:r>
+              <w:rPr>
+                <w:rFonts w:ascii="Courier New" w:hAnsi="Courier New" w:eastAsia="Courier New"/>
+                <w:sz w:val="15"/>
+              </w:rPr>
+              <w:t xml:space="preserve">        if (-not $Ex) { $t = ($t -split "`n" | Where-Object { $_ -notmatch '^\s*пример:' }) -join "`n" }</w:t>
+            </w:r>
+          </w:p>
+          <w:p>
+            <w:pPr>
+              <w:spacing w:line="240" w:lineRule="auto"/>
+            </w:pPr>
+            <w:r>
+              <w:rPr>
+                <w:rFonts w:ascii="Courier New" w:hAnsi="Courier New" w:eastAsia="Courier New"/>
+                <w:sz w:val="15"/>
+              </w:rPr>
+              <w:t xml:space="preserve">        Say $t</w:t>
+            </w:r>
+          </w:p>
+          <w:p>
+            <w:pPr>
+              <w:spacing w:line="240" w:lineRule="auto"/>
+            </w:pPr>
+            <w:r>
+              <w:rPr>
+                <w:rFonts w:ascii="Courier New" w:hAnsi="Courier New" w:eastAsia="Courier New"/>
+                <w:sz w:val="15"/>
+              </w:rPr>
+              <w:t xml:space="preserve">    }</w:t>
+            </w:r>
+          </w:p>
+          <w:p>
+            <w:pPr>
+              <w:spacing w:line="240" w:lineRule="auto"/>
+            </w:pPr>
+            <w:r>
+              <w:rPr>
+                <w:rFonts w:ascii="Courier New" w:hAnsi="Courier New" w:eastAsia="Courier New"/>
+                <w:sz w:val="15"/>
+              </w:rPr>
+              <w:t xml:space="preserve">    Say @'</w:t>
+            </w:r>
+          </w:p>
+          <w:p>
+            <w:pPr>
+              <w:spacing w:line="240" w:lineRule="auto"/>
+            </w:pPr>
+            <w:r>
+              <w:rPr>
+                <w:rFonts w:ascii="Courier New" w:hAnsi="Courier New" w:eastAsia="Courier New"/>
+                <w:sz w:val="15"/>
+              </w:rPr>
+              <w:t>=============================================</w:t>
+            </w:r>
+          </w:p>
+          <w:p>
+            <w:pPr>
+              <w:spacing w:line="240" w:lineRule="auto"/>
+            </w:pPr>
+            <w:r>
+              <w:rPr>
+                <w:rFonts w:ascii="Courier New" w:hAnsi="Courier New" w:eastAsia="Courier New"/>
+                <w:sz w:val="15"/>
+              </w:rPr>
               <w:t xml:space="preserve">  ПАБД: БАЗА ДАННЫХ SALES, ВАРИАНТЫ 20 И 22</w:t>
             </w:r>
           </w:p>
@@ -9511,6 +13579,174 @@
                 <w:rFonts w:ascii="Courier New" w:hAnsi="Courier New" w:eastAsia="Courier New"/>
                 <w:sz w:val="15"/>
               </w:rPr>
+              <w:t xml:space="preserve">  В [] - файл, который выполняет команда; при запуске он выводится строкой "&gt;&gt;&gt; Файл: ...".</w:t>
+            </w:r>
+          </w:p>
+          <w:p>
+            <w:pPr>
+              <w:spacing w:line="240" w:lineRule="auto"/>
+            </w:pPr>
+            <w:r>
+              <w:rPr>
+                <w:rFonts w:ascii="Courier New" w:hAnsi="Courier New" w:eastAsia="Courier New"/>
+                <w:sz w:val="15"/>
+              </w:rPr>
+              <w:t xml:space="preserve">  Обработчик каждой команды - helper/help.ps1 (switch, ветвь с именем команды).</w:t>
+            </w:r>
+          </w:p>
+          <w:p>
+            <w:pPr>
+              <w:spacing w:line="240" w:lineRule="auto"/>
+            </w:pPr>
+            <w:r>
+              <w:rPr>
+                <w:rFonts w:ascii="Courier New" w:hAnsi="Courier New" w:eastAsia="Courier New"/>
+                <w:sz w:val="15"/>
+              </w:rPr>
+              <w:t xml:space="preserve">  Справка по одному блоку (лабораторной): ./help short - список блоков, ./help short lr2 - только ЛР2.</w:t>
+            </w:r>
+          </w:p>
+          <w:p>
+            <w:pPr>
+              <w:spacing w:line="240" w:lineRule="auto"/>
+            </w:pPr>
+            <w:r>
+              <w:rPr>
+                <w:rFonts w:ascii="Courier New" w:hAnsi="Courier New" w:eastAsia="Courier New"/>
+                <w:sz w:val="15"/>
+              </w:rPr>
+              <w:t xml:space="preserve">  Параметры проверяются до запуска: число, формат (даты, годы, числа, 20|22), значения из базы</w:t>
+            </w:r>
+          </w:p>
+          <w:p>
+            <w:pPr>
+              <w:spacing w:line="240" w:lineRule="auto"/>
+            </w:pPr>
+            <w:r>
+              <w:rPr>
+                <w:rFonts w:ascii="Courier New" w:hAnsi="Courier New" w:eastAsia="Courier New"/>
+                <w:sz w:val="15"/>
+              </w:rPr>
+              <w:t xml:space="preserve">  (категория, поставщик, коды); при ошибке команда не выполняется [helper/args.txt, helper/menu.txt].</w:t>
+            </w:r>
+          </w:p>
+          <w:p>
+            <w:pPr>
+              <w:spacing w:line="240" w:lineRule="auto"/>
+            </w:pPr>
+            <w:r>
+              <w:rPr>
+                <w:rFonts w:ascii="Courier New" w:hAnsi="Courier New" w:eastAsia="Courier New"/>
+                <w:sz w:val="15"/>
+              </w:rPr>
+              <w:t>'@</w:t>
+            </w:r>
+          </w:p>
+          <w:p>
+            <w:pPr>
+              <w:spacing w:line="240" w:lineRule="auto"/>
+            </w:pPr>
+            <w:r>
+              <w:rPr>
+                <w:rFonts w:ascii="Courier New" w:hAnsi="Courier New" w:eastAsia="Courier New"/>
+                <w:sz w:val="15"/>
+              </w:rPr>
+              <w:t xml:space="preserve">    if ($Ex) { Say '  Справка с примерами запуска; без примеров: ./help' }</w:t>
+            </w:r>
+          </w:p>
+          <w:p>
+            <w:pPr>
+              <w:spacing w:line="240" w:lineRule="auto"/>
+            </w:pPr>
+            <w:r>
+              <w:rPr>
+                <w:rFonts w:ascii="Courier New" w:hAnsi="Courier New" w:eastAsia="Courier New"/>
+                <w:sz w:val="15"/>
+              </w:rPr>
+              <w:t xml:space="preserve">    else     { Say '  Справка без примеров запуска; с примерами: ./help example, по блоку: ./help short &lt;блок&gt;' }</w:t>
+            </w:r>
+          </w:p>
+          <w:p>
+            <w:pPr>
+              <w:spacing w:line="240" w:lineRule="auto"/>
+            </w:pPr>
+            <w:r>
+              <w:rPr>
+                <w:rFonts w:ascii="Courier New" w:hAnsi="Courier New" w:eastAsia="Courier New"/>
+                <w:sz w:val="15"/>
+              </w:rPr>
+              <w:t xml:space="preserve">    foreach ($k in 'lr1', 'lr2', 'lr3', 'lr4', 'lr5', 'lr6', 'lr7', 'lr8') { Say ''; Say-Help $Help[$k] }</w:t>
+            </w:r>
+          </w:p>
+          <w:p>
+            <w:pPr>
+              <w:spacing w:line="240" w:lineRule="auto"/>
+            </w:pPr>
+            <w:r>
+              <w:rPr>
+                <w:rFonts w:ascii="Courier New" w:hAnsi="Courier New" w:eastAsia="Courier New"/>
+                <w:sz w:val="15"/>
+              </w:rPr>
+              <w:t xml:space="preserve">    Show-Menu -NoExample:(-not $Ex)</w:t>
+            </w:r>
+          </w:p>
+          <w:p>
+            <w:pPr>
+              <w:spacing w:line="240" w:lineRule="auto"/>
+            </w:pPr>
+            <w:r>
+              <w:rPr>
+                <w:rFonts w:ascii="Courier New" w:hAnsi="Courier New" w:eastAsia="Courier New"/>
+                <w:sz w:val="15"/>
+              </w:rPr>
+              <w:t xml:space="preserve">    Say ''</w:t>
+            </w:r>
+          </w:p>
+          <w:p>
+            <w:pPr>
+              <w:spacing w:line="240" w:lineRule="auto"/>
+            </w:pPr>
+            <w:r>
+              <w:rPr>
+                <w:rFonts w:ascii="Courier New" w:hAnsi="Courier New" w:eastAsia="Courier New"/>
+                <w:sz w:val="15"/>
+              </w:rPr>
+              <w:t xml:space="preserve">    Say-Help $Help.sql</w:t>
+            </w:r>
+          </w:p>
+          <w:p>
+            <w:pPr>
+              <w:spacing w:line="240" w:lineRule="auto"/>
+            </w:pPr>
+            <w:r>
+              <w:rPr>
+                <w:rFonts w:ascii="Courier New" w:hAnsi="Courier New" w:eastAsia="Courier New"/>
+                <w:sz w:val="15"/>
+              </w:rPr>
+              <w:t xml:space="preserve">    if ($Ex) { exit 0 } else { exit 1 }</w:t>
+            </w:r>
+          </w:p>
+          <w:p>
+            <w:pPr>
+              <w:spacing w:line="240" w:lineRule="auto"/>
+            </w:pPr>
+            <w:r>
+              <w:rPr>
+                <w:rFonts w:ascii="Courier New" w:hAnsi="Courier New" w:eastAsia="Courier New"/>
+                <w:sz w:val="15"/>
+              </w:rPr>
+              <w:t>}</w:t>
+            </w:r>
+          </w:p>
+          <w:p>
+            <w:pPr>
+              <w:spacing w:line="240" w:lineRule="auto"/>
+            </w:pPr>
+            <w:r>
+              <w:rPr>
+                <w:rFonts w:ascii="Courier New" w:hAnsi="Courier New" w:eastAsia="Courier New"/>
+                <w:sz w:val="15"/>
+              </w:rPr>
               <w:t xml:space="preserve"> </w:t>
             </w:r>
           </w:p>
@@ -9523,127 +13759,43 @@
                 <w:rFonts w:ascii="Courier New" w:hAnsi="Courier New" w:eastAsia="Courier New"/>
                 <w:sz w:val="15"/>
               </w:rPr>
-              <w:t>================== ЛР1: БАЗА И ЗАДАНИЯ ==================</w:t>
-            </w:r>
-          </w:p>
-          <w:p>
-            <w:pPr>
-              <w:spacing w:line="240" w:lineRule="auto"/>
-            </w:pPr>
-            <w:r>
-              <w:rPr>
-                <w:rFonts w:ascii="Courier New" w:hAnsi="Courier New" w:eastAsia="Courier New"/>
-                <w:sz w:val="15"/>
-              </w:rPr>
-              <w:t xml:space="preserve">  ./help db              - создать БД sales, таблицы и загрузить данные</w:t>
-            </w:r>
-          </w:p>
-          <w:p>
-            <w:pPr>
-              <w:spacing w:line="240" w:lineRule="auto"/>
-            </w:pPr>
-            <w:r>
-              <w:rPr>
-                <w:rFonts w:ascii="Courier New" w:hAnsi="Courier New" w:eastAsia="Courier New"/>
-                <w:sz w:val="15"/>
-              </w:rPr>
-              <w:t xml:space="preserve">  ./help counts          - количество строк в таблицах</w:t>
-            </w:r>
-          </w:p>
-          <w:p>
-            <w:pPr>
-              <w:spacing w:line="240" w:lineRule="auto"/>
-            </w:pPr>
-            <w:r>
-              <w:rPr>
-                <w:rFonts w:ascii="Courier New" w:hAnsi="Courier New" w:eastAsia="Courier New"/>
-                <w:sz w:val="15"/>
-              </w:rPr>
-              <w:t xml:space="preserve">  ./help v20 1 [дата1 дата2 [категория]]  - в.20: объём поставок по категории и кварталу</w:t>
-            </w:r>
-          </w:p>
-          <w:p>
-            <w:pPr>
-              <w:spacing w:line="240" w:lineRule="auto"/>
-            </w:pPr>
-            <w:r>
-              <w:rPr>
-                <w:rFonts w:ascii="Courier New" w:hAnsi="Courier New" w:eastAsia="Courier New"/>
-                <w:sz w:val="15"/>
-              </w:rPr>
-              <w:t xml:space="preserve">  ./help v20 2 [год1 год2 [день недели]]  - в.20: продажи (шт) по дню недели и району</w:t>
-            </w:r>
-          </w:p>
-          <w:p>
-            <w:pPr>
-              <w:spacing w:line="240" w:lineRule="auto"/>
-            </w:pPr>
-            <w:r>
-              <w:rPr>
-                <w:rFonts w:ascii="Courier New" w:hAnsi="Courier New" w:eastAsia="Courier New"/>
-                <w:sz w:val="15"/>
-              </w:rPr>
-              <w:t xml:space="preserve">  ./help v22 1 [дата1 дата2 [поставщик]]  - в.22: выручка по поставщику и декаде</w:t>
-            </w:r>
-          </w:p>
-          <w:p>
-            <w:pPr>
-              <w:spacing w:line="240" w:lineRule="auto"/>
-            </w:pPr>
-            <w:r>
-              <w:rPr>
-                <w:rFonts w:ascii="Courier New" w:hAnsi="Courier New" w:eastAsia="Courier New"/>
-                <w:sz w:val="15"/>
-              </w:rPr>
-              <w:t xml:space="preserve">  ./help v22 2 [год1 год2 [время года]]   - в.22: затраты клиентов по сезону и полу</w:t>
-            </w:r>
-          </w:p>
-          <w:p>
-            <w:pPr>
-              <w:spacing w:line="240" w:lineRule="auto"/>
-            </w:pPr>
-            <w:r>
-              <w:rPr>
-                <w:rFonts w:ascii="Courier New" w:hAnsi="Courier New" w:eastAsia="Courier New"/>
-                <w:sz w:val="15"/>
-              </w:rPr>
-              <w:t xml:space="preserve">  ./help all             - все 4 задания с параметрами по умолчанию</w:t>
-            </w:r>
-          </w:p>
-          <w:p>
-            <w:pPr>
-              <w:spacing w:line="240" w:lineRule="auto"/>
-            </w:pPr>
-            <w:r>
-              <w:rPr>
-                <w:rFonts w:ascii="Courier New" w:hAnsi="Courier New" w:eastAsia="Courier New"/>
-                <w:sz w:val="15"/>
-              </w:rPr>
-              <w:t xml:space="preserve">  ./help lr1 lan         - настроить pg_hba.conf и брандмауэр для сети (от администратора)</w:t>
-            </w:r>
-          </w:p>
-          <w:p>
-            <w:pPr>
-              <w:spacing w:line="240" w:lineRule="auto"/>
-            </w:pPr>
-            <w:r>
-              <w:rPr>
-                <w:rFonts w:ascii="Courier New" w:hAnsi="Courier New" w:eastAsia="Courier New"/>
-                <w:sz w:val="15"/>
-              </w:rPr>
-              <w:t xml:space="preserve">  ./help lr1 client сценарий [a1 a2 a3] - выполнить сценарий через s_lan.bat (сервер по IP)</w:t>
-            </w:r>
-          </w:p>
-          <w:p>
-            <w:pPr>
-              <w:spacing w:line="240" w:lineRule="auto"/>
-            </w:pPr>
-            <w:r>
-              <w:rPr>
-                <w:rFonts w:ascii="Courier New" w:hAnsi="Courier New" w:eastAsia="Courier New"/>
-                <w:sz w:val="15"/>
-              </w:rPr>
-              <w:t xml:space="preserve">  Пример: ./help v20 1 01.01.2021 31.12.2022 мебель</w:t>
+              <w:t>if ($A[0] -like '*.sql') {</w:t>
+            </w:r>
+          </w:p>
+          <w:p>
+            <w:pPr>
+              <w:spacing w:line="240" w:lineRule="auto"/>
+            </w:pPr>
+            <w:r>
+              <w:rPr>
+                <w:rFonts w:ascii="Courier New" w:hAnsi="Courier New" w:eastAsia="Courier New"/>
+                <w:sz w:val="15"/>
+              </w:rPr>
+              <w:t xml:space="preserve">    Run $A[0] $A[1] $A[2] $A[3] $A[4] $A[5]</w:t>
+            </w:r>
+          </w:p>
+          <w:p>
+            <w:pPr>
+              <w:spacing w:line="240" w:lineRule="auto"/>
+            </w:pPr>
+            <w:r>
+              <w:rPr>
+                <w:rFonts w:ascii="Courier New" w:hAnsi="Courier New" w:eastAsia="Courier New"/>
+                <w:sz w:val="15"/>
+              </w:rPr>
+              <w:t xml:space="preserve">    exit 0</w:t>
+            </w:r>
+          </w:p>
+          <w:p>
+            <w:pPr>
+              <w:spacing w:line="240" w:lineRule="auto"/>
+            </w:pPr>
+            <w:r>
+              <w:rPr>
+                <w:rFonts w:ascii="Courier New" w:hAnsi="Courier New" w:eastAsia="Courier New"/>
+                <w:sz w:val="15"/>
+              </w:rPr>
+              <w:t>}</w:t>
             </w:r>
           </w:p>
           <w:p>
@@ -9667,175 +13819,127 @@
                 <w:rFonts w:ascii="Courier New" w:hAnsi="Courier New" w:eastAsia="Courier New"/>
                 <w:sz w:val="15"/>
               </w:rPr>
-              <w:t>================== ЛР2: ОБЪЁМНАЯ БД, ИНДЕКСЫ, EXPLAIN ==================</w:t>
-            </w:r>
-          </w:p>
-          <w:p>
-            <w:pPr>
-              <w:spacing w:line="240" w:lineRule="auto"/>
-            </w:pPr>
-            <w:r>
-              <w:rPr>
-                <w:rFonts w:ascii="Courier New" w:hAnsi="Courier New" w:eastAsia="Courier New"/>
-                <w:sz w:val="15"/>
-              </w:rPr>
-              <w:t xml:space="preserve">  ./help lr2 gen [N]           - ПРОДАЖА: N псевдослучайных записей (по умолч. 2 000 000)</w:t>
-            </w:r>
-          </w:p>
-          <w:p>
-            <w:pPr>
-              <w:spacing w:line="240" w:lineRule="auto"/>
-            </w:pPr>
-            <w:r>
-              <w:rPr>
-                <w:rFonts w:ascii="Courier New" w:hAnsi="Courier New" w:eastAsia="Courier New"/>
-                <w:sz w:val="15"/>
-              </w:rPr>
-              <w:t xml:space="preserve">  ./help lr2 restore           - вернуть 1000 записей ПРОДАЖА из ЛР1</w:t>
-            </w:r>
-          </w:p>
-          <w:p>
-            <w:pPr>
-              <w:spacing w:line="240" w:lineRule="auto"/>
-            </w:pPr>
-            <w:r>
-              <w:rPr>
-                <w:rFonts w:ascii="Courier New" w:hAnsi="Courier New" w:eastAsia="Courier New"/>
-                <w:sz w:val="15"/>
-              </w:rPr>
-              <w:t xml:space="preserve">  ./help lr2 tbs [каталог]     - вынести ПРОДАЖА в табличное пространство (D:/PG_TBS)</w:t>
-            </w:r>
-          </w:p>
-          <w:p>
-            <w:pPr>
-              <w:spacing w:line="240" w:lineRule="auto"/>
-            </w:pPr>
-            <w:r>
-              <w:rPr>
-                <w:rFonts w:ascii="Courier New" w:hAnsi="Courier New" w:eastAsia="Courier New"/>
-                <w:sz w:val="15"/>
-              </w:rPr>
-              <w:t xml:space="preserve">  ./help lr2 time 20|22        - время запроса (*) по CURRENT_TIME, 5 замеров</w:t>
-            </w:r>
-          </w:p>
-          <w:p>
-            <w:pPr>
-              <w:spacing w:line="240" w:lineRule="auto"/>
-            </w:pPr>
-            <w:r>
-              <w:rPr>
-                <w:rFonts w:ascii="Courier New" w:hAnsi="Courier New" w:eastAsia="Courier New"/>
-                <w:sz w:val="15"/>
-              </w:rPr>
-              <w:t xml:space="preserve">  ./help lr2 timing 20|22      - время запроса (*) по \timing on, 5 замеров</w:t>
-            </w:r>
-          </w:p>
-          <w:p>
-            <w:pPr>
-              <w:spacing w:line="240" w:lineRule="auto"/>
-            </w:pPr>
-            <w:r>
-              <w:rPr>
-                <w:rFonts w:ascii="Courier New" w:hAnsi="Courier New" w:eastAsia="Courier New"/>
-                <w:sz w:val="15"/>
-              </w:rPr>
-              <w:t xml:space="preserve">  ./help lr2 idx 20|22         - индексы ПРОДАЖА и таблицы-справочника</w:t>
-            </w:r>
-          </w:p>
-          <w:p>
-            <w:pPr>
-              <w:spacing w:line="240" w:lineRule="auto"/>
-            </w:pPr>
-            <w:r>
-              <w:rPr>
-                <w:rFonts w:ascii="Courier New" w:hAnsi="Courier New" w:eastAsia="Courier New"/>
-                <w:sz w:val="15"/>
-              </w:rPr>
-              <w:t xml:space="preserve">  ./help lr2 idx1 20|22 [btree|hash] - создать индекс ПРОДАЖА по полю-ссылке</w:t>
-            </w:r>
-          </w:p>
-          <w:p>
-            <w:pPr>
-              <w:spacing w:line="240" w:lineRule="auto"/>
-            </w:pPr>
-            <w:r>
-              <w:rPr>
-                <w:rFonts w:ascii="Courier New" w:hAnsi="Courier New" w:eastAsia="Courier New"/>
-                <w:sz w:val="15"/>
-              </w:rPr>
-              <w:t xml:space="preserve">  ./help lr2 idx0 20|22        - удалить индекс ПРОДАЖА по полю-ссылке</w:t>
-            </w:r>
-          </w:p>
-          <w:p>
-            <w:pPr>
-              <w:spacing w:line="240" w:lineRule="auto"/>
-            </w:pPr>
-            <w:r>
-              <w:rPr>
-                <w:rFonts w:ascii="Courier New" w:hAnsi="Courier New" w:eastAsia="Courier New"/>
-                <w:sz w:val="15"/>
-              </w:rPr>
-              <w:t xml:space="preserve">  ./help lr2 pk1 20|22         - справочник с PRIMARY KEY (create_ref0)</w:t>
-            </w:r>
-          </w:p>
-          <w:p>
-            <w:pPr>
-              <w:spacing w:line="240" w:lineRule="auto"/>
-            </w:pPr>
-            <w:r>
-              <w:rPr>
-                <w:rFonts w:ascii="Courier New" w:hAnsi="Courier New" w:eastAsia="Courier New"/>
-                <w:sz w:val="15"/>
-              </w:rPr>
-              <w:t xml:space="preserve">  ./help lr2 pk0 20|22         - справочник без PRIMARY KEY (create_ref1)</w:t>
-            </w:r>
-          </w:p>
-          <w:p>
-            <w:pPr>
-              <w:spacing w:line="240" w:lineRule="auto"/>
-            </w:pPr>
-            <w:r>
-              <w:rPr>
-                <w:rFonts w:ascii="Courier New" w:hAnsi="Courier New" w:eastAsia="Courier New"/>
-                <w:sz w:val="15"/>
-              </w:rPr>
-              <w:t xml:space="preserve">  ./help lr2 copy 20|22        - перезагрузить справочник из DATA/SOURCE</w:t>
-            </w:r>
-          </w:p>
-          <w:p>
-            <w:pPr>
-              <w:spacing w:line="240" w:lineRule="auto"/>
-            </w:pPr>
-            <w:r>
-              <w:rPr>
-                <w:rFonts w:ascii="Courier New" w:hAnsi="Courier New" w:eastAsia="Courier New"/>
-                <w:sz w:val="15"/>
-              </w:rPr>
-              <w:t xml:space="preserve">  ./help lr2 explain 20|22 [1] - EXPLAIN / EXPLAIN ANALYZE (1 - с WHERE)</w:t>
-            </w:r>
-          </w:p>
-          <w:p>
-            <w:pPr>
-              <w:spacing w:line="240" w:lineRule="auto"/>
-            </w:pPr>
-            <w:r>
-              <w:rPr>
-                <w:rFonts w:ascii="Courier New" w:hAnsi="Courier New" w:eastAsia="Courier New"/>
-                <w:sz w:val="15"/>
-              </w:rPr>
-              <w:t xml:space="preserve">  ./help lr2 measure 20|22 [прогонов] - протокол замеров -&gt; results/lr2_vNN_results.txt</w:t>
-            </w:r>
-          </w:p>
-          <w:p>
-            <w:pPr>
-              <w:spacing w:line="240" w:lineRule="auto"/>
-            </w:pPr>
-            <w:r>
-              <w:rPr>
-                <w:rFonts w:ascii="Courier New" w:hAnsi="Courier New" w:eastAsia="Courier New"/>
-                <w:sz w:val="15"/>
-              </w:rPr>
-              <w:t xml:space="preserve">  ./help lr2 results 20|22     - показать протокол замеров</w:t>
+              <w:t># команды-аналоги TAXI-db (./help 01 ... ./help 204): файл и параметры - из helper/menu.txt</w:t>
+            </w:r>
+          </w:p>
+          <w:p>
+            <w:pPr>
+              <w:spacing w:line="240" w:lineRule="auto"/>
+            </w:pPr>
+            <w:r>
+              <w:rPr>
+                <w:rFonts w:ascii="Courier New" w:hAnsi="Courier New" w:eastAsia="Courier New"/>
+                <w:sz w:val="15"/>
+              </w:rPr>
+              <w:t>$hit = Read-Menu | Where-Object { -not $_.StartsWith('== ') -and $_.Split('|')[0] -eq $A[0] } |</w:t>
+            </w:r>
+          </w:p>
+          <w:p>
+            <w:pPr>
+              <w:spacing w:line="240" w:lineRule="auto"/>
+            </w:pPr>
+            <w:r>
+              <w:rPr>
+                <w:rFonts w:ascii="Courier New" w:hAnsi="Courier New" w:eastAsia="Courier New"/>
+                <w:sz w:val="15"/>
+              </w:rPr>
+              <w:t xml:space="preserve">       Select-Object -First 1</w:t>
+            </w:r>
+          </w:p>
+          <w:p>
+            <w:pPr>
+              <w:spacing w:line="240" w:lineRule="auto"/>
+            </w:pPr>
+            <w:r>
+              <w:rPr>
+                <w:rFonts w:ascii="Courier New" w:hAnsi="Courier New" w:eastAsia="Courier New"/>
+                <w:sz w:val="15"/>
+              </w:rPr>
+              <w:t>if ($hit) {</w:t>
+            </w:r>
+          </w:p>
+          <w:p>
+            <w:pPr>
+              <w:spacing w:line="240" w:lineRule="auto"/>
+            </w:pPr>
+            <w:r>
+              <w:rPr>
+                <w:rFonts w:ascii="Courier New" w:hAnsi="Courier New" w:eastAsia="Courier New"/>
+                <w:sz w:val="15"/>
+              </w:rPr>
+              <w:t xml:space="preserve">    $f = $hit.Split('|') + @('', '')</w:t>
+            </w:r>
+          </w:p>
+          <w:p>
+            <w:pPr>
+              <w:spacing w:line="240" w:lineRule="auto"/>
+            </w:pPr>
+            <w:r>
+              <w:rPr>
+                <w:rFonts w:ascii="Courier New" w:hAnsi="Courier New" w:eastAsia="Courier New"/>
+                <w:sz w:val="15"/>
+              </w:rPr>
+              <w:t xml:space="preserve">    $usage = $(if ($f[2]) { "$($f[2])   " } else { '' }) + "($($f[4]))"</w:t>
+            </w:r>
+          </w:p>
+          <w:p>
+            <w:pPr>
+              <w:spacing w:line="240" w:lineRule="auto"/>
+            </w:pPr>
+            <w:r>
+              <w:rPr>
+                <w:rFonts w:ascii="Courier New" w:hAnsi="Courier New" w:eastAsia="Courier New"/>
+                <w:sz w:val="15"/>
+              </w:rPr>
+              <w:t xml:space="preserve">    Check-Params "./help $($f[0])" ([int]$f[3]) $f[6] $usage $f[5] @($Argv | Select-Object -Skip 1)</w:t>
+            </w:r>
+          </w:p>
+          <w:p>
+            <w:pPr>
+              <w:spacing w:line="240" w:lineRule="auto"/>
+            </w:pPr>
+            <w:r>
+              <w:rPr>
+                <w:rFonts w:ascii="Courier New" w:hAnsi="Courier New" w:eastAsia="Courier New"/>
+                <w:sz w:val="15"/>
+              </w:rPr>
+              <w:t xml:space="preserve">    Say "&gt;&gt;&gt; ./help $($f[0]) - $($f[4])"</w:t>
+            </w:r>
+          </w:p>
+          <w:p>
+            <w:pPr>
+              <w:spacing w:line="240" w:lineRule="auto"/>
+            </w:pPr>
+            <w:r>
+              <w:rPr>
+                <w:rFonts w:ascii="Courier New" w:hAnsi="Courier New" w:eastAsia="Courier New"/>
+                <w:sz w:val="15"/>
+              </w:rPr>
+              <w:t xml:space="preserve">    Run $f[1] $A[1] $A[2] $A[3] $A[4] $A[5]</w:t>
+            </w:r>
+          </w:p>
+          <w:p>
+            <w:pPr>
+              <w:spacing w:line="240" w:lineRule="auto"/>
+            </w:pPr>
+            <w:r>
+              <w:rPr>
+                <w:rFonts w:ascii="Courier New" w:hAnsi="Courier New" w:eastAsia="Courier New"/>
+                <w:sz w:val="15"/>
+              </w:rPr>
+              <w:t xml:space="preserve">    exit 0</w:t>
+            </w:r>
+          </w:p>
+          <w:p>
+            <w:pPr>
+              <w:spacing w:line="240" w:lineRule="auto"/>
+            </w:pPr>
+            <w:r>
+              <w:rPr>
+                <w:rFonts w:ascii="Courier New" w:hAnsi="Courier New" w:eastAsia="Courier New"/>
+                <w:sz w:val="15"/>
+              </w:rPr>
+              <w:t>}</w:t>
             </w:r>
           </w:p>
           <w:p>
@@ -9859,43 +13963,19 @@
                 <w:rFonts w:ascii="Courier New" w:hAnsi="Courier New" w:eastAsia="Courier New"/>
                 <w:sz w:val="15"/>
               </w:rPr>
-              <w:t>================== ЛР3: ПОЛЬЗОВАТЕЛЬСКИЕ ТИПЫ ==================</w:t>
-            </w:r>
-          </w:p>
-          <w:p>
-            <w:pPr>
-              <w:spacing w:line="240" w:lineRule="auto"/>
-            </w:pPr>
-            <w:r>
-              <w:rPr>
-                <w:rFonts w:ascii="Courier New" w:hAnsi="Courier New" w:eastAsia="Courier New"/>
-                <w:sz w:val="15"/>
-              </w:rPr>
-              <w:t xml:space="preserve">  ./help lr3 cmplx             - пример преподавателя (complex)</w:t>
-            </w:r>
-          </w:p>
-          <w:p>
-            <w:pPr>
-              <w:spacing w:line="240" w:lineRule="auto"/>
-            </w:pPr>
-            <w:r>
-              <w:rPr>
-                <w:rFonts w:ascii="Courier New" w:hAnsi="Courier New" w:eastAsia="Courier New"/>
-                <w:sz w:val="15"/>
-              </w:rPr>
-              <w:t xml:space="preserve">  ./help lr3 20                - в.20: трёхмерный вектор (vector3)</w:t>
-            </w:r>
-          </w:p>
-          <w:p>
-            <w:pPr>
-              <w:spacing w:line="240" w:lineRule="auto"/>
-            </w:pPr>
-            <w:r>
-              <w:rPr>
-                <w:rFonts w:ascii="Courier New" w:hAnsi="Courier New" w:eastAsia="Courier New"/>
-                <w:sz w:val="15"/>
-              </w:rPr>
-              <w:t xml:space="preserve">  ./help lr3 22                - в.22: рациональное число (rational)</w:t>
+              <w:t># число и формат параметров команды - по helper/args.txt</w:t>
+            </w:r>
+          </w:p>
+          <w:p>
+            <w:pPr>
+              <w:spacing w:line="240" w:lineRule="auto"/>
+            </w:pPr>
+            <w:r>
+              <w:rPr>
+                <w:rFonts w:ascii="Courier New" w:hAnsi="Courier New" w:eastAsia="Courier New"/>
+                <w:sz w:val="15"/>
+              </w:rPr>
+              <w:t>Check-Cmd './help' $Argv</w:t>
             </w:r>
           </w:p>
           <w:p>
@@ -9919,67 +13999,199 @@
                 <w:rFonts w:ascii="Courier New" w:hAnsi="Courier New" w:eastAsia="Courier New"/>
                 <w:sz w:val="15"/>
               </w:rPr>
-              <w:t>================== ЛР4: РЕЗЕРВНОЕ КОПИРОВАНИЕ ==================</w:t>
-            </w:r>
-          </w:p>
-          <w:p>
-            <w:pPr>
-              <w:spacing w:line="240" w:lineRule="auto"/>
-            </w:pPr>
-            <w:r>
-              <w:rPr>
-                <w:rFonts w:ascii="Courier New" w:hAnsi="Courier New" w:eastAsia="Courier New"/>
-                <w:sz w:val="15"/>
-              </w:rPr>
-              <w:t xml:space="preserve">  ./help lr4 all [20|22]       - пп. 1-10 целиком -&gt; results/lr4_vNN_protocol.txt</w:t>
-            </w:r>
-          </w:p>
-          <w:p>
-            <w:pPr>
-              <w:spacing w:line="240" w:lineRule="auto"/>
-            </w:pPr>
-            <w:r>
-              <w:rPr>
-                <w:rFonts w:ascii="Courier New" w:hAnsi="Courier New" w:eastAsia="Courier New"/>
-                <w:sz w:val="15"/>
-              </w:rPr>
-              <w:t xml:space="preserve">  ./help lr4 base              - создать базу BASE из данных ЛР1</w:t>
-            </w:r>
-          </w:p>
-          <w:p>
-            <w:pPr>
-              <w:spacing w:line="240" w:lineRule="auto"/>
-            </w:pPr>
-            <w:r>
-              <w:rPr>
-                <w:rFonts w:ascii="Courier New" w:hAnsi="Courier New" w:eastAsia="Courier New"/>
-                <w:sz w:val="15"/>
-              </w:rPr>
-              <w:t xml:space="preserve">  ./help lr4 tasks N [база]    - контрольные задачи -&gt; taskN-01..03</w:t>
-            </w:r>
-          </w:p>
-          <w:p>
-            <w:pPr>
-              <w:spacing w:line="240" w:lineRule="auto"/>
-            </w:pPr>
-            <w:r>
-              <w:rPr>
-                <w:rFonts w:ascii="Courier New" w:hAnsi="Courier New" w:eastAsia="Courier New"/>
-                <w:sz w:val="15"/>
-              </w:rPr>
-              <w:t xml:space="preserve">  ./help lr4 dump1|dump2|dump3 - pg_dump в файл / rar / многотомный rar</w:t>
-            </w:r>
-          </w:p>
-          <w:p>
-            <w:pPr>
-              <w:spacing w:line="240" w:lineRule="auto"/>
-            </w:pPr>
-            <w:r>
-              <w:rPr>
-                <w:rFonts w:ascii="Courier New" w:hAnsi="Courier New" w:eastAsia="Courier New"/>
-                <w:sz w:val="15"/>
-              </w:rPr>
-              <w:t xml:space="preserve">  (каталог копий: lab4/work или $env:LR4_WORK='D:/LR4_WORK'; ./help lr4 all)</w:t>
+              <w:t>switch ($A[0]) {</w:t>
+            </w:r>
+          </w:p>
+          <w:p>
+            <w:pPr>
+              <w:spacing w:line="240" w:lineRule="auto"/>
+            </w:pPr>
+            <w:r>
+              <w:rPr>
+                <w:rFonts w:ascii="Courier New" w:hAnsi="Courier New" w:eastAsia="Courier New"/>
+                <w:sz w:val="15"/>
+              </w:rPr>
+              <w:t xml:space="preserve">    # ------------------------------ ЛР1 ------------------------------</w:t>
+            </w:r>
+          </w:p>
+          <w:p>
+            <w:pPr>
+              <w:spacing w:line="240" w:lineRule="auto"/>
+            </w:pPr>
+            <w:r>
+              <w:rPr>
+                <w:rFonts w:ascii="Courier New" w:hAnsi="Courier New" w:eastAsia="Courier New"/>
+                <w:sz w:val="15"/>
+              </w:rPr>
+              <w:t xml:space="preserve">    'db' {</w:t>
+            </w:r>
+          </w:p>
+          <w:p>
+            <w:pPr>
+              <w:spacing w:line="240" w:lineRule="auto"/>
+            </w:pPr>
+            <w:r>
+              <w:rPr>
+                <w:rFonts w:ascii="Courier New" w:hAnsi="Courier New" w:eastAsia="Courier New"/>
+                <w:sz w:val="15"/>
+              </w:rPr>
+              <w:t xml:space="preserve">        Run-Pg 'DATA/create_DB'</w:t>
+            </w:r>
+          </w:p>
+          <w:p>
+            <w:pPr>
+              <w:spacing w:line="240" w:lineRule="auto"/>
+            </w:pPr>
+            <w:r>
+              <w:rPr>
+                <w:rFonts w:ascii="Courier New" w:hAnsi="Courier New" w:eastAsia="Courier New"/>
+                <w:sz w:val="15"/>
+              </w:rPr>
+              <w:t xml:space="preserve">        Run 'DATA/create_tables' -Quiet</w:t>
+            </w:r>
+          </w:p>
+          <w:p>
+            <w:pPr>
+              <w:spacing w:line="240" w:lineRule="auto"/>
+            </w:pPr>
+            <w:r>
+              <w:rPr>
+                <w:rFonts w:ascii="Courier New" w:hAnsi="Courier New" w:eastAsia="Courier New"/>
+                <w:sz w:val="15"/>
+              </w:rPr>
+              <w:t xml:space="preserve">        Run 'DATA/load_data'</w:t>
+            </w:r>
+          </w:p>
+          <w:p>
+            <w:pPr>
+              <w:spacing w:line="240" w:lineRule="auto"/>
+            </w:pPr>
+            <w:r>
+              <w:rPr>
+                <w:rFonts w:ascii="Courier New" w:hAnsi="Courier New" w:eastAsia="Courier New"/>
+                <w:sz w:val="15"/>
+              </w:rPr>
+              <w:t xml:space="preserve">    }</w:t>
+            </w:r>
+          </w:p>
+          <w:p>
+            <w:pPr>
+              <w:spacing w:line="240" w:lineRule="auto"/>
+            </w:pPr>
+            <w:r>
+              <w:rPr>
+                <w:rFonts w:ascii="Courier New" w:hAnsi="Courier New" w:eastAsia="Courier New"/>
+                <w:sz w:val="15"/>
+              </w:rPr>
+              <w:t xml:space="preserve">    'counts' { Run 'helper/counts.sql' }</w:t>
+            </w:r>
+          </w:p>
+          <w:p>
+            <w:pPr>
+              <w:spacing w:line="240" w:lineRule="auto"/>
+            </w:pPr>
+            <w:r>
+              <w:rPr>
+                <w:rFonts w:ascii="Courier New" w:hAnsi="Courier New" w:eastAsia="Courier New"/>
+                <w:sz w:val="15"/>
+              </w:rPr>
+              <w:t xml:space="preserve">    { $_ -in 'v20', 'v22' } {</w:t>
+            </w:r>
+          </w:p>
+          <w:p>
+            <w:pPr>
+              <w:spacing w:line="240" w:lineRule="auto"/>
+            </w:pPr>
+            <w:r>
+              <w:rPr>
+                <w:rFonts w:ascii="Courier New" w:hAnsi="Courier New" w:eastAsia="Courier New"/>
+                <w:sz w:val="15"/>
+              </w:rPr>
+              <w:t xml:space="preserve">        Need-Task $A[1]</w:t>
+            </w:r>
+          </w:p>
+          <w:p>
+            <w:pPr>
+              <w:spacing w:line="240" w:lineRule="auto"/>
+            </w:pPr>
+            <w:r>
+              <w:rPr>
+                <w:rFonts w:ascii="Courier New" w:hAnsi="Courier New" w:eastAsia="Courier New"/>
+                <w:sz w:val="15"/>
+              </w:rPr>
+              <w:t xml:space="preserve">        Run "tasks/$($A[0])_task$($A[1]).sql" $A[2] $A[3] $A[4]</w:t>
+            </w:r>
+          </w:p>
+          <w:p>
+            <w:pPr>
+              <w:spacing w:line="240" w:lineRule="auto"/>
+            </w:pPr>
+            <w:r>
+              <w:rPr>
+                <w:rFonts w:ascii="Courier New" w:hAnsi="Courier New" w:eastAsia="Courier New"/>
+                <w:sz w:val="15"/>
+              </w:rPr>
+              <w:t xml:space="preserve">    }</w:t>
+            </w:r>
+          </w:p>
+          <w:p>
+            <w:pPr>
+              <w:spacing w:line="240" w:lineRule="auto"/>
+            </w:pPr>
+            <w:r>
+              <w:rPr>
+                <w:rFonts w:ascii="Courier New" w:hAnsi="Courier New" w:eastAsia="Courier New"/>
+                <w:sz w:val="15"/>
+              </w:rPr>
+              <w:t xml:space="preserve">    'all' {</w:t>
+            </w:r>
+          </w:p>
+          <w:p>
+            <w:pPr>
+              <w:spacing w:line="240" w:lineRule="auto"/>
+            </w:pPr>
+            <w:r>
+              <w:rPr>
+                <w:rFonts w:ascii="Courier New" w:hAnsi="Courier New" w:eastAsia="Courier New"/>
+                <w:sz w:val="15"/>
+              </w:rPr>
+              <w:t xml:space="preserve">        foreach ($t in 'v20_task1', 'v20_task2', 'v22_task1', 'v22_task2') {</w:t>
+            </w:r>
+          </w:p>
+          <w:p>
+            <w:pPr>
+              <w:spacing w:line="240" w:lineRule="auto"/>
+            </w:pPr>
+            <w:r>
+              <w:rPr>
+                <w:rFonts w:ascii="Courier New" w:hAnsi="Courier New" w:eastAsia="Courier New"/>
+                <w:sz w:val="15"/>
+              </w:rPr>
+              <w:t xml:space="preserve">            Run "tasks/$t.sql"</w:t>
+            </w:r>
+          </w:p>
+          <w:p>
+            <w:pPr>
+              <w:spacing w:line="240" w:lineRule="auto"/>
+            </w:pPr>
+            <w:r>
+              <w:rPr>
+                <w:rFonts w:ascii="Courier New" w:hAnsi="Courier New" w:eastAsia="Courier New"/>
+                <w:sz w:val="15"/>
+              </w:rPr>
+              <w:t xml:space="preserve">        }</w:t>
+            </w:r>
+          </w:p>
+          <w:p>
+            <w:pPr>
+              <w:spacing w:line="240" w:lineRule="auto"/>
+            </w:pPr>
+            <w:r>
+              <w:rPr>
+                <w:rFonts w:ascii="Courier New" w:hAnsi="Courier New" w:eastAsia="Courier New"/>
+                <w:sz w:val="15"/>
+              </w:rPr>
+              <w:t xml:space="preserve">    }</w:t>
             </w:r>
           </w:p>
           <w:p>
@@ -10003,31 +14215,247 @@
                 <w:rFonts w:ascii="Courier New" w:hAnsi="Courier New" w:eastAsia="Courier New"/>
                 <w:sz w:val="15"/>
               </w:rPr>
-              <w:t>================== ЛР5: ФУНКЦИИ НА C ==================</w:t>
-            </w:r>
-          </w:p>
-          <w:p>
-            <w:pPr>
-              <w:spacing w:line="240" w:lineRule="auto"/>
-            </w:pPr>
-            <w:r>
-              <w:rPr>
-                <w:rFonts w:ascii="Courier New" w:hAnsi="Courier New" w:eastAsia="Courier New"/>
-                <w:sz w:val="15"/>
-              </w:rPr>
-              <w:t xml:space="preserve">  ./help lr5 build 20|22       - компиляция и сборка vNN.dll (-&gt; D:\PG_DLL)</w:t>
-            </w:r>
-          </w:p>
-          <w:p>
-            <w:pPr>
-              <w:spacing w:line="240" w:lineRule="auto"/>
-            </w:pPr>
-            <w:r>
-              <w:rPr>
-                <w:rFonts w:ascii="Courier New" w:hAnsi="Courier New" w:eastAsia="Courier New"/>
-                <w:sz w:val="15"/>
-              </w:rPr>
-              <w:t xml:space="preserve">  ./help lr5 20|22 [каталог]   - регистрация функций и демонстрация на таблице T</w:t>
+              <w:t xml:space="preserve">    'lr1' {</w:t>
+            </w:r>
+          </w:p>
+          <w:p>
+            <w:pPr>
+              <w:spacing w:line="240" w:lineRule="auto"/>
+            </w:pPr>
+            <w:r>
+              <w:rPr>
+                <w:rFonts w:ascii="Courier New" w:hAnsi="Courier New" w:eastAsia="Courier New"/>
+                <w:sz w:val="15"/>
+              </w:rPr>
+              <w:t xml:space="preserve">        switch ($A[1]) {</w:t>
+            </w:r>
+          </w:p>
+          <w:p>
+            <w:pPr>
+              <w:spacing w:line="240" w:lineRule="auto"/>
+            </w:pPr>
+            <w:r>
+              <w:rPr>
+                <w:rFonts w:ascii="Courier New" w:hAnsi="Courier New" w:eastAsia="Courier New"/>
+                <w:sz w:val="15"/>
+              </w:rPr>
+              <w:t xml:space="preserve">            'lan'    { &amp; powershell.exe -NoProfile -ExecutionPolicy Bypass -File lab1/setup_lan.ps1 }</w:t>
+            </w:r>
+          </w:p>
+          <w:p>
+            <w:pPr>
+              <w:spacing w:line="240" w:lineRule="auto"/>
+            </w:pPr>
+            <w:r>
+              <w:rPr>
+                <w:rFonts w:ascii="Courier New" w:hAnsi="Courier New" w:eastAsia="Courier New"/>
+                <w:sz w:val="15"/>
+              </w:rPr>
+              <w:t xml:space="preserve">            'client' {</w:t>
+            </w:r>
+          </w:p>
+          <w:p>
+            <w:pPr>
+              <w:spacing w:line="240" w:lineRule="auto"/>
+            </w:pPr>
+            <w:r>
+              <w:rPr>
+                <w:rFonts w:ascii="Courier New" w:hAnsi="Courier New" w:eastAsia="Courier New"/>
+                <w:sz w:val="15"/>
+              </w:rPr>
+              <w:t xml:space="preserve">                # необязательный адрес сервера перед сценарием: [пользователь@]хост[:порт]</w:t>
+            </w:r>
+          </w:p>
+          <w:p>
+            <w:pPr>
+              <w:spacing w:line="240" w:lineRule="auto"/>
+            </w:pPr>
+            <w:r>
+              <w:rPr>
+                <w:rFonts w:ascii="Courier New" w:hAnsi="Courier New" w:eastAsia="Courier New"/>
+                <w:sz w:val="15"/>
+              </w:rPr>
+              <w:t xml:space="preserve">                if ($A[3] -and -not (Test-Path -LiteralPath $A[2] -PathType Leaf) -and</w:t>
+            </w:r>
+          </w:p>
+          <w:p>
+            <w:pPr>
+              <w:spacing w:line="240" w:lineRule="auto"/>
+            </w:pPr>
+            <w:r>
+              <w:rPr>
+                <w:rFonts w:ascii="Courier New" w:hAnsi="Courier New" w:eastAsia="Courier New"/>
+                <w:sz w:val="15"/>
+              </w:rPr>
+              <w:t xml:space="preserve">                    (Test-Path -LiteralPath $A[3] -PathType Leaf)) {</w:t>
+            </w:r>
+          </w:p>
+          <w:p>
+            <w:pPr>
+              <w:spacing w:line="240" w:lineRule="auto"/>
+            </w:pPr>
+            <w:r>
+              <w:rPr>
+                <w:rFonts w:ascii="Courier New" w:hAnsi="Courier New" w:eastAsia="Courier New"/>
+                <w:sz w:val="15"/>
+              </w:rPr>
+              <w:t xml:space="preserve">                    Set-Addr 'LAN_' $A[2]</w:t>
+            </w:r>
+          </w:p>
+          <w:p>
+            <w:pPr>
+              <w:spacing w:line="240" w:lineRule="auto"/>
+            </w:pPr>
+            <w:r>
+              <w:rPr>
+                <w:rFonts w:ascii="Courier New" w:hAnsi="Courier New" w:eastAsia="Courier New"/>
+                <w:sz w:val="15"/>
+              </w:rPr>
+              <w:t xml:space="preserve">                    $A = @($A[0], $A[1]) + $A[3..($A.Count - 1)]</w:t>
+            </w:r>
+          </w:p>
+          <w:p>
+            <w:pPr>
+              <w:spacing w:line="240" w:lineRule="auto"/>
+            </w:pPr>
+            <w:r>
+              <w:rPr>
+                <w:rFonts w:ascii="Courier New" w:hAnsi="Courier New" w:eastAsia="Courier New"/>
+                <w:sz w:val="15"/>
+              </w:rPr>
+              <w:t xml:space="preserve">                }</w:t>
+            </w:r>
+          </w:p>
+          <w:p>
+            <w:pPr>
+              <w:spacing w:line="240" w:lineRule="auto"/>
+            </w:pPr>
+            <w:r>
+              <w:rPr>
+                <w:rFonts w:ascii="Courier New" w:hAnsi="Courier New" w:eastAsia="Courier New"/>
+                <w:sz w:val="15"/>
+              </w:rPr>
+              <w:t xml:space="preserve">                if (-not $A[2]) { Say 'Использование: ./help lr1 client [пользователь@]хост[:порт] сценарий [a1 a2 a3]'; exit 1 }</w:t>
+            </w:r>
+          </w:p>
+          <w:p>
+            <w:pPr>
+              <w:spacing w:line="240" w:lineRule="auto"/>
+            </w:pPr>
+            <w:r>
+              <w:rPr>
+                <w:rFonts w:ascii="Courier New" w:hAnsi="Courier New" w:eastAsia="Courier New"/>
+                <w:sz w:val="15"/>
+              </w:rPr>
+              <w:t xml:space="preserve">                if (-not (Test-Path -LiteralPath $A[2] -PathType Leaf)) { Say "ОШИБКА: сценарий $($A[2]) не найден"; exit 1 }</w:t>
+            </w:r>
+          </w:p>
+          <w:p>
+            <w:pPr>
+              <w:spacing w:line="240" w:lineRule="auto"/>
+            </w:pPr>
+            <w:r>
+              <w:rPr>
+                <w:rFonts w:ascii="Courier New" w:hAnsi="Courier New" w:eastAsia="Courier New"/>
+                <w:sz w:val="15"/>
+              </w:rPr>
+              <w:t xml:space="preserve">                if ($A[6]) {</w:t>
+            </w:r>
+          </w:p>
+          <w:p>
+            <w:pPr>
+              <w:spacing w:line="240" w:lineRule="auto"/>
+            </w:pPr>
+            <w:r>
+              <w:rPr>
+                <w:rFonts w:ascii="Courier New" w:hAnsi="Courier New" w:eastAsia="Courier New"/>
+                <w:sz w:val="15"/>
+              </w:rPr>
+              <w:t xml:space="preserve">                    Say ('ОШИБКА: лишние параметры: ' + (($A[6..($A.Count - 1)] | Where-Object { $_ }) -join ' ') + ' (у сценария не больше трёх)')</w:t>
+            </w:r>
+          </w:p>
+          <w:p>
+            <w:pPr>
+              <w:spacing w:line="240" w:lineRule="auto"/>
+            </w:pPr>
+            <w:r>
+              <w:rPr>
+                <w:rFonts w:ascii="Courier New" w:hAnsi="Courier New" w:eastAsia="Courier New"/>
+                <w:sz w:val="15"/>
+              </w:rPr>
+              <w:t xml:space="preserve">                    exit 1</w:t>
+            </w:r>
+          </w:p>
+          <w:p>
+            <w:pPr>
+              <w:spacing w:line="240" w:lineRule="auto"/>
+            </w:pPr>
+            <w:r>
+              <w:rPr>
+                <w:rFonts w:ascii="Courier New" w:hAnsi="Courier New" w:eastAsia="Courier New"/>
+                <w:sz w:val="15"/>
+              </w:rPr>
+              <w:t xml:space="preserve">                }</w:t>
+            </w:r>
+          </w:p>
+          <w:p>
+            <w:pPr>
+              <w:spacing w:line="240" w:lineRule="auto"/>
+            </w:pPr>
+            <w:r>
+              <w:rPr>
+                <w:rFonts w:ascii="Courier New" w:hAnsi="Courier New" w:eastAsia="Courier New"/>
+                <w:sz w:val="15"/>
+              </w:rPr>
+              <w:t xml:space="preserve">                Bat 'lab1/s_lan.bat' @(($A[2] -replace '/', '\'), $A[3], $A[4], $A[5])</w:t>
+            </w:r>
+          </w:p>
+          <w:p>
+            <w:pPr>
+              <w:spacing w:line="240" w:lineRule="auto"/>
+            </w:pPr>
+            <w:r>
+              <w:rPr>
+                <w:rFonts w:ascii="Courier New" w:hAnsi="Courier New" w:eastAsia="Courier New"/>
+                <w:sz w:val="15"/>
+              </w:rPr>
+              <w:t xml:space="preserve">            }</w:t>
+            </w:r>
+          </w:p>
+          <w:p>
+            <w:pPr>
+              <w:spacing w:line="240" w:lineRule="auto"/>
+            </w:pPr>
+            <w:r>
+              <w:rPr>
+                <w:rFonts w:ascii="Courier New" w:hAnsi="Courier New" w:eastAsia="Courier New"/>
+                <w:sz w:val="15"/>
+              </w:rPr>
+              <w:t xml:space="preserve">            default  { Say 'ОШИБКА: ./help lr1 lan|client'; exit 1 }</w:t>
+            </w:r>
+          </w:p>
+          <w:p>
+            <w:pPr>
+              <w:spacing w:line="240" w:lineRule="auto"/>
+            </w:pPr>
+            <w:r>
+              <w:rPr>
+                <w:rFonts w:ascii="Courier New" w:hAnsi="Courier New" w:eastAsia="Courier New"/>
+                <w:sz w:val="15"/>
+              </w:rPr>
+              <w:t xml:space="preserve">        }</w:t>
+            </w:r>
+          </w:p>
+          <w:p>
+            <w:pPr>
+              <w:spacing w:line="240" w:lineRule="auto"/>
+            </w:pPr>
+            <w:r>
+              <w:rPr>
+                <w:rFonts w:ascii="Courier New" w:hAnsi="Courier New" w:eastAsia="Courier New"/>
+                <w:sz w:val="15"/>
+              </w:rPr>
+              <w:t xml:space="preserve">    }</w:t>
             </w:r>
           </w:p>
           <w:p>
@@ -10051,91 +14479,391 @@
                 <w:rFonts w:ascii="Courier New" w:hAnsi="Courier New" w:eastAsia="Courier New"/>
                 <w:sz w:val="15"/>
               </w:rPr>
-              <w:t>================== ЛР6: КОПИРОВАНИЕ В MS SQL SERVER ==================</w:t>
-            </w:r>
-          </w:p>
-          <w:p>
-            <w:pPr>
-              <w:spacing w:line="240" w:lineRule="auto"/>
-            </w:pPr>
-            <w:r>
-              <w:rPr>
-                <w:rFonts w:ascii="Courier New" w:hAnsi="Courier New" w:eastAsia="Courier New"/>
-                <w:sz w:val="15"/>
-              </w:rPr>
-              <w:t xml:space="preserve">  ./help lr6 setup             - проверка сервера (база NEW1, таблица temp1)</w:t>
-            </w:r>
-          </w:p>
-          <w:p>
-            <w:pPr>
-              <w:spacing w:line="240" w:lineRule="auto"/>
-            </w:pPr>
-            <w:r>
-              <w:rPr>
-                <w:rFonts w:ascii="Courier New" w:hAnsi="Courier New" w:eastAsia="Courier New"/>
-                <w:sz w:val="15"/>
-              </w:rPr>
-              <w:t xml:space="preserve">  ./help lr6 sel2              - собрать фильтр sel2.exe</w:t>
-            </w:r>
-          </w:p>
-          <w:p>
-            <w:pPr>
-              <w:spacing w:line="240" w:lineRule="auto"/>
-            </w:pPr>
-            <w:r>
-              <w:rPr>
-                <w:rFonts w:ascii="Courier New" w:hAnsi="Courier New" w:eastAsia="Courier New"/>
-                <w:sz w:val="15"/>
-              </w:rPr>
-              <w:t xml:space="preserve">  ./help lr6 createdb          - создать базу SALES в MS SQL Server</w:t>
-            </w:r>
-          </w:p>
-          <w:p>
-            <w:pPr>
-              <w:spacing w:line="240" w:lineRule="auto"/>
-            </w:pPr>
-            <w:r>
-              <w:rPr>
-                <w:rFonts w:ascii="Courier New" w:hAnsi="Courier New" w:eastAsia="Courier New"/>
-                <w:sz w:val="15"/>
-              </w:rPr>
-              <w:t xml:space="preserve">  ./help lr6 copy              - скопировать все таблицы sales из PostgreSQL</w:t>
-            </w:r>
-          </w:p>
-          <w:p>
-            <w:pPr>
-              <w:spacing w:line="240" w:lineRule="auto"/>
-            </w:pPr>
-            <w:r>
-              <w:rPr>
-                <w:rFonts w:ascii="Courier New" w:hAnsi="Courier New" w:eastAsia="Courier New"/>
-                <w:sz w:val="15"/>
-              </w:rPr>
-              <w:t xml:space="preserve">  ./help lr6 disp              - проверить скопированные таблицы</w:t>
-            </w:r>
-          </w:p>
-          <w:p>
-            <w:pPr>
-              <w:spacing w:line="240" w:lineRule="auto"/>
-            </w:pPr>
-            <w:r>
-              <w:rPr>
-                <w:rFonts w:ascii="Courier New" w:hAnsi="Courier New" w:eastAsia="Courier New"/>
-                <w:sz w:val="15"/>
-              </w:rPr>
-              <w:t xml:space="preserve">  ./help lr6 v20|v22 1|2 [параметры] - задания варианта в MS SQL Server</w:t>
-            </w:r>
-          </w:p>
-          <w:p>
-            <w:pPr>
-              <w:spacing w:line="240" w:lineRule="auto"/>
-            </w:pPr>
-            <w:r>
-              <w:rPr>
-                <w:rFonts w:ascii="Courier New" w:hAnsi="Courier New" w:eastAsia="Courier New"/>
-                <w:sz w:val="15"/>
-              </w:rPr>
-              <w:t xml:space="preserve">  ./help lr6 console           - консоль sqlcmd</w:t>
+              <w:t xml:space="preserve">    # сервер преподавателя в сети PMII: те же сценарии ЛР1, подключение по IP</w:t>
+            </w:r>
+          </w:p>
+          <w:p>
+            <w:pPr>
+              <w:spacing w:line="240" w:lineRule="auto"/>
+            </w:pPr>
+            <w:r>
+              <w:rPr>
+                <w:rFonts w:ascii="Courier New" w:hAnsi="Courier New" w:eastAsia="Courier New"/>
+                <w:sz w:val="15"/>
+              </w:rPr>
+              <w:t xml:space="preserve">    'srv' {</w:t>
+            </w:r>
+          </w:p>
+          <w:p>
+            <w:pPr>
+              <w:spacing w:line="240" w:lineRule="auto"/>
+            </w:pPr>
+            <w:r>
+              <w:rPr>
+                <w:rFonts w:ascii="Courier New" w:hAnsi="Courier New" w:eastAsia="Courier New"/>
+                <w:sz w:val="15"/>
+              </w:rPr>
+              <w:t xml:space="preserve">        $env:PGHOST     = if ($env:SRV_HOST) { $env:SRV_HOST } else { '192.168.1.50' }</w:t>
+            </w:r>
+          </w:p>
+          <w:p>
+            <w:pPr>
+              <w:spacing w:line="240" w:lineRule="auto"/>
+            </w:pPr>
+            <w:r>
+              <w:rPr>
+                <w:rFonts w:ascii="Courier New" w:hAnsi="Courier New" w:eastAsia="Courier New"/>
+                <w:sz w:val="15"/>
+              </w:rPr>
+              <w:t xml:space="preserve">        $env:PGPORT     = if ($env:SRV_PORT) { $env:SRV_PORT } else { '5432' }</w:t>
+            </w:r>
+          </w:p>
+          <w:p>
+            <w:pPr>
+              <w:spacing w:line="240" w:lineRule="auto"/>
+            </w:pPr>
+            <w:r>
+              <w:rPr>
+                <w:rFonts w:ascii="Courier New" w:hAnsi="Courier New" w:eastAsia="Courier New"/>
+                <w:sz w:val="15"/>
+              </w:rPr>
+              <w:t xml:space="preserve">        $env:PGUSER     = if ($env:SRV_USER) { $env:SRV_USER } else { 'stud' }</w:t>
+            </w:r>
+          </w:p>
+          <w:p>
+            <w:pPr>
+              <w:spacing w:line="240" w:lineRule="auto"/>
+            </w:pPr>
+            <w:r>
+              <w:rPr>
+                <w:rFonts w:ascii="Courier New" w:hAnsi="Courier New" w:eastAsia="Courier New"/>
+                <w:sz w:val="15"/>
+              </w:rPr>
+              <w:t xml:space="preserve">        $env:PGPASSWORD = if ($env:SRV_PASS) { $env:SRV_PASS } else { '12345' }</w:t>
+            </w:r>
+          </w:p>
+          <w:p>
+            <w:pPr>
+              <w:spacing w:line="240" w:lineRule="auto"/>
+            </w:pPr>
+            <w:r>
+              <w:rPr>
+                <w:rFonts w:ascii="Courier New" w:hAnsi="Courier New" w:eastAsia="Courier New"/>
+                <w:sz w:val="15"/>
+              </w:rPr>
+              <w:t xml:space="preserve">        $env:PGDATABASE = 'sales'</w:t>
+            </w:r>
+          </w:p>
+          <w:p>
+            <w:pPr>
+              <w:spacing w:line="240" w:lineRule="auto"/>
+            </w:pPr>
+            <w:r>
+              <w:rPr>
+                <w:rFonts w:ascii="Courier New" w:hAnsi="Courier New" w:eastAsia="Courier New"/>
+                <w:sz w:val="15"/>
+              </w:rPr>
+              <w:t xml:space="preserve">        $env:PGCONNECT_TIMEOUT = '10'</w:t>
+            </w:r>
+          </w:p>
+          <w:p>
+            <w:pPr>
+              <w:spacing w:line="240" w:lineRule="auto"/>
+            </w:pPr>
+            <w:r>
+              <w:rPr>
+                <w:rFonts w:ascii="Courier New" w:hAnsi="Courier New" w:eastAsia="Courier New"/>
+                <w:sz w:val="15"/>
+              </w:rPr>
+              <w:t xml:space="preserve">        # необязательный адрес сервера: [пользователь@]хост[:порт] (содержит . @ или :)</w:t>
+            </w:r>
+          </w:p>
+          <w:p>
+            <w:pPr>
+              <w:spacing w:line="240" w:lineRule="auto"/>
+            </w:pPr>
+            <w:r>
+              <w:rPr>
+                <w:rFonts w:ascii="Courier New" w:hAnsi="Courier New" w:eastAsia="Courier New"/>
+                <w:sz w:val="15"/>
+              </w:rPr>
+              <w:t xml:space="preserve">        $sa = @($Argv | Select-Object -Skip 1)</w:t>
+            </w:r>
+          </w:p>
+          <w:p>
+            <w:pPr>
+              <w:spacing w:line="240" w:lineRule="auto"/>
+            </w:pPr>
+            <w:r>
+              <w:rPr>
+                <w:rFonts w:ascii="Courier New" w:hAnsi="Courier New" w:eastAsia="Courier New"/>
+                <w:sz w:val="15"/>
+              </w:rPr>
+              <w:t xml:space="preserve">        if ($A[1] -match '[.@:]') {</w:t>
+            </w:r>
+          </w:p>
+          <w:p>
+            <w:pPr>
+              <w:spacing w:line="240" w:lineRule="auto"/>
+            </w:pPr>
+            <w:r>
+              <w:rPr>
+                <w:rFonts w:ascii="Courier New" w:hAnsi="Courier New" w:eastAsia="Courier New"/>
+                <w:sz w:val="15"/>
+              </w:rPr>
+              <w:t xml:space="preserve">            Set-Addr 'PG' $A[1]</w:t>
+            </w:r>
+          </w:p>
+          <w:p>
+            <w:pPr>
+              <w:spacing w:line="240" w:lineRule="auto"/>
+            </w:pPr>
+            <w:r>
+              <w:rPr>
+                <w:rFonts w:ascii="Courier New" w:hAnsi="Courier New" w:eastAsia="Courier New"/>
+                <w:sz w:val="15"/>
+              </w:rPr>
+              <w:t xml:space="preserve">            $A = @($A[0]) + $A[2..($A.Count - 1)]</w:t>
+            </w:r>
+          </w:p>
+          <w:p>
+            <w:pPr>
+              <w:spacing w:line="240" w:lineRule="auto"/>
+            </w:pPr>
+            <w:r>
+              <w:rPr>
+                <w:rFonts w:ascii="Courier New" w:hAnsi="Courier New" w:eastAsia="Courier New"/>
+                <w:sz w:val="15"/>
+              </w:rPr>
+              <w:t xml:space="preserve">            $sa = @($sa | Select-Object -Skip 1)</w:t>
+            </w:r>
+          </w:p>
+          <w:p>
+            <w:pPr>
+              <w:spacing w:line="240" w:lineRule="auto"/>
+            </w:pPr>
+            <w:r>
+              <w:rPr>
+                <w:rFonts w:ascii="Courier New" w:hAnsi="Courier New" w:eastAsia="Courier New"/>
+                <w:sz w:val="15"/>
+              </w:rPr>
+              <w:t xml:space="preserve">        }</w:t>
+            </w:r>
+          </w:p>
+          <w:p>
+            <w:pPr>
+              <w:spacing w:line="240" w:lineRule="auto"/>
+            </w:pPr>
+            <w:r>
+              <w:rPr>
+                <w:rFonts w:ascii="Courier New" w:hAnsi="Courier New" w:eastAsia="Courier New"/>
+                <w:sz w:val="15"/>
+              </w:rPr>
+              <w:t xml:space="preserve">        Say "Сервер: $($env:PGHOST):$($env:PGPORT), база $($env:PGDATABASE), пользователь $($env:PGUSER)"</w:t>
+            </w:r>
+          </w:p>
+          <w:p>
+            <w:pPr>
+              <w:spacing w:line="240" w:lineRule="auto"/>
+            </w:pPr>
+            <w:r>
+              <w:rPr>
+                <w:rFonts w:ascii="Courier New" w:hAnsi="Courier New" w:eastAsia="Courier New"/>
+                <w:sz w:val="15"/>
+              </w:rPr>
+              <w:t xml:space="preserve">        Check-Cmd './help srv' $sa</w:t>
+            </w:r>
+          </w:p>
+          <w:p>
+            <w:pPr>
+              <w:spacing w:line="240" w:lineRule="auto"/>
+            </w:pPr>
+            <w:r>
+              <w:rPr>
+                <w:rFonts w:ascii="Courier New" w:hAnsi="Courier New" w:eastAsia="Courier New"/>
+                <w:sz w:val="15"/>
+              </w:rPr>
+              <w:t xml:space="preserve">        switch ($A[1]) {</w:t>
+            </w:r>
+          </w:p>
+          <w:p>
+            <w:pPr>
+              <w:spacing w:line="240" w:lineRule="auto"/>
+            </w:pPr>
+            <w:r>
+              <w:rPr>
+                <w:rFonts w:ascii="Courier New" w:hAnsi="Courier New" w:eastAsia="Courier New"/>
+                <w:sz w:val="15"/>
+              </w:rPr>
+              <w:t xml:space="preserve">            { $_ -in '', 'check' } { Run 'lab1/check_server.sql' }</w:t>
+            </w:r>
+          </w:p>
+          <w:p>
+            <w:pPr>
+              <w:spacing w:line="240" w:lineRule="auto"/>
+            </w:pPr>
+            <w:r>
+              <w:rPr>
+                <w:rFonts w:ascii="Courier New" w:hAnsi="Courier New" w:eastAsia="Courier New"/>
+                <w:sz w:val="15"/>
+              </w:rPr>
+              <w:t xml:space="preserve">            { $_ -in 'v20', 'v22' } {</w:t>
+            </w:r>
+          </w:p>
+          <w:p>
+            <w:pPr>
+              <w:spacing w:line="240" w:lineRule="auto"/>
+            </w:pPr>
+            <w:r>
+              <w:rPr>
+                <w:rFonts w:ascii="Courier New" w:hAnsi="Courier New" w:eastAsia="Courier New"/>
+                <w:sz w:val="15"/>
+              </w:rPr>
+              <w:t xml:space="preserve">                Need-Task $A[2]</w:t>
+            </w:r>
+          </w:p>
+          <w:p>
+            <w:pPr>
+              <w:spacing w:line="240" w:lineRule="auto"/>
+            </w:pPr>
+            <w:r>
+              <w:rPr>
+                <w:rFonts w:ascii="Courier New" w:hAnsi="Courier New" w:eastAsia="Courier New"/>
+                <w:sz w:val="15"/>
+              </w:rPr>
+              <w:t xml:space="preserve">                Run "tasks/$($A[1])_task$($A[2]).sql" $A[3] $A[4] $A[5]</w:t>
+            </w:r>
+          </w:p>
+          <w:p>
+            <w:pPr>
+              <w:spacing w:line="240" w:lineRule="auto"/>
+            </w:pPr>
+            <w:r>
+              <w:rPr>
+                <w:rFonts w:ascii="Courier New" w:hAnsi="Courier New" w:eastAsia="Courier New"/>
+                <w:sz w:val="15"/>
+              </w:rPr>
+              <w:t xml:space="preserve">            }</w:t>
+            </w:r>
+          </w:p>
+          <w:p>
+            <w:pPr>
+              <w:spacing w:line="240" w:lineRule="auto"/>
+            </w:pPr>
+            <w:r>
+              <w:rPr>
+                <w:rFonts w:ascii="Courier New" w:hAnsi="Courier New" w:eastAsia="Courier New"/>
+                <w:sz w:val="15"/>
+              </w:rPr>
+              <w:t xml:space="preserve">            'all' {</w:t>
+            </w:r>
+          </w:p>
+          <w:p>
+            <w:pPr>
+              <w:spacing w:line="240" w:lineRule="auto"/>
+            </w:pPr>
+            <w:r>
+              <w:rPr>
+                <w:rFonts w:ascii="Courier New" w:hAnsi="Courier New" w:eastAsia="Courier New"/>
+                <w:sz w:val="15"/>
+              </w:rPr>
+              <w:t xml:space="preserve">                Run 'lab1/check_server.sql'</w:t>
+            </w:r>
+          </w:p>
+          <w:p>
+            <w:pPr>
+              <w:spacing w:line="240" w:lineRule="auto"/>
+            </w:pPr>
+            <w:r>
+              <w:rPr>
+                <w:rFonts w:ascii="Courier New" w:hAnsi="Courier New" w:eastAsia="Courier New"/>
+                <w:sz w:val="15"/>
+              </w:rPr>
+              <w:t xml:space="preserve">                foreach ($t in 'v20_task1', 'v20_task2', 'v22_task1', 'v22_task2') {</w:t>
+            </w:r>
+          </w:p>
+          <w:p>
+            <w:pPr>
+              <w:spacing w:line="240" w:lineRule="auto"/>
+            </w:pPr>
+            <w:r>
+              <w:rPr>
+                <w:rFonts w:ascii="Courier New" w:hAnsi="Courier New" w:eastAsia="Courier New"/>
+                <w:sz w:val="15"/>
+              </w:rPr>
+              <w:t xml:space="preserve">                    Run "tasks/$t.sql"</w:t>
+            </w:r>
+          </w:p>
+          <w:p>
+            <w:pPr>
+              <w:spacing w:line="240" w:lineRule="auto"/>
+            </w:pPr>
+            <w:r>
+              <w:rPr>
+                <w:rFonts w:ascii="Courier New" w:hAnsi="Courier New" w:eastAsia="Courier New"/>
+                <w:sz w:val="15"/>
+              </w:rPr>
+              <w:t xml:space="preserve">                }</w:t>
+            </w:r>
+          </w:p>
+          <w:p>
+            <w:pPr>
+              <w:spacing w:line="240" w:lineRule="auto"/>
+            </w:pPr>
+            <w:r>
+              <w:rPr>
+                <w:rFonts w:ascii="Courier New" w:hAnsi="Courier New" w:eastAsia="Courier New"/>
+                <w:sz w:val="15"/>
+              </w:rPr>
+              <w:t xml:space="preserve">            }</w:t>
+            </w:r>
+          </w:p>
+          <w:p>
+            <w:pPr>
+              <w:spacing w:line="240" w:lineRule="auto"/>
+            </w:pPr>
+            <w:r>
+              <w:rPr>
+                <w:rFonts w:ascii="Courier New" w:hAnsi="Courier New" w:eastAsia="Courier New"/>
+                <w:sz w:val="15"/>
+              </w:rPr>
+              <w:t xml:space="preserve">            'psql'  { &amp; psql.exe }</w:t>
+            </w:r>
+          </w:p>
+          <w:p>
+            <w:pPr>
+              <w:spacing w:line="240" w:lineRule="auto"/>
+            </w:pPr>
+            <w:r>
+              <w:rPr>
+                <w:rFonts w:ascii="Courier New" w:hAnsi="Courier New" w:eastAsia="Courier New"/>
+                <w:sz w:val="15"/>
+              </w:rPr>
+              <w:t xml:space="preserve">            default { Say 'ОШИБКА: ./help srv [check|all|psql|v20 N|v22 N [параметры]]'; exit 1 }</w:t>
+            </w:r>
+          </w:p>
+          <w:p>
+            <w:pPr>
+              <w:spacing w:line="240" w:lineRule="auto"/>
+            </w:pPr>
+            <w:r>
+              <w:rPr>
+                <w:rFonts w:ascii="Courier New" w:hAnsi="Courier New" w:eastAsia="Courier New"/>
+                <w:sz w:val="15"/>
+              </w:rPr>
+              <w:t xml:space="preserve">        }</w:t>
+            </w:r>
+          </w:p>
+          <w:p>
+            <w:pPr>
+              <w:spacing w:line="240" w:lineRule="auto"/>
+            </w:pPr>
+            <w:r>
+              <w:rPr>
+                <w:rFonts w:ascii="Courier New" w:hAnsi="Courier New" w:eastAsia="Courier New"/>
+                <w:sz w:val="15"/>
+              </w:rPr>
+              <w:t xml:space="preserve">    }</w:t>
             </w:r>
           </w:p>
           <w:p>
@@ -10159,55 +14887,259 @@
                 <w:rFonts w:ascii="Courier New" w:hAnsi="Courier New" w:eastAsia="Courier New"/>
                 <w:sz w:val="15"/>
               </w:rPr>
-              <w:t>================== ЛР7: ПРЕДСТАВЛЕНИЯ И ФУНКЦИИ MS SQL SERVER ==================</w:t>
-            </w:r>
-          </w:p>
-          <w:p>
-            <w:pPr>
-              <w:spacing w:line="240" w:lineRule="auto"/>
-            </w:pPr>
-            <w:r>
-              <w:rPr>
-                <w:rFonts w:ascii="Courier New" w:hAnsi="Courier New" w:eastAsia="Courier New"/>
-                <w:sz w:val="15"/>
-              </w:rPr>
-              <w:t xml:space="preserve">  ./help lr7 create            - создать представления и функции</w:t>
-            </w:r>
-          </w:p>
-          <w:p>
-            <w:pPr>
-              <w:spacing w:line="240" w:lineRule="auto"/>
-            </w:pPr>
-            <w:r>
-              <w:rPr>
-                <w:rFonts w:ascii="Courier New" w:hAnsi="Courier New" w:eastAsia="Courier New"/>
-                <w:sz w:val="15"/>
-              </w:rPr>
-              <w:t xml:space="preserve">  ./help lr7 1 [D1 D2 P M [N]] - премия сотрудников (N - имя сотрудника)</w:t>
-            </w:r>
-          </w:p>
-          <w:p>
-            <w:pPr>
-              <w:spacing w:line="240" w:lineRule="auto"/>
-            </w:pPr>
-            <w:r>
-              <w:rPr>
-                <w:rFonts w:ascii="Courier New" w:hAnsi="Courier New" w:eastAsia="Courier New"/>
-                <w:sz w:val="15"/>
-              </w:rPr>
-              <w:t xml:space="preserve">  ./help lr7 2 [D1 D2 alpha [G]] - затраты на хранение (G - товар)</w:t>
-            </w:r>
-          </w:p>
-          <w:p>
-            <w:pPr>
-              <w:spacing w:line="240" w:lineRule="auto"/>
-            </w:pPr>
-            <w:r>
-              <w:rPr>
-                <w:rFonts w:ascii="Courier New" w:hAnsi="Courier New" w:eastAsia="Courier New"/>
-                <w:sz w:val="15"/>
-              </w:rPr>
-              <w:t xml:space="preserve">  Пример: ./help lr7 1 01.01.2021 30.06.2021 8.5 10.5 Иван</w:t>
+              <w:t xml:space="preserve">    # ------------------------------ ЛР2 ------------------------------</w:t>
+            </w:r>
+          </w:p>
+          <w:p>
+            <w:pPr>
+              <w:spacing w:line="240" w:lineRule="auto"/>
+            </w:pPr>
+            <w:r>
+              <w:rPr>
+                <w:rFonts w:ascii="Courier New" w:hAnsi="Courier New" w:eastAsia="Courier New"/>
+                <w:sz w:val="15"/>
+              </w:rPr>
+              <w:t xml:space="preserve">    'lr2' {</w:t>
+            </w:r>
+          </w:p>
+          <w:p>
+            <w:pPr>
+              <w:spacing w:line="240" w:lineRule="auto"/>
+            </w:pPr>
+            <w:r>
+              <w:rPr>
+                <w:rFonts w:ascii="Courier New" w:hAnsi="Courier New" w:eastAsia="Courier New"/>
+                <w:sz w:val="15"/>
+              </w:rPr>
+              <w:t xml:space="preserve">        $v = $A[2]</w:t>
+            </w:r>
+          </w:p>
+          <w:p>
+            <w:pPr>
+              <w:spacing w:line="240" w:lineRule="auto"/>
+            </w:pPr>
+            <w:r>
+              <w:rPr>
+                <w:rFonts w:ascii="Courier New" w:hAnsi="Courier New" w:eastAsia="Courier New"/>
+                <w:sz w:val="15"/>
+              </w:rPr>
+              <w:t xml:space="preserve">        switch ($A[1]) {</w:t>
+            </w:r>
+          </w:p>
+          <w:p>
+            <w:pPr>
+              <w:spacing w:line="240" w:lineRule="auto"/>
+            </w:pPr>
+            <w:r>
+              <w:rPr>
+                <w:rFonts w:ascii="Courier New" w:hAnsi="Courier New" w:eastAsia="Courier New"/>
+                <w:sz w:val="15"/>
+              </w:rPr>
+              <w:t xml:space="preserve">            'gen'     { Run 'lab2/add_data.sql' $A[2] }</w:t>
+            </w:r>
+          </w:p>
+          <w:p>
+            <w:pPr>
+              <w:spacing w:line="240" w:lineRule="auto"/>
+            </w:pPr>
+            <w:r>
+              <w:rPr>
+                <w:rFonts w:ascii="Courier New" w:hAnsi="Courier New" w:eastAsia="Courier New"/>
+                <w:sz w:val="15"/>
+              </w:rPr>
+              <w:t xml:space="preserve">            'restore' { Run 'lab2/restore_lr1.sql' }</w:t>
+            </w:r>
+          </w:p>
+          <w:p>
+            <w:pPr>
+              <w:spacing w:line="240" w:lineRule="auto"/>
+            </w:pPr>
+            <w:r>
+              <w:rPr>
+                <w:rFonts w:ascii="Courier New" w:hAnsi="Courier New" w:eastAsia="Courier New"/>
+                <w:sz w:val="15"/>
+              </w:rPr>
+              <w:t xml:space="preserve">            'tbs'     { Run 'lab2/tablespace.sql' $A[2] }</w:t>
+            </w:r>
+          </w:p>
+          <w:p>
+            <w:pPr>
+              <w:spacing w:line="240" w:lineRule="auto"/>
+            </w:pPr>
+            <w:r>
+              <w:rPr>
+                <w:rFonts w:ascii="Courier New" w:hAnsi="Courier New" w:eastAsia="Courier New"/>
+                <w:sz w:val="15"/>
+              </w:rPr>
+              <w:t xml:space="preserve">            'time'    { Need-Variant $v; Run 'lab2/time_current.sql' $v $A[3] }</w:t>
+            </w:r>
+          </w:p>
+          <w:p>
+            <w:pPr>
+              <w:spacing w:line="240" w:lineRule="auto"/>
+            </w:pPr>
+            <w:r>
+              <w:rPr>
+                <w:rFonts w:ascii="Courier New" w:hAnsi="Courier New" w:eastAsia="Courier New"/>
+                <w:sz w:val="15"/>
+              </w:rPr>
+              <w:t xml:space="preserve">            'timing'  { Need-Variant $v; Run 'lab2/time_timing.sql' $v $A[3] }</w:t>
+            </w:r>
+          </w:p>
+          <w:p>
+            <w:pPr>
+              <w:spacing w:line="240" w:lineRule="auto"/>
+            </w:pPr>
+            <w:r>
+              <w:rPr>
+                <w:rFonts w:ascii="Courier New" w:hAnsi="Courier New" w:eastAsia="Courier New"/>
+                <w:sz w:val="15"/>
+              </w:rPr>
+              <w:t xml:space="preserve">            'idx'     { Need-Variant $v; Run 'lab2/idx_names.sql' $v }</w:t>
+            </w:r>
+          </w:p>
+          <w:p>
+            <w:pPr>
+              <w:spacing w:line="240" w:lineRule="auto"/>
+            </w:pPr>
+            <w:r>
+              <w:rPr>
+                <w:rFonts w:ascii="Courier New" w:hAnsi="Courier New" w:eastAsia="Courier New"/>
+                <w:sz w:val="15"/>
+              </w:rPr>
+              <w:t xml:space="preserve">            'idx1'    { Need-Variant $v; Run 'lab2/idx_1.sql' $v $A[3] }</w:t>
+            </w:r>
+          </w:p>
+          <w:p>
+            <w:pPr>
+              <w:spacing w:line="240" w:lineRule="auto"/>
+            </w:pPr>
+            <w:r>
+              <w:rPr>
+                <w:rFonts w:ascii="Courier New" w:hAnsi="Courier New" w:eastAsia="Courier New"/>
+                <w:sz w:val="15"/>
+              </w:rPr>
+              <w:t xml:space="preserve">            'idx0'    { Need-Variant $v; Run 'lab2/idx_0.sql' $v }</w:t>
+            </w:r>
+          </w:p>
+          <w:p>
+            <w:pPr>
+              <w:spacing w:line="240" w:lineRule="auto"/>
+            </w:pPr>
+            <w:r>
+              <w:rPr>
+                <w:rFonts w:ascii="Courier New" w:hAnsi="Courier New" w:eastAsia="Courier New"/>
+                <w:sz w:val="15"/>
+              </w:rPr>
+              <w:t xml:space="preserve">            'pk1'     { Need-Variant $v; Run 'lab2/create_ref0.sql' $v }</w:t>
+            </w:r>
+          </w:p>
+          <w:p>
+            <w:pPr>
+              <w:spacing w:line="240" w:lineRule="auto"/>
+            </w:pPr>
+            <w:r>
+              <w:rPr>
+                <w:rFonts w:ascii="Courier New" w:hAnsi="Courier New" w:eastAsia="Courier New"/>
+                <w:sz w:val="15"/>
+              </w:rPr>
+              <w:t xml:space="preserve">            'pk0'     { Need-Variant $v; Run 'lab2/create_ref1.sql' $v }</w:t>
+            </w:r>
+          </w:p>
+          <w:p>
+            <w:pPr>
+              <w:spacing w:line="240" w:lineRule="auto"/>
+            </w:pPr>
+            <w:r>
+              <w:rPr>
+                <w:rFonts w:ascii="Courier New" w:hAnsi="Courier New" w:eastAsia="Courier New"/>
+                <w:sz w:val="15"/>
+              </w:rPr>
+              <w:t xml:space="preserve">            'copy'    { Need-Variant $v; Run 'lab2/copy_ref.sql' $v }</w:t>
+            </w:r>
+          </w:p>
+          <w:p>
+            <w:pPr>
+              <w:spacing w:line="240" w:lineRule="auto"/>
+            </w:pPr>
+            <w:r>
+              <w:rPr>
+                <w:rFonts w:ascii="Courier New" w:hAnsi="Courier New" w:eastAsia="Courier New"/>
+                <w:sz w:val="15"/>
+              </w:rPr>
+              <w:t xml:space="preserve">            'explain' { Need-Variant $v; Run 'lab2/explain.sql' $v $A[3] }</w:t>
+            </w:r>
+          </w:p>
+          <w:p>
+            <w:pPr>
+              <w:spacing w:line="240" w:lineRule="auto"/>
+            </w:pPr>
+            <w:r>
+              <w:rPr>
+                <w:rFonts w:ascii="Courier New" w:hAnsi="Courier New" w:eastAsia="Courier New"/>
+                <w:sz w:val="15"/>
+              </w:rPr>
+              <w:t xml:space="preserve">            'measure' { Need-Variant $v; Run 'lab2/measure.sql' $v $A[3]</w:t>
+            </w:r>
+          </w:p>
+          <w:p>
+            <w:pPr>
+              <w:spacing w:line="240" w:lineRule="auto"/>
+            </w:pPr>
+            <w:r>
+              <w:rPr>
+                <w:rFonts w:ascii="Courier New" w:hAnsi="Courier New" w:eastAsia="Courier New"/>
+                <w:sz w:val="15"/>
+              </w:rPr>
+              <w:t xml:space="preserve">                        Show-Text "results/lr2_v$($v)_results.txt" }</w:t>
+            </w:r>
+          </w:p>
+          <w:p>
+            <w:pPr>
+              <w:spacing w:line="240" w:lineRule="auto"/>
+            </w:pPr>
+            <w:r>
+              <w:rPr>
+                <w:rFonts w:ascii="Courier New" w:hAnsi="Courier New" w:eastAsia="Courier New"/>
+                <w:sz w:val="15"/>
+              </w:rPr>
+              <w:t xml:space="preserve">            'results' { Need-Variant $v; Show-Text "results/lr2_v$($v)_results.txt" }</w:t>
+            </w:r>
+          </w:p>
+          <w:p>
+            <w:pPr>
+              <w:spacing w:line="240" w:lineRule="auto"/>
+            </w:pPr>
+            <w:r>
+              <w:rPr>
+                <w:rFonts w:ascii="Courier New" w:hAnsi="Courier New" w:eastAsia="Courier New"/>
+                <w:sz w:val="15"/>
+              </w:rPr>
+              <w:t xml:space="preserve">            default   { Say 'ОШИБКА: ./help lr2 gen|restore|tbs|time|timing|idx|idx1|idx0|pk1|pk0|copy|explain|measure|results'; exit 1 }</w:t>
+            </w:r>
+          </w:p>
+          <w:p>
+            <w:pPr>
+              <w:spacing w:line="240" w:lineRule="auto"/>
+            </w:pPr>
+            <w:r>
+              <w:rPr>
+                <w:rFonts w:ascii="Courier New" w:hAnsi="Courier New" w:eastAsia="Courier New"/>
+                <w:sz w:val="15"/>
+              </w:rPr>
+              <w:t xml:space="preserve">        }</w:t>
+            </w:r>
+          </w:p>
+          <w:p>
+            <w:pPr>
+              <w:spacing w:line="240" w:lineRule="auto"/>
+            </w:pPr>
+            <w:r>
+              <w:rPr>
+                <w:rFonts w:ascii="Courier New" w:hAnsi="Courier New" w:eastAsia="Courier New"/>
+                <w:sz w:val="15"/>
+              </w:rPr>
+              <w:t xml:space="preserve">    }</w:t>
             </w:r>
           </w:p>
           <w:p>
@@ -10231,43 +15163,103 @@
                 <w:rFonts w:ascii="Courier New" w:hAnsi="Courier New" w:eastAsia="Courier New"/>
                 <w:sz w:val="15"/>
               </w:rPr>
-              <w:t>================== ЛР8: ПРОГРАММЫ С ДАННЫМИ MS SQL SERVER ==================</w:t>
-            </w:r>
-          </w:p>
-          <w:p>
-            <w:pPr>
-              <w:spacing w:line="240" w:lineRule="auto"/>
-            </w:pPr>
-            <w:r>
-              <w:rPr>
-                <w:rFonts w:ascii="Courier New" w:hAnsi="Courier New" w:eastAsia="Courier New"/>
-                <w:sz w:val="15"/>
-              </w:rPr>
-              <w:t xml:space="preserve">  ./help lr8 build             - компиляция программы C# варианта 20</w:t>
-            </w:r>
-          </w:p>
-          <w:p>
-            <w:pPr>
-              <w:spacing w:line="240" w:lineRule="auto"/>
-            </w:pPr>
-            <w:r>
-              <w:rPr>
-                <w:rFonts w:ascii="Courier New" w:hAnsi="Courier New" w:eastAsia="Courier New"/>
-                <w:sz w:val="15"/>
-              </w:rPr>
-              <w:t xml:space="preserve">  ./help lr8 20 [D1 D2 [категория]] - в.20 (C#): продажи (шт) по категории и кварталу</w:t>
-            </w:r>
-          </w:p>
-          <w:p>
-            <w:pPr>
-              <w:spacing w:line="240" w:lineRule="auto"/>
-            </w:pPr>
-            <w:r>
-              <w:rPr>
-                <w:rFonts w:ascii="Courier New" w:hAnsi="Courier New" w:eastAsia="Courier New"/>
-                <w:sz w:val="15"/>
-              </w:rPr>
-              <w:t xml:space="preserve">  ./help lr8 22 [D1 D2 [поставщик]] - в.22 (Python): затраты клиентов по поставщику и декаде</w:t>
+              <w:t xml:space="preserve">    # ------------------------------ ЛР3 ------------------------------</w:t>
+            </w:r>
+          </w:p>
+          <w:p>
+            <w:pPr>
+              <w:spacing w:line="240" w:lineRule="auto"/>
+            </w:pPr>
+            <w:r>
+              <w:rPr>
+                <w:rFonts w:ascii="Courier New" w:hAnsi="Courier New" w:eastAsia="Courier New"/>
+                <w:sz w:val="15"/>
+              </w:rPr>
+              <w:t xml:space="preserve">    'lr3' {</w:t>
+            </w:r>
+          </w:p>
+          <w:p>
+            <w:pPr>
+              <w:spacing w:line="240" w:lineRule="auto"/>
+            </w:pPr>
+            <w:r>
+              <w:rPr>
+                <w:rFonts w:ascii="Courier New" w:hAnsi="Courier New" w:eastAsia="Courier New"/>
+                <w:sz w:val="15"/>
+              </w:rPr>
+              <w:t xml:space="preserve">        switch ($A[1]) {</w:t>
+            </w:r>
+          </w:p>
+          <w:p>
+            <w:pPr>
+              <w:spacing w:line="240" w:lineRule="auto"/>
+            </w:pPr>
+            <w:r>
+              <w:rPr>
+                <w:rFonts w:ascii="Courier New" w:hAnsi="Courier New" w:eastAsia="Courier New"/>
+                <w:sz w:val="15"/>
+              </w:rPr>
+              <w:t xml:space="preserve">            'cmplx' { Run 'lab3/cmplx.sql' }</w:t>
+            </w:r>
+          </w:p>
+          <w:p>
+            <w:pPr>
+              <w:spacing w:line="240" w:lineRule="auto"/>
+            </w:pPr>
+            <w:r>
+              <w:rPr>
+                <w:rFonts w:ascii="Courier New" w:hAnsi="Courier New" w:eastAsia="Courier New"/>
+                <w:sz w:val="15"/>
+              </w:rPr>
+              <w:t xml:space="preserve">            '20'    { Run 'lab3/v20_vector3.sql' }</w:t>
+            </w:r>
+          </w:p>
+          <w:p>
+            <w:pPr>
+              <w:spacing w:line="240" w:lineRule="auto"/>
+            </w:pPr>
+            <w:r>
+              <w:rPr>
+                <w:rFonts w:ascii="Courier New" w:hAnsi="Courier New" w:eastAsia="Courier New"/>
+                <w:sz w:val="15"/>
+              </w:rPr>
+              <w:t xml:space="preserve">            '22'    { Run 'lab3/v22_rational.sql' }</w:t>
+            </w:r>
+          </w:p>
+          <w:p>
+            <w:pPr>
+              <w:spacing w:line="240" w:lineRule="auto"/>
+            </w:pPr>
+            <w:r>
+              <w:rPr>
+                <w:rFonts w:ascii="Courier New" w:hAnsi="Courier New" w:eastAsia="Courier New"/>
+                <w:sz w:val="15"/>
+              </w:rPr>
+              <w:t xml:space="preserve">            default { Say 'ОШИБКА: ./help lr3 cmplx|20|22'; exit 1 }</w:t>
+            </w:r>
+          </w:p>
+          <w:p>
+            <w:pPr>
+              <w:spacing w:line="240" w:lineRule="auto"/>
+            </w:pPr>
+            <w:r>
+              <w:rPr>
+                <w:rFonts w:ascii="Courier New" w:hAnsi="Courier New" w:eastAsia="Courier New"/>
+                <w:sz w:val="15"/>
+              </w:rPr>
+              <w:t xml:space="preserve">        }</w:t>
+            </w:r>
+          </w:p>
+          <w:p>
+            <w:pPr>
+              <w:spacing w:line="240" w:lineRule="auto"/>
+            </w:pPr>
+            <w:r>
+              <w:rPr>
+                <w:rFonts w:ascii="Courier New" w:hAnsi="Courier New" w:eastAsia="Courier New"/>
+                <w:sz w:val="15"/>
+              </w:rPr>
+              <w:t xml:space="preserve">    }</w:t>
             </w:r>
           </w:p>
           <w:p>
@@ -10291,79 +15283,415 @@
                 <w:rFonts w:ascii="Courier New" w:hAnsi="Courier New" w:eastAsia="Courier New"/>
                 <w:sz w:val="15"/>
               </w:rPr>
-              <w:t>================== ПРОЧЕЕ ==================</w:t>
-            </w:r>
-          </w:p>
-          <w:p>
-            <w:pPr>
-              <w:spacing w:line="240" w:lineRule="auto"/>
-            </w:pPr>
-            <w:r>
-              <w:rPr>
-                <w:rFonts w:ascii="Courier New" w:hAnsi="Courier New" w:eastAsia="Courier New"/>
-                <w:sz w:val="15"/>
-              </w:rPr>
-              <w:t xml:space="preserve">  ./help reports [N ...]       - пересобрать отчёты .docx (reports/docx)</w:t>
-            </w:r>
-          </w:p>
-          <w:p>
-            <w:pPr>
-              <w:spacing w:line="240" w:lineRule="auto"/>
-            </w:pPr>
-            <w:r>
-              <w:rPr>
-                <w:rFonts w:ascii="Courier New" w:hAnsi="Courier New" w:eastAsia="Courier New"/>
-                <w:sz w:val="15"/>
-              </w:rPr>
-              <w:t xml:space="preserve">  ./help psql                  - консоль psql (база sales)</w:t>
-            </w:r>
-          </w:p>
-          <w:p>
-            <w:pPr>
-              <w:spacing w:line="240" w:lineRule="auto"/>
-            </w:pPr>
-            <w:r>
-              <w:rPr>
-                <w:rFonts w:ascii="Courier New" w:hAnsi="Courier New" w:eastAsia="Courier New"/>
-                <w:sz w:val="15"/>
-              </w:rPr>
-              <w:t xml:space="preserve">  ./help файл.sql [a1 [a2 [a3]]] - выполнить любой psql-сценарий с параметрами</w:t>
-            </w:r>
-          </w:p>
-          <w:p>
-            <w:pPr>
-              <w:spacing w:line="240" w:lineRule="auto"/>
-            </w:pPr>
-            <w:r>
-              <w:rPr>
-                <w:rFonts w:ascii="Courier New" w:hAnsi="Courier New" w:eastAsia="Courier New"/>
-                <w:sz w:val="15"/>
-              </w:rPr>
-              <w:t>'@</w:t>
-            </w:r>
-          </w:p>
-          <w:p>
-            <w:pPr>
-              <w:spacing w:line="240" w:lineRule="auto"/>
-            </w:pPr>
-            <w:r>
-              <w:rPr>
-                <w:rFonts w:ascii="Courier New" w:hAnsi="Courier New" w:eastAsia="Courier New"/>
-                <w:sz w:val="15"/>
-              </w:rPr>
-              <w:t xml:space="preserve">    exit 1</w:t>
-            </w:r>
-          </w:p>
-          <w:p>
-            <w:pPr>
-              <w:spacing w:line="240" w:lineRule="auto"/>
-            </w:pPr>
-            <w:r>
-              <w:rPr>
-                <w:rFonts w:ascii="Courier New" w:hAnsi="Courier New" w:eastAsia="Courier New"/>
-                <w:sz w:val="15"/>
-              </w:rPr>
-              <w:t>}</w:t>
+              <w:t xml:space="preserve">    # ------------------------------ ЛР4 ------------------------------</w:t>
+            </w:r>
+          </w:p>
+          <w:p>
+            <w:pPr>
+              <w:spacing w:line="240" w:lineRule="auto"/>
+            </w:pPr>
+            <w:r>
+              <w:rPr>
+                <w:rFonts w:ascii="Courier New" w:hAnsi="Courier New" w:eastAsia="Courier New"/>
+                <w:sz w:val="15"/>
+              </w:rPr>
+              <w:t xml:space="preserve">    'lr4' {</w:t>
+            </w:r>
+          </w:p>
+          <w:p>
+            <w:pPr>
+              <w:spacing w:line="240" w:lineRule="auto"/>
+            </w:pPr>
+            <w:r>
+              <w:rPr>
+                <w:rFonts w:ascii="Courier New" w:hAnsi="Courier New" w:eastAsia="Courier New"/>
+                <w:sz w:val="15"/>
+              </w:rPr>
+              <w:t xml:space="preserve">        switch ($A[1]) {</w:t>
+            </w:r>
+          </w:p>
+          <w:p>
+            <w:pPr>
+              <w:spacing w:line="240" w:lineRule="auto"/>
+            </w:pPr>
+            <w:r>
+              <w:rPr>
+                <w:rFonts w:ascii="Courier New" w:hAnsi="Courier New" w:eastAsia="Courier New"/>
+                <w:sz w:val="15"/>
+              </w:rPr>
+              <w:t xml:space="preserve">            'all' {</w:t>
+            </w:r>
+          </w:p>
+          <w:p>
+            <w:pPr>
+              <w:spacing w:line="240" w:lineRule="auto"/>
+            </w:pPr>
+            <w:r>
+              <w:rPr>
+                <w:rFonts w:ascii="Courier New" w:hAnsi="Courier New" w:eastAsia="Courier New"/>
+                <w:sz w:val="15"/>
+              </w:rPr>
+              <w:t xml:space="preserve">                $v = if ($A[2]) { $A[2] } else { '20' }</w:t>
+            </w:r>
+          </w:p>
+          <w:p>
+            <w:pPr>
+              <w:spacing w:line="240" w:lineRule="auto"/>
+            </w:pPr>
+            <w:r>
+              <w:rPr>
+                <w:rFonts w:ascii="Courier New" w:hAnsi="Courier New" w:eastAsia="Courier New"/>
+                <w:sz w:val="15"/>
+              </w:rPr>
+              <w:t xml:space="preserve">                Need-Variant $v</w:t>
+            </w:r>
+          </w:p>
+          <w:p>
+            <w:pPr>
+              <w:spacing w:line="240" w:lineRule="auto"/>
+            </w:pPr>
+            <w:r>
+              <w:rPr>
+                <w:rFonts w:ascii="Courier New" w:hAnsi="Courier New" w:eastAsia="Courier New"/>
+                <w:sz w:val="15"/>
+              </w:rPr>
+              <w:t xml:space="preserve">                if ($A[3]) { $env:LR4_WORK = $A[3] -replace '/', '\' }</w:t>
+            </w:r>
+          </w:p>
+          <w:p>
+            <w:pPr>
+              <w:spacing w:line="240" w:lineRule="auto"/>
+            </w:pPr>
+            <w:r>
+              <w:rPr>
+                <w:rFonts w:ascii="Courier New" w:hAnsi="Courier New" w:eastAsia="Courier New"/>
+                <w:sz w:val="15"/>
+              </w:rPr>
+              <w:t xml:space="preserve">                Bat 'lab4/run_all.bat' @($v) 'cp1251' "results/lr4_v$($v)_protocol.txt"</w:t>
+            </w:r>
+          </w:p>
+          <w:p>
+            <w:pPr>
+              <w:spacing w:line="240" w:lineRule="auto"/>
+            </w:pPr>
+            <w:r>
+              <w:rPr>
+                <w:rFonts w:ascii="Courier New" w:hAnsi="Courier New" w:eastAsia="Courier New"/>
+                <w:sz w:val="15"/>
+              </w:rPr>
+              <w:t xml:space="preserve">            }</w:t>
+            </w:r>
+          </w:p>
+          <w:p>
+            <w:pPr>
+              <w:spacing w:line="240" w:lineRule="auto"/>
+            </w:pPr>
+            <w:r>
+              <w:rPr>
+                <w:rFonts w:ascii="Courier New" w:hAnsi="Courier New" w:eastAsia="Courier New"/>
+                <w:sz w:val="15"/>
+              </w:rPr>
+              <w:t xml:space="preserve">            'base'  {</w:t>
+            </w:r>
+          </w:p>
+          <w:p>
+            <w:pPr>
+              <w:spacing w:line="240" w:lineRule="auto"/>
+            </w:pPr>
+            <w:r>
+              <w:rPr>
+                <w:rFonts w:ascii="Courier New" w:hAnsi="Courier New" w:eastAsia="Courier New"/>
+                <w:sz w:val="15"/>
+              </w:rPr>
+              <w:t xml:space="preserve">                if ($A[2]) { $env:LR4_BASE = $A[2] }</w:t>
+            </w:r>
+          </w:p>
+          <w:p>
+            <w:pPr>
+              <w:spacing w:line="240" w:lineRule="auto"/>
+            </w:pPr>
+            <w:r>
+              <w:rPr>
+                <w:rFonts w:ascii="Courier New" w:hAnsi="Courier New" w:eastAsia="Courier New"/>
+                <w:sz w:val="15"/>
+              </w:rPr>
+              <w:t xml:space="preserve">                Bat 'lab4/create_base.bat' @() 'cp1251'</w:t>
+            </w:r>
+          </w:p>
+          <w:p>
+            <w:pPr>
+              <w:spacing w:line="240" w:lineRule="auto"/>
+            </w:pPr>
+            <w:r>
+              <w:rPr>
+                <w:rFonts w:ascii="Courier New" w:hAnsi="Courier New" w:eastAsia="Courier New"/>
+                <w:sz w:val="15"/>
+              </w:rPr>
+              <w:t xml:space="preserve">            }</w:t>
+            </w:r>
+          </w:p>
+          <w:p>
+            <w:pPr>
+              <w:spacing w:line="240" w:lineRule="auto"/>
+            </w:pPr>
+            <w:r>
+              <w:rPr>
+                <w:rFonts w:ascii="Courier New" w:hAnsi="Courier New" w:eastAsia="Courier New"/>
+                <w:sz w:val="15"/>
+              </w:rPr>
+              <w:t xml:space="preserve">            'tasks' {</w:t>
+            </w:r>
+          </w:p>
+          <w:p>
+            <w:pPr>
+              <w:spacing w:line="240" w:lineRule="auto"/>
+            </w:pPr>
+            <w:r>
+              <w:rPr>
+                <w:rFonts w:ascii="Courier New" w:hAnsi="Courier New" w:eastAsia="Courier New"/>
+                <w:sz w:val="15"/>
+              </w:rPr>
+              <w:t xml:space="preserve">                if (-not $A[2]) { Say 'Использование: ./help lr4 tasks N [база] [20|22]'; exit 1 }</w:t>
+            </w:r>
+          </w:p>
+          <w:p>
+            <w:pPr>
+              <w:spacing w:line="240" w:lineRule="auto"/>
+            </w:pPr>
+            <w:r>
+              <w:rPr>
+                <w:rFonts w:ascii="Courier New" w:hAnsi="Courier New" w:eastAsia="Courier New"/>
+                <w:sz w:val="15"/>
+              </w:rPr>
+              <w:t xml:space="preserve">                # необязательные параметры в любом порядке: 20|22 - вариант, иначе - база</w:t>
+            </w:r>
+          </w:p>
+          <w:p>
+            <w:pPr>
+              <w:spacing w:line="240" w:lineRule="auto"/>
+            </w:pPr>
+            <w:r>
+              <w:rPr>
+                <w:rFonts w:ascii="Courier New" w:hAnsi="Courier New" w:eastAsia="Courier New"/>
+                <w:sz w:val="15"/>
+              </w:rPr>
+              <w:t xml:space="preserve">                $db = ''</w:t>
+            </w:r>
+          </w:p>
+          <w:p>
+            <w:pPr>
+              <w:spacing w:line="240" w:lineRule="auto"/>
+            </w:pPr>
+            <w:r>
+              <w:rPr>
+                <w:rFonts w:ascii="Courier New" w:hAnsi="Courier New" w:eastAsia="Courier New"/>
+                <w:sz w:val="15"/>
+              </w:rPr>
+              <w:t xml:space="preserve">                foreach ($p in $A[3], $A[4]) {</w:t>
+            </w:r>
+          </w:p>
+          <w:p>
+            <w:pPr>
+              <w:spacing w:line="240" w:lineRule="auto"/>
+            </w:pPr>
+            <w:r>
+              <w:rPr>
+                <w:rFonts w:ascii="Courier New" w:hAnsi="Courier New" w:eastAsia="Courier New"/>
+                <w:sz w:val="15"/>
+              </w:rPr>
+              <w:t xml:space="preserve">                    if ($p -in '20', '22') { $env:LR4_VARIANT = $p }</w:t>
+            </w:r>
+          </w:p>
+          <w:p>
+            <w:pPr>
+              <w:spacing w:line="240" w:lineRule="auto"/>
+            </w:pPr>
+            <w:r>
+              <w:rPr>
+                <w:rFonts w:ascii="Courier New" w:hAnsi="Courier New" w:eastAsia="Courier New"/>
+                <w:sz w:val="15"/>
+              </w:rPr>
+              <w:t xml:space="preserve">                    elseif ($p -and $db) { Say "ОШИБКА: две базы ($db, $p) - укажите базу и вариант 20|22"; exit 1 }</w:t>
+            </w:r>
+          </w:p>
+          <w:p>
+            <w:pPr>
+              <w:spacing w:line="240" w:lineRule="auto"/>
+            </w:pPr>
+            <w:r>
+              <w:rPr>
+                <w:rFonts w:ascii="Courier New" w:hAnsi="Courier New" w:eastAsia="Courier New"/>
+                <w:sz w:val="15"/>
+              </w:rPr>
+              <w:t xml:space="preserve">                    elseif ($p) { $db = $p }</w:t>
+            </w:r>
+          </w:p>
+          <w:p>
+            <w:pPr>
+              <w:spacing w:line="240" w:lineRule="auto"/>
+            </w:pPr>
+            <w:r>
+              <w:rPr>
+                <w:rFonts w:ascii="Courier New" w:hAnsi="Courier New" w:eastAsia="Courier New"/>
+                <w:sz w:val="15"/>
+              </w:rPr>
+              <w:t xml:space="preserve">                }</w:t>
+            </w:r>
+          </w:p>
+          <w:p>
+            <w:pPr>
+              <w:spacing w:line="240" w:lineRule="auto"/>
+            </w:pPr>
+            <w:r>
+              <w:rPr>
+                <w:rFonts w:ascii="Courier New" w:hAnsi="Courier New" w:eastAsia="Courier New"/>
+                <w:sz w:val="15"/>
+              </w:rPr>
+              <w:t xml:space="preserve">                Bat 'lab4/tasks.bat' @($A[2], $db)</w:t>
+            </w:r>
+          </w:p>
+          <w:p>
+            <w:pPr>
+              <w:spacing w:line="240" w:lineRule="auto"/>
+            </w:pPr>
+            <w:r>
+              <w:rPr>
+                <w:rFonts w:ascii="Courier New" w:hAnsi="Courier New" w:eastAsia="Courier New"/>
+                <w:sz w:val="15"/>
+              </w:rPr>
+              <w:t xml:space="preserve">            }</w:t>
+            </w:r>
+          </w:p>
+          <w:p>
+            <w:pPr>
+              <w:spacing w:line="240" w:lineRule="auto"/>
+            </w:pPr>
+            <w:r>
+              <w:rPr>
+                <w:rFonts w:ascii="Courier New" w:hAnsi="Courier New" w:eastAsia="Courier New"/>
+                <w:sz w:val="15"/>
+              </w:rPr>
+              <w:t xml:space="preserve">            { $_ -in 'dump1', 'dump2' } {</w:t>
+            </w:r>
+          </w:p>
+          <w:p>
+            <w:pPr>
+              <w:spacing w:line="240" w:lineRule="auto"/>
+            </w:pPr>
+            <w:r>
+              <w:rPr>
+                <w:rFonts w:ascii="Courier New" w:hAnsi="Courier New" w:eastAsia="Courier New"/>
+                <w:sz w:val="15"/>
+              </w:rPr>
+              <w:t xml:space="preserve">                if ($A[2]) { $env:LR4_BASE = $A[2] }</w:t>
+            </w:r>
+          </w:p>
+          <w:p>
+            <w:pPr>
+              <w:spacing w:line="240" w:lineRule="auto"/>
+            </w:pPr>
+            <w:r>
+              <w:rPr>
+                <w:rFonts w:ascii="Courier New" w:hAnsi="Courier New" w:eastAsia="Courier New"/>
+                <w:sz w:val="15"/>
+              </w:rPr>
+              <w:t xml:space="preserve">                Bat "lab4/dump-$($A[1].Substring(4)).bat"</w:t>
+            </w:r>
+          </w:p>
+          <w:p>
+            <w:pPr>
+              <w:spacing w:line="240" w:lineRule="auto"/>
+            </w:pPr>
+            <w:r>
+              <w:rPr>
+                <w:rFonts w:ascii="Courier New" w:hAnsi="Courier New" w:eastAsia="Courier New"/>
+                <w:sz w:val="15"/>
+              </w:rPr>
+              <w:t xml:space="preserve">            }</w:t>
+            </w:r>
+          </w:p>
+          <w:p>
+            <w:pPr>
+              <w:spacing w:line="240" w:lineRule="auto"/>
+            </w:pPr>
+            <w:r>
+              <w:rPr>
+                <w:rFonts w:ascii="Courier New" w:hAnsi="Courier New" w:eastAsia="Courier New"/>
+                <w:sz w:val="15"/>
+              </w:rPr>
+              <w:t xml:space="preserve">            'dump3' {</w:t>
+            </w:r>
+          </w:p>
+          <w:p>
+            <w:pPr>
+              <w:spacing w:line="240" w:lineRule="auto"/>
+            </w:pPr>
+            <w:r>
+              <w:rPr>
+                <w:rFonts w:ascii="Courier New" w:hAnsi="Courier New" w:eastAsia="Courier New"/>
+                <w:sz w:val="15"/>
+              </w:rPr>
+              <w:t xml:space="preserve">                if ($A[3]) { $env:LR4_BASE = $A[3] }</w:t>
+            </w:r>
+          </w:p>
+          <w:p>
+            <w:pPr>
+              <w:spacing w:line="240" w:lineRule="auto"/>
+            </w:pPr>
+            <w:r>
+              <w:rPr>
+                <w:rFonts w:ascii="Courier New" w:hAnsi="Courier New" w:eastAsia="Courier New"/>
+                <w:sz w:val="15"/>
+              </w:rPr>
+              <w:t xml:space="preserve">                Bat 'lab4/dump-3.bat' @($A[2])</w:t>
+            </w:r>
+          </w:p>
+          <w:p>
+            <w:pPr>
+              <w:spacing w:line="240" w:lineRule="auto"/>
+            </w:pPr>
+            <w:r>
+              <w:rPr>
+                <w:rFonts w:ascii="Courier New" w:hAnsi="Courier New" w:eastAsia="Courier New"/>
+                <w:sz w:val="15"/>
+              </w:rPr>
+              <w:t xml:space="preserve">            }</w:t>
+            </w:r>
+          </w:p>
+          <w:p>
+            <w:pPr>
+              <w:spacing w:line="240" w:lineRule="auto"/>
+            </w:pPr>
+            <w:r>
+              <w:rPr>
+                <w:rFonts w:ascii="Courier New" w:hAnsi="Courier New" w:eastAsia="Courier New"/>
+                <w:sz w:val="15"/>
+              </w:rPr>
+              <w:t xml:space="preserve">            default { Say 'ОШИБКА: ./help lr4 all|base|tasks|dump1|dump2|dump3'; exit 1 }</w:t>
+            </w:r>
+          </w:p>
+          <w:p>
+            <w:pPr>
+              <w:spacing w:line="240" w:lineRule="auto"/>
+            </w:pPr>
+            <w:r>
+              <w:rPr>
+                <w:rFonts w:ascii="Courier New" w:hAnsi="Courier New" w:eastAsia="Courier New"/>
+                <w:sz w:val="15"/>
+              </w:rPr>
+              <w:t xml:space="preserve">        }</w:t>
+            </w:r>
+          </w:p>
+          <w:p>
+            <w:pPr>
+              <w:spacing w:line="240" w:lineRule="auto"/>
+            </w:pPr>
+            <w:r>
+              <w:rPr>
+                <w:rFonts w:ascii="Courier New" w:hAnsi="Courier New" w:eastAsia="Courier New"/>
+                <w:sz w:val="15"/>
+              </w:rPr>
+              <w:t xml:space="preserve">    }</w:t>
             </w:r>
           </w:p>
           <w:p>
@@ -10387,43 +15715,91 @@
                 <w:rFonts w:ascii="Courier New" w:hAnsi="Courier New" w:eastAsia="Courier New"/>
                 <w:sz w:val="15"/>
               </w:rPr>
-              <w:t>if ($A[0] -like '*.sql') {</w:t>
-            </w:r>
-          </w:p>
-          <w:p>
-            <w:pPr>
-              <w:spacing w:line="240" w:lineRule="auto"/>
-            </w:pPr>
-            <w:r>
-              <w:rPr>
-                <w:rFonts w:ascii="Courier New" w:hAnsi="Courier New" w:eastAsia="Courier New"/>
-                <w:sz w:val="15"/>
-              </w:rPr>
-              <w:t xml:space="preserve">    Run $A[0] $A[1] $A[2] $A[3]</w:t>
-            </w:r>
-          </w:p>
-          <w:p>
-            <w:pPr>
-              <w:spacing w:line="240" w:lineRule="auto"/>
-            </w:pPr>
-            <w:r>
-              <w:rPr>
-                <w:rFonts w:ascii="Courier New" w:hAnsi="Courier New" w:eastAsia="Courier New"/>
-                <w:sz w:val="15"/>
-              </w:rPr>
-              <w:t xml:space="preserve">    exit 0</w:t>
-            </w:r>
-          </w:p>
-          <w:p>
-            <w:pPr>
-              <w:spacing w:line="240" w:lineRule="auto"/>
-            </w:pPr>
-            <w:r>
-              <w:rPr>
-                <w:rFonts w:ascii="Courier New" w:hAnsi="Courier New" w:eastAsia="Courier New"/>
-                <w:sz w:val="15"/>
-              </w:rPr>
-              <w:t>}</w:t>
+              <w:t xml:space="preserve">    # ------------------------------ ЛР5 ------------------------------</w:t>
+            </w:r>
+          </w:p>
+          <w:p>
+            <w:pPr>
+              <w:spacing w:line="240" w:lineRule="auto"/>
+            </w:pPr>
+            <w:r>
+              <w:rPr>
+                <w:rFonts w:ascii="Courier New" w:hAnsi="Courier New" w:eastAsia="Courier New"/>
+                <w:sz w:val="15"/>
+              </w:rPr>
+              <w:t xml:space="preserve">    'lr5' {</w:t>
+            </w:r>
+          </w:p>
+          <w:p>
+            <w:pPr>
+              <w:spacing w:line="240" w:lineRule="auto"/>
+            </w:pPr>
+            <w:r>
+              <w:rPr>
+                <w:rFonts w:ascii="Courier New" w:hAnsi="Courier New" w:eastAsia="Courier New"/>
+                <w:sz w:val="15"/>
+              </w:rPr>
+              <w:t xml:space="preserve">        switch ($A[1]) {</w:t>
+            </w:r>
+          </w:p>
+          <w:p>
+            <w:pPr>
+              <w:spacing w:line="240" w:lineRule="auto"/>
+            </w:pPr>
+            <w:r>
+              <w:rPr>
+                <w:rFonts w:ascii="Courier New" w:hAnsi="Courier New" w:eastAsia="Courier New"/>
+                <w:sz w:val="15"/>
+              </w:rPr>
+              <w:t xml:space="preserve">            'build' { Need-Variant $A[2]; Bat 'lab5/build.bat' @($A[2], ($A[3] -replace '/', '\')) 'cp866' }</w:t>
+            </w:r>
+          </w:p>
+          <w:p>
+            <w:pPr>
+              <w:spacing w:line="240" w:lineRule="auto"/>
+            </w:pPr>
+            <w:r>
+              <w:rPr>
+                <w:rFonts w:ascii="Courier New" w:hAnsi="Courier New" w:eastAsia="Courier New"/>
+                <w:sz w:val="15"/>
+              </w:rPr>
+              <w:t xml:space="preserve">            { $_ -in '20', '22' } { Run "lab5/v$($A[1])_test.sql" $A[2] }</w:t>
+            </w:r>
+          </w:p>
+          <w:p>
+            <w:pPr>
+              <w:spacing w:line="240" w:lineRule="auto"/>
+            </w:pPr>
+            <w:r>
+              <w:rPr>
+                <w:rFonts w:ascii="Courier New" w:hAnsi="Courier New" w:eastAsia="Courier New"/>
+                <w:sz w:val="15"/>
+              </w:rPr>
+              <w:t xml:space="preserve">            default { Say 'ОШИБКА: ./help lr5 build 20|22  или  ./help lr5 20|22'; exit 1 }</w:t>
+            </w:r>
+          </w:p>
+          <w:p>
+            <w:pPr>
+              <w:spacing w:line="240" w:lineRule="auto"/>
+            </w:pPr>
+            <w:r>
+              <w:rPr>
+                <w:rFonts w:ascii="Courier New" w:hAnsi="Courier New" w:eastAsia="Courier New"/>
+                <w:sz w:val="15"/>
+              </w:rPr>
+              <w:t xml:space="preserve">        }</w:t>
+            </w:r>
+          </w:p>
+          <w:p>
+            <w:pPr>
+              <w:spacing w:line="240" w:lineRule="auto"/>
+            </w:pPr>
+            <w:r>
+              <w:rPr>
+                <w:rFonts w:ascii="Courier New" w:hAnsi="Courier New" w:eastAsia="Courier New"/>
+                <w:sz w:val="15"/>
+              </w:rPr>
+              <w:t xml:space="preserve">    }</w:t>
             </w:r>
           </w:p>
           <w:p>
@@ -10447,67 +15823,223 @@
                 <w:rFonts w:ascii="Courier New" w:hAnsi="Courier New" w:eastAsia="Courier New"/>
                 <w:sz w:val="15"/>
               </w:rPr>
-              <w:t>switch ($A[0]) {</w:t>
-            </w:r>
-          </w:p>
-          <w:p>
-            <w:pPr>
-              <w:spacing w:line="240" w:lineRule="auto"/>
-            </w:pPr>
-            <w:r>
-              <w:rPr>
-                <w:rFonts w:ascii="Courier New" w:hAnsi="Courier New" w:eastAsia="Courier New"/>
-                <w:sz w:val="15"/>
-              </w:rPr>
-              <w:t xml:space="preserve">    # ------------------------------ ЛР1 ------------------------------</w:t>
-            </w:r>
-          </w:p>
-          <w:p>
-            <w:pPr>
-              <w:spacing w:line="240" w:lineRule="auto"/>
-            </w:pPr>
-            <w:r>
-              <w:rPr>
-                <w:rFonts w:ascii="Courier New" w:hAnsi="Courier New" w:eastAsia="Courier New"/>
-                <w:sz w:val="15"/>
-              </w:rPr>
-              <w:t xml:space="preserve">    'db' {</w:t>
-            </w:r>
-          </w:p>
-          <w:p>
-            <w:pPr>
-              <w:spacing w:line="240" w:lineRule="auto"/>
-            </w:pPr>
-            <w:r>
-              <w:rPr>
-                <w:rFonts w:ascii="Courier New" w:hAnsi="Courier New" w:eastAsia="Courier New"/>
-                <w:sz w:val="15"/>
-              </w:rPr>
-              <w:t xml:space="preserve">        Run-Pg 'DATA/create_DB'</w:t>
-            </w:r>
-          </w:p>
-          <w:p>
-            <w:pPr>
-              <w:spacing w:line="240" w:lineRule="auto"/>
-            </w:pPr>
-            <w:r>
-              <w:rPr>
-                <w:rFonts w:ascii="Courier New" w:hAnsi="Courier New" w:eastAsia="Courier New"/>
-                <w:sz w:val="15"/>
-              </w:rPr>
-              <w:t xml:space="preserve">        Run 'DATA/create_tables' -Quiet</w:t>
-            </w:r>
-          </w:p>
-          <w:p>
-            <w:pPr>
-              <w:spacing w:line="240" w:lineRule="auto"/>
-            </w:pPr>
-            <w:r>
-              <w:rPr>
-                <w:rFonts w:ascii="Courier New" w:hAnsi="Courier New" w:eastAsia="Courier New"/>
-                <w:sz w:val="15"/>
-              </w:rPr>
-              <w:t xml:space="preserve">        Run 'DATA/load_data'</w:t>
+              <w:t xml:space="preserve">    # ------------------------------ ЛР6 ------------------------------</w:t>
+            </w:r>
+          </w:p>
+          <w:p>
+            <w:pPr>
+              <w:spacing w:line="240" w:lineRule="auto"/>
+            </w:pPr>
+            <w:r>
+              <w:rPr>
+                <w:rFonts w:ascii="Courier New" w:hAnsi="Courier New" w:eastAsia="Courier New"/>
+                <w:sz w:val="15"/>
+              </w:rPr>
+              <w:t xml:space="preserve">    'lr6' {</w:t>
+            </w:r>
+          </w:p>
+          <w:p>
+            <w:pPr>
+              <w:spacing w:line="240" w:lineRule="auto"/>
+            </w:pPr>
+            <w:r>
+              <w:rPr>
+                <w:rFonts w:ascii="Courier New" w:hAnsi="Courier New" w:eastAsia="Courier New"/>
+                <w:sz w:val="15"/>
+              </w:rPr>
+              <w:t xml:space="preserve">        switch ($A[1]) {</w:t>
+            </w:r>
+          </w:p>
+          <w:p>
+            <w:pPr>
+              <w:spacing w:line="240" w:lineRule="auto"/>
+            </w:pPr>
+            <w:r>
+              <w:rPr>
+                <w:rFonts w:ascii="Courier New" w:hAnsi="Courier New" w:eastAsia="Courier New"/>
+                <w:sz w:val="15"/>
+              </w:rPr>
+              <w:t xml:space="preserve">            'setup' {</w:t>
+            </w:r>
+          </w:p>
+          <w:p>
+            <w:pPr>
+              <w:spacing w:line="240" w:lineRule="auto"/>
+            </w:pPr>
+            <w:r>
+              <w:rPr>
+                <w:rFonts w:ascii="Courier New" w:hAnsi="Courier New" w:eastAsia="Courier New"/>
+                <w:sz w:val="15"/>
+              </w:rPr>
+              <w:t xml:space="preserve">                foreach ($f in 'create_DB', 'create_temp1', 'insert_temp1', 'select_from_temp1') {</w:t>
+            </w:r>
+          </w:p>
+          <w:p>
+            <w:pPr>
+              <w:spacing w:line="240" w:lineRule="auto"/>
+            </w:pPr>
+            <w:r>
+              <w:rPr>
+                <w:rFonts w:ascii="Courier New" w:hAnsi="Courier New" w:eastAsia="Courier New"/>
+                <w:sz w:val="15"/>
+              </w:rPr>
+              <w:t xml:space="preserve">                    Bat 'lab6/s_TCP.bat' @("lab6\SETUP\$f")</w:t>
+            </w:r>
+          </w:p>
+          <w:p>
+            <w:pPr>
+              <w:spacing w:line="240" w:lineRule="auto"/>
+            </w:pPr>
+            <w:r>
+              <w:rPr>
+                <w:rFonts w:ascii="Courier New" w:hAnsi="Courier New" w:eastAsia="Courier New"/>
+                <w:sz w:val="15"/>
+              </w:rPr>
+              <w:t xml:space="preserve">                }</w:t>
+            </w:r>
+          </w:p>
+          <w:p>
+            <w:pPr>
+              <w:spacing w:line="240" w:lineRule="auto"/>
+            </w:pPr>
+            <w:r>
+              <w:rPr>
+                <w:rFonts w:ascii="Courier New" w:hAnsi="Courier New" w:eastAsia="Courier New"/>
+                <w:sz w:val="15"/>
+              </w:rPr>
+              <w:t xml:space="preserve">            }</w:t>
+            </w:r>
+          </w:p>
+          <w:p>
+            <w:pPr>
+              <w:spacing w:line="240" w:lineRule="auto"/>
+            </w:pPr>
+            <w:r>
+              <w:rPr>
+                <w:rFonts w:ascii="Courier New" w:hAnsi="Courier New" w:eastAsia="Courier New"/>
+                <w:sz w:val="15"/>
+              </w:rPr>
+              <w:t xml:space="preserve">            'sel2'     { Bat 'lab6/COPY/make_sel2.bat' }</w:t>
+            </w:r>
+          </w:p>
+          <w:p>
+            <w:pPr>
+              <w:spacing w:line="240" w:lineRule="auto"/>
+            </w:pPr>
+            <w:r>
+              <w:rPr>
+                <w:rFonts w:ascii="Courier New" w:hAnsi="Courier New" w:eastAsia="Courier New"/>
+                <w:sz w:val="15"/>
+              </w:rPr>
+              <w:t xml:space="preserve">            'createdb' { Bat 'lab6/s_TCP.bat' @('lab6\COPY\create_DB') }</w:t>
+            </w:r>
+          </w:p>
+          <w:p>
+            <w:pPr>
+              <w:spacing w:line="240" w:lineRule="auto"/>
+            </w:pPr>
+            <w:r>
+              <w:rPr>
+                <w:rFonts w:ascii="Courier New" w:hAnsi="Courier New" w:eastAsia="Courier New"/>
+                <w:sz w:val="15"/>
+              </w:rPr>
+              <w:t xml:space="preserve">            'copy'     { Bat 'lab6/COPY/copy_to_MS_SQL.bat' @() 'cp1251' }</w:t>
+            </w:r>
+          </w:p>
+          <w:p>
+            <w:pPr>
+              <w:spacing w:line="240" w:lineRule="auto"/>
+            </w:pPr>
+            <w:r>
+              <w:rPr>
+                <w:rFonts w:ascii="Courier New" w:hAnsi="Courier New" w:eastAsia="Courier New"/>
+                <w:sz w:val="15"/>
+              </w:rPr>
+              <w:t xml:space="preserve">            'disp'     { Bat 'lab6/COPY/disp.bat' }</w:t>
+            </w:r>
+          </w:p>
+          <w:p>
+            <w:pPr>
+              <w:spacing w:line="240" w:lineRule="auto"/>
+            </w:pPr>
+            <w:r>
+              <w:rPr>
+                <w:rFonts w:ascii="Courier New" w:hAnsi="Courier New" w:eastAsia="Courier New"/>
+                <w:sz w:val="15"/>
+              </w:rPr>
+              <w:t xml:space="preserve">            { $_ -in 'v20', 'v22' } {</w:t>
+            </w:r>
+          </w:p>
+          <w:p>
+            <w:pPr>
+              <w:spacing w:line="240" w:lineRule="auto"/>
+            </w:pPr>
+            <w:r>
+              <w:rPr>
+                <w:rFonts w:ascii="Courier New" w:hAnsi="Courier New" w:eastAsia="Courier New"/>
+                <w:sz w:val="15"/>
+              </w:rPr>
+              <w:t xml:space="preserve">                Need-Task $A[2]</w:t>
+            </w:r>
+          </w:p>
+          <w:p>
+            <w:pPr>
+              <w:spacing w:line="240" w:lineRule="auto"/>
+            </w:pPr>
+            <w:r>
+              <w:rPr>
+                <w:rFonts w:ascii="Courier New" w:hAnsi="Courier New" w:eastAsia="Courier New"/>
+                <w:sz w:val="15"/>
+              </w:rPr>
+              <w:t xml:space="preserve">                Bat 'lab6/s.bat' @("lab6\tasks\$($A[1])_task$($A[2]).sql", $A[3], $A[4], $A[5])</w:t>
+            </w:r>
+          </w:p>
+          <w:p>
+            <w:pPr>
+              <w:spacing w:line="240" w:lineRule="auto"/>
+            </w:pPr>
+            <w:r>
+              <w:rPr>
+                <w:rFonts w:ascii="Courier New" w:hAnsi="Courier New" w:eastAsia="Courier New"/>
+                <w:sz w:val="15"/>
+              </w:rPr>
+              <w:t xml:space="preserve">            }</w:t>
+            </w:r>
+          </w:p>
+          <w:p>
+            <w:pPr>
+              <w:spacing w:line="240" w:lineRule="auto"/>
+            </w:pPr>
+            <w:r>
+              <w:rPr>
+                <w:rFonts w:ascii="Courier New" w:hAnsi="Courier New" w:eastAsia="Courier New"/>
+                <w:sz w:val="15"/>
+              </w:rPr>
+              <w:t xml:space="preserve">            'console'  { &amp; .\lab6\s0.bat }</w:t>
+            </w:r>
+          </w:p>
+          <w:p>
+            <w:pPr>
+              <w:spacing w:line="240" w:lineRule="auto"/>
+            </w:pPr>
+            <w:r>
+              <w:rPr>
+                <w:rFonts w:ascii="Courier New" w:hAnsi="Courier New" w:eastAsia="Courier New"/>
+                <w:sz w:val="15"/>
+              </w:rPr>
+              <w:t xml:space="preserve">            default    { Say 'ОШИБКА: ./help lr6 setup|sel2|createdb|copy|disp|v20|v22|console'; exit 1 }</w:t>
+            </w:r>
+          </w:p>
+          <w:p>
+            <w:pPr>
+              <w:spacing w:line="240" w:lineRule="auto"/>
+            </w:pPr>
+            <w:r>
+              <w:rPr>
+                <w:rFonts w:ascii="Courier New" w:hAnsi="Courier New" w:eastAsia="Courier New"/>
+                <w:sz w:val="15"/>
+              </w:rPr>
+              <w:t xml:space="preserve">        }</w:t>
             </w:r>
           </w:p>
           <w:p>
@@ -10531,43 +16063,103 @@
                 <w:rFonts w:ascii="Courier New" w:hAnsi="Courier New" w:eastAsia="Courier New"/>
                 <w:sz w:val="15"/>
               </w:rPr>
-              <w:t xml:space="preserve">    'counts' { Run 'helper/counts.sql' }</w:t>
-            </w:r>
-          </w:p>
-          <w:p>
-            <w:pPr>
-              <w:spacing w:line="240" w:lineRule="auto"/>
-            </w:pPr>
-            <w:r>
-              <w:rPr>
-                <w:rFonts w:ascii="Courier New" w:hAnsi="Courier New" w:eastAsia="Courier New"/>
-                <w:sz w:val="15"/>
-              </w:rPr>
-              <w:t xml:space="preserve">    { $_ -in 'v20', 'v22' } {</w:t>
-            </w:r>
-          </w:p>
-          <w:p>
-            <w:pPr>
-              <w:spacing w:line="240" w:lineRule="auto"/>
-            </w:pPr>
-            <w:r>
-              <w:rPr>
-                <w:rFonts w:ascii="Courier New" w:hAnsi="Courier New" w:eastAsia="Courier New"/>
-                <w:sz w:val="15"/>
-              </w:rPr>
-              <w:t xml:space="preserve">        Need-Task $A[1]</w:t>
-            </w:r>
-          </w:p>
-          <w:p>
-            <w:pPr>
-              <w:spacing w:line="240" w:lineRule="auto"/>
-            </w:pPr>
-            <w:r>
-              <w:rPr>
-                <w:rFonts w:ascii="Courier New" w:hAnsi="Courier New" w:eastAsia="Courier New"/>
-                <w:sz w:val="15"/>
-              </w:rPr>
-              <w:t xml:space="preserve">        Run "tasks/$($A[0])_task$($A[1]).sql" $A[2] $A[3] $A[4]</w:t>
+              <w:t xml:space="preserve"> </w:t>
+            </w:r>
+          </w:p>
+          <w:p>
+            <w:pPr>
+              <w:spacing w:line="240" w:lineRule="auto"/>
+            </w:pPr>
+            <w:r>
+              <w:rPr>
+                <w:rFonts w:ascii="Courier New" w:hAnsi="Courier New" w:eastAsia="Courier New"/>
+                <w:sz w:val="15"/>
+              </w:rPr>
+              <w:t xml:space="preserve">    # ------------------------------ ЛР7 ------------------------------</w:t>
+            </w:r>
+          </w:p>
+          <w:p>
+            <w:pPr>
+              <w:spacing w:line="240" w:lineRule="auto"/>
+            </w:pPr>
+            <w:r>
+              <w:rPr>
+                <w:rFonts w:ascii="Courier New" w:hAnsi="Courier New" w:eastAsia="Courier New"/>
+                <w:sz w:val="15"/>
+              </w:rPr>
+              <w:t xml:space="preserve">    'lr7' {</w:t>
+            </w:r>
+          </w:p>
+          <w:p>
+            <w:pPr>
+              <w:spacing w:line="240" w:lineRule="auto"/>
+            </w:pPr>
+            <w:r>
+              <w:rPr>
+                <w:rFonts w:ascii="Courier New" w:hAnsi="Courier New" w:eastAsia="Courier New"/>
+                <w:sz w:val="15"/>
+              </w:rPr>
+              <w:t xml:space="preserve">        switch ($A[1]) {</w:t>
+            </w:r>
+          </w:p>
+          <w:p>
+            <w:pPr>
+              <w:spacing w:line="240" w:lineRule="auto"/>
+            </w:pPr>
+            <w:r>
+              <w:rPr>
+                <w:rFonts w:ascii="Courier New" w:hAnsi="Courier New" w:eastAsia="Courier New"/>
+                <w:sz w:val="15"/>
+              </w:rPr>
+              <w:t xml:space="preserve">            'create' { Bat 'lab7/s.bat' @('lab7\create_objects.sql') }</w:t>
+            </w:r>
+          </w:p>
+          <w:p>
+            <w:pPr>
+              <w:spacing w:line="240" w:lineRule="auto"/>
+            </w:pPr>
+            <w:r>
+              <w:rPr>
+                <w:rFonts w:ascii="Courier New" w:hAnsi="Courier New" w:eastAsia="Courier New"/>
+                <w:sz w:val="15"/>
+              </w:rPr>
+              <w:t xml:space="preserve">            '1'      { Bat 'lab7/s.bat' @('lab7\calculate1.sql', $A[2], $A[3], $A[4], $A[5], $A[6]) }</w:t>
+            </w:r>
+          </w:p>
+          <w:p>
+            <w:pPr>
+              <w:spacing w:line="240" w:lineRule="auto"/>
+            </w:pPr>
+            <w:r>
+              <w:rPr>
+                <w:rFonts w:ascii="Courier New" w:hAnsi="Courier New" w:eastAsia="Courier New"/>
+                <w:sz w:val="15"/>
+              </w:rPr>
+              <w:t xml:space="preserve">            '2'      { Bat 'lab7/s.bat' @('lab7\calculate2.sql', $A[2], $A[3], $A[4], $A[5]) }</w:t>
+            </w:r>
+          </w:p>
+          <w:p>
+            <w:pPr>
+              <w:spacing w:line="240" w:lineRule="auto"/>
+            </w:pPr>
+            <w:r>
+              <w:rPr>
+                <w:rFonts w:ascii="Courier New" w:hAnsi="Courier New" w:eastAsia="Courier New"/>
+                <w:sz w:val="15"/>
+              </w:rPr>
+              <w:t xml:space="preserve">            default  { Say 'ОШИБКА: ./help lr7 create|1|2'; exit 1 }</w:t>
+            </w:r>
+          </w:p>
+          <w:p>
+            <w:pPr>
+              <w:spacing w:line="240" w:lineRule="auto"/>
+            </w:pPr>
+            <w:r>
+              <w:rPr>
+                <w:rFonts w:ascii="Courier New" w:hAnsi="Courier New" w:eastAsia="Courier New"/>
+                <w:sz w:val="15"/>
+              </w:rPr>
+              <w:t xml:space="preserve">        }</w:t>
             </w:r>
           </w:p>
           <w:p>
@@ -10591,31 +16183,91 @@
                 <w:rFonts w:ascii="Courier New" w:hAnsi="Courier New" w:eastAsia="Courier New"/>
                 <w:sz w:val="15"/>
               </w:rPr>
-              <w:t xml:space="preserve">    'all' {</w:t>
-            </w:r>
-          </w:p>
-          <w:p>
-            <w:pPr>
-              <w:spacing w:line="240" w:lineRule="auto"/>
-            </w:pPr>
-            <w:r>
-              <w:rPr>
-                <w:rFonts w:ascii="Courier New" w:hAnsi="Courier New" w:eastAsia="Courier New"/>
-                <w:sz w:val="15"/>
-              </w:rPr>
-              <w:t xml:space="preserve">        foreach ($t in 'v20_task1', 'v20_task2', 'v22_task1', 'v22_task2') {</w:t>
-            </w:r>
-          </w:p>
-          <w:p>
-            <w:pPr>
-              <w:spacing w:line="240" w:lineRule="auto"/>
-            </w:pPr>
-            <w:r>
-              <w:rPr>
-                <w:rFonts w:ascii="Courier New" w:hAnsi="Courier New" w:eastAsia="Courier New"/>
-                <w:sz w:val="15"/>
-              </w:rPr>
-              <w:t xml:space="preserve">            Run "tasks/$t.sql"</w:t>
+              <w:t xml:space="preserve"> </w:t>
+            </w:r>
+          </w:p>
+          <w:p>
+            <w:pPr>
+              <w:spacing w:line="240" w:lineRule="auto"/>
+            </w:pPr>
+            <w:r>
+              <w:rPr>
+                <w:rFonts w:ascii="Courier New" w:hAnsi="Courier New" w:eastAsia="Courier New"/>
+                <w:sz w:val="15"/>
+              </w:rPr>
+              <w:t xml:space="preserve">    # ------------------------------ ЛР8 ------------------------------</w:t>
+            </w:r>
+          </w:p>
+          <w:p>
+            <w:pPr>
+              <w:spacing w:line="240" w:lineRule="auto"/>
+            </w:pPr>
+            <w:r>
+              <w:rPr>
+                <w:rFonts w:ascii="Courier New" w:hAnsi="Courier New" w:eastAsia="Courier New"/>
+                <w:sz w:val="15"/>
+              </w:rPr>
+              <w:t xml:space="preserve">    'lr8' {</w:t>
+            </w:r>
+          </w:p>
+          <w:p>
+            <w:pPr>
+              <w:spacing w:line="240" w:lineRule="auto"/>
+            </w:pPr>
+            <w:r>
+              <w:rPr>
+                <w:rFonts w:ascii="Courier New" w:hAnsi="Courier New" w:eastAsia="Courier New"/>
+                <w:sz w:val="15"/>
+              </w:rPr>
+              <w:t xml:space="preserve">        switch ($A[1]) {</w:t>
+            </w:r>
+          </w:p>
+          <w:p>
+            <w:pPr>
+              <w:spacing w:line="240" w:lineRule="auto"/>
+            </w:pPr>
+            <w:r>
+              <w:rPr>
+                <w:rFonts w:ascii="Courier New" w:hAnsi="Courier New" w:eastAsia="Courier New"/>
+                <w:sz w:val="15"/>
+              </w:rPr>
+              <w:t xml:space="preserve">            'build' { Bat 'lab8/v20/cs.bat' @($A[2]) 'cp866' }</w:t>
+            </w:r>
+          </w:p>
+          <w:p>
+            <w:pPr>
+              <w:spacing w:line="240" w:lineRule="auto"/>
+            </w:pPr>
+            <w:r>
+              <w:rPr>
+                <w:rFonts w:ascii="Courier New" w:hAnsi="Courier New" w:eastAsia="Courier New"/>
+                <w:sz w:val="15"/>
+              </w:rPr>
+              <w:t xml:space="preserve">            '20'    { Bat 'lab8/v20/run.bat' @($Argv | Select-Object -Skip 2) }</w:t>
+            </w:r>
+          </w:p>
+          <w:p>
+            <w:pPr>
+              <w:spacing w:line="240" w:lineRule="auto"/>
+            </w:pPr>
+            <w:r>
+              <w:rPr>
+                <w:rFonts w:ascii="Courier New" w:hAnsi="Courier New" w:eastAsia="Courier New"/>
+                <w:sz w:val="15"/>
+              </w:rPr>
+              <w:t xml:space="preserve">            '22'    { Bat 'lab8/v22/run.bat' @($Argv | Select-Object -Skip 2) }</w:t>
+            </w:r>
+          </w:p>
+          <w:p>
+            <w:pPr>
+              <w:spacing w:line="240" w:lineRule="auto"/>
+            </w:pPr>
+            <w:r>
+              <w:rPr>
+                <w:rFonts w:ascii="Courier New" w:hAnsi="Courier New" w:eastAsia="Courier New"/>
+                <w:sz w:val="15"/>
+              </w:rPr>
+              <w:t xml:space="preserve">            default { Say 'ОШИБКА: ./help lr8 build|20|22'; exit 1 }</w:t>
             </w:r>
           </w:p>
           <w:p>
@@ -10663,67 +16315,307 @@
                 <w:rFonts w:ascii="Courier New" w:hAnsi="Courier New" w:eastAsia="Courier New"/>
                 <w:sz w:val="15"/>
               </w:rPr>
-              <w:t xml:space="preserve">    'lr1' {</w:t>
-            </w:r>
-          </w:p>
-          <w:p>
-            <w:pPr>
-              <w:spacing w:line="240" w:lineRule="auto"/>
-            </w:pPr>
-            <w:r>
-              <w:rPr>
-                <w:rFonts w:ascii="Courier New" w:hAnsi="Courier New" w:eastAsia="Courier New"/>
-                <w:sz w:val="15"/>
-              </w:rPr>
-              <w:t xml:space="preserve">        switch ($A[1]) {</w:t>
-            </w:r>
-          </w:p>
-          <w:p>
-            <w:pPr>
-              <w:spacing w:line="240" w:lineRule="auto"/>
-            </w:pPr>
-            <w:r>
-              <w:rPr>
-                <w:rFonts w:ascii="Courier New" w:hAnsi="Courier New" w:eastAsia="Courier New"/>
-                <w:sz w:val="15"/>
-              </w:rPr>
-              <w:t xml:space="preserve">            'lan'    { &amp; powershell.exe -NoProfile -ExecutionPolicy Bypass -File lab1/setup_lan.ps1 }</w:t>
-            </w:r>
-          </w:p>
-          <w:p>
-            <w:pPr>
-              <w:spacing w:line="240" w:lineRule="auto"/>
-            </w:pPr>
-            <w:r>
-              <w:rPr>
-                <w:rFonts w:ascii="Courier New" w:hAnsi="Courier New" w:eastAsia="Courier New"/>
-                <w:sz w:val="15"/>
-              </w:rPr>
-              <w:t xml:space="preserve">            'client' {</w:t>
-            </w:r>
-          </w:p>
-          <w:p>
-            <w:pPr>
-              <w:spacing w:line="240" w:lineRule="auto"/>
-            </w:pPr>
-            <w:r>
-              <w:rPr>
-                <w:rFonts w:ascii="Courier New" w:hAnsi="Courier New" w:eastAsia="Courier New"/>
-                <w:sz w:val="15"/>
-              </w:rPr>
-              <w:t xml:space="preserve">                if (-not $A[2]) { Say 'Использование: ./help lr1 client сценарий [a1 a2 a3]'; exit 1 }</w:t>
-            </w:r>
-          </w:p>
-          <w:p>
-            <w:pPr>
-              <w:spacing w:line="240" w:lineRule="auto"/>
-            </w:pPr>
-            <w:r>
-              <w:rPr>
-                <w:rFonts w:ascii="Courier New" w:hAnsi="Courier New" w:eastAsia="Courier New"/>
-                <w:sz w:val="15"/>
-              </w:rPr>
-              <w:t xml:space="preserve">                Bat 'lab1/s_lan.bat' @(($A[2] -replace '/', '\'), $A[3], $A[4], $A[5])</w:t>
+              <w:t xml:space="preserve">    'reports' {</w:t>
+            </w:r>
+          </w:p>
+          <w:p>
+            <w:pPr>
+              <w:spacing w:line="240" w:lineRule="auto"/>
+            </w:pPr>
+            <w:r>
+              <w:rPr>
+                <w:rFonts w:ascii="Courier New" w:hAnsi="Courier New" w:eastAsia="Courier New"/>
+                <w:sz w:val="15"/>
+              </w:rPr>
+              <w:t xml:space="preserve">        Push-Location reports</w:t>
+            </w:r>
+          </w:p>
+          <w:p>
+            <w:pPr>
+              <w:spacing w:line="240" w:lineRule="auto"/>
+            </w:pPr>
+            <w:r>
+              <w:rPr>
+                <w:rFonts w:ascii="Courier New" w:hAnsi="Courier New" w:eastAsia="Courier New"/>
+                <w:sz w:val="15"/>
+              </w:rPr>
+              <w:t xml:space="preserve">        &amp; python make_reports.py @($Argv | Select-Object -Skip 1)</w:t>
+            </w:r>
+          </w:p>
+          <w:p>
+            <w:pPr>
+              <w:spacing w:line="240" w:lineRule="auto"/>
+            </w:pPr>
+            <w:r>
+              <w:rPr>
+                <w:rFonts w:ascii="Courier New" w:hAnsi="Courier New" w:eastAsia="Courier New"/>
+                <w:sz w:val="15"/>
+              </w:rPr>
+              <w:t xml:space="preserve">        Pop-Location</w:t>
+            </w:r>
+          </w:p>
+          <w:p>
+            <w:pPr>
+              <w:spacing w:line="240" w:lineRule="auto"/>
+            </w:pPr>
+            <w:r>
+              <w:rPr>
+                <w:rFonts w:ascii="Courier New" w:hAnsi="Courier New" w:eastAsia="Courier New"/>
+                <w:sz w:val="15"/>
+              </w:rPr>
+              <w:t xml:space="preserve">    }</w:t>
+            </w:r>
+          </w:p>
+          <w:p>
+            <w:pPr>
+              <w:spacing w:line="240" w:lineRule="auto"/>
+            </w:pPr>
+            <w:r>
+              <w:rPr>
+                <w:rFonts w:ascii="Courier New" w:hAnsi="Courier New" w:eastAsia="Courier New"/>
+                <w:sz w:val="15"/>
+              </w:rPr>
+              <w:t xml:space="preserve">    'psql'  { &amp; psql.exe -X }</w:t>
+            </w:r>
+          </w:p>
+          <w:p>
+            <w:pPr>
+              <w:spacing w:line="240" w:lineRule="auto"/>
+            </w:pPr>
+            <w:r>
+              <w:rPr>
+                <w:rFonts w:ascii="Courier New" w:hAnsi="Courier New" w:eastAsia="Courier New"/>
+                <w:sz w:val="15"/>
+              </w:rPr>
+              <w:t xml:space="preserve"> </w:t>
+            </w:r>
+          </w:p>
+          <w:p>
+            <w:pPr>
+              <w:spacing w:line="240" w:lineRule="auto"/>
+            </w:pPr>
+            <w:r>
+              <w:rPr>
+                <w:rFonts w:ascii="Courier New" w:hAnsi="Courier New" w:eastAsia="Courier New"/>
+                <w:sz w:val="15"/>
+              </w:rPr>
+              <w:t xml:space="preserve">    # защита ЛР2: запрос варианта без индексов и с индексами (lab2/zashita/*.sql)</w:t>
+            </w:r>
+          </w:p>
+          <w:p>
+            <w:pPr>
+              <w:spacing w:line="240" w:lineRule="auto"/>
+            </w:pPr>
+            <w:r>
+              <w:rPr>
+                <w:rFonts w:ascii="Courier New" w:hAnsi="Courier New" w:eastAsia="Courier New"/>
+                <w:sz w:val="15"/>
+              </w:rPr>
+              <w:t xml:space="preserve">    'zas' {</w:t>
+            </w:r>
+          </w:p>
+          <w:p>
+            <w:pPr>
+              <w:spacing w:line="240" w:lineRule="auto"/>
+            </w:pPr>
+            <w:r>
+              <w:rPr>
+                <w:rFonts w:ascii="Courier New" w:hAnsi="Courier New" w:eastAsia="Courier New"/>
+                <w:sz w:val="15"/>
+              </w:rPr>
+              <w:t xml:space="preserve">        if ($A[1] -eq 'restore') {</w:t>
+            </w:r>
+          </w:p>
+          <w:p>
+            <w:pPr>
+              <w:spacing w:line="240" w:lineRule="auto"/>
+            </w:pPr>
+            <w:r>
+              <w:rPr>
+                <w:rFonts w:ascii="Courier New" w:hAnsi="Courier New" w:eastAsia="Courier New"/>
+                <w:sz w:val="15"/>
+              </w:rPr>
+              <w:t xml:space="preserve">            if ($Argv.Count -gt 2) { Say 'ОШИБКА: у ./help zas restore нет параметров'; exit 1 }</w:t>
+            </w:r>
+          </w:p>
+          <w:p>
+            <w:pPr>
+              <w:spacing w:line="240" w:lineRule="auto"/>
+            </w:pPr>
+            <w:r>
+              <w:rPr>
+                <w:rFonts w:ascii="Courier New" w:hAnsi="Courier New" w:eastAsia="Courier New"/>
+                <w:sz w:val="15"/>
+              </w:rPr>
+              <w:t xml:space="preserve">            Run 'lab2/zashita/restore.sql'</w:t>
+            </w:r>
+          </w:p>
+          <w:p>
+            <w:pPr>
+              <w:spacing w:line="240" w:lineRule="auto"/>
+            </w:pPr>
+            <w:r>
+              <w:rPr>
+                <w:rFonts w:ascii="Courier New" w:hAnsi="Courier New" w:eastAsia="Courier New"/>
+                <w:sz w:val="15"/>
+              </w:rPr>
+              <w:t xml:space="preserve">        }</w:t>
+            </w:r>
+          </w:p>
+          <w:p>
+            <w:pPr>
+              <w:spacing w:line="240" w:lineRule="auto"/>
+            </w:pPr>
+            <w:r>
+              <w:rPr>
+                <w:rFonts w:ascii="Courier New" w:hAnsi="Courier New" w:eastAsia="Courier New"/>
+                <w:sz w:val="15"/>
+              </w:rPr>
+              <w:t xml:space="preserve">        else {</w:t>
+            </w:r>
+          </w:p>
+          <w:p>
+            <w:pPr>
+              <w:spacing w:line="240" w:lineRule="auto"/>
+            </w:pPr>
+            <w:r>
+              <w:rPr>
+                <w:rFonts w:ascii="Courier New" w:hAnsi="Courier New" w:eastAsia="Courier New"/>
+                <w:sz w:val="15"/>
+              </w:rPr>
+              <w:t xml:space="preserve">            Need-Variant $A[1]</w:t>
+            </w:r>
+          </w:p>
+          <w:p>
+            <w:pPr>
+              <w:spacing w:line="240" w:lineRule="auto"/>
+            </w:pPr>
+            <w:r>
+              <w:rPr>
+                <w:rFonts w:ascii="Courier New" w:hAnsi="Courier New" w:eastAsia="Courier New"/>
+                <w:sz w:val="15"/>
+              </w:rPr>
+              <w:t xml:space="preserve">            $step = if ($A[2]) { $A[2] } else { 'all' }</w:t>
+            </w:r>
+          </w:p>
+          <w:p>
+            <w:pPr>
+              <w:spacing w:line="240" w:lineRule="auto"/>
+            </w:pPr>
+            <w:r>
+              <w:rPr>
+                <w:rFonts w:ascii="Courier New" w:hAnsi="Courier New" w:eastAsia="Courier New"/>
+                <w:sz w:val="15"/>
+              </w:rPr>
+              <w:t xml:space="preserve">            # индексы варианта (без параметров запроса)</w:t>
+            </w:r>
+          </w:p>
+          <w:p>
+            <w:pPr>
+              <w:spacing w:line="240" w:lineRule="auto"/>
+            </w:pPr>
+            <w:r>
+              <w:rPr>
+                <w:rFonts w:ascii="Courier New" w:hAnsi="Courier New" w:eastAsia="Courier New"/>
+                <w:sz w:val="15"/>
+              </w:rPr>
+              <w:t xml:space="preserve">            $idxFile = @{ 'idx' = 'lab2/zashita/show_idx.sql'; 'idx_drop' = 'lab2/zashita/idx_drop.sql'</w:t>
+            </w:r>
+          </w:p>
+          <w:p>
+            <w:pPr>
+              <w:spacing w:line="240" w:lineRule="auto"/>
+            </w:pPr>
+            <w:r>
+              <w:rPr>
+                <w:rFonts w:ascii="Courier New" w:hAnsi="Courier New" w:eastAsia="Courier New"/>
+                <w:sz w:val="15"/>
+              </w:rPr>
+              <w:t xml:space="preserve">                          'idx_add' = 'lab2/zashita/idx_add.sql' }[$step]</w:t>
+            </w:r>
+          </w:p>
+          <w:p>
+            <w:pPr>
+              <w:spacing w:line="240" w:lineRule="auto"/>
+            </w:pPr>
+            <w:r>
+              <w:rPr>
+                <w:rFonts w:ascii="Courier New" w:hAnsi="Courier New" w:eastAsia="Courier New"/>
+                <w:sz w:val="15"/>
+              </w:rPr>
+              <w:t xml:space="preserve">            # параметров запроса: в.20 - не больше двух поставщиков, в.22 - одна категория</w:t>
+            </w:r>
+          </w:p>
+          <w:p>
+            <w:pPr>
+              <w:spacing w:line="240" w:lineRule="auto"/>
+            </w:pPr>
+            <w:r>
+              <w:rPr>
+                <w:rFonts w:ascii="Courier New" w:hAnsi="Courier New" w:eastAsia="Courier New"/>
+                <w:sz w:val="15"/>
+              </w:rPr>
+              <w:t xml:space="preserve">            $max = if ($idxFile) { 3 } elseif ($A[1] -eq '20') { 5 } else { 4 }</w:t>
+            </w:r>
+          </w:p>
+          <w:p>
+            <w:pPr>
+              <w:spacing w:line="240" w:lineRule="auto"/>
+            </w:pPr>
+            <w:r>
+              <w:rPr>
+                <w:rFonts w:ascii="Courier New" w:hAnsi="Courier New" w:eastAsia="Courier New"/>
+                <w:sz w:val="15"/>
+              </w:rPr>
+              <w:t xml:space="preserve">            if ($Argv.Count -gt $max) {</w:t>
+            </w:r>
+          </w:p>
+          <w:p>
+            <w:pPr>
+              <w:spacing w:line="240" w:lineRule="auto"/>
+            </w:pPr>
+            <w:r>
+              <w:rPr>
+                <w:rFonts w:ascii="Courier New" w:hAnsi="Courier New" w:eastAsia="Courier New"/>
+                <w:sz w:val="15"/>
+              </w:rPr>
+              <w:t xml:space="preserve">                Say ('ОШИБКА: лишние параметры: ' + ($Argv[$max..($Argv.Count - 1)] -join ' '))</w:t>
+            </w:r>
+          </w:p>
+          <w:p>
+            <w:pPr>
+              <w:spacing w:line="240" w:lineRule="auto"/>
+            </w:pPr>
+            <w:r>
+              <w:rPr>
+                <w:rFonts w:ascii="Courier New" w:hAnsi="Courier New" w:eastAsia="Courier New"/>
+                <w:sz w:val="15"/>
+              </w:rPr>
+              <w:t xml:space="preserve">                Say '  ./help zas 20 [all|1|2|3] ["поставщик1" "поставщик2"]   ./help zas 22 [all|1|2|3] [категория]'</w:t>
+            </w:r>
+          </w:p>
+          <w:p>
+            <w:pPr>
+              <w:spacing w:line="240" w:lineRule="auto"/>
+            </w:pPr>
+            <w:r>
+              <w:rPr>
+                <w:rFonts w:ascii="Courier New" w:hAnsi="Courier New" w:eastAsia="Courier New"/>
+                <w:sz w:val="15"/>
+              </w:rPr>
+              <w:t xml:space="preserve">                Say '  ./help zas 20|22 idx|idx_drop|idx_add   ./help zas restore'</w:t>
+            </w:r>
+          </w:p>
+          <w:p>
+            <w:pPr>
+              <w:spacing w:line="240" w:lineRule="auto"/>
+            </w:pPr>
+            <w:r>
+              <w:rPr>
+                <w:rFonts w:ascii="Courier New" w:hAnsi="Courier New" w:eastAsia="Courier New"/>
+                <w:sz w:val="15"/>
+              </w:rPr>
+              <w:t xml:space="preserve">                exit 1</w:t>
             </w:r>
           </w:p>
           <w:p>
@@ -10747,7 +16639,151 @@
                 <w:rFonts w:ascii="Courier New" w:hAnsi="Courier New" w:eastAsia="Courier New"/>
                 <w:sz w:val="15"/>
               </w:rPr>
-              <w:t xml:space="preserve">            default  { Say 'ОШИБКА: ./help lr1 lan|client' }</w:t>
+              <w:t xml:space="preserve">            $file = @{ 'all' = 'lab2/zashita/z_all.sql'; '1' = 'lab2/zashita/z1_query.sql'</w:t>
+            </w:r>
+          </w:p>
+          <w:p>
+            <w:pPr>
+              <w:spacing w:line="240" w:lineRule="auto"/>
+            </w:pPr>
+            <w:r>
+              <w:rPr>
+                <w:rFonts w:ascii="Courier New" w:hAnsi="Courier New" w:eastAsia="Courier New"/>
+                <w:sz w:val="15"/>
+              </w:rPr>
+              <w:t xml:space="preserve">                       '2' = 'lab2/zashita/z2_noidx.sql'; '3' = 'lab2/zashita/z3_idx.sql' }[$step]</w:t>
+            </w:r>
+          </w:p>
+          <w:p>
+            <w:pPr>
+              <w:spacing w:line="240" w:lineRule="auto"/>
+            </w:pPr>
+            <w:r>
+              <w:rPr>
+                <w:rFonts w:ascii="Courier New" w:hAnsi="Courier New" w:eastAsia="Courier New"/>
+                <w:sz w:val="15"/>
+              </w:rPr>
+              <w:t xml:space="preserve">            if ($idxFile) { Run $idxFile $A[1] }</w:t>
+            </w:r>
+          </w:p>
+          <w:p>
+            <w:pPr>
+              <w:spacing w:line="240" w:lineRule="auto"/>
+            </w:pPr>
+            <w:r>
+              <w:rPr>
+                <w:rFonts w:ascii="Courier New" w:hAnsi="Courier New" w:eastAsia="Courier New"/>
+                <w:sz w:val="15"/>
+              </w:rPr>
+              <w:t xml:space="preserve">            elseif (-not $file) {</w:t>
+            </w:r>
+          </w:p>
+          <w:p>
+            <w:pPr>
+              <w:spacing w:line="240" w:lineRule="auto"/>
+            </w:pPr>
+            <w:r>
+              <w:rPr>
+                <w:rFonts w:ascii="Courier New" w:hAnsi="Courier New" w:eastAsia="Courier New"/>
+                <w:sz w:val="15"/>
+              </w:rPr>
+              <w:t xml:space="preserve">                Say 'ОШИБКА: ./help zas 20|22 [all|1|2|3|idx|idx_drop|idx_add] [параметры]  или  ./help zas restore'</w:t>
+            </w:r>
+          </w:p>
+          <w:p>
+            <w:pPr>
+              <w:spacing w:line="240" w:lineRule="auto"/>
+            </w:pPr>
+            <w:r>
+              <w:rPr>
+                <w:rFonts w:ascii="Courier New" w:hAnsi="Courier New" w:eastAsia="Courier New"/>
+                <w:sz w:val="15"/>
+              </w:rPr>
+              <w:t xml:space="preserve">                exit 1</w:t>
+            </w:r>
+          </w:p>
+          <w:p>
+            <w:pPr>
+              <w:spacing w:line="240" w:lineRule="auto"/>
+            </w:pPr>
+            <w:r>
+              <w:rPr>
+                <w:rFonts w:ascii="Courier New" w:hAnsi="Courier New" w:eastAsia="Courier New"/>
+                <w:sz w:val="15"/>
+              </w:rPr>
+              <w:t xml:space="preserve">            }</w:t>
+            </w:r>
+          </w:p>
+          <w:p>
+            <w:pPr>
+              <w:spacing w:line="240" w:lineRule="auto"/>
+            </w:pPr>
+            <w:r>
+              <w:rPr>
+                <w:rFonts w:ascii="Courier New" w:hAnsi="Courier New" w:eastAsia="Courier New"/>
+                <w:sz w:val="15"/>
+              </w:rPr>
+              <w:t xml:space="preserve">            else {</w:t>
+            </w:r>
+          </w:p>
+          <w:p>
+            <w:pPr>
+              <w:spacing w:line="240" w:lineRule="auto"/>
+            </w:pPr>
+            <w:r>
+              <w:rPr>
+                <w:rFonts w:ascii="Courier New" w:hAnsi="Courier New" w:eastAsia="Courier New"/>
+                <w:sz w:val="15"/>
+              </w:rPr>
+              <w:t xml:space="preserve">                # поставщики (в.20) или категория (в.22) должны быть в базе - иначе задание не запускается</w:t>
+            </w:r>
+          </w:p>
+          <w:p>
+            <w:pPr>
+              <w:spacing w:line="240" w:lineRule="auto"/>
+            </w:pPr>
+            <w:r>
+              <w:rPr>
+                <w:rFonts w:ascii="Courier New" w:hAnsi="Courier New" w:eastAsia="Courier New"/>
+                <w:sz w:val="15"/>
+              </w:rPr>
+              <w:t xml:space="preserve">                Run 'lab2/zashita/check_args.sql' $A[1] $A[3] $A[4] -Stop</w:t>
+            </w:r>
+          </w:p>
+          <w:p>
+            <w:pPr>
+              <w:spacing w:line="240" w:lineRule="auto"/>
+            </w:pPr>
+            <w:r>
+              <w:rPr>
+                <w:rFonts w:ascii="Courier New" w:hAnsi="Courier New" w:eastAsia="Courier New"/>
+                <w:sz w:val="15"/>
+              </w:rPr>
+              <w:t xml:space="preserve">                if ($script:ExitCode -ne 0) { exit 1 }</w:t>
+            </w:r>
+          </w:p>
+          <w:p>
+            <w:pPr>
+              <w:spacing w:line="240" w:lineRule="auto"/>
+            </w:pPr>
+            <w:r>
+              <w:rPr>
+                <w:rFonts w:ascii="Courier New" w:hAnsi="Courier New" w:eastAsia="Courier New"/>
+                <w:sz w:val="15"/>
+              </w:rPr>
+              <w:t xml:space="preserve">                Run $file $A[1] $A[3] $A[4]</w:t>
+            </w:r>
+          </w:p>
+          <w:p>
+            <w:pPr>
+              <w:spacing w:line="240" w:lineRule="auto"/>
+            </w:pPr>
+            <w:r>
+              <w:rPr>
+                <w:rFonts w:ascii="Courier New" w:hAnsi="Courier New" w:eastAsia="Courier New"/>
+                <w:sz w:val="15"/>
+              </w:rPr>
+              <w:t xml:space="preserve">            }</w:t>
             </w:r>
           </w:p>
           <w:p>
@@ -10783,1327 +16819,7 @@
                 <w:rFonts w:ascii="Courier New" w:hAnsi="Courier New" w:eastAsia="Courier New"/>
                 <w:sz w:val="15"/>
               </w:rPr>
-              <w:t xml:space="preserve"> </w:t>
-            </w:r>
-          </w:p>
-          <w:p>
-            <w:pPr>
-              <w:spacing w:line="240" w:lineRule="auto"/>
-            </w:pPr>
-            <w:r>
-              <w:rPr>
-                <w:rFonts w:ascii="Courier New" w:hAnsi="Courier New" w:eastAsia="Courier New"/>
-                <w:sz w:val="15"/>
-              </w:rPr>
-              <w:t xml:space="preserve">    # ------------------------------ ЛР2 ------------------------------</w:t>
-            </w:r>
-          </w:p>
-          <w:p>
-            <w:pPr>
-              <w:spacing w:line="240" w:lineRule="auto"/>
-            </w:pPr>
-            <w:r>
-              <w:rPr>
-                <w:rFonts w:ascii="Courier New" w:hAnsi="Courier New" w:eastAsia="Courier New"/>
-                <w:sz w:val="15"/>
-              </w:rPr>
-              <w:t xml:space="preserve">    'lr2' {</w:t>
-            </w:r>
-          </w:p>
-          <w:p>
-            <w:pPr>
-              <w:spacing w:line="240" w:lineRule="auto"/>
-            </w:pPr>
-            <w:r>
-              <w:rPr>
-                <w:rFonts w:ascii="Courier New" w:hAnsi="Courier New" w:eastAsia="Courier New"/>
-                <w:sz w:val="15"/>
-              </w:rPr>
-              <w:t xml:space="preserve">        $v = $A[2]</w:t>
-            </w:r>
-          </w:p>
-          <w:p>
-            <w:pPr>
-              <w:spacing w:line="240" w:lineRule="auto"/>
-            </w:pPr>
-            <w:r>
-              <w:rPr>
-                <w:rFonts w:ascii="Courier New" w:hAnsi="Courier New" w:eastAsia="Courier New"/>
-                <w:sz w:val="15"/>
-              </w:rPr>
-              <w:t xml:space="preserve">        switch ($A[1]) {</w:t>
-            </w:r>
-          </w:p>
-          <w:p>
-            <w:pPr>
-              <w:spacing w:line="240" w:lineRule="auto"/>
-            </w:pPr>
-            <w:r>
-              <w:rPr>
-                <w:rFonts w:ascii="Courier New" w:hAnsi="Courier New" w:eastAsia="Courier New"/>
-                <w:sz w:val="15"/>
-              </w:rPr>
-              <w:t xml:space="preserve">            'gen'     { Run 'lab2/add_data.sql' $A[2] }</w:t>
-            </w:r>
-          </w:p>
-          <w:p>
-            <w:pPr>
-              <w:spacing w:line="240" w:lineRule="auto"/>
-            </w:pPr>
-            <w:r>
-              <w:rPr>
-                <w:rFonts w:ascii="Courier New" w:hAnsi="Courier New" w:eastAsia="Courier New"/>
-                <w:sz w:val="15"/>
-              </w:rPr>
-              <w:t xml:space="preserve">            'restore' { Run 'lab2/restore_lr1.sql' }</w:t>
-            </w:r>
-          </w:p>
-          <w:p>
-            <w:pPr>
-              <w:spacing w:line="240" w:lineRule="auto"/>
-            </w:pPr>
-            <w:r>
-              <w:rPr>
-                <w:rFonts w:ascii="Courier New" w:hAnsi="Courier New" w:eastAsia="Courier New"/>
-                <w:sz w:val="15"/>
-              </w:rPr>
-              <w:t xml:space="preserve">            'tbs'     { Run 'lab2/tablespace.sql' $A[2] }</w:t>
-            </w:r>
-          </w:p>
-          <w:p>
-            <w:pPr>
-              <w:spacing w:line="240" w:lineRule="auto"/>
-            </w:pPr>
-            <w:r>
-              <w:rPr>
-                <w:rFonts w:ascii="Courier New" w:hAnsi="Courier New" w:eastAsia="Courier New"/>
-                <w:sz w:val="15"/>
-              </w:rPr>
-              <w:t xml:space="preserve">            'time'    { Need-Variant $v; Run 'lab2/time_current.sql' $v }</w:t>
-            </w:r>
-          </w:p>
-          <w:p>
-            <w:pPr>
-              <w:spacing w:line="240" w:lineRule="auto"/>
-            </w:pPr>
-            <w:r>
-              <w:rPr>
-                <w:rFonts w:ascii="Courier New" w:hAnsi="Courier New" w:eastAsia="Courier New"/>
-                <w:sz w:val="15"/>
-              </w:rPr>
-              <w:t xml:space="preserve">            'timing'  { Need-Variant $v; Run 'lab2/time_timing.sql' $v }</w:t>
-            </w:r>
-          </w:p>
-          <w:p>
-            <w:pPr>
-              <w:spacing w:line="240" w:lineRule="auto"/>
-            </w:pPr>
-            <w:r>
-              <w:rPr>
-                <w:rFonts w:ascii="Courier New" w:hAnsi="Courier New" w:eastAsia="Courier New"/>
-                <w:sz w:val="15"/>
-              </w:rPr>
-              <w:t xml:space="preserve">            'idx'     { Need-Variant $v; Run 'lab2/idx_names.sql' $v }</w:t>
-            </w:r>
-          </w:p>
-          <w:p>
-            <w:pPr>
-              <w:spacing w:line="240" w:lineRule="auto"/>
-            </w:pPr>
-            <w:r>
-              <w:rPr>
-                <w:rFonts w:ascii="Courier New" w:hAnsi="Courier New" w:eastAsia="Courier New"/>
-                <w:sz w:val="15"/>
-              </w:rPr>
-              <w:t xml:space="preserve">            'idx1'    { Need-Variant $v; Run 'lab2/idx_1.sql' $v $A[3] }</w:t>
-            </w:r>
-          </w:p>
-          <w:p>
-            <w:pPr>
-              <w:spacing w:line="240" w:lineRule="auto"/>
-            </w:pPr>
-            <w:r>
-              <w:rPr>
-                <w:rFonts w:ascii="Courier New" w:hAnsi="Courier New" w:eastAsia="Courier New"/>
-                <w:sz w:val="15"/>
-              </w:rPr>
-              <w:t xml:space="preserve">            'idx0'    { Need-Variant $v; Run 'lab2/idx_0.sql' $v }</w:t>
-            </w:r>
-          </w:p>
-          <w:p>
-            <w:pPr>
-              <w:spacing w:line="240" w:lineRule="auto"/>
-            </w:pPr>
-            <w:r>
-              <w:rPr>
-                <w:rFonts w:ascii="Courier New" w:hAnsi="Courier New" w:eastAsia="Courier New"/>
-                <w:sz w:val="15"/>
-              </w:rPr>
-              <w:t xml:space="preserve">            'pk1'     { Need-Variant $v; Run 'lab2/create_ref0.sql' $v }</w:t>
-            </w:r>
-          </w:p>
-          <w:p>
-            <w:pPr>
-              <w:spacing w:line="240" w:lineRule="auto"/>
-            </w:pPr>
-            <w:r>
-              <w:rPr>
-                <w:rFonts w:ascii="Courier New" w:hAnsi="Courier New" w:eastAsia="Courier New"/>
-                <w:sz w:val="15"/>
-              </w:rPr>
-              <w:t xml:space="preserve">            'pk0'     { Need-Variant $v; Run 'lab2/create_ref1.sql' $v }</w:t>
-            </w:r>
-          </w:p>
-          <w:p>
-            <w:pPr>
-              <w:spacing w:line="240" w:lineRule="auto"/>
-            </w:pPr>
-            <w:r>
-              <w:rPr>
-                <w:rFonts w:ascii="Courier New" w:hAnsi="Courier New" w:eastAsia="Courier New"/>
-                <w:sz w:val="15"/>
-              </w:rPr>
-              <w:t xml:space="preserve">            'copy'    { Need-Variant $v; Run 'lab2/copy_ref.sql' $v }</w:t>
-            </w:r>
-          </w:p>
-          <w:p>
-            <w:pPr>
-              <w:spacing w:line="240" w:lineRule="auto"/>
-            </w:pPr>
-            <w:r>
-              <w:rPr>
-                <w:rFonts w:ascii="Courier New" w:hAnsi="Courier New" w:eastAsia="Courier New"/>
-                <w:sz w:val="15"/>
-              </w:rPr>
-              <w:t xml:space="preserve">            'explain' { Need-Variant $v; Run 'lab2/explain.sql' $v $A[3] }</w:t>
-            </w:r>
-          </w:p>
-          <w:p>
-            <w:pPr>
-              <w:spacing w:line="240" w:lineRule="auto"/>
-            </w:pPr>
-            <w:r>
-              <w:rPr>
-                <w:rFonts w:ascii="Courier New" w:hAnsi="Courier New" w:eastAsia="Courier New"/>
-                <w:sz w:val="15"/>
-              </w:rPr>
-              <w:t xml:space="preserve">            'measure' { Need-Variant $v; Run 'lab2/measure.sql' $v $A[3]</w:t>
-            </w:r>
-          </w:p>
-          <w:p>
-            <w:pPr>
-              <w:spacing w:line="240" w:lineRule="auto"/>
-            </w:pPr>
-            <w:r>
-              <w:rPr>
-                <w:rFonts w:ascii="Courier New" w:hAnsi="Courier New" w:eastAsia="Courier New"/>
-                <w:sz w:val="15"/>
-              </w:rPr>
-              <w:t xml:space="preserve">                        Show-Text "results/lr2_v$($v)_results.txt" }</w:t>
-            </w:r>
-          </w:p>
-          <w:p>
-            <w:pPr>
-              <w:spacing w:line="240" w:lineRule="auto"/>
-            </w:pPr>
-            <w:r>
-              <w:rPr>
-                <w:rFonts w:ascii="Courier New" w:hAnsi="Courier New" w:eastAsia="Courier New"/>
-                <w:sz w:val="15"/>
-              </w:rPr>
-              <w:t xml:space="preserve">            'results' { Need-Variant $v; Show-Text "results/lr2_v$($v)_results.txt" }</w:t>
-            </w:r>
-          </w:p>
-          <w:p>
-            <w:pPr>
-              <w:spacing w:line="240" w:lineRule="auto"/>
-            </w:pPr>
-            <w:r>
-              <w:rPr>
-                <w:rFonts w:ascii="Courier New" w:hAnsi="Courier New" w:eastAsia="Courier New"/>
-                <w:sz w:val="15"/>
-              </w:rPr>
-              <w:t xml:space="preserve">            default   { Say 'ОШИБКА: ./help lr2 gen|restore|tbs|time|timing|idx|idx1|idx0|pk1|pk0|copy|explain|measure|results' }</w:t>
-            </w:r>
-          </w:p>
-          <w:p>
-            <w:pPr>
-              <w:spacing w:line="240" w:lineRule="auto"/>
-            </w:pPr>
-            <w:r>
-              <w:rPr>
-                <w:rFonts w:ascii="Courier New" w:hAnsi="Courier New" w:eastAsia="Courier New"/>
-                <w:sz w:val="15"/>
-              </w:rPr>
-              <w:t xml:space="preserve">        }</w:t>
-            </w:r>
-          </w:p>
-          <w:p>
-            <w:pPr>
-              <w:spacing w:line="240" w:lineRule="auto"/>
-            </w:pPr>
-            <w:r>
-              <w:rPr>
-                <w:rFonts w:ascii="Courier New" w:hAnsi="Courier New" w:eastAsia="Courier New"/>
-                <w:sz w:val="15"/>
-              </w:rPr>
-              <w:t xml:space="preserve">    }</w:t>
-            </w:r>
-          </w:p>
-          <w:p>
-            <w:pPr>
-              <w:spacing w:line="240" w:lineRule="auto"/>
-            </w:pPr>
-            <w:r>
-              <w:rPr>
-                <w:rFonts w:ascii="Courier New" w:hAnsi="Courier New" w:eastAsia="Courier New"/>
-                <w:sz w:val="15"/>
-              </w:rPr>
-              <w:t xml:space="preserve"> </w:t>
-            </w:r>
-          </w:p>
-          <w:p>
-            <w:pPr>
-              <w:spacing w:line="240" w:lineRule="auto"/>
-            </w:pPr>
-            <w:r>
-              <w:rPr>
-                <w:rFonts w:ascii="Courier New" w:hAnsi="Courier New" w:eastAsia="Courier New"/>
-                <w:sz w:val="15"/>
-              </w:rPr>
-              <w:t xml:space="preserve">    # ------------------------------ ЛР3 ------------------------------</w:t>
-            </w:r>
-          </w:p>
-          <w:p>
-            <w:pPr>
-              <w:spacing w:line="240" w:lineRule="auto"/>
-            </w:pPr>
-            <w:r>
-              <w:rPr>
-                <w:rFonts w:ascii="Courier New" w:hAnsi="Courier New" w:eastAsia="Courier New"/>
-                <w:sz w:val="15"/>
-              </w:rPr>
-              <w:t xml:space="preserve">    'lr3' {</w:t>
-            </w:r>
-          </w:p>
-          <w:p>
-            <w:pPr>
-              <w:spacing w:line="240" w:lineRule="auto"/>
-            </w:pPr>
-            <w:r>
-              <w:rPr>
-                <w:rFonts w:ascii="Courier New" w:hAnsi="Courier New" w:eastAsia="Courier New"/>
-                <w:sz w:val="15"/>
-              </w:rPr>
-              <w:t xml:space="preserve">        switch ($A[1]) {</w:t>
-            </w:r>
-          </w:p>
-          <w:p>
-            <w:pPr>
-              <w:spacing w:line="240" w:lineRule="auto"/>
-            </w:pPr>
-            <w:r>
-              <w:rPr>
-                <w:rFonts w:ascii="Courier New" w:hAnsi="Courier New" w:eastAsia="Courier New"/>
-                <w:sz w:val="15"/>
-              </w:rPr>
-              <w:t xml:space="preserve">            'cmplx' { Run 'lab3/cmplx.sql' }</w:t>
-            </w:r>
-          </w:p>
-          <w:p>
-            <w:pPr>
-              <w:spacing w:line="240" w:lineRule="auto"/>
-            </w:pPr>
-            <w:r>
-              <w:rPr>
-                <w:rFonts w:ascii="Courier New" w:hAnsi="Courier New" w:eastAsia="Courier New"/>
-                <w:sz w:val="15"/>
-              </w:rPr>
-              <w:t xml:space="preserve">            '20'    { Run 'lab3/v20_vector3.sql' }</w:t>
-            </w:r>
-          </w:p>
-          <w:p>
-            <w:pPr>
-              <w:spacing w:line="240" w:lineRule="auto"/>
-            </w:pPr>
-            <w:r>
-              <w:rPr>
-                <w:rFonts w:ascii="Courier New" w:hAnsi="Courier New" w:eastAsia="Courier New"/>
-                <w:sz w:val="15"/>
-              </w:rPr>
-              <w:t xml:space="preserve">            '22'    { Run 'lab3/v22_rational.sql' }</w:t>
-            </w:r>
-          </w:p>
-          <w:p>
-            <w:pPr>
-              <w:spacing w:line="240" w:lineRule="auto"/>
-            </w:pPr>
-            <w:r>
-              <w:rPr>
-                <w:rFonts w:ascii="Courier New" w:hAnsi="Courier New" w:eastAsia="Courier New"/>
-                <w:sz w:val="15"/>
-              </w:rPr>
-              <w:t xml:space="preserve">            default { Say 'ОШИБКА: ./help lr3 cmplx|20|22' }</w:t>
-            </w:r>
-          </w:p>
-          <w:p>
-            <w:pPr>
-              <w:spacing w:line="240" w:lineRule="auto"/>
-            </w:pPr>
-            <w:r>
-              <w:rPr>
-                <w:rFonts w:ascii="Courier New" w:hAnsi="Courier New" w:eastAsia="Courier New"/>
-                <w:sz w:val="15"/>
-              </w:rPr>
-              <w:t xml:space="preserve">        }</w:t>
-            </w:r>
-          </w:p>
-          <w:p>
-            <w:pPr>
-              <w:spacing w:line="240" w:lineRule="auto"/>
-            </w:pPr>
-            <w:r>
-              <w:rPr>
-                <w:rFonts w:ascii="Courier New" w:hAnsi="Courier New" w:eastAsia="Courier New"/>
-                <w:sz w:val="15"/>
-              </w:rPr>
-              <w:t xml:space="preserve">    }</w:t>
-            </w:r>
-          </w:p>
-          <w:p>
-            <w:pPr>
-              <w:spacing w:line="240" w:lineRule="auto"/>
-            </w:pPr>
-            <w:r>
-              <w:rPr>
-                <w:rFonts w:ascii="Courier New" w:hAnsi="Courier New" w:eastAsia="Courier New"/>
-                <w:sz w:val="15"/>
-              </w:rPr>
-              <w:t xml:space="preserve"> </w:t>
-            </w:r>
-          </w:p>
-          <w:p>
-            <w:pPr>
-              <w:spacing w:line="240" w:lineRule="auto"/>
-            </w:pPr>
-            <w:r>
-              <w:rPr>
-                <w:rFonts w:ascii="Courier New" w:hAnsi="Courier New" w:eastAsia="Courier New"/>
-                <w:sz w:val="15"/>
-              </w:rPr>
-              <w:t xml:space="preserve">    # ------------------------------ ЛР4 ------------------------------</w:t>
-            </w:r>
-          </w:p>
-          <w:p>
-            <w:pPr>
-              <w:spacing w:line="240" w:lineRule="auto"/>
-            </w:pPr>
-            <w:r>
-              <w:rPr>
-                <w:rFonts w:ascii="Courier New" w:hAnsi="Courier New" w:eastAsia="Courier New"/>
-                <w:sz w:val="15"/>
-              </w:rPr>
-              <w:t xml:space="preserve">    'lr4' {</w:t>
-            </w:r>
-          </w:p>
-          <w:p>
-            <w:pPr>
-              <w:spacing w:line="240" w:lineRule="auto"/>
-            </w:pPr>
-            <w:r>
-              <w:rPr>
-                <w:rFonts w:ascii="Courier New" w:hAnsi="Courier New" w:eastAsia="Courier New"/>
-                <w:sz w:val="15"/>
-              </w:rPr>
-              <w:t xml:space="preserve">        switch ($A[1]) {</w:t>
-            </w:r>
-          </w:p>
-          <w:p>
-            <w:pPr>
-              <w:spacing w:line="240" w:lineRule="auto"/>
-            </w:pPr>
-            <w:r>
-              <w:rPr>
-                <w:rFonts w:ascii="Courier New" w:hAnsi="Courier New" w:eastAsia="Courier New"/>
-                <w:sz w:val="15"/>
-              </w:rPr>
-              <w:t xml:space="preserve">            'all' {</w:t>
-            </w:r>
-          </w:p>
-          <w:p>
-            <w:pPr>
-              <w:spacing w:line="240" w:lineRule="auto"/>
-            </w:pPr>
-            <w:r>
-              <w:rPr>
-                <w:rFonts w:ascii="Courier New" w:hAnsi="Courier New" w:eastAsia="Courier New"/>
-                <w:sz w:val="15"/>
-              </w:rPr>
-              <w:t xml:space="preserve">                $v = if ($A[2]) { $A[2] } else { '20' }</w:t>
-            </w:r>
-          </w:p>
-          <w:p>
-            <w:pPr>
-              <w:spacing w:line="240" w:lineRule="auto"/>
-            </w:pPr>
-            <w:r>
-              <w:rPr>
-                <w:rFonts w:ascii="Courier New" w:hAnsi="Courier New" w:eastAsia="Courier New"/>
-                <w:sz w:val="15"/>
-              </w:rPr>
-              <w:t xml:space="preserve">                Need-Variant $v</w:t>
-            </w:r>
-          </w:p>
-          <w:p>
-            <w:pPr>
-              <w:spacing w:line="240" w:lineRule="auto"/>
-            </w:pPr>
-            <w:r>
-              <w:rPr>
-                <w:rFonts w:ascii="Courier New" w:hAnsi="Courier New" w:eastAsia="Courier New"/>
-                <w:sz w:val="15"/>
-              </w:rPr>
-              <w:t xml:space="preserve">                Bat 'lab4/run_all.bat' @($v) 'cp1251' "results/lr4_v$($v)_protocol.txt"</w:t>
-            </w:r>
-          </w:p>
-          <w:p>
-            <w:pPr>
-              <w:spacing w:line="240" w:lineRule="auto"/>
-            </w:pPr>
-            <w:r>
-              <w:rPr>
-                <w:rFonts w:ascii="Courier New" w:hAnsi="Courier New" w:eastAsia="Courier New"/>
-                <w:sz w:val="15"/>
-              </w:rPr>
-              <w:t xml:space="preserve">            }</w:t>
-            </w:r>
-          </w:p>
-          <w:p>
-            <w:pPr>
-              <w:spacing w:line="240" w:lineRule="auto"/>
-            </w:pPr>
-            <w:r>
-              <w:rPr>
-                <w:rFonts w:ascii="Courier New" w:hAnsi="Courier New" w:eastAsia="Courier New"/>
-                <w:sz w:val="15"/>
-              </w:rPr>
-              <w:t xml:space="preserve">            'base'  { Bat 'lab4/create_base.bat' @() 'cp1251' }</w:t>
-            </w:r>
-          </w:p>
-          <w:p>
-            <w:pPr>
-              <w:spacing w:line="240" w:lineRule="auto"/>
-            </w:pPr>
-            <w:r>
-              <w:rPr>
-                <w:rFonts w:ascii="Courier New" w:hAnsi="Courier New" w:eastAsia="Courier New"/>
-                <w:sz w:val="15"/>
-              </w:rPr>
-              <w:t xml:space="preserve">            'tasks' {</w:t>
-            </w:r>
-          </w:p>
-          <w:p>
-            <w:pPr>
-              <w:spacing w:line="240" w:lineRule="auto"/>
-            </w:pPr>
-            <w:r>
-              <w:rPr>
-                <w:rFonts w:ascii="Courier New" w:hAnsi="Courier New" w:eastAsia="Courier New"/>
-                <w:sz w:val="15"/>
-              </w:rPr>
-              <w:t xml:space="preserve">                if (-not $A[2]) { Say 'Использование: ./help lr4 tasks N [база]'; exit 1 }</w:t>
-            </w:r>
-          </w:p>
-          <w:p>
-            <w:pPr>
-              <w:spacing w:line="240" w:lineRule="auto"/>
-            </w:pPr>
-            <w:r>
-              <w:rPr>
-                <w:rFonts w:ascii="Courier New" w:hAnsi="Courier New" w:eastAsia="Courier New"/>
-                <w:sz w:val="15"/>
-              </w:rPr>
-              <w:t xml:space="preserve">                Bat 'lab4/tasks.bat' @($A[2], $A[3])</w:t>
-            </w:r>
-          </w:p>
-          <w:p>
-            <w:pPr>
-              <w:spacing w:line="240" w:lineRule="auto"/>
-            </w:pPr>
-            <w:r>
-              <w:rPr>
-                <w:rFonts w:ascii="Courier New" w:hAnsi="Courier New" w:eastAsia="Courier New"/>
-                <w:sz w:val="15"/>
-              </w:rPr>
-              <w:t xml:space="preserve">            }</w:t>
-            </w:r>
-          </w:p>
-          <w:p>
-            <w:pPr>
-              <w:spacing w:line="240" w:lineRule="auto"/>
-            </w:pPr>
-            <w:r>
-              <w:rPr>
-                <w:rFonts w:ascii="Courier New" w:hAnsi="Courier New" w:eastAsia="Courier New"/>
-                <w:sz w:val="15"/>
-              </w:rPr>
-              <w:t xml:space="preserve">            'dump1' { Bat 'lab4/dump-1.bat' }</w:t>
-            </w:r>
-          </w:p>
-          <w:p>
-            <w:pPr>
-              <w:spacing w:line="240" w:lineRule="auto"/>
-            </w:pPr>
-            <w:r>
-              <w:rPr>
-                <w:rFonts w:ascii="Courier New" w:hAnsi="Courier New" w:eastAsia="Courier New"/>
-                <w:sz w:val="15"/>
-              </w:rPr>
-              <w:t xml:space="preserve">            'dump2' { Bat 'lab4/dump-2.bat' }</w:t>
-            </w:r>
-          </w:p>
-          <w:p>
-            <w:pPr>
-              <w:spacing w:line="240" w:lineRule="auto"/>
-            </w:pPr>
-            <w:r>
-              <w:rPr>
-                <w:rFonts w:ascii="Courier New" w:hAnsi="Courier New" w:eastAsia="Courier New"/>
-                <w:sz w:val="15"/>
-              </w:rPr>
-              <w:t xml:space="preserve">            'dump3' { Bat 'lab4/dump-3.bat' @($A[2]) }</w:t>
-            </w:r>
-          </w:p>
-          <w:p>
-            <w:pPr>
-              <w:spacing w:line="240" w:lineRule="auto"/>
-            </w:pPr>
-            <w:r>
-              <w:rPr>
-                <w:rFonts w:ascii="Courier New" w:hAnsi="Courier New" w:eastAsia="Courier New"/>
-                <w:sz w:val="15"/>
-              </w:rPr>
-              <w:t xml:space="preserve">            default { Say 'ОШИБКА: ./help lr4 all|base|tasks|dump1|dump2|dump3' }</w:t>
-            </w:r>
-          </w:p>
-          <w:p>
-            <w:pPr>
-              <w:spacing w:line="240" w:lineRule="auto"/>
-            </w:pPr>
-            <w:r>
-              <w:rPr>
-                <w:rFonts w:ascii="Courier New" w:hAnsi="Courier New" w:eastAsia="Courier New"/>
-                <w:sz w:val="15"/>
-              </w:rPr>
-              <w:t xml:space="preserve">        }</w:t>
-            </w:r>
-          </w:p>
-          <w:p>
-            <w:pPr>
-              <w:spacing w:line="240" w:lineRule="auto"/>
-            </w:pPr>
-            <w:r>
-              <w:rPr>
-                <w:rFonts w:ascii="Courier New" w:hAnsi="Courier New" w:eastAsia="Courier New"/>
-                <w:sz w:val="15"/>
-              </w:rPr>
-              <w:t xml:space="preserve">    }</w:t>
-            </w:r>
-          </w:p>
-          <w:p>
-            <w:pPr>
-              <w:spacing w:line="240" w:lineRule="auto"/>
-            </w:pPr>
-            <w:r>
-              <w:rPr>
-                <w:rFonts w:ascii="Courier New" w:hAnsi="Courier New" w:eastAsia="Courier New"/>
-                <w:sz w:val="15"/>
-              </w:rPr>
-              <w:t xml:space="preserve"> </w:t>
-            </w:r>
-          </w:p>
-          <w:p>
-            <w:pPr>
-              <w:spacing w:line="240" w:lineRule="auto"/>
-            </w:pPr>
-            <w:r>
-              <w:rPr>
-                <w:rFonts w:ascii="Courier New" w:hAnsi="Courier New" w:eastAsia="Courier New"/>
-                <w:sz w:val="15"/>
-              </w:rPr>
-              <w:t xml:space="preserve">    # ------------------------------ ЛР5 ------------------------------</w:t>
-            </w:r>
-          </w:p>
-          <w:p>
-            <w:pPr>
-              <w:spacing w:line="240" w:lineRule="auto"/>
-            </w:pPr>
-            <w:r>
-              <w:rPr>
-                <w:rFonts w:ascii="Courier New" w:hAnsi="Courier New" w:eastAsia="Courier New"/>
-                <w:sz w:val="15"/>
-              </w:rPr>
-              <w:t xml:space="preserve">    'lr5' {</w:t>
-            </w:r>
-          </w:p>
-          <w:p>
-            <w:pPr>
-              <w:spacing w:line="240" w:lineRule="auto"/>
-            </w:pPr>
-            <w:r>
-              <w:rPr>
-                <w:rFonts w:ascii="Courier New" w:hAnsi="Courier New" w:eastAsia="Courier New"/>
-                <w:sz w:val="15"/>
-              </w:rPr>
-              <w:t xml:space="preserve">        switch ($A[1]) {</w:t>
-            </w:r>
-          </w:p>
-          <w:p>
-            <w:pPr>
-              <w:spacing w:line="240" w:lineRule="auto"/>
-            </w:pPr>
-            <w:r>
-              <w:rPr>
-                <w:rFonts w:ascii="Courier New" w:hAnsi="Courier New" w:eastAsia="Courier New"/>
-                <w:sz w:val="15"/>
-              </w:rPr>
-              <w:t xml:space="preserve">            'build' { Need-Variant $A[2]; Bat 'lab5/build.bat' @($A[2], $A[3]) 'cp866' }</w:t>
-            </w:r>
-          </w:p>
-          <w:p>
-            <w:pPr>
-              <w:spacing w:line="240" w:lineRule="auto"/>
-            </w:pPr>
-            <w:r>
-              <w:rPr>
-                <w:rFonts w:ascii="Courier New" w:hAnsi="Courier New" w:eastAsia="Courier New"/>
-                <w:sz w:val="15"/>
-              </w:rPr>
-              <w:t xml:space="preserve">            { $_ -in '20', '22' } { Run "lab5/v$($A[1])_test.sql" $A[2] }</w:t>
-            </w:r>
-          </w:p>
-          <w:p>
-            <w:pPr>
-              <w:spacing w:line="240" w:lineRule="auto"/>
-            </w:pPr>
-            <w:r>
-              <w:rPr>
-                <w:rFonts w:ascii="Courier New" w:hAnsi="Courier New" w:eastAsia="Courier New"/>
-                <w:sz w:val="15"/>
-              </w:rPr>
-              <w:t xml:space="preserve">            default { Say 'ОШИБКА: ./help lr5 build 20|22  или  ./help lr5 20|22' }</w:t>
-            </w:r>
-          </w:p>
-          <w:p>
-            <w:pPr>
-              <w:spacing w:line="240" w:lineRule="auto"/>
-            </w:pPr>
-            <w:r>
-              <w:rPr>
-                <w:rFonts w:ascii="Courier New" w:hAnsi="Courier New" w:eastAsia="Courier New"/>
-                <w:sz w:val="15"/>
-              </w:rPr>
-              <w:t xml:space="preserve">        }</w:t>
-            </w:r>
-          </w:p>
-          <w:p>
-            <w:pPr>
-              <w:spacing w:line="240" w:lineRule="auto"/>
-            </w:pPr>
-            <w:r>
-              <w:rPr>
-                <w:rFonts w:ascii="Courier New" w:hAnsi="Courier New" w:eastAsia="Courier New"/>
-                <w:sz w:val="15"/>
-              </w:rPr>
-              <w:t xml:space="preserve">    }</w:t>
-            </w:r>
-          </w:p>
-          <w:p>
-            <w:pPr>
-              <w:spacing w:line="240" w:lineRule="auto"/>
-            </w:pPr>
-            <w:r>
-              <w:rPr>
-                <w:rFonts w:ascii="Courier New" w:hAnsi="Courier New" w:eastAsia="Courier New"/>
-                <w:sz w:val="15"/>
-              </w:rPr>
-              <w:t xml:space="preserve"> </w:t>
-            </w:r>
-          </w:p>
-          <w:p>
-            <w:pPr>
-              <w:spacing w:line="240" w:lineRule="auto"/>
-            </w:pPr>
-            <w:r>
-              <w:rPr>
-                <w:rFonts w:ascii="Courier New" w:hAnsi="Courier New" w:eastAsia="Courier New"/>
-                <w:sz w:val="15"/>
-              </w:rPr>
-              <w:t xml:space="preserve">    # ------------------------------ ЛР6 ------------------------------</w:t>
-            </w:r>
-          </w:p>
-          <w:p>
-            <w:pPr>
-              <w:spacing w:line="240" w:lineRule="auto"/>
-            </w:pPr>
-            <w:r>
-              <w:rPr>
-                <w:rFonts w:ascii="Courier New" w:hAnsi="Courier New" w:eastAsia="Courier New"/>
-                <w:sz w:val="15"/>
-              </w:rPr>
-              <w:t xml:space="preserve">    'lr6' {</w:t>
-            </w:r>
-          </w:p>
-          <w:p>
-            <w:pPr>
-              <w:spacing w:line="240" w:lineRule="auto"/>
-            </w:pPr>
-            <w:r>
-              <w:rPr>
-                <w:rFonts w:ascii="Courier New" w:hAnsi="Courier New" w:eastAsia="Courier New"/>
-                <w:sz w:val="15"/>
-              </w:rPr>
-              <w:t xml:space="preserve">        switch ($A[1]) {</w:t>
-            </w:r>
-          </w:p>
-          <w:p>
-            <w:pPr>
-              <w:spacing w:line="240" w:lineRule="auto"/>
-            </w:pPr>
-            <w:r>
-              <w:rPr>
-                <w:rFonts w:ascii="Courier New" w:hAnsi="Courier New" w:eastAsia="Courier New"/>
-                <w:sz w:val="15"/>
-              </w:rPr>
-              <w:t xml:space="preserve">            'setup' {</w:t>
-            </w:r>
-          </w:p>
-          <w:p>
-            <w:pPr>
-              <w:spacing w:line="240" w:lineRule="auto"/>
-            </w:pPr>
-            <w:r>
-              <w:rPr>
-                <w:rFonts w:ascii="Courier New" w:hAnsi="Courier New" w:eastAsia="Courier New"/>
-                <w:sz w:val="15"/>
-              </w:rPr>
-              <w:t xml:space="preserve">                foreach ($f in 'create_DB', 'create_temp1', 'insert_temp1', 'select_from_temp1') {</w:t>
-            </w:r>
-          </w:p>
-          <w:p>
-            <w:pPr>
-              <w:spacing w:line="240" w:lineRule="auto"/>
-            </w:pPr>
-            <w:r>
-              <w:rPr>
-                <w:rFonts w:ascii="Courier New" w:hAnsi="Courier New" w:eastAsia="Courier New"/>
-                <w:sz w:val="15"/>
-              </w:rPr>
-              <w:t xml:space="preserve">                    Bat 'lab6/s_TCP.bat' @("lab6\SETUP\$f")</w:t>
-            </w:r>
-          </w:p>
-          <w:p>
-            <w:pPr>
-              <w:spacing w:line="240" w:lineRule="auto"/>
-            </w:pPr>
-            <w:r>
-              <w:rPr>
-                <w:rFonts w:ascii="Courier New" w:hAnsi="Courier New" w:eastAsia="Courier New"/>
-                <w:sz w:val="15"/>
-              </w:rPr>
-              <w:t xml:space="preserve">                }</w:t>
-            </w:r>
-          </w:p>
-          <w:p>
-            <w:pPr>
-              <w:spacing w:line="240" w:lineRule="auto"/>
-            </w:pPr>
-            <w:r>
-              <w:rPr>
-                <w:rFonts w:ascii="Courier New" w:hAnsi="Courier New" w:eastAsia="Courier New"/>
-                <w:sz w:val="15"/>
-              </w:rPr>
-              <w:t xml:space="preserve">            }</w:t>
-            </w:r>
-          </w:p>
-          <w:p>
-            <w:pPr>
-              <w:spacing w:line="240" w:lineRule="auto"/>
-            </w:pPr>
-            <w:r>
-              <w:rPr>
-                <w:rFonts w:ascii="Courier New" w:hAnsi="Courier New" w:eastAsia="Courier New"/>
-                <w:sz w:val="15"/>
-              </w:rPr>
-              <w:t xml:space="preserve">            'sel2'     { Bat 'lab6/COPY/make_sel2.bat' }</w:t>
-            </w:r>
-          </w:p>
-          <w:p>
-            <w:pPr>
-              <w:spacing w:line="240" w:lineRule="auto"/>
-            </w:pPr>
-            <w:r>
-              <w:rPr>
-                <w:rFonts w:ascii="Courier New" w:hAnsi="Courier New" w:eastAsia="Courier New"/>
-                <w:sz w:val="15"/>
-              </w:rPr>
-              <w:t xml:space="preserve">            'createdb' { Bat 'lab6/s_TCP.bat' @('lab6\COPY\create_DB') }</w:t>
-            </w:r>
-          </w:p>
-          <w:p>
-            <w:pPr>
-              <w:spacing w:line="240" w:lineRule="auto"/>
-            </w:pPr>
-            <w:r>
-              <w:rPr>
-                <w:rFonts w:ascii="Courier New" w:hAnsi="Courier New" w:eastAsia="Courier New"/>
-                <w:sz w:val="15"/>
-              </w:rPr>
-              <w:t xml:space="preserve">            'copy'     { Bat 'lab6/COPY/copy_to_MS_SQL.bat' @() 'cp1251' }</w:t>
-            </w:r>
-          </w:p>
-          <w:p>
-            <w:pPr>
-              <w:spacing w:line="240" w:lineRule="auto"/>
-            </w:pPr>
-            <w:r>
-              <w:rPr>
-                <w:rFonts w:ascii="Courier New" w:hAnsi="Courier New" w:eastAsia="Courier New"/>
-                <w:sz w:val="15"/>
-              </w:rPr>
-              <w:t xml:space="preserve">            'disp'     { Bat 'lab6/COPY/disp.bat' }</w:t>
-            </w:r>
-          </w:p>
-          <w:p>
-            <w:pPr>
-              <w:spacing w:line="240" w:lineRule="auto"/>
-            </w:pPr>
-            <w:r>
-              <w:rPr>
-                <w:rFonts w:ascii="Courier New" w:hAnsi="Courier New" w:eastAsia="Courier New"/>
-                <w:sz w:val="15"/>
-              </w:rPr>
-              <w:t xml:space="preserve">            { $_ -in 'v20', 'v22' } {</w:t>
-            </w:r>
-          </w:p>
-          <w:p>
-            <w:pPr>
-              <w:spacing w:line="240" w:lineRule="auto"/>
-            </w:pPr>
-            <w:r>
-              <w:rPr>
-                <w:rFonts w:ascii="Courier New" w:hAnsi="Courier New" w:eastAsia="Courier New"/>
-                <w:sz w:val="15"/>
-              </w:rPr>
-              <w:t xml:space="preserve">                Need-Task $A[2]</w:t>
-            </w:r>
-          </w:p>
-          <w:p>
-            <w:pPr>
-              <w:spacing w:line="240" w:lineRule="auto"/>
-            </w:pPr>
-            <w:r>
-              <w:rPr>
-                <w:rFonts w:ascii="Courier New" w:hAnsi="Courier New" w:eastAsia="Courier New"/>
-                <w:sz w:val="15"/>
-              </w:rPr>
-              <w:t xml:space="preserve">                Bat 'lab6/s.bat' @("lab6\tasks\$($A[1])_task$($A[2]).sql", $A[3], $A[4], $A[5])</w:t>
-            </w:r>
-          </w:p>
-          <w:p>
-            <w:pPr>
-              <w:spacing w:line="240" w:lineRule="auto"/>
-            </w:pPr>
-            <w:r>
-              <w:rPr>
-                <w:rFonts w:ascii="Courier New" w:hAnsi="Courier New" w:eastAsia="Courier New"/>
-                <w:sz w:val="15"/>
-              </w:rPr>
-              <w:t xml:space="preserve">            }</w:t>
-            </w:r>
-          </w:p>
-          <w:p>
-            <w:pPr>
-              <w:spacing w:line="240" w:lineRule="auto"/>
-            </w:pPr>
-            <w:r>
-              <w:rPr>
-                <w:rFonts w:ascii="Courier New" w:hAnsi="Courier New" w:eastAsia="Courier New"/>
-                <w:sz w:val="15"/>
-              </w:rPr>
-              <w:t xml:space="preserve">            'console'  { &amp; .\lab6\s0.bat }</w:t>
-            </w:r>
-          </w:p>
-          <w:p>
-            <w:pPr>
-              <w:spacing w:line="240" w:lineRule="auto"/>
-            </w:pPr>
-            <w:r>
-              <w:rPr>
-                <w:rFonts w:ascii="Courier New" w:hAnsi="Courier New" w:eastAsia="Courier New"/>
-                <w:sz w:val="15"/>
-              </w:rPr>
-              <w:t xml:space="preserve">            default    { Say 'ОШИБКА: ./help lr6 setup|sel2|createdb|copy|disp|v20|v22|console' }</w:t>
-            </w:r>
-          </w:p>
-          <w:p>
-            <w:pPr>
-              <w:spacing w:line="240" w:lineRule="auto"/>
-            </w:pPr>
-            <w:r>
-              <w:rPr>
-                <w:rFonts w:ascii="Courier New" w:hAnsi="Courier New" w:eastAsia="Courier New"/>
-                <w:sz w:val="15"/>
-              </w:rPr>
-              <w:t xml:space="preserve">        }</w:t>
-            </w:r>
-          </w:p>
-          <w:p>
-            <w:pPr>
-              <w:spacing w:line="240" w:lineRule="auto"/>
-            </w:pPr>
-            <w:r>
-              <w:rPr>
-                <w:rFonts w:ascii="Courier New" w:hAnsi="Courier New" w:eastAsia="Courier New"/>
-                <w:sz w:val="15"/>
-              </w:rPr>
-              <w:t xml:space="preserve">    }</w:t>
-            </w:r>
-          </w:p>
-          <w:p>
-            <w:pPr>
-              <w:spacing w:line="240" w:lineRule="auto"/>
-            </w:pPr>
-            <w:r>
-              <w:rPr>
-                <w:rFonts w:ascii="Courier New" w:hAnsi="Courier New" w:eastAsia="Courier New"/>
-                <w:sz w:val="15"/>
-              </w:rPr>
-              <w:t xml:space="preserve"> </w:t>
-            </w:r>
-          </w:p>
-          <w:p>
-            <w:pPr>
-              <w:spacing w:line="240" w:lineRule="auto"/>
-            </w:pPr>
-            <w:r>
-              <w:rPr>
-                <w:rFonts w:ascii="Courier New" w:hAnsi="Courier New" w:eastAsia="Courier New"/>
-                <w:sz w:val="15"/>
-              </w:rPr>
-              <w:t xml:space="preserve">    # ------------------------------ ЛР7 ------------------------------</w:t>
-            </w:r>
-          </w:p>
-          <w:p>
-            <w:pPr>
-              <w:spacing w:line="240" w:lineRule="auto"/>
-            </w:pPr>
-            <w:r>
-              <w:rPr>
-                <w:rFonts w:ascii="Courier New" w:hAnsi="Courier New" w:eastAsia="Courier New"/>
-                <w:sz w:val="15"/>
-              </w:rPr>
-              <w:t xml:space="preserve">    'lr7' {</w:t>
-            </w:r>
-          </w:p>
-          <w:p>
-            <w:pPr>
-              <w:spacing w:line="240" w:lineRule="auto"/>
-            </w:pPr>
-            <w:r>
-              <w:rPr>
-                <w:rFonts w:ascii="Courier New" w:hAnsi="Courier New" w:eastAsia="Courier New"/>
-                <w:sz w:val="15"/>
-              </w:rPr>
-              <w:t xml:space="preserve">        switch ($A[1]) {</w:t>
-            </w:r>
-          </w:p>
-          <w:p>
-            <w:pPr>
-              <w:spacing w:line="240" w:lineRule="auto"/>
-            </w:pPr>
-            <w:r>
-              <w:rPr>
-                <w:rFonts w:ascii="Courier New" w:hAnsi="Courier New" w:eastAsia="Courier New"/>
-                <w:sz w:val="15"/>
-              </w:rPr>
-              <w:t xml:space="preserve">            'create' { Bat 'lab7/s.bat' @('lab7\create_objects.sql') }</w:t>
-            </w:r>
-          </w:p>
-          <w:p>
-            <w:pPr>
-              <w:spacing w:line="240" w:lineRule="auto"/>
-            </w:pPr>
-            <w:r>
-              <w:rPr>
-                <w:rFonts w:ascii="Courier New" w:hAnsi="Courier New" w:eastAsia="Courier New"/>
-                <w:sz w:val="15"/>
-              </w:rPr>
-              <w:t xml:space="preserve">            '1'      { Bat 'lab7/s.bat' @('lab7\calculate1.sql', $A[2], $A[3], $A[4], $A[5], $A[6]) }</w:t>
-            </w:r>
-          </w:p>
-          <w:p>
-            <w:pPr>
-              <w:spacing w:line="240" w:lineRule="auto"/>
-            </w:pPr>
-            <w:r>
-              <w:rPr>
-                <w:rFonts w:ascii="Courier New" w:hAnsi="Courier New" w:eastAsia="Courier New"/>
-                <w:sz w:val="15"/>
-              </w:rPr>
-              <w:t xml:space="preserve">            '2'      { Bat 'lab7/s.bat' @('lab7\calculate2.sql', $A[2], $A[3], $A[4], $A[5]) }</w:t>
-            </w:r>
-          </w:p>
-          <w:p>
-            <w:pPr>
-              <w:spacing w:line="240" w:lineRule="auto"/>
-            </w:pPr>
-            <w:r>
-              <w:rPr>
-                <w:rFonts w:ascii="Courier New" w:hAnsi="Courier New" w:eastAsia="Courier New"/>
-                <w:sz w:val="15"/>
-              </w:rPr>
-              <w:t xml:space="preserve">            default  { Say 'ОШИБКА: ./help lr7 create|1|2' }</w:t>
-            </w:r>
-          </w:p>
-          <w:p>
-            <w:pPr>
-              <w:spacing w:line="240" w:lineRule="auto"/>
-            </w:pPr>
-            <w:r>
-              <w:rPr>
-                <w:rFonts w:ascii="Courier New" w:hAnsi="Courier New" w:eastAsia="Courier New"/>
-                <w:sz w:val="15"/>
-              </w:rPr>
-              <w:t xml:space="preserve">        }</w:t>
-            </w:r>
-          </w:p>
-          <w:p>
-            <w:pPr>
-              <w:spacing w:line="240" w:lineRule="auto"/>
-            </w:pPr>
-            <w:r>
-              <w:rPr>
-                <w:rFonts w:ascii="Courier New" w:hAnsi="Courier New" w:eastAsia="Courier New"/>
-                <w:sz w:val="15"/>
-              </w:rPr>
-              <w:t xml:space="preserve">    }</w:t>
-            </w:r>
-          </w:p>
-          <w:p>
-            <w:pPr>
-              <w:spacing w:line="240" w:lineRule="auto"/>
-            </w:pPr>
-            <w:r>
-              <w:rPr>
-                <w:rFonts w:ascii="Courier New" w:hAnsi="Courier New" w:eastAsia="Courier New"/>
-                <w:sz w:val="15"/>
-              </w:rPr>
-              <w:t xml:space="preserve"> </w:t>
-            </w:r>
-          </w:p>
-          <w:p>
-            <w:pPr>
-              <w:spacing w:line="240" w:lineRule="auto"/>
-            </w:pPr>
-            <w:r>
-              <w:rPr>
-                <w:rFonts w:ascii="Courier New" w:hAnsi="Courier New" w:eastAsia="Courier New"/>
-                <w:sz w:val="15"/>
-              </w:rPr>
-              <w:t xml:space="preserve">    # ------------------------------ ЛР8 ------------------------------</w:t>
-            </w:r>
-          </w:p>
-          <w:p>
-            <w:pPr>
-              <w:spacing w:line="240" w:lineRule="auto"/>
-            </w:pPr>
-            <w:r>
-              <w:rPr>
-                <w:rFonts w:ascii="Courier New" w:hAnsi="Courier New" w:eastAsia="Courier New"/>
-                <w:sz w:val="15"/>
-              </w:rPr>
-              <w:t xml:space="preserve">    'lr8' {</w:t>
-            </w:r>
-          </w:p>
-          <w:p>
-            <w:pPr>
-              <w:spacing w:line="240" w:lineRule="auto"/>
-            </w:pPr>
-            <w:r>
-              <w:rPr>
-                <w:rFonts w:ascii="Courier New" w:hAnsi="Courier New" w:eastAsia="Courier New"/>
-                <w:sz w:val="15"/>
-              </w:rPr>
-              <w:t xml:space="preserve">        switch ($A[1]) {</w:t>
-            </w:r>
-          </w:p>
-          <w:p>
-            <w:pPr>
-              <w:spacing w:line="240" w:lineRule="auto"/>
-            </w:pPr>
-            <w:r>
-              <w:rPr>
-                <w:rFonts w:ascii="Courier New" w:hAnsi="Courier New" w:eastAsia="Courier New"/>
-                <w:sz w:val="15"/>
-              </w:rPr>
-              <w:t xml:space="preserve">            'build' { Bat 'lab8/v20/cs.bat' @() 'cp866' }</w:t>
-            </w:r>
-          </w:p>
-          <w:p>
-            <w:pPr>
-              <w:spacing w:line="240" w:lineRule="auto"/>
-            </w:pPr>
-            <w:r>
-              <w:rPr>
-                <w:rFonts w:ascii="Courier New" w:hAnsi="Courier New" w:eastAsia="Courier New"/>
-                <w:sz w:val="15"/>
-              </w:rPr>
-              <w:t xml:space="preserve">            '20'    { Bat 'lab8/v20/run.bat' @($Argv | Select-Object -Skip 2) }</w:t>
-            </w:r>
-          </w:p>
-          <w:p>
-            <w:pPr>
-              <w:spacing w:line="240" w:lineRule="auto"/>
-            </w:pPr>
-            <w:r>
-              <w:rPr>
-                <w:rFonts w:ascii="Courier New" w:hAnsi="Courier New" w:eastAsia="Courier New"/>
-                <w:sz w:val="15"/>
-              </w:rPr>
-              <w:t xml:space="preserve">            '22'    { Bat 'lab8/v22/run.bat' @($Argv | Select-Object -Skip 2) }</w:t>
-            </w:r>
-          </w:p>
-          <w:p>
-            <w:pPr>
-              <w:spacing w:line="240" w:lineRule="auto"/>
-            </w:pPr>
-            <w:r>
-              <w:rPr>
-                <w:rFonts w:ascii="Courier New" w:hAnsi="Courier New" w:eastAsia="Courier New"/>
-                <w:sz w:val="15"/>
-              </w:rPr>
-              <w:t xml:space="preserve">            default { Say 'ОШИБКА: ./help lr8 build|20|22' }</w:t>
-            </w:r>
-          </w:p>
-          <w:p>
-            <w:pPr>
-              <w:spacing w:line="240" w:lineRule="auto"/>
-            </w:pPr>
-            <w:r>
-              <w:rPr>
-                <w:rFonts w:ascii="Courier New" w:hAnsi="Courier New" w:eastAsia="Courier New"/>
-                <w:sz w:val="15"/>
-              </w:rPr>
-              <w:t xml:space="preserve">        }</w:t>
-            </w:r>
-          </w:p>
-          <w:p>
-            <w:pPr>
-              <w:spacing w:line="240" w:lineRule="auto"/>
-            </w:pPr>
-            <w:r>
-              <w:rPr>
-                <w:rFonts w:ascii="Courier New" w:hAnsi="Courier New" w:eastAsia="Courier New"/>
-                <w:sz w:val="15"/>
-              </w:rPr>
-              <w:t xml:space="preserve">    }</w:t>
-            </w:r>
-          </w:p>
-          <w:p>
-            <w:pPr>
-              <w:spacing w:line="240" w:lineRule="auto"/>
-            </w:pPr>
-            <w:r>
-              <w:rPr>
-                <w:rFonts w:ascii="Courier New" w:hAnsi="Courier New" w:eastAsia="Courier New"/>
-                <w:sz w:val="15"/>
-              </w:rPr>
-              <w:t xml:space="preserve"> </w:t>
-            </w:r>
-          </w:p>
-          <w:p>
-            <w:pPr>
-              <w:spacing w:line="240" w:lineRule="auto"/>
-            </w:pPr>
-            <w:r>
-              <w:rPr>
-                <w:rFonts w:ascii="Courier New" w:hAnsi="Courier New" w:eastAsia="Courier New"/>
-                <w:sz w:val="15"/>
-              </w:rPr>
-              <w:t xml:space="preserve">    'reports' {</w:t>
-            </w:r>
-          </w:p>
-          <w:p>
-            <w:pPr>
-              <w:spacing w:line="240" w:lineRule="auto"/>
-            </w:pPr>
-            <w:r>
-              <w:rPr>
-                <w:rFonts w:ascii="Courier New" w:hAnsi="Courier New" w:eastAsia="Courier New"/>
-                <w:sz w:val="15"/>
-              </w:rPr>
-              <w:t xml:space="preserve">        Push-Location reports</w:t>
-            </w:r>
-          </w:p>
-          <w:p>
-            <w:pPr>
-              <w:spacing w:line="240" w:lineRule="auto"/>
-            </w:pPr>
-            <w:r>
-              <w:rPr>
-                <w:rFonts w:ascii="Courier New" w:hAnsi="Courier New" w:eastAsia="Courier New"/>
-                <w:sz w:val="15"/>
-              </w:rPr>
-              <w:t xml:space="preserve">        &amp; python make_reports.py @($Argv | Select-Object -Skip 1)</w:t>
-            </w:r>
-          </w:p>
-          <w:p>
-            <w:pPr>
-              <w:spacing w:line="240" w:lineRule="auto"/>
-            </w:pPr>
-            <w:r>
-              <w:rPr>
-                <w:rFonts w:ascii="Courier New" w:hAnsi="Courier New" w:eastAsia="Courier New"/>
-                <w:sz w:val="15"/>
-              </w:rPr>
-              <w:t xml:space="preserve">        Pop-Location</w:t>
-            </w:r>
-          </w:p>
-          <w:p>
-            <w:pPr>
-              <w:spacing w:line="240" w:lineRule="auto"/>
-            </w:pPr>
-            <w:r>
-              <w:rPr>
-                <w:rFonts w:ascii="Courier New" w:hAnsi="Courier New" w:eastAsia="Courier New"/>
-                <w:sz w:val="15"/>
-              </w:rPr>
-              <w:t xml:space="preserve">    }</w:t>
-            </w:r>
-          </w:p>
-          <w:p>
-            <w:pPr>
-              <w:spacing w:line="240" w:lineRule="auto"/>
-            </w:pPr>
-            <w:r>
-              <w:rPr>
-                <w:rFonts w:ascii="Courier New" w:hAnsi="Courier New" w:eastAsia="Courier New"/>
-                <w:sz w:val="15"/>
-              </w:rPr>
-              <w:t xml:space="preserve">    'psql'  { &amp; psql.exe -X }</w:t>
-            </w:r>
-          </w:p>
-          <w:p>
-            <w:pPr>
-              <w:spacing w:line="240" w:lineRule="auto"/>
-            </w:pPr>
-            <w:r>
-              <w:rPr>
-                <w:rFonts w:ascii="Courier New" w:hAnsi="Courier New" w:eastAsia="Courier New"/>
-                <w:sz w:val="15"/>
-              </w:rPr>
-              <w:t xml:space="preserve">    default { Say "ОШИБКА: Неизвестная команда $($A[0]) (./help - список команд)" }</w:t>
+              <w:t xml:space="preserve">    default { Say "ОШИБКА: Неизвестная команда $($A[0]) (./help - список команд)"; exit 1 }</w:t>
             </w:r>
           </w:p>
           <w:p>

--- a/reports/docx/ЛР6_вариант_20.docx
+++ b/reports/docx/ЛР6_вариант_20.docx
@@ -11431,19 +11431,19 @@
                 <w:rFonts w:ascii="Courier New" w:hAnsi="Courier New" w:eastAsia="Courier New"/>
                 <w:sz w:val="15"/>
               </w:rPr>
-              <w:t xml:space="preserve">  ./help lr1 lan         - настроить pg_hba.conf и брандмауэр для сети (от администратора)  [lab1/setup_lan.ps1]</w:t>
-            </w:r>
-          </w:p>
-          <w:p>
-            <w:pPr>
-              <w:spacing w:line="240" w:lineRule="auto"/>
-            </w:pPr>
-            <w:r>
-              <w:rPr>
-                <w:rFonts w:ascii="Courier New" w:hAnsi="Courier New" w:eastAsia="Courier New"/>
-                <w:sz w:val="15"/>
-              </w:rPr>
-              <w:t xml:space="preserve">  ./help lr1 client [адрес] сценарий [a1 a2 a3] - сценарий через s_lan.bat на сервере в сети (по умолч. postgres@192.168.0.102:5432)  [lab1/s_lan.bat]</w:t>
+              <w:t xml:space="preserve">  ./help lr1 lan         - настроить pg_hba.conf и брандмауэр для сети (от администратора)  [lan_server/setup_lan.ps1]</w:t>
+            </w:r>
+          </w:p>
+          <w:p>
+            <w:pPr>
+              <w:spacing w:line="240" w:lineRule="auto"/>
+            </w:pPr>
+            <w:r>
+              <w:rPr>
+                <w:rFonts w:ascii="Courier New" w:hAnsi="Courier New" w:eastAsia="Courier New"/>
+                <w:sz w:val="15"/>
+              </w:rPr>
+              <w:t xml:space="preserve">  ./help lr1 client [адрес] сценарий [a1 a2 a3] - сценарий через s_lan.bat на сервере в сети (по умолч. postgres@192.168.0.102:5432)  [lan_server/s_lan.bat]</w:t>
             </w:r>
           </w:p>
           <w:p>
@@ -11479,7 +11479,7 @@
                 <w:rFonts w:ascii="Courier New" w:hAnsi="Courier New" w:eastAsia="Courier New"/>
                 <w:sz w:val="15"/>
               </w:rPr>
-              <w:t xml:space="preserve">  ./help srv [адрес] [check]   - сервер в сети PMII (по умолч. stud@192.168.1.50:5432): подключение и таблицы  [lab1/check_server.sql]</w:t>
+              <w:t xml:space="preserve">  ./help srv [адрес] [check]   - сервер в сети PMII (по умолч. stud@192.168.1.50:5432): подключение и таблицы  [lan_server/check_server.sql]</w:t>
             </w:r>
           </w:p>
           <w:p>
@@ -11599,7 +11599,7 @@
                 <w:rFonts w:ascii="Courier New" w:hAnsi="Courier New" w:eastAsia="Courier New"/>
                 <w:sz w:val="15"/>
               </w:rPr>
-              <w:t xml:space="preserve">  ./help lr2 gen [N]           - ПРОДАЖА: N псевдослучайных записей (по умолч. 2 000 000)  [lab2/add_data.sql]</w:t>
+              <w:t xml:space="preserve">  ./help lr2 gen [N]           - ПРОДАЖА: N псевдослучайных записей (по умолч. 2 000 000)  [big_db_indexes/add_data.sql]</w:t>
             </w:r>
           </w:p>
           <w:p>
@@ -11623,19 +11623,19 @@
                 <w:rFonts w:ascii="Courier New" w:hAnsi="Courier New" w:eastAsia="Courier New"/>
                 <w:sz w:val="15"/>
               </w:rPr>
-              <w:t xml:space="preserve">  ./help lr2 restore           - вернуть 1000 записей ПРОДАЖА из ЛР1  [lab2/restore_lr1.sql]</w:t>
-            </w:r>
-          </w:p>
-          <w:p>
-            <w:pPr>
-              <w:spacing w:line="240" w:lineRule="auto"/>
-            </w:pPr>
-            <w:r>
-              <w:rPr>
-                <w:rFonts w:ascii="Courier New" w:hAnsi="Courier New" w:eastAsia="Courier New"/>
-                <w:sz w:val="15"/>
-              </w:rPr>
-              <w:t xml:space="preserve">  ./help lr2 tbs [каталог]     - вынести ПРОДАЖА в табличное пространство (D:/PG_TBS)  [lab2/tablespace.sql]</w:t>
+              <w:t xml:space="preserve">  ./help lr2 restore           - вернуть 1000 записей ПРОДАЖА из ЛР1  [big_db_indexes/restore_lr1.sql]</w:t>
+            </w:r>
+          </w:p>
+          <w:p>
+            <w:pPr>
+              <w:spacing w:line="240" w:lineRule="auto"/>
+            </w:pPr>
+            <w:r>
+              <w:rPr>
+                <w:rFonts w:ascii="Courier New" w:hAnsi="Courier New" w:eastAsia="Courier New"/>
+                <w:sz w:val="15"/>
+              </w:rPr>
+              <w:t xml:space="preserve">  ./help lr2 tbs [каталог]     - вынести ПРОДАЖА в табличное пространство (D:/PG_TBS)  [big_db_indexes/tablespace.sql]</w:t>
             </w:r>
           </w:p>
           <w:p>
@@ -11659,7 +11659,7 @@
                 <w:rFonts w:ascii="Courier New" w:hAnsi="Courier New" w:eastAsia="Courier New"/>
                 <w:sz w:val="15"/>
               </w:rPr>
-              <w:t xml:space="preserve">  ./help lr2 time 20|22 [замеров]   - время запроса (*) по CURRENT_TIME (по умолч. 5 замеров)  [lab2/time_current.sql, запрос lab2/vNN_query.sql]</w:t>
+              <w:t xml:space="preserve">  ./help lr2 time 20|22 [замеров]   - время запроса (*) по CURRENT_TIME (по умолч. 5 замеров)  [big_db_indexes/time_current.sql, запрос big_db_indexes/vNN_query.sql]</w:t>
             </w:r>
           </w:p>
           <w:p>
@@ -11683,7 +11683,7 @@
                 <w:rFonts w:ascii="Courier New" w:hAnsi="Courier New" w:eastAsia="Courier New"/>
                 <w:sz w:val="15"/>
               </w:rPr>
-              <w:t xml:space="preserve">  ./help lr2 timing 20|22 [замеров] - время запроса (*) по \timing on (по умолч. 5 замеров)  [lab2/time_timing.sql, запрос lab2/vNN_query.sql]</w:t>
+              <w:t xml:space="preserve">  ./help lr2 timing 20|22 [замеров] - время запроса (*) по \timing on (по умолч. 5 замеров)  [big_db_indexes/time_timing.sql, запрос big_db_indexes/vNN_query.sql]</w:t>
             </w:r>
           </w:p>
           <w:p>
@@ -11707,7 +11707,7 @@
                 <w:rFonts w:ascii="Courier New" w:hAnsi="Courier New" w:eastAsia="Courier New"/>
                 <w:sz w:val="15"/>
               </w:rPr>
-              <w:t xml:space="preserve">  ./help lr2 idx 20|22         - индексы ПРОДАЖА и таблицы-справочника  [lab2/idx_names.sql]</w:t>
+              <w:t xml:space="preserve">  ./help lr2 idx 20|22         - индексы ПРОДАЖА и таблицы-справочника  [big_db_indexes/idx_names.sql]</w:t>
             </w:r>
           </w:p>
           <w:p>
@@ -11731,7 +11731,7 @@
                 <w:rFonts w:ascii="Courier New" w:hAnsi="Courier New" w:eastAsia="Courier New"/>
                 <w:sz w:val="15"/>
               </w:rPr>
-              <w:t xml:space="preserve">  ./help lr2 idx1 20|22 [btree|hash] - создать индекс ПРОДАЖА по полю-ссылке (по умолч. btree)  [lab2/idx_1.sql]</w:t>
+              <w:t xml:space="preserve">  ./help lr2 idx1 20|22 [btree|hash] - создать индекс ПРОДАЖА по полю-ссылке (по умолч. btree)  [big_db_indexes/idx_1.sql]</w:t>
             </w:r>
           </w:p>
           <w:p>
@@ -11755,7 +11755,7 @@
                 <w:rFonts w:ascii="Courier New" w:hAnsi="Courier New" w:eastAsia="Courier New"/>
                 <w:sz w:val="15"/>
               </w:rPr>
-              <w:t xml:space="preserve">  ./help lr2 idx0 20|22        - удалить индекс ПРОДАЖА по полю-ссылке  [lab2/idx_0.sql]</w:t>
+              <w:t xml:space="preserve">  ./help lr2 idx0 20|22        - удалить индекс ПРОДАЖА по полю-ссылке  [big_db_indexes/idx_0.sql]</w:t>
             </w:r>
           </w:p>
           <w:p>
@@ -11779,7 +11779,7 @@
                 <w:rFonts w:ascii="Courier New" w:hAnsi="Courier New" w:eastAsia="Courier New"/>
                 <w:sz w:val="15"/>
               </w:rPr>
-              <w:t xml:space="preserve">  ./help lr2 pk1 20|22         - справочник с PRIMARY KEY  [lab2/create_ref0.sql]</w:t>
+              <w:t xml:space="preserve">  ./help lr2 pk1 20|22         - справочник с PRIMARY KEY  [big_db_indexes/create_ref0.sql]</w:t>
             </w:r>
           </w:p>
           <w:p>
@@ -11803,7 +11803,7 @@
                 <w:rFonts w:ascii="Courier New" w:hAnsi="Courier New" w:eastAsia="Courier New"/>
                 <w:sz w:val="15"/>
               </w:rPr>
-              <w:t xml:space="preserve">  ./help lr2 pk0 20|22         - справочник без PRIMARY KEY  [lab2/create_ref1.sql]</w:t>
+              <w:t xml:space="preserve">  ./help lr2 pk0 20|22         - справочник без PRIMARY KEY  [big_db_indexes/create_ref1.sql]</w:t>
             </w:r>
           </w:p>
           <w:p>
@@ -11827,7 +11827,7 @@
                 <w:rFonts w:ascii="Courier New" w:hAnsi="Courier New" w:eastAsia="Courier New"/>
                 <w:sz w:val="15"/>
               </w:rPr>
-              <w:t xml:space="preserve">  ./help lr2 copy 20|22        - перезагрузить справочник из DATA/SOURCE  [lab2/copy_ref.sql]</w:t>
+              <w:t xml:space="preserve">  ./help lr2 copy 20|22        - перезагрузить справочник из DATA/SOURCE  [big_db_indexes/copy_ref.sql]</w:t>
             </w:r>
           </w:p>
           <w:p>
@@ -11851,7 +11851,7 @@
                 <w:rFonts w:ascii="Courier New" w:hAnsi="Courier New" w:eastAsia="Courier New"/>
                 <w:sz w:val="15"/>
               </w:rPr>
-              <w:t xml:space="preserve">  ./help lr2 explain 20|22 [1] - EXPLAIN / EXPLAIN ANALYZE (1 - с WHERE)  [lab2/explain.sql, запрос lab2/vNN_config.sql]</w:t>
+              <w:t xml:space="preserve">  ./help lr2 explain 20|22 [1] - EXPLAIN / EXPLAIN ANALYZE (1 - с WHERE)  [big_db_indexes/explain.sql, запрос big_db_indexes/vNN_config.sql]</w:t>
             </w:r>
           </w:p>
           <w:p>
@@ -11875,7 +11875,7 @@
                 <w:rFonts w:ascii="Courier New" w:hAnsi="Courier New" w:eastAsia="Courier New"/>
                 <w:sz w:val="15"/>
               </w:rPr>
-              <w:t xml:space="preserve">  ./help lr2 measure 20|22 [прогонов] - протокол замеров (по умолч. 3 прогона) -&gt; results/lr2_vNN_results.txt  [lab2/measure.sql, запросы lab2/vNN_config.sql]</w:t>
+              <w:t xml:space="preserve">  ./help lr2 measure 20|22 [прогонов] - протокол замеров (по умолч. 3 прогона) -&gt; results/lr2_vNN_results.txt  [big_db_indexes/measure.sql, запросы big_db_indexes/vNN_config.sql]</w:t>
             </w:r>
           </w:p>
           <w:p>
@@ -11923,31 +11923,31 @@
                 <w:rFonts w:ascii="Courier New" w:hAnsi="Courier New" w:eastAsia="Courier New"/>
                 <w:sz w:val="15"/>
               </w:rPr>
-              <w:t xml:space="preserve">  (запрос (*) и настройки варианта: lab2/vNN_query.sql, lab2/vNN_config.sql, lab2/config.sql)</w:t>
-            </w:r>
-          </w:p>
-          <w:p>
-            <w:pPr>
-              <w:spacing w:line="240" w:lineRule="auto"/>
-            </w:pPr>
-            <w:r>
-              <w:rPr>
-                <w:rFonts w:ascii="Courier New" w:hAnsi="Courier New" w:eastAsia="Courier New"/>
-                <w:sz w:val="15"/>
-              </w:rPr>
-              <w:t xml:space="preserve">  --- защита ЛР2: индексы и время запроса варианта (lab2/zashita) ---</w:t>
-            </w:r>
-          </w:p>
-          <w:p>
-            <w:pPr>
-              <w:spacing w:line="240" w:lineRule="auto"/>
-            </w:pPr>
-            <w:r>
-              <w:rPr>
-                <w:rFonts w:ascii="Courier New" w:hAnsi="Courier New" w:eastAsia="Courier New"/>
-                <w:sz w:val="15"/>
-              </w:rPr>
-              <w:t xml:space="preserve">  ./help zas 20 [all] ["поставщик1" "поставщик2"] - в.20: задания 1-3 подряд  [lab2/zashita/z_all.sql, запрос lab2/zashita/vNN_query.sql]</w:t>
+              <w:t xml:space="preserve">  (запрос (*) и настройки варианта: big_db_indexes/vNN_query.sql, big_db_indexes/vNN_config.sql, big_db_indexes/config.sql)</w:t>
+            </w:r>
+          </w:p>
+          <w:p>
+            <w:pPr>
+              <w:spacing w:line="240" w:lineRule="auto"/>
+            </w:pPr>
+            <w:r>
+              <w:rPr>
+                <w:rFonts w:ascii="Courier New" w:hAnsi="Courier New" w:eastAsia="Courier New"/>
+                <w:sz w:val="15"/>
+              </w:rPr>
+              <w:t xml:space="preserve">  --- защита ЛР2: индексы и время запроса варианта (big_db_indexes/zashita) ---</w:t>
+            </w:r>
+          </w:p>
+          <w:p>
+            <w:pPr>
+              <w:spacing w:line="240" w:lineRule="auto"/>
+            </w:pPr>
+            <w:r>
+              <w:rPr>
+                <w:rFonts w:ascii="Courier New" w:hAnsi="Courier New" w:eastAsia="Courier New"/>
+                <w:sz w:val="15"/>
+              </w:rPr>
+              <w:t xml:space="preserve">  ./help zas 20 [all] ["поставщик1" "поставщик2"] - в.20: задания 1-3 подряд  [big_db_indexes/zashita/z_all.sql, запрос big_db_indexes/zashita/vNN_query.sql]</w:t>
             </w:r>
           </w:p>
           <w:p>
@@ -11971,7 +11971,7 @@
                 <w:rFonts w:ascii="Courier New" w:hAnsi="Courier New" w:eastAsia="Courier New"/>
                 <w:sz w:val="15"/>
               </w:rPr>
-              <w:t xml:space="preserve">  ./help zas 22 [all] [категория]  - в.22: задания 1-3 подряд  [lab2/zashita/z_all.sql, запрос lab2/zashita/vNN_query.sql]</w:t>
+              <w:t xml:space="preserve">  ./help zas 22 [all] [категория]  - в.22: задания 1-3 подряд  [big_db_indexes/zashita/z_all.sql, запрос big_db_indexes/zashita/vNN_query.sql]</w:t>
             </w:r>
           </w:p>
           <w:p>
@@ -11995,7 +11995,7 @@
                 <w:rFonts w:ascii="Courier New" w:hAnsi="Courier New" w:eastAsia="Courier New"/>
                 <w:sz w:val="15"/>
               </w:rPr>
-              <w:t xml:space="preserve">  ./help zas 20|22 1 [параметры]   - 1) запрос варианта и результат  [lab2/zashita/z1_query.sql, запрос lab2/zashita/vNN_query.sql]</w:t>
+              <w:t xml:space="preserve">  ./help zas 20|22 1 [параметры]   - 1) запрос варианта и результат  [big_db_indexes/zashita/z1_query.sql, запрос big_db_indexes/zashita/vNN_query.sql]</w:t>
             </w:r>
           </w:p>
           <w:p>
@@ -12019,7 +12019,7 @@
                 <w:rFonts w:ascii="Courier New" w:hAnsi="Courier New" w:eastAsia="Courier New"/>
                 <w:sz w:val="15"/>
               </w:rPr>
-              <w:t xml:space="preserve">  ./help zas 20|22 2 [параметры]   - 2) в.20 без индексов, в.22 с индексом ПРОДАЖА(товар) btree: 5 замеров в мс, минимум, EXPLAIN ANALYZE  [lab2/zashita/z2_noidx.sql, запрос lab2/zashita/vNN_query.sql]</w:t>
+              <w:t xml:space="preserve">  ./help zas 20|22 2 [параметры]   - 2) в.20 без индексов, в.22 с индексом ПРОДАЖА(товар) btree: 5 замеров в мс, минимум, EXPLAIN ANALYZE  [big_db_indexes/zashita/z2_noidx.sql, запрос big_db_indexes/zashita/vNN_query.sql]</w:t>
             </w:r>
           </w:p>
           <w:p>
@@ -12043,7 +12043,7 @@
                 <w:rFonts w:ascii="Courier New" w:hAnsi="Courier New" w:eastAsia="Courier New"/>
                 <w:sz w:val="15"/>
               </w:rPr>
-              <w:t xml:space="preserve">  ./help zas 20|22 3 [параметры]   - 3) индексы варианта, 5 замеров в мс, минимум, EXPLAIN ANALYZE  [lab2/zashita/z3_idx.sql, запрос lab2/zashita/vNN_query.sql]</w:t>
+              <w:t xml:space="preserve">  ./help zas 20|22 3 [параметры]   - 3) индексы варианта, 5 замеров в мс, минимум, EXPLAIN ANALYZE  [big_db_indexes/zashita/z3_idx.sql, запрос big_db_indexes/zashita/vNN_query.sql]</w:t>
             </w:r>
           </w:p>
           <w:p>
@@ -12067,7 +12067,7 @@
                 <w:rFonts w:ascii="Courier New" w:hAnsi="Courier New" w:eastAsia="Courier New"/>
                 <w:sz w:val="15"/>
               </w:rPr>
-              <w:t xml:space="preserve">  ./help zas 20|22 idx             - индексы таблиц запроса варианта  [lab2/zashita/show_idx.sql]</w:t>
+              <w:t xml:space="preserve">  ./help zas 20|22 idx             - индексы таблиц запроса варианта  [big_db_indexes/zashita/show_idx.sql]</w:t>
             </w:r>
           </w:p>
           <w:p>
@@ -12091,7 +12091,7 @@
                 <w:rFonts w:ascii="Courier New" w:hAnsi="Courier New" w:eastAsia="Courier New"/>
                 <w:sz w:val="15"/>
               </w:rPr>
-              <w:t xml:space="preserve">  ./help zas 20|22 idx_drop        - удалить индексы задания 3 (zas_*), остальные и PRIMARY KEY не трогаются  [lab2/zashita/idx_drop.sql]</w:t>
+              <w:t xml:space="preserve">  ./help zas 20|22 idx_drop        - удалить индексы задания 3 (zas_*), остальные и PRIMARY KEY не трогаются  [big_db_indexes/zashita/idx_drop.sql]</w:t>
             </w:r>
           </w:p>
           <w:p>
@@ -12115,7 +12115,7 @@
                 <w:rFonts w:ascii="Courier New" w:hAnsi="Courier New" w:eastAsia="Courier New"/>
                 <w:sz w:val="15"/>
               </w:rPr>
-              <w:t xml:space="preserve">  ./help zas 20|22 idx_add         - создать индексы задания 3 (zas_*) без замеров  [lab2/zashita/idx_add.sql]</w:t>
+              <w:t xml:space="preserve">  ./help zas 20|22 idx_add         - создать индексы задания 3 (zas_*) без замеров  [big_db_indexes/zashita/idx_add.sql]</w:t>
             </w:r>
           </w:p>
           <w:p>
@@ -12139,7 +12139,7 @@
                 <w:rFonts w:ascii="Courier New" w:hAnsi="Courier New" w:eastAsia="Courier New"/>
                 <w:sz w:val="15"/>
               </w:rPr>
-              <w:t xml:space="preserve">  ./help zas restore               - удалить индексы защиты, вернуть PRIMARY KEY  [lab2/zashita/restore.sql]</w:t>
+              <w:t xml:space="preserve">  ./help zas restore               - удалить индексы защиты, вернуть PRIMARY KEY  [big_db_indexes/zashita/restore.sql]</w:t>
             </w:r>
           </w:p>
           <w:p>
@@ -13495,7 +13495,7 @@
                 <w:rFonts w:ascii="Courier New" w:hAnsi="Courier New" w:eastAsia="Courier New"/>
                 <w:sz w:val="15"/>
               </w:rPr>
-              <w:t xml:space="preserve">        if (-not $Ex) { $t = ($t -split "`n" | Where-Object { $_ -notmatch '^\s*пример:' }) -join "`n" }</w:t>
+              <w:t xml:space="preserve">        if (-not $Ex) { $t = ($t -split "`n" | Where-Object { $_ -notmatch '^\s*пример:|^\s{40,}\./help ' }) -join "`n" }</w:t>
             </w:r>
           </w:p>
           <w:p>
@@ -14239,7 +14239,7 @@
                 <w:rFonts w:ascii="Courier New" w:hAnsi="Courier New" w:eastAsia="Courier New"/>
                 <w:sz w:val="15"/>
               </w:rPr>
-              <w:t xml:space="preserve">            'lan'    { &amp; powershell.exe -NoProfile -ExecutionPolicy Bypass -File lab1/setup_lan.ps1 }</w:t>
+              <w:t xml:space="preserve">            'lan'    { &amp; powershell.exe -NoProfile -ExecutionPolicy Bypass -File lan_server/setup_lan.ps1 }</w:t>
             </w:r>
           </w:p>
           <w:p>
@@ -14407,7 +14407,7 @@
                 <w:rFonts w:ascii="Courier New" w:hAnsi="Courier New" w:eastAsia="Courier New"/>
                 <w:sz w:val="15"/>
               </w:rPr>
-              <w:t xml:space="preserve">                Bat 'lab1/s_lan.bat' @(($A[2] -replace '/', '\'), $A[3], $A[4], $A[5])</w:t>
+              <w:t xml:space="preserve">                Bat 'lan_server/s_lan.bat' @(($A[2] -replace '/', '\'), $A[3], $A[4], $A[5])</w:t>
             </w:r>
           </w:p>
           <w:p>
@@ -14695,7 +14695,7 @@
                 <w:rFonts w:ascii="Courier New" w:hAnsi="Courier New" w:eastAsia="Courier New"/>
                 <w:sz w:val="15"/>
               </w:rPr>
-              <w:t xml:space="preserve">            { $_ -in '', 'check' } { Run 'lab1/check_server.sql' }</w:t>
+              <w:t xml:space="preserve">            { $_ -in '', 'check' } { Run 'lan_server/check_server.sql' }</w:t>
             </w:r>
           </w:p>
           <w:p>
@@ -14767,7 +14767,7 @@
                 <w:rFonts w:ascii="Courier New" w:hAnsi="Courier New" w:eastAsia="Courier New"/>
                 <w:sz w:val="15"/>
               </w:rPr>
-              <w:t xml:space="preserve">                Run 'lab1/check_server.sql'</w:t>
+              <w:t xml:space="preserve">                Run 'lan_server/check_server.sql'</w:t>
             </w:r>
           </w:p>
           <w:p>
@@ -14935,151 +14935,151 @@
                 <w:rFonts w:ascii="Courier New" w:hAnsi="Courier New" w:eastAsia="Courier New"/>
                 <w:sz w:val="15"/>
               </w:rPr>
-              <w:t xml:space="preserve">            'gen'     { Run 'lab2/add_data.sql' $A[2] }</w:t>
-            </w:r>
-          </w:p>
-          <w:p>
-            <w:pPr>
-              <w:spacing w:line="240" w:lineRule="auto"/>
-            </w:pPr>
-            <w:r>
-              <w:rPr>
-                <w:rFonts w:ascii="Courier New" w:hAnsi="Courier New" w:eastAsia="Courier New"/>
-                <w:sz w:val="15"/>
-              </w:rPr>
-              <w:t xml:space="preserve">            'restore' { Run 'lab2/restore_lr1.sql' }</w:t>
-            </w:r>
-          </w:p>
-          <w:p>
-            <w:pPr>
-              <w:spacing w:line="240" w:lineRule="auto"/>
-            </w:pPr>
-            <w:r>
-              <w:rPr>
-                <w:rFonts w:ascii="Courier New" w:hAnsi="Courier New" w:eastAsia="Courier New"/>
-                <w:sz w:val="15"/>
-              </w:rPr>
-              <w:t xml:space="preserve">            'tbs'     { Run 'lab2/tablespace.sql' $A[2] }</w:t>
-            </w:r>
-          </w:p>
-          <w:p>
-            <w:pPr>
-              <w:spacing w:line="240" w:lineRule="auto"/>
-            </w:pPr>
-            <w:r>
-              <w:rPr>
-                <w:rFonts w:ascii="Courier New" w:hAnsi="Courier New" w:eastAsia="Courier New"/>
-                <w:sz w:val="15"/>
-              </w:rPr>
-              <w:t xml:space="preserve">            'time'    { Need-Variant $v; Run 'lab2/time_current.sql' $v $A[3] }</w:t>
-            </w:r>
-          </w:p>
-          <w:p>
-            <w:pPr>
-              <w:spacing w:line="240" w:lineRule="auto"/>
-            </w:pPr>
-            <w:r>
-              <w:rPr>
-                <w:rFonts w:ascii="Courier New" w:hAnsi="Courier New" w:eastAsia="Courier New"/>
-                <w:sz w:val="15"/>
-              </w:rPr>
-              <w:t xml:space="preserve">            'timing'  { Need-Variant $v; Run 'lab2/time_timing.sql' $v $A[3] }</w:t>
-            </w:r>
-          </w:p>
-          <w:p>
-            <w:pPr>
-              <w:spacing w:line="240" w:lineRule="auto"/>
-            </w:pPr>
-            <w:r>
-              <w:rPr>
-                <w:rFonts w:ascii="Courier New" w:hAnsi="Courier New" w:eastAsia="Courier New"/>
-                <w:sz w:val="15"/>
-              </w:rPr>
-              <w:t xml:space="preserve">            'idx'     { Need-Variant $v; Run 'lab2/idx_names.sql' $v }</w:t>
-            </w:r>
-          </w:p>
-          <w:p>
-            <w:pPr>
-              <w:spacing w:line="240" w:lineRule="auto"/>
-            </w:pPr>
-            <w:r>
-              <w:rPr>
-                <w:rFonts w:ascii="Courier New" w:hAnsi="Courier New" w:eastAsia="Courier New"/>
-                <w:sz w:val="15"/>
-              </w:rPr>
-              <w:t xml:space="preserve">            'idx1'    { Need-Variant $v; Run 'lab2/idx_1.sql' $v $A[3] }</w:t>
-            </w:r>
-          </w:p>
-          <w:p>
-            <w:pPr>
-              <w:spacing w:line="240" w:lineRule="auto"/>
-            </w:pPr>
-            <w:r>
-              <w:rPr>
-                <w:rFonts w:ascii="Courier New" w:hAnsi="Courier New" w:eastAsia="Courier New"/>
-                <w:sz w:val="15"/>
-              </w:rPr>
-              <w:t xml:space="preserve">            'idx0'    { Need-Variant $v; Run 'lab2/idx_0.sql' $v }</w:t>
-            </w:r>
-          </w:p>
-          <w:p>
-            <w:pPr>
-              <w:spacing w:line="240" w:lineRule="auto"/>
-            </w:pPr>
-            <w:r>
-              <w:rPr>
-                <w:rFonts w:ascii="Courier New" w:hAnsi="Courier New" w:eastAsia="Courier New"/>
-                <w:sz w:val="15"/>
-              </w:rPr>
-              <w:t xml:space="preserve">            'pk1'     { Need-Variant $v; Run 'lab2/create_ref0.sql' $v }</w:t>
-            </w:r>
-          </w:p>
-          <w:p>
-            <w:pPr>
-              <w:spacing w:line="240" w:lineRule="auto"/>
-            </w:pPr>
-            <w:r>
-              <w:rPr>
-                <w:rFonts w:ascii="Courier New" w:hAnsi="Courier New" w:eastAsia="Courier New"/>
-                <w:sz w:val="15"/>
-              </w:rPr>
-              <w:t xml:space="preserve">            'pk0'     { Need-Variant $v; Run 'lab2/create_ref1.sql' $v }</w:t>
-            </w:r>
-          </w:p>
-          <w:p>
-            <w:pPr>
-              <w:spacing w:line="240" w:lineRule="auto"/>
-            </w:pPr>
-            <w:r>
-              <w:rPr>
-                <w:rFonts w:ascii="Courier New" w:hAnsi="Courier New" w:eastAsia="Courier New"/>
-                <w:sz w:val="15"/>
-              </w:rPr>
-              <w:t xml:space="preserve">            'copy'    { Need-Variant $v; Run 'lab2/copy_ref.sql' $v }</w:t>
-            </w:r>
-          </w:p>
-          <w:p>
-            <w:pPr>
-              <w:spacing w:line="240" w:lineRule="auto"/>
-            </w:pPr>
-            <w:r>
-              <w:rPr>
-                <w:rFonts w:ascii="Courier New" w:hAnsi="Courier New" w:eastAsia="Courier New"/>
-                <w:sz w:val="15"/>
-              </w:rPr>
-              <w:t xml:space="preserve">            'explain' { Need-Variant $v; Run 'lab2/explain.sql' $v $A[3] }</w:t>
-            </w:r>
-          </w:p>
-          <w:p>
-            <w:pPr>
-              <w:spacing w:line="240" w:lineRule="auto"/>
-            </w:pPr>
-            <w:r>
-              <w:rPr>
-                <w:rFonts w:ascii="Courier New" w:hAnsi="Courier New" w:eastAsia="Courier New"/>
-                <w:sz w:val="15"/>
-              </w:rPr>
-              <w:t xml:space="preserve">            'measure' { Need-Variant $v; Run 'lab2/measure.sql' $v $A[3]</w:t>
+              <w:t xml:space="preserve">            'gen'     { Run 'big_db_indexes/add_data.sql' $A[2] }</w:t>
+            </w:r>
+          </w:p>
+          <w:p>
+            <w:pPr>
+              <w:spacing w:line="240" w:lineRule="auto"/>
+            </w:pPr>
+            <w:r>
+              <w:rPr>
+                <w:rFonts w:ascii="Courier New" w:hAnsi="Courier New" w:eastAsia="Courier New"/>
+                <w:sz w:val="15"/>
+              </w:rPr>
+              <w:t xml:space="preserve">            'restore' { Run 'big_db_indexes/restore_lr1.sql' }</w:t>
+            </w:r>
+          </w:p>
+          <w:p>
+            <w:pPr>
+              <w:spacing w:line="240" w:lineRule="auto"/>
+            </w:pPr>
+            <w:r>
+              <w:rPr>
+                <w:rFonts w:ascii="Courier New" w:hAnsi="Courier New" w:eastAsia="Courier New"/>
+                <w:sz w:val="15"/>
+              </w:rPr>
+              <w:t xml:space="preserve">            'tbs'     { Run 'big_db_indexes/tablespace.sql' $A[2] }</w:t>
+            </w:r>
+          </w:p>
+          <w:p>
+            <w:pPr>
+              <w:spacing w:line="240" w:lineRule="auto"/>
+            </w:pPr>
+            <w:r>
+              <w:rPr>
+                <w:rFonts w:ascii="Courier New" w:hAnsi="Courier New" w:eastAsia="Courier New"/>
+                <w:sz w:val="15"/>
+              </w:rPr>
+              <w:t xml:space="preserve">            'time'    { Need-Variant $v; Run 'big_db_indexes/time_current.sql' $v $A[3] }</w:t>
+            </w:r>
+          </w:p>
+          <w:p>
+            <w:pPr>
+              <w:spacing w:line="240" w:lineRule="auto"/>
+            </w:pPr>
+            <w:r>
+              <w:rPr>
+                <w:rFonts w:ascii="Courier New" w:hAnsi="Courier New" w:eastAsia="Courier New"/>
+                <w:sz w:val="15"/>
+              </w:rPr>
+              <w:t xml:space="preserve">            'timing'  { Need-Variant $v; Run 'big_db_indexes/time_timing.sql' $v $A[3] }</w:t>
+            </w:r>
+          </w:p>
+          <w:p>
+            <w:pPr>
+              <w:spacing w:line="240" w:lineRule="auto"/>
+            </w:pPr>
+            <w:r>
+              <w:rPr>
+                <w:rFonts w:ascii="Courier New" w:hAnsi="Courier New" w:eastAsia="Courier New"/>
+                <w:sz w:val="15"/>
+              </w:rPr>
+              <w:t xml:space="preserve">            'idx'     { Need-Variant $v; Run 'big_db_indexes/idx_names.sql' $v }</w:t>
+            </w:r>
+          </w:p>
+          <w:p>
+            <w:pPr>
+              <w:spacing w:line="240" w:lineRule="auto"/>
+            </w:pPr>
+            <w:r>
+              <w:rPr>
+                <w:rFonts w:ascii="Courier New" w:hAnsi="Courier New" w:eastAsia="Courier New"/>
+                <w:sz w:val="15"/>
+              </w:rPr>
+              <w:t xml:space="preserve">            'idx1'    { Need-Variant $v; Run 'big_db_indexes/idx_1.sql' $v $A[3] }</w:t>
+            </w:r>
+          </w:p>
+          <w:p>
+            <w:pPr>
+              <w:spacing w:line="240" w:lineRule="auto"/>
+            </w:pPr>
+            <w:r>
+              <w:rPr>
+                <w:rFonts w:ascii="Courier New" w:hAnsi="Courier New" w:eastAsia="Courier New"/>
+                <w:sz w:val="15"/>
+              </w:rPr>
+              <w:t xml:space="preserve">            'idx0'    { Need-Variant $v; Run 'big_db_indexes/idx_0.sql' $v }</w:t>
+            </w:r>
+          </w:p>
+          <w:p>
+            <w:pPr>
+              <w:spacing w:line="240" w:lineRule="auto"/>
+            </w:pPr>
+            <w:r>
+              <w:rPr>
+                <w:rFonts w:ascii="Courier New" w:hAnsi="Courier New" w:eastAsia="Courier New"/>
+                <w:sz w:val="15"/>
+              </w:rPr>
+              <w:t xml:space="preserve">            'pk1'     { Need-Variant $v; Run 'big_db_indexes/create_ref0.sql' $v }</w:t>
+            </w:r>
+          </w:p>
+          <w:p>
+            <w:pPr>
+              <w:spacing w:line="240" w:lineRule="auto"/>
+            </w:pPr>
+            <w:r>
+              <w:rPr>
+                <w:rFonts w:ascii="Courier New" w:hAnsi="Courier New" w:eastAsia="Courier New"/>
+                <w:sz w:val="15"/>
+              </w:rPr>
+              <w:t xml:space="preserve">            'pk0'     { Need-Variant $v; Run 'big_db_indexes/create_ref1.sql' $v }</w:t>
+            </w:r>
+          </w:p>
+          <w:p>
+            <w:pPr>
+              <w:spacing w:line="240" w:lineRule="auto"/>
+            </w:pPr>
+            <w:r>
+              <w:rPr>
+                <w:rFonts w:ascii="Courier New" w:hAnsi="Courier New" w:eastAsia="Courier New"/>
+                <w:sz w:val="15"/>
+              </w:rPr>
+              <w:t xml:space="preserve">            'copy'    { Need-Variant $v; Run 'big_db_indexes/copy_ref.sql' $v }</w:t>
+            </w:r>
+          </w:p>
+          <w:p>
+            <w:pPr>
+              <w:spacing w:line="240" w:lineRule="auto"/>
+            </w:pPr>
+            <w:r>
+              <w:rPr>
+                <w:rFonts w:ascii="Courier New" w:hAnsi="Courier New" w:eastAsia="Courier New"/>
+                <w:sz w:val="15"/>
+              </w:rPr>
+              <w:t xml:space="preserve">            'explain' { Need-Variant $v; Run 'big_db_indexes/explain.sql' $v $A[3] }</w:t>
+            </w:r>
+          </w:p>
+          <w:p>
+            <w:pPr>
+              <w:spacing w:line="240" w:lineRule="auto"/>
+            </w:pPr>
+            <w:r>
+              <w:rPr>
+                <w:rFonts w:ascii="Courier New" w:hAnsi="Courier New" w:eastAsia="Courier New"/>
+                <w:sz w:val="15"/>
+              </w:rPr>
+              <w:t xml:space="preserve">            'measure' { Need-Variant $v; Run 'big_db_indexes/measure.sql' $v $A[3]</w:t>
             </w:r>
           </w:p>
           <w:p>
@@ -16399,7 +16399,7 @@
                 <w:rFonts w:ascii="Courier New" w:hAnsi="Courier New" w:eastAsia="Courier New"/>
                 <w:sz w:val="15"/>
               </w:rPr>
-              <w:t xml:space="preserve">    # защита ЛР2: запрос варианта без индексов и с индексами (lab2/zashita/*.sql)</w:t>
+              <w:t xml:space="preserve">    # защита ЛР2: запрос варианта без индексов и с индексами (big_db_indexes/zashita/*.sql)</w:t>
             </w:r>
           </w:p>
           <w:p>
@@ -16447,7 +16447,7 @@
                 <w:rFonts w:ascii="Courier New" w:hAnsi="Courier New" w:eastAsia="Courier New"/>
                 <w:sz w:val="15"/>
               </w:rPr>
-              <w:t xml:space="preserve">            Run 'lab2/zashita/restore.sql'</w:t>
+              <w:t xml:space="preserve">            Run 'big_db_indexes/zashita/restore.sql'</w:t>
             </w:r>
           </w:p>
           <w:p>
@@ -16519,19 +16519,19 @@
                 <w:rFonts w:ascii="Courier New" w:hAnsi="Courier New" w:eastAsia="Courier New"/>
                 <w:sz w:val="15"/>
               </w:rPr>
-              <w:t xml:space="preserve">            $idxFile = @{ 'idx' = 'lab2/zashita/show_idx.sql'; 'idx_drop' = 'lab2/zashita/idx_drop.sql'</w:t>
-            </w:r>
-          </w:p>
-          <w:p>
-            <w:pPr>
-              <w:spacing w:line="240" w:lineRule="auto"/>
-            </w:pPr>
-            <w:r>
-              <w:rPr>
-                <w:rFonts w:ascii="Courier New" w:hAnsi="Courier New" w:eastAsia="Courier New"/>
-                <w:sz w:val="15"/>
-              </w:rPr>
-              <w:t xml:space="preserve">                          'idx_add' = 'lab2/zashita/idx_add.sql' }[$step]</w:t>
+              <w:t xml:space="preserve">            $idxFile = @{ 'idx' = 'big_db_indexes/zashita/show_idx.sql'; 'idx_drop' = 'big_db_indexes/zashita/idx_drop.sql'</w:t>
+            </w:r>
+          </w:p>
+          <w:p>
+            <w:pPr>
+              <w:spacing w:line="240" w:lineRule="auto"/>
+            </w:pPr>
+            <w:r>
+              <w:rPr>
+                <w:rFonts w:ascii="Courier New" w:hAnsi="Courier New" w:eastAsia="Courier New"/>
+                <w:sz w:val="15"/>
+              </w:rPr>
+              <w:t xml:space="preserve">                          'idx_add' = 'big_db_indexes/zashita/idx_add.sql' }[$step]</w:t>
             </w:r>
           </w:p>
           <w:p>
@@ -16639,19 +16639,19 @@
                 <w:rFonts w:ascii="Courier New" w:hAnsi="Courier New" w:eastAsia="Courier New"/>
                 <w:sz w:val="15"/>
               </w:rPr>
-              <w:t xml:space="preserve">            $file = @{ 'all' = 'lab2/zashita/z_all.sql'; '1' = 'lab2/zashita/z1_query.sql'</w:t>
-            </w:r>
-          </w:p>
-          <w:p>
-            <w:pPr>
-              <w:spacing w:line="240" w:lineRule="auto"/>
-            </w:pPr>
-            <w:r>
-              <w:rPr>
-                <w:rFonts w:ascii="Courier New" w:hAnsi="Courier New" w:eastAsia="Courier New"/>
-                <w:sz w:val="15"/>
-              </w:rPr>
-              <w:t xml:space="preserve">                       '2' = 'lab2/zashita/z2_noidx.sql'; '3' = 'lab2/zashita/z3_idx.sql' }[$step]</w:t>
+              <w:t xml:space="preserve">            $file = @{ 'all' = 'big_db_indexes/zashita/z_all.sql'; '1' = 'big_db_indexes/zashita/z1_query.sql'</w:t>
+            </w:r>
+          </w:p>
+          <w:p>
+            <w:pPr>
+              <w:spacing w:line="240" w:lineRule="auto"/>
+            </w:pPr>
+            <w:r>
+              <w:rPr>
+                <w:rFonts w:ascii="Courier New" w:hAnsi="Courier New" w:eastAsia="Courier New"/>
+                <w:sz w:val="15"/>
+              </w:rPr>
+              <w:t xml:space="preserve">                       '2' = 'big_db_indexes/zashita/z2_noidx.sql'; '3' = 'big_db_indexes/zashita/z3_idx.sql' }[$step]</w:t>
             </w:r>
           </w:p>
           <w:p>
@@ -16747,7 +16747,7 @@
                 <w:rFonts w:ascii="Courier New" w:hAnsi="Courier New" w:eastAsia="Courier New"/>
                 <w:sz w:val="15"/>
               </w:rPr>
-              <w:t xml:space="preserve">                Run 'lab2/zashita/check_args.sql' $A[1] $A[3] $A[4] -Stop</w:t>
+              <w:t xml:space="preserve">                Run 'big_db_indexes/zashita/check_args.sql' $A[1] $A[3] $A[4] -Stop</w:t>
             </w:r>
           </w:p>
           <w:p>

--- a/reports/docx/ЛР6_вариант_20.docx
+++ b/reports/docx/ЛР6_вариант_20.docx
@@ -11947,199 +11947,199 @@
                 <w:rFonts w:ascii="Courier New" w:hAnsi="Courier New" w:eastAsia="Courier New"/>
                 <w:sz w:val="15"/>
               </w:rPr>
-              <w:t xml:space="preserve">  ./help zas 20 [all] ["поставщик1" "поставщик2"] - в.20: задания 1-3 подряд  [big_db_indexes/zashita/z_all.sql, запрос big_db_indexes/zashita/vNN_query.sql]</w:t>
-            </w:r>
-          </w:p>
-          <w:p>
-            <w:pPr>
-              <w:spacing w:line="240" w:lineRule="auto"/>
-            </w:pPr>
-            <w:r>
-              <w:rPr>
-                <w:rFonts w:ascii="Courier New" w:hAnsi="Courier New" w:eastAsia="Courier New"/>
-                <w:sz w:val="15"/>
-              </w:rPr>
-              <w:t xml:space="preserve">                                         пример: ./help zas 20 all "ООО Турман" "ЧП Загорье"</w:t>
-            </w:r>
-          </w:p>
-          <w:p>
-            <w:pPr>
-              <w:spacing w:line="240" w:lineRule="auto"/>
-            </w:pPr>
-            <w:r>
-              <w:rPr>
-                <w:rFonts w:ascii="Courier New" w:hAnsi="Courier New" w:eastAsia="Courier New"/>
-                <w:sz w:val="15"/>
-              </w:rPr>
-              <w:t xml:space="preserve">  ./help zas 22 [all] [категория]  - в.22: задания 1-3 подряд  [big_db_indexes/zashita/z_all.sql, запрос big_db_indexes/zashita/vNN_query.sql]</w:t>
-            </w:r>
-          </w:p>
-          <w:p>
-            <w:pPr>
-              <w:spacing w:line="240" w:lineRule="auto"/>
-            </w:pPr>
-            <w:r>
-              <w:rPr>
-                <w:rFonts w:ascii="Courier New" w:hAnsi="Courier New" w:eastAsia="Courier New"/>
-                <w:sz w:val="15"/>
-              </w:rPr>
-              <w:t xml:space="preserve">                                         пример: ./help zas 22 all мебель</w:t>
-            </w:r>
-          </w:p>
-          <w:p>
-            <w:pPr>
-              <w:spacing w:line="240" w:lineRule="auto"/>
-            </w:pPr>
-            <w:r>
-              <w:rPr>
-                <w:rFonts w:ascii="Courier New" w:hAnsi="Courier New" w:eastAsia="Courier New"/>
-                <w:sz w:val="15"/>
-              </w:rPr>
-              <w:t xml:space="preserve">  ./help zas 20|22 1 [параметры]   - 1) запрос варианта и результат  [big_db_indexes/zashita/z1_query.sql, запрос big_db_indexes/zashita/vNN_query.sql]</w:t>
-            </w:r>
-          </w:p>
-          <w:p>
-            <w:pPr>
-              <w:spacing w:line="240" w:lineRule="auto"/>
-            </w:pPr>
-            <w:r>
-              <w:rPr>
-                <w:rFonts w:ascii="Courier New" w:hAnsi="Courier New" w:eastAsia="Courier New"/>
-                <w:sz w:val="15"/>
-              </w:rPr>
-              <w:t xml:space="preserve">                                         пример: ./help zas 20 1 "ООО Турман" "ЧП Загорье"      ./help zas 22 1 мебель</w:t>
-            </w:r>
-          </w:p>
-          <w:p>
-            <w:pPr>
-              <w:spacing w:line="240" w:lineRule="auto"/>
-            </w:pPr>
-            <w:r>
-              <w:rPr>
-                <w:rFonts w:ascii="Courier New" w:hAnsi="Courier New" w:eastAsia="Courier New"/>
-                <w:sz w:val="15"/>
-              </w:rPr>
-              <w:t xml:space="preserve">  ./help zas 20|22 2 [параметры]   - 2) в.20 без индексов, в.22 с индексом ПРОДАЖА(товар) btree: 5 замеров в мс, минимум, EXPLAIN ANALYZE  [big_db_indexes/zashita/z2_noidx.sql, запрос big_db_indexes/zashita/vNN_query.sql]</w:t>
-            </w:r>
-          </w:p>
-          <w:p>
-            <w:pPr>
-              <w:spacing w:line="240" w:lineRule="auto"/>
-            </w:pPr>
-            <w:r>
-              <w:rPr>
-                <w:rFonts w:ascii="Courier New" w:hAnsi="Courier New" w:eastAsia="Courier New"/>
-                <w:sz w:val="15"/>
-              </w:rPr>
-              <w:t xml:space="preserve">                                         пример: ./help zas 20 2 "ООО Турман" "ЧП Загорье"      ./help zas 22 2 мебель</w:t>
-            </w:r>
-          </w:p>
-          <w:p>
-            <w:pPr>
-              <w:spacing w:line="240" w:lineRule="auto"/>
-            </w:pPr>
-            <w:r>
-              <w:rPr>
-                <w:rFonts w:ascii="Courier New" w:hAnsi="Courier New" w:eastAsia="Courier New"/>
-                <w:sz w:val="15"/>
-              </w:rPr>
-              <w:t xml:space="preserve">  ./help zas 20|22 3 [параметры]   - 3) индексы варианта, 5 замеров в мс, минимум, EXPLAIN ANALYZE  [big_db_indexes/zashita/z3_idx.sql, запрос big_db_indexes/zashita/vNN_query.sql]</w:t>
-            </w:r>
-          </w:p>
-          <w:p>
-            <w:pPr>
-              <w:spacing w:line="240" w:lineRule="auto"/>
-            </w:pPr>
-            <w:r>
-              <w:rPr>
-                <w:rFonts w:ascii="Courier New" w:hAnsi="Courier New" w:eastAsia="Courier New"/>
-                <w:sz w:val="15"/>
-              </w:rPr>
-              <w:t xml:space="preserve">                                         пример: ./help zas 20 3 "ООО Турман" "ЧП Загорье"      ./help zas 22 3 мебель</w:t>
-            </w:r>
-          </w:p>
-          <w:p>
-            <w:pPr>
-              <w:spacing w:line="240" w:lineRule="auto"/>
-            </w:pPr>
-            <w:r>
-              <w:rPr>
-                <w:rFonts w:ascii="Courier New" w:hAnsi="Courier New" w:eastAsia="Courier New"/>
-                <w:sz w:val="15"/>
-              </w:rPr>
-              <w:t xml:space="preserve">  ./help zas 20|22 idx             - индексы таблиц запроса варианта  [big_db_indexes/zashita/show_idx.sql]</w:t>
-            </w:r>
-          </w:p>
-          <w:p>
-            <w:pPr>
-              <w:spacing w:line="240" w:lineRule="auto"/>
-            </w:pPr>
-            <w:r>
-              <w:rPr>
-                <w:rFonts w:ascii="Courier New" w:hAnsi="Courier New" w:eastAsia="Courier New"/>
-                <w:sz w:val="15"/>
-              </w:rPr>
-              <w:t xml:space="preserve">                                         пример: ./help zas 20 idx      ./help zas 22 idx</w:t>
-            </w:r>
-          </w:p>
-          <w:p>
-            <w:pPr>
-              <w:spacing w:line="240" w:lineRule="auto"/>
-            </w:pPr>
-            <w:r>
-              <w:rPr>
-                <w:rFonts w:ascii="Courier New" w:hAnsi="Courier New" w:eastAsia="Courier New"/>
-                <w:sz w:val="15"/>
-              </w:rPr>
-              <w:t xml:space="preserve">  ./help zas 20|22 idx_drop        - удалить индексы задания 3 (zas_*), остальные и PRIMARY KEY не трогаются  [big_db_indexes/zashita/idx_drop.sql]</w:t>
-            </w:r>
-          </w:p>
-          <w:p>
-            <w:pPr>
-              <w:spacing w:line="240" w:lineRule="auto"/>
-            </w:pPr>
-            <w:r>
-              <w:rPr>
-                <w:rFonts w:ascii="Courier New" w:hAnsi="Courier New" w:eastAsia="Courier New"/>
-                <w:sz w:val="15"/>
-              </w:rPr>
-              <w:t xml:space="preserve">                                         пример: ./help zas 20 idx_drop      ./help zas 22 idx_drop</w:t>
-            </w:r>
-          </w:p>
-          <w:p>
-            <w:pPr>
-              <w:spacing w:line="240" w:lineRule="auto"/>
-            </w:pPr>
-            <w:r>
-              <w:rPr>
-                <w:rFonts w:ascii="Courier New" w:hAnsi="Courier New" w:eastAsia="Courier New"/>
-                <w:sz w:val="15"/>
-              </w:rPr>
-              <w:t xml:space="preserve">  ./help zas 20|22 idx_add         - создать индексы задания 3 (zas_*) без замеров  [big_db_indexes/zashita/idx_add.sql]</w:t>
-            </w:r>
-          </w:p>
-          <w:p>
-            <w:pPr>
-              <w:spacing w:line="240" w:lineRule="auto"/>
-            </w:pPr>
-            <w:r>
-              <w:rPr>
-                <w:rFonts w:ascii="Courier New" w:hAnsi="Courier New" w:eastAsia="Courier New"/>
-                <w:sz w:val="15"/>
-              </w:rPr>
-              <w:t xml:space="preserve">                                         пример: ./help zas 20 idx_add      ./help zas 22 idx_add</w:t>
-            </w:r>
-          </w:p>
-          <w:p>
-            <w:pPr>
-              <w:spacing w:line="240" w:lineRule="auto"/>
-            </w:pPr>
-            <w:r>
-              <w:rPr>
-                <w:rFonts w:ascii="Courier New" w:hAnsi="Courier New" w:eastAsia="Courier New"/>
-                <w:sz w:val="15"/>
-              </w:rPr>
-              <w:t xml:space="preserve">  ./help zas restore               - удалить индексы защиты, вернуть PRIMARY KEY  [big_db_indexes/zashita/restore.sql]</w:t>
+              <w:t xml:space="preserve">  ./help lr2 def 20 [all] ["поставщик1" "поставщик2"] - в.20: задания 1-3 подряд  [big_db_indexes/zashita/z_all.sql, запрос big_db_indexes/zashita/vNN_query.sql]</w:t>
+            </w:r>
+          </w:p>
+          <w:p>
+            <w:pPr>
+              <w:spacing w:line="240" w:lineRule="auto"/>
+            </w:pPr>
+            <w:r>
+              <w:rPr>
+                <w:rFonts w:ascii="Courier New" w:hAnsi="Courier New" w:eastAsia="Courier New"/>
+                <w:sz w:val="15"/>
+              </w:rPr>
+              <w:t xml:space="preserve">                                         пример: ./help lr2 def 20 all "ООО Турман" "ЧП Загорье"</w:t>
+            </w:r>
+          </w:p>
+          <w:p>
+            <w:pPr>
+              <w:spacing w:line="240" w:lineRule="auto"/>
+            </w:pPr>
+            <w:r>
+              <w:rPr>
+                <w:rFonts w:ascii="Courier New" w:hAnsi="Courier New" w:eastAsia="Courier New"/>
+                <w:sz w:val="15"/>
+              </w:rPr>
+              <w:t xml:space="preserve">  ./help lr2 def 22 [all] [категория]  - в.22: задания 1-3 подряд  [big_db_indexes/zashita/z_all.sql, запрос big_db_indexes/zashita/vNN_query.sql]</w:t>
+            </w:r>
+          </w:p>
+          <w:p>
+            <w:pPr>
+              <w:spacing w:line="240" w:lineRule="auto"/>
+            </w:pPr>
+            <w:r>
+              <w:rPr>
+                <w:rFonts w:ascii="Courier New" w:hAnsi="Courier New" w:eastAsia="Courier New"/>
+                <w:sz w:val="15"/>
+              </w:rPr>
+              <w:t xml:space="preserve">                                         пример: ./help lr2 def 22 all мебель</w:t>
+            </w:r>
+          </w:p>
+          <w:p>
+            <w:pPr>
+              <w:spacing w:line="240" w:lineRule="auto"/>
+            </w:pPr>
+            <w:r>
+              <w:rPr>
+                <w:rFonts w:ascii="Courier New" w:hAnsi="Courier New" w:eastAsia="Courier New"/>
+                <w:sz w:val="15"/>
+              </w:rPr>
+              <w:t xml:space="preserve">  ./help lr2 def 20|22 1 [параметры] - 1) запрос варианта и результат  [big_db_indexes/zashita/z1_query.sql, запрос big_db_indexes/zashita/vNN_query.sql]</w:t>
+            </w:r>
+          </w:p>
+          <w:p>
+            <w:pPr>
+              <w:spacing w:line="240" w:lineRule="auto"/>
+            </w:pPr>
+            <w:r>
+              <w:rPr>
+                <w:rFonts w:ascii="Courier New" w:hAnsi="Courier New" w:eastAsia="Courier New"/>
+                <w:sz w:val="15"/>
+              </w:rPr>
+              <w:t xml:space="preserve">                                         пример: ./help lr2 def 20 1 "ООО Турман" "ЧП Загорье"      ./help lr2 def 22 1 мебель</w:t>
+            </w:r>
+          </w:p>
+          <w:p>
+            <w:pPr>
+              <w:spacing w:line="240" w:lineRule="auto"/>
+            </w:pPr>
+            <w:r>
+              <w:rPr>
+                <w:rFonts w:ascii="Courier New" w:hAnsi="Courier New" w:eastAsia="Courier New"/>
+                <w:sz w:val="15"/>
+              </w:rPr>
+              <w:t xml:space="preserve">  ./help lr2 def 20|22 2 [параметры] - 2) в.20 без индексов (показ: индексов 0, в плане не используются), в.22 с индексом ПРОДАЖА(товар) btree: 5 замеров в мс, минимум, EXPLAIN ANALYZE  [big_db_indexes/zashita/z2_noidx.sql, запрос big_db_indexes/zashita/vNN_query.sql]</w:t>
+            </w:r>
+          </w:p>
+          <w:p>
+            <w:pPr>
+              <w:spacing w:line="240" w:lineRule="auto"/>
+            </w:pPr>
+            <w:r>
+              <w:rPr>
+                <w:rFonts w:ascii="Courier New" w:hAnsi="Courier New" w:eastAsia="Courier New"/>
+                <w:sz w:val="15"/>
+              </w:rPr>
+              <w:t xml:space="preserve">                                         пример: ./help lr2 def 20 2 "ООО Турман" "ЧП Загорье"      ./help lr2 def 22 2 мебель</w:t>
+            </w:r>
+          </w:p>
+          <w:p>
+            <w:pPr>
+              <w:spacing w:line="240" w:lineRule="auto"/>
+            </w:pPr>
+            <w:r>
+              <w:rPr>
+                <w:rFonts w:ascii="Courier New" w:hAnsi="Courier New" w:eastAsia="Courier New"/>
+                <w:sz w:val="15"/>
+              </w:rPr>
+              <w:t xml:space="preserve">  ./help lr2 def 20|22 3 [параметры] - 3) индексы варианта, 5 замеров в мс, минимум, EXPLAIN ANALYZE, использование индексов в плане  [big_db_indexes/zashita/z3_idx.sql, запрос big_db_indexes/zashita/vNN_query.sql]</w:t>
+            </w:r>
+          </w:p>
+          <w:p>
+            <w:pPr>
+              <w:spacing w:line="240" w:lineRule="auto"/>
+            </w:pPr>
+            <w:r>
+              <w:rPr>
+                <w:rFonts w:ascii="Courier New" w:hAnsi="Courier New" w:eastAsia="Courier New"/>
+                <w:sz w:val="15"/>
+              </w:rPr>
+              <w:t xml:space="preserve">                                         пример: ./help lr2 def 20 3 "ООО Турман" "ЧП Загорье"      ./help lr2 def 22 3 мебель</w:t>
+            </w:r>
+          </w:p>
+          <w:p>
+            <w:pPr>
+              <w:spacing w:line="240" w:lineRule="auto"/>
+            </w:pPr>
+            <w:r>
+              <w:rPr>
+                <w:rFonts w:ascii="Courier New" w:hAnsi="Courier New" w:eastAsia="Courier New"/>
+                <w:sz w:val="15"/>
+              </w:rPr>
+              <w:t xml:space="preserve">  ./help lr2 def 20|22 idx         - индексы таблиц запроса варианта  [big_db_indexes/zashita/show_idx.sql]</w:t>
+            </w:r>
+          </w:p>
+          <w:p>
+            <w:pPr>
+              <w:spacing w:line="240" w:lineRule="auto"/>
+            </w:pPr>
+            <w:r>
+              <w:rPr>
+                <w:rFonts w:ascii="Courier New" w:hAnsi="Courier New" w:eastAsia="Courier New"/>
+                <w:sz w:val="15"/>
+              </w:rPr>
+              <w:t xml:space="preserve">                                         пример: ./help lr2 def 20 idx      ./help lr2 def 22 idx</w:t>
+            </w:r>
+          </w:p>
+          <w:p>
+            <w:pPr>
+              <w:spacing w:line="240" w:lineRule="auto"/>
+            </w:pPr>
+            <w:r>
+              <w:rPr>
+                <w:rFonts w:ascii="Courier New" w:hAnsi="Courier New" w:eastAsia="Courier New"/>
+                <w:sz w:val="15"/>
+              </w:rPr>
+              <w:t xml:space="preserve">  ./help lr2 def 20|22 idx_drop    - удалить индексы задания 3 своего варианта (def20_* / def22_*), остальные и PRIMARY KEY не трогаются  [big_db_indexes/zashita/idx_drop.sql]</w:t>
+            </w:r>
+          </w:p>
+          <w:p>
+            <w:pPr>
+              <w:spacing w:line="240" w:lineRule="auto"/>
+            </w:pPr>
+            <w:r>
+              <w:rPr>
+                <w:rFonts w:ascii="Courier New" w:hAnsi="Courier New" w:eastAsia="Courier New"/>
+                <w:sz w:val="15"/>
+              </w:rPr>
+              <w:t xml:space="preserve">                                         пример: ./help lr2 def 20 idx_drop      ./help lr2 def 22 idx_drop</w:t>
+            </w:r>
+          </w:p>
+          <w:p>
+            <w:pPr>
+              <w:spacing w:line="240" w:lineRule="auto"/>
+            </w:pPr>
+            <w:r>
+              <w:rPr>
+                <w:rFonts w:ascii="Courier New" w:hAnsi="Courier New" w:eastAsia="Courier New"/>
+                <w:sz w:val="15"/>
+              </w:rPr>
+              <w:t xml:space="preserve">  ./help lr2 def 20|22 idx_add     - создать индексы задания 3 своего варианта (def20_* / def22_*) без замеров  [big_db_indexes/zashita/idx_add.sql]</w:t>
+            </w:r>
+          </w:p>
+          <w:p>
+            <w:pPr>
+              <w:spacing w:line="240" w:lineRule="auto"/>
+            </w:pPr>
+            <w:r>
+              <w:rPr>
+                <w:rFonts w:ascii="Courier New" w:hAnsi="Courier New" w:eastAsia="Courier New"/>
+                <w:sz w:val="15"/>
+              </w:rPr>
+              <w:t xml:space="preserve">                                         пример: ./help lr2 def 20 idx_add      ./help lr2 def 22 idx_add</w:t>
+            </w:r>
+          </w:p>
+          <w:p>
+            <w:pPr>
+              <w:spacing w:line="240" w:lineRule="auto"/>
+            </w:pPr>
+            <w:r>
+              <w:rPr>
+                <w:rFonts w:ascii="Courier New" w:hAnsi="Courier New" w:eastAsia="Courier New"/>
+                <w:sz w:val="15"/>
+              </w:rPr>
+              <w:t xml:space="preserve">  ./help lr2 def restore           - удалить индексы защиты, вернуть PRIMARY KEY  [big_db_indexes/zashita/restore.sql]</w:t>
             </w:r>
           </w:p>
           <w:p>
@@ -13039,7 +13039,7 @@
                 <w:rFonts w:ascii="Courier New" w:hAnsi="Courier New" w:eastAsia="Courier New"/>
                 <w:sz w:val="15"/>
               </w:rPr>
-              <w:t xml:space="preserve">  ./help short lr2       - ЛР2: объёмная БД, индексы, EXPLAIN и защита ЛР2 (lr2 ..., zas ...); то же: ./help short zas</w:t>
+              <w:t xml:space="preserve">  ./help short lr2       - ЛР2: объёмная БД, индексы, EXPLAIN и защита ЛР2 (lr2 ..., lr2 def ...)</w:t>
             </w:r>
           </w:p>
           <w:p>
@@ -13255,18 +13255,6 @@
                 <w:rFonts w:ascii="Courier New" w:hAnsi="Courier New" w:eastAsia="Courier New"/>
                 <w:sz w:val="15"/>
               </w:rPr>
-              <w:t xml:space="preserve">    if ($blk -eq 'zas') { $blk = 'lr2' }   # защита ЛР2 - в блоке ЛР2</w:t>
-            </w:r>
-          </w:p>
-          <w:p>
-            <w:pPr>
-              <w:spacing w:line="240" w:lineRule="auto"/>
-            </w:pPr>
-            <w:r>
-              <w:rPr>
-                <w:rFonts w:ascii="Courier New" w:hAnsi="Courier New" w:eastAsia="Courier New"/>
-                <w:sz w:val="15"/>
-              </w:rPr>
               <w:t xml:space="preserve">    if (-not $blk) { Show-Short }</w:t>
             </w:r>
           </w:p>
@@ -15115,7 +15103,427 @@
                 <w:rFonts w:ascii="Courier New" w:hAnsi="Courier New" w:eastAsia="Courier New"/>
                 <w:sz w:val="15"/>
               </w:rPr>
-              <w:t xml:space="preserve">            default   { Say 'ОШИБКА: ./help lr2 gen|restore|tbs|time|timing|idx|idx1|idx0|pk1|pk0|copy|explain|measure|results'; exit 1 }</w:t>
+              <w:t xml:space="preserve">            # защита ЛР2: ./help lr2 def 20|22 [шаг] [параметры] (big_db_indexes/zashita/*.sql)</w:t>
+            </w:r>
+          </w:p>
+          <w:p>
+            <w:pPr>
+              <w:spacing w:line="240" w:lineRule="auto"/>
+            </w:pPr>
+            <w:r>
+              <w:rPr>
+                <w:rFonts w:ascii="Courier New" w:hAnsi="Courier New" w:eastAsia="Courier New"/>
+                <w:sz w:val="15"/>
+              </w:rPr>
+              <w:t xml:space="preserve">            'def'     {</w:t>
+            </w:r>
+          </w:p>
+          <w:p>
+            <w:pPr>
+              <w:spacing w:line="240" w:lineRule="auto"/>
+            </w:pPr>
+            <w:r>
+              <w:rPr>
+                <w:rFonts w:ascii="Courier New" w:hAnsi="Courier New" w:eastAsia="Courier New"/>
+                <w:sz w:val="15"/>
+              </w:rPr>
+              <w:t xml:space="preserve">                if ($A[2] -eq 'restore') {</w:t>
+            </w:r>
+          </w:p>
+          <w:p>
+            <w:pPr>
+              <w:spacing w:line="240" w:lineRule="auto"/>
+            </w:pPr>
+            <w:r>
+              <w:rPr>
+                <w:rFonts w:ascii="Courier New" w:hAnsi="Courier New" w:eastAsia="Courier New"/>
+                <w:sz w:val="15"/>
+              </w:rPr>
+              <w:t xml:space="preserve">                    if ($Argv.Count -gt 3) { Say 'ОШИБКА: у ./help lr2 def restore нет параметров'; exit 1 }</w:t>
+            </w:r>
+          </w:p>
+          <w:p>
+            <w:pPr>
+              <w:spacing w:line="240" w:lineRule="auto"/>
+            </w:pPr>
+            <w:r>
+              <w:rPr>
+                <w:rFonts w:ascii="Courier New" w:hAnsi="Courier New" w:eastAsia="Courier New"/>
+                <w:sz w:val="15"/>
+              </w:rPr>
+              <w:t xml:space="preserve">                    Run 'big_db_indexes/zashita/restore.sql'</w:t>
+            </w:r>
+          </w:p>
+          <w:p>
+            <w:pPr>
+              <w:spacing w:line="240" w:lineRule="auto"/>
+            </w:pPr>
+            <w:r>
+              <w:rPr>
+                <w:rFonts w:ascii="Courier New" w:hAnsi="Courier New" w:eastAsia="Courier New"/>
+                <w:sz w:val="15"/>
+              </w:rPr>
+              <w:t xml:space="preserve">                }</w:t>
+            </w:r>
+          </w:p>
+          <w:p>
+            <w:pPr>
+              <w:spacing w:line="240" w:lineRule="auto"/>
+            </w:pPr>
+            <w:r>
+              <w:rPr>
+                <w:rFonts w:ascii="Courier New" w:hAnsi="Courier New" w:eastAsia="Courier New"/>
+                <w:sz w:val="15"/>
+              </w:rPr>
+              <w:t xml:space="preserve">                else {</w:t>
+            </w:r>
+          </w:p>
+          <w:p>
+            <w:pPr>
+              <w:spacing w:line="240" w:lineRule="auto"/>
+            </w:pPr>
+            <w:r>
+              <w:rPr>
+                <w:rFonts w:ascii="Courier New" w:hAnsi="Courier New" w:eastAsia="Courier New"/>
+                <w:sz w:val="15"/>
+              </w:rPr>
+              <w:t xml:space="preserve">                    Need-Variant $v</w:t>
+            </w:r>
+          </w:p>
+          <w:p>
+            <w:pPr>
+              <w:spacing w:line="240" w:lineRule="auto"/>
+            </w:pPr>
+            <w:r>
+              <w:rPr>
+                <w:rFonts w:ascii="Courier New" w:hAnsi="Courier New" w:eastAsia="Courier New"/>
+                <w:sz w:val="15"/>
+              </w:rPr>
+              <w:t xml:space="preserve">                    $step = if ($A[3]) { $A[3] } else { 'all' }</w:t>
+            </w:r>
+          </w:p>
+          <w:p>
+            <w:pPr>
+              <w:spacing w:line="240" w:lineRule="auto"/>
+            </w:pPr>
+            <w:r>
+              <w:rPr>
+                <w:rFonts w:ascii="Courier New" w:hAnsi="Courier New" w:eastAsia="Courier New"/>
+                <w:sz w:val="15"/>
+              </w:rPr>
+              <w:t xml:space="preserve">                    # индексы варианта (без параметров запроса)</w:t>
+            </w:r>
+          </w:p>
+          <w:p>
+            <w:pPr>
+              <w:spacing w:line="240" w:lineRule="auto"/>
+            </w:pPr>
+            <w:r>
+              <w:rPr>
+                <w:rFonts w:ascii="Courier New" w:hAnsi="Courier New" w:eastAsia="Courier New"/>
+                <w:sz w:val="15"/>
+              </w:rPr>
+              <w:t xml:space="preserve">                    $idxFile = @{ 'idx' = 'big_db_indexes/zashita/show_idx.sql'; 'idx_drop' = 'big_db_indexes/zashita/idx_drop.sql'</w:t>
+            </w:r>
+          </w:p>
+          <w:p>
+            <w:pPr>
+              <w:spacing w:line="240" w:lineRule="auto"/>
+            </w:pPr>
+            <w:r>
+              <w:rPr>
+                <w:rFonts w:ascii="Courier New" w:hAnsi="Courier New" w:eastAsia="Courier New"/>
+                <w:sz w:val="15"/>
+              </w:rPr>
+              <w:t xml:space="preserve">                                  'idx_add' = 'big_db_indexes/zashita/idx_add.sql' }[$step]</w:t>
+            </w:r>
+          </w:p>
+          <w:p>
+            <w:pPr>
+              <w:spacing w:line="240" w:lineRule="auto"/>
+            </w:pPr>
+            <w:r>
+              <w:rPr>
+                <w:rFonts w:ascii="Courier New" w:hAnsi="Courier New" w:eastAsia="Courier New"/>
+                <w:sz w:val="15"/>
+              </w:rPr>
+              <w:t xml:space="preserve">                    # параметров запроса: в.20 - не больше двух поставщиков, в.22 - одна категория</w:t>
+            </w:r>
+          </w:p>
+          <w:p>
+            <w:pPr>
+              <w:spacing w:line="240" w:lineRule="auto"/>
+            </w:pPr>
+            <w:r>
+              <w:rPr>
+                <w:rFonts w:ascii="Courier New" w:hAnsi="Courier New" w:eastAsia="Courier New"/>
+                <w:sz w:val="15"/>
+              </w:rPr>
+              <w:t xml:space="preserve">                    $max = if ($idxFile) { 4 } elseif ($v -eq '20') { 6 } else { 5 }</w:t>
+            </w:r>
+          </w:p>
+          <w:p>
+            <w:pPr>
+              <w:spacing w:line="240" w:lineRule="auto"/>
+            </w:pPr>
+            <w:r>
+              <w:rPr>
+                <w:rFonts w:ascii="Courier New" w:hAnsi="Courier New" w:eastAsia="Courier New"/>
+                <w:sz w:val="15"/>
+              </w:rPr>
+              <w:t xml:space="preserve">                    if ($Argv.Count -gt $max) {</w:t>
+            </w:r>
+          </w:p>
+          <w:p>
+            <w:pPr>
+              <w:spacing w:line="240" w:lineRule="auto"/>
+            </w:pPr>
+            <w:r>
+              <w:rPr>
+                <w:rFonts w:ascii="Courier New" w:hAnsi="Courier New" w:eastAsia="Courier New"/>
+                <w:sz w:val="15"/>
+              </w:rPr>
+              <w:t xml:space="preserve">                        Say ('ОШИБКА: лишние параметры: ' + ($Argv[$max..($Argv.Count - 1)] -join ' '))</w:t>
+            </w:r>
+          </w:p>
+          <w:p>
+            <w:pPr>
+              <w:spacing w:line="240" w:lineRule="auto"/>
+            </w:pPr>
+            <w:r>
+              <w:rPr>
+                <w:rFonts w:ascii="Courier New" w:hAnsi="Courier New" w:eastAsia="Courier New"/>
+                <w:sz w:val="15"/>
+              </w:rPr>
+              <w:t xml:space="preserve">                        Say '  ./help lr2 def 20 [all|1|2|3] ["поставщик1" "поставщик2"]   ./help lr2 def 22 [all|1|2|3] [категория]'</w:t>
+            </w:r>
+          </w:p>
+          <w:p>
+            <w:pPr>
+              <w:spacing w:line="240" w:lineRule="auto"/>
+            </w:pPr>
+            <w:r>
+              <w:rPr>
+                <w:rFonts w:ascii="Courier New" w:hAnsi="Courier New" w:eastAsia="Courier New"/>
+                <w:sz w:val="15"/>
+              </w:rPr>
+              <w:t xml:space="preserve">                        Say '  ./help lr2 def 20|22 idx|idx_drop|idx_add   ./help lr2 def restore'</w:t>
+            </w:r>
+          </w:p>
+          <w:p>
+            <w:pPr>
+              <w:spacing w:line="240" w:lineRule="auto"/>
+            </w:pPr>
+            <w:r>
+              <w:rPr>
+                <w:rFonts w:ascii="Courier New" w:hAnsi="Courier New" w:eastAsia="Courier New"/>
+                <w:sz w:val="15"/>
+              </w:rPr>
+              <w:t xml:space="preserve">                        exit 1</w:t>
+            </w:r>
+          </w:p>
+          <w:p>
+            <w:pPr>
+              <w:spacing w:line="240" w:lineRule="auto"/>
+            </w:pPr>
+            <w:r>
+              <w:rPr>
+                <w:rFonts w:ascii="Courier New" w:hAnsi="Courier New" w:eastAsia="Courier New"/>
+                <w:sz w:val="15"/>
+              </w:rPr>
+              <w:t xml:space="preserve">                    }</w:t>
+            </w:r>
+          </w:p>
+          <w:p>
+            <w:pPr>
+              <w:spacing w:line="240" w:lineRule="auto"/>
+            </w:pPr>
+            <w:r>
+              <w:rPr>
+                <w:rFonts w:ascii="Courier New" w:hAnsi="Courier New" w:eastAsia="Courier New"/>
+                <w:sz w:val="15"/>
+              </w:rPr>
+              <w:t xml:space="preserve">                    $file = @{ 'all' = 'big_db_indexes/zashita/z_all.sql'; '1' = 'big_db_indexes/zashita/z1_query.sql'</w:t>
+            </w:r>
+          </w:p>
+          <w:p>
+            <w:pPr>
+              <w:spacing w:line="240" w:lineRule="auto"/>
+            </w:pPr>
+            <w:r>
+              <w:rPr>
+                <w:rFonts w:ascii="Courier New" w:hAnsi="Courier New" w:eastAsia="Courier New"/>
+                <w:sz w:val="15"/>
+              </w:rPr>
+              <w:t xml:space="preserve">                               '2' = 'big_db_indexes/zashita/z2_noidx.sql'; '3' = 'big_db_indexes/zashita/z3_idx.sql' }[$step]</w:t>
+            </w:r>
+          </w:p>
+          <w:p>
+            <w:pPr>
+              <w:spacing w:line="240" w:lineRule="auto"/>
+            </w:pPr>
+            <w:r>
+              <w:rPr>
+                <w:rFonts w:ascii="Courier New" w:hAnsi="Courier New" w:eastAsia="Courier New"/>
+                <w:sz w:val="15"/>
+              </w:rPr>
+              <w:t xml:space="preserve">                    if ($idxFile) { Run $idxFile $v }</w:t>
+            </w:r>
+          </w:p>
+          <w:p>
+            <w:pPr>
+              <w:spacing w:line="240" w:lineRule="auto"/>
+            </w:pPr>
+            <w:r>
+              <w:rPr>
+                <w:rFonts w:ascii="Courier New" w:hAnsi="Courier New" w:eastAsia="Courier New"/>
+                <w:sz w:val="15"/>
+              </w:rPr>
+              <w:t xml:space="preserve">                    elseif (-not $file) {</w:t>
+            </w:r>
+          </w:p>
+          <w:p>
+            <w:pPr>
+              <w:spacing w:line="240" w:lineRule="auto"/>
+            </w:pPr>
+            <w:r>
+              <w:rPr>
+                <w:rFonts w:ascii="Courier New" w:hAnsi="Courier New" w:eastAsia="Courier New"/>
+                <w:sz w:val="15"/>
+              </w:rPr>
+              <w:t xml:space="preserve">                        Say 'ОШИБКА: ./help lr2 def 20|22 [all|1|2|3|idx|idx_drop|idx_add] [параметры]  или  ./help lr2 def restore'</w:t>
+            </w:r>
+          </w:p>
+          <w:p>
+            <w:pPr>
+              <w:spacing w:line="240" w:lineRule="auto"/>
+            </w:pPr>
+            <w:r>
+              <w:rPr>
+                <w:rFonts w:ascii="Courier New" w:hAnsi="Courier New" w:eastAsia="Courier New"/>
+                <w:sz w:val="15"/>
+              </w:rPr>
+              <w:t xml:space="preserve">                        exit 1</w:t>
+            </w:r>
+          </w:p>
+          <w:p>
+            <w:pPr>
+              <w:spacing w:line="240" w:lineRule="auto"/>
+            </w:pPr>
+            <w:r>
+              <w:rPr>
+                <w:rFonts w:ascii="Courier New" w:hAnsi="Courier New" w:eastAsia="Courier New"/>
+                <w:sz w:val="15"/>
+              </w:rPr>
+              <w:t xml:space="preserve">                    }</w:t>
+            </w:r>
+          </w:p>
+          <w:p>
+            <w:pPr>
+              <w:spacing w:line="240" w:lineRule="auto"/>
+            </w:pPr>
+            <w:r>
+              <w:rPr>
+                <w:rFonts w:ascii="Courier New" w:hAnsi="Courier New" w:eastAsia="Courier New"/>
+                <w:sz w:val="15"/>
+              </w:rPr>
+              <w:t xml:space="preserve">                    else {</w:t>
+            </w:r>
+          </w:p>
+          <w:p>
+            <w:pPr>
+              <w:spacing w:line="240" w:lineRule="auto"/>
+            </w:pPr>
+            <w:r>
+              <w:rPr>
+                <w:rFonts w:ascii="Courier New" w:hAnsi="Courier New" w:eastAsia="Courier New"/>
+                <w:sz w:val="15"/>
+              </w:rPr>
+              <w:t xml:space="preserve">                        # поставщики (в.20) или категория (в.22) должны быть в базе - иначе задание не запускается</w:t>
+            </w:r>
+          </w:p>
+          <w:p>
+            <w:pPr>
+              <w:spacing w:line="240" w:lineRule="auto"/>
+            </w:pPr>
+            <w:r>
+              <w:rPr>
+                <w:rFonts w:ascii="Courier New" w:hAnsi="Courier New" w:eastAsia="Courier New"/>
+                <w:sz w:val="15"/>
+              </w:rPr>
+              <w:t xml:space="preserve">                        Run 'big_db_indexes/zashita/check_args.sql' $v $A[4] $A[5] -Stop</w:t>
+            </w:r>
+          </w:p>
+          <w:p>
+            <w:pPr>
+              <w:spacing w:line="240" w:lineRule="auto"/>
+            </w:pPr>
+            <w:r>
+              <w:rPr>
+                <w:rFonts w:ascii="Courier New" w:hAnsi="Courier New" w:eastAsia="Courier New"/>
+                <w:sz w:val="15"/>
+              </w:rPr>
+              <w:t xml:space="preserve">                        if ($script:ExitCode -ne 0) { exit 1 }</w:t>
+            </w:r>
+          </w:p>
+          <w:p>
+            <w:pPr>
+              <w:spacing w:line="240" w:lineRule="auto"/>
+            </w:pPr>
+            <w:r>
+              <w:rPr>
+                <w:rFonts w:ascii="Courier New" w:hAnsi="Courier New" w:eastAsia="Courier New"/>
+                <w:sz w:val="15"/>
+              </w:rPr>
+              <w:t xml:space="preserve">                        Run $file $v $A[4] $A[5]</w:t>
+            </w:r>
+          </w:p>
+          <w:p>
+            <w:pPr>
+              <w:spacing w:line="240" w:lineRule="auto"/>
+            </w:pPr>
+            <w:r>
+              <w:rPr>
+                <w:rFonts w:ascii="Courier New" w:hAnsi="Courier New" w:eastAsia="Courier New"/>
+                <w:sz w:val="15"/>
+              </w:rPr>
+              <w:t xml:space="preserve">                    }</w:t>
+            </w:r>
+          </w:p>
+          <w:p>
+            <w:pPr>
+              <w:spacing w:line="240" w:lineRule="auto"/>
+            </w:pPr>
+            <w:r>
+              <w:rPr>
+                <w:rFonts w:ascii="Courier New" w:hAnsi="Courier New" w:eastAsia="Courier New"/>
+                <w:sz w:val="15"/>
+              </w:rPr>
+              <w:t xml:space="preserve">                }</w:t>
+            </w:r>
+          </w:p>
+          <w:p>
+            <w:pPr>
+              <w:spacing w:line="240" w:lineRule="auto"/>
+            </w:pPr>
+            <w:r>
+              <w:rPr>
+                <w:rFonts w:ascii="Courier New" w:hAnsi="Courier New" w:eastAsia="Courier New"/>
+                <w:sz w:val="15"/>
+              </w:rPr>
+              <w:t xml:space="preserve">            }</w:t>
+            </w:r>
+          </w:p>
+          <w:p>
+            <w:pPr>
+              <w:spacing w:line="240" w:lineRule="auto"/>
+            </w:pPr>
+            <w:r>
+              <w:rPr>
+                <w:rFonts w:ascii="Courier New" w:hAnsi="Courier New" w:eastAsia="Courier New"/>
+                <w:sz w:val="15"/>
+              </w:rPr>
+              <w:t xml:space="preserve">            default   { Say 'ОШИБКА: ./help lr2 gen|restore|tbs|time|timing|idx|idx1|idx0|pk1|pk0|copy|explain|measure|results|def'; exit 1 }</w:t>
             </w:r>
           </w:p>
           <w:p>
@@ -16388,426 +16796,6 @@
                 <w:sz w:val="15"/>
               </w:rPr>
               <w:t xml:space="preserve"> </w:t>
-            </w:r>
-          </w:p>
-          <w:p>
-            <w:pPr>
-              <w:spacing w:line="240" w:lineRule="auto"/>
-            </w:pPr>
-            <w:r>
-              <w:rPr>
-                <w:rFonts w:ascii="Courier New" w:hAnsi="Courier New" w:eastAsia="Courier New"/>
-                <w:sz w:val="15"/>
-              </w:rPr>
-              <w:t xml:space="preserve">    # защита ЛР2: запрос варианта без индексов и с индексами (big_db_indexes/zashita/*.sql)</w:t>
-            </w:r>
-          </w:p>
-          <w:p>
-            <w:pPr>
-              <w:spacing w:line="240" w:lineRule="auto"/>
-            </w:pPr>
-            <w:r>
-              <w:rPr>
-                <w:rFonts w:ascii="Courier New" w:hAnsi="Courier New" w:eastAsia="Courier New"/>
-                <w:sz w:val="15"/>
-              </w:rPr>
-              <w:t xml:space="preserve">    'zas' {</w:t>
-            </w:r>
-          </w:p>
-          <w:p>
-            <w:pPr>
-              <w:spacing w:line="240" w:lineRule="auto"/>
-            </w:pPr>
-            <w:r>
-              <w:rPr>
-                <w:rFonts w:ascii="Courier New" w:hAnsi="Courier New" w:eastAsia="Courier New"/>
-                <w:sz w:val="15"/>
-              </w:rPr>
-              <w:t xml:space="preserve">        if ($A[1] -eq 'restore') {</w:t>
-            </w:r>
-          </w:p>
-          <w:p>
-            <w:pPr>
-              <w:spacing w:line="240" w:lineRule="auto"/>
-            </w:pPr>
-            <w:r>
-              <w:rPr>
-                <w:rFonts w:ascii="Courier New" w:hAnsi="Courier New" w:eastAsia="Courier New"/>
-                <w:sz w:val="15"/>
-              </w:rPr>
-              <w:t xml:space="preserve">            if ($Argv.Count -gt 2) { Say 'ОШИБКА: у ./help zas restore нет параметров'; exit 1 }</w:t>
-            </w:r>
-          </w:p>
-          <w:p>
-            <w:pPr>
-              <w:spacing w:line="240" w:lineRule="auto"/>
-            </w:pPr>
-            <w:r>
-              <w:rPr>
-                <w:rFonts w:ascii="Courier New" w:hAnsi="Courier New" w:eastAsia="Courier New"/>
-                <w:sz w:val="15"/>
-              </w:rPr>
-              <w:t xml:space="preserve">            Run 'big_db_indexes/zashita/restore.sql'</w:t>
-            </w:r>
-          </w:p>
-          <w:p>
-            <w:pPr>
-              <w:spacing w:line="240" w:lineRule="auto"/>
-            </w:pPr>
-            <w:r>
-              <w:rPr>
-                <w:rFonts w:ascii="Courier New" w:hAnsi="Courier New" w:eastAsia="Courier New"/>
-                <w:sz w:val="15"/>
-              </w:rPr>
-              <w:t xml:space="preserve">        }</w:t>
-            </w:r>
-          </w:p>
-          <w:p>
-            <w:pPr>
-              <w:spacing w:line="240" w:lineRule="auto"/>
-            </w:pPr>
-            <w:r>
-              <w:rPr>
-                <w:rFonts w:ascii="Courier New" w:hAnsi="Courier New" w:eastAsia="Courier New"/>
-                <w:sz w:val="15"/>
-              </w:rPr>
-              <w:t xml:space="preserve">        else {</w:t>
-            </w:r>
-          </w:p>
-          <w:p>
-            <w:pPr>
-              <w:spacing w:line="240" w:lineRule="auto"/>
-            </w:pPr>
-            <w:r>
-              <w:rPr>
-                <w:rFonts w:ascii="Courier New" w:hAnsi="Courier New" w:eastAsia="Courier New"/>
-                <w:sz w:val="15"/>
-              </w:rPr>
-              <w:t xml:space="preserve">            Need-Variant $A[1]</w:t>
-            </w:r>
-          </w:p>
-          <w:p>
-            <w:pPr>
-              <w:spacing w:line="240" w:lineRule="auto"/>
-            </w:pPr>
-            <w:r>
-              <w:rPr>
-                <w:rFonts w:ascii="Courier New" w:hAnsi="Courier New" w:eastAsia="Courier New"/>
-                <w:sz w:val="15"/>
-              </w:rPr>
-              <w:t xml:space="preserve">            $step = if ($A[2]) { $A[2] } else { 'all' }</w:t>
-            </w:r>
-          </w:p>
-          <w:p>
-            <w:pPr>
-              <w:spacing w:line="240" w:lineRule="auto"/>
-            </w:pPr>
-            <w:r>
-              <w:rPr>
-                <w:rFonts w:ascii="Courier New" w:hAnsi="Courier New" w:eastAsia="Courier New"/>
-                <w:sz w:val="15"/>
-              </w:rPr>
-              <w:t xml:space="preserve">            # индексы варианта (без параметров запроса)</w:t>
-            </w:r>
-          </w:p>
-          <w:p>
-            <w:pPr>
-              <w:spacing w:line="240" w:lineRule="auto"/>
-            </w:pPr>
-            <w:r>
-              <w:rPr>
-                <w:rFonts w:ascii="Courier New" w:hAnsi="Courier New" w:eastAsia="Courier New"/>
-                <w:sz w:val="15"/>
-              </w:rPr>
-              <w:t xml:space="preserve">            $idxFile = @{ 'idx' = 'big_db_indexes/zashita/show_idx.sql'; 'idx_drop' = 'big_db_indexes/zashita/idx_drop.sql'</w:t>
-            </w:r>
-          </w:p>
-          <w:p>
-            <w:pPr>
-              <w:spacing w:line="240" w:lineRule="auto"/>
-            </w:pPr>
-            <w:r>
-              <w:rPr>
-                <w:rFonts w:ascii="Courier New" w:hAnsi="Courier New" w:eastAsia="Courier New"/>
-                <w:sz w:val="15"/>
-              </w:rPr>
-              <w:t xml:space="preserve">                          'idx_add' = 'big_db_indexes/zashita/idx_add.sql' }[$step]</w:t>
-            </w:r>
-          </w:p>
-          <w:p>
-            <w:pPr>
-              <w:spacing w:line="240" w:lineRule="auto"/>
-            </w:pPr>
-            <w:r>
-              <w:rPr>
-                <w:rFonts w:ascii="Courier New" w:hAnsi="Courier New" w:eastAsia="Courier New"/>
-                <w:sz w:val="15"/>
-              </w:rPr>
-              <w:t xml:space="preserve">            # параметров запроса: в.20 - не больше двух поставщиков, в.22 - одна категория</w:t>
-            </w:r>
-          </w:p>
-          <w:p>
-            <w:pPr>
-              <w:spacing w:line="240" w:lineRule="auto"/>
-            </w:pPr>
-            <w:r>
-              <w:rPr>
-                <w:rFonts w:ascii="Courier New" w:hAnsi="Courier New" w:eastAsia="Courier New"/>
-                <w:sz w:val="15"/>
-              </w:rPr>
-              <w:t xml:space="preserve">            $max = if ($idxFile) { 3 } elseif ($A[1] -eq '20') { 5 } else { 4 }</w:t>
-            </w:r>
-          </w:p>
-          <w:p>
-            <w:pPr>
-              <w:spacing w:line="240" w:lineRule="auto"/>
-            </w:pPr>
-            <w:r>
-              <w:rPr>
-                <w:rFonts w:ascii="Courier New" w:hAnsi="Courier New" w:eastAsia="Courier New"/>
-                <w:sz w:val="15"/>
-              </w:rPr>
-              <w:t xml:space="preserve">            if ($Argv.Count -gt $max) {</w:t>
-            </w:r>
-          </w:p>
-          <w:p>
-            <w:pPr>
-              <w:spacing w:line="240" w:lineRule="auto"/>
-            </w:pPr>
-            <w:r>
-              <w:rPr>
-                <w:rFonts w:ascii="Courier New" w:hAnsi="Courier New" w:eastAsia="Courier New"/>
-                <w:sz w:val="15"/>
-              </w:rPr>
-              <w:t xml:space="preserve">                Say ('ОШИБКА: лишние параметры: ' + ($Argv[$max..($Argv.Count - 1)] -join ' '))</w:t>
-            </w:r>
-          </w:p>
-          <w:p>
-            <w:pPr>
-              <w:spacing w:line="240" w:lineRule="auto"/>
-            </w:pPr>
-            <w:r>
-              <w:rPr>
-                <w:rFonts w:ascii="Courier New" w:hAnsi="Courier New" w:eastAsia="Courier New"/>
-                <w:sz w:val="15"/>
-              </w:rPr>
-              <w:t xml:space="preserve">                Say '  ./help zas 20 [all|1|2|3] ["поставщик1" "поставщик2"]   ./help zas 22 [all|1|2|3] [категория]'</w:t>
-            </w:r>
-          </w:p>
-          <w:p>
-            <w:pPr>
-              <w:spacing w:line="240" w:lineRule="auto"/>
-            </w:pPr>
-            <w:r>
-              <w:rPr>
-                <w:rFonts w:ascii="Courier New" w:hAnsi="Courier New" w:eastAsia="Courier New"/>
-                <w:sz w:val="15"/>
-              </w:rPr>
-              <w:t xml:space="preserve">                Say '  ./help zas 20|22 idx|idx_drop|idx_add   ./help zas restore'</w:t>
-            </w:r>
-          </w:p>
-          <w:p>
-            <w:pPr>
-              <w:spacing w:line="240" w:lineRule="auto"/>
-            </w:pPr>
-            <w:r>
-              <w:rPr>
-                <w:rFonts w:ascii="Courier New" w:hAnsi="Courier New" w:eastAsia="Courier New"/>
-                <w:sz w:val="15"/>
-              </w:rPr>
-              <w:t xml:space="preserve">                exit 1</w:t>
-            </w:r>
-          </w:p>
-          <w:p>
-            <w:pPr>
-              <w:spacing w:line="240" w:lineRule="auto"/>
-            </w:pPr>
-            <w:r>
-              <w:rPr>
-                <w:rFonts w:ascii="Courier New" w:hAnsi="Courier New" w:eastAsia="Courier New"/>
-                <w:sz w:val="15"/>
-              </w:rPr>
-              <w:t xml:space="preserve">            }</w:t>
-            </w:r>
-          </w:p>
-          <w:p>
-            <w:pPr>
-              <w:spacing w:line="240" w:lineRule="auto"/>
-            </w:pPr>
-            <w:r>
-              <w:rPr>
-                <w:rFonts w:ascii="Courier New" w:hAnsi="Courier New" w:eastAsia="Courier New"/>
-                <w:sz w:val="15"/>
-              </w:rPr>
-              <w:t xml:space="preserve">            $file = @{ 'all' = 'big_db_indexes/zashita/z_all.sql'; '1' = 'big_db_indexes/zashita/z1_query.sql'</w:t>
-            </w:r>
-          </w:p>
-          <w:p>
-            <w:pPr>
-              <w:spacing w:line="240" w:lineRule="auto"/>
-            </w:pPr>
-            <w:r>
-              <w:rPr>
-                <w:rFonts w:ascii="Courier New" w:hAnsi="Courier New" w:eastAsia="Courier New"/>
-                <w:sz w:val="15"/>
-              </w:rPr>
-              <w:t xml:space="preserve">                       '2' = 'big_db_indexes/zashita/z2_noidx.sql'; '3' = 'big_db_indexes/zashita/z3_idx.sql' }[$step]</w:t>
-            </w:r>
-          </w:p>
-          <w:p>
-            <w:pPr>
-              <w:spacing w:line="240" w:lineRule="auto"/>
-            </w:pPr>
-            <w:r>
-              <w:rPr>
-                <w:rFonts w:ascii="Courier New" w:hAnsi="Courier New" w:eastAsia="Courier New"/>
-                <w:sz w:val="15"/>
-              </w:rPr>
-              <w:t xml:space="preserve">            if ($idxFile) { Run $idxFile $A[1] }</w:t>
-            </w:r>
-          </w:p>
-          <w:p>
-            <w:pPr>
-              <w:spacing w:line="240" w:lineRule="auto"/>
-            </w:pPr>
-            <w:r>
-              <w:rPr>
-                <w:rFonts w:ascii="Courier New" w:hAnsi="Courier New" w:eastAsia="Courier New"/>
-                <w:sz w:val="15"/>
-              </w:rPr>
-              <w:t xml:space="preserve">            elseif (-not $file) {</w:t>
-            </w:r>
-          </w:p>
-          <w:p>
-            <w:pPr>
-              <w:spacing w:line="240" w:lineRule="auto"/>
-            </w:pPr>
-            <w:r>
-              <w:rPr>
-                <w:rFonts w:ascii="Courier New" w:hAnsi="Courier New" w:eastAsia="Courier New"/>
-                <w:sz w:val="15"/>
-              </w:rPr>
-              <w:t xml:space="preserve">                Say 'ОШИБКА: ./help zas 20|22 [all|1|2|3|idx|idx_drop|idx_add] [параметры]  или  ./help zas restore'</w:t>
-            </w:r>
-          </w:p>
-          <w:p>
-            <w:pPr>
-              <w:spacing w:line="240" w:lineRule="auto"/>
-            </w:pPr>
-            <w:r>
-              <w:rPr>
-                <w:rFonts w:ascii="Courier New" w:hAnsi="Courier New" w:eastAsia="Courier New"/>
-                <w:sz w:val="15"/>
-              </w:rPr>
-              <w:t xml:space="preserve">                exit 1</w:t>
-            </w:r>
-          </w:p>
-          <w:p>
-            <w:pPr>
-              <w:spacing w:line="240" w:lineRule="auto"/>
-            </w:pPr>
-            <w:r>
-              <w:rPr>
-                <w:rFonts w:ascii="Courier New" w:hAnsi="Courier New" w:eastAsia="Courier New"/>
-                <w:sz w:val="15"/>
-              </w:rPr>
-              <w:t xml:space="preserve">            }</w:t>
-            </w:r>
-          </w:p>
-          <w:p>
-            <w:pPr>
-              <w:spacing w:line="240" w:lineRule="auto"/>
-            </w:pPr>
-            <w:r>
-              <w:rPr>
-                <w:rFonts w:ascii="Courier New" w:hAnsi="Courier New" w:eastAsia="Courier New"/>
-                <w:sz w:val="15"/>
-              </w:rPr>
-              <w:t xml:space="preserve">            else {</w:t>
-            </w:r>
-          </w:p>
-          <w:p>
-            <w:pPr>
-              <w:spacing w:line="240" w:lineRule="auto"/>
-            </w:pPr>
-            <w:r>
-              <w:rPr>
-                <w:rFonts w:ascii="Courier New" w:hAnsi="Courier New" w:eastAsia="Courier New"/>
-                <w:sz w:val="15"/>
-              </w:rPr>
-              <w:t xml:space="preserve">                # поставщики (в.20) или категория (в.22) должны быть в базе - иначе задание не запускается</w:t>
-            </w:r>
-          </w:p>
-          <w:p>
-            <w:pPr>
-              <w:spacing w:line="240" w:lineRule="auto"/>
-            </w:pPr>
-            <w:r>
-              <w:rPr>
-                <w:rFonts w:ascii="Courier New" w:hAnsi="Courier New" w:eastAsia="Courier New"/>
-                <w:sz w:val="15"/>
-              </w:rPr>
-              <w:t xml:space="preserve">                Run 'big_db_indexes/zashita/check_args.sql' $A[1] $A[3] $A[4] -Stop</w:t>
-            </w:r>
-          </w:p>
-          <w:p>
-            <w:pPr>
-              <w:spacing w:line="240" w:lineRule="auto"/>
-            </w:pPr>
-            <w:r>
-              <w:rPr>
-                <w:rFonts w:ascii="Courier New" w:hAnsi="Courier New" w:eastAsia="Courier New"/>
-                <w:sz w:val="15"/>
-              </w:rPr>
-              <w:t xml:space="preserve">                if ($script:ExitCode -ne 0) { exit 1 }</w:t>
-            </w:r>
-          </w:p>
-          <w:p>
-            <w:pPr>
-              <w:spacing w:line="240" w:lineRule="auto"/>
-            </w:pPr>
-            <w:r>
-              <w:rPr>
-                <w:rFonts w:ascii="Courier New" w:hAnsi="Courier New" w:eastAsia="Courier New"/>
-                <w:sz w:val="15"/>
-              </w:rPr>
-              <w:t xml:space="preserve">                Run $file $A[1] $A[3] $A[4]</w:t>
-            </w:r>
-          </w:p>
-          <w:p>
-            <w:pPr>
-              <w:spacing w:line="240" w:lineRule="auto"/>
-            </w:pPr>
-            <w:r>
-              <w:rPr>
-                <w:rFonts w:ascii="Courier New" w:hAnsi="Courier New" w:eastAsia="Courier New"/>
-                <w:sz w:val="15"/>
-              </w:rPr>
-              <w:t xml:space="preserve">            }</w:t>
-            </w:r>
-          </w:p>
-          <w:p>
-            <w:pPr>
-              <w:spacing w:line="240" w:lineRule="auto"/>
-            </w:pPr>
-            <w:r>
-              <w:rPr>
-                <w:rFonts w:ascii="Courier New" w:hAnsi="Courier New" w:eastAsia="Courier New"/>
-                <w:sz w:val="15"/>
-              </w:rPr>
-              <w:t xml:space="preserve">        }</w:t>
-            </w:r>
-          </w:p>
-          <w:p>
-            <w:pPr>
-              <w:spacing w:line="240" w:lineRule="auto"/>
-            </w:pPr>
-            <w:r>
-              <w:rPr>
-                <w:rFonts w:ascii="Courier New" w:hAnsi="Courier New" w:eastAsia="Courier New"/>
-                <w:sz w:val="15"/>
-              </w:rPr>
-              <w:t xml:space="preserve">    }</w:t>
             </w:r>
           </w:p>
           <w:p>

--- a/reports/docx/ЛР6_вариант_20.docx
+++ b/reports/docx/ЛР6_вариант_20.docx
@@ -11935,19 +11935,19 @@
                 <w:rFonts w:ascii="Courier New" w:hAnsi="Courier New" w:eastAsia="Courier New"/>
                 <w:sz w:val="15"/>
               </w:rPr>
-              <w:t xml:space="preserve">  --- защита ЛР2: индексы и время запроса варианта (big_db_indexes/zashita) ---</w:t>
-            </w:r>
-          </w:p>
-          <w:p>
-            <w:pPr>
-              <w:spacing w:line="240" w:lineRule="auto"/>
-            </w:pPr>
-            <w:r>
-              <w:rPr>
-                <w:rFonts w:ascii="Courier New" w:hAnsi="Courier New" w:eastAsia="Courier New"/>
-                <w:sz w:val="15"/>
-              </w:rPr>
-              <w:t xml:space="preserve">  ./help lr2 def 20 [all] ["поставщик1" "поставщик2"] - в.20: задания 1-3 подряд  [big_db_indexes/zashita/z_all.sql, запрос big_db_indexes/zashita/vNN_query.sql]</w:t>
+              <w:t xml:space="preserve">  --- защита ЛР2: индексы и время запроса варианта (big_db_indexes/def_*.sql) ---</w:t>
+            </w:r>
+          </w:p>
+          <w:p>
+            <w:pPr>
+              <w:spacing w:line="240" w:lineRule="auto"/>
+            </w:pPr>
+            <w:r>
+              <w:rPr>
+                <w:rFonts w:ascii="Courier New" w:hAnsi="Courier New" w:eastAsia="Courier New"/>
+                <w:sz w:val="15"/>
+              </w:rPr>
+              <w:t xml:space="preserve">  ./help lr2 def 20 [all] ["поставщик1" "поставщик2"] - в.20: задания 1-3 подряд  [big_db_indexes/def_z_all.sql, запрос big_db_indexes/def_vNN_query.sql]</w:t>
             </w:r>
           </w:p>
           <w:p>
@@ -11971,7 +11971,7 @@
                 <w:rFonts w:ascii="Courier New" w:hAnsi="Courier New" w:eastAsia="Courier New"/>
                 <w:sz w:val="15"/>
               </w:rPr>
-              <w:t xml:space="preserve">  ./help lr2 def 22 [all] [категория]  - в.22: задания 1-3 подряд  [big_db_indexes/zashita/z_all.sql, запрос big_db_indexes/zashita/vNN_query.sql]</w:t>
+              <w:t xml:space="preserve">  ./help lr2 def 22 [all] [категория]  - в.22: задания 1-3 подряд  [big_db_indexes/def_z_all.sql, запрос big_db_indexes/def_vNN_query.sql]</w:t>
             </w:r>
           </w:p>
           <w:p>
@@ -11995,7 +11995,7 @@
                 <w:rFonts w:ascii="Courier New" w:hAnsi="Courier New" w:eastAsia="Courier New"/>
                 <w:sz w:val="15"/>
               </w:rPr>
-              <w:t xml:space="preserve">  ./help lr2 def 20|22 1 [параметры] - 1) запрос варианта и результат  [big_db_indexes/zashita/z1_query.sql, запрос big_db_indexes/zashita/vNN_query.sql]</w:t>
+              <w:t xml:space="preserve">  ./help lr2 def 20|22 1 [параметры] - 1) запрос варианта и результат  [big_db_indexes/def_z1_query.sql, запрос big_db_indexes/def_vNN_query.sql]</w:t>
             </w:r>
           </w:p>
           <w:p>
@@ -12019,7 +12019,7 @@
                 <w:rFonts w:ascii="Courier New" w:hAnsi="Courier New" w:eastAsia="Courier New"/>
                 <w:sz w:val="15"/>
               </w:rPr>
-              <w:t xml:space="preserve">  ./help lr2 def 20|22 2 [параметры] - 2) в.20 без индексов (показ: индексов 0, в плане не используются), в.22 с индексом ПРОДАЖА(товар) btree: 5 замеров в мс, минимум, EXPLAIN ANALYZE  [big_db_indexes/zashita/z2_noidx.sql, запрос big_db_indexes/zashita/vNN_query.sql]</w:t>
+              <w:t xml:space="preserve">  ./help lr2 def 20|22 2 [параметры] - 2) в.20 без индексов (показ: индексов 0, в плане не используются), в.22 с индексом ПРОДАЖА(товар) btree: 5 замеров в мс, минимум, EXPLAIN ANALYZE  [big_db_indexes/def_z2_noidx.sql, запрос big_db_indexes/def_vNN_query.sql]</w:t>
             </w:r>
           </w:p>
           <w:p>
@@ -12043,7 +12043,7 @@
                 <w:rFonts w:ascii="Courier New" w:hAnsi="Courier New" w:eastAsia="Courier New"/>
                 <w:sz w:val="15"/>
               </w:rPr>
-              <w:t xml:space="preserve">  ./help lr2 def 20|22 3 [параметры] - 3) индексы варианта, 5 замеров в мс, минимум, EXPLAIN ANALYZE, использование индексов в плане  [big_db_indexes/zashita/z3_idx.sql, запрос big_db_indexes/zashita/vNN_query.sql]</w:t>
+              <w:t xml:space="preserve">  ./help lr2 def 20|22 3 [параметры] - 3) индексы варианта, 5 замеров в мс, минимум, EXPLAIN ANALYZE, использование индексов в плане  [big_db_indexes/def_z3_idx.sql, запрос big_db_indexes/def_vNN_query.sql]</w:t>
             </w:r>
           </w:p>
           <w:p>
@@ -12067,7 +12067,7 @@
                 <w:rFonts w:ascii="Courier New" w:hAnsi="Courier New" w:eastAsia="Courier New"/>
                 <w:sz w:val="15"/>
               </w:rPr>
-              <w:t xml:space="preserve">  ./help lr2 def 20|22 idx         - индексы таблиц запроса варианта  [big_db_indexes/zashita/show_idx.sql]</w:t>
+              <w:t xml:space="preserve">  ./help lr2 def 20|22 idx         - индексы таблиц запроса варианта  [big_db_indexes/def_show_idx.sql]</w:t>
             </w:r>
           </w:p>
           <w:p>
@@ -12091,7 +12091,7 @@
                 <w:rFonts w:ascii="Courier New" w:hAnsi="Courier New" w:eastAsia="Courier New"/>
                 <w:sz w:val="15"/>
               </w:rPr>
-              <w:t xml:space="preserve">  ./help lr2 def 20|22 idx_drop    - удалить индексы задания 3 своего варианта (def20_* / def22_*), остальные и PRIMARY KEY не трогаются  [big_db_indexes/zashita/idx_drop.sql]</w:t>
+              <w:t xml:space="preserve">  ./help lr2 def 20|22 idx_drop    - удалить индексы задания 3 своего варианта (def20_* / def22_*), остальные и PRIMARY KEY не трогаются  [big_db_indexes/def_idx_drop.sql]</w:t>
             </w:r>
           </w:p>
           <w:p>
@@ -12115,7 +12115,7 @@
                 <w:rFonts w:ascii="Courier New" w:hAnsi="Courier New" w:eastAsia="Courier New"/>
                 <w:sz w:val="15"/>
               </w:rPr>
-              <w:t xml:space="preserve">  ./help lr2 def 20|22 idx_add     - создать индексы задания 3 своего варианта (def20_* / def22_*) без замеров  [big_db_indexes/zashita/idx_add.sql]</w:t>
+              <w:t xml:space="preserve">  ./help lr2 def 20|22 idx_add     - создать индексы задания 3 своего варианта (def20_* / def22_*) без замеров  [big_db_indexes/def_idx_add.sql]</w:t>
             </w:r>
           </w:p>
           <w:p>
@@ -12139,7 +12139,7 @@
                 <w:rFonts w:ascii="Courier New" w:hAnsi="Courier New" w:eastAsia="Courier New"/>
                 <w:sz w:val="15"/>
               </w:rPr>
-              <w:t xml:space="preserve">  ./help lr2 def restore           - удалить индексы защиты, вернуть PRIMARY KEY  [big_db_indexes/zashita/restore.sql]</w:t>
+              <w:t xml:space="preserve">  ./help lr2 def restore           - удалить индексы защиты, вернуть PRIMARY KEY  [big_db_indexes/def_restore.sql]</w:t>
             </w:r>
           </w:p>
           <w:p>
@@ -15103,7 +15103,7 @@
                 <w:rFonts w:ascii="Courier New" w:hAnsi="Courier New" w:eastAsia="Courier New"/>
                 <w:sz w:val="15"/>
               </w:rPr>
-              <w:t xml:space="preserve">            # защита ЛР2: ./help lr2 def 20|22 [шаг] [параметры] (big_db_indexes/zashita/*.sql)</w:t>
+              <w:t xml:space="preserve">            # защита ЛР2: ./help lr2 def 20|22 [шаг] [параметры] (big_db_indexes/def_*.sql)</w:t>
             </w:r>
           </w:p>
           <w:p>
@@ -15151,7 +15151,7 @@
                 <w:rFonts w:ascii="Courier New" w:hAnsi="Courier New" w:eastAsia="Courier New"/>
                 <w:sz w:val="15"/>
               </w:rPr>
-              <w:t xml:space="preserve">                    Run 'big_db_indexes/zashita/restore.sql'</w:t>
+              <w:t xml:space="preserve">                    Run 'big_db_indexes/def_restore.sql'</w:t>
             </w:r>
           </w:p>
           <w:p>
@@ -15223,19 +15223,19 @@
                 <w:rFonts w:ascii="Courier New" w:hAnsi="Courier New" w:eastAsia="Courier New"/>
                 <w:sz w:val="15"/>
               </w:rPr>
-              <w:t xml:space="preserve">                    $idxFile = @{ 'idx' = 'big_db_indexes/zashita/show_idx.sql'; 'idx_drop' = 'big_db_indexes/zashita/idx_drop.sql'</w:t>
-            </w:r>
-          </w:p>
-          <w:p>
-            <w:pPr>
-              <w:spacing w:line="240" w:lineRule="auto"/>
-            </w:pPr>
-            <w:r>
-              <w:rPr>
-                <w:rFonts w:ascii="Courier New" w:hAnsi="Courier New" w:eastAsia="Courier New"/>
-                <w:sz w:val="15"/>
-              </w:rPr>
-              <w:t xml:space="preserve">                                  'idx_add' = 'big_db_indexes/zashita/idx_add.sql' }[$step]</w:t>
+              <w:t xml:space="preserve">                    $idxFile = @{ 'idx' = 'big_db_indexes/def_show_idx.sql'; 'idx_drop' = 'big_db_indexes/def_idx_drop.sql'</w:t>
+            </w:r>
+          </w:p>
+          <w:p>
+            <w:pPr>
+              <w:spacing w:line="240" w:lineRule="auto"/>
+            </w:pPr>
+            <w:r>
+              <w:rPr>
+                <w:rFonts w:ascii="Courier New" w:hAnsi="Courier New" w:eastAsia="Courier New"/>
+                <w:sz w:val="15"/>
+              </w:rPr>
+              <w:t xml:space="preserve">                                  'idx_add' = 'big_db_indexes/def_idx_add.sql' }[$step]</w:t>
             </w:r>
           </w:p>
           <w:p>
@@ -15343,19 +15343,19 @@
                 <w:rFonts w:ascii="Courier New" w:hAnsi="Courier New" w:eastAsia="Courier New"/>
                 <w:sz w:val="15"/>
               </w:rPr>
-              <w:t xml:space="preserve">                    $file = @{ 'all' = 'big_db_indexes/zashita/z_all.sql'; '1' = 'big_db_indexes/zashita/z1_query.sql'</w:t>
-            </w:r>
-          </w:p>
-          <w:p>
-            <w:pPr>
-              <w:spacing w:line="240" w:lineRule="auto"/>
-            </w:pPr>
-            <w:r>
-              <w:rPr>
-                <w:rFonts w:ascii="Courier New" w:hAnsi="Courier New" w:eastAsia="Courier New"/>
-                <w:sz w:val="15"/>
-              </w:rPr>
-              <w:t xml:space="preserve">                               '2' = 'big_db_indexes/zashita/z2_noidx.sql'; '3' = 'big_db_indexes/zashita/z3_idx.sql' }[$step]</w:t>
+              <w:t xml:space="preserve">                    $file = @{ 'all' = 'big_db_indexes/def_z_all.sql'; '1' = 'big_db_indexes/def_z1_query.sql'</w:t>
+            </w:r>
+          </w:p>
+          <w:p>
+            <w:pPr>
+              <w:spacing w:line="240" w:lineRule="auto"/>
+            </w:pPr>
+            <w:r>
+              <w:rPr>
+                <w:rFonts w:ascii="Courier New" w:hAnsi="Courier New" w:eastAsia="Courier New"/>
+                <w:sz w:val="15"/>
+              </w:rPr>
+              <w:t xml:space="preserve">                               '2' = 'big_db_indexes/def_z2_noidx.sql'; '3' = 'big_db_indexes/def_z3_idx.sql' }[$step]</w:t>
             </w:r>
           </w:p>
           <w:p>
@@ -15451,7 +15451,7 @@
                 <w:rFonts w:ascii="Courier New" w:hAnsi="Courier New" w:eastAsia="Courier New"/>
                 <w:sz w:val="15"/>
               </w:rPr>
-              <w:t xml:space="preserve">                        Run 'big_db_indexes/zashita/check_args.sql' $v $A[4] $A[5] -Stop</w:t>
+              <w:t xml:space="preserve">                        Run 'big_db_indexes/def_check_args.sql' $v $A[4] $A[5] -Stop</w:t>
             </w:r>
           </w:p>
           <w:p>

--- a/reports/docx/ЛР6_вариант_20.docx
+++ b/reports/docx/ЛР6_вариант_20.docx
@@ -12247,6 +12247,78 @@
                 <w:rFonts w:ascii="Courier New" w:hAnsi="Courier New" w:eastAsia="Courier New"/>
                 <w:sz w:val="15"/>
               </w:rPr>
+              <w:t xml:space="preserve">  --- защита ЛР3 (перед запуском тип варианта пересоздаётся: lab3/v20_vector3.sql, lab3/v22_rational.sql) ---</w:t>
+            </w:r>
+          </w:p>
+          <w:p>
+            <w:pPr>
+              <w:spacing w:line="240" w:lineRule="auto"/>
+            </w:pPr>
+            <w:r>
+              <w:rPr>
+                <w:rFonts w:ascii="Courier New" w:hAnsi="Courier New" w:eastAsia="Courier New"/>
+                <w:sz w:val="15"/>
+              </w:rPr>
+              <w:t xml:space="preserve">  ./help lr3 def 20 ["(ax,ay,az)" "(bx,by,bz)"] - в.20: W = a × b (оператор #), W*a = 0 и W*b = 0  [lab3/def_v20_cross.sql]</w:t>
+            </w:r>
+          </w:p>
+          <w:p>
+            <w:pPr>
+              <w:spacing w:line="240" w:lineRule="auto"/>
+            </w:pPr>
+            <w:r>
+              <w:rPr>
+                <w:rFonts w:ascii="Courier New" w:hAnsi="Courier New" w:eastAsia="Courier New"/>
+                <w:sz w:val="15"/>
+              </w:rPr>
+              <w:t xml:space="preserve">                                         пример: ./help lr3 def 20      ./help lr3 def 20 "(1,0,0)" "(0,1,0)"</w:t>
+            </w:r>
+          </w:p>
+          <w:p>
+            <w:pPr>
+              <w:spacing w:line="240" w:lineRule="auto"/>
+            </w:pPr>
+            <w:r>
+              <w:rPr>
+                <w:rFonts w:ascii="Courier New" w:hAnsi="Courier New" w:eastAsia="Courier New"/>
+                <w:sz w:val="15"/>
+              </w:rPr>
+              <w:t xml:space="preserve">  ./help lr3 def 22 [a b]      - в.22: x = a/b, -x = b/a или 0/1 (оператор ~), (-x)*x = x*(-x) = 1 или 0  [lab3/def_v22_inverse.sql]</w:t>
+            </w:r>
+          </w:p>
+          <w:p>
+            <w:pPr>
+              <w:spacing w:line="240" w:lineRule="auto"/>
+            </w:pPr>
+            <w:r>
+              <w:rPr>
+                <w:rFonts w:ascii="Courier New" w:hAnsi="Courier New" w:eastAsia="Courier New"/>
+                <w:sz w:val="15"/>
+              </w:rPr>
+              <w:t xml:space="preserve">                                         пример: ./help lr3 def 22      ./help lr3 def 22 -3 4      ./help lr3 def 22 0 7</w:t>
+            </w:r>
+          </w:p>
+          <w:p>
+            <w:pPr>
+              <w:spacing w:line="240" w:lineRule="auto"/>
+            </w:pPr>
+            <w:r>
+              <w:rPr>
+                <w:rFonts w:ascii="Courier New" w:hAnsi="Courier New" w:eastAsia="Courier New"/>
+                <w:sz w:val="15"/>
+              </w:rPr>
+              <w:t xml:space="preserve">  (по умолч. в.20 - (1,2,3) и (4,5,6), в.22 - 3 и 4; параметры проверяются: векторы (x,y,z), целые |a|, |b| &lt;= 2^53, b &lt;&gt; 0)</w:t>
+            </w:r>
+          </w:p>
+          <w:p>
+            <w:pPr>
+              <w:spacing w:line="240" w:lineRule="auto"/>
+            </w:pPr>
+            <w:r>
+              <w:rPr>
+                <w:rFonts w:ascii="Courier New" w:hAnsi="Courier New" w:eastAsia="Courier New"/>
+                <w:sz w:val="15"/>
+              </w:rPr>
               <w:t>'@</w:t>
             </w:r>
           </w:p>
@@ -13051,7 +13123,7 @@
                 <w:rFonts w:ascii="Courier New" w:hAnsi="Courier New" w:eastAsia="Courier New"/>
                 <w:sz w:val="15"/>
               </w:rPr>
-              <w:t xml:space="preserve">  ./help short lr3       - ЛР3: пользовательские типы (lr3 ...)</w:t>
+              <w:t xml:space="preserve">  ./help short lr3       - ЛР3: пользовательские типы и защита ЛР3 (lr3 ..., lr3 def ...)</w:t>
             </w:r>
           </w:p>
           <w:p>
@@ -15643,7 +15715,139 @@
                 <w:rFonts w:ascii="Courier New" w:hAnsi="Courier New" w:eastAsia="Courier New"/>
                 <w:sz w:val="15"/>
               </w:rPr>
-              <w:t xml:space="preserve">            default { Say 'ОШИБКА: ./help lr3 cmplx|20|22'; exit 1 }</w:t>
+              <w:t xml:space="preserve">            # защита ЛР3: тип варианта пересоздаётся без вывода, затем сценарий защиты</w:t>
+            </w:r>
+          </w:p>
+          <w:p>
+            <w:pPr>
+              <w:spacing w:line="240" w:lineRule="auto"/>
+            </w:pPr>
+            <w:r>
+              <w:rPr>
+                <w:rFonts w:ascii="Courier New" w:hAnsi="Courier New" w:eastAsia="Courier New"/>
+                <w:sz w:val="15"/>
+              </w:rPr>
+              <w:t xml:space="preserve">            'def'   {</w:t>
+            </w:r>
+          </w:p>
+          <w:p>
+            <w:pPr>
+              <w:spacing w:line="240" w:lineRule="auto"/>
+            </w:pPr>
+            <w:r>
+              <w:rPr>
+                <w:rFonts w:ascii="Courier New" w:hAnsi="Courier New" w:eastAsia="Courier New"/>
+                <w:sz w:val="15"/>
+              </w:rPr>
+              <w:t xml:space="preserve">                $v = $A[2]</w:t>
+            </w:r>
+          </w:p>
+          <w:p>
+            <w:pPr>
+              <w:spacing w:line="240" w:lineRule="auto"/>
+            </w:pPr>
+            <w:r>
+              <w:rPr>
+                <w:rFonts w:ascii="Courier New" w:hAnsi="Courier New" w:eastAsia="Courier New"/>
+                <w:sz w:val="15"/>
+              </w:rPr>
+              <w:t xml:space="preserve">                Need-Variant $v</w:t>
+            </w:r>
+          </w:p>
+          <w:p>
+            <w:pPr>
+              <w:spacing w:line="240" w:lineRule="auto"/>
+            </w:pPr>
+            <w:r>
+              <w:rPr>
+                <w:rFonts w:ascii="Courier New" w:hAnsi="Courier New" w:eastAsia="Courier New"/>
+                <w:sz w:val="15"/>
+              </w:rPr>
+              <w:t xml:space="preserve">                $type = @{ '20' = 'lab3/v20_vector3.sql'; '22' = 'lab3/v22_rational.sql' }[$v]</w:t>
+            </w:r>
+          </w:p>
+          <w:p>
+            <w:pPr>
+              <w:spacing w:line="240" w:lineRule="auto"/>
+            </w:pPr>
+            <w:r>
+              <w:rPr>
+                <w:rFonts w:ascii="Courier New" w:hAnsi="Courier New" w:eastAsia="Courier New"/>
+                <w:sz w:val="15"/>
+              </w:rPr>
+              <w:t xml:space="preserve">                $file = @{ '20' = 'lab3/def_v20_cross.sql'; '22' = 'lab3/def_v22_inverse.sql' }[$v]</w:t>
+            </w:r>
+          </w:p>
+          <w:p>
+            <w:pPr>
+              <w:spacing w:line="240" w:lineRule="auto"/>
+            </w:pPr>
+            <w:r>
+              <w:rPr>
+                <w:rFonts w:ascii="Courier New" w:hAnsi="Courier New" w:eastAsia="Courier New"/>
+                <w:sz w:val="15"/>
+              </w:rPr>
+              <w:t xml:space="preserve">                Say "&gt;&gt;&gt; Файл: $type (тип и операции варианта, вывод скрыт)"</w:t>
+            </w:r>
+          </w:p>
+          <w:p>
+            <w:pPr>
+              <w:spacing w:line="240" w:lineRule="auto"/>
+            </w:pPr>
+            <w:r>
+              <w:rPr>
+                <w:rFonts w:ascii="Courier New" w:hAnsi="Courier New" w:eastAsia="Courier New"/>
+                <w:sz w:val="15"/>
+              </w:rPr>
+              <w:t xml:space="preserve">                Run $type -Quiet</w:t>
+            </w:r>
+          </w:p>
+          <w:p>
+            <w:pPr>
+              <w:spacing w:line="240" w:lineRule="auto"/>
+            </w:pPr>
+            <w:r>
+              <w:rPr>
+                <w:rFonts w:ascii="Courier New" w:hAnsi="Courier New" w:eastAsia="Courier New"/>
+                <w:sz w:val="15"/>
+              </w:rPr>
+              <w:t xml:space="preserve">                Run $file $A[3] $A[4] -Stop</w:t>
+            </w:r>
+          </w:p>
+          <w:p>
+            <w:pPr>
+              <w:spacing w:line="240" w:lineRule="auto"/>
+            </w:pPr>
+            <w:r>
+              <w:rPr>
+                <w:rFonts w:ascii="Courier New" w:hAnsi="Courier New" w:eastAsia="Courier New"/>
+                <w:sz w:val="15"/>
+              </w:rPr>
+              <w:t xml:space="preserve">                if ($script:ExitCode -ne 0) { exit 1 }</w:t>
+            </w:r>
+          </w:p>
+          <w:p>
+            <w:pPr>
+              <w:spacing w:line="240" w:lineRule="auto"/>
+            </w:pPr>
+            <w:r>
+              <w:rPr>
+                <w:rFonts w:ascii="Courier New" w:hAnsi="Courier New" w:eastAsia="Courier New"/>
+                <w:sz w:val="15"/>
+              </w:rPr>
+              <w:t xml:space="preserve">            }</w:t>
+            </w:r>
+          </w:p>
+          <w:p>
+            <w:pPr>
+              <w:spacing w:line="240" w:lineRule="auto"/>
+            </w:pPr>
+            <w:r>
+              <w:rPr>
+                <w:rFonts w:ascii="Courier New" w:hAnsi="Courier New" w:eastAsia="Courier New"/>
+                <w:sz w:val="15"/>
+              </w:rPr>
+              <w:t xml:space="preserve">            default { Say 'ОШИБКА: ./help lr3 cmplx|20|22|def'; exit 1 }</w:t>
             </w:r>
           </w:p>
           <w:p>

--- a/reports/docx/ЛР6_вариант_20.docx
+++ b/reports/docx/ЛР6_вариант_20.docx
@@ -11023,6 +11023,402 @@
                 <w:rFonts w:ascii="Courier New" w:hAnsi="Courier New" w:eastAsia="Courier New"/>
                 <w:sz w:val="15"/>
               </w:rPr>
+              <w:t># дерево файлов проекта (аналог tree /f, но в UTF-8 - кириллица в именах выводится верно):</w:t>
+            </w:r>
+          </w:p>
+          <w:p>
+            <w:pPr>
+              <w:spacing w:line="240" w:lineRule="auto"/>
+            </w:pPr>
+            <w:r>
+              <w:rPr>
+                <w:rFonts w:ascii="Courier New" w:hAnsi="Courier New" w:eastAsia="Courier New"/>
+                <w:sz w:val="15"/>
+              </w:rPr>
+              <w:t># внутри папки сначала файлы, затем подпапки, порядок - по кодам символов (как в ./h tree);</w:t>
+            </w:r>
+          </w:p>
+          <w:p>
+            <w:pPr>
+              <w:spacing w:line="240" w:lineRule="auto"/>
+            </w:pPr>
+            <w:r>
+              <w:rPr>
+                <w:rFonts w:ascii="Courier New" w:hAnsi="Courier New" w:eastAsia="Courier New"/>
+                <w:sz w:val="15"/>
+              </w:rPr>
+              <w:t># $Tracked - файлы git (режим git), пусто - все файлы, кроме папки .git</w:t>
+            </w:r>
+          </w:p>
+          <w:p>
+            <w:pPr>
+              <w:spacing w:line="240" w:lineRule="auto"/>
+            </w:pPr>
+            <w:r>
+              <w:rPr>
+                <w:rFonts w:ascii="Courier New" w:hAnsi="Courier New" w:eastAsia="Courier New"/>
+                <w:sz w:val="15"/>
+              </w:rPr>
+              <w:t>$TreeCount = @{ dirs = 0; files = 0 }</w:t>
+            </w:r>
+          </w:p>
+          <w:p>
+            <w:pPr>
+              <w:spacing w:line="240" w:lineRule="auto"/>
+            </w:pPr>
+            <w:r>
+              <w:rPr>
+                <w:rFonts w:ascii="Courier New" w:hAnsi="Courier New" w:eastAsia="Courier New"/>
+                <w:sz w:val="15"/>
+              </w:rPr>
+              <w:t>function Show-Tree([string]$rel, [string]$prefix, $Tracked) {</w:t>
+            </w:r>
+          </w:p>
+          <w:p>
+            <w:pPr>
+              <w:spacing w:line="240" w:lineRule="auto"/>
+            </w:pPr>
+            <w:r>
+              <w:rPr>
+                <w:rFonts w:ascii="Courier New" w:hAnsi="Courier New" w:eastAsia="Courier New"/>
+                <w:sz w:val="15"/>
+              </w:rPr>
+              <w:t xml:space="preserve">    $path = if ($rel) { Join-Path $Root $rel } else { $Root }</w:t>
+            </w:r>
+          </w:p>
+          <w:p>
+            <w:pPr>
+              <w:spacing w:line="240" w:lineRule="auto"/>
+            </w:pPr>
+            <w:r>
+              <w:rPr>
+                <w:rFonts w:ascii="Courier New" w:hAnsi="Courier New" w:eastAsia="Courier New"/>
+                <w:sz w:val="15"/>
+              </w:rPr>
+              <w:t xml:space="preserve">    $files = @(); $dirs = @()</w:t>
+            </w:r>
+          </w:p>
+          <w:p>
+            <w:pPr>
+              <w:spacing w:line="240" w:lineRule="auto"/>
+            </w:pPr>
+            <w:r>
+              <w:rPr>
+                <w:rFonts w:ascii="Courier New" w:hAnsi="Courier New" w:eastAsia="Courier New"/>
+                <w:sz w:val="15"/>
+              </w:rPr>
+              <w:t xml:space="preserve">    foreach ($e in Get-ChildItem -LiteralPath $path -Force) {</w:t>
+            </w:r>
+          </w:p>
+          <w:p>
+            <w:pPr>
+              <w:spacing w:line="240" w:lineRule="auto"/>
+            </w:pPr>
+            <w:r>
+              <w:rPr>
+                <w:rFonts w:ascii="Courier New" w:hAnsi="Courier New" w:eastAsia="Courier New"/>
+                <w:sz w:val="15"/>
+              </w:rPr>
+              <w:t xml:space="preserve">        if ($e.Name -eq '.git') { continue }</w:t>
+            </w:r>
+          </w:p>
+          <w:p>
+            <w:pPr>
+              <w:spacing w:line="240" w:lineRule="auto"/>
+            </w:pPr>
+            <w:r>
+              <w:rPr>
+                <w:rFonts w:ascii="Courier New" w:hAnsi="Courier New" w:eastAsia="Courier New"/>
+                <w:sz w:val="15"/>
+              </w:rPr>
+              <w:t xml:space="preserve">        $r = if ($rel) { "$rel/$($e.Name)" } else { $e.Name }</w:t>
+            </w:r>
+          </w:p>
+          <w:p>
+            <w:pPr>
+              <w:spacing w:line="240" w:lineRule="auto"/>
+            </w:pPr>
+            <w:r>
+              <w:rPr>
+                <w:rFonts w:ascii="Courier New" w:hAnsi="Courier New" w:eastAsia="Courier New"/>
+                <w:sz w:val="15"/>
+              </w:rPr>
+              <w:t xml:space="preserve">        if ($e.PSIsContainer) {</w:t>
+            </w:r>
+          </w:p>
+          <w:p>
+            <w:pPr>
+              <w:spacing w:line="240" w:lineRule="auto"/>
+            </w:pPr>
+            <w:r>
+              <w:rPr>
+                <w:rFonts w:ascii="Courier New" w:hAnsi="Courier New" w:eastAsia="Courier New"/>
+                <w:sz w:val="15"/>
+              </w:rPr>
+              <w:t xml:space="preserve">            if ($Tracked -and -not ($Tracked.Keys | Where-Object { $_.StartsWith("$r/") } | Select-Object -First 1)) { continue }</w:t>
+            </w:r>
+          </w:p>
+          <w:p>
+            <w:pPr>
+              <w:spacing w:line="240" w:lineRule="auto"/>
+            </w:pPr>
+            <w:r>
+              <w:rPr>
+                <w:rFonts w:ascii="Courier New" w:hAnsi="Courier New" w:eastAsia="Courier New"/>
+                <w:sz w:val="15"/>
+              </w:rPr>
+              <w:t xml:space="preserve">            $dirs += $e.Name</w:t>
+            </w:r>
+          </w:p>
+          <w:p>
+            <w:pPr>
+              <w:spacing w:line="240" w:lineRule="auto"/>
+            </w:pPr>
+            <w:r>
+              <w:rPr>
+                <w:rFonts w:ascii="Courier New" w:hAnsi="Courier New" w:eastAsia="Courier New"/>
+                <w:sz w:val="15"/>
+              </w:rPr>
+              <w:t xml:space="preserve">        }</w:t>
+            </w:r>
+          </w:p>
+          <w:p>
+            <w:pPr>
+              <w:spacing w:line="240" w:lineRule="auto"/>
+            </w:pPr>
+            <w:r>
+              <w:rPr>
+                <w:rFonts w:ascii="Courier New" w:hAnsi="Courier New" w:eastAsia="Courier New"/>
+                <w:sz w:val="15"/>
+              </w:rPr>
+              <w:t xml:space="preserve">        else {</w:t>
+            </w:r>
+          </w:p>
+          <w:p>
+            <w:pPr>
+              <w:spacing w:line="240" w:lineRule="auto"/>
+            </w:pPr>
+            <w:r>
+              <w:rPr>
+                <w:rFonts w:ascii="Courier New" w:hAnsi="Courier New" w:eastAsia="Courier New"/>
+                <w:sz w:val="15"/>
+              </w:rPr>
+              <w:t xml:space="preserve">            if ($Tracked -and -not $Tracked.ContainsKey($r)) { continue }</w:t>
+            </w:r>
+          </w:p>
+          <w:p>
+            <w:pPr>
+              <w:spacing w:line="240" w:lineRule="auto"/>
+            </w:pPr>
+            <w:r>
+              <w:rPr>
+                <w:rFonts w:ascii="Courier New" w:hAnsi="Courier New" w:eastAsia="Courier New"/>
+                <w:sz w:val="15"/>
+              </w:rPr>
+              <w:t xml:space="preserve">            $files += $e.Name</w:t>
+            </w:r>
+          </w:p>
+          <w:p>
+            <w:pPr>
+              <w:spacing w:line="240" w:lineRule="auto"/>
+            </w:pPr>
+            <w:r>
+              <w:rPr>
+                <w:rFonts w:ascii="Courier New" w:hAnsi="Courier New" w:eastAsia="Courier New"/>
+                <w:sz w:val="15"/>
+              </w:rPr>
+              <w:t xml:space="preserve">        }</w:t>
+            </w:r>
+          </w:p>
+          <w:p>
+            <w:pPr>
+              <w:spacing w:line="240" w:lineRule="auto"/>
+            </w:pPr>
+            <w:r>
+              <w:rPr>
+                <w:rFonts w:ascii="Courier New" w:hAnsi="Courier New" w:eastAsia="Courier New"/>
+                <w:sz w:val="15"/>
+              </w:rPr>
+              <w:t xml:space="preserve">    }</w:t>
+            </w:r>
+          </w:p>
+          <w:p>
+            <w:pPr>
+              <w:spacing w:line="240" w:lineRule="auto"/>
+            </w:pPr>
+            <w:r>
+              <w:rPr>
+                <w:rFonts w:ascii="Courier New" w:hAnsi="Courier New" w:eastAsia="Courier New"/>
+                <w:sz w:val="15"/>
+              </w:rPr>
+              <w:t xml:space="preserve">    $files = [string[]]$files; [Array]::Sort($files, [StringComparer]::Ordinal)</w:t>
+            </w:r>
+          </w:p>
+          <w:p>
+            <w:pPr>
+              <w:spacing w:line="240" w:lineRule="auto"/>
+            </w:pPr>
+            <w:r>
+              <w:rPr>
+                <w:rFonts w:ascii="Courier New" w:hAnsi="Courier New" w:eastAsia="Courier New"/>
+                <w:sz w:val="15"/>
+              </w:rPr>
+              <w:t xml:space="preserve">    $dirs = [string[]]$dirs; [Array]::Sort($dirs, [StringComparer]::Ordinal)</w:t>
+            </w:r>
+          </w:p>
+          <w:p>
+            <w:pPr>
+              <w:spacing w:line="240" w:lineRule="auto"/>
+            </w:pPr>
+            <w:r>
+              <w:rPr>
+                <w:rFonts w:ascii="Courier New" w:hAnsi="Courier New" w:eastAsia="Courier New"/>
+                <w:sz w:val="15"/>
+              </w:rPr>
+              <w:t xml:space="preserve">    $bar = if ($dirs.Count) { '│   ' } else { '    ' }</w:t>
+            </w:r>
+          </w:p>
+          <w:p>
+            <w:pPr>
+              <w:spacing w:line="240" w:lineRule="auto"/>
+            </w:pPr>
+            <w:r>
+              <w:rPr>
+                <w:rFonts w:ascii="Courier New" w:hAnsi="Courier New" w:eastAsia="Courier New"/>
+                <w:sz w:val="15"/>
+              </w:rPr>
+              <w:t xml:space="preserve">    foreach ($f in $files) { Say ($prefix + $bar + $f); $script:TreeCount.files++ }</w:t>
+            </w:r>
+          </w:p>
+          <w:p>
+            <w:pPr>
+              <w:spacing w:line="240" w:lineRule="auto"/>
+            </w:pPr>
+            <w:r>
+              <w:rPr>
+                <w:rFonts w:ascii="Courier New" w:hAnsi="Courier New" w:eastAsia="Courier New"/>
+                <w:sz w:val="15"/>
+              </w:rPr>
+              <w:t xml:space="preserve">    if ($files.Count) { Say ($prefix + $bar).TrimEnd() }</w:t>
+            </w:r>
+          </w:p>
+          <w:p>
+            <w:pPr>
+              <w:spacing w:line="240" w:lineRule="auto"/>
+            </w:pPr>
+            <w:r>
+              <w:rPr>
+                <w:rFonts w:ascii="Courier New" w:hAnsi="Courier New" w:eastAsia="Courier New"/>
+                <w:sz w:val="15"/>
+              </w:rPr>
+              <w:t xml:space="preserve">    for ($i = 0; $i -lt $dirs.Count; $i++) {</w:t>
+            </w:r>
+          </w:p>
+          <w:p>
+            <w:pPr>
+              <w:spacing w:line="240" w:lineRule="auto"/>
+            </w:pPr>
+            <w:r>
+              <w:rPr>
+                <w:rFonts w:ascii="Courier New" w:hAnsi="Courier New" w:eastAsia="Courier New"/>
+                <w:sz w:val="15"/>
+              </w:rPr>
+              <w:t xml:space="preserve">        $last = $i -eq $dirs.Count - 1</w:t>
+            </w:r>
+          </w:p>
+          <w:p>
+            <w:pPr>
+              <w:spacing w:line="240" w:lineRule="auto"/>
+            </w:pPr>
+            <w:r>
+              <w:rPr>
+                <w:rFonts w:ascii="Courier New" w:hAnsi="Courier New" w:eastAsia="Courier New"/>
+                <w:sz w:val="15"/>
+              </w:rPr>
+              <w:t xml:space="preserve">        Say ($prefix + $(if ($last) { '└───' } else { '├───' }) + $dirs[$i])</w:t>
+            </w:r>
+          </w:p>
+          <w:p>
+            <w:pPr>
+              <w:spacing w:line="240" w:lineRule="auto"/>
+            </w:pPr>
+            <w:r>
+              <w:rPr>
+                <w:rFonts w:ascii="Courier New" w:hAnsi="Courier New" w:eastAsia="Courier New"/>
+                <w:sz w:val="15"/>
+              </w:rPr>
+              <w:t xml:space="preserve">        $script:TreeCount.dirs++</w:t>
+            </w:r>
+          </w:p>
+          <w:p>
+            <w:pPr>
+              <w:spacing w:line="240" w:lineRule="auto"/>
+            </w:pPr>
+            <w:r>
+              <w:rPr>
+                <w:rFonts w:ascii="Courier New" w:hAnsi="Courier New" w:eastAsia="Courier New"/>
+                <w:sz w:val="15"/>
+              </w:rPr>
+              <w:t xml:space="preserve">        $sub = if ($rel) { "$rel/$($dirs[$i])" } else { $dirs[$i] }</w:t>
+            </w:r>
+          </w:p>
+          <w:p>
+            <w:pPr>
+              <w:spacing w:line="240" w:lineRule="auto"/>
+            </w:pPr>
+            <w:r>
+              <w:rPr>
+                <w:rFonts w:ascii="Courier New" w:hAnsi="Courier New" w:eastAsia="Courier New"/>
+                <w:sz w:val="15"/>
+              </w:rPr>
+              <w:t xml:space="preserve">        Show-Tree $sub ($prefix + $(if ($last) { '    ' } else { '│   ' })) $Tracked</w:t>
+            </w:r>
+          </w:p>
+          <w:p>
+            <w:pPr>
+              <w:spacing w:line="240" w:lineRule="auto"/>
+            </w:pPr>
+            <w:r>
+              <w:rPr>
+                <w:rFonts w:ascii="Courier New" w:hAnsi="Courier New" w:eastAsia="Courier New"/>
+                <w:sz w:val="15"/>
+              </w:rPr>
+              <w:t xml:space="preserve">    }</w:t>
+            </w:r>
+          </w:p>
+          <w:p>
+            <w:pPr>
+              <w:spacing w:line="240" w:lineRule="auto"/>
+            </w:pPr>
+            <w:r>
+              <w:rPr>
+                <w:rFonts w:ascii="Courier New" w:hAnsi="Courier New" w:eastAsia="Courier New"/>
+                <w:sz w:val="15"/>
+              </w:rPr>
+              <w:t>}</w:t>
+            </w:r>
+          </w:p>
+          <w:p>
+            <w:pPr>
+              <w:spacing w:line="240" w:lineRule="auto"/>
+            </w:pPr>
+            <w:r>
+              <w:rPr>
+                <w:rFonts w:ascii="Courier New" w:hAnsi="Courier New" w:eastAsia="Courier New"/>
+                <w:sz w:val="15"/>
+              </w:rPr>
+              <w:t xml:space="preserve"> </w:t>
+            </w:r>
+          </w:p>
+          <w:p>
+            <w:pPr>
+              <w:spacing w:line="240" w:lineRule="auto"/>
+            </w:pPr>
+            <w:r>
+              <w:rPr>
+                <w:rFonts w:ascii="Courier New" w:hAnsi="Courier New" w:eastAsia="Courier New"/>
+                <w:sz w:val="15"/>
+              </w:rPr>
               <w:t>function Show-Menu([switch]$NoExample) {</w:t>
             </w:r>
           </w:p>
@@ -12991,6 +13387,30 @@
                 <w:rFonts w:ascii="Courier New" w:hAnsi="Courier New" w:eastAsia="Courier New"/>
                 <w:sz w:val="15"/>
               </w:rPr>
+              <w:t xml:space="preserve">  ./help tree [all|git] [папка] - дерево файлов проекта (как tree /f, кириллица в UTF-8): all - все файлы, кроме .git (по умолч.), git - только файлы git</w:t>
+            </w:r>
+          </w:p>
+          <w:p>
+            <w:pPr>
+              <w:spacing w:line="240" w:lineRule="auto"/>
+            </w:pPr>
+            <w:r>
+              <w:rPr>
+                <w:rFonts w:ascii="Courier New" w:hAnsi="Courier New" w:eastAsia="Courier New"/>
+                <w:sz w:val="15"/>
+              </w:rPr>
+              <w:t xml:space="preserve">                                         пример: ./help tree      ./help tree git      ./help tree all lab3</w:t>
+            </w:r>
+          </w:p>
+          <w:p>
+            <w:pPr>
+              <w:spacing w:line="240" w:lineRule="auto"/>
+            </w:pPr>
+            <w:r>
+              <w:rPr>
+                <w:rFonts w:ascii="Courier New" w:hAnsi="Courier New" w:eastAsia="Courier New"/>
+                <w:sz w:val="15"/>
+              </w:rPr>
               <w:t>'@</w:t>
             </w:r>
           </w:p>
@@ -13207,7 +13627,7 @@
                 <w:rFonts w:ascii="Courier New" w:hAnsi="Courier New" w:eastAsia="Courier New"/>
                 <w:sz w:val="15"/>
               </w:rPr>
-              <w:t xml:space="preserve">  ./help short sql       - запуск SQL-файлов, консоль psql, отчёты (файл.sql, psql, reports)</w:t>
+              <w:t xml:space="preserve">  ./help short sql       - запуск SQL-файлов, консоль psql, отчёты, дерево проекта (файл.sql, psql, reports, tree)</w:t>
             </w:r>
           </w:p>
           <w:p>
@@ -13784,6 +14204,282 @@
                 <w:sz w:val="15"/>
               </w:rPr>
               <w:t xml:space="preserve">    if ($Ex) { exit 0 } else { exit 1 }</w:t>
+            </w:r>
+          </w:p>
+          <w:p>
+            <w:pPr>
+              <w:spacing w:line="240" w:lineRule="auto"/>
+            </w:pPr>
+            <w:r>
+              <w:rPr>
+                <w:rFonts w:ascii="Courier New" w:hAnsi="Courier New" w:eastAsia="Courier New"/>
+                <w:sz w:val="15"/>
+              </w:rPr>
+              <w:t>}</w:t>
+            </w:r>
+          </w:p>
+          <w:p>
+            <w:pPr>
+              <w:spacing w:line="240" w:lineRule="auto"/>
+            </w:pPr>
+            <w:r>
+              <w:rPr>
+                <w:rFonts w:ascii="Courier New" w:hAnsi="Courier New" w:eastAsia="Courier New"/>
+                <w:sz w:val="15"/>
+              </w:rPr>
+              <w:t xml:space="preserve"> </w:t>
+            </w:r>
+          </w:p>
+          <w:p>
+            <w:pPr>
+              <w:spacing w:line="240" w:lineRule="auto"/>
+            </w:pPr>
+            <w:r>
+              <w:rPr>
+                <w:rFonts w:ascii="Courier New" w:hAnsi="Courier New" w:eastAsia="Courier New"/>
+                <w:sz w:val="15"/>
+              </w:rPr>
+              <w:t># ./help tree [all|git] [папка] - дерево файлов проекта</w:t>
+            </w:r>
+          </w:p>
+          <w:p>
+            <w:pPr>
+              <w:spacing w:line="240" w:lineRule="auto"/>
+            </w:pPr>
+            <w:r>
+              <w:rPr>
+                <w:rFonts w:ascii="Courier New" w:hAnsi="Courier New" w:eastAsia="Courier New"/>
+                <w:sz w:val="15"/>
+              </w:rPr>
+              <w:t>if ($A[0] -eq 'tree') {</w:t>
+            </w:r>
+          </w:p>
+          <w:p>
+            <w:pPr>
+              <w:spacing w:line="240" w:lineRule="auto"/>
+            </w:pPr>
+            <w:r>
+              <w:rPr>
+                <w:rFonts w:ascii="Courier New" w:hAnsi="Courier New" w:eastAsia="Courier New"/>
+                <w:sz w:val="15"/>
+              </w:rPr>
+              <w:t xml:space="preserve">    $mode = if ($A[1]) { $A[1] } else { 'all' }</w:t>
+            </w:r>
+          </w:p>
+          <w:p>
+            <w:pPr>
+              <w:spacing w:line="240" w:lineRule="auto"/>
+            </w:pPr>
+            <w:r>
+              <w:rPr>
+                <w:rFonts w:ascii="Courier New" w:hAnsi="Courier New" w:eastAsia="Courier New"/>
+                <w:sz w:val="15"/>
+              </w:rPr>
+              <w:t xml:space="preserve">    if ($Argv.Count -gt 3 -or $mode -notin 'all', 'git') {</w:t>
+            </w:r>
+          </w:p>
+          <w:p>
+            <w:pPr>
+              <w:spacing w:line="240" w:lineRule="auto"/>
+            </w:pPr>
+            <w:r>
+              <w:rPr>
+                <w:rFonts w:ascii="Courier New" w:hAnsi="Courier New" w:eastAsia="Courier New"/>
+                <w:sz w:val="15"/>
+              </w:rPr>
+              <w:t xml:space="preserve">        Say 'ОШИБКА: ./help tree [all|git] [папка]   (all - все файлы, кроме .git; git - только файлы git)'</w:t>
+            </w:r>
+          </w:p>
+          <w:p>
+            <w:pPr>
+              <w:spacing w:line="240" w:lineRule="auto"/>
+            </w:pPr>
+            <w:r>
+              <w:rPr>
+                <w:rFonts w:ascii="Courier New" w:hAnsi="Courier New" w:eastAsia="Courier New"/>
+                <w:sz w:val="15"/>
+              </w:rPr>
+              <w:t xml:space="preserve">        exit 1</w:t>
+            </w:r>
+          </w:p>
+          <w:p>
+            <w:pPr>
+              <w:spacing w:line="240" w:lineRule="auto"/>
+            </w:pPr>
+            <w:r>
+              <w:rPr>
+                <w:rFonts w:ascii="Courier New" w:hAnsi="Courier New" w:eastAsia="Courier New"/>
+                <w:sz w:val="15"/>
+              </w:rPr>
+              <w:t xml:space="preserve">    }</w:t>
+            </w:r>
+          </w:p>
+          <w:p>
+            <w:pPr>
+              <w:spacing w:line="240" w:lineRule="auto"/>
+            </w:pPr>
+            <w:r>
+              <w:rPr>
+                <w:rFonts w:ascii="Courier New" w:hAnsi="Courier New" w:eastAsia="Courier New"/>
+                <w:sz w:val="15"/>
+              </w:rPr>
+              <w:t xml:space="preserve">    $rel = ($A[2] -replace '\\', '/').Trim('/')</w:t>
+            </w:r>
+          </w:p>
+          <w:p>
+            <w:pPr>
+              <w:spacing w:line="240" w:lineRule="auto"/>
+            </w:pPr>
+            <w:r>
+              <w:rPr>
+                <w:rFonts w:ascii="Courier New" w:hAnsi="Courier New" w:eastAsia="Courier New"/>
+                <w:sz w:val="15"/>
+              </w:rPr>
+              <w:t xml:space="preserve">    if ($rel -and -not (Test-Path -LiteralPath (Join-Path $Root $rel) -PathType Container)) {</w:t>
+            </w:r>
+          </w:p>
+          <w:p>
+            <w:pPr>
+              <w:spacing w:line="240" w:lineRule="auto"/>
+            </w:pPr>
+            <w:r>
+              <w:rPr>
+                <w:rFonts w:ascii="Courier New" w:hAnsi="Courier New" w:eastAsia="Courier New"/>
+                <w:sz w:val="15"/>
+              </w:rPr>
+              <w:t xml:space="preserve">        Say "ОШИБКА: нет папки $($A[2]) в проекте"</w:t>
+            </w:r>
+          </w:p>
+          <w:p>
+            <w:pPr>
+              <w:spacing w:line="240" w:lineRule="auto"/>
+            </w:pPr>
+            <w:r>
+              <w:rPr>
+                <w:rFonts w:ascii="Courier New" w:hAnsi="Courier New" w:eastAsia="Courier New"/>
+                <w:sz w:val="15"/>
+              </w:rPr>
+              <w:t xml:space="preserve">        exit 1</w:t>
+            </w:r>
+          </w:p>
+          <w:p>
+            <w:pPr>
+              <w:spacing w:line="240" w:lineRule="auto"/>
+            </w:pPr>
+            <w:r>
+              <w:rPr>
+                <w:rFonts w:ascii="Courier New" w:hAnsi="Courier New" w:eastAsia="Courier New"/>
+                <w:sz w:val="15"/>
+              </w:rPr>
+              <w:t xml:space="preserve">    }</w:t>
+            </w:r>
+          </w:p>
+          <w:p>
+            <w:pPr>
+              <w:spacing w:line="240" w:lineRule="auto"/>
+            </w:pPr>
+            <w:r>
+              <w:rPr>
+                <w:rFonts w:ascii="Courier New" w:hAnsi="Courier New" w:eastAsia="Courier New"/>
+                <w:sz w:val="15"/>
+              </w:rPr>
+              <w:t xml:space="preserve">    $tracked = $null</w:t>
+            </w:r>
+          </w:p>
+          <w:p>
+            <w:pPr>
+              <w:spacing w:line="240" w:lineRule="auto"/>
+            </w:pPr>
+            <w:r>
+              <w:rPr>
+                <w:rFonts w:ascii="Courier New" w:hAnsi="Courier New" w:eastAsia="Courier New"/>
+                <w:sz w:val="15"/>
+              </w:rPr>
+              <w:t xml:space="preserve">    if ($mode -eq 'git') {</w:t>
+            </w:r>
+          </w:p>
+          <w:p>
+            <w:pPr>
+              <w:spacing w:line="240" w:lineRule="auto"/>
+            </w:pPr>
+            <w:r>
+              <w:rPr>
+                <w:rFonts w:ascii="Courier New" w:hAnsi="Courier New" w:eastAsia="Courier New"/>
+                <w:sz w:val="15"/>
+              </w:rPr>
+              <w:t xml:space="preserve">        $tracked = @{}</w:t>
+            </w:r>
+          </w:p>
+          <w:p>
+            <w:pPr>
+              <w:spacing w:line="240" w:lineRule="auto"/>
+            </w:pPr>
+            <w:r>
+              <w:rPr>
+                <w:rFonts w:ascii="Courier New" w:hAnsi="Courier New" w:eastAsia="Courier New"/>
+                <w:sz w:val="15"/>
+              </w:rPr>
+              <w:t xml:space="preserve">        foreach ($f in (&amp; git -C $Root -c core.quotepath=false ls-files)) { $tracked[$f] = $true }</w:t>
+            </w:r>
+          </w:p>
+          <w:p>
+            <w:pPr>
+              <w:spacing w:line="240" w:lineRule="auto"/>
+            </w:pPr>
+            <w:r>
+              <w:rPr>
+                <w:rFonts w:ascii="Courier New" w:hAnsi="Courier New" w:eastAsia="Courier New"/>
+                <w:sz w:val="15"/>
+              </w:rPr>
+              <w:t xml:space="preserve">    }</w:t>
+            </w:r>
+          </w:p>
+          <w:p>
+            <w:pPr>
+              <w:spacing w:line="240" w:lineRule="auto"/>
+            </w:pPr>
+            <w:r>
+              <w:rPr>
+                <w:rFonts w:ascii="Courier New" w:hAnsi="Courier New" w:eastAsia="Courier New"/>
+                <w:sz w:val="15"/>
+              </w:rPr>
+              <w:t xml:space="preserve">    Say ('Дерево проекта: ' + $(if ($rel) { $rel } else { '.' }) + $(if ($mode -eq 'git') { ' (файлы git)' } else { ' (все файлы, кроме .git)' }))</w:t>
+            </w:r>
+          </w:p>
+          <w:p>
+            <w:pPr>
+              <w:spacing w:line="240" w:lineRule="auto"/>
+            </w:pPr>
+            <w:r>
+              <w:rPr>
+                <w:rFonts w:ascii="Courier New" w:hAnsi="Courier New" w:eastAsia="Courier New"/>
+                <w:sz w:val="15"/>
+              </w:rPr>
+              <w:t xml:space="preserve">    Show-Tree $rel '' $tracked</w:t>
+            </w:r>
+          </w:p>
+          <w:p>
+            <w:pPr>
+              <w:spacing w:line="240" w:lineRule="auto"/>
+            </w:pPr>
+            <w:r>
+              <w:rPr>
+                <w:rFonts w:ascii="Courier New" w:hAnsi="Courier New" w:eastAsia="Courier New"/>
+                <w:sz w:val="15"/>
+              </w:rPr>
+              <w:t xml:space="preserve">    Say ("Папок: $($TreeCount.dirs), файлов: $($TreeCount.files)")</w:t>
+            </w:r>
+          </w:p>
+          <w:p>
+            <w:pPr>
+              <w:spacing w:line="240" w:lineRule="auto"/>
+            </w:pPr>
+            <w:r>
+              <w:rPr>
+                <w:rFonts w:ascii="Courier New" w:hAnsi="Courier New" w:eastAsia="Courier New"/>
+                <w:sz w:val="15"/>
+              </w:rPr>
+              <w:t xml:space="preserve">    exit 0</w:t>
             </w:r>
           </w:p>
           <w:p>
